--- a/reports/Taxi_Analytics_Report_Template.docx
+++ b/reports/Taxi_Analytics_Report_Template.docx
@@ -65,7 +65,7 @@
           <w:sz w:val="24"/>
           <w:szCs w:val="24"/>
         </w:rPr>
-        <w:t xml:space="preserve">Prepared by: [Your Name]</w:t>
+        <w:t xml:space="preserve">Prepared by: Fulgence Muhirwa</w:t>
       </w:r>
     </w:p>
     <w:p>
@@ -78,7 +78,7 @@
           <w:sz w:val="24"/>
           <w:szCs w:val="24"/>
         </w:rPr>
-        <w:t xml:space="preserve">Course / Module: [Course Name]</w:t>
+        <w:t xml:space="preserve">Course / Module: Big Data Essentials</w:t>
       </w:r>
     </w:p>
     <w:p>
@@ -91,7 +91,7 @@
           <w:sz w:val="24"/>
           <w:szCs w:val="24"/>
         </w:rPr>
-        <w:t xml:space="preserve">Instructor: [Instructor Name]</w:t>
+        <w:t xml:space="preserve">Instructor: Dr. Kundan Kumar</w:t>
       </w:r>
     </w:p>
     <w:p>
@@ -104,7 +104,7 @@
           <w:sz w:val="24"/>
           <w:szCs w:val="24"/>
         </w:rPr>
-        <w:t xml:space="preserve">Submission Date: [Date]</w:t>
+        <w:t xml:space="preserve">Submission Date: August 30, 2026</w:t>
       </w:r>
     </w:p>
     <w:p>
@@ -118,7 +118,7 @@
           <w:sz w:val="22"/>
           <w:szCs w:val="22"/>
         </w:rPr>
-        <w:t xml:space="preserve">Source code: [GitHub / Google Drive link]</w:t>
+        <w:t xml:space="preserve">Source code: https://github.com/Mfulgence/bigdata_essentials.git</w:t>
       </w:r>
     </w:p>
     <w:p>

--- a/reports/Taxi_Analytics_Report_Template.docx
+++ b/reports/Taxi_Analytics_Report_Template.docx
@@ -224,6 +224,31 @@
     </w:p>
     <w:p>
       <w:pPr>
+        <w:pBdr>
+          <w:left w:val="single" w:color="1F4E79" w:sz="12" w:space="8"/>
+        </w:pBdr>
+        <w:shd w:fill="E8EEF4" w:val="clear"/>
+        <w:spacing w:after="200"/>
+      </w:pPr>
+      <w:r>
+        <w:rPr>
+          <w:b/>
+          <w:bCs/>
+          <w:color w:val="1F4E79"/>
+        </w:rPr>
+        <w:t xml:space="preserve">REAL-DATA NOTE: </w:t>
+      </w:r>
+      <w:r>
+        <w:rPr>
+          <w:i/>
+          <w:iCs/>
+          <w:color w:val="595959"/>
+        </w:rPr>
+        <w:t xml:space="preserve">Sections 3, 6, 9, 12, and 13 below are already filled in with results computed from the full, real NYC TLC Yellow Taxi dataset for January-March 2026 (11,077,206 raw trip records, 10,448,162 after cleaning). These were produced by running this project's actual mappers/ and reducers/ scripts, unmodified, via the mapper | sort | reducer pipeline described in WALKTHROUGH.md Step 5 -- the exact local stand-in for Hadoop Streaming, using the same code and the same sorted-by-key contract a real cluster run would use. Sections 4, 5, 10, and 11, and the Hadoop MapReduce column in Section 12, still show placeholders: those need real `hdfs dfs` / `hadoop jar` / YARN ResourceManager evidence, which requires an actual running cluster. Before submitting, you still need to: (1) load this exact dataset into your real HDFS, (2) run the `hadoop jar` commands in commands.txt so the same analytical results come out of your own cluster, and (3) capture the HDFS/YARN screenshots those sections still need.</w:t>
+      </w:r>
+    </w:p>
+    <w:p>
+      <w:pPr>
         <w:pStyle w:val="Heading1"/>
         <w:pageBreakBefore/>
         <w:spacing w:after="200" w:before="0"/>
@@ -291,27 +316,10 @@
     </w:p>
     <w:p>
       <w:pPr>
-        <w:pBdr>
-          <w:left w:val="single" w:color="B7472A" w:sz="12" w:space="8"/>
-        </w:pBdr>
-        <w:shd w:fill="F2F2F2" w:val="clear"/>
-        <w:spacing w:after="200"/>
-      </w:pPr>
-      <w:r>
-        <w:rPr>
-          <w:b/>
-          <w:bCs/>
-          <w:color w:val="B7472A"/>
-        </w:rPr>
-        <w:t xml:space="preserve">TODO: </w:t>
-      </w:r>
-      <w:r>
-        <w:rPr>
-          <w:i/>
-          <w:iCs/>
-          <w:color w:val="595959"/>
-        </w:rPr>
-        <w:t xml:space="preserve">Fill in the specific months you used and the totals below.</w:t>
+        <w:spacing w:after="160"/>
+      </w:pPr>
+      <w:r>
+        <w:t xml:space="preserve">Three consecutive months were used: January, February, and March 2026 — comfortably clearing the assignment's "at least 5 million trip records" threshold on its own.</w:t>
       </w:r>
     </w:p>
     <w:tbl>
@@ -487,7 +495,7 @@
                 <w:sz w:val="20"/>
                 <w:szCs w:val="20"/>
               </w:rPr>
-              <w:t xml:space="preserve">[e.g. 2024-01]</w:t>
+              <w:t xml:space="preserve">2026-01</w:t>
             </w:r>
           </w:p>
         </w:tc>
@@ -500,25 +508,23 @@
               <w:bottom w:val="single" w:color="BFBFBF" w:sz="2"/>
               <w:right w:val="single" w:color="BFBFBF" w:sz="2"/>
             </w:tcBorders>
-            <w:shd w:fill="F2F2F2" w:val="clear"/>
-            <w:tcMar>
-              <w:top w:type="dxa" w:w="100"/>
-              <w:left w:type="dxa" w:w="120"/>
-              <w:bottom w:type="dxa" w:w="100"/>
-              <w:right w:type="dxa" w:w="120"/>
-            </w:tcMar>
-            <w:vAlign w:val="center"/>
-          </w:tcPr>
-          <w:p>
-            <w:r>
-              <w:rPr>
-                <w:i/>
-                <w:iCs/>
-                <w:color w:val="595959"/>
-                <w:sz w:val="20"/>
-                <w:szCs w:val="20"/>
-              </w:rPr>
-              <w:t xml:space="preserve">[__ MB]</w:t>
+            <w:tcMar>
+              <w:top w:type="dxa" w:w="100"/>
+              <w:left w:type="dxa" w:w="120"/>
+              <w:bottom w:type="dxa" w:w="100"/>
+              <w:right w:type="dxa" w:w="120"/>
+            </w:tcMar>
+            <w:vAlign w:val="center"/>
+          </w:tcPr>
+          <w:p>
+            <w:r>
+              <w:rPr>
+                <w:i w:val="false"/>
+                <w:iCs w:val="false"/>
+                <w:sz w:val="20"/>
+                <w:szCs w:val="20"/>
+              </w:rPr>
+              <w:t xml:space="preserve">61.2 MB</w:t>
             </w:r>
           </w:p>
         </w:tc>
@@ -531,25 +537,23 @@
               <w:bottom w:val="single" w:color="BFBFBF" w:sz="2"/>
               <w:right w:val="single" w:color="BFBFBF" w:sz="2"/>
             </w:tcBorders>
-            <w:shd w:fill="F2F2F2" w:val="clear"/>
-            <w:tcMar>
-              <w:top w:type="dxa" w:w="100"/>
-              <w:left w:type="dxa" w:w="120"/>
-              <w:bottom w:type="dxa" w:w="100"/>
-              <w:right w:type="dxa" w:w="120"/>
-            </w:tcMar>
-            <w:vAlign w:val="center"/>
-          </w:tcPr>
-          <w:p>
-            <w:r>
-              <w:rPr>
-                <w:i/>
-                <w:iCs/>
-                <w:color w:val="595959"/>
-                <w:sz w:val="20"/>
-                <w:szCs w:val="20"/>
-              </w:rPr>
-              <w:t xml:space="preserve">[__ MB]</w:t>
+            <w:tcMar>
+              <w:top w:type="dxa" w:w="100"/>
+              <w:left w:type="dxa" w:w="120"/>
+              <w:bottom w:type="dxa" w:w="100"/>
+              <w:right w:type="dxa" w:w="120"/>
+            </w:tcMar>
+            <w:vAlign w:val="center"/>
+          </w:tcPr>
+          <w:p>
+            <w:r>
+              <w:rPr>
+                <w:i w:val="false"/>
+                <w:iCs w:val="false"/>
+                <w:sz w:val="20"/>
+                <w:szCs w:val="20"/>
+              </w:rPr>
+              <w:t xml:space="preserve">389.0 MB</w:t>
             </w:r>
           </w:p>
         </w:tc>
@@ -562,25 +566,23 @@
               <w:bottom w:val="single" w:color="BFBFBF" w:sz="2"/>
               <w:right w:val="single" w:color="BFBFBF" w:sz="2"/>
             </w:tcBorders>
-            <w:shd w:fill="F2F2F2" w:val="clear"/>
-            <w:tcMar>
-              <w:top w:type="dxa" w:w="100"/>
-              <w:left w:type="dxa" w:w="120"/>
-              <w:bottom w:type="dxa" w:w="100"/>
-              <w:right w:type="dxa" w:w="120"/>
-            </w:tcMar>
-            <w:vAlign w:val="center"/>
-          </w:tcPr>
-          <w:p>
-            <w:r>
-              <w:rPr>
-                <w:i/>
-                <w:iCs/>
-                <w:color w:val="595959"/>
-                <w:sz w:val="20"/>
-                <w:szCs w:val="20"/>
-              </w:rPr>
-              <w:t xml:space="preserve">[__ rows]</w:t>
+            <w:tcMar>
+              <w:top w:type="dxa" w:w="100"/>
+              <w:left w:type="dxa" w:w="120"/>
+              <w:bottom w:type="dxa" w:w="100"/>
+              <w:right w:type="dxa" w:w="120"/>
+            </w:tcMar>
+            <w:vAlign w:val="center"/>
+          </w:tcPr>
+          <w:p>
+            <w:r>
+              <w:rPr>
+                <w:i w:val="false"/>
+                <w:iCs w:val="false"/>
+                <w:sz w:val="20"/>
+                <w:szCs w:val="20"/>
+              </w:rPr>
+              <w:t xml:space="preserve">3,724,889</w:t>
             </w:r>
           </w:p>
         </w:tc>
@@ -611,7 +613,7 @@
                 <w:sz w:val="20"/>
                 <w:szCs w:val="20"/>
               </w:rPr>
-              <w:t xml:space="preserve">[e.g. 2024-02]</w:t>
+              <w:t xml:space="preserve">2026-02</w:t>
             </w:r>
           </w:p>
         </w:tc>
@@ -624,25 +626,23 @@
               <w:bottom w:val="single" w:color="BFBFBF" w:sz="2"/>
               <w:right w:val="single" w:color="BFBFBF" w:sz="2"/>
             </w:tcBorders>
-            <w:shd w:fill="F2F2F2" w:val="clear"/>
-            <w:tcMar>
-              <w:top w:type="dxa" w:w="100"/>
-              <w:left w:type="dxa" w:w="120"/>
-              <w:bottom w:type="dxa" w:w="100"/>
-              <w:right w:type="dxa" w:w="120"/>
-            </w:tcMar>
-            <w:vAlign w:val="center"/>
-          </w:tcPr>
-          <w:p>
-            <w:r>
-              <w:rPr>
-                <w:i/>
-                <w:iCs/>
-                <w:color w:val="595959"/>
-                <w:sz w:val="20"/>
-                <w:szCs w:val="20"/>
-              </w:rPr>
-              <w:t xml:space="preserve">[__ MB]</w:t>
+            <w:tcMar>
+              <w:top w:type="dxa" w:w="100"/>
+              <w:left w:type="dxa" w:w="120"/>
+              <w:bottom w:type="dxa" w:w="100"/>
+              <w:right w:type="dxa" w:w="120"/>
+            </w:tcMar>
+            <w:vAlign w:val="center"/>
+          </w:tcPr>
+          <w:p>
+            <w:r>
+              <w:rPr>
+                <w:i w:val="false"/>
+                <w:iCs w:val="false"/>
+                <w:sz w:val="20"/>
+                <w:szCs w:val="20"/>
+              </w:rPr>
+              <w:t xml:space="preserve">56.0 MB</w:t>
             </w:r>
           </w:p>
         </w:tc>
@@ -655,25 +655,23 @@
               <w:bottom w:val="single" w:color="BFBFBF" w:sz="2"/>
               <w:right w:val="single" w:color="BFBFBF" w:sz="2"/>
             </w:tcBorders>
-            <w:shd w:fill="F2F2F2" w:val="clear"/>
-            <w:tcMar>
-              <w:top w:type="dxa" w:w="100"/>
-              <w:left w:type="dxa" w:w="120"/>
-              <w:bottom w:type="dxa" w:w="100"/>
-              <w:right w:type="dxa" w:w="120"/>
-            </w:tcMar>
-            <w:vAlign w:val="center"/>
-          </w:tcPr>
-          <w:p>
-            <w:r>
-              <w:rPr>
-                <w:i/>
-                <w:iCs/>
-                <w:color w:val="595959"/>
-                <w:sz w:val="20"/>
-                <w:szCs w:val="20"/>
-              </w:rPr>
-              <w:t xml:space="preserve">[__ MB]</w:t>
+            <w:tcMar>
+              <w:top w:type="dxa" w:w="100"/>
+              <w:left w:type="dxa" w:w="120"/>
+              <w:bottom w:type="dxa" w:w="100"/>
+              <w:right w:type="dxa" w:w="120"/>
+            </w:tcMar>
+            <w:vAlign w:val="center"/>
+          </w:tcPr>
+          <w:p>
+            <w:r>
+              <w:rPr>
+                <w:i w:val="false"/>
+                <w:iCs w:val="false"/>
+                <w:sz w:val="20"/>
+                <w:szCs w:val="20"/>
+              </w:rPr>
+              <w:t xml:space="preserve">355.3 MB</w:t>
             </w:r>
           </w:p>
         </w:tc>
@@ -686,25 +684,23 @@
               <w:bottom w:val="single" w:color="BFBFBF" w:sz="2"/>
               <w:right w:val="single" w:color="BFBFBF" w:sz="2"/>
             </w:tcBorders>
-            <w:shd w:fill="F2F2F2" w:val="clear"/>
-            <w:tcMar>
-              <w:top w:type="dxa" w:w="100"/>
-              <w:left w:type="dxa" w:w="120"/>
-              <w:bottom w:type="dxa" w:w="100"/>
-              <w:right w:type="dxa" w:w="120"/>
-            </w:tcMar>
-            <w:vAlign w:val="center"/>
-          </w:tcPr>
-          <w:p>
-            <w:r>
-              <w:rPr>
-                <w:i/>
-                <w:iCs/>
-                <w:color w:val="595959"/>
-                <w:sz w:val="20"/>
-                <w:szCs w:val="20"/>
-              </w:rPr>
-              <w:t xml:space="preserve">[__ rows]</w:t>
+            <w:tcMar>
+              <w:top w:type="dxa" w:w="100"/>
+              <w:left w:type="dxa" w:w="120"/>
+              <w:bottom w:type="dxa" w:w="100"/>
+              <w:right w:type="dxa" w:w="120"/>
+            </w:tcMar>
+            <w:vAlign w:val="center"/>
+          </w:tcPr>
+          <w:p>
+            <w:r>
+              <w:rPr>
+                <w:i w:val="false"/>
+                <w:iCs w:val="false"/>
+                <w:sz w:val="20"/>
+                <w:szCs w:val="20"/>
+              </w:rPr>
+              <w:t xml:space="preserve">3,399,866</w:t>
             </w:r>
           </w:p>
         </w:tc>
@@ -735,7 +731,7 @@
                 <w:sz w:val="20"/>
                 <w:szCs w:val="20"/>
               </w:rPr>
-              <w:t xml:space="preserve">[e.g. 2024-03]</w:t>
+              <w:t xml:space="preserve">2026-03</w:t>
             </w:r>
           </w:p>
         </w:tc>
@@ -748,25 +744,23 @@
               <w:bottom w:val="single" w:color="BFBFBF" w:sz="2"/>
               <w:right w:val="single" w:color="BFBFBF" w:sz="2"/>
             </w:tcBorders>
-            <w:shd w:fill="F2F2F2" w:val="clear"/>
-            <w:tcMar>
-              <w:top w:type="dxa" w:w="100"/>
-              <w:left w:type="dxa" w:w="120"/>
-              <w:bottom w:type="dxa" w:w="100"/>
-              <w:right w:type="dxa" w:w="120"/>
-            </w:tcMar>
-            <w:vAlign w:val="center"/>
-          </w:tcPr>
-          <w:p>
-            <w:r>
-              <w:rPr>
-                <w:i/>
-                <w:iCs/>
-                <w:color w:val="595959"/>
-                <w:sz w:val="20"/>
-                <w:szCs w:val="20"/>
-              </w:rPr>
-              <w:t xml:space="preserve">[__ MB]</w:t>
+            <w:tcMar>
+              <w:top w:type="dxa" w:w="100"/>
+              <w:left w:type="dxa" w:w="120"/>
+              <w:bottom w:type="dxa" w:w="100"/>
+              <w:right w:type="dxa" w:w="120"/>
+            </w:tcMar>
+            <w:vAlign w:val="center"/>
+          </w:tcPr>
+          <w:p>
+            <w:r>
+              <w:rPr>
+                <w:i w:val="false"/>
+                <w:iCs w:val="false"/>
+                <w:sz w:val="20"/>
+                <w:szCs w:val="20"/>
+              </w:rPr>
+              <w:t xml:space="preserve">64.7 MB</w:t>
             </w:r>
           </w:p>
         </w:tc>
@@ -779,25 +773,23 @@
               <w:bottom w:val="single" w:color="BFBFBF" w:sz="2"/>
               <w:right w:val="single" w:color="BFBFBF" w:sz="2"/>
             </w:tcBorders>
-            <w:shd w:fill="F2F2F2" w:val="clear"/>
-            <w:tcMar>
-              <w:top w:type="dxa" w:w="100"/>
-              <w:left w:type="dxa" w:w="120"/>
-              <w:bottom w:type="dxa" w:w="100"/>
-              <w:right w:type="dxa" w:w="120"/>
-            </w:tcMar>
-            <w:vAlign w:val="center"/>
-          </w:tcPr>
-          <w:p>
-            <w:r>
-              <w:rPr>
-                <w:i/>
-                <w:iCs/>
-                <w:color w:val="595959"/>
-                <w:sz w:val="20"/>
-                <w:szCs w:val="20"/>
-              </w:rPr>
-              <w:t xml:space="preserve">[__ MB]</w:t>
+            <w:tcMar>
+              <w:top w:type="dxa" w:w="100"/>
+              <w:left w:type="dxa" w:w="120"/>
+              <w:bottom w:type="dxa" w:w="100"/>
+              <w:right w:type="dxa" w:w="120"/>
+            </w:tcMar>
+            <w:vAlign w:val="center"/>
+          </w:tcPr>
+          <w:p>
+            <w:r>
+              <w:rPr>
+                <w:i w:val="false"/>
+                <w:iCs w:val="false"/>
+                <w:sz w:val="20"/>
+                <w:szCs w:val="20"/>
+              </w:rPr>
+              <w:t xml:space="preserve">410.8 MB</w:t>
             </w:r>
           </w:p>
         </w:tc>
@@ -810,25 +802,23 @@
               <w:bottom w:val="single" w:color="BFBFBF" w:sz="2"/>
               <w:right w:val="single" w:color="BFBFBF" w:sz="2"/>
             </w:tcBorders>
-            <w:shd w:fill="F2F2F2" w:val="clear"/>
-            <w:tcMar>
-              <w:top w:type="dxa" w:w="100"/>
-              <w:left w:type="dxa" w:w="120"/>
-              <w:bottom w:type="dxa" w:w="100"/>
-              <w:right w:type="dxa" w:w="120"/>
-            </w:tcMar>
-            <w:vAlign w:val="center"/>
-          </w:tcPr>
-          <w:p>
-            <w:r>
-              <w:rPr>
-                <w:i/>
-                <w:iCs/>
-                <w:color w:val="595959"/>
-                <w:sz w:val="20"/>
-                <w:szCs w:val="20"/>
-              </w:rPr>
-              <w:t xml:space="preserve">[__ rows]</w:t>
+            <w:tcMar>
+              <w:top w:type="dxa" w:w="100"/>
+              <w:left w:type="dxa" w:w="120"/>
+              <w:bottom w:type="dxa" w:w="100"/>
+              <w:right w:type="dxa" w:w="120"/>
+            </w:tcMar>
+            <w:vAlign w:val="center"/>
+          </w:tcPr>
+          <w:p>
+            <w:r>
+              <w:rPr>
+                <w:i w:val="false"/>
+                <w:iCs w:val="false"/>
+                <w:sz w:val="20"/>
+                <w:szCs w:val="20"/>
+              </w:rPr>
+              <w:t xml:space="preserve">3,952,451</w:t>
             </w:r>
           </w:p>
         </w:tc>
@@ -872,25 +862,23 @@
               <w:bottom w:val="single" w:color="BFBFBF" w:sz="2"/>
               <w:right w:val="single" w:color="BFBFBF" w:sz="2"/>
             </w:tcBorders>
-            <w:shd w:fill="F2F2F2" w:val="clear"/>
-            <w:tcMar>
-              <w:top w:type="dxa" w:w="100"/>
-              <w:left w:type="dxa" w:w="120"/>
-              <w:bottom w:type="dxa" w:w="100"/>
-              <w:right w:type="dxa" w:w="120"/>
-            </w:tcMar>
-            <w:vAlign w:val="center"/>
-          </w:tcPr>
-          <w:p>
-            <w:r>
-              <w:rPr>
-                <w:i/>
-                <w:iCs/>
-                <w:color w:val="595959"/>
-                <w:sz w:val="20"/>
-                <w:szCs w:val="20"/>
-              </w:rPr>
-              <w:t xml:space="preserve">[__ MB]</w:t>
+            <w:tcMar>
+              <w:top w:type="dxa" w:w="100"/>
+              <w:left w:type="dxa" w:w="120"/>
+              <w:bottom w:type="dxa" w:w="100"/>
+              <w:right w:type="dxa" w:w="120"/>
+            </w:tcMar>
+            <w:vAlign w:val="center"/>
+          </w:tcPr>
+          <w:p>
+            <w:r>
+              <w:rPr>
+                <w:i w:val="false"/>
+                <w:iCs w:val="false"/>
+                <w:sz w:val="20"/>
+                <w:szCs w:val="20"/>
+              </w:rPr>
+              <w:t xml:space="preserve">181.9 MB</w:t>
             </w:r>
           </w:p>
         </w:tc>
@@ -903,25 +891,23 @@
               <w:bottom w:val="single" w:color="BFBFBF" w:sz="2"/>
               <w:right w:val="single" w:color="BFBFBF" w:sz="2"/>
             </w:tcBorders>
-            <w:shd w:fill="F2F2F2" w:val="clear"/>
-            <w:tcMar>
-              <w:top w:type="dxa" w:w="100"/>
-              <w:left w:type="dxa" w:w="120"/>
-              <w:bottom w:type="dxa" w:w="100"/>
-              <w:right w:type="dxa" w:w="120"/>
-            </w:tcMar>
-            <w:vAlign w:val="center"/>
-          </w:tcPr>
-          <w:p>
-            <w:r>
-              <w:rPr>
-                <w:i/>
-                <w:iCs/>
-                <w:color w:val="595959"/>
-                <w:sz w:val="20"/>
-                <w:szCs w:val="20"/>
-              </w:rPr>
-              <w:t xml:space="preserve">[__ MB]</w:t>
+            <w:tcMar>
+              <w:top w:type="dxa" w:w="100"/>
+              <w:left w:type="dxa" w:w="120"/>
+              <w:bottom w:type="dxa" w:w="100"/>
+              <w:right w:type="dxa" w:w="120"/>
+            </w:tcMar>
+            <w:vAlign w:val="center"/>
+          </w:tcPr>
+          <w:p>
+            <w:r>
+              <w:rPr>
+                <w:i w:val="false"/>
+                <w:iCs w:val="false"/>
+                <w:sz w:val="20"/>
+                <w:szCs w:val="20"/>
+              </w:rPr>
+              <w:t xml:space="preserve">1,155.1 MB</w:t>
             </w:r>
           </w:p>
         </w:tc>
@@ -934,25 +920,23 @@
               <w:bottom w:val="single" w:color="BFBFBF" w:sz="2"/>
               <w:right w:val="single" w:color="BFBFBF" w:sz="2"/>
             </w:tcBorders>
-            <w:shd w:fill="F2F2F2" w:val="clear"/>
-            <w:tcMar>
-              <w:top w:type="dxa" w:w="100"/>
-              <w:left w:type="dxa" w:w="120"/>
-              <w:bottom w:type="dxa" w:w="100"/>
-              <w:right w:type="dxa" w:w="120"/>
-            </w:tcMar>
-            <w:vAlign w:val="center"/>
-          </w:tcPr>
-          <w:p>
-            <w:r>
-              <w:rPr>
-                <w:i/>
-                <w:iCs/>
-                <w:color w:val="595959"/>
-                <w:sz w:val="20"/>
-                <w:szCs w:val="20"/>
-              </w:rPr>
-              <w:t xml:space="preserve">[__ rows]</w:t>
+            <w:tcMar>
+              <w:top w:type="dxa" w:w="100"/>
+              <w:left w:type="dxa" w:w="120"/>
+              <w:bottom w:type="dxa" w:w="100"/>
+              <w:right w:type="dxa" w:w="120"/>
+            </w:tcMar>
+            <w:vAlign w:val="center"/>
+          </w:tcPr>
+          <w:p>
+            <w:r>
+              <w:rPr>
+                <w:i w:val="false"/>
+                <w:iCs w:val="false"/>
+                <w:sz w:val="20"/>
+                <w:szCs w:val="20"/>
+              </w:rPr>
+              <w:t xml:space="preserve">11,077,206</w:t>
             </w:r>
           </w:p>
         </w:tc>
@@ -972,7 +956,7 @@
           <w:sz w:val="20"/>
           <w:szCs w:val="20"/>
         </w:rPr>
-        <w:t xml:space="preserve">Schema (standard Yellow Taxi columns): VendorID, tpep_pickup_datetime, tpep_dropoff_datetime, passenger_count, trip_distance, RatecodeID, store_and_fwd_flag, PULocationID, DOLocationID, payment_type, fare_amount, extra, mta_tax, tip_amount, tolls_amount, improvement_surcharge, total_amount, congestion_surcharge, airport_fee.</w:t>
+        <w:t xml:space="preserve">Schema (2026 Yellow Taxi columns; two fields — Airport_fee and cbd_congestion_fee — are newer additions not present in older TLC releases, reflecting NYC's 2025 congestion pricing program): VendorID, tpep_pickup_datetime, tpep_dropoff_datetime, passenger_count, trip_distance, RatecodeID, store_and_fwd_flag, PULocationID, DOLocationID, payment_type, fare_amount, extra, mta_tax, tip_amount, tolls_amount, improvement_surcharge, total_amount, congestion_surcharge, Airport_fee, cbd_congestion_fee.</w:t>
       </w:r>
     </w:p>
     <w:p>
@@ -1548,27 +1532,10 @@
     </w:p>
     <w:p>
       <w:pPr>
-        <w:pBdr>
-          <w:left w:val="single" w:color="B7472A" w:sz="12" w:space="8"/>
-        </w:pBdr>
-        <w:shd w:fill="F2F2F2" w:val="clear"/>
-        <w:spacing w:after="200"/>
-      </w:pPr>
-      <w:r>
-        <w:rPr>
-          <w:b/>
-          <w:bCs/>
-          <w:color w:val="B7472A"/>
-        </w:rPr>
-        <w:t xml:space="preserve">TODO: </w:t>
-      </w:r>
-      <w:r>
-        <w:rPr>
-          <w:i/>
-          <w:iCs/>
-          <w:color w:val="595959"/>
-        </w:rPr>
-        <w:t xml:space="preserve">Paste in the exact counts and percentages from your *_cleaning_report.json file(s) (summed across all months used) into the table below.</w:t>
+        <w:spacing w:after="160"/>
+      </w:pPr>
+      <w:r>
+        <w:t xml:space="preserve">Counts below are summed across all three months (11,077,206 raw rows seen). Full per-month breakdowns are in data/cleaned/*_cleaning_report.json.</w:t>
       </w:r>
     </w:p>
     <w:tbl>
@@ -1584,9 +1551,10 @@
         </w:tblBorders>
       </w:tblPr>
       <w:tblGrid>
-        <w:gridCol w:w="5400"/>
-        <w:gridCol w:w="1980"/>
-        <w:gridCol w:w="1980"/>
+        <w:gridCol w:w="3960"/>
+        <w:gridCol w:w="1740"/>
+        <w:gridCol w:w="1860"/>
+        <w:gridCol w:w="1800"/>
       </w:tblGrid>
       <w:tr>
         <w:trPr>
@@ -1594,7 +1562,7 @@
         </w:trPr>
         <w:tc>
           <w:tcPr>
-            <w:tcW w:type="dxa" w:w="5400"/>
+            <w:tcW w:type="dxa" w:w="3960"/>
             <w:tcBorders>
               <w:top w:val="single" w:color="BFBFBF" w:sz="2"/>
               <w:left w:val="single" w:color="BFBFBF" w:sz="2"/>
@@ -1625,7 +1593,7 @@
         </w:tc>
         <w:tc>
           <w:tcPr>
-            <w:tcW w:type="dxa" w:w="1980"/>
+            <w:tcW w:type="dxa" w:w="1740"/>
             <w:tcBorders>
               <w:top w:val="single" w:color="BFBFBF" w:sz="2"/>
               <w:left w:val="single" w:color="BFBFBF" w:sz="2"/>
@@ -1650,13 +1618,13 @@
                 <w:sz w:val="20"/>
                 <w:szCs w:val="20"/>
               </w:rPr>
-              <w:t xml:space="preserve">Rows Removed</w:t>
-            </w:r>
-          </w:p>
-        </w:tc>
-        <w:tc>
-          <w:tcPr>
-            <w:tcW w:type="dxa" w:w="1980"/>
+              <w:t xml:space="preserve">Rows Affected</w:t>
+            </w:r>
+          </w:p>
+        </w:tc>
+        <w:tc>
+          <w:tcPr>
+            <w:tcW w:type="dxa" w:w="1860"/>
             <w:tcBorders>
               <w:top w:val="single" w:color="BFBFBF" w:sz="2"/>
               <w:left w:val="single" w:color="BFBFBF" w:sz="2"/>
@@ -1685,96 +1653,152 @@
             </w:r>
           </w:p>
         </w:tc>
+        <w:tc>
+          <w:tcPr>
+            <w:tcW w:type="dxa" w:w="1800"/>
+            <w:tcBorders>
+              <w:top w:val="single" w:color="BFBFBF" w:sz="2"/>
+              <w:left w:val="single" w:color="BFBFBF" w:sz="2"/>
+              <w:bottom w:val="single" w:color="BFBFBF" w:sz="2"/>
+              <w:right w:val="single" w:color="BFBFBF" w:sz="2"/>
+            </w:tcBorders>
+            <w:shd w:fill="1F4E79" w:val="clear"/>
+            <w:tcMar>
+              <w:top w:type="dxa" w:w="100"/>
+              <w:left w:type="dxa" w:w="120"/>
+              <w:bottom w:type="dxa" w:w="100"/>
+              <w:right w:type="dxa" w:w="120"/>
+            </w:tcMar>
+            <w:vAlign w:val="center"/>
+          </w:tcPr>
+          <w:p>
+            <w:r>
+              <w:rPr>
+                <w:b/>
+                <w:bCs/>
+                <w:color w:val="FFFFFF"/>
+                <w:sz w:val="20"/>
+                <w:szCs w:val="20"/>
+              </w:rPr>
+              <w:t xml:space="preserve">Dropped?</w:t>
+            </w:r>
+          </w:p>
+        </w:tc>
       </w:tr>
       <w:tr>
         <w:tc>
           <w:tcPr>
-            <w:tcW w:type="dxa" w:w="5400"/>
-            <w:tcBorders>
-              <w:top w:val="single" w:color="BFBFBF" w:sz="2"/>
-              <w:left w:val="single" w:color="BFBFBF" w:sz="2"/>
-              <w:bottom w:val="single" w:color="BFBFBF" w:sz="2"/>
-              <w:right w:val="single" w:color="BFBFBF" w:sz="2"/>
-            </w:tcBorders>
-            <w:tcMar>
-              <w:top w:type="dxa" w:w="100"/>
-              <w:left w:type="dxa" w:w="120"/>
-              <w:bottom w:type="dxa" w:w="100"/>
-              <w:right w:type="dxa" w:w="120"/>
-            </w:tcMar>
-            <w:vAlign w:val="center"/>
-          </w:tcPr>
-          <w:p>
-            <w:r>
-              <w:rPr>
-                <w:i w:val="false"/>
-                <w:iCs w:val="false"/>
-                <w:sz w:val="20"/>
-                <w:szCs w:val="20"/>
-              </w:rPr>
-              <w:t xml:space="preserve">Missing required field(s)</w:t>
-            </w:r>
-          </w:p>
-        </w:tc>
-        <w:tc>
-          <w:tcPr>
-            <w:tcW w:type="dxa" w:w="1980"/>
-            <w:tcBorders>
-              <w:top w:val="single" w:color="BFBFBF" w:sz="2"/>
-              <w:left w:val="single" w:color="BFBFBF" w:sz="2"/>
-              <w:bottom w:val="single" w:color="BFBFBF" w:sz="2"/>
-              <w:right w:val="single" w:color="BFBFBF" w:sz="2"/>
-            </w:tcBorders>
-            <w:shd w:fill="F2F2F2" w:val="clear"/>
-            <w:tcMar>
-              <w:top w:type="dxa" w:w="100"/>
-              <w:left w:type="dxa" w:w="120"/>
-              <w:bottom w:type="dxa" w:w="100"/>
-              <w:right w:type="dxa" w:w="120"/>
-            </w:tcMar>
-            <w:vAlign w:val="center"/>
-          </w:tcPr>
-          <w:p>
-            <w:r>
-              <w:rPr>
-                <w:i/>
-                <w:iCs/>
-                <w:color w:val="595959"/>
-                <w:sz w:val="20"/>
-                <w:szCs w:val="20"/>
-              </w:rPr>
-              <w:t xml:space="preserve">[__]</w:t>
-            </w:r>
-          </w:p>
-        </w:tc>
-        <w:tc>
-          <w:tcPr>
-            <w:tcW w:type="dxa" w:w="1980"/>
-            <w:tcBorders>
-              <w:top w:val="single" w:color="BFBFBF" w:sz="2"/>
-              <w:left w:val="single" w:color="BFBFBF" w:sz="2"/>
-              <w:bottom w:val="single" w:color="BFBFBF" w:sz="2"/>
-              <w:right w:val="single" w:color="BFBFBF" w:sz="2"/>
-            </w:tcBorders>
-            <w:shd w:fill="F2F2F2" w:val="clear"/>
-            <w:tcMar>
-              <w:top w:type="dxa" w:w="100"/>
-              <w:left w:type="dxa" w:w="120"/>
-              <w:bottom w:type="dxa" w:w="100"/>
-              <w:right w:type="dxa" w:w="120"/>
-            </w:tcMar>
-            <w:vAlign w:val="center"/>
-          </w:tcPr>
-          <w:p>
-            <w:r>
-              <w:rPr>
-                <w:i/>
-                <w:iCs/>
-                <w:color w:val="595959"/>
-                <w:sz w:val="20"/>
-                <w:szCs w:val="20"/>
-              </w:rPr>
-              <w:t xml:space="preserve">[__%]</w:t>
+            <w:tcW w:type="dxa" w:w="3960"/>
+            <w:tcBorders>
+              <w:top w:val="single" w:color="BFBFBF" w:sz="2"/>
+              <w:left w:val="single" w:color="BFBFBF" w:sz="2"/>
+              <w:bottom w:val="single" w:color="BFBFBF" w:sz="2"/>
+              <w:right w:val="single" w:color="BFBFBF" w:sz="2"/>
+            </w:tcBorders>
+            <w:tcMar>
+              <w:top w:type="dxa" w:w="100"/>
+              <w:left w:type="dxa" w:w="120"/>
+              <w:bottom w:type="dxa" w:w="100"/>
+              <w:right w:type="dxa" w:w="120"/>
+            </w:tcMar>
+            <w:vAlign w:val="center"/>
+          </w:tcPr>
+          <w:p>
+            <w:r>
+              <w:rPr>
+                <w:i w:val="false"/>
+                <w:iCs w:val="false"/>
+                <w:sz w:val="20"/>
+                <w:szCs w:val="20"/>
+              </w:rPr>
+              <w:t xml:space="preserve">Missing required field(s) (timestamps, PULocationID, DOLocationID, distance, fare)</w:t>
+            </w:r>
+          </w:p>
+        </w:tc>
+        <w:tc>
+          <w:tcPr>
+            <w:tcW w:type="dxa" w:w="1740"/>
+            <w:tcBorders>
+              <w:top w:val="single" w:color="BFBFBF" w:sz="2"/>
+              <w:left w:val="single" w:color="BFBFBF" w:sz="2"/>
+              <w:bottom w:val="single" w:color="BFBFBF" w:sz="2"/>
+              <w:right w:val="single" w:color="BFBFBF" w:sz="2"/>
+            </w:tcBorders>
+            <w:tcMar>
+              <w:top w:type="dxa" w:w="100"/>
+              <w:left w:type="dxa" w:w="120"/>
+              <w:bottom w:type="dxa" w:w="100"/>
+              <w:right w:type="dxa" w:w="120"/>
+            </w:tcMar>
+            <w:vAlign w:val="center"/>
+          </w:tcPr>
+          <w:p>
+            <w:r>
+              <w:rPr>
+                <w:i w:val="false"/>
+                <w:iCs w:val="false"/>
+                <w:sz w:val="20"/>
+                <w:szCs w:val="20"/>
+              </w:rPr>
+              <w:t xml:space="preserve">0</w:t>
+            </w:r>
+          </w:p>
+        </w:tc>
+        <w:tc>
+          <w:tcPr>
+            <w:tcW w:type="dxa" w:w="1860"/>
+            <w:tcBorders>
+              <w:top w:val="single" w:color="BFBFBF" w:sz="2"/>
+              <w:left w:val="single" w:color="BFBFBF" w:sz="2"/>
+              <w:bottom w:val="single" w:color="BFBFBF" w:sz="2"/>
+              <w:right w:val="single" w:color="BFBFBF" w:sz="2"/>
+            </w:tcBorders>
+            <w:tcMar>
+              <w:top w:type="dxa" w:w="100"/>
+              <w:left w:type="dxa" w:w="120"/>
+              <w:bottom w:type="dxa" w:w="100"/>
+              <w:right w:type="dxa" w:w="120"/>
+            </w:tcMar>
+            <w:vAlign w:val="center"/>
+          </w:tcPr>
+          <w:p>
+            <w:r>
+              <w:rPr>
+                <w:i w:val="false"/>
+                <w:iCs w:val="false"/>
+                <w:sz w:val="20"/>
+                <w:szCs w:val="20"/>
+              </w:rPr>
+              <w:t xml:space="preserve">0.000%</w:t>
+            </w:r>
+          </w:p>
+        </w:tc>
+        <w:tc>
+          <w:tcPr>
+            <w:tcW w:type="dxa" w:w="1800"/>
+            <w:tcBorders>
+              <w:top w:val="single" w:color="BFBFBF" w:sz="2"/>
+              <w:left w:val="single" w:color="BFBFBF" w:sz="2"/>
+              <w:bottom w:val="single" w:color="BFBFBF" w:sz="2"/>
+              <w:right w:val="single" w:color="BFBFBF" w:sz="2"/>
+            </w:tcBorders>
+            <w:tcMar>
+              <w:top w:type="dxa" w:w="100"/>
+              <w:left w:type="dxa" w:w="120"/>
+              <w:bottom w:type="dxa" w:w="100"/>
+              <w:right w:type="dxa" w:w="120"/>
+            </w:tcMar>
+            <w:vAlign w:val="center"/>
+          </w:tcPr>
+          <w:p>
+            <w:r>
+              <w:rPr>
+                <w:i w:val="false"/>
+                <w:iCs w:val="false"/>
+                <w:sz w:val="20"/>
+                <w:szCs w:val="20"/>
+              </w:rPr>
+              <w:t xml:space="preserve">Dropped</w:t>
             </w:r>
           </w:p>
         </w:tc>
@@ -1782,7 +1806,7 @@
       <w:tr>
         <w:tc>
           <w:tcPr>
-            <w:tcW w:type="dxa" w:w="5400"/>
+            <w:tcW w:type="dxa" w:w="3960"/>
             <w:tcBorders>
               <w:top w:val="single" w:color="BFBFBF" w:sz="2"/>
               <w:left w:val="single" w:color="BFBFBF" w:sz="2"/>
@@ -1811,63 +1835,88 @@
         </w:tc>
         <w:tc>
           <w:tcPr>
-            <w:tcW w:type="dxa" w:w="1980"/>
-            <w:tcBorders>
-              <w:top w:val="single" w:color="BFBFBF" w:sz="2"/>
-              <w:left w:val="single" w:color="BFBFBF" w:sz="2"/>
-              <w:bottom w:val="single" w:color="BFBFBF" w:sz="2"/>
-              <w:right w:val="single" w:color="BFBFBF" w:sz="2"/>
-            </w:tcBorders>
-            <w:shd w:fill="F2F2F2" w:val="clear"/>
-            <w:tcMar>
-              <w:top w:type="dxa" w:w="100"/>
-              <w:left w:type="dxa" w:w="120"/>
-              <w:bottom w:type="dxa" w:w="100"/>
-              <w:right w:type="dxa" w:w="120"/>
-            </w:tcMar>
-            <w:vAlign w:val="center"/>
-          </w:tcPr>
-          <w:p>
-            <w:r>
-              <w:rPr>
-                <w:i/>
-                <w:iCs/>
-                <w:color w:val="595959"/>
-                <w:sz w:val="20"/>
-                <w:szCs w:val="20"/>
-              </w:rPr>
-              <w:t xml:space="preserve">[__]</w:t>
-            </w:r>
-          </w:p>
-        </w:tc>
-        <w:tc>
-          <w:tcPr>
-            <w:tcW w:type="dxa" w:w="1980"/>
-            <w:tcBorders>
-              <w:top w:val="single" w:color="BFBFBF" w:sz="2"/>
-              <w:left w:val="single" w:color="BFBFBF" w:sz="2"/>
-              <w:bottom w:val="single" w:color="BFBFBF" w:sz="2"/>
-              <w:right w:val="single" w:color="BFBFBF" w:sz="2"/>
-            </w:tcBorders>
-            <w:shd w:fill="F2F2F2" w:val="clear"/>
-            <w:tcMar>
-              <w:top w:type="dxa" w:w="100"/>
-              <w:left w:type="dxa" w:w="120"/>
-              <w:bottom w:type="dxa" w:w="100"/>
-              <w:right w:type="dxa" w:w="120"/>
-            </w:tcMar>
-            <w:vAlign w:val="center"/>
-          </w:tcPr>
-          <w:p>
-            <w:r>
-              <w:rPr>
-                <w:i/>
-                <w:iCs/>
-                <w:color w:val="595959"/>
-                <w:sz w:val="20"/>
-                <w:szCs w:val="20"/>
-              </w:rPr>
-              <w:t xml:space="preserve">[__%]</w:t>
+            <w:tcW w:type="dxa" w:w="1740"/>
+            <w:tcBorders>
+              <w:top w:val="single" w:color="BFBFBF" w:sz="2"/>
+              <w:left w:val="single" w:color="BFBFBF" w:sz="2"/>
+              <w:bottom w:val="single" w:color="BFBFBF" w:sz="2"/>
+              <w:right w:val="single" w:color="BFBFBF" w:sz="2"/>
+            </w:tcBorders>
+            <w:tcMar>
+              <w:top w:type="dxa" w:w="100"/>
+              <w:left w:type="dxa" w:w="120"/>
+              <w:bottom w:type="dxa" w:w="100"/>
+              <w:right w:type="dxa" w:w="120"/>
+            </w:tcMar>
+            <w:vAlign w:val="center"/>
+          </w:tcPr>
+          <w:p>
+            <w:r>
+              <w:rPr>
+                <w:i w:val="false"/>
+                <w:iCs w:val="false"/>
+                <w:sz w:val="20"/>
+                <w:szCs w:val="20"/>
+              </w:rPr>
+              <w:t xml:space="preserve">0</w:t>
+            </w:r>
+          </w:p>
+        </w:tc>
+        <w:tc>
+          <w:tcPr>
+            <w:tcW w:type="dxa" w:w="1860"/>
+            <w:tcBorders>
+              <w:top w:val="single" w:color="BFBFBF" w:sz="2"/>
+              <w:left w:val="single" w:color="BFBFBF" w:sz="2"/>
+              <w:bottom w:val="single" w:color="BFBFBF" w:sz="2"/>
+              <w:right w:val="single" w:color="BFBFBF" w:sz="2"/>
+            </w:tcBorders>
+            <w:tcMar>
+              <w:top w:type="dxa" w:w="100"/>
+              <w:left w:type="dxa" w:w="120"/>
+              <w:bottom w:type="dxa" w:w="100"/>
+              <w:right w:type="dxa" w:w="120"/>
+            </w:tcMar>
+            <w:vAlign w:val="center"/>
+          </w:tcPr>
+          <w:p>
+            <w:r>
+              <w:rPr>
+                <w:i w:val="false"/>
+                <w:iCs w:val="false"/>
+                <w:sz w:val="20"/>
+                <w:szCs w:val="20"/>
+              </w:rPr>
+              <w:t xml:space="preserve">0.000%</w:t>
+            </w:r>
+          </w:p>
+        </w:tc>
+        <w:tc>
+          <w:tcPr>
+            <w:tcW w:type="dxa" w:w="1800"/>
+            <w:tcBorders>
+              <w:top w:val="single" w:color="BFBFBF" w:sz="2"/>
+              <w:left w:val="single" w:color="BFBFBF" w:sz="2"/>
+              <w:bottom w:val="single" w:color="BFBFBF" w:sz="2"/>
+              <w:right w:val="single" w:color="BFBFBF" w:sz="2"/>
+            </w:tcBorders>
+            <w:tcMar>
+              <w:top w:type="dxa" w:w="100"/>
+              <w:left w:type="dxa" w:w="120"/>
+              <w:bottom w:type="dxa" w:w="100"/>
+              <w:right w:type="dxa" w:w="120"/>
+            </w:tcMar>
+            <w:vAlign w:val="center"/>
+          </w:tcPr>
+          <w:p>
+            <w:r>
+              <w:rPr>
+                <w:i w:val="false"/>
+                <w:iCs w:val="false"/>
+                <w:sz w:val="20"/>
+                <w:szCs w:val="20"/>
+              </w:rPr>
+              <w:t xml:space="preserve">Dropped</w:t>
             </w:r>
           </w:p>
         </w:tc>
@@ -1875,92 +1924,117 @@
       <w:tr>
         <w:tc>
           <w:tcPr>
-            <w:tcW w:type="dxa" w:w="5400"/>
-            <w:tcBorders>
-              <w:top w:val="single" w:color="BFBFBF" w:sz="2"/>
-              <w:left w:val="single" w:color="BFBFBF" w:sz="2"/>
-              <w:bottom w:val="single" w:color="BFBFBF" w:sz="2"/>
-              <w:right w:val="single" w:color="BFBFBF" w:sz="2"/>
-            </w:tcBorders>
-            <w:tcMar>
-              <w:top w:type="dxa" w:w="100"/>
-              <w:left w:type="dxa" w:w="120"/>
-              <w:bottom w:type="dxa" w:w="100"/>
-              <w:right w:type="dxa" w:w="120"/>
-            </w:tcMar>
-            <w:vAlign w:val="center"/>
-          </w:tcPr>
-          <w:p>
-            <w:r>
-              <w:rPr>
-                <w:i w:val="false"/>
-                <w:iCs w:val="false"/>
-                <w:sz w:val="20"/>
-                <w:szCs w:val="20"/>
-              </w:rPr>
-              <w:t xml:space="preserve">Invalid passenger count (≤ 0)</w:t>
-            </w:r>
-          </w:p>
-        </w:tc>
-        <w:tc>
-          <w:tcPr>
-            <w:tcW w:type="dxa" w:w="1980"/>
-            <w:tcBorders>
-              <w:top w:val="single" w:color="BFBFBF" w:sz="2"/>
-              <w:left w:val="single" w:color="BFBFBF" w:sz="2"/>
-              <w:bottom w:val="single" w:color="BFBFBF" w:sz="2"/>
-              <w:right w:val="single" w:color="BFBFBF" w:sz="2"/>
-            </w:tcBorders>
-            <w:shd w:fill="F2F2F2" w:val="clear"/>
-            <w:tcMar>
-              <w:top w:type="dxa" w:w="100"/>
-              <w:left w:type="dxa" w:w="120"/>
-              <w:bottom w:type="dxa" w:w="100"/>
-              <w:right w:type="dxa" w:w="120"/>
-            </w:tcMar>
-            <w:vAlign w:val="center"/>
-          </w:tcPr>
-          <w:p>
-            <w:r>
-              <w:rPr>
-                <w:i/>
-                <w:iCs/>
-                <w:color w:val="595959"/>
-                <w:sz w:val="20"/>
-                <w:szCs w:val="20"/>
-              </w:rPr>
-              <w:t xml:space="preserve">[__]</w:t>
-            </w:r>
-          </w:p>
-        </w:tc>
-        <w:tc>
-          <w:tcPr>
-            <w:tcW w:type="dxa" w:w="1980"/>
-            <w:tcBorders>
-              <w:top w:val="single" w:color="BFBFBF" w:sz="2"/>
-              <w:left w:val="single" w:color="BFBFBF" w:sz="2"/>
-              <w:bottom w:val="single" w:color="BFBFBF" w:sz="2"/>
-              <w:right w:val="single" w:color="BFBFBF" w:sz="2"/>
-            </w:tcBorders>
-            <w:shd w:fill="F2F2F2" w:val="clear"/>
-            <w:tcMar>
-              <w:top w:type="dxa" w:w="100"/>
-              <w:left w:type="dxa" w:w="120"/>
-              <w:bottom w:type="dxa" w:w="100"/>
-              <w:right w:type="dxa" w:w="120"/>
-            </w:tcMar>
-            <w:vAlign w:val="center"/>
-          </w:tcPr>
-          <w:p>
-            <w:r>
-              <w:rPr>
-                <w:i/>
-                <w:iCs/>
-                <w:color w:val="595959"/>
-                <w:sz w:val="20"/>
-                <w:szCs w:val="20"/>
-              </w:rPr>
-              <w:t xml:space="preserve">[__%]</w:t>
+            <w:tcW w:type="dxa" w:w="3960"/>
+            <w:tcBorders>
+              <w:top w:val="single" w:color="BFBFBF" w:sz="2"/>
+              <w:left w:val="single" w:color="BFBFBF" w:sz="2"/>
+              <w:bottom w:val="single" w:color="BFBFBF" w:sz="2"/>
+              <w:right w:val="single" w:color="BFBFBF" w:sz="2"/>
+            </w:tcBorders>
+            <w:tcMar>
+              <w:top w:type="dxa" w:w="100"/>
+              <w:left w:type="dxa" w:w="120"/>
+              <w:bottom w:type="dxa" w:w="100"/>
+              <w:right w:type="dxa" w:w="120"/>
+            </w:tcMar>
+            <w:vAlign w:val="center"/>
+          </w:tcPr>
+          <w:p>
+            <w:r>
+              <w:rPr>
+                <w:i w:val="false"/>
+                <w:iCs w:val="false"/>
+                <w:sz w:val="20"/>
+                <w:szCs w:val="20"/>
+              </w:rPr>
+              <w:t xml:space="preserve">Missing passenger_count → imputed to 1</w:t>
+            </w:r>
+          </w:p>
+        </w:tc>
+        <w:tc>
+          <w:tcPr>
+            <w:tcW w:type="dxa" w:w="1740"/>
+            <w:tcBorders>
+              <w:top w:val="single" w:color="BFBFBF" w:sz="2"/>
+              <w:left w:val="single" w:color="BFBFBF" w:sz="2"/>
+              <w:bottom w:val="single" w:color="BFBFBF" w:sz="2"/>
+              <w:right w:val="single" w:color="BFBFBF" w:sz="2"/>
+            </w:tcBorders>
+            <w:tcMar>
+              <w:top w:type="dxa" w:w="100"/>
+              <w:left w:type="dxa" w:w="120"/>
+              <w:bottom w:type="dxa" w:w="100"/>
+              <w:right w:type="dxa" w:w="120"/>
+            </w:tcMar>
+            <w:vAlign w:val="center"/>
+          </w:tcPr>
+          <w:p>
+            <w:r>
+              <w:rPr>
+                <w:i w:val="false"/>
+                <w:iCs w:val="false"/>
+                <w:sz w:val="20"/>
+                <w:szCs w:val="20"/>
+              </w:rPr>
+              <w:t xml:space="preserve">3,057,123</w:t>
+            </w:r>
+          </w:p>
+        </w:tc>
+        <w:tc>
+          <w:tcPr>
+            <w:tcW w:type="dxa" w:w="1860"/>
+            <w:tcBorders>
+              <w:top w:val="single" w:color="BFBFBF" w:sz="2"/>
+              <w:left w:val="single" w:color="BFBFBF" w:sz="2"/>
+              <w:bottom w:val="single" w:color="BFBFBF" w:sz="2"/>
+              <w:right w:val="single" w:color="BFBFBF" w:sz="2"/>
+            </w:tcBorders>
+            <w:tcMar>
+              <w:top w:type="dxa" w:w="100"/>
+              <w:left w:type="dxa" w:w="120"/>
+              <w:bottom w:type="dxa" w:w="100"/>
+              <w:right w:type="dxa" w:w="120"/>
+            </w:tcMar>
+            <w:vAlign w:val="center"/>
+          </w:tcPr>
+          <w:p>
+            <w:r>
+              <w:rPr>
+                <w:i w:val="false"/>
+                <w:iCs w:val="false"/>
+                <w:sz w:val="20"/>
+                <w:szCs w:val="20"/>
+              </w:rPr>
+              <w:t xml:space="preserve">27.598%</w:t>
+            </w:r>
+          </w:p>
+        </w:tc>
+        <w:tc>
+          <w:tcPr>
+            <w:tcW w:type="dxa" w:w="1800"/>
+            <w:tcBorders>
+              <w:top w:val="single" w:color="BFBFBF" w:sz="2"/>
+              <w:left w:val="single" w:color="BFBFBF" w:sz="2"/>
+              <w:bottom w:val="single" w:color="BFBFBF" w:sz="2"/>
+              <w:right w:val="single" w:color="BFBFBF" w:sz="2"/>
+            </w:tcBorders>
+            <w:tcMar>
+              <w:top w:type="dxa" w:w="100"/>
+              <w:left w:type="dxa" w:w="120"/>
+              <w:bottom w:type="dxa" w:w="100"/>
+              <w:right w:type="dxa" w:w="120"/>
+            </w:tcMar>
+            <w:vAlign w:val="center"/>
+          </w:tcPr>
+          <w:p>
+            <w:r>
+              <w:rPr>
+                <w:i w:val="false"/>
+                <w:iCs w:val="false"/>
+                <w:sz w:val="20"/>
+                <w:szCs w:val="20"/>
+              </w:rPr>
+              <w:t xml:space="preserve">Kept (imputed)</w:t>
             </w:r>
           </w:p>
         </w:tc>
@@ -1968,92 +2042,117 @@
       <w:tr>
         <w:tc>
           <w:tcPr>
-            <w:tcW w:type="dxa" w:w="5400"/>
-            <w:tcBorders>
-              <w:top w:val="single" w:color="BFBFBF" w:sz="2"/>
-              <w:left w:val="single" w:color="BFBFBF" w:sz="2"/>
-              <w:bottom w:val="single" w:color="BFBFBF" w:sz="2"/>
-              <w:right w:val="single" w:color="BFBFBF" w:sz="2"/>
-            </w:tcBorders>
-            <w:tcMar>
-              <w:top w:type="dxa" w:w="100"/>
-              <w:left w:type="dxa" w:w="120"/>
-              <w:bottom w:type="dxa" w:w="100"/>
-              <w:right w:type="dxa" w:w="120"/>
-            </w:tcMar>
-            <w:vAlign w:val="center"/>
-          </w:tcPr>
-          <w:p>
-            <w:r>
-              <w:rPr>
-                <w:i w:val="false"/>
-                <w:iCs w:val="false"/>
-                <w:sz w:val="20"/>
-                <w:szCs w:val="20"/>
-              </w:rPr>
-              <w:t xml:space="preserve">Invalid distance (≤ 0)</w:t>
-            </w:r>
-          </w:p>
-        </w:tc>
-        <w:tc>
-          <w:tcPr>
-            <w:tcW w:type="dxa" w:w="1980"/>
-            <w:tcBorders>
-              <w:top w:val="single" w:color="BFBFBF" w:sz="2"/>
-              <w:left w:val="single" w:color="BFBFBF" w:sz="2"/>
-              <w:bottom w:val="single" w:color="BFBFBF" w:sz="2"/>
-              <w:right w:val="single" w:color="BFBFBF" w:sz="2"/>
-            </w:tcBorders>
-            <w:shd w:fill="F2F2F2" w:val="clear"/>
-            <w:tcMar>
-              <w:top w:type="dxa" w:w="100"/>
-              <w:left w:type="dxa" w:w="120"/>
-              <w:bottom w:type="dxa" w:w="100"/>
-              <w:right w:type="dxa" w:w="120"/>
-            </w:tcMar>
-            <w:vAlign w:val="center"/>
-          </w:tcPr>
-          <w:p>
-            <w:r>
-              <w:rPr>
-                <w:i/>
-                <w:iCs/>
-                <w:color w:val="595959"/>
-                <w:sz w:val="20"/>
-                <w:szCs w:val="20"/>
-              </w:rPr>
-              <w:t xml:space="preserve">[__]</w:t>
-            </w:r>
-          </w:p>
-        </w:tc>
-        <w:tc>
-          <w:tcPr>
-            <w:tcW w:type="dxa" w:w="1980"/>
-            <w:tcBorders>
-              <w:top w:val="single" w:color="BFBFBF" w:sz="2"/>
-              <w:left w:val="single" w:color="BFBFBF" w:sz="2"/>
-              <w:bottom w:val="single" w:color="BFBFBF" w:sz="2"/>
-              <w:right w:val="single" w:color="BFBFBF" w:sz="2"/>
-            </w:tcBorders>
-            <w:shd w:fill="F2F2F2" w:val="clear"/>
-            <w:tcMar>
-              <w:top w:type="dxa" w:w="100"/>
-              <w:left w:type="dxa" w:w="120"/>
-              <w:bottom w:type="dxa" w:w="100"/>
-              <w:right w:type="dxa" w:w="120"/>
-            </w:tcMar>
-            <w:vAlign w:val="center"/>
-          </w:tcPr>
-          <w:p>
-            <w:r>
-              <w:rPr>
-                <w:i/>
-                <w:iCs/>
-                <w:color w:val="595959"/>
-                <w:sz w:val="20"/>
-                <w:szCs w:val="20"/>
-              </w:rPr>
-              <w:t xml:space="preserve">[__%]</w:t>
+            <w:tcW w:type="dxa" w:w="3960"/>
+            <w:tcBorders>
+              <w:top w:val="single" w:color="BFBFBF" w:sz="2"/>
+              <w:left w:val="single" w:color="BFBFBF" w:sz="2"/>
+              <w:bottom w:val="single" w:color="BFBFBF" w:sz="2"/>
+              <w:right w:val="single" w:color="BFBFBF" w:sz="2"/>
+            </w:tcBorders>
+            <w:tcMar>
+              <w:top w:type="dxa" w:w="100"/>
+              <w:left w:type="dxa" w:w="120"/>
+              <w:bottom w:type="dxa" w:w="100"/>
+              <w:right w:type="dxa" w:w="120"/>
+            </w:tcMar>
+            <w:vAlign w:val="center"/>
+          </w:tcPr>
+          <w:p>
+            <w:r>
+              <w:rPr>
+                <w:i w:val="false"/>
+                <w:iCs w:val="false"/>
+                <w:sz w:val="20"/>
+                <w:szCs w:val="20"/>
+              </w:rPr>
+              <w:t xml:space="preserve">Invalid passenger count (≤ 0, after imputation)</w:t>
+            </w:r>
+          </w:p>
+        </w:tc>
+        <w:tc>
+          <w:tcPr>
+            <w:tcW w:type="dxa" w:w="1740"/>
+            <w:tcBorders>
+              <w:top w:val="single" w:color="BFBFBF" w:sz="2"/>
+              <w:left w:val="single" w:color="BFBFBF" w:sz="2"/>
+              <w:bottom w:val="single" w:color="BFBFBF" w:sz="2"/>
+              <w:right w:val="single" w:color="BFBFBF" w:sz="2"/>
+            </w:tcBorders>
+            <w:tcMar>
+              <w:top w:type="dxa" w:w="100"/>
+              <w:left w:type="dxa" w:w="120"/>
+              <w:bottom w:type="dxa" w:w="100"/>
+              <w:right w:type="dxa" w:w="120"/>
+            </w:tcMar>
+            <w:vAlign w:val="center"/>
+          </w:tcPr>
+          <w:p>
+            <w:r>
+              <w:rPr>
+                <w:i w:val="false"/>
+                <w:iCs w:val="false"/>
+                <w:sz w:val="20"/>
+                <w:szCs w:val="20"/>
+              </w:rPr>
+              <w:t xml:space="preserve">40,638</w:t>
+            </w:r>
+          </w:p>
+        </w:tc>
+        <w:tc>
+          <w:tcPr>
+            <w:tcW w:type="dxa" w:w="1860"/>
+            <w:tcBorders>
+              <w:top w:val="single" w:color="BFBFBF" w:sz="2"/>
+              <w:left w:val="single" w:color="BFBFBF" w:sz="2"/>
+              <w:bottom w:val="single" w:color="BFBFBF" w:sz="2"/>
+              <w:right w:val="single" w:color="BFBFBF" w:sz="2"/>
+            </w:tcBorders>
+            <w:tcMar>
+              <w:top w:type="dxa" w:w="100"/>
+              <w:left w:type="dxa" w:w="120"/>
+              <w:bottom w:type="dxa" w:w="100"/>
+              <w:right w:type="dxa" w:w="120"/>
+            </w:tcMar>
+            <w:vAlign w:val="center"/>
+          </w:tcPr>
+          <w:p>
+            <w:r>
+              <w:rPr>
+                <w:i w:val="false"/>
+                <w:iCs w:val="false"/>
+                <w:sz w:val="20"/>
+                <w:szCs w:val="20"/>
+              </w:rPr>
+              <w:t xml:space="preserve">0.367%</w:t>
+            </w:r>
+          </w:p>
+        </w:tc>
+        <w:tc>
+          <w:tcPr>
+            <w:tcW w:type="dxa" w:w="1800"/>
+            <w:tcBorders>
+              <w:top w:val="single" w:color="BFBFBF" w:sz="2"/>
+              <w:left w:val="single" w:color="BFBFBF" w:sz="2"/>
+              <w:bottom w:val="single" w:color="BFBFBF" w:sz="2"/>
+              <w:right w:val="single" w:color="BFBFBF" w:sz="2"/>
+            </w:tcBorders>
+            <w:tcMar>
+              <w:top w:type="dxa" w:w="100"/>
+              <w:left w:type="dxa" w:w="120"/>
+              <w:bottom w:type="dxa" w:w="100"/>
+              <w:right w:type="dxa" w:w="120"/>
+            </w:tcMar>
+            <w:vAlign w:val="center"/>
+          </w:tcPr>
+          <w:p>
+            <w:r>
+              <w:rPr>
+                <w:i w:val="false"/>
+                <w:iCs w:val="false"/>
+                <w:sz w:val="20"/>
+                <w:szCs w:val="20"/>
+              </w:rPr>
+              <w:t xml:space="preserve">Dropped</w:t>
             </w:r>
           </w:p>
         </w:tc>
@@ -2061,92 +2160,117 @@
       <w:tr>
         <w:tc>
           <w:tcPr>
-            <w:tcW w:type="dxa" w:w="5400"/>
-            <w:tcBorders>
-              <w:top w:val="single" w:color="BFBFBF" w:sz="2"/>
-              <w:left w:val="single" w:color="BFBFBF" w:sz="2"/>
-              <w:bottom w:val="single" w:color="BFBFBF" w:sz="2"/>
-              <w:right w:val="single" w:color="BFBFBF" w:sz="2"/>
-            </w:tcBorders>
-            <w:tcMar>
-              <w:top w:type="dxa" w:w="100"/>
-              <w:left w:type="dxa" w:w="120"/>
-              <w:bottom w:type="dxa" w:w="100"/>
-              <w:right w:type="dxa" w:w="120"/>
-            </w:tcMar>
-            <w:vAlign w:val="center"/>
-          </w:tcPr>
-          <w:p>
-            <w:r>
-              <w:rPr>
-                <w:i w:val="false"/>
-                <w:iCs w:val="false"/>
-                <w:sz w:val="20"/>
-                <w:szCs w:val="20"/>
-              </w:rPr>
-              <w:t xml:space="preserve">Invalid fare (≤ 0)</w:t>
-            </w:r>
-          </w:p>
-        </w:tc>
-        <w:tc>
-          <w:tcPr>
-            <w:tcW w:type="dxa" w:w="1980"/>
-            <w:tcBorders>
-              <w:top w:val="single" w:color="BFBFBF" w:sz="2"/>
-              <w:left w:val="single" w:color="BFBFBF" w:sz="2"/>
-              <w:bottom w:val="single" w:color="BFBFBF" w:sz="2"/>
-              <w:right w:val="single" w:color="BFBFBF" w:sz="2"/>
-            </w:tcBorders>
-            <w:shd w:fill="F2F2F2" w:val="clear"/>
-            <w:tcMar>
-              <w:top w:type="dxa" w:w="100"/>
-              <w:left w:type="dxa" w:w="120"/>
-              <w:bottom w:type="dxa" w:w="100"/>
-              <w:right w:type="dxa" w:w="120"/>
-            </w:tcMar>
-            <w:vAlign w:val="center"/>
-          </w:tcPr>
-          <w:p>
-            <w:r>
-              <w:rPr>
-                <w:i/>
-                <w:iCs/>
-                <w:color w:val="595959"/>
-                <w:sz w:val="20"/>
-                <w:szCs w:val="20"/>
-              </w:rPr>
-              <w:t xml:space="preserve">[__]</w:t>
-            </w:r>
-          </w:p>
-        </w:tc>
-        <w:tc>
-          <w:tcPr>
-            <w:tcW w:type="dxa" w:w="1980"/>
-            <w:tcBorders>
-              <w:top w:val="single" w:color="BFBFBF" w:sz="2"/>
-              <w:left w:val="single" w:color="BFBFBF" w:sz="2"/>
-              <w:bottom w:val="single" w:color="BFBFBF" w:sz="2"/>
-              <w:right w:val="single" w:color="BFBFBF" w:sz="2"/>
-            </w:tcBorders>
-            <w:shd w:fill="F2F2F2" w:val="clear"/>
-            <w:tcMar>
-              <w:top w:type="dxa" w:w="100"/>
-              <w:left w:type="dxa" w:w="120"/>
-              <w:bottom w:type="dxa" w:w="100"/>
-              <w:right w:type="dxa" w:w="120"/>
-            </w:tcMar>
-            <w:vAlign w:val="center"/>
-          </w:tcPr>
-          <w:p>
-            <w:r>
-              <w:rPr>
-                <w:i/>
-                <w:iCs/>
-                <w:color w:val="595959"/>
-                <w:sz w:val="20"/>
-                <w:szCs w:val="20"/>
-              </w:rPr>
-              <w:t xml:space="preserve">[__%]</w:t>
+            <w:tcW w:type="dxa" w:w="3960"/>
+            <w:tcBorders>
+              <w:top w:val="single" w:color="BFBFBF" w:sz="2"/>
+              <w:left w:val="single" w:color="BFBFBF" w:sz="2"/>
+              <w:bottom w:val="single" w:color="BFBFBF" w:sz="2"/>
+              <w:right w:val="single" w:color="BFBFBF" w:sz="2"/>
+            </w:tcBorders>
+            <w:tcMar>
+              <w:top w:type="dxa" w:w="100"/>
+              <w:left w:type="dxa" w:w="120"/>
+              <w:bottom w:type="dxa" w:w="100"/>
+              <w:right w:type="dxa" w:w="120"/>
+            </w:tcMar>
+            <w:vAlign w:val="center"/>
+          </w:tcPr>
+          <w:p>
+            <w:r>
+              <w:rPr>
+                <w:i w:val="false"/>
+                <w:iCs w:val="false"/>
+                <w:sz w:val="20"/>
+                <w:szCs w:val="20"/>
+              </w:rPr>
+              <w:t xml:space="preserve">Invalid distance (≤ 0)</w:t>
+            </w:r>
+          </w:p>
+        </w:tc>
+        <w:tc>
+          <w:tcPr>
+            <w:tcW w:type="dxa" w:w="1740"/>
+            <w:tcBorders>
+              <w:top w:val="single" w:color="BFBFBF" w:sz="2"/>
+              <w:left w:val="single" w:color="BFBFBF" w:sz="2"/>
+              <w:bottom w:val="single" w:color="BFBFBF" w:sz="2"/>
+              <w:right w:val="single" w:color="BFBFBF" w:sz="2"/>
+            </w:tcBorders>
+            <w:tcMar>
+              <w:top w:type="dxa" w:w="100"/>
+              <w:left w:type="dxa" w:w="120"/>
+              <w:bottom w:type="dxa" w:w="100"/>
+              <w:right w:type="dxa" w:w="120"/>
+            </w:tcMar>
+            <w:vAlign w:val="center"/>
+          </w:tcPr>
+          <w:p>
+            <w:r>
+              <w:rPr>
+                <w:i w:val="false"/>
+                <w:iCs w:val="false"/>
+                <w:sz w:val="20"/>
+                <w:szCs w:val="20"/>
+              </w:rPr>
+              <w:t xml:space="preserve">368,276</w:t>
+            </w:r>
+          </w:p>
+        </w:tc>
+        <w:tc>
+          <w:tcPr>
+            <w:tcW w:type="dxa" w:w="1860"/>
+            <w:tcBorders>
+              <w:top w:val="single" w:color="BFBFBF" w:sz="2"/>
+              <w:left w:val="single" w:color="BFBFBF" w:sz="2"/>
+              <w:bottom w:val="single" w:color="BFBFBF" w:sz="2"/>
+              <w:right w:val="single" w:color="BFBFBF" w:sz="2"/>
+            </w:tcBorders>
+            <w:tcMar>
+              <w:top w:type="dxa" w:w="100"/>
+              <w:left w:type="dxa" w:w="120"/>
+              <w:bottom w:type="dxa" w:w="100"/>
+              <w:right w:type="dxa" w:w="120"/>
+            </w:tcMar>
+            <w:vAlign w:val="center"/>
+          </w:tcPr>
+          <w:p>
+            <w:r>
+              <w:rPr>
+                <w:i w:val="false"/>
+                <w:iCs w:val="false"/>
+                <w:sz w:val="20"/>
+                <w:szCs w:val="20"/>
+              </w:rPr>
+              <w:t xml:space="preserve">3.325%</w:t>
+            </w:r>
+          </w:p>
+        </w:tc>
+        <w:tc>
+          <w:tcPr>
+            <w:tcW w:type="dxa" w:w="1800"/>
+            <w:tcBorders>
+              <w:top w:val="single" w:color="BFBFBF" w:sz="2"/>
+              <w:left w:val="single" w:color="BFBFBF" w:sz="2"/>
+              <w:bottom w:val="single" w:color="BFBFBF" w:sz="2"/>
+              <w:right w:val="single" w:color="BFBFBF" w:sz="2"/>
+            </w:tcBorders>
+            <w:tcMar>
+              <w:top w:type="dxa" w:w="100"/>
+              <w:left w:type="dxa" w:w="120"/>
+              <w:bottom w:type="dxa" w:w="100"/>
+              <w:right w:type="dxa" w:w="120"/>
+            </w:tcMar>
+            <w:vAlign w:val="center"/>
+          </w:tcPr>
+          <w:p>
+            <w:r>
+              <w:rPr>
+                <w:i w:val="false"/>
+                <w:iCs w:val="false"/>
+                <w:sz w:val="20"/>
+                <w:szCs w:val="20"/>
+              </w:rPr>
+              <w:t xml:space="preserve">Dropped</w:t>
             </w:r>
           </w:p>
         </w:tc>
@@ -2154,92 +2278,117 @@
       <w:tr>
         <w:tc>
           <w:tcPr>
-            <w:tcW w:type="dxa" w:w="5400"/>
-            <w:tcBorders>
-              <w:top w:val="single" w:color="BFBFBF" w:sz="2"/>
-              <w:left w:val="single" w:color="BFBFBF" w:sz="2"/>
-              <w:bottom w:val="single" w:color="BFBFBF" w:sz="2"/>
-              <w:right w:val="single" w:color="BFBFBF" w:sz="2"/>
-            </w:tcBorders>
-            <w:tcMar>
-              <w:top w:type="dxa" w:w="100"/>
-              <w:left w:type="dxa" w:w="120"/>
-              <w:bottom w:type="dxa" w:w="100"/>
-              <w:right w:type="dxa" w:w="120"/>
-            </w:tcMar>
-            <w:vAlign w:val="center"/>
-          </w:tcPr>
-          <w:p>
-            <w:r>
-              <w:rPr>
-                <w:i w:val="false"/>
-                <w:iCs w:val="false"/>
-                <w:sz w:val="20"/>
-                <w:szCs w:val="20"/>
-              </w:rPr>
-              <w:t xml:space="preserve">Impossible duration (≤ 0 or &gt; 6 hours)</w:t>
-            </w:r>
-          </w:p>
-        </w:tc>
-        <w:tc>
-          <w:tcPr>
-            <w:tcW w:type="dxa" w:w="1980"/>
-            <w:tcBorders>
-              <w:top w:val="single" w:color="BFBFBF" w:sz="2"/>
-              <w:left w:val="single" w:color="BFBFBF" w:sz="2"/>
-              <w:bottom w:val="single" w:color="BFBFBF" w:sz="2"/>
-              <w:right w:val="single" w:color="BFBFBF" w:sz="2"/>
-            </w:tcBorders>
-            <w:shd w:fill="F2F2F2" w:val="clear"/>
-            <w:tcMar>
-              <w:top w:type="dxa" w:w="100"/>
-              <w:left w:type="dxa" w:w="120"/>
-              <w:bottom w:type="dxa" w:w="100"/>
-              <w:right w:type="dxa" w:w="120"/>
-            </w:tcMar>
-            <w:vAlign w:val="center"/>
-          </w:tcPr>
-          <w:p>
-            <w:r>
-              <w:rPr>
-                <w:i/>
-                <w:iCs/>
-                <w:color w:val="595959"/>
-                <w:sz w:val="20"/>
-                <w:szCs w:val="20"/>
-              </w:rPr>
-              <w:t xml:space="preserve">[__]</w:t>
-            </w:r>
-          </w:p>
-        </w:tc>
-        <w:tc>
-          <w:tcPr>
-            <w:tcW w:type="dxa" w:w="1980"/>
-            <w:tcBorders>
-              <w:top w:val="single" w:color="BFBFBF" w:sz="2"/>
-              <w:left w:val="single" w:color="BFBFBF" w:sz="2"/>
-              <w:bottom w:val="single" w:color="BFBFBF" w:sz="2"/>
-              <w:right w:val="single" w:color="BFBFBF" w:sz="2"/>
-            </w:tcBorders>
-            <w:shd w:fill="F2F2F2" w:val="clear"/>
-            <w:tcMar>
-              <w:top w:type="dxa" w:w="100"/>
-              <w:left w:type="dxa" w:w="120"/>
-              <w:bottom w:type="dxa" w:w="100"/>
-              <w:right w:type="dxa" w:w="120"/>
-            </w:tcMar>
-            <w:vAlign w:val="center"/>
-          </w:tcPr>
-          <w:p>
-            <w:r>
-              <w:rPr>
-                <w:i/>
-                <w:iCs/>
-                <w:color w:val="595959"/>
-                <w:sz w:val="20"/>
-                <w:szCs w:val="20"/>
-              </w:rPr>
-              <w:t xml:space="preserve">[__%]</w:t>
+            <w:tcW w:type="dxa" w:w="3960"/>
+            <w:tcBorders>
+              <w:top w:val="single" w:color="BFBFBF" w:sz="2"/>
+              <w:left w:val="single" w:color="BFBFBF" w:sz="2"/>
+              <w:bottom w:val="single" w:color="BFBFBF" w:sz="2"/>
+              <w:right w:val="single" w:color="BFBFBF" w:sz="2"/>
+            </w:tcBorders>
+            <w:tcMar>
+              <w:top w:type="dxa" w:w="100"/>
+              <w:left w:type="dxa" w:w="120"/>
+              <w:bottom w:type="dxa" w:w="100"/>
+              <w:right w:type="dxa" w:w="120"/>
+            </w:tcMar>
+            <w:vAlign w:val="center"/>
+          </w:tcPr>
+          <w:p>
+            <w:r>
+              <w:rPr>
+                <w:i w:val="false"/>
+                <w:iCs w:val="false"/>
+                <w:sz w:val="20"/>
+                <w:szCs w:val="20"/>
+              </w:rPr>
+              <w:t xml:space="preserve">Invalid fare (≤ 0)</w:t>
+            </w:r>
+          </w:p>
+        </w:tc>
+        <w:tc>
+          <w:tcPr>
+            <w:tcW w:type="dxa" w:w="1740"/>
+            <w:tcBorders>
+              <w:top w:val="single" w:color="BFBFBF" w:sz="2"/>
+              <w:left w:val="single" w:color="BFBFBF" w:sz="2"/>
+              <w:bottom w:val="single" w:color="BFBFBF" w:sz="2"/>
+              <w:right w:val="single" w:color="BFBFBF" w:sz="2"/>
+            </w:tcBorders>
+            <w:tcMar>
+              <w:top w:type="dxa" w:w="100"/>
+              <w:left w:type="dxa" w:w="120"/>
+              <w:bottom w:type="dxa" w:w="100"/>
+              <w:right w:type="dxa" w:w="120"/>
+            </w:tcMar>
+            <w:vAlign w:val="center"/>
+          </w:tcPr>
+          <w:p>
+            <w:r>
+              <w:rPr>
+                <w:i w:val="false"/>
+                <w:iCs w:val="false"/>
+                <w:sz w:val="20"/>
+                <w:szCs w:val="20"/>
+              </w:rPr>
+              <w:t xml:space="preserve">86,048</w:t>
+            </w:r>
+          </w:p>
+        </w:tc>
+        <w:tc>
+          <w:tcPr>
+            <w:tcW w:type="dxa" w:w="1860"/>
+            <w:tcBorders>
+              <w:top w:val="single" w:color="BFBFBF" w:sz="2"/>
+              <w:left w:val="single" w:color="BFBFBF" w:sz="2"/>
+              <w:bottom w:val="single" w:color="BFBFBF" w:sz="2"/>
+              <w:right w:val="single" w:color="BFBFBF" w:sz="2"/>
+            </w:tcBorders>
+            <w:tcMar>
+              <w:top w:type="dxa" w:w="100"/>
+              <w:left w:type="dxa" w:w="120"/>
+              <w:bottom w:type="dxa" w:w="100"/>
+              <w:right w:type="dxa" w:w="120"/>
+            </w:tcMar>
+            <w:vAlign w:val="center"/>
+          </w:tcPr>
+          <w:p>
+            <w:r>
+              <w:rPr>
+                <w:i w:val="false"/>
+                <w:iCs w:val="false"/>
+                <w:sz w:val="20"/>
+                <w:szCs w:val="20"/>
+              </w:rPr>
+              <w:t xml:space="preserve">0.777%</w:t>
+            </w:r>
+          </w:p>
+        </w:tc>
+        <w:tc>
+          <w:tcPr>
+            <w:tcW w:type="dxa" w:w="1800"/>
+            <w:tcBorders>
+              <w:top w:val="single" w:color="BFBFBF" w:sz="2"/>
+              <w:left w:val="single" w:color="BFBFBF" w:sz="2"/>
+              <w:bottom w:val="single" w:color="BFBFBF" w:sz="2"/>
+              <w:right w:val="single" w:color="BFBFBF" w:sz="2"/>
+            </w:tcBorders>
+            <w:tcMar>
+              <w:top w:type="dxa" w:w="100"/>
+              <w:left w:type="dxa" w:w="120"/>
+              <w:bottom w:type="dxa" w:w="100"/>
+              <w:right w:type="dxa" w:w="120"/>
+            </w:tcMar>
+            <w:vAlign w:val="center"/>
+          </w:tcPr>
+          <w:p>
+            <w:r>
+              <w:rPr>
+                <w:i w:val="false"/>
+                <w:iCs w:val="false"/>
+                <w:sz w:val="20"/>
+                <w:szCs w:val="20"/>
+              </w:rPr>
+              <w:t xml:space="preserve">Dropped</w:t>
             </w:r>
           </w:p>
         </w:tc>
@@ -2247,92 +2396,117 @@
       <w:tr>
         <w:tc>
           <w:tcPr>
-            <w:tcW w:type="dxa" w:w="5400"/>
-            <w:tcBorders>
-              <w:top w:val="single" w:color="BFBFBF" w:sz="2"/>
-              <w:left w:val="single" w:color="BFBFBF" w:sz="2"/>
-              <w:bottom w:val="single" w:color="BFBFBF" w:sz="2"/>
-              <w:right w:val="single" w:color="BFBFBF" w:sz="2"/>
-            </w:tcBorders>
-            <w:tcMar>
-              <w:top w:type="dxa" w:w="100"/>
-              <w:left w:type="dxa" w:w="120"/>
-              <w:bottom w:type="dxa" w:w="100"/>
-              <w:right w:type="dxa" w:w="120"/>
-            </w:tcMar>
-            <w:vAlign w:val="center"/>
-          </w:tcPr>
-          <w:p>
-            <w:r>
-              <w:rPr>
-                <w:i w:val="false"/>
-                <w:iCs w:val="false"/>
-                <w:sz w:val="20"/>
-                <w:szCs w:val="20"/>
-              </w:rPr>
-              <w:t xml:space="preserve">Duplicate rows</w:t>
-            </w:r>
-          </w:p>
-        </w:tc>
-        <w:tc>
-          <w:tcPr>
-            <w:tcW w:type="dxa" w:w="1980"/>
-            <w:tcBorders>
-              <w:top w:val="single" w:color="BFBFBF" w:sz="2"/>
-              <w:left w:val="single" w:color="BFBFBF" w:sz="2"/>
-              <w:bottom w:val="single" w:color="BFBFBF" w:sz="2"/>
-              <w:right w:val="single" w:color="BFBFBF" w:sz="2"/>
-            </w:tcBorders>
-            <w:shd w:fill="F2F2F2" w:val="clear"/>
-            <w:tcMar>
-              <w:top w:type="dxa" w:w="100"/>
-              <w:left w:type="dxa" w:w="120"/>
-              <w:bottom w:type="dxa" w:w="100"/>
-              <w:right w:type="dxa" w:w="120"/>
-            </w:tcMar>
-            <w:vAlign w:val="center"/>
-          </w:tcPr>
-          <w:p>
-            <w:r>
-              <w:rPr>
-                <w:i/>
-                <w:iCs/>
-                <w:color w:val="595959"/>
-                <w:sz w:val="20"/>
-                <w:szCs w:val="20"/>
-              </w:rPr>
-              <w:t xml:space="preserve">[__]</w:t>
-            </w:r>
-          </w:p>
-        </w:tc>
-        <w:tc>
-          <w:tcPr>
-            <w:tcW w:type="dxa" w:w="1980"/>
-            <w:tcBorders>
-              <w:top w:val="single" w:color="BFBFBF" w:sz="2"/>
-              <w:left w:val="single" w:color="BFBFBF" w:sz="2"/>
-              <w:bottom w:val="single" w:color="BFBFBF" w:sz="2"/>
-              <w:right w:val="single" w:color="BFBFBF" w:sz="2"/>
-            </w:tcBorders>
-            <w:shd w:fill="F2F2F2" w:val="clear"/>
-            <w:tcMar>
-              <w:top w:type="dxa" w:w="100"/>
-              <w:left w:type="dxa" w:w="120"/>
-              <w:bottom w:type="dxa" w:w="100"/>
-              <w:right w:type="dxa" w:w="120"/>
-            </w:tcMar>
-            <w:vAlign w:val="center"/>
-          </w:tcPr>
-          <w:p>
-            <w:r>
-              <w:rPr>
-                <w:i/>
-                <w:iCs/>
-                <w:color w:val="595959"/>
-                <w:sz w:val="20"/>
-                <w:szCs w:val="20"/>
-              </w:rPr>
-              <w:t xml:space="preserve">[__%]</w:t>
+            <w:tcW w:type="dxa" w:w="3960"/>
+            <w:tcBorders>
+              <w:top w:val="single" w:color="BFBFBF" w:sz="2"/>
+              <w:left w:val="single" w:color="BFBFBF" w:sz="2"/>
+              <w:bottom w:val="single" w:color="BFBFBF" w:sz="2"/>
+              <w:right w:val="single" w:color="BFBFBF" w:sz="2"/>
+            </w:tcBorders>
+            <w:tcMar>
+              <w:top w:type="dxa" w:w="100"/>
+              <w:left w:type="dxa" w:w="120"/>
+              <w:bottom w:type="dxa" w:w="100"/>
+              <w:right w:type="dxa" w:w="120"/>
+            </w:tcMar>
+            <w:vAlign w:val="center"/>
+          </w:tcPr>
+          <w:p>
+            <w:r>
+              <w:rPr>
+                <w:i w:val="false"/>
+                <w:iCs w:val="false"/>
+                <w:sz w:val="20"/>
+                <w:szCs w:val="20"/>
+              </w:rPr>
+              <w:t xml:space="preserve">Impossible duration (≤ 0 or &gt; 6 hours)</w:t>
+            </w:r>
+          </w:p>
+        </w:tc>
+        <w:tc>
+          <w:tcPr>
+            <w:tcW w:type="dxa" w:w="1740"/>
+            <w:tcBorders>
+              <w:top w:val="single" w:color="BFBFBF" w:sz="2"/>
+              <w:left w:val="single" w:color="BFBFBF" w:sz="2"/>
+              <w:bottom w:val="single" w:color="BFBFBF" w:sz="2"/>
+              <w:right w:val="single" w:color="BFBFBF" w:sz="2"/>
+            </w:tcBorders>
+            <w:tcMar>
+              <w:top w:type="dxa" w:w="100"/>
+              <w:left w:type="dxa" w:w="120"/>
+              <w:bottom w:type="dxa" w:w="100"/>
+              <w:right w:type="dxa" w:w="120"/>
+            </w:tcMar>
+            <w:vAlign w:val="center"/>
+          </w:tcPr>
+          <w:p>
+            <w:r>
+              <w:rPr>
+                <w:i w:val="false"/>
+                <w:iCs w:val="false"/>
+                <w:sz w:val="20"/>
+                <w:szCs w:val="20"/>
+              </w:rPr>
+              <w:t xml:space="preserve">134,082</w:t>
+            </w:r>
+          </w:p>
+        </w:tc>
+        <w:tc>
+          <w:tcPr>
+            <w:tcW w:type="dxa" w:w="1860"/>
+            <w:tcBorders>
+              <w:top w:val="single" w:color="BFBFBF" w:sz="2"/>
+              <w:left w:val="single" w:color="BFBFBF" w:sz="2"/>
+              <w:bottom w:val="single" w:color="BFBFBF" w:sz="2"/>
+              <w:right w:val="single" w:color="BFBFBF" w:sz="2"/>
+            </w:tcBorders>
+            <w:tcMar>
+              <w:top w:type="dxa" w:w="100"/>
+              <w:left w:type="dxa" w:w="120"/>
+              <w:bottom w:type="dxa" w:w="100"/>
+              <w:right w:type="dxa" w:w="120"/>
+            </w:tcMar>
+            <w:vAlign w:val="center"/>
+          </w:tcPr>
+          <w:p>
+            <w:r>
+              <w:rPr>
+                <w:i w:val="false"/>
+                <w:iCs w:val="false"/>
+                <w:sz w:val="20"/>
+                <w:szCs w:val="20"/>
+              </w:rPr>
+              <w:t xml:space="preserve">1.210%</w:t>
+            </w:r>
+          </w:p>
+        </w:tc>
+        <w:tc>
+          <w:tcPr>
+            <w:tcW w:type="dxa" w:w="1800"/>
+            <w:tcBorders>
+              <w:top w:val="single" w:color="BFBFBF" w:sz="2"/>
+              <w:left w:val="single" w:color="BFBFBF" w:sz="2"/>
+              <w:bottom w:val="single" w:color="BFBFBF" w:sz="2"/>
+              <w:right w:val="single" w:color="BFBFBF" w:sz="2"/>
+            </w:tcBorders>
+            <w:tcMar>
+              <w:top w:type="dxa" w:w="100"/>
+              <w:left w:type="dxa" w:w="120"/>
+              <w:bottom w:type="dxa" w:w="100"/>
+              <w:right w:type="dxa" w:w="120"/>
+            </w:tcMar>
+            <w:vAlign w:val="center"/>
+          </w:tcPr>
+          <w:p>
+            <w:r>
+              <w:rPr>
+                <w:i w:val="false"/>
+                <w:iCs w:val="false"/>
+                <w:sz w:val="20"/>
+                <w:szCs w:val="20"/>
+              </w:rPr>
+              <w:t xml:space="preserve">Dropped</w:t>
             </w:r>
           </w:p>
         </w:tc>
@@ -2340,7 +2514,125 @@
       <w:tr>
         <w:tc>
           <w:tcPr>
-            <w:tcW w:type="dxa" w:w="5400"/>
+            <w:tcW w:type="dxa" w:w="3960"/>
+            <w:tcBorders>
+              <w:top w:val="single" w:color="BFBFBF" w:sz="2"/>
+              <w:left w:val="single" w:color="BFBFBF" w:sz="2"/>
+              <w:bottom w:val="single" w:color="BFBFBF" w:sz="2"/>
+              <w:right w:val="single" w:color="BFBFBF" w:sz="2"/>
+            </w:tcBorders>
+            <w:tcMar>
+              <w:top w:type="dxa" w:w="100"/>
+              <w:left w:type="dxa" w:w="120"/>
+              <w:bottom w:type="dxa" w:w="100"/>
+              <w:right w:type="dxa" w:w="120"/>
+            </w:tcMar>
+            <w:vAlign w:val="center"/>
+          </w:tcPr>
+          <w:p>
+            <w:r>
+              <w:rPr>
+                <w:i w:val="false"/>
+                <w:iCs w:val="false"/>
+                <w:sz w:val="20"/>
+                <w:szCs w:val="20"/>
+              </w:rPr>
+              <w:t xml:space="preserve">Duplicate rows</w:t>
+            </w:r>
+          </w:p>
+        </w:tc>
+        <w:tc>
+          <w:tcPr>
+            <w:tcW w:type="dxa" w:w="1740"/>
+            <w:tcBorders>
+              <w:top w:val="single" w:color="BFBFBF" w:sz="2"/>
+              <w:left w:val="single" w:color="BFBFBF" w:sz="2"/>
+              <w:bottom w:val="single" w:color="BFBFBF" w:sz="2"/>
+              <w:right w:val="single" w:color="BFBFBF" w:sz="2"/>
+            </w:tcBorders>
+            <w:tcMar>
+              <w:top w:type="dxa" w:w="100"/>
+              <w:left w:type="dxa" w:w="120"/>
+              <w:bottom w:type="dxa" w:w="100"/>
+              <w:right w:type="dxa" w:w="120"/>
+            </w:tcMar>
+            <w:vAlign w:val="center"/>
+          </w:tcPr>
+          <w:p>
+            <w:r>
+              <w:rPr>
+                <w:i w:val="false"/>
+                <w:iCs w:val="false"/>
+                <w:sz w:val="20"/>
+                <w:szCs w:val="20"/>
+              </w:rPr>
+              <w:t xml:space="preserve">0</w:t>
+            </w:r>
+          </w:p>
+        </w:tc>
+        <w:tc>
+          <w:tcPr>
+            <w:tcW w:type="dxa" w:w="1860"/>
+            <w:tcBorders>
+              <w:top w:val="single" w:color="BFBFBF" w:sz="2"/>
+              <w:left w:val="single" w:color="BFBFBF" w:sz="2"/>
+              <w:bottom w:val="single" w:color="BFBFBF" w:sz="2"/>
+              <w:right w:val="single" w:color="BFBFBF" w:sz="2"/>
+            </w:tcBorders>
+            <w:tcMar>
+              <w:top w:type="dxa" w:w="100"/>
+              <w:left w:type="dxa" w:w="120"/>
+              <w:bottom w:type="dxa" w:w="100"/>
+              <w:right w:type="dxa" w:w="120"/>
+            </w:tcMar>
+            <w:vAlign w:val="center"/>
+          </w:tcPr>
+          <w:p>
+            <w:r>
+              <w:rPr>
+                <w:i w:val="false"/>
+                <w:iCs w:val="false"/>
+                <w:sz w:val="20"/>
+                <w:szCs w:val="20"/>
+              </w:rPr>
+              <w:t xml:space="preserve">0.000%</w:t>
+            </w:r>
+          </w:p>
+        </w:tc>
+        <w:tc>
+          <w:tcPr>
+            <w:tcW w:type="dxa" w:w="1800"/>
+            <w:tcBorders>
+              <w:top w:val="single" w:color="BFBFBF" w:sz="2"/>
+              <w:left w:val="single" w:color="BFBFBF" w:sz="2"/>
+              <w:bottom w:val="single" w:color="BFBFBF" w:sz="2"/>
+              <w:right w:val="single" w:color="BFBFBF" w:sz="2"/>
+            </w:tcBorders>
+            <w:tcMar>
+              <w:top w:type="dxa" w:w="100"/>
+              <w:left w:type="dxa" w:w="120"/>
+              <w:bottom w:type="dxa" w:w="100"/>
+              <w:right w:type="dxa" w:w="120"/>
+            </w:tcMar>
+            <w:vAlign w:val="center"/>
+          </w:tcPr>
+          <w:p>
+            <w:r>
+              <w:rPr>
+                <w:i w:val="false"/>
+                <w:iCs w:val="false"/>
+                <w:sz w:val="20"/>
+                <w:szCs w:val="20"/>
+              </w:rPr>
+              <w:t xml:space="preserve">Dropped</w:t>
+            </w:r>
+          </w:p>
+        </w:tc>
+      </w:tr>
+      <w:tr>
+        <w:tc>
+          <w:tcPr>
+            <w:tcW w:type="dxa" w:w="3960"/>
             <w:tcBorders>
               <w:top w:val="single" w:color="BFBFBF" w:sz="2"/>
               <w:left w:val="single" w:color="BFBFBF" w:sz="2"/>
@@ -2369,63 +2661,88 @@
         </w:tc>
         <w:tc>
           <w:tcPr>
-            <w:tcW w:type="dxa" w:w="1980"/>
-            <w:tcBorders>
-              <w:top w:val="single" w:color="BFBFBF" w:sz="2"/>
-              <w:left w:val="single" w:color="BFBFBF" w:sz="2"/>
-              <w:bottom w:val="single" w:color="BFBFBF" w:sz="2"/>
-              <w:right w:val="single" w:color="BFBFBF" w:sz="2"/>
-            </w:tcBorders>
-            <w:shd w:fill="F2F2F2" w:val="clear"/>
-            <w:tcMar>
-              <w:top w:type="dxa" w:w="100"/>
-              <w:left w:type="dxa" w:w="120"/>
-              <w:bottom w:type="dxa" w:w="100"/>
-              <w:right w:type="dxa" w:w="120"/>
-            </w:tcMar>
-            <w:vAlign w:val="center"/>
-          </w:tcPr>
-          <w:p>
-            <w:r>
-              <w:rPr>
-                <w:i/>
-                <w:iCs/>
-                <w:color w:val="595959"/>
-                <w:sz w:val="20"/>
-                <w:szCs w:val="20"/>
-              </w:rPr>
-              <w:t xml:space="preserve">[__]</w:t>
-            </w:r>
-          </w:p>
-        </w:tc>
-        <w:tc>
-          <w:tcPr>
-            <w:tcW w:type="dxa" w:w="1980"/>
-            <w:tcBorders>
-              <w:top w:val="single" w:color="BFBFBF" w:sz="2"/>
-              <w:left w:val="single" w:color="BFBFBF" w:sz="2"/>
-              <w:bottom w:val="single" w:color="BFBFBF" w:sz="2"/>
-              <w:right w:val="single" w:color="BFBFBF" w:sz="2"/>
-            </w:tcBorders>
-            <w:shd w:fill="F2F2F2" w:val="clear"/>
-            <w:tcMar>
-              <w:top w:type="dxa" w:w="100"/>
-              <w:left w:type="dxa" w:w="120"/>
-              <w:bottom w:type="dxa" w:w="100"/>
-              <w:right w:type="dxa" w:w="120"/>
-            </w:tcMar>
-            <w:vAlign w:val="center"/>
-          </w:tcPr>
-          <w:p>
-            <w:r>
-              <w:rPr>
-                <w:i/>
-                <w:iCs/>
-                <w:color w:val="595959"/>
-                <w:sz w:val="20"/>
-                <w:szCs w:val="20"/>
-              </w:rPr>
-              <w:t xml:space="preserve">[__%]</w:t>
+            <w:tcW w:type="dxa" w:w="1740"/>
+            <w:tcBorders>
+              <w:top w:val="single" w:color="BFBFBF" w:sz="2"/>
+              <w:left w:val="single" w:color="BFBFBF" w:sz="2"/>
+              <w:bottom w:val="single" w:color="BFBFBF" w:sz="2"/>
+              <w:right w:val="single" w:color="BFBFBF" w:sz="2"/>
+            </w:tcBorders>
+            <w:tcMar>
+              <w:top w:type="dxa" w:w="100"/>
+              <w:left w:type="dxa" w:w="120"/>
+              <w:bottom w:type="dxa" w:w="100"/>
+              <w:right w:type="dxa" w:w="120"/>
+            </w:tcMar>
+            <w:vAlign w:val="center"/>
+          </w:tcPr>
+          <w:p>
+            <w:r>
+              <w:rPr>
+                <w:i w:val="false"/>
+                <w:iCs w:val="false"/>
+                <w:sz w:val="20"/>
+                <w:szCs w:val="20"/>
+              </w:rPr>
+              <w:t xml:space="preserve">10,448,162</w:t>
+            </w:r>
+          </w:p>
+        </w:tc>
+        <w:tc>
+          <w:tcPr>
+            <w:tcW w:type="dxa" w:w="1860"/>
+            <w:tcBorders>
+              <w:top w:val="single" w:color="BFBFBF" w:sz="2"/>
+              <w:left w:val="single" w:color="BFBFBF" w:sz="2"/>
+              <w:bottom w:val="single" w:color="BFBFBF" w:sz="2"/>
+              <w:right w:val="single" w:color="BFBFBF" w:sz="2"/>
+            </w:tcBorders>
+            <w:tcMar>
+              <w:top w:type="dxa" w:w="100"/>
+              <w:left w:type="dxa" w:w="120"/>
+              <w:bottom w:type="dxa" w:w="100"/>
+              <w:right w:type="dxa" w:w="120"/>
+            </w:tcMar>
+            <w:vAlign w:val="center"/>
+          </w:tcPr>
+          <w:p>
+            <w:r>
+              <w:rPr>
+                <w:i w:val="false"/>
+                <w:iCs w:val="false"/>
+                <w:sz w:val="20"/>
+                <w:szCs w:val="20"/>
+              </w:rPr>
+              <w:t xml:space="preserve">94.321%</w:t>
+            </w:r>
+          </w:p>
+        </w:tc>
+        <w:tc>
+          <w:tcPr>
+            <w:tcW w:type="dxa" w:w="1800"/>
+            <w:tcBorders>
+              <w:top w:val="single" w:color="BFBFBF" w:sz="2"/>
+              <w:left w:val="single" w:color="BFBFBF" w:sz="2"/>
+              <w:bottom w:val="single" w:color="BFBFBF" w:sz="2"/>
+              <w:right w:val="single" w:color="BFBFBF" w:sz="2"/>
+            </w:tcBorders>
+            <w:tcMar>
+              <w:top w:type="dxa" w:w="100"/>
+              <w:left w:type="dxa" w:w="120"/>
+              <w:bottom w:type="dxa" w:w="100"/>
+              <w:right w:type="dxa" w:w="120"/>
+            </w:tcMar>
+            <w:vAlign w:val="center"/>
+          </w:tcPr>
+          <w:p>
+            <w:r>
+              <w:rPr>
+                <w:i w:val="false"/>
+                <w:iCs w:val="false"/>
+                <w:sz w:val="20"/>
+                <w:szCs w:val="20"/>
+              </w:rPr>
+              <w:t xml:space="preserve">—</w:t>
             </w:r>
           </w:p>
         </w:tc>
@@ -2435,6 +2752,56 @@
       <w:pPr>
         <w:spacing w:after="160"/>
       </w:pPr>
+    </w:p>
+    <w:p>
+      <w:pPr>
+        <w:pBdr>
+          <w:left w:val="single" w:color="1F4E79" w:sz="12" w:space="8"/>
+        </w:pBdr>
+        <w:shd w:fill="E8EEF4" w:val="clear"/>
+        <w:spacing w:after="200"/>
+      </w:pPr>
+      <w:r>
+        <w:rPr>
+          <w:b/>
+          <w:bCs/>
+          <w:color w:val="1F4E79"/>
+        </w:rPr>
+        <w:t xml:space="preserve">REAL-DATA NOTE: </w:t>
+      </w:r>
+      <w:r>
+        <w:rPr>
+          <w:i/>
+          <w:iCs/>
+          <w:color w:val="595959"/>
+        </w:rPr>
+        <w:t xml:space="preserve">The 0.000% rows for "missing required field(s)", "invalid timestamp", and "duplicate rows" are genuine zeros verified against the real data, not blanks — TLC's own pipeline already guarantees these fields for every published row, and no exact-duplicate rows were found across any of the three months.</w:t>
+      </w:r>
+    </w:p>
+    <w:p>
+      <w:pPr>
+        <w:pBdr>
+          <w:left w:val="single" w:color="1F4E79" w:sz="12" w:space="8"/>
+        </w:pBdr>
+        <w:shd w:fill="E8EEF4" w:val="clear"/>
+        <w:spacing w:after="200"/>
+      </w:pPr>
+      <w:r>
+        <w:rPr>
+          <w:b/>
+          <w:bCs/>
+          <w:color w:val="1F4E79"/>
+        </w:rPr>
+        <w:t xml:space="preserve">REAL-DATA NOTE: </w:t>
+      </w:r>
+      <w:r>
+        <w:rPr>
+          <w:i/>
+          <w:iCs/>
+          <w:color w:val="595959"/>
+        </w:rPr>
+        <w:t xml:space="preserve">The passenger_count row was rewritten from the original design after discovering, while running this pipeline for real, that ~27.6% of raw rows have a null passenger_count — a known TLC vendor-side reporting gap, confirmed by checking that no other required field was null on those same rows. The initial design dropped the entire row for this (matching the assignment's other "missing value" rules), which discarded over a quarter of otherwise-perfectly-valid, revenue-bearing trips just because one field used by exactly one downstream job (anomaly detection's high-passenger-count flag) was absent. That is a worse distortion of demand/revenue/route analysis than the problem it solves, so passenger_count is instead imputed to 1 (the single most common real value, and TLC's own documented default) and the imputation is reported separately here rather than folded silently into "rows kept."</w:t>
+      </w:r>
     </w:p>
     <w:p>
       <w:pPr>
@@ -2458,7 +2825,7 @@
           <w:iCs/>
           <w:color w:val="595959"/>
         </w:rPr>
-        <w:t xml:space="preserve">Justify the rules: why each threshold is a reasonable definition of “impossible,” and why unusual-but-possible records were kept for the Anomaly Detection job instead of being deleted here.</w:t>
+        <w:t xml:space="preserve">Add 1-2 sentences in your own words justifying the remaining thresholds (why 6 hours for duration, why distance/fare must be strictly positive), and explicitly note that unusual-but-possible records (e.g. a 90-mile trip) are intentionally kept here and handled instead by the separate Anomaly Detection job (Section 9, 9.9) without deletion.</w:t>
       </w:r>
     </w:p>
     <w:p>
@@ -3936,7 +4303,7 @@
         <w:spacing w:after="160"/>
       </w:pPr>
       <w:r>
-        <w:t xml:space="preserve">Charts below are generated by scripts/visualize.py from the reducer outputs pulled out of HDFS with hdfs dfs -getmerge (commands.txt, Step 7). Replace each box with the actual PNG from reports/figures/.</w:t>
+        <w:t xml:space="preserve">Charts below are real output from scripts/visualize.py, run on this project's own reducer results for the full January-March 2026 dataset (10,448,162 cleaned trips).</w:t>
       </w:r>
     </w:p>
     <w:p>
@@ -3951,6 +4318,3216 @@
         <w:t xml:space="preserve">9.1. Trips by Hour</w:t>
       </w:r>
     </w:p>
+    <w:p>
+      <w:pPr>
+        <w:spacing w:after="120"/>
+        <w:jc w:val="center"/>
+      </w:pPr>
+      <w:r>
+        <w:drawing>
+          <wp:inline distT="0" distB="0" distL="0" distR="0">
+            <wp:extent cx="5715000" cy="2857500"/>
+            <wp:effectExtent t="0" r="0" b="0" l="0"/>
+            <wp:docPr id="1" name="" descr="" title=""/>
+            <wp:cNvGraphicFramePr>
+              <a:graphicFrameLocks xmlns:a="http://schemas.openxmlformats.org/drawingml/2006/main" noChangeAspect="1"/>
+            </wp:cNvGraphicFramePr>
+            <a:graphic xmlns:a="http://schemas.openxmlformats.org/drawingml/2006/main">
+              <a:graphicData uri="http://schemas.openxmlformats.org/drawingml/2006/picture">
+                <pic:pic xmlns:pic="http://schemas.openxmlformats.org/drawingml/2006/picture">
+                  <pic:nvPicPr>
+                    <pic:cNvPr id="0" name="" descr=""/>
+                    <pic:cNvPicPr>
+                      <a:picLocks noChangeAspect="1" noChangeArrowheads="1"/>
+                    </pic:cNvPicPr>
+                  </pic:nvPicPr>
+                  <pic:blipFill>
+                    <a:blip r:embed="rId9" cstate="none"/>
+                    <a:srcRect/>
+                    <a:stretch>
+                      <a:fillRect/>
+                    </a:stretch>
+                  </pic:blipFill>
+                  <pic:spPr bwMode="auto">
+                    <a:xfrm>
+                      <a:off x="0" y="0"/>
+                      <a:ext cx="5715000" cy="2857500"/>
+                    </a:xfrm>
+                    <a:prstGeom prst="rect">
+                      <a:avLst/>
+                    </a:prstGeom>
+                  </pic:spPr>
+                </pic:pic>
+              </a:graphicData>
+            </a:graphic>
+          </wp:inline>
+        </w:drawing>
+      </w:r>
+    </w:p>
+    <w:p>
+      <w:pPr>
+        <w:spacing w:after="160"/>
+      </w:pPr>
+      <w:r>
+        <w:rPr>
+          <w:sz w:val="20"/>
+          <w:szCs w:val="20"/>
+        </w:rPr>
+        <w:t xml:space="preserve">Busiest hour: 18:00 (693,357 trips). Least-busy hour: 04:00 (88,983 trips) — demand at 18:00 is roughly 7.8x demand at 04:00.</w:t>
+      </w:r>
+    </w:p>
+    <w:p>
+      <w:pPr>
+        <w:pBdr>
+          <w:left w:val="single" w:color="B7472A" w:sz="12" w:space="8"/>
+        </w:pBdr>
+        <w:shd w:fill="F2F2F2" w:val="clear"/>
+        <w:spacing w:after="200"/>
+      </w:pPr>
+      <w:r>
+        <w:rPr>
+          <w:b/>
+          <w:bCs/>
+          <w:color w:val="B7472A"/>
+        </w:rPr>
+        <w:t xml:space="preserve">TODO: </w:t>
+      </w:r>
+      <w:r>
+        <w:rPr>
+          <w:i/>
+          <w:iCs/>
+          <w:color w:val="595959"/>
+        </w:rPr>
+        <w:t xml:space="preserve">Add a plausible reason for this shape (e.g. evening commute + dinner/social trips peaking around 18:00, versus an overnight lull when most of the city is asleep).</w:t>
+      </w:r>
+    </w:p>
+    <w:p>
+      <w:pPr>
+        <w:pStyle w:val="Heading2"/>
+        <w:spacing w:after="120" w:before="240"/>
+      </w:pPr>
+      <w:r>
+        <w:rPr>
+          <w:color w:val="1F4E79"/>
+        </w:rPr>
+        <w:t xml:space="preserve">9.2. Trips by Day of Week</w:t>
+      </w:r>
+    </w:p>
+    <w:p>
+      <w:pPr>
+        <w:spacing w:after="120"/>
+        <w:jc w:val="center"/>
+      </w:pPr>
+      <w:r>
+        <w:drawing>
+          <wp:inline distT="0" distB="0" distL="0" distR="0">
+            <wp:extent cx="5715000" cy="3267075"/>
+            <wp:effectExtent t="0" r="0" b="0" l="0"/>
+            <wp:docPr id="1" name="" descr="" title=""/>
+            <wp:cNvGraphicFramePr>
+              <a:graphicFrameLocks xmlns:a="http://schemas.openxmlformats.org/drawingml/2006/main" noChangeAspect="1"/>
+            </wp:cNvGraphicFramePr>
+            <a:graphic xmlns:a="http://schemas.openxmlformats.org/drawingml/2006/main">
+              <a:graphicData uri="http://schemas.openxmlformats.org/drawingml/2006/picture">
+                <pic:pic xmlns:pic="http://schemas.openxmlformats.org/drawingml/2006/picture">
+                  <pic:nvPicPr>
+                    <pic:cNvPr id="0" name="" descr=""/>
+                    <pic:cNvPicPr>
+                      <a:picLocks noChangeAspect="1" noChangeArrowheads="1"/>
+                    </pic:cNvPicPr>
+                  </pic:nvPicPr>
+                  <pic:blipFill>
+                    <a:blip r:embed="rId10" cstate="none"/>
+                    <a:srcRect/>
+                    <a:stretch>
+                      <a:fillRect/>
+                    </a:stretch>
+                  </pic:blipFill>
+                  <pic:spPr bwMode="auto">
+                    <a:xfrm>
+                      <a:off x="0" y="0"/>
+                      <a:ext cx="5715000" cy="3267075"/>
+                    </a:xfrm>
+                    <a:prstGeom prst="rect">
+                      <a:avLst/>
+                    </a:prstGeom>
+                  </pic:spPr>
+                </pic:pic>
+              </a:graphicData>
+            </a:graphic>
+          </wp:inline>
+        </w:drawing>
+      </w:r>
+    </w:p>
+    <w:p>
+      <w:pPr>
+        <w:spacing w:after="160"/>
+      </w:pPr>
+      <w:r>
+        <w:rPr>
+          <w:sz w:val="20"/>
+          <w:szCs w:val="20"/>
+        </w:rPr>
+        <w:t xml:space="preserve">Busiest day: Saturday (1,720,007 trips). Least-busy day: Monday (1,178,931 trips). Weekday (Mon-Fri) total is 7,378,572 trips across 5 days (avg 1,475,714/day); weekend (Sat-Sun) total is 3,069,590 trips across 2 days (avg 1,534,795/day) — so while weekdays add up to more total trips, per-day demand is actually slightly higher on weekends.</w:t>
+      </w:r>
+    </w:p>
+    <w:p>
+      <w:pPr>
+        <w:pBdr>
+          <w:left w:val="single" w:color="B7472A" w:sz="12" w:space="8"/>
+        </w:pBdr>
+        <w:shd w:fill="F2F2F2" w:val="clear"/>
+        <w:spacing w:after="200"/>
+      </w:pPr>
+      <w:r>
+        <w:rPr>
+          <w:b/>
+          <w:bCs/>
+          <w:color w:val="B7472A"/>
+        </w:rPr>
+        <w:t xml:space="preserve">TODO: </w:t>
+      </w:r>
+      <w:r>
+        <w:rPr>
+          <w:i/>
+          <w:iCs/>
+          <w:color w:val="595959"/>
+        </w:rPr>
+        <w:t xml:space="preserve">Add a plausible reason (e.g. weekday demand is spread across commuting *and* leisure, while weekend demand concentrates into nightlife/social trips on fewer days).</w:t>
+      </w:r>
+    </w:p>
+    <w:p>
+      <w:pPr>
+        <w:pStyle w:val="Heading2"/>
+        <w:spacing w:after="120" w:before="240"/>
+      </w:pPr>
+      <w:r>
+        <w:rPr>
+          <w:color w:val="1F4E79"/>
+        </w:rPr>
+        <w:t xml:space="preserve">9.3. Top 10 Pickup Zones</w:t>
+      </w:r>
+    </w:p>
+    <w:p>
+      <w:pPr>
+        <w:spacing w:after="120"/>
+        <w:jc w:val="center"/>
+      </w:pPr>
+      <w:r>
+        <w:drawing>
+          <wp:inline distT="0" distB="0" distL="0" distR="0">
+            <wp:extent cx="5715000" cy="3571875"/>
+            <wp:effectExtent t="0" r="0" b="0" l="0"/>
+            <wp:docPr id="1" name="" descr="" title=""/>
+            <wp:cNvGraphicFramePr>
+              <a:graphicFrameLocks xmlns:a="http://schemas.openxmlformats.org/drawingml/2006/main" noChangeAspect="1"/>
+            </wp:cNvGraphicFramePr>
+            <a:graphic xmlns:a="http://schemas.openxmlformats.org/drawingml/2006/main">
+              <a:graphicData uri="http://schemas.openxmlformats.org/drawingml/2006/picture">
+                <pic:pic xmlns:pic="http://schemas.openxmlformats.org/drawingml/2006/picture">
+                  <pic:nvPicPr>
+                    <pic:cNvPr id="0" name="" descr=""/>
+                    <pic:cNvPicPr>
+                      <a:picLocks noChangeAspect="1" noChangeArrowheads="1"/>
+                    </pic:cNvPicPr>
+                  </pic:nvPicPr>
+                  <pic:blipFill>
+                    <a:blip r:embed="rId11" cstate="none"/>
+                    <a:srcRect/>
+                    <a:stretch>
+                      <a:fillRect/>
+                    </a:stretch>
+                  </pic:blipFill>
+                  <pic:spPr bwMode="auto">
+                    <a:xfrm>
+                      <a:off x="0" y="0"/>
+                      <a:ext cx="5715000" cy="3571875"/>
+                    </a:xfrm>
+                    <a:prstGeom prst="rect">
+                      <a:avLst/>
+                    </a:prstGeom>
+                  </pic:spPr>
+                </pic:pic>
+              </a:graphicData>
+            </a:graphic>
+          </wp:inline>
+        </w:drawing>
+      </w:r>
+    </w:p>
+    <w:p>
+      <w:pPr>
+        <w:spacing w:after="160"/>
+      </w:pPr>
+      <w:r>
+        <w:rPr>
+          <w:sz w:val="20"/>
+          <w:szCs w:val="20"/>
+        </w:rPr>
+        <w:t xml:space="preserve">Top zone by trip count: LocationID 237 (455,593 trips), followed by 236 (424,625), 161 (424,393), and 132 (404,670).</w:t>
+      </w:r>
+    </w:p>
+    <w:p>
+      <w:pPr>
+        <w:pBdr>
+          <w:left w:val="single" w:color="B7472A" w:sz="12" w:space="8"/>
+        </w:pBdr>
+        <w:shd w:fill="F2F2F2" w:val="clear"/>
+        <w:spacing w:after="200"/>
+      </w:pPr>
+      <w:r>
+        <w:rPr>
+          <w:b/>
+          <w:bCs/>
+          <w:color w:val="B7472A"/>
+        </w:rPr>
+        <w:t xml:space="preserve">TODO: </w:t>
+      </w:r>
+      <w:r>
+        <w:rPr>
+          <w:i/>
+          <w:iCs/>
+          <w:color w:val="595959"/>
+        </w:rPr>
+        <w:t xml:space="preserve">Look up these LocationIDs in the official TLC taxi_zone_lookup.csv (borough/zone names) and note what the top zones have in common — Manhattan zones dominate this list by trip count (short, frequent rides), which contrasts with the revenue ranking below.</w:t>
+      </w:r>
+    </w:p>
+    <w:p>
+      <w:pPr>
+        <w:pStyle w:val="Heading2"/>
+        <w:spacing w:after="120" w:before="240"/>
+      </w:pPr>
+      <w:r>
+        <w:rPr>
+          <w:color w:val="1F4E79"/>
+        </w:rPr>
+        <w:t xml:space="preserve">9.4. Revenue by Payment Method</w:t>
+      </w:r>
+    </w:p>
+    <w:p>
+      <w:pPr>
+        <w:spacing w:after="120"/>
+        <w:jc w:val="center"/>
+      </w:pPr>
+      <w:r>
+        <w:drawing>
+          <wp:inline distT="0" distB="0" distL="0" distR="0">
+            <wp:extent cx="5715000" cy="3267075"/>
+            <wp:effectExtent t="0" r="0" b="0" l="0"/>
+            <wp:docPr id="1" name="" descr="" title=""/>
+            <wp:cNvGraphicFramePr>
+              <a:graphicFrameLocks xmlns:a="http://schemas.openxmlformats.org/drawingml/2006/main" noChangeAspect="1"/>
+            </wp:cNvGraphicFramePr>
+            <a:graphic xmlns:a="http://schemas.openxmlformats.org/drawingml/2006/main">
+              <a:graphicData uri="http://schemas.openxmlformats.org/drawingml/2006/picture">
+                <pic:pic xmlns:pic="http://schemas.openxmlformats.org/drawingml/2006/picture">
+                  <pic:nvPicPr>
+                    <pic:cNvPr id="0" name="" descr=""/>
+                    <pic:cNvPicPr>
+                      <a:picLocks noChangeAspect="1" noChangeArrowheads="1"/>
+                    </pic:cNvPicPr>
+                  </pic:nvPicPr>
+                  <pic:blipFill>
+                    <a:blip r:embed="rId12" cstate="none"/>
+                    <a:srcRect/>
+                    <a:stretch>
+                      <a:fillRect/>
+                    </a:stretch>
+                  </pic:blipFill>
+                  <pic:spPr bwMode="auto">
+                    <a:xfrm>
+                      <a:off x="0" y="0"/>
+                      <a:ext cx="5715000" cy="3267075"/>
+                    </a:xfrm>
+                    <a:prstGeom prst="rect">
+                      <a:avLst/>
+                    </a:prstGeom>
+                  </pic:spPr>
+                </pic:pic>
+              </a:graphicData>
+            </a:graphic>
+          </wp:inline>
+        </w:drawing>
+      </w:r>
+    </w:p>
+    <w:p>
+      <w:pPr>
+        <w:spacing w:after="160"/>
+      </w:pPr>
+      <w:r>
+        <w:rPr>
+          <w:sz w:val="20"/>
+          <w:szCs w:val="20"/>
+        </w:rPr>
+        <w:t xml:space="preserve">Credit_card drives by far the most revenue ($198,728,509.94 across 6,704,347 trips, avg tip $4.14/trip). Cash trips total $22,116,354.46 in revenue across 876,620 trips, with avg tip recorded as exactly $0.00.</w:t>
+      </w:r>
+    </w:p>
+    <w:p>
+      <w:pPr>
+        <w:pBdr>
+          <w:left w:val="single" w:color="B7472A" w:sz="12" w:space="8"/>
+        </w:pBdr>
+        <w:shd w:fill="F2F2F2" w:val="clear"/>
+        <w:spacing w:after="200"/>
+      </w:pPr>
+      <w:r>
+        <w:rPr>
+          <w:b/>
+          <w:bCs/>
+          <w:color w:val="B7472A"/>
+        </w:rPr>
+        <w:t xml:space="preserve">TODO: </w:t>
+      </w:r>
+      <w:r>
+        <w:rPr>
+          <w:i/>
+          <w:iCs/>
+          <w:color w:val="595959"/>
+        </w:rPr>
+        <w:t xml:space="preserve">The $0.00 cash-tip figure needs a careful caveat, not a face-value "cash riders don't tip": TLC's own data dictionary notes cash tips are not captured electronically, so this reflects a gap in what the system records, not necessarily rider behavior. State this explicitly rather than the naive reading.</w:t>
+      </w:r>
+    </w:p>
+    <w:p>
+      <w:pPr>
+        <w:pStyle w:val="Heading2"/>
+        <w:spacing w:after="120" w:before="240"/>
+      </w:pPr>
+      <w:r>
+        <w:rPr>
+          <w:color w:val="1F4E79"/>
+        </w:rPr>
+        <w:t xml:space="preserve">9.5. Trips by Distance Category</w:t>
+      </w:r>
+    </w:p>
+    <w:p>
+      <w:pPr>
+        <w:spacing w:after="120"/>
+        <w:jc w:val="center"/>
+      </w:pPr>
+      <w:r>
+        <w:drawing>
+          <wp:inline distT="0" distB="0" distL="0" distR="0">
+            <wp:extent cx="5715000" cy="3267075"/>
+            <wp:effectExtent t="0" r="0" b="0" l="0"/>
+            <wp:docPr id="1" name="" descr="" title=""/>
+            <wp:cNvGraphicFramePr>
+              <a:graphicFrameLocks xmlns:a="http://schemas.openxmlformats.org/drawingml/2006/main" noChangeAspect="1"/>
+            </wp:cNvGraphicFramePr>
+            <a:graphic xmlns:a="http://schemas.openxmlformats.org/drawingml/2006/main">
+              <a:graphicData uri="http://schemas.openxmlformats.org/drawingml/2006/picture">
+                <pic:pic xmlns:pic="http://schemas.openxmlformats.org/drawingml/2006/picture">
+                  <pic:nvPicPr>
+                    <pic:cNvPr id="0" name="" descr=""/>
+                    <pic:cNvPicPr>
+                      <a:picLocks noChangeAspect="1" noChangeArrowheads="1"/>
+                    </pic:cNvPicPr>
+                  </pic:nvPicPr>
+                  <pic:blipFill>
+                    <a:blip r:embed="rId13" cstate="none"/>
+                    <a:srcRect/>
+                    <a:stretch>
+                      <a:fillRect/>
+                    </a:stretch>
+                  </pic:blipFill>
+                  <pic:spPr bwMode="auto">
+                    <a:xfrm>
+                      <a:off x="0" y="0"/>
+                      <a:ext cx="5715000" cy="3267075"/>
+                    </a:xfrm>
+                    <a:prstGeom prst="rect">
+                      <a:avLst/>
+                    </a:prstGeom>
+                  </pic:spPr>
+                </pic:pic>
+              </a:graphicData>
+            </a:graphic>
+          </wp:inline>
+        </w:drawing>
+      </w:r>
+    </w:p>
+    <w:p>
+      <w:pPr>
+        <w:spacing w:after="160"/>
+      </w:pPr>
+      <w:r>
+        <w:rPr>
+          <w:sz w:val="20"/>
+          <w:szCs w:val="20"/>
+        </w:rPr>
+        <w:t xml:space="preserve">0-2 miles is the most common category (5,506,158 trips, 52.7% of all cleaned trips). The 20+ mile category has the highest average fare ($90.20) but only 88,977 trips (0.85%).</w:t>
+      </w:r>
+    </w:p>
+    <w:p>
+      <w:pPr>
+        <w:pBdr>
+          <w:left w:val="single" w:color="B7472A" w:sz="12" w:space="8"/>
+        </w:pBdr>
+        <w:shd w:fill="F2F2F2" w:val="clear"/>
+        <w:spacing w:after="200"/>
+      </w:pPr>
+      <w:r>
+        <w:rPr>
+          <w:b/>
+          <w:bCs/>
+          <w:color w:val="B7472A"/>
+        </w:rPr>
+        <w:t xml:space="preserve">TODO: </w:t>
+      </w:r>
+      <w:r>
+        <w:rPr>
+          <w:i/>
+          <w:iCs/>
+          <w:color w:val="595959"/>
+        </w:rPr>
+        <w:t xml:space="preserve">Note the fare-vs-distance trend in your own words (see 9.7 below for the full curve).</w:t>
+      </w:r>
+    </w:p>
+    <w:p>
+      <w:pPr>
+        <w:pStyle w:val="Heading2"/>
+        <w:spacing w:after="120" w:before="240"/>
+      </w:pPr>
+      <w:r>
+        <w:rPr>
+          <w:color w:val="1F4E79"/>
+        </w:rPr>
+        <w:t xml:space="preserve">9.6. Top 10 Routes</w:t>
+      </w:r>
+    </w:p>
+    <w:p>
+      <w:pPr>
+        <w:spacing w:after="120"/>
+        <w:jc w:val="center"/>
+      </w:pPr>
+      <w:r>
+        <w:drawing>
+          <wp:inline distT="0" distB="0" distL="0" distR="0">
+            <wp:extent cx="5715000" cy="3171825"/>
+            <wp:effectExtent t="0" r="0" b="0" l="0"/>
+            <wp:docPr id="1" name="" descr="" title=""/>
+            <wp:cNvGraphicFramePr>
+              <a:graphicFrameLocks xmlns:a="http://schemas.openxmlformats.org/drawingml/2006/main" noChangeAspect="1"/>
+            </wp:cNvGraphicFramePr>
+            <a:graphic xmlns:a="http://schemas.openxmlformats.org/drawingml/2006/main">
+              <a:graphicData uri="http://schemas.openxmlformats.org/drawingml/2006/picture">
+                <pic:pic xmlns:pic="http://schemas.openxmlformats.org/drawingml/2006/picture">
+                  <pic:nvPicPr>
+                    <pic:cNvPr id="0" name="" descr=""/>
+                    <pic:cNvPicPr>
+                      <a:picLocks noChangeAspect="1" noChangeArrowheads="1"/>
+                    </pic:cNvPicPr>
+                  </pic:nvPicPr>
+                  <pic:blipFill>
+                    <a:blip r:embed="rId14" cstate="none"/>
+                    <a:srcRect/>
+                    <a:stretch>
+                      <a:fillRect/>
+                    </a:stretch>
+                  </pic:blipFill>
+                  <pic:spPr bwMode="auto">
+                    <a:xfrm>
+                      <a:off x="0" y="0"/>
+                      <a:ext cx="5715000" cy="3171825"/>
+                    </a:xfrm>
+                    <a:prstGeom prst="rect">
+                      <a:avLst/>
+                    </a:prstGeom>
+                  </pic:spPr>
+                </pic:pic>
+              </a:graphicData>
+            </a:graphic>
+          </wp:inline>
+        </w:drawing>
+      </w:r>
+    </w:p>
+    <w:p>
+      <w:pPr>
+        <w:spacing w:after="160"/>
+      </w:pPr>
+      <w:r>
+        <w:rPr>
+          <w:sz w:val="20"/>
+          <w:szCs w:val="20"/>
+        </w:rPr>
+        <w:t xml:space="preserve">Most frequent route: zone 237 -&gt; 236 (68,097 trips), followed by 236 -&gt; 237 (58,500 — essentially the same corridor in reverse). By total revenue the ranking is entirely different (table below) — only one route (237 -&gt; 236) appears in both top-10 lists.</w:t>
+      </w:r>
+    </w:p>
+    <w:p>
+      <w:pPr>
+        <w:pBdr>
+          <w:left w:val="single" w:color="B7472A" w:sz="12" w:space="8"/>
+        </w:pBdr>
+        <w:shd w:fill="F2F2F2" w:val="clear"/>
+        <w:spacing w:after="200"/>
+      </w:pPr>
+      <w:r>
+        <w:rPr>
+          <w:b/>
+          <w:bCs/>
+          <w:color w:val="B7472A"/>
+        </w:rPr>
+        <w:t xml:space="preserve">TODO: </w:t>
+      </w:r>
+      <w:r>
+        <w:rPr>
+          <w:i/>
+          <w:iCs/>
+          <w:color w:val="595959"/>
+        </w:rPr>
+        <w:t xml:space="preserve">State explicitly: the most frequent routes and the most profitable routes are two different lists here — short, high-volume routes between zones 236/237/161 (Manhattan) drive trip count, while low-volume, very-high-fare routes to/from zone 132 (JFK Airport) drive revenue per trip.</w:t>
+      </w:r>
+    </w:p>
+    <w:p>
+      <w:pPr>
+        <w:spacing w:after="160"/>
+      </w:pPr>
+      <w:r>
+        <w:rPr>
+          <w:sz w:val="20"/>
+          <w:szCs w:val="20"/>
+        </w:rPr>
+        <w:t xml:space="preserve">Top 10 routes by total revenue, for comparison against the trip-count ranking above:</w:t>
+      </w:r>
+    </w:p>
+    <w:tbl>
+      <w:tblPr>
+        <w:tblW w:type="dxa" w:w="9360"/>
+        <w:tblBorders>
+          <w:top w:val="single" w:color="auto" w:sz="4"/>
+          <w:left w:val="single" w:color="auto" w:sz="4"/>
+          <w:bottom w:val="single" w:color="auto" w:sz="4"/>
+          <w:right w:val="single" w:color="auto" w:sz="4"/>
+          <w:insideH w:val="single" w:color="auto" w:sz="4"/>
+          <w:insideV w:val="single" w:color="auto" w:sz="4"/>
+        </w:tblBorders>
+      </w:tblPr>
+      <w:tblGrid>
+        <w:gridCol w:w="4680"/>
+        <w:gridCol w:w="4680"/>
+      </w:tblGrid>
+      <w:tr>
+        <w:trPr>
+          <w:tblHeader/>
+        </w:trPr>
+        <w:tc>
+          <w:tcPr>
+            <w:tcW w:type="dxa" w:w="4680"/>
+            <w:tcBorders>
+              <w:top w:val="single" w:color="BFBFBF" w:sz="2"/>
+              <w:left w:val="single" w:color="BFBFBF" w:sz="2"/>
+              <w:bottom w:val="single" w:color="BFBFBF" w:sz="2"/>
+              <w:right w:val="single" w:color="BFBFBF" w:sz="2"/>
+            </w:tcBorders>
+            <w:shd w:fill="1F4E79" w:val="clear"/>
+            <w:tcMar>
+              <w:top w:type="dxa" w:w="100"/>
+              <w:left w:type="dxa" w:w="120"/>
+              <w:bottom w:type="dxa" w:w="100"/>
+              <w:right w:type="dxa" w:w="120"/>
+            </w:tcMar>
+            <w:vAlign w:val="center"/>
+          </w:tcPr>
+          <w:p>
+            <w:r>
+              <w:rPr>
+                <w:b/>
+                <w:bCs/>
+                <w:color w:val="FFFFFF"/>
+                <w:sz w:val="20"/>
+                <w:szCs w:val="20"/>
+              </w:rPr>
+              <w:t xml:space="preserve">Route (PULocationID → DOLocationID)</w:t>
+            </w:r>
+          </w:p>
+        </w:tc>
+        <w:tc>
+          <w:tcPr>
+            <w:tcW w:type="dxa" w:w="4680"/>
+            <w:tcBorders>
+              <w:top w:val="single" w:color="BFBFBF" w:sz="2"/>
+              <w:left w:val="single" w:color="BFBFBF" w:sz="2"/>
+              <w:bottom w:val="single" w:color="BFBFBF" w:sz="2"/>
+              <w:right w:val="single" w:color="BFBFBF" w:sz="2"/>
+            </w:tcBorders>
+            <w:shd w:fill="1F4E79" w:val="clear"/>
+            <w:tcMar>
+              <w:top w:type="dxa" w:w="100"/>
+              <w:left w:type="dxa" w:w="120"/>
+              <w:bottom w:type="dxa" w:w="100"/>
+              <w:right w:type="dxa" w:w="120"/>
+            </w:tcMar>
+            <w:vAlign w:val="center"/>
+          </w:tcPr>
+          <w:p>
+            <w:r>
+              <w:rPr>
+                <w:b/>
+                <w:bCs/>
+                <w:color w:val="FFFFFF"/>
+                <w:sz w:val="20"/>
+                <w:szCs w:val="20"/>
+              </w:rPr>
+              <w:t xml:space="preserve">Total Revenue</w:t>
+            </w:r>
+          </w:p>
+        </w:tc>
+      </w:tr>
+      <w:tr>
+        <w:tc>
+          <w:tcPr>
+            <w:tcW w:type="dxa" w:w="4680"/>
+            <w:tcBorders>
+              <w:top w:val="single" w:color="BFBFBF" w:sz="2"/>
+              <w:left w:val="single" w:color="BFBFBF" w:sz="2"/>
+              <w:bottom w:val="single" w:color="BFBFBF" w:sz="2"/>
+              <w:right w:val="single" w:color="BFBFBF" w:sz="2"/>
+            </w:tcBorders>
+            <w:tcMar>
+              <w:top w:type="dxa" w:w="100"/>
+              <w:left w:type="dxa" w:w="120"/>
+              <w:bottom w:type="dxa" w:w="100"/>
+              <w:right w:type="dxa" w:w="120"/>
+            </w:tcMar>
+            <w:vAlign w:val="center"/>
+          </w:tcPr>
+          <w:p>
+            <w:r>
+              <w:rPr>
+                <w:i w:val="false"/>
+                <w:iCs w:val="false"/>
+                <w:sz w:val="20"/>
+                <w:szCs w:val="20"/>
+              </w:rPr>
+              <w:t xml:space="preserve">132 → 265</w:t>
+            </w:r>
+          </w:p>
+        </w:tc>
+        <w:tc>
+          <w:tcPr>
+            <w:tcW w:type="dxa" w:w="4680"/>
+            <w:tcBorders>
+              <w:top w:val="single" w:color="BFBFBF" w:sz="2"/>
+              <w:left w:val="single" w:color="BFBFBF" w:sz="2"/>
+              <w:bottom w:val="single" w:color="BFBFBF" w:sz="2"/>
+              <w:right w:val="single" w:color="BFBFBF" w:sz="2"/>
+            </w:tcBorders>
+            <w:tcMar>
+              <w:top w:type="dxa" w:w="100"/>
+              <w:left w:type="dxa" w:w="120"/>
+              <w:bottom w:type="dxa" w:w="100"/>
+              <w:right w:type="dxa" w:w="120"/>
+            </w:tcMar>
+            <w:vAlign w:val="center"/>
+          </w:tcPr>
+          <w:p>
+            <w:r>
+              <w:rPr>
+                <w:i w:val="false"/>
+                <w:iCs w:val="false"/>
+                <w:sz w:val="20"/>
+                <w:szCs w:val="20"/>
+              </w:rPr>
+              <w:t xml:space="preserve">$2,400,977.10</w:t>
+            </w:r>
+          </w:p>
+        </w:tc>
+      </w:tr>
+      <w:tr>
+        <w:tc>
+          <w:tcPr>
+            <w:tcW w:type="dxa" w:w="4680"/>
+            <w:tcBorders>
+              <w:top w:val="single" w:color="BFBFBF" w:sz="2"/>
+              <w:left w:val="single" w:color="BFBFBF" w:sz="2"/>
+              <w:bottom w:val="single" w:color="BFBFBF" w:sz="2"/>
+              <w:right w:val="single" w:color="BFBFBF" w:sz="2"/>
+            </w:tcBorders>
+            <w:tcMar>
+              <w:top w:type="dxa" w:w="100"/>
+              <w:left w:type="dxa" w:w="120"/>
+              <w:bottom w:type="dxa" w:w="100"/>
+              <w:right w:type="dxa" w:w="120"/>
+            </w:tcMar>
+            <w:vAlign w:val="center"/>
+          </w:tcPr>
+          <w:p>
+            <w:r>
+              <w:rPr>
+                <w:i w:val="false"/>
+                <w:iCs w:val="false"/>
+                <w:sz w:val="20"/>
+                <w:szCs w:val="20"/>
+              </w:rPr>
+              <w:t xml:space="preserve">132 → 230</w:t>
+            </w:r>
+          </w:p>
+        </w:tc>
+        <w:tc>
+          <w:tcPr>
+            <w:tcW w:type="dxa" w:w="4680"/>
+            <w:tcBorders>
+              <w:top w:val="single" w:color="BFBFBF" w:sz="2"/>
+              <w:left w:val="single" w:color="BFBFBF" w:sz="2"/>
+              <w:bottom w:val="single" w:color="BFBFBF" w:sz="2"/>
+              <w:right w:val="single" w:color="BFBFBF" w:sz="2"/>
+            </w:tcBorders>
+            <w:tcMar>
+              <w:top w:type="dxa" w:w="100"/>
+              <w:left w:type="dxa" w:w="120"/>
+              <w:bottom w:type="dxa" w:w="100"/>
+              <w:right w:type="dxa" w:w="120"/>
+            </w:tcMar>
+            <w:vAlign w:val="center"/>
+          </w:tcPr>
+          <w:p>
+            <w:r>
+              <w:rPr>
+                <w:i w:val="false"/>
+                <w:iCs w:val="false"/>
+                <w:sz w:val="20"/>
+                <w:szCs w:val="20"/>
+              </w:rPr>
+              <w:t xml:space="preserve">$1,425,547.12</w:t>
+            </w:r>
+          </w:p>
+        </w:tc>
+      </w:tr>
+      <w:tr>
+        <w:tc>
+          <w:tcPr>
+            <w:tcW w:type="dxa" w:w="4680"/>
+            <w:tcBorders>
+              <w:top w:val="single" w:color="BFBFBF" w:sz="2"/>
+              <w:left w:val="single" w:color="BFBFBF" w:sz="2"/>
+              <w:bottom w:val="single" w:color="BFBFBF" w:sz="2"/>
+              <w:right w:val="single" w:color="BFBFBF" w:sz="2"/>
+            </w:tcBorders>
+            <w:tcMar>
+              <w:top w:type="dxa" w:w="100"/>
+              <w:left w:type="dxa" w:w="120"/>
+              <w:bottom w:type="dxa" w:w="100"/>
+              <w:right w:type="dxa" w:w="120"/>
+            </w:tcMar>
+            <w:vAlign w:val="center"/>
+          </w:tcPr>
+          <w:p>
+            <w:r>
+              <w:rPr>
+                <w:i w:val="false"/>
+                <w:iCs w:val="false"/>
+                <w:sz w:val="20"/>
+                <w:szCs w:val="20"/>
+              </w:rPr>
+              <w:t xml:space="preserve">237 → 236</w:t>
+            </w:r>
+          </w:p>
+        </w:tc>
+        <w:tc>
+          <w:tcPr>
+            <w:tcW w:type="dxa" w:w="4680"/>
+            <w:tcBorders>
+              <w:top w:val="single" w:color="BFBFBF" w:sz="2"/>
+              <w:left w:val="single" w:color="BFBFBF" w:sz="2"/>
+              <w:bottom w:val="single" w:color="BFBFBF" w:sz="2"/>
+              <w:right w:val="single" w:color="BFBFBF" w:sz="2"/>
+            </w:tcBorders>
+            <w:tcMar>
+              <w:top w:type="dxa" w:w="100"/>
+              <w:left w:type="dxa" w:w="120"/>
+              <w:bottom w:type="dxa" w:w="100"/>
+              <w:right w:type="dxa" w:w="120"/>
+            </w:tcMar>
+            <w:vAlign w:val="center"/>
+          </w:tcPr>
+          <w:p>
+            <w:r>
+              <w:rPr>
+                <w:i w:val="false"/>
+                <w:iCs w:val="false"/>
+                <w:sz w:val="20"/>
+                <w:szCs w:val="20"/>
+              </w:rPr>
+              <w:t xml:space="preserve">$1,101,590.57</w:t>
+            </w:r>
+          </w:p>
+        </w:tc>
+      </w:tr>
+      <w:tr>
+        <w:tc>
+          <w:tcPr>
+            <w:tcW w:type="dxa" w:w="4680"/>
+            <w:tcBorders>
+              <w:top w:val="single" w:color="BFBFBF" w:sz="2"/>
+              <w:left w:val="single" w:color="BFBFBF" w:sz="2"/>
+              <w:bottom w:val="single" w:color="BFBFBF" w:sz="2"/>
+              <w:right w:val="single" w:color="BFBFBF" w:sz="2"/>
+            </w:tcBorders>
+            <w:tcMar>
+              <w:top w:type="dxa" w:w="100"/>
+              <w:left w:type="dxa" w:w="120"/>
+              <w:bottom w:type="dxa" w:w="100"/>
+              <w:right w:type="dxa" w:w="120"/>
+            </w:tcMar>
+            <w:vAlign w:val="center"/>
+          </w:tcPr>
+          <w:p>
+            <w:r>
+              <w:rPr>
+                <w:i w:val="false"/>
+                <w:iCs w:val="false"/>
+                <w:sz w:val="20"/>
+                <w:szCs w:val="20"/>
+              </w:rPr>
+              <w:t xml:space="preserve">138 → 230</w:t>
+            </w:r>
+          </w:p>
+        </w:tc>
+        <w:tc>
+          <w:tcPr>
+            <w:tcW w:type="dxa" w:w="4680"/>
+            <w:tcBorders>
+              <w:top w:val="single" w:color="BFBFBF" w:sz="2"/>
+              <w:left w:val="single" w:color="BFBFBF" w:sz="2"/>
+              <w:bottom w:val="single" w:color="BFBFBF" w:sz="2"/>
+              <w:right w:val="single" w:color="BFBFBF" w:sz="2"/>
+            </w:tcBorders>
+            <w:tcMar>
+              <w:top w:type="dxa" w:w="100"/>
+              <w:left w:type="dxa" w:w="120"/>
+              <w:bottom w:type="dxa" w:w="100"/>
+              <w:right w:type="dxa" w:w="120"/>
+            </w:tcMar>
+            <w:vAlign w:val="center"/>
+          </w:tcPr>
+          <w:p>
+            <w:r>
+              <w:rPr>
+                <w:i w:val="false"/>
+                <w:iCs w:val="false"/>
+                <w:sz w:val="20"/>
+                <w:szCs w:val="20"/>
+              </w:rPr>
+              <w:t xml:space="preserve">$1,089,977.64</w:t>
+            </w:r>
+          </w:p>
+        </w:tc>
+      </w:tr>
+      <w:tr>
+        <w:tc>
+          <w:tcPr>
+            <w:tcW w:type="dxa" w:w="4680"/>
+            <w:tcBorders>
+              <w:top w:val="single" w:color="BFBFBF" w:sz="2"/>
+              <w:left w:val="single" w:color="BFBFBF" w:sz="2"/>
+              <w:bottom w:val="single" w:color="BFBFBF" w:sz="2"/>
+              <w:right w:val="single" w:color="BFBFBF" w:sz="2"/>
+            </w:tcBorders>
+            <w:tcMar>
+              <w:top w:type="dxa" w:w="100"/>
+              <w:left w:type="dxa" w:w="120"/>
+              <w:bottom w:type="dxa" w:w="100"/>
+              <w:right w:type="dxa" w:w="120"/>
+            </w:tcMar>
+            <w:vAlign w:val="center"/>
+          </w:tcPr>
+          <w:p>
+            <w:r>
+              <w:rPr>
+                <w:i w:val="false"/>
+                <w:iCs w:val="false"/>
+                <w:sz w:val="20"/>
+                <w:szCs w:val="20"/>
+              </w:rPr>
+              <w:t xml:space="preserve">236 → 237</w:t>
+            </w:r>
+          </w:p>
+        </w:tc>
+        <w:tc>
+          <w:tcPr>
+            <w:tcW w:type="dxa" w:w="4680"/>
+            <w:tcBorders>
+              <w:top w:val="single" w:color="BFBFBF" w:sz="2"/>
+              <w:left w:val="single" w:color="BFBFBF" w:sz="2"/>
+              <w:bottom w:val="single" w:color="BFBFBF" w:sz="2"/>
+              <w:right w:val="single" w:color="BFBFBF" w:sz="2"/>
+            </w:tcBorders>
+            <w:tcMar>
+              <w:top w:type="dxa" w:w="100"/>
+              <w:left w:type="dxa" w:w="120"/>
+              <w:bottom w:type="dxa" w:w="100"/>
+              <w:right w:type="dxa" w:w="120"/>
+            </w:tcMar>
+            <w:vAlign w:val="center"/>
+          </w:tcPr>
+          <w:p>
+            <w:r>
+              <w:rPr>
+                <w:i w:val="false"/>
+                <w:iCs w:val="false"/>
+                <w:sz w:val="20"/>
+                <w:szCs w:val="20"/>
+              </w:rPr>
+              <w:t xml:space="preserve">$984,825.01</w:t>
+            </w:r>
+          </w:p>
+        </w:tc>
+      </w:tr>
+      <w:tr>
+        <w:tc>
+          <w:tcPr>
+            <w:tcW w:type="dxa" w:w="4680"/>
+            <w:tcBorders>
+              <w:top w:val="single" w:color="BFBFBF" w:sz="2"/>
+              <w:left w:val="single" w:color="BFBFBF" w:sz="2"/>
+              <w:bottom w:val="single" w:color="BFBFBF" w:sz="2"/>
+              <w:right w:val="single" w:color="BFBFBF" w:sz="2"/>
+            </w:tcBorders>
+            <w:tcMar>
+              <w:top w:type="dxa" w:w="100"/>
+              <w:left w:type="dxa" w:w="120"/>
+              <w:bottom w:type="dxa" w:w="100"/>
+              <w:right w:type="dxa" w:w="120"/>
+            </w:tcMar>
+            <w:vAlign w:val="center"/>
+          </w:tcPr>
+          <w:p>
+            <w:r>
+              <w:rPr>
+                <w:i w:val="false"/>
+                <w:iCs w:val="false"/>
+                <w:sz w:val="20"/>
+                <w:szCs w:val="20"/>
+              </w:rPr>
+              <w:t xml:space="preserve">132 → 164</w:t>
+            </w:r>
+          </w:p>
+        </w:tc>
+        <w:tc>
+          <w:tcPr>
+            <w:tcW w:type="dxa" w:w="4680"/>
+            <w:tcBorders>
+              <w:top w:val="single" w:color="BFBFBF" w:sz="2"/>
+              <w:left w:val="single" w:color="BFBFBF" w:sz="2"/>
+              <w:bottom w:val="single" w:color="BFBFBF" w:sz="2"/>
+              <w:right w:val="single" w:color="BFBFBF" w:sz="2"/>
+            </w:tcBorders>
+            <w:tcMar>
+              <w:top w:type="dxa" w:w="100"/>
+              <w:left w:type="dxa" w:w="120"/>
+              <w:bottom w:type="dxa" w:w="100"/>
+              <w:right w:type="dxa" w:w="120"/>
+            </w:tcMar>
+            <w:vAlign w:val="center"/>
+          </w:tcPr>
+          <w:p>
+            <w:r>
+              <w:rPr>
+                <w:i w:val="false"/>
+                <w:iCs w:val="false"/>
+                <w:sz w:val="20"/>
+                <w:szCs w:val="20"/>
+              </w:rPr>
+              <w:t xml:space="preserve">$778,825.01</w:t>
+            </w:r>
+          </w:p>
+        </w:tc>
+      </w:tr>
+      <w:tr>
+        <w:tc>
+          <w:tcPr>
+            <w:tcW w:type="dxa" w:w="4680"/>
+            <w:tcBorders>
+              <w:top w:val="single" w:color="BFBFBF" w:sz="2"/>
+              <w:left w:val="single" w:color="BFBFBF" w:sz="2"/>
+              <w:bottom w:val="single" w:color="BFBFBF" w:sz="2"/>
+              <w:right w:val="single" w:color="BFBFBF" w:sz="2"/>
+            </w:tcBorders>
+            <w:tcMar>
+              <w:top w:type="dxa" w:w="100"/>
+              <w:left w:type="dxa" w:w="120"/>
+              <w:bottom w:type="dxa" w:w="100"/>
+              <w:right w:type="dxa" w:w="120"/>
+            </w:tcMar>
+            <w:vAlign w:val="center"/>
+          </w:tcPr>
+          <w:p>
+            <w:r>
+              <w:rPr>
+                <w:i w:val="false"/>
+                <w:iCs w:val="false"/>
+                <w:sz w:val="20"/>
+                <w:szCs w:val="20"/>
+              </w:rPr>
+              <w:t xml:space="preserve">132 → 48</w:t>
+            </w:r>
+          </w:p>
+        </w:tc>
+        <w:tc>
+          <w:tcPr>
+            <w:tcW w:type="dxa" w:w="4680"/>
+            <w:tcBorders>
+              <w:top w:val="single" w:color="BFBFBF" w:sz="2"/>
+              <w:left w:val="single" w:color="BFBFBF" w:sz="2"/>
+              <w:bottom w:val="single" w:color="BFBFBF" w:sz="2"/>
+              <w:right w:val="single" w:color="BFBFBF" w:sz="2"/>
+            </w:tcBorders>
+            <w:tcMar>
+              <w:top w:type="dxa" w:w="100"/>
+              <w:left w:type="dxa" w:w="120"/>
+              <w:bottom w:type="dxa" w:w="100"/>
+              <w:right w:type="dxa" w:w="120"/>
+            </w:tcMar>
+            <w:vAlign w:val="center"/>
+          </w:tcPr>
+          <w:p>
+            <w:r>
+              <w:rPr>
+                <w:i w:val="false"/>
+                <w:iCs w:val="false"/>
+                <w:sz w:val="20"/>
+                <w:szCs w:val="20"/>
+              </w:rPr>
+              <w:t xml:space="preserve">$693,817.23</w:t>
+            </w:r>
+          </w:p>
+        </w:tc>
+      </w:tr>
+      <w:tr>
+        <w:tc>
+          <w:tcPr>
+            <w:tcW w:type="dxa" w:w="4680"/>
+            <w:tcBorders>
+              <w:top w:val="single" w:color="BFBFBF" w:sz="2"/>
+              <w:left w:val="single" w:color="BFBFBF" w:sz="2"/>
+              <w:bottom w:val="single" w:color="BFBFBF" w:sz="2"/>
+              <w:right w:val="single" w:color="BFBFBF" w:sz="2"/>
+            </w:tcBorders>
+            <w:tcMar>
+              <w:top w:type="dxa" w:w="100"/>
+              <w:left w:type="dxa" w:w="120"/>
+              <w:bottom w:type="dxa" w:w="100"/>
+              <w:right w:type="dxa" w:w="120"/>
+            </w:tcMar>
+            <w:vAlign w:val="center"/>
+          </w:tcPr>
+          <w:p>
+            <w:r>
+              <w:rPr>
+                <w:i w:val="false"/>
+                <w:iCs w:val="false"/>
+                <w:sz w:val="20"/>
+                <w:szCs w:val="20"/>
+              </w:rPr>
+              <w:t xml:space="preserve">138 → 161</w:t>
+            </w:r>
+          </w:p>
+        </w:tc>
+        <w:tc>
+          <w:tcPr>
+            <w:tcW w:type="dxa" w:w="4680"/>
+            <w:tcBorders>
+              <w:top w:val="single" w:color="BFBFBF" w:sz="2"/>
+              <w:left w:val="single" w:color="BFBFBF" w:sz="2"/>
+              <w:bottom w:val="single" w:color="BFBFBF" w:sz="2"/>
+              <w:right w:val="single" w:color="BFBFBF" w:sz="2"/>
+            </w:tcBorders>
+            <w:tcMar>
+              <w:top w:type="dxa" w:w="100"/>
+              <w:left w:type="dxa" w:w="120"/>
+              <w:bottom w:type="dxa" w:w="100"/>
+              <w:right w:type="dxa" w:w="120"/>
+            </w:tcMar>
+            <w:vAlign w:val="center"/>
+          </w:tcPr>
+          <w:p>
+            <w:r>
+              <w:rPr>
+                <w:i w:val="false"/>
+                <w:iCs w:val="false"/>
+                <w:sz w:val="20"/>
+                <w:szCs w:val="20"/>
+              </w:rPr>
+              <w:t xml:space="preserve">$678,313.66</w:t>
+            </w:r>
+          </w:p>
+        </w:tc>
+      </w:tr>
+      <w:tr>
+        <w:tc>
+          <w:tcPr>
+            <w:tcW w:type="dxa" w:w="4680"/>
+            <w:tcBorders>
+              <w:top w:val="single" w:color="BFBFBF" w:sz="2"/>
+              <w:left w:val="single" w:color="BFBFBF" w:sz="2"/>
+              <w:bottom w:val="single" w:color="BFBFBF" w:sz="2"/>
+              <w:right w:val="single" w:color="BFBFBF" w:sz="2"/>
+            </w:tcBorders>
+            <w:tcMar>
+              <w:top w:type="dxa" w:w="100"/>
+              <w:left w:type="dxa" w:w="120"/>
+              <w:bottom w:type="dxa" w:w="100"/>
+              <w:right w:type="dxa" w:w="120"/>
+            </w:tcMar>
+            <w:vAlign w:val="center"/>
+          </w:tcPr>
+          <w:p>
+            <w:r>
+              <w:rPr>
+                <w:i w:val="false"/>
+                <w:iCs w:val="false"/>
+                <w:sz w:val="20"/>
+                <w:szCs w:val="20"/>
+              </w:rPr>
+              <w:t xml:space="preserve">230 → 138</w:t>
+            </w:r>
+          </w:p>
+        </w:tc>
+        <w:tc>
+          <w:tcPr>
+            <w:tcW w:type="dxa" w:w="4680"/>
+            <w:tcBorders>
+              <w:top w:val="single" w:color="BFBFBF" w:sz="2"/>
+              <w:left w:val="single" w:color="BFBFBF" w:sz="2"/>
+              <w:bottom w:val="single" w:color="BFBFBF" w:sz="2"/>
+              <w:right w:val="single" w:color="BFBFBF" w:sz="2"/>
+            </w:tcBorders>
+            <w:tcMar>
+              <w:top w:type="dxa" w:w="100"/>
+              <w:left w:type="dxa" w:w="120"/>
+              <w:bottom w:type="dxa" w:w="100"/>
+              <w:right w:type="dxa" w:w="120"/>
+            </w:tcMar>
+            <w:vAlign w:val="center"/>
+          </w:tcPr>
+          <w:p>
+            <w:r>
+              <w:rPr>
+                <w:i w:val="false"/>
+                <w:iCs w:val="false"/>
+                <w:sz w:val="20"/>
+                <w:szCs w:val="20"/>
+              </w:rPr>
+              <w:t xml:space="preserve">$647,191.13</w:t>
+            </w:r>
+          </w:p>
+        </w:tc>
+      </w:tr>
+      <w:tr>
+        <w:tc>
+          <w:tcPr>
+            <w:tcW w:type="dxa" w:w="4680"/>
+            <w:tcBorders>
+              <w:top w:val="single" w:color="BFBFBF" w:sz="2"/>
+              <w:left w:val="single" w:color="BFBFBF" w:sz="2"/>
+              <w:bottom w:val="single" w:color="BFBFBF" w:sz="2"/>
+              <w:right w:val="single" w:color="BFBFBF" w:sz="2"/>
+            </w:tcBorders>
+            <w:tcMar>
+              <w:top w:type="dxa" w:w="100"/>
+              <w:left w:type="dxa" w:w="120"/>
+              <w:bottom w:type="dxa" w:w="100"/>
+              <w:right w:type="dxa" w:w="120"/>
+            </w:tcMar>
+            <w:vAlign w:val="center"/>
+          </w:tcPr>
+          <w:p>
+            <w:r>
+              <w:rPr>
+                <w:i w:val="false"/>
+                <w:iCs w:val="false"/>
+                <w:sz w:val="20"/>
+                <w:szCs w:val="20"/>
+              </w:rPr>
+              <w:t xml:space="preserve">237 → 237</w:t>
+            </w:r>
+          </w:p>
+        </w:tc>
+        <w:tc>
+          <w:tcPr>
+            <w:tcW w:type="dxa" w:w="4680"/>
+            <w:tcBorders>
+              <w:top w:val="single" w:color="BFBFBF" w:sz="2"/>
+              <w:left w:val="single" w:color="BFBFBF" w:sz="2"/>
+              <w:bottom w:val="single" w:color="BFBFBF" w:sz="2"/>
+              <w:right w:val="single" w:color="BFBFBF" w:sz="2"/>
+            </w:tcBorders>
+            <w:tcMar>
+              <w:top w:type="dxa" w:w="100"/>
+              <w:left w:type="dxa" w:w="120"/>
+              <w:bottom w:type="dxa" w:w="100"/>
+              <w:right w:type="dxa" w:w="120"/>
+            </w:tcMar>
+            <w:vAlign w:val="center"/>
+          </w:tcPr>
+          <w:p>
+            <w:r>
+              <w:rPr>
+                <w:i w:val="false"/>
+                <w:iCs w:val="false"/>
+                <w:sz w:val="20"/>
+                <w:szCs w:val="20"/>
+              </w:rPr>
+              <w:t xml:space="preserve">$639,170.30</w:t>
+            </w:r>
+          </w:p>
+        </w:tc>
+      </w:tr>
+    </w:tbl>
+    <w:p>
+      <w:pPr>
+        <w:spacing w:after="160"/>
+      </w:pPr>
+    </w:p>
+    <w:p>
+      <w:pPr>
+        <w:pStyle w:val="Heading2"/>
+        <w:spacing w:after="120" w:before="240"/>
+      </w:pPr>
+      <w:r>
+        <w:rPr>
+          <w:color w:val="1F4E79"/>
+        </w:rPr>
+        <w:t xml:space="preserve">9.7. Average Fare vs Distance Category</w:t>
+      </w:r>
+    </w:p>
+    <w:p>
+      <w:pPr>
+        <w:spacing w:after="120"/>
+        <w:jc w:val="center"/>
+      </w:pPr>
+      <w:r>
+        <w:drawing>
+          <wp:inline distT="0" distB="0" distL="0" distR="0">
+            <wp:extent cx="5715000" cy="3267075"/>
+            <wp:effectExtent t="0" r="0" b="0" l="0"/>
+            <wp:docPr id="1" name="" descr="" title=""/>
+            <wp:cNvGraphicFramePr>
+              <a:graphicFrameLocks xmlns:a="http://schemas.openxmlformats.org/drawingml/2006/main" noChangeAspect="1"/>
+            </wp:cNvGraphicFramePr>
+            <a:graphic xmlns:a="http://schemas.openxmlformats.org/drawingml/2006/main">
+              <a:graphicData uri="http://schemas.openxmlformats.org/drawingml/2006/picture">
+                <pic:pic xmlns:pic="http://schemas.openxmlformats.org/drawingml/2006/picture">
+                  <pic:nvPicPr>
+                    <pic:cNvPr id="0" name="" descr=""/>
+                    <pic:cNvPicPr>
+                      <a:picLocks noChangeAspect="1" noChangeArrowheads="1"/>
+                    </pic:cNvPicPr>
+                  </pic:nvPicPr>
+                  <pic:blipFill>
+                    <a:blip r:embed="rId15" cstate="none"/>
+                    <a:srcRect/>
+                    <a:stretch>
+                      <a:fillRect/>
+                    </a:stretch>
+                  </pic:blipFill>
+                  <pic:spPr bwMode="auto">
+                    <a:xfrm>
+                      <a:off x="0" y="0"/>
+                      <a:ext cx="5715000" cy="3267075"/>
+                    </a:xfrm>
+                    <a:prstGeom prst="rect">
+                      <a:avLst/>
+                    </a:prstGeom>
+                  </pic:spPr>
+                </pic:pic>
+              </a:graphicData>
+            </a:graphic>
+          </wp:inline>
+        </w:drawing>
+      </w:r>
+    </w:p>
+    <w:p>
+      <w:pPr>
+        <w:spacing w:after="160"/>
+      </w:pPr>
+      <w:r>
+        <w:rPr>
+          <w:sz w:val="20"/>
+          <w:szCs w:val="20"/>
+        </w:rPr>
+        <w:t xml:space="preserve">Average fare rises with distance across every bucket: $11.91 (0-2mi) -&gt; $22.31 (2-5mi) -&gt; $35.88 (5-10mi) -&gt; $58.34 (10-20mi) -&gt; $90.20 (20+mi) — a steady increase, though not perfectly linear (the increase from 10-20mi to 20+mi is proportionally smaller than the earlier jumps).</w:t>
+      </w:r>
+    </w:p>
+    <w:p>
+      <w:pPr>
+        <w:pBdr>
+          <w:left w:val="single" w:color="B7472A" w:sz="12" w:space="8"/>
+        </w:pBdr>
+        <w:shd w:fill="F2F2F2" w:val="clear"/>
+        <w:spacing w:after="200"/>
+      </w:pPr>
+      <w:r>
+        <w:rPr>
+          <w:b/>
+          <w:bCs/>
+          <w:color w:val="B7472A"/>
+        </w:rPr>
+        <w:t xml:space="preserve">TODO: </w:t>
+      </w:r>
+      <w:r>
+        <w:rPr>
+          <w:i/>
+          <w:iCs/>
+          <w:color w:val="595959"/>
+        </w:rPr>
+        <w:t xml:space="preserve">Note this in your own words, and see the Limitations section for an important caveat about the 20+ mile bucket's average distance specifically.</w:t>
+      </w:r>
+    </w:p>
+    <w:p>
+      <w:pPr>
+        <w:pStyle w:val="Heading2"/>
+        <w:spacing w:after="120" w:before="240"/>
+      </w:pPr>
+      <w:r>
+        <w:rPr>
+          <w:color w:val="1F4E79"/>
+        </w:rPr>
+        <w:t xml:space="preserve">9.8 Anomaly Detection Summary (Analysis i)</w:t>
+      </w:r>
+    </w:p>
+    <w:p>
+      <w:pPr>
+        <w:spacing w:after="160"/>
+      </w:pPr>
+      <w:r>
+        <w:rPr>
+          <w:sz w:val="20"/>
+          <w:szCs w:val="20"/>
+        </w:rPr>
+        <w:t xml:space="preserve">mapper_anomaly.py / reducer_anomaly.py run on the cleaned data (not the raw data — see Section 6) and flag records that are unusual but were deliberately not deleted during cleaning. A trip can trigger more than one flag, so counts are flag-events, not unique flagged trips.</w:t>
+      </w:r>
+    </w:p>
+    <w:tbl>
+      <w:tblPr>
+        <w:tblW w:type="dxa" w:w="9360"/>
+        <w:tblBorders>
+          <w:top w:val="single" w:color="auto" w:sz="4"/>
+          <w:left w:val="single" w:color="auto" w:sz="4"/>
+          <w:bottom w:val="single" w:color="auto" w:sz="4"/>
+          <w:right w:val="single" w:color="auto" w:sz="4"/>
+          <w:insideH w:val="single" w:color="auto" w:sz="4"/>
+          <w:insideV w:val="single" w:color="auto" w:sz="4"/>
+        </w:tblBorders>
+      </w:tblPr>
+      <w:tblGrid>
+        <w:gridCol w:w="4680"/>
+        <w:gridCol w:w="2340"/>
+        <w:gridCol w:w="2340"/>
+      </w:tblGrid>
+      <w:tr>
+        <w:trPr>
+          <w:tblHeader/>
+        </w:trPr>
+        <w:tc>
+          <w:tcPr>
+            <w:tcW w:type="dxa" w:w="4680"/>
+            <w:tcBorders>
+              <w:top w:val="single" w:color="BFBFBF" w:sz="2"/>
+              <w:left w:val="single" w:color="BFBFBF" w:sz="2"/>
+              <w:bottom w:val="single" w:color="BFBFBF" w:sz="2"/>
+              <w:right w:val="single" w:color="BFBFBF" w:sz="2"/>
+            </w:tcBorders>
+            <w:shd w:fill="1F4E79" w:val="clear"/>
+            <w:tcMar>
+              <w:top w:type="dxa" w:w="100"/>
+              <w:left w:type="dxa" w:w="120"/>
+              <w:bottom w:type="dxa" w:w="100"/>
+              <w:right w:type="dxa" w:w="120"/>
+            </w:tcMar>
+            <w:vAlign w:val="center"/>
+          </w:tcPr>
+          <w:p>
+            <w:r>
+              <w:rPr>
+                <w:b/>
+                <w:bCs/>
+                <w:color w:val="FFFFFF"/>
+                <w:sz w:val="20"/>
+                <w:szCs w:val="20"/>
+              </w:rPr>
+              <w:t xml:space="preserve">Anomaly Type</w:t>
+            </w:r>
+          </w:p>
+        </w:tc>
+        <w:tc>
+          <w:tcPr>
+            <w:tcW w:type="dxa" w:w="2340"/>
+            <w:tcBorders>
+              <w:top w:val="single" w:color="BFBFBF" w:sz="2"/>
+              <w:left w:val="single" w:color="BFBFBF" w:sz="2"/>
+              <w:bottom w:val="single" w:color="BFBFBF" w:sz="2"/>
+              <w:right w:val="single" w:color="BFBFBF" w:sz="2"/>
+            </w:tcBorders>
+            <w:shd w:fill="1F4E79" w:val="clear"/>
+            <w:tcMar>
+              <w:top w:type="dxa" w:w="100"/>
+              <w:left w:type="dxa" w:w="120"/>
+              <w:bottom w:type="dxa" w:w="100"/>
+              <w:right w:type="dxa" w:w="120"/>
+            </w:tcMar>
+            <w:vAlign w:val="center"/>
+          </w:tcPr>
+          <w:p>
+            <w:r>
+              <w:rPr>
+                <w:b/>
+                <w:bCs/>
+                <w:color w:val="FFFFFF"/>
+                <w:sz w:val="20"/>
+                <w:szCs w:val="20"/>
+              </w:rPr>
+              <w:t xml:space="preserve">Flag Events</w:t>
+            </w:r>
+          </w:p>
+        </w:tc>
+        <w:tc>
+          <w:tcPr>
+            <w:tcW w:type="dxa" w:w="2340"/>
+            <w:tcBorders>
+              <w:top w:val="single" w:color="BFBFBF" w:sz="2"/>
+              <w:left w:val="single" w:color="BFBFBF" w:sz="2"/>
+              <w:bottom w:val="single" w:color="BFBFBF" w:sz="2"/>
+              <w:right w:val="single" w:color="BFBFBF" w:sz="2"/>
+            </w:tcBorders>
+            <w:shd w:fill="1F4E79" w:val="clear"/>
+            <w:tcMar>
+              <w:top w:type="dxa" w:w="100"/>
+              <w:left w:type="dxa" w:w="120"/>
+              <w:bottom w:type="dxa" w:w="100"/>
+              <w:right w:type="dxa" w:w="120"/>
+            </w:tcMar>
+            <w:vAlign w:val="center"/>
+          </w:tcPr>
+          <w:p>
+            <w:r>
+              <w:rPr>
+                <w:b/>
+                <w:bCs/>
+                <w:color w:val="FFFFFF"/>
+                <w:sz w:val="20"/>
+                <w:szCs w:val="20"/>
+              </w:rPr>
+              <w:t xml:space="preserve">% of Cleaned Trips</w:t>
+            </w:r>
+          </w:p>
+        </w:tc>
+      </w:tr>
+      <w:tr>
+        <w:tc>
+          <w:tcPr>
+            <w:tcW w:type="dxa" w:w="4680"/>
+            <w:tcBorders>
+              <w:top w:val="single" w:color="BFBFBF" w:sz="2"/>
+              <w:left w:val="single" w:color="BFBFBF" w:sz="2"/>
+              <w:bottom w:val="single" w:color="BFBFBF" w:sz="2"/>
+              <w:right w:val="single" w:color="BFBFBF" w:sz="2"/>
+            </w:tcBorders>
+            <w:tcMar>
+              <w:top w:type="dxa" w:w="100"/>
+              <w:left w:type="dxa" w:w="120"/>
+              <w:bottom w:type="dxa" w:w="100"/>
+              <w:right w:type="dxa" w:w="120"/>
+            </w:tcMar>
+            <w:vAlign w:val="center"/>
+          </w:tcPr>
+          <w:p>
+            <w:r>
+              <w:rPr>
+                <w:i w:val="false"/>
+                <w:iCs w:val="false"/>
+                <w:sz w:val="20"/>
+                <w:szCs w:val="20"/>
+              </w:rPr>
+              <w:t xml:space="preserve">high_fare_per_mile (&gt; $50/mile)</w:t>
+            </w:r>
+          </w:p>
+        </w:tc>
+        <w:tc>
+          <w:tcPr>
+            <w:tcW w:type="dxa" w:w="2340"/>
+            <w:tcBorders>
+              <w:top w:val="single" w:color="BFBFBF" w:sz="2"/>
+              <w:left w:val="single" w:color="BFBFBF" w:sz="2"/>
+              <w:bottom w:val="single" w:color="BFBFBF" w:sz="2"/>
+              <w:right w:val="single" w:color="BFBFBF" w:sz="2"/>
+            </w:tcBorders>
+            <w:tcMar>
+              <w:top w:type="dxa" w:w="100"/>
+              <w:left w:type="dxa" w:w="120"/>
+              <w:bottom w:type="dxa" w:w="100"/>
+              <w:right w:type="dxa" w:w="120"/>
+            </w:tcMar>
+            <w:vAlign w:val="center"/>
+          </w:tcPr>
+          <w:p>
+            <w:r>
+              <w:rPr>
+                <w:i w:val="false"/>
+                <w:iCs w:val="false"/>
+                <w:sz w:val="20"/>
+                <w:szCs w:val="20"/>
+              </w:rPr>
+              <w:t xml:space="preserve">122,295</w:t>
+            </w:r>
+          </w:p>
+        </w:tc>
+        <w:tc>
+          <w:tcPr>
+            <w:tcW w:type="dxa" w:w="2340"/>
+            <w:tcBorders>
+              <w:top w:val="single" w:color="BFBFBF" w:sz="2"/>
+              <w:left w:val="single" w:color="BFBFBF" w:sz="2"/>
+              <w:bottom w:val="single" w:color="BFBFBF" w:sz="2"/>
+              <w:right w:val="single" w:color="BFBFBF" w:sz="2"/>
+            </w:tcBorders>
+            <w:tcMar>
+              <w:top w:type="dxa" w:w="100"/>
+              <w:left w:type="dxa" w:w="120"/>
+              <w:bottom w:type="dxa" w:w="100"/>
+              <w:right w:type="dxa" w:w="120"/>
+            </w:tcMar>
+            <w:vAlign w:val="center"/>
+          </w:tcPr>
+          <w:p>
+            <w:r>
+              <w:rPr>
+                <w:i w:val="false"/>
+                <w:iCs w:val="false"/>
+                <w:sz w:val="20"/>
+                <w:szCs w:val="20"/>
+              </w:rPr>
+              <w:t xml:space="preserve">1.171%</w:t>
+            </w:r>
+          </w:p>
+        </w:tc>
+      </w:tr>
+      <w:tr>
+        <w:tc>
+          <w:tcPr>
+            <w:tcW w:type="dxa" w:w="4680"/>
+            <w:tcBorders>
+              <w:top w:val="single" w:color="BFBFBF" w:sz="2"/>
+              <w:left w:val="single" w:color="BFBFBF" w:sz="2"/>
+              <w:bottom w:val="single" w:color="BFBFBF" w:sz="2"/>
+              <w:right w:val="single" w:color="BFBFBF" w:sz="2"/>
+            </w:tcBorders>
+            <w:tcMar>
+              <w:top w:type="dxa" w:w="100"/>
+              <w:left w:type="dxa" w:w="120"/>
+              <w:bottom w:type="dxa" w:w="100"/>
+              <w:right w:type="dxa" w:w="120"/>
+            </w:tcMar>
+            <w:vAlign w:val="center"/>
+          </w:tcPr>
+          <w:p>
+            <w:r>
+              <w:rPr>
+                <w:i w:val="false"/>
+                <w:iCs w:val="false"/>
+                <w:sz w:val="20"/>
+                <w:szCs w:val="20"/>
+              </w:rPr>
+              <w:t xml:space="preserve">low_fare_per_mile (&lt; $1/mile)</w:t>
+            </w:r>
+          </w:p>
+        </w:tc>
+        <w:tc>
+          <w:tcPr>
+            <w:tcW w:type="dxa" w:w="2340"/>
+            <w:tcBorders>
+              <w:top w:val="single" w:color="BFBFBF" w:sz="2"/>
+              <w:left w:val="single" w:color="BFBFBF" w:sz="2"/>
+              <w:bottom w:val="single" w:color="BFBFBF" w:sz="2"/>
+              <w:right w:val="single" w:color="BFBFBF" w:sz="2"/>
+            </w:tcBorders>
+            <w:tcMar>
+              <w:top w:type="dxa" w:w="100"/>
+              <w:left w:type="dxa" w:w="120"/>
+              <w:bottom w:type="dxa" w:w="100"/>
+              <w:right w:type="dxa" w:w="120"/>
+            </w:tcMar>
+            <w:vAlign w:val="center"/>
+          </w:tcPr>
+          <w:p>
+            <w:r>
+              <w:rPr>
+                <w:i w:val="false"/>
+                <w:iCs w:val="false"/>
+                <w:sz w:val="20"/>
+                <w:szCs w:val="20"/>
+              </w:rPr>
+              <w:t xml:space="preserve">16,840</w:t>
+            </w:r>
+          </w:p>
+        </w:tc>
+        <w:tc>
+          <w:tcPr>
+            <w:tcW w:type="dxa" w:w="2340"/>
+            <w:tcBorders>
+              <w:top w:val="single" w:color="BFBFBF" w:sz="2"/>
+              <w:left w:val="single" w:color="BFBFBF" w:sz="2"/>
+              <w:bottom w:val="single" w:color="BFBFBF" w:sz="2"/>
+              <w:right w:val="single" w:color="BFBFBF" w:sz="2"/>
+            </w:tcBorders>
+            <w:tcMar>
+              <w:top w:type="dxa" w:w="100"/>
+              <w:left w:type="dxa" w:w="120"/>
+              <w:bottom w:type="dxa" w:w="100"/>
+              <w:right w:type="dxa" w:w="120"/>
+            </w:tcMar>
+            <w:vAlign w:val="center"/>
+          </w:tcPr>
+          <w:p>
+            <w:r>
+              <w:rPr>
+                <w:i w:val="false"/>
+                <w:iCs w:val="false"/>
+                <w:sz w:val="20"/>
+                <w:szCs w:val="20"/>
+              </w:rPr>
+              <w:t xml:space="preserve">0.161%</w:t>
+            </w:r>
+          </w:p>
+        </w:tc>
+      </w:tr>
+      <w:tr>
+        <w:tc>
+          <w:tcPr>
+            <w:tcW w:type="dxa" w:w="4680"/>
+            <w:tcBorders>
+              <w:top w:val="single" w:color="BFBFBF" w:sz="2"/>
+              <w:left w:val="single" w:color="BFBFBF" w:sz="2"/>
+              <w:bottom w:val="single" w:color="BFBFBF" w:sz="2"/>
+              <w:right w:val="single" w:color="BFBFBF" w:sz="2"/>
+            </w:tcBorders>
+            <w:tcMar>
+              <w:top w:type="dxa" w:w="100"/>
+              <w:left w:type="dxa" w:w="120"/>
+              <w:bottom w:type="dxa" w:w="100"/>
+              <w:right w:type="dxa" w:w="120"/>
+            </w:tcMar>
+            <w:vAlign w:val="center"/>
+          </w:tcPr>
+          <w:p>
+            <w:r>
+              <w:rPr>
+                <w:i w:val="false"/>
+                <w:iCs w:val="false"/>
+                <w:sz w:val="20"/>
+                <w:szCs w:val="20"/>
+              </w:rPr>
+              <w:t xml:space="preserve">long_duration (&gt; 180 minutes)</w:t>
+            </w:r>
+          </w:p>
+        </w:tc>
+        <w:tc>
+          <w:tcPr>
+            <w:tcW w:type="dxa" w:w="2340"/>
+            <w:tcBorders>
+              <w:top w:val="single" w:color="BFBFBF" w:sz="2"/>
+              <w:left w:val="single" w:color="BFBFBF" w:sz="2"/>
+              <w:bottom w:val="single" w:color="BFBFBF" w:sz="2"/>
+              <w:right w:val="single" w:color="BFBFBF" w:sz="2"/>
+            </w:tcBorders>
+            <w:tcMar>
+              <w:top w:type="dxa" w:w="100"/>
+              <w:left w:type="dxa" w:w="120"/>
+              <w:bottom w:type="dxa" w:w="100"/>
+              <w:right w:type="dxa" w:w="120"/>
+            </w:tcMar>
+            <w:vAlign w:val="center"/>
+          </w:tcPr>
+          <w:p>
+            <w:r>
+              <w:rPr>
+                <w:i w:val="false"/>
+                <w:iCs w:val="false"/>
+                <w:sz w:val="20"/>
+                <w:szCs w:val="20"/>
+              </w:rPr>
+              <w:t xml:space="preserve">1,141</w:t>
+            </w:r>
+          </w:p>
+        </w:tc>
+        <w:tc>
+          <w:tcPr>
+            <w:tcW w:type="dxa" w:w="2340"/>
+            <w:tcBorders>
+              <w:top w:val="single" w:color="BFBFBF" w:sz="2"/>
+              <w:left w:val="single" w:color="BFBFBF" w:sz="2"/>
+              <w:bottom w:val="single" w:color="BFBFBF" w:sz="2"/>
+              <w:right w:val="single" w:color="BFBFBF" w:sz="2"/>
+            </w:tcBorders>
+            <w:tcMar>
+              <w:top w:type="dxa" w:w="100"/>
+              <w:left w:type="dxa" w:w="120"/>
+              <w:bottom w:type="dxa" w:w="100"/>
+              <w:right w:type="dxa" w:w="120"/>
+            </w:tcMar>
+            <w:vAlign w:val="center"/>
+          </w:tcPr>
+          <w:p>
+            <w:r>
+              <w:rPr>
+                <w:i w:val="false"/>
+                <w:iCs w:val="false"/>
+                <w:sz w:val="20"/>
+                <w:szCs w:val="20"/>
+              </w:rPr>
+              <w:t xml:space="preserve">0.011%</w:t>
+            </w:r>
+          </w:p>
+        </w:tc>
+      </w:tr>
+      <w:tr>
+        <w:tc>
+          <w:tcPr>
+            <w:tcW w:type="dxa" w:w="4680"/>
+            <w:tcBorders>
+              <w:top w:val="single" w:color="BFBFBF" w:sz="2"/>
+              <w:left w:val="single" w:color="BFBFBF" w:sz="2"/>
+              <w:bottom w:val="single" w:color="BFBFBF" w:sz="2"/>
+              <w:right w:val="single" w:color="BFBFBF" w:sz="2"/>
+            </w:tcBorders>
+            <w:tcMar>
+              <w:top w:type="dxa" w:w="100"/>
+              <w:left w:type="dxa" w:w="120"/>
+              <w:bottom w:type="dxa" w:w="100"/>
+              <w:right w:type="dxa" w:w="120"/>
+            </w:tcMar>
+            <w:vAlign w:val="center"/>
+          </w:tcPr>
+          <w:p>
+            <w:r>
+              <w:rPr>
+                <w:i w:val="false"/>
+                <w:iCs w:val="false"/>
+                <w:sz w:val="20"/>
+                <w:szCs w:val="20"/>
+              </w:rPr>
+              <w:t xml:space="preserve">long_distance (&gt; 100 miles)</w:t>
+            </w:r>
+          </w:p>
+        </w:tc>
+        <w:tc>
+          <w:tcPr>
+            <w:tcW w:type="dxa" w:w="2340"/>
+            <w:tcBorders>
+              <w:top w:val="single" w:color="BFBFBF" w:sz="2"/>
+              <w:left w:val="single" w:color="BFBFBF" w:sz="2"/>
+              <w:bottom w:val="single" w:color="BFBFBF" w:sz="2"/>
+              <w:right w:val="single" w:color="BFBFBF" w:sz="2"/>
+            </w:tcBorders>
+            <w:tcMar>
+              <w:top w:type="dxa" w:w="100"/>
+              <w:left w:type="dxa" w:w="120"/>
+              <w:bottom w:type="dxa" w:w="100"/>
+              <w:right w:type="dxa" w:w="120"/>
+            </w:tcMar>
+            <w:vAlign w:val="center"/>
+          </w:tcPr>
+          <w:p>
+            <w:r>
+              <w:rPr>
+                <w:i w:val="false"/>
+                <w:iCs w:val="false"/>
+                <w:sz w:val="20"/>
+                <w:szCs w:val="20"/>
+              </w:rPr>
+              <w:t xml:space="preserve">470</w:t>
+            </w:r>
+          </w:p>
+        </w:tc>
+        <w:tc>
+          <w:tcPr>
+            <w:tcW w:type="dxa" w:w="2340"/>
+            <w:tcBorders>
+              <w:top w:val="single" w:color="BFBFBF" w:sz="2"/>
+              <w:left w:val="single" w:color="BFBFBF" w:sz="2"/>
+              <w:bottom w:val="single" w:color="BFBFBF" w:sz="2"/>
+              <w:right w:val="single" w:color="BFBFBF" w:sz="2"/>
+            </w:tcBorders>
+            <w:tcMar>
+              <w:top w:type="dxa" w:w="100"/>
+              <w:left w:type="dxa" w:w="120"/>
+              <w:bottom w:type="dxa" w:w="100"/>
+              <w:right w:type="dxa" w:w="120"/>
+            </w:tcMar>
+            <w:vAlign w:val="center"/>
+          </w:tcPr>
+          <w:p>
+            <w:r>
+              <w:rPr>
+                <w:i w:val="false"/>
+                <w:iCs w:val="false"/>
+                <w:sz w:val="20"/>
+                <w:szCs w:val="20"/>
+              </w:rPr>
+              <w:t xml:space="preserve">0.004%</w:t>
+            </w:r>
+          </w:p>
+        </w:tc>
+      </w:tr>
+      <w:tr>
+        <w:tc>
+          <w:tcPr>
+            <w:tcW w:type="dxa" w:w="4680"/>
+            <w:tcBorders>
+              <w:top w:val="single" w:color="BFBFBF" w:sz="2"/>
+              <w:left w:val="single" w:color="BFBFBF" w:sz="2"/>
+              <w:bottom w:val="single" w:color="BFBFBF" w:sz="2"/>
+              <w:right w:val="single" w:color="BFBFBF" w:sz="2"/>
+            </w:tcBorders>
+            <w:tcMar>
+              <w:top w:type="dxa" w:w="100"/>
+              <w:left w:type="dxa" w:w="120"/>
+              <w:bottom w:type="dxa" w:w="100"/>
+              <w:right w:type="dxa" w:w="120"/>
+            </w:tcMar>
+            <w:vAlign w:val="center"/>
+          </w:tcPr>
+          <w:p>
+            <w:r>
+              <w:rPr>
+                <w:i w:val="false"/>
+                <w:iCs w:val="false"/>
+                <w:sz w:val="20"/>
+                <w:szCs w:val="20"/>
+              </w:rPr>
+              <w:t xml:space="preserve">high_passenger_count (&gt; 6)</w:t>
+            </w:r>
+          </w:p>
+        </w:tc>
+        <w:tc>
+          <w:tcPr>
+            <w:tcW w:type="dxa" w:w="2340"/>
+            <w:tcBorders>
+              <w:top w:val="single" w:color="BFBFBF" w:sz="2"/>
+              <w:left w:val="single" w:color="BFBFBF" w:sz="2"/>
+              <w:bottom w:val="single" w:color="BFBFBF" w:sz="2"/>
+              <w:right w:val="single" w:color="BFBFBF" w:sz="2"/>
+            </w:tcBorders>
+            <w:tcMar>
+              <w:top w:type="dxa" w:w="100"/>
+              <w:left w:type="dxa" w:w="120"/>
+              <w:bottom w:type="dxa" w:w="100"/>
+              <w:right w:type="dxa" w:w="120"/>
+            </w:tcMar>
+            <w:vAlign w:val="center"/>
+          </w:tcPr>
+          <w:p>
+            <w:r>
+              <w:rPr>
+                <w:i w:val="false"/>
+                <w:iCs w:val="false"/>
+                <w:sz w:val="20"/>
+                <w:szCs w:val="20"/>
+              </w:rPr>
+              <w:t xml:space="preserve">3</w:t>
+            </w:r>
+          </w:p>
+        </w:tc>
+        <w:tc>
+          <w:tcPr>
+            <w:tcW w:type="dxa" w:w="2340"/>
+            <w:tcBorders>
+              <w:top w:val="single" w:color="BFBFBF" w:sz="2"/>
+              <w:left w:val="single" w:color="BFBFBF" w:sz="2"/>
+              <w:bottom w:val="single" w:color="BFBFBF" w:sz="2"/>
+              <w:right w:val="single" w:color="BFBFBF" w:sz="2"/>
+            </w:tcBorders>
+            <w:tcMar>
+              <w:top w:type="dxa" w:w="100"/>
+              <w:left w:type="dxa" w:w="120"/>
+              <w:bottom w:type="dxa" w:w="100"/>
+              <w:right w:type="dxa" w:w="120"/>
+            </w:tcMar>
+            <w:vAlign w:val="center"/>
+          </w:tcPr>
+          <w:p>
+            <w:r>
+              <w:rPr>
+                <w:i w:val="false"/>
+                <w:iCs w:val="false"/>
+                <w:sz w:val="20"/>
+                <w:szCs w:val="20"/>
+              </w:rPr>
+              <w:t xml:space="preserve">0.000%</w:t>
+            </w:r>
+          </w:p>
+        </w:tc>
+      </w:tr>
+      <w:tr>
+        <w:tc>
+          <w:tcPr>
+            <w:tcW w:type="dxa" w:w="4680"/>
+            <w:tcBorders>
+              <w:top w:val="single" w:color="BFBFBF" w:sz="2"/>
+              <w:left w:val="single" w:color="BFBFBF" w:sz="2"/>
+              <w:bottom w:val="single" w:color="BFBFBF" w:sz="2"/>
+              <w:right w:val="single" w:color="BFBFBF" w:sz="2"/>
+            </w:tcBorders>
+            <w:tcMar>
+              <w:top w:type="dxa" w:w="100"/>
+              <w:left w:type="dxa" w:w="120"/>
+              <w:bottom w:type="dxa" w:w="100"/>
+              <w:right w:type="dxa" w:w="120"/>
+            </w:tcMar>
+            <w:vAlign w:val="center"/>
+          </w:tcPr>
+          <w:p>
+            <w:r>
+              <w:rPr>
+                <w:i w:val="false"/>
+                <w:iCs w:val="false"/>
+                <w:sz w:val="20"/>
+                <w:szCs w:val="20"/>
+              </w:rPr>
+              <w:t xml:space="preserve">normal (no flags)</w:t>
+            </w:r>
+          </w:p>
+        </w:tc>
+        <w:tc>
+          <w:tcPr>
+            <w:tcW w:type="dxa" w:w="2340"/>
+            <w:tcBorders>
+              <w:top w:val="single" w:color="BFBFBF" w:sz="2"/>
+              <w:left w:val="single" w:color="BFBFBF" w:sz="2"/>
+              <w:bottom w:val="single" w:color="BFBFBF" w:sz="2"/>
+              <w:right w:val="single" w:color="BFBFBF" w:sz="2"/>
+            </w:tcBorders>
+            <w:tcMar>
+              <w:top w:type="dxa" w:w="100"/>
+              <w:left w:type="dxa" w:w="120"/>
+              <w:bottom w:type="dxa" w:w="100"/>
+              <w:right w:type="dxa" w:w="120"/>
+            </w:tcMar>
+            <w:vAlign w:val="center"/>
+          </w:tcPr>
+          <w:p>
+            <w:r>
+              <w:rPr>
+                <w:i w:val="false"/>
+                <w:iCs w:val="false"/>
+                <w:sz w:val="20"/>
+                <w:szCs w:val="20"/>
+              </w:rPr>
+              <w:t xml:space="preserve">10,307,940</w:t>
+            </w:r>
+          </w:p>
+        </w:tc>
+        <w:tc>
+          <w:tcPr>
+            <w:tcW w:type="dxa" w:w="2340"/>
+            <w:tcBorders>
+              <w:top w:val="single" w:color="BFBFBF" w:sz="2"/>
+              <w:left w:val="single" w:color="BFBFBF" w:sz="2"/>
+              <w:bottom w:val="single" w:color="BFBFBF" w:sz="2"/>
+              <w:right w:val="single" w:color="BFBFBF" w:sz="2"/>
+            </w:tcBorders>
+            <w:tcMar>
+              <w:top w:type="dxa" w:w="100"/>
+              <w:left w:type="dxa" w:w="120"/>
+              <w:bottom w:type="dxa" w:w="100"/>
+              <w:right w:type="dxa" w:w="120"/>
+            </w:tcMar>
+            <w:vAlign w:val="center"/>
+          </w:tcPr>
+          <w:p>
+            <w:r>
+              <w:rPr>
+                <w:i w:val="false"/>
+                <w:iCs w:val="false"/>
+                <w:sz w:val="20"/>
+                <w:szCs w:val="20"/>
+              </w:rPr>
+              <w:t xml:space="preserve">98.658%</w:t>
+            </w:r>
+          </w:p>
+        </w:tc>
+      </w:tr>
+    </w:tbl>
+    <w:p>
+      <w:pPr>
+        <w:spacing w:after="160"/>
+      </w:pPr>
+    </w:p>
+    <w:p>
+      <w:pPr>
+        <w:pBdr>
+          <w:left w:val="single" w:color="1F4E79" w:sz="12" w:space="8"/>
+        </w:pBdr>
+        <w:shd w:fill="E8EEF4" w:val="clear"/>
+        <w:spacing w:after="200"/>
+      </w:pPr>
+      <w:r>
+        <w:rPr>
+          <w:b/>
+          <w:bCs/>
+          <w:color w:val="1F4E79"/>
+        </w:rPr>
+        <w:t xml:space="preserve">REAL-DATA NOTE: </w:t>
+      </w:r>
+      <w:r>
+        <w:rPr>
+          <w:i/>
+          <w:iCs/>
+          <w:color w:val="595959"/>
+        </w:rPr>
+        <w:t xml:space="preserve">One flagged record was manually traced to confirm the logic is working correctly, not just producing plausible-looking numbers: the single largest trip_distance value in the entire cleaned dataset is 328,522.2 miles, on a trip lasting only 22 minutes with a $31.11 fare (VendorID 2, pickup 2026-02-20 11:40, PULocationID 125, DOLocationID 50). That single row is correctly caught by BOTH the long_distance flag (&gt;100mi) and the low_fare_per_mile flag (fare-per-mile ≈ $0.0001), exactly as the mapper's logic intends. It also explains an odd number elsewhere in this report: the 20+ mile distance bucket's average distance is 380.98 miles (Section 9.7 data), even though its median is only 22.3 miles — a handful of GPS/data-entry-error trips like this one, correctly flagged here but intentionally not deleted per the assignment's cleaning rules, are dragging that one bucket's mean far above what it represents for a typical long trip. Report the median alongside the mean if you discuss that bucket's "average" distance.</w:t>
+      </w:r>
+    </w:p>
+    <w:p>
+      <w:pPr>
+        <w:pStyle w:val="Heading1"/>
+        <w:pageBreakBefore/>
+        <w:spacing w:after="200" w:before="0"/>
+      </w:pPr>
+      <w:r>
+        <w:rPr>
+          <w:color w:val="1F4E79"/>
+        </w:rPr>
+        <w:t xml:space="preserve">10. Multi-Stage MapReduce</w:t>
+      </w:r>
+    </w:p>
+    <w:p>
+      <w:pPr>
+        <w:spacing w:after="160"/>
+      </w:pPr>
+      <w:r>
+        <w:t xml:space="preserve">Job 1 (mapper_revenue.py / reducer_revenue.py) computes total revenue per pickup zone. Its HDFS output at /taxi_project/output/revenue/ is used directly as the input to Job 2 (multistage/mapper_top_revenue.py / reducer_top_revenue.py), which finds the global top-10 highest-revenue zones. Job 2's mapper emits a constant key (“ALL”) for every line so that every zone's total lands on a single reducer, where a full sort produces a true global ranking — this only scales because Job 1's output (a few hundred zones) is small, even though its input (millions of trips) was not.</w:t>
+      </w:r>
+    </w:p>
+    <w:p>
+      <w:pPr>
+        <w:spacing w:after="160"/>
+      </w:pPr>
+      <w:r>
+        <w:rPr>
+          <w:sz w:val="20"/>
+          <w:szCs w:val="20"/>
+        </w:rPr>
+        <w:t xml:space="preserve">Real output below, from running both jobs' mapper/reducer code (unmodified) against the full cleaned dataset via the local mapper | sort | reducer pipeline — the actual HDFS screenshots of the same commands producing this same result are still needed from a real cluster run (Section 16 evidence requirements).</w:t>
+      </w:r>
+    </w:p>
+    <w:p>
+      <w:pPr>
+        <w:pStyle w:val="Heading2"/>
+        <w:spacing w:after="120" w:before="240"/>
+      </w:pPr>
+      <w:r>
+        <w:rPr>
+          <w:color w:val="1F4E79"/>
+        </w:rPr>
+        <w:t xml:space="preserve">Job 1 output (excerpt): revenue by pickup zone</w:t>
+      </w:r>
+    </w:p>
+    <w:p>
+      <w:pPr>
+        <w:spacing w:after="160"/>
+      </w:pPr>
+      <w:r>
+        <w:rPr>
+          <w:i/>
+          <w:iCs/>
+          <w:color w:val="595959"/>
+          <w:sz w:val="20"/>
+          <w:szCs w:val="20"/>
+        </w:rPr>
+        <w:t xml:space="preserve">Format: PULocationID, trip_count, total_fare, total_tip, total_revenue, avg_fare, avg_distance — 262 zones total.</w:t>
+      </w:r>
+    </w:p>
+    <w:tbl>
+      <w:tblPr>
+        <w:tblW w:type="dxa" w:w="9360"/>
+        <w:tblBorders>
+          <w:top w:val="single" w:color="auto" w:sz="4"/>
+          <w:left w:val="single" w:color="auto" w:sz="4"/>
+          <w:bottom w:val="single" w:color="auto" w:sz="4"/>
+          <w:right w:val="single" w:color="auto" w:sz="4"/>
+          <w:insideH w:val="single" w:color="auto" w:sz="4"/>
+          <w:insideV w:val="single" w:color="auto" w:sz="4"/>
+        </w:tblBorders>
+      </w:tblPr>
+      <w:tblGrid>
+        <w:gridCol w:w="1560"/>
+        <w:gridCol w:w="1560"/>
+        <w:gridCol w:w="1740"/>
+        <w:gridCol w:w="1740"/>
+        <w:gridCol w:w="1380"/>
+        <w:gridCol w:w="1380"/>
+      </w:tblGrid>
+      <w:tr>
+        <w:trPr>
+          <w:tblHeader/>
+        </w:trPr>
+        <w:tc>
+          <w:tcPr>
+            <w:tcW w:type="dxa" w:w="1560"/>
+            <w:tcBorders>
+              <w:top w:val="single" w:color="BFBFBF" w:sz="2"/>
+              <w:left w:val="single" w:color="BFBFBF" w:sz="2"/>
+              <w:bottom w:val="single" w:color="BFBFBF" w:sz="2"/>
+              <w:right w:val="single" w:color="BFBFBF" w:sz="2"/>
+            </w:tcBorders>
+            <w:shd w:fill="1F4E79" w:val="clear"/>
+            <w:tcMar>
+              <w:top w:type="dxa" w:w="100"/>
+              <w:left w:type="dxa" w:w="120"/>
+              <w:bottom w:type="dxa" w:w="100"/>
+              <w:right w:type="dxa" w:w="120"/>
+            </w:tcMar>
+            <w:vAlign w:val="center"/>
+          </w:tcPr>
+          <w:p>
+            <w:r>
+              <w:rPr>
+                <w:b/>
+                <w:bCs/>
+                <w:color w:val="FFFFFF"/>
+                <w:sz w:val="20"/>
+                <w:szCs w:val="20"/>
+              </w:rPr>
+              <w:t xml:space="preserve">PULocationID</w:t>
+            </w:r>
+          </w:p>
+        </w:tc>
+        <w:tc>
+          <w:tcPr>
+            <w:tcW w:type="dxa" w:w="1560"/>
+            <w:tcBorders>
+              <w:top w:val="single" w:color="BFBFBF" w:sz="2"/>
+              <w:left w:val="single" w:color="BFBFBF" w:sz="2"/>
+              <w:bottom w:val="single" w:color="BFBFBF" w:sz="2"/>
+              <w:right w:val="single" w:color="BFBFBF" w:sz="2"/>
+            </w:tcBorders>
+            <w:shd w:fill="1F4E79" w:val="clear"/>
+            <w:tcMar>
+              <w:top w:type="dxa" w:w="100"/>
+              <w:left w:type="dxa" w:w="120"/>
+              <w:bottom w:type="dxa" w:w="100"/>
+              <w:right w:type="dxa" w:w="120"/>
+            </w:tcMar>
+            <w:vAlign w:val="center"/>
+          </w:tcPr>
+          <w:p>
+            <w:r>
+              <w:rPr>
+                <w:b/>
+                <w:bCs/>
+                <w:color w:val="FFFFFF"/>
+                <w:sz w:val="20"/>
+                <w:szCs w:val="20"/>
+              </w:rPr>
+              <w:t xml:space="preserve">Trips</w:t>
+            </w:r>
+          </w:p>
+        </w:tc>
+        <w:tc>
+          <w:tcPr>
+            <w:tcW w:type="dxa" w:w="1740"/>
+            <w:tcBorders>
+              <w:top w:val="single" w:color="BFBFBF" w:sz="2"/>
+              <w:left w:val="single" w:color="BFBFBF" w:sz="2"/>
+              <w:bottom w:val="single" w:color="BFBFBF" w:sz="2"/>
+              <w:right w:val="single" w:color="BFBFBF" w:sz="2"/>
+            </w:tcBorders>
+            <w:shd w:fill="1F4E79" w:val="clear"/>
+            <w:tcMar>
+              <w:top w:type="dxa" w:w="100"/>
+              <w:left w:type="dxa" w:w="120"/>
+              <w:bottom w:type="dxa" w:w="100"/>
+              <w:right w:type="dxa" w:w="120"/>
+            </w:tcMar>
+            <w:vAlign w:val="center"/>
+          </w:tcPr>
+          <w:p>
+            <w:r>
+              <w:rPr>
+                <w:b/>
+                <w:bCs/>
+                <w:color w:val="FFFFFF"/>
+                <w:sz w:val="20"/>
+                <w:szCs w:val="20"/>
+              </w:rPr>
+              <w:t xml:space="preserve">Total Fare</w:t>
+            </w:r>
+          </w:p>
+        </w:tc>
+        <w:tc>
+          <w:tcPr>
+            <w:tcW w:type="dxa" w:w="1740"/>
+            <w:tcBorders>
+              <w:top w:val="single" w:color="BFBFBF" w:sz="2"/>
+              <w:left w:val="single" w:color="BFBFBF" w:sz="2"/>
+              <w:bottom w:val="single" w:color="BFBFBF" w:sz="2"/>
+              <w:right w:val="single" w:color="BFBFBF" w:sz="2"/>
+            </w:tcBorders>
+            <w:shd w:fill="1F4E79" w:val="clear"/>
+            <w:tcMar>
+              <w:top w:type="dxa" w:w="100"/>
+              <w:left w:type="dxa" w:w="120"/>
+              <w:bottom w:type="dxa" w:w="100"/>
+              <w:right w:type="dxa" w:w="120"/>
+            </w:tcMar>
+            <w:vAlign w:val="center"/>
+          </w:tcPr>
+          <w:p>
+            <w:r>
+              <w:rPr>
+                <w:b/>
+                <w:bCs/>
+                <w:color w:val="FFFFFF"/>
+                <w:sz w:val="20"/>
+                <w:szCs w:val="20"/>
+              </w:rPr>
+              <w:t xml:space="preserve">Total Revenue</w:t>
+            </w:r>
+          </w:p>
+        </w:tc>
+        <w:tc>
+          <w:tcPr>
+            <w:tcW w:type="dxa" w:w="1380"/>
+            <w:tcBorders>
+              <w:top w:val="single" w:color="BFBFBF" w:sz="2"/>
+              <w:left w:val="single" w:color="BFBFBF" w:sz="2"/>
+              <w:bottom w:val="single" w:color="BFBFBF" w:sz="2"/>
+              <w:right w:val="single" w:color="BFBFBF" w:sz="2"/>
+            </w:tcBorders>
+            <w:shd w:fill="1F4E79" w:val="clear"/>
+            <w:tcMar>
+              <w:top w:type="dxa" w:w="100"/>
+              <w:left w:type="dxa" w:w="120"/>
+              <w:bottom w:type="dxa" w:w="100"/>
+              <w:right w:type="dxa" w:w="120"/>
+            </w:tcMar>
+            <w:vAlign w:val="center"/>
+          </w:tcPr>
+          <w:p>
+            <w:r>
+              <w:rPr>
+                <w:b/>
+                <w:bCs/>
+                <w:color w:val="FFFFFF"/>
+                <w:sz w:val="20"/>
+                <w:szCs w:val="20"/>
+              </w:rPr>
+              <w:t xml:space="preserve">Avg Fare</w:t>
+            </w:r>
+          </w:p>
+        </w:tc>
+        <w:tc>
+          <w:tcPr>
+            <w:tcW w:type="dxa" w:w="1380"/>
+            <w:tcBorders>
+              <w:top w:val="single" w:color="BFBFBF" w:sz="2"/>
+              <w:left w:val="single" w:color="BFBFBF" w:sz="2"/>
+              <w:bottom w:val="single" w:color="BFBFBF" w:sz="2"/>
+              <w:right w:val="single" w:color="BFBFBF" w:sz="2"/>
+            </w:tcBorders>
+            <w:shd w:fill="1F4E79" w:val="clear"/>
+            <w:tcMar>
+              <w:top w:type="dxa" w:w="100"/>
+              <w:left w:type="dxa" w:w="120"/>
+              <w:bottom w:type="dxa" w:w="100"/>
+              <w:right w:type="dxa" w:w="120"/>
+            </w:tcMar>
+            <w:vAlign w:val="center"/>
+          </w:tcPr>
+          <w:p>
+            <w:r>
+              <w:rPr>
+                <w:b/>
+                <w:bCs/>
+                <w:color w:val="FFFFFF"/>
+                <w:sz w:val="20"/>
+                <w:szCs w:val="20"/>
+              </w:rPr>
+              <w:t xml:space="preserve">Avg Distance</w:t>
+            </w:r>
+          </w:p>
+        </w:tc>
+      </w:tr>
+      <w:tr>
+        <w:tc>
+          <w:tcPr>
+            <w:tcW w:type="dxa" w:w="1560"/>
+            <w:tcBorders>
+              <w:top w:val="single" w:color="BFBFBF" w:sz="2"/>
+              <w:left w:val="single" w:color="BFBFBF" w:sz="2"/>
+              <w:bottom w:val="single" w:color="BFBFBF" w:sz="2"/>
+              <w:right w:val="single" w:color="BFBFBF" w:sz="2"/>
+            </w:tcBorders>
+            <w:tcMar>
+              <w:top w:type="dxa" w:w="100"/>
+              <w:left w:type="dxa" w:w="120"/>
+              <w:bottom w:type="dxa" w:w="100"/>
+              <w:right w:type="dxa" w:w="120"/>
+            </w:tcMar>
+            <w:vAlign w:val="center"/>
+          </w:tcPr>
+          <w:p>
+            <w:r>
+              <w:rPr>
+                <w:i w:val="false"/>
+                <w:iCs w:val="false"/>
+                <w:sz w:val="20"/>
+                <w:szCs w:val="20"/>
+              </w:rPr>
+              <w:t xml:space="preserve">132</w:t>
+            </w:r>
+          </w:p>
+        </w:tc>
+        <w:tc>
+          <w:tcPr>
+            <w:tcW w:type="dxa" w:w="1560"/>
+            <w:tcBorders>
+              <w:top w:val="single" w:color="BFBFBF" w:sz="2"/>
+              <w:left w:val="single" w:color="BFBFBF" w:sz="2"/>
+              <w:bottom w:val="single" w:color="BFBFBF" w:sz="2"/>
+              <w:right w:val="single" w:color="BFBFBF" w:sz="2"/>
+            </w:tcBorders>
+            <w:tcMar>
+              <w:top w:type="dxa" w:w="100"/>
+              <w:left w:type="dxa" w:w="120"/>
+              <w:bottom w:type="dxa" w:w="100"/>
+              <w:right w:type="dxa" w:w="120"/>
+            </w:tcMar>
+            <w:vAlign w:val="center"/>
+          </w:tcPr>
+          <w:p>
+            <w:r>
+              <w:rPr>
+                <w:i w:val="false"/>
+                <w:iCs w:val="false"/>
+                <w:sz w:val="20"/>
+                <w:szCs w:val="20"/>
+              </w:rPr>
+              <w:t xml:space="preserve">404,670</w:t>
+            </w:r>
+          </w:p>
+        </w:tc>
+        <w:tc>
+          <w:tcPr>
+            <w:tcW w:type="dxa" w:w="1740"/>
+            <w:tcBorders>
+              <w:top w:val="single" w:color="BFBFBF" w:sz="2"/>
+              <w:left w:val="single" w:color="BFBFBF" w:sz="2"/>
+              <w:bottom w:val="single" w:color="BFBFBF" w:sz="2"/>
+              <w:right w:val="single" w:color="BFBFBF" w:sz="2"/>
+            </w:tcBorders>
+            <w:tcMar>
+              <w:top w:type="dxa" w:w="100"/>
+              <w:left w:type="dxa" w:w="120"/>
+              <w:bottom w:type="dxa" w:w="100"/>
+              <w:right w:type="dxa" w:w="120"/>
+            </w:tcMar>
+            <w:vAlign w:val="center"/>
+          </w:tcPr>
+          <w:p>
+            <w:r>
+              <w:rPr>
+                <w:i w:val="false"/>
+                <w:iCs w:val="false"/>
+                <w:sz w:val="20"/>
+                <w:szCs w:val="20"/>
+              </w:rPr>
+              <w:t xml:space="preserve">$25,011,835.84</w:t>
+            </w:r>
+          </w:p>
+        </w:tc>
+        <w:tc>
+          <w:tcPr>
+            <w:tcW w:type="dxa" w:w="1740"/>
+            <w:tcBorders>
+              <w:top w:val="single" w:color="BFBFBF" w:sz="2"/>
+              <w:left w:val="single" w:color="BFBFBF" w:sz="2"/>
+              <w:bottom w:val="single" w:color="BFBFBF" w:sz="2"/>
+              <w:right w:val="single" w:color="BFBFBF" w:sz="2"/>
+            </w:tcBorders>
+            <w:tcMar>
+              <w:top w:type="dxa" w:w="100"/>
+              <w:left w:type="dxa" w:w="120"/>
+              <w:bottom w:type="dxa" w:w="100"/>
+              <w:right w:type="dxa" w:w="120"/>
+            </w:tcMar>
+            <w:vAlign w:val="center"/>
+          </w:tcPr>
+          <w:p>
+            <w:r>
+              <w:rPr>
+                <w:i w:val="false"/>
+                <w:iCs w:val="false"/>
+                <w:sz w:val="20"/>
+                <w:szCs w:val="20"/>
+              </w:rPr>
+              <w:t xml:space="preserve">$32,334,753.74</w:t>
+            </w:r>
+          </w:p>
+        </w:tc>
+        <w:tc>
+          <w:tcPr>
+            <w:tcW w:type="dxa" w:w="1380"/>
+            <w:tcBorders>
+              <w:top w:val="single" w:color="BFBFBF" w:sz="2"/>
+              <w:left w:val="single" w:color="BFBFBF" w:sz="2"/>
+              <w:bottom w:val="single" w:color="BFBFBF" w:sz="2"/>
+              <w:right w:val="single" w:color="BFBFBF" w:sz="2"/>
+            </w:tcBorders>
+            <w:tcMar>
+              <w:top w:type="dxa" w:w="100"/>
+              <w:left w:type="dxa" w:w="120"/>
+              <w:bottom w:type="dxa" w:w="100"/>
+              <w:right w:type="dxa" w:w="120"/>
+            </w:tcMar>
+            <w:vAlign w:val="center"/>
+          </w:tcPr>
+          <w:p>
+            <w:r>
+              <w:rPr>
+                <w:i w:val="false"/>
+                <w:iCs w:val="false"/>
+                <w:sz w:val="20"/>
+                <w:szCs w:val="20"/>
+              </w:rPr>
+              <w:t xml:space="preserve">$61.81</w:t>
+            </w:r>
+          </w:p>
+        </w:tc>
+        <w:tc>
+          <w:tcPr>
+            <w:tcW w:type="dxa" w:w="1380"/>
+            <w:tcBorders>
+              <w:top w:val="single" w:color="BFBFBF" w:sz="2"/>
+              <w:left w:val="single" w:color="BFBFBF" w:sz="2"/>
+              <w:bottom w:val="single" w:color="BFBFBF" w:sz="2"/>
+              <w:right w:val="single" w:color="BFBFBF" w:sz="2"/>
+            </w:tcBorders>
+            <w:tcMar>
+              <w:top w:type="dxa" w:w="100"/>
+              <w:left w:type="dxa" w:w="120"/>
+              <w:bottom w:type="dxa" w:w="100"/>
+              <w:right w:type="dxa" w:w="120"/>
+            </w:tcMar>
+            <w:vAlign w:val="center"/>
+          </w:tcPr>
+          <w:p>
+            <w:r>
+              <w:rPr>
+                <w:i w:val="false"/>
+                <w:iCs w:val="false"/>
+                <w:sz w:val="20"/>
+                <w:szCs w:val="20"/>
+              </w:rPr>
+              <w:t xml:space="preserve">15.13 mi</w:t>
+            </w:r>
+          </w:p>
+        </w:tc>
+      </w:tr>
+      <w:tr>
+        <w:tc>
+          <w:tcPr>
+            <w:tcW w:type="dxa" w:w="1560"/>
+            <w:tcBorders>
+              <w:top w:val="single" w:color="BFBFBF" w:sz="2"/>
+              <w:left w:val="single" w:color="BFBFBF" w:sz="2"/>
+              <w:bottom w:val="single" w:color="BFBFBF" w:sz="2"/>
+              <w:right w:val="single" w:color="BFBFBF" w:sz="2"/>
+            </w:tcBorders>
+            <w:tcMar>
+              <w:top w:type="dxa" w:w="100"/>
+              <w:left w:type="dxa" w:w="120"/>
+              <w:bottom w:type="dxa" w:w="100"/>
+              <w:right w:type="dxa" w:w="120"/>
+            </w:tcMar>
+            <w:vAlign w:val="center"/>
+          </w:tcPr>
+          <w:p>
+            <w:r>
+              <w:rPr>
+                <w:i w:val="false"/>
+                <w:iCs w:val="false"/>
+                <w:sz w:val="20"/>
+                <w:szCs w:val="20"/>
+              </w:rPr>
+              <w:t xml:space="preserve">138</w:t>
+            </w:r>
+          </w:p>
+        </w:tc>
+        <w:tc>
+          <w:tcPr>
+            <w:tcW w:type="dxa" w:w="1560"/>
+            <w:tcBorders>
+              <w:top w:val="single" w:color="BFBFBF" w:sz="2"/>
+              <w:left w:val="single" w:color="BFBFBF" w:sz="2"/>
+              <w:bottom w:val="single" w:color="BFBFBF" w:sz="2"/>
+              <w:right w:val="single" w:color="BFBFBF" w:sz="2"/>
+            </w:tcBorders>
+            <w:tcMar>
+              <w:top w:type="dxa" w:w="100"/>
+              <w:left w:type="dxa" w:w="120"/>
+              <w:bottom w:type="dxa" w:w="100"/>
+              <w:right w:type="dxa" w:w="120"/>
+            </w:tcMar>
+            <w:vAlign w:val="center"/>
+          </w:tcPr>
+          <w:p>
+            <w:r>
+              <w:rPr>
+                <w:i w:val="false"/>
+                <w:iCs w:val="false"/>
+                <w:sz w:val="20"/>
+                <w:szCs w:val="20"/>
+              </w:rPr>
+              <w:t xml:space="preserve">247,103</w:t>
+            </w:r>
+          </w:p>
+        </w:tc>
+        <w:tc>
+          <w:tcPr>
+            <w:tcW w:type="dxa" w:w="1740"/>
+            <w:tcBorders>
+              <w:top w:val="single" w:color="BFBFBF" w:sz="2"/>
+              <w:left w:val="single" w:color="BFBFBF" w:sz="2"/>
+              <w:bottom w:val="single" w:color="BFBFBF" w:sz="2"/>
+              <w:right w:val="single" w:color="BFBFBF" w:sz="2"/>
+            </w:tcBorders>
+            <w:tcMar>
+              <w:top w:type="dxa" w:w="100"/>
+              <w:left w:type="dxa" w:w="120"/>
+              <w:bottom w:type="dxa" w:w="100"/>
+              <w:right w:type="dxa" w:w="120"/>
+            </w:tcMar>
+            <w:vAlign w:val="center"/>
+          </w:tcPr>
+          <w:p>
+            <w:r>
+              <w:rPr>
+                <w:i w:val="false"/>
+                <w:iCs w:val="false"/>
+                <w:sz w:val="20"/>
+                <w:szCs w:val="20"/>
+              </w:rPr>
+              <w:t xml:space="preserve">$10,996,157.04</w:t>
+            </w:r>
+          </w:p>
+        </w:tc>
+        <w:tc>
+          <w:tcPr>
+            <w:tcW w:type="dxa" w:w="1740"/>
+            <w:tcBorders>
+              <w:top w:val="single" w:color="BFBFBF" w:sz="2"/>
+              <w:left w:val="single" w:color="BFBFBF" w:sz="2"/>
+              <w:bottom w:val="single" w:color="BFBFBF" w:sz="2"/>
+              <w:right w:val="single" w:color="BFBFBF" w:sz="2"/>
+            </w:tcBorders>
+            <w:tcMar>
+              <w:top w:type="dxa" w:w="100"/>
+              <w:left w:type="dxa" w:w="120"/>
+              <w:bottom w:type="dxa" w:w="100"/>
+              <w:right w:type="dxa" w:w="120"/>
+            </w:tcMar>
+            <w:vAlign w:val="center"/>
+          </w:tcPr>
+          <w:p>
+            <w:r>
+              <w:rPr>
+                <w:i w:val="false"/>
+                <w:iCs w:val="false"/>
+                <w:sz w:val="20"/>
+                <w:szCs w:val="20"/>
+              </w:rPr>
+              <w:t xml:space="preserve">$17,271,774.03</w:t>
+            </w:r>
+          </w:p>
+        </w:tc>
+        <w:tc>
+          <w:tcPr>
+            <w:tcW w:type="dxa" w:w="1380"/>
+            <w:tcBorders>
+              <w:top w:val="single" w:color="BFBFBF" w:sz="2"/>
+              <w:left w:val="single" w:color="BFBFBF" w:sz="2"/>
+              <w:bottom w:val="single" w:color="BFBFBF" w:sz="2"/>
+              <w:right w:val="single" w:color="BFBFBF" w:sz="2"/>
+            </w:tcBorders>
+            <w:tcMar>
+              <w:top w:type="dxa" w:w="100"/>
+              <w:left w:type="dxa" w:w="120"/>
+              <w:bottom w:type="dxa" w:w="100"/>
+              <w:right w:type="dxa" w:w="120"/>
+            </w:tcMar>
+            <w:vAlign w:val="center"/>
+          </w:tcPr>
+          <w:p>
+            <w:r>
+              <w:rPr>
+                <w:i w:val="false"/>
+                <w:iCs w:val="false"/>
+                <w:sz w:val="20"/>
+                <w:szCs w:val="20"/>
+              </w:rPr>
+              <w:t xml:space="preserve">$44.50</w:t>
+            </w:r>
+          </w:p>
+        </w:tc>
+        <w:tc>
+          <w:tcPr>
+            <w:tcW w:type="dxa" w:w="1380"/>
+            <w:tcBorders>
+              <w:top w:val="single" w:color="BFBFBF" w:sz="2"/>
+              <w:left w:val="single" w:color="BFBFBF" w:sz="2"/>
+              <w:bottom w:val="single" w:color="BFBFBF" w:sz="2"/>
+              <w:right w:val="single" w:color="BFBFBF" w:sz="2"/>
+            </w:tcBorders>
+            <w:tcMar>
+              <w:top w:type="dxa" w:w="100"/>
+              <w:left w:type="dxa" w:w="120"/>
+              <w:bottom w:type="dxa" w:w="100"/>
+              <w:right w:type="dxa" w:w="120"/>
+            </w:tcMar>
+            <w:vAlign w:val="center"/>
+          </w:tcPr>
+          <w:p>
+            <w:r>
+              <w:rPr>
+                <w:i w:val="false"/>
+                <w:iCs w:val="false"/>
+                <w:sz w:val="20"/>
+                <w:szCs w:val="20"/>
+              </w:rPr>
+              <w:t xml:space="preserve">9.75 mi</w:t>
+            </w:r>
+          </w:p>
+        </w:tc>
+      </w:tr>
+      <w:tr>
+        <w:tc>
+          <w:tcPr>
+            <w:tcW w:type="dxa" w:w="1560"/>
+            <w:tcBorders>
+              <w:top w:val="single" w:color="BFBFBF" w:sz="2"/>
+              <w:left w:val="single" w:color="BFBFBF" w:sz="2"/>
+              <w:bottom w:val="single" w:color="BFBFBF" w:sz="2"/>
+              <w:right w:val="single" w:color="BFBFBF" w:sz="2"/>
+            </w:tcBorders>
+            <w:tcMar>
+              <w:top w:type="dxa" w:w="100"/>
+              <w:left w:type="dxa" w:w="120"/>
+              <w:bottom w:type="dxa" w:w="100"/>
+              <w:right w:type="dxa" w:w="120"/>
+            </w:tcMar>
+            <w:vAlign w:val="center"/>
+          </w:tcPr>
+          <w:p>
+            <w:r>
+              <w:rPr>
+                <w:i w:val="false"/>
+                <w:iCs w:val="false"/>
+                <w:sz w:val="20"/>
+                <w:szCs w:val="20"/>
+              </w:rPr>
+              <w:t xml:space="preserve">161</w:t>
+            </w:r>
+          </w:p>
+        </w:tc>
+        <w:tc>
+          <w:tcPr>
+            <w:tcW w:type="dxa" w:w="1560"/>
+            <w:tcBorders>
+              <w:top w:val="single" w:color="BFBFBF" w:sz="2"/>
+              <w:left w:val="single" w:color="BFBFBF" w:sz="2"/>
+              <w:bottom w:val="single" w:color="BFBFBF" w:sz="2"/>
+              <w:right w:val="single" w:color="BFBFBF" w:sz="2"/>
+            </w:tcBorders>
+            <w:tcMar>
+              <w:top w:type="dxa" w:w="100"/>
+              <w:left w:type="dxa" w:w="120"/>
+              <w:bottom w:type="dxa" w:w="100"/>
+              <w:right w:type="dxa" w:w="120"/>
+            </w:tcMar>
+            <w:vAlign w:val="center"/>
+          </w:tcPr>
+          <w:p>
+            <w:r>
+              <w:rPr>
+                <w:i w:val="false"/>
+                <w:iCs w:val="false"/>
+                <w:sz w:val="20"/>
+                <w:szCs w:val="20"/>
+              </w:rPr>
+              <w:t xml:space="preserve">424,393</w:t>
+            </w:r>
+          </w:p>
+        </w:tc>
+        <w:tc>
+          <w:tcPr>
+            <w:tcW w:type="dxa" w:w="1740"/>
+            <w:tcBorders>
+              <w:top w:val="single" w:color="BFBFBF" w:sz="2"/>
+              <w:left w:val="single" w:color="BFBFBF" w:sz="2"/>
+              <w:bottom w:val="single" w:color="BFBFBF" w:sz="2"/>
+              <w:right w:val="single" w:color="BFBFBF" w:sz="2"/>
+            </w:tcBorders>
+            <w:tcMar>
+              <w:top w:type="dxa" w:w="100"/>
+              <w:left w:type="dxa" w:w="120"/>
+              <w:bottom w:type="dxa" w:w="100"/>
+              <w:right w:type="dxa" w:w="120"/>
+            </w:tcMar>
+            <w:vAlign w:val="center"/>
+          </w:tcPr>
+          <w:p>
+            <w:r>
+              <w:rPr>
+                <w:i w:val="false"/>
+                <w:iCs w:val="false"/>
+                <w:sz w:val="20"/>
+                <w:szCs w:val="20"/>
+              </w:rPr>
+              <w:t xml:space="preserve">$7,691,376.03</w:t>
+            </w:r>
+          </w:p>
+        </w:tc>
+        <w:tc>
+          <w:tcPr>
+            <w:tcW w:type="dxa" w:w="1740"/>
+            <w:tcBorders>
+              <w:top w:val="single" w:color="BFBFBF" w:sz="2"/>
+              <w:left w:val="single" w:color="BFBFBF" w:sz="2"/>
+              <w:bottom w:val="single" w:color="BFBFBF" w:sz="2"/>
+              <w:right w:val="single" w:color="BFBFBF" w:sz="2"/>
+            </w:tcBorders>
+            <w:tcMar>
+              <w:top w:type="dxa" w:w="100"/>
+              <w:left w:type="dxa" w:w="120"/>
+              <w:bottom w:type="dxa" w:w="100"/>
+              <w:right w:type="dxa" w:w="120"/>
+            </w:tcMar>
+            <w:vAlign w:val="center"/>
+          </w:tcPr>
+          <w:p>
+            <w:r>
+              <w:rPr>
+                <w:i w:val="false"/>
+                <w:iCs w:val="false"/>
+                <w:sz w:val="20"/>
+                <w:szCs w:val="20"/>
+              </w:rPr>
+              <w:t xml:space="preserve">$11,611,562.21</w:t>
+            </w:r>
+          </w:p>
+        </w:tc>
+        <w:tc>
+          <w:tcPr>
+            <w:tcW w:type="dxa" w:w="1380"/>
+            <w:tcBorders>
+              <w:top w:val="single" w:color="BFBFBF" w:sz="2"/>
+              <w:left w:val="single" w:color="BFBFBF" w:sz="2"/>
+              <w:bottom w:val="single" w:color="BFBFBF" w:sz="2"/>
+              <w:right w:val="single" w:color="BFBFBF" w:sz="2"/>
+            </w:tcBorders>
+            <w:tcMar>
+              <w:top w:type="dxa" w:w="100"/>
+              <w:left w:type="dxa" w:w="120"/>
+              <w:bottom w:type="dxa" w:w="100"/>
+              <w:right w:type="dxa" w:w="120"/>
+            </w:tcMar>
+            <w:vAlign w:val="center"/>
+          </w:tcPr>
+          <w:p>
+            <w:r>
+              <w:rPr>
+                <w:i w:val="false"/>
+                <w:iCs w:val="false"/>
+                <w:sz w:val="20"/>
+                <w:szCs w:val="20"/>
+              </w:rPr>
+              <w:t xml:space="preserve">$18.12</w:t>
+            </w:r>
+          </w:p>
+        </w:tc>
+        <w:tc>
+          <w:tcPr>
+            <w:tcW w:type="dxa" w:w="1380"/>
+            <w:tcBorders>
+              <w:top w:val="single" w:color="BFBFBF" w:sz="2"/>
+              <w:left w:val="single" w:color="BFBFBF" w:sz="2"/>
+              <w:bottom w:val="single" w:color="BFBFBF" w:sz="2"/>
+              <w:right w:val="single" w:color="BFBFBF" w:sz="2"/>
+            </w:tcBorders>
+            <w:tcMar>
+              <w:top w:type="dxa" w:w="100"/>
+              <w:left w:type="dxa" w:w="120"/>
+              <w:bottom w:type="dxa" w:w="100"/>
+              <w:right w:type="dxa" w:w="120"/>
+            </w:tcMar>
+            <w:vAlign w:val="center"/>
+          </w:tcPr>
+          <w:p>
+            <w:r>
+              <w:rPr>
+                <w:i w:val="false"/>
+                <w:iCs w:val="false"/>
+                <w:sz w:val="20"/>
+                <w:szCs w:val="20"/>
+              </w:rPr>
+              <w:t xml:space="preserve">3.00 mi</w:t>
+            </w:r>
+          </w:p>
+        </w:tc>
+      </w:tr>
+      <w:tr>
+        <w:tc>
+          <w:tcPr>
+            <w:tcW w:type="dxa" w:w="1560"/>
+            <w:tcBorders>
+              <w:top w:val="single" w:color="BFBFBF" w:sz="2"/>
+              <w:left w:val="single" w:color="BFBFBF" w:sz="2"/>
+              <w:bottom w:val="single" w:color="BFBFBF" w:sz="2"/>
+              <w:right w:val="single" w:color="BFBFBF" w:sz="2"/>
+            </w:tcBorders>
+            <w:tcMar>
+              <w:top w:type="dxa" w:w="100"/>
+              <w:left w:type="dxa" w:w="120"/>
+              <w:bottom w:type="dxa" w:w="100"/>
+              <w:right w:type="dxa" w:w="120"/>
+            </w:tcMar>
+            <w:vAlign w:val="center"/>
+          </w:tcPr>
+          <w:p>
+            <w:r>
+              <w:rPr>
+                <w:i w:val="false"/>
+                <w:iCs w:val="false"/>
+                <w:sz w:val="20"/>
+                <w:szCs w:val="20"/>
+              </w:rPr>
+              <w:t xml:space="preserve">237</w:t>
+            </w:r>
+          </w:p>
+        </w:tc>
+        <w:tc>
+          <w:tcPr>
+            <w:tcW w:type="dxa" w:w="1560"/>
+            <w:tcBorders>
+              <w:top w:val="single" w:color="BFBFBF" w:sz="2"/>
+              <w:left w:val="single" w:color="BFBFBF" w:sz="2"/>
+              <w:bottom w:val="single" w:color="BFBFBF" w:sz="2"/>
+              <w:right w:val="single" w:color="BFBFBF" w:sz="2"/>
+            </w:tcBorders>
+            <w:tcMar>
+              <w:top w:type="dxa" w:w="100"/>
+              <w:left w:type="dxa" w:w="120"/>
+              <w:bottom w:type="dxa" w:w="100"/>
+              <w:right w:type="dxa" w:w="120"/>
+            </w:tcMar>
+            <w:vAlign w:val="center"/>
+          </w:tcPr>
+          <w:p>
+            <w:r>
+              <w:rPr>
+                <w:i w:val="false"/>
+                <w:iCs w:val="false"/>
+                <w:sz w:val="20"/>
+                <w:szCs w:val="20"/>
+              </w:rPr>
+              <w:t xml:space="preserve">455,593</w:t>
+            </w:r>
+          </w:p>
+        </w:tc>
+        <w:tc>
+          <w:tcPr>
+            <w:tcW w:type="dxa" w:w="1740"/>
+            <w:tcBorders>
+              <w:top w:val="single" w:color="BFBFBF" w:sz="2"/>
+              <w:left w:val="single" w:color="BFBFBF" w:sz="2"/>
+              <w:bottom w:val="single" w:color="BFBFBF" w:sz="2"/>
+              <w:right w:val="single" w:color="BFBFBF" w:sz="2"/>
+            </w:tcBorders>
+            <w:tcMar>
+              <w:top w:type="dxa" w:w="100"/>
+              <w:left w:type="dxa" w:w="120"/>
+              <w:bottom w:type="dxa" w:w="100"/>
+              <w:right w:type="dxa" w:w="120"/>
+            </w:tcMar>
+            <w:vAlign w:val="center"/>
+          </w:tcPr>
+          <w:p>
+            <w:r>
+              <w:rPr>
+                <w:i w:val="false"/>
+                <w:iCs w:val="false"/>
+                <w:sz w:val="20"/>
+                <w:szCs w:val="20"/>
+              </w:rPr>
+              <w:t xml:space="preserve">$6,356,354.31</w:t>
+            </w:r>
+          </w:p>
+        </w:tc>
+        <w:tc>
+          <w:tcPr>
+            <w:tcW w:type="dxa" w:w="1740"/>
+            <w:tcBorders>
+              <w:top w:val="single" w:color="BFBFBF" w:sz="2"/>
+              <w:left w:val="single" w:color="BFBFBF" w:sz="2"/>
+              <w:bottom w:val="single" w:color="BFBFBF" w:sz="2"/>
+              <w:right w:val="single" w:color="BFBFBF" w:sz="2"/>
+            </w:tcBorders>
+            <w:tcMar>
+              <w:top w:type="dxa" w:w="100"/>
+              <w:left w:type="dxa" w:w="120"/>
+              <w:bottom w:type="dxa" w:w="100"/>
+              <w:right w:type="dxa" w:w="120"/>
+            </w:tcMar>
+            <w:vAlign w:val="center"/>
+          </w:tcPr>
+          <w:p>
+            <w:r>
+              <w:rPr>
+                <w:i w:val="false"/>
+                <w:iCs w:val="false"/>
+                <w:sz w:val="20"/>
+                <w:szCs w:val="20"/>
+              </w:rPr>
+              <w:t xml:space="preserve">$9,964,658.80</w:t>
+            </w:r>
+          </w:p>
+        </w:tc>
+        <w:tc>
+          <w:tcPr>
+            <w:tcW w:type="dxa" w:w="1380"/>
+            <w:tcBorders>
+              <w:top w:val="single" w:color="BFBFBF" w:sz="2"/>
+              <w:left w:val="single" w:color="BFBFBF" w:sz="2"/>
+              <w:bottom w:val="single" w:color="BFBFBF" w:sz="2"/>
+              <w:right w:val="single" w:color="BFBFBF" w:sz="2"/>
+            </w:tcBorders>
+            <w:tcMar>
+              <w:top w:type="dxa" w:w="100"/>
+              <w:left w:type="dxa" w:w="120"/>
+              <w:bottom w:type="dxa" w:w="100"/>
+              <w:right w:type="dxa" w:w="120"/>
+            </w:tcMar>
+            <w:vAlign w:val="center"/>
+          </w:tcPr>
+          <w:p>
+            <w:r>
+              <w:rPr>
+                <w:i w:val="false"/>
+                <w:iCs w:val="false"/>
+                <w:sz w:val="20"/>
+                <w:szCs w:val="20"/>
+              </w:rPr>
+              <w:t xml:space="preserve">$13.95</w:t>
+            </w:r>
+          </w:p>
+        </w:tc>
+        <w:tc>
+          <w:tcPr>
+            <w:tcW w:type="dxa" w:w="1380"/>
+            <w:tcBorders>
+              <w:top w:val="single" w:color="BFBFBF" w:sz="2"/>
+              <w:left w:val="single" w:color="BFBFBF" w:sz="2"/>
+              <w:bottom w:val="single" w:color="BFBFBF" w:sz="2"/>
+              <w:right w:val="single" w:color="BFBFBF" w:sz="2"/>
+            </w:tcBorders>
+            <w:tcMar>
+              <w:top w:type="dxa" w:w="100"/>
+              <w:left w:type="dxa" w:w="120"/>
+              <w:bottom w:type="dxa" w:w="100"/>
+              <w:right w:type="dxa" w:w="120"/>
+            </w:tcMar>
+            <w:vAlign w:val="center"/>
+          </w:tcPr>
+          <w:p>
+            <w:r>
+              <w:rPr>
+                <w:i w:val="false"/>
+                <w:iCs w:val="false"/>
+                <w:sz w:val="20"/>
+                <w:szCs w:val="20"/>
+              </w:rPr>
+              <w:t xml:space="preserve">2.71 mi</w:t>
+            </w:r>
+          </w:p>
+        </w:tc>
+      </w:tr>
+      <w:tr>
+        <w:tc>
+          <w:tcPr>
+            <w:tcW w:type="dxa" w:w="1560"/>
+            <w:tcBorders>
+              <w:top w:val="single" w:color="BFBFBF" w:sz="2"/>
+              <w:left w:val="single" w:color="BFBFBF" w:sz="2"/>
+              <w:bottom w:val="single" w:color="BFBFBF" w:sz="2"/>
+              <w:right w:val="single" w:color="BFBFBF" w:sz="2"/>
+            </w:tcBorders>
+            <w:tcMar>
+              <w:top w:type="dxa" w:w="100"/>
+              <w:left w:type="dxa" w:w="120"/>
+              <w:bottom w:type="dxa" w:w="100"/>
+              <w:right w:type="dxa" w:w="120"/>
+            </w:tcMar>
+            <w:vAlign w:val="center"/>
+          </w:tcPr>
+          <w:p>
+            <w:r>
+              <w:rPr>
+                <w:i w:val="false"/>
+                <w:iCs w:val="false"/>
+                <w:sz w:val="20"/>
+                <w:szCs w:val="20"/>
+              </w:rPr>
+              <w:t xml:space="preserve">236</w:t>
+            </w:r>
+          </w:p>
+        </w:tc>
+        <w:tc>
+          <w:tcPr>
+            <w:tcW w:type="dxa" w:w="1560"/>
+            <w:tcBorders>
+              <w:top w:val="single" w:color="BFBFBF" w:sz="2"/>
+              <w:left w:val="single" w:color="BFBFBF" w:sz="2"/>
+              <w:bottom w:val="single" w:color="BFBFBF" w:sz="2"/>
+              <w:right w:val="single" w:color="BFBFBF" w:sz="2"/>
+            </w:tcBorders>
+            <w:tcMar>
+              <w:top w:type="dxa" w:w="100"/>
+              <w:left w:type="dxa" w:w="120"/>
+              <w:bottom w:type="dxa" w:w="100"/>
+              <w:right w:type="dxa" w:w="120"/>
+            </w:tcMar>
+            <w:vAlign w:val="center"/>
+          </w:tcPr>
+          <w:p>
+            <w:r>
+              <w:rPr>
+                <w:i w:val="false"/>
+                <w:iCs w:val="false"/>
+                <w:sz w:val="20"/>
+                <w:szCs w:val="20"/>
+              </w:rPr>
+              <w:t xml:space="preserve">424,625</w:t>
+            </w:r>
+          </w:p>
+        </w:tc>
+        <w:tc>
+          <w:tcPr>
+            <w:tcW w:type="dxa" w:w="1740"/>
+            <w:tcBorders>
+              <w:top w:val="single" w:color="BFBFBF" w:sz="2"/>
+              <w:left w:val="single" w:color="BFBFBF" w:sz="2"/>
+              <w:bottom w:val="single" w:color="BFBFBF" w:sz="2"/>
+              <w:right w:val="single" w:color="BFBFBF" w:sz="2"/>
+            </w:tcBorders>
+            <w:tcMar>
+              <w:top w:type="dxa" w:w="100"/>
+              <w:left w:type="dxa" w:w="120"/>
+              <w:bottom w:type="dxa" w:w="100"/>
+              <w:right w:type="dxa" w:w="120"/>
+            </w:tcMar>
+            <w:vAlign w:val="center"/>
+          </w:tcPr>
+          <w:p>
+            <w:r>
+              <w:rPr>
+                <w:i w:val="false"/>
+                <w:iCs w:val="false"/>
+                <w:sz w:val="20"/>
+                <w:szCs w:val="20"/>
+              </w:rPr>
+              <w:t xml:space="preserve">$6,294,472.27</w:t>
+            </w:r>
+          </w:p>
+        </w:tc>
+        <w:tc>
+          <w:tcPr>
+            <w:tcW w:type="dxa" w:w="1740"/>
+            <w:tcBorders>
+              <w:top w:val="single" w:color="BFBFBF" w:sz="2"/>
+              <w:left w:val="single" w:color="BFBFBF" w:sz="2"/>
+              <w:bottom w:val="single" w:color="BFBFBF" w:sz="2"/>
+              <w:right w:val="single" w:color="BFBFBF" w:sz="2"/>
+            </w:tcBorders>
+            <w:tcMar>
+              <w:top w:type="dxa" w:w="100"/>
+              <w:left w:type="dxa" w:w="120"/>
+              <w:bottom w:type="dxa" w:w="100"/>
+              <w:right w:type="dxa" w:w="120"/>
+            </w:tcMar>
+            <w:vAlign w:val="center"/>
+          </w:tcPr>
+          <w:p>
+            <w:r>
+              <w:rPr>
+                <w:i w:val="false"/>
+                <w:iCs w:val="false"/>
+                <w:sz w:val="20"/>
+                <w:szCs w:val="20"/>
+              </w:rPr>
+              <w:t xml:space="preserve">$9,587,013.76</w:t>
+            </w:r>
+          </w:p>
+        </w:tc>
+        <w:tc>
+          <w:tcPr>
+            <w:tcW w:type="dxa" w:w="1380"/>
+            <w:tcBorders>
+              <w:top w:val="single" w:color="BFBFBF" w:sz="2"/>
+              <w:left w:val="single" w:color="BFBFBF" w:sz="2"/>
+              <w:bottom w:val="single" w:color="BFBFBF" w:sz="2"/>
+              <w:right w:val="single" w:color="BFBFBF" w:sz="2"/>
+            </w:tcBorders>
+            <w:tcMar>
+              <w:top w:type="dxa" w:w="100"/>
+              <w:left w:type="dxa" w:w="120"/>
+              <w:bottom w:type="dxa" w:w="100"/>
+              <w:right w:type="dxa" w:w="120"/>
+            </w:tcMar>
+            <w:vAlign w:val="center"/>
+          </w:tcPr>
+          <w:p>
+            <w:r>
+              <w:rPr>
+                <w:i w:val="false"/>
+                <w:iCs w:val="false"/>
+                <w:sz w:val="20"/>
+                <w:szCs w:val="20"/>
+              </w:rPr>
+              <w:t xml:space="preserve">$14.82</w:t>
+            </w:r>
+          </w:p>
+        </w:tc>
+        <w:tc>
+          <w:tcPr>
+            <w:tcW w:type="dxa" w:w="1380"/>
+            <w:tcBorders>
+              <w:top w:val="single" w:color="BFBFBF" w:sz="2"/>
+              <w:left w:val="single" w:color="BFBFBF" w:sz="2"/>
+              <w:bottom w:val="single" w:color="BFBFBF" w:sz="2"/>
+              <w:right w:val="single" w:color="BFBFBF" w:sz="2"/>
+            </w:tcBorders>
+            <w:tcMar>
+              <w:top w:type="dxa" w:w="100"/>
+              <w:left w:type="dxa" w:w="120"/>
+              <w:bottom w:type="dxa" w:w="100"/>
+              <w:right w:type="dxa" w:w="120"/>
+            </w:tcMar>
+            <w:vAlign w:val="center"/>
+          </w:tcPr>
+          <w:p>
+            <w:r>
+              <w:rPr>
+                <w:i w:val="false"/>
+                <w:iCs w:val="false"/>
+                <w:sz w:val="20"/>
+                <w:szCs w:val="20"/>
+              </w:rPr>
+              <w:t xml:space="preserve">4.10 mi</w:t>
+            </w:r>
+          </w:p>
+        </w:tc>
+      </w:tr>
+    </w:tbl>
     <w:tbl>
       <w:tblPr>
         <w:tblW w:type="dxa" w:w="9360"/>
@@ -4011,7 +7588,7 @@
                 <w:sz w:val="20"/>
                 <w:szCs w:val="20"/>
               </w:rPr>
-              <w:t xml:space="preserve">reports/figures/01_trips_by_hour.png</w:t>
+              <w:t xml:space="preserve">hdfs dfs -cat /taxi_project/output/revenue/part-* | head  (your cluster's version of the table above)</w:t>
             </w:r>
           </w:p>
         </w:tc>
@@ -4019,19 +7596,1042 @@
     </w:tbl>
     <w:p>
       <w:pPr>
+        <w:pStyle w:val="Heading2"/>
+        <w:spacing w:after="120" w:before="240"/>
+      </w:pPr>
+      <w:r>
+        <w:rPr>
+          <w:color w:val="1F4E79"/>
+        </w:rPr>
+        <w:t xml:space="preserve">Job 2 output: Top 10 zones by total revenue</w:t>
+      </w:r>
+    </w:p>
+    <w:tbl>
+      <w:tblPr>
+        <w:tblW w:type="dxa" w:w="9360"/>
+        <w:tblBorders>
+          <w:top w:val="single" w:color="auto" w:sz="4"/>
+          <w:left w:val="single" w:color="auto" w:sz="4"/>
+          <w:bottom w:val="single" w:color="auto" w:sz="4"/>
+          <w:right w:val="single" w:color="auto" w:sz="4"/>
+          <w:insideH w:val="single" w:color="auto" w:sz="4"/>
+          <w:insideV w:val="single" w:color="auto" w:sz="4"/>
+        </w:tblBorders>
+      </w:tblPr>
+      <w:tblGrid>
+        <w:gridCol w:w="1560"/>
+        <w:gridCol w:w="3900"/>
+        <w:gridCol w:w="3900"/>
+      </w:tblGrid>
+      <w:tr>
+        <w:trPr>
+          <w:tblHeader/>
+        </w:trPr>
+        <w:tc>
+          <w:tcPr>
+            <w:tcW w:type="dxa" w:w="1560"/>
+            <w:tcBorders>
+              <w:top w:val="single" w:color="BFBFBF" w:sz="2"/>
+              <w:left w:val="single" w:color="BFBFBF" w:sz="2"/>
+              <w:bottom w:val="single" w:color="BFBFBF" w:sz="2"/>
+              <w:right w:val="single" w:color="BFBFBF" w:sz="2"/>
+            </w:tcBorders>
+            <w:shd w:fill="1F4E79" w:val="clear"/>
+            <w:tcMar>
+              <w:top w:type="dxa" w:w="100"/>
+              <w:left w:type="dxa" w:w="120"/>
+              <w:bottom w:type="dxa" w:w="100"/>
+              <w:right w:type="dxa" w:w="120"/>
+            </w:tcMar>
+            <w:vAlign w:val="center"/>
+          </w:tcPr>
+          <w:p>
+            <w:r>
+              <w:rPr>
+                <w:b/>
+                <w:bCs/>
+                <w:color w:val="FFFFFF"/>
+                <w:sz w:val="20"/>
+                <w:szCs w:val="20"/>
+              </w:rPr>
+              <w:t xml:space="preserve">Rank</w:t>
+            </w:r>
+          </w:p>
+        </w:tc>
+        <w:tc>
+          <w:tcPr>
+            <w:tcW w:type="dxa" w:w="3900"/>
+            <w:tcBorders>
+              <w:top w:val="single" w:color="BFBFBF" w:sz="2"/>
+              <w:left w:val="single" w:color="BFBFBF" w:sz="2"/>
+              <w:bottom w:val="single" w:color="BFBFBF" w:sz="2"/>
+              <w:right w:val="single" w:color="BFBFBF" w:sz="2"/>
+            </w:tcBorders>
+            <w:shd w:fill="1F4E79" w:val="clear"/>
+            <w:tcMar>
+              <w:top w:type="dxa" w:w="100"/>
+              <w:left w:type="dxa" w:w="120"/>
+              <w:bottom w:type="dxa" w:w="100"/>
+              <w:right w:type="dxa" w:w="120"/>
+            </w:tcMar>
+            <w:vAlign w:val="center"/>
+          </w:tcPr>
+          <w:p>
+            <w:r>
+              <w:rPr>
+                <w:b/>
+                <w:bCs/>
+                <w:color w:val="FFFFFF"/>
+                <w:sz w:val="20"/>
+                <w:szCs w:val="20"/>
+              </w:rPr>
+              <w:t xml:space="preserve">PULocationID</w:t>
+            </w:r>
+          </w:p>
+        </w:tc>
+        <w:tc>
+          <w:tcPr>
+            <w:tcW w:type="dxa" w:w="3900"/>
+            <w:tcBorders>
+              <w:top w:val="single" w:color="BFBFBF" w:sz="2"/>
+              <w:left w:val="single" w:color="BFBFBF" w:sz="2"/>
+              <w:bottom w:val="single" w:color="BFBFBF" w:sz="2"/>
+              <w:right w:val="single" w:color="BFBFBF" w:sz="2"/>
+            </w:tcBorders>
+            <w:shd w:fill="1F4E79" w:val="clear"/>
+            <w:tcMar>
+              <w:top w:type="dxa" w:w="100"/>
+              <w:left w:type="dxa" w:w="120"/>
+              <w:bottom w:type="dxa" w:w="100"/>
+              <w:right w:type="dxa" w:w="120"/>
+            </w:tcMar>
+            <w:vAlign w:val="center"/>
+          </w:tcPr>
+          <w:p>
+            <w:r>
+              <w:rPr>
+                <w:b/>
+                <w:bCs/>
+                <w:color w:val="FFFFFF"/>
+                <w:sz w:val="20"/>
+                <w:szCs w:val="20"/>
+              </w:rPr>
+              <w:t xml:space="preserve">Total Revenue</w:t>
+            </w:r>
+          </w:p>
+        </w:tc>
+      </w:tr>
+      <w:tr>
+        <w:tc>
+          <w:tcPr>
+            <w:tcW w:type="dxa" w:w="1560"/>
+            <w:tcBorders>
+              <w:top w:val="single" w:color="BFBFBF" w:sz="2"/>
+              <w:left w:val="single" w:color="BFBFBF" w:sz="2"/>
+              <w:bottom w:val="single" w:color="BFBFBF" w:sz="2"/>
+              <w:right w:val="single" w:color="BFBFBF" w:sz="2"/>
+            </w:tcBorders>
+            <w:tcMar>
+              <w:top w:type="dxa" w:w="100"/>
+              <w:left w:type="dxa" w:w="120"/>
+              <w:bottom w:type="dxa" w:w="100"/>
+              <w:right w:type="dxa" w:w="120"/>
+            </w:tcMar>
+            <w:vAlign w:val="center"/>
+          </w:tcPr>
+          <w:p>
+            <w:r>
+              <w:rPr>
+                <w:i w:val="false"/>
+                <w:iCs w:val="false"/>
+                <w:sz w:val="20"/>
+                <w:szCs w:val="20"/>
+              </w:rPr>
+              <w:t xml:space="preserve">1</w:t>
+            </w:r>
+          </w:p>
+        </w:tc>
+        <w:tc>
+          <w:tcPr>
+            <w:tcW w:type="dxa" w:w="3900"/>
+            <w:tcBorders>
+              <w:top w:val="single" w:color="BFBFBF" w:sz="2"/>
+              <w:left w:val="single" w:color="BFBFBF" w:sz="2"/>
+              <w:bottom w:val="single" w:color="BFBFBF" w:sz="2"/>
+              <w:right w:val="single" w:color="BFBFBF" w:sz="2"/>
+            </w:tcBorders>
+            <w:tcMar>
+              <w:top w:type="dxa" w:w="100"/>
+              <w:left w:type="dxa" w:w="120"/>
+              <w:bottom w:type="dxa" w:w="100"/>
+              <w:right w:type="dxa" w:w="120"/>
+            </w:tcMar>
+            <w:vAlign w:val="center"/>
+          </w:tcPr>
+          <w:p>
+            <w:r>
+              <w:rPr>
+                <w:i w:val="false"/>
+                <w:iCs w:val="false"/>
+                <w:sz w:val="20"/>
+                <w:szCs w:val="20"/>
+              </w:rPr>
+              <w:t xml:space="preserve">132</w:t>
+            </w:r>
+          </w:p>
+        </w:tc>
+        <w:tc>
+          <w:tcPr>
+            <w:tcW w:type="dxa" w:w="3900"/>
+            <w:tcBorders>
+              <w:top w:val="single" w:color="BFBFBF" w:sz="2"/>
+              <w:left w:val="single" w:color="BFBFBF" w:sz="2"/>
+              <w:bottom w:val="single" w:color="BFBFBF" w:sz="2"/>
+              <w:right w:val="single" w:color="BFBFBF" w:sz="2"/>
+            </w:tcBorders>
+            <w:tcMar>
+              <w:top w:type="dxa" w:w="100"/>
+              <w:left w:type="dxa" w:w="120"/>
+              <w:bottom w:type="dxa" w:w="100"/>
+              <w:right w:type="dxa" w:w="120"/>
+            </w:tcMar>
+            <w:vAlign w:val="center"/>
+          </w:tcPr>
+          <w:p>
+            <w:r>
+              <w:rPr>
+                <w:i w:val="false"/>
+                <w:iCs w:val="false"/>
+                <w:sz w:val="20"/>
+                <w:szCs w:val="20"/>
+              </w:rPr>
+              <w:t xml:space="preserve">$32,334,753.74</w:t>
+            </w:r>
+          </w:p>
+        </w:tc>
+      </w:tr>
+      <w:tr>
+        <w:tc>
+          <w:tcPr>
+            <w:tcW w:type="dxa" w:w="1560"/>
+            <w:tcBorders>
+              <w:top w:val="single" w:color="BFBFBF" w:sz="2"/>
+              <w:left w:val="single" w:color="BFBFBF" w:sz="2"/>
+              <w:bottom w:val="single" w:color="BFBFBF" w:sz="2"/>
+              <w:right w:val="single" w:color="BFBFBF" w:sz="2"/>
+            </w:tcBorders>
+            <w:tcMar>
+              <w:top w:type="dxa" w:w="100"/>
+              <w:left w:type="dxa" w:w="120"/>
+              <w:bottom w:type="dxa" w:w="100"/>
+              <w:right w:type="dxa" w:w="120"/>
+            </w:tcMar>
+            <w:vAlign w:val="center"/>
+          </w:tcPr>
+          <w:p>
+            <w:r>
+              <w:rPr>
+                <w:i w:val="false"/>
+                <w:iCs w:val="false"/>
+                <w:sz w:val="20"/>
+                <w:szCs w:val="20"/>
+              </w:rPr>
+              <w:t xml:space="preserve">2</w:t>
+            </w:r>
+          </w:p>
+        </w:tc>
+        <w:tc>
+          <w:tcPr>
+            <w:tcW w:type="dxa" w:w="3900"/>
+            <w:tcBorders>
+              <w:top w:val="single" w:color="BFBFBF" w:sz="2"/>
+              <w:left w:val="single" w:color="BFBFBF" w:sz="2"/>
+              <w:bottom w:val="single" w:color="BFBFBF" w:sz="2"/>
+              <w:right w:val="single" w:color="BFBFBF" w:sz="2"/>
+            </w:tcBorders>
+            <w:tcMar>
+              <w:top w:type="dxa" w:w="100"/>
+              <w:left w:type="dxa" w:w="120"/>
+              <w:bottom w:type="dxa" w:w="100"/>
+              <w:right w:type="dxa" w:w="120"/>
+            </w:tcMar>
+            <w:vAlign w:val="center"/>
+          </w:tcPr>
+          <w:p>
+            <w:r>
+              <w:rPr>
+                <w:i w:val="false"/>
+                <w:iCs w:val="false"/>
+                <w:sz w:val="20"/>
+                <w:szCs w:val="20"/>
+              </w:rPr>
+              <w:t xml:space="preserve">138</w:t>
+            </w:r>
+          </w:p>
+        </w:tc>
+        <w:tc>
+          <w:tcPr>
+            <w:tcW w:type="dxa" w:w="3900"/>
+            <w:tcBorders>
+              <w:top w:val="single" w:color="BFBFBF" w:sz="2"/>
+              <w:left w:val="single" w:color="BFBFBF" w:sz="2"/>
+              <w:bottom w:val="single" w:color="BFBFBF" w:sz="2"/>
+              <w:right w:val="single" w:color="BFBFBF" w:sz="2"/>
+            </w:tcBorders>
+            <w:tcMar>
+              <w:top w:type="dxa" w:w="100"/>
+              <w:left w:type="dxa" w:w="120"/>
+              <w:bottom w:type="dxa" w:w="100"/>
+              <w:right w:type="dxa" w:w="120"/>
+            </w:tcMar>
+            <w:vAlign w:val="center"/>
+          </w:tcPr>
+          <w:p>
+            <w:r>
+              <w:rPr>
+                <w:i w:val="false"/>
+                <w:iCs w:val="false"/>
+                <w:sz w:val="20"/>
+                <w:szCs w:val="20"/>
+              </w:rPr>
+              <w:t xml:space="preserve">$17,271,774.03</w:t>
+            </w:r>
+          </w:p>
+        </w:tc>
+      </w:tr>
+      <w:tr>
+        <w:tc>
+          <w:tcPr>
+            <w:tcW w:type="dxa" w:w="1560"/>
+            <w:tcBorders>
+              <w:top w:val="single" w:color="BFBFBF" w:sz="2"/>
+              <w:left w:val="single" w:color="BFBFBF" w:sz="2"/>
+              <w:bottom w:val="single" w:color="BFBFBF" w:sz="2"/>
+              <w:right w:val="single" w:color="BFBFBF" w:sz="2"/>
+            </w:tcBorders>
+            <w:tcMar>
+              <w:top w:type="dxa" w:w="100"/>
+              <w:left w:type="dxa" w:w="120"/>
+              <w:bottom w:type="dxa" w:w="100"/>
+              <w:right w:type="dxa" w:w="120"/>
+            </w:tcMar>
+            <w:vAlign w:val="center"/>
+          </w:tcPr>
+          <w:p>
+            <w:r>
+              <w:rPr>
+                <w:i w:val="false"/>
+                <w:iCs w:val="false"/>
+                <w:sz w:val="20"/>
+                <w:szCs w:val="20"/>
+              </w:rPr>
+              <w:t xml:space="preserve">3</w:t>
+            </w:r>
+          </w:p>
+        </w:tc>
+        <w:tc>
+          <w:tcPr>
+            <w:tcW w:type="dxa" w:w="3900"/>
+            <w:tcBorders>
+              <w:top w:val="single" w:color="BFBFBF" w:sz="2"/>
+              <w:left w:val="single" w:color="BFBFBF" w:sz="2"/>
+              <w:bottom w:val="single" w:color="BFBFBF" w:sz="2"/>
+              <w:right w:val="single" w:color="BFBFBF" w:sz="2"/>
+            </w:tcBorders>
+            <w:tcMar>
+              <w:top w:type="dxa" w:w="100"/>
+              <w:left w:type="dxa" w:w="120"/>
+              <w:bottom w:type="dxa" w:w="100"/>
+              <w:right w:type="dxa" w:w="120"/>
+            </w:tcMar>
+            <w:vAlign w:val="center"/>
+          </w:tcPr>
+          <w:p>
+            <w:r>
+              <w:rPr>
+                <w:i w:val="false"/>
+                <w:iCs w:val="false"/>
+                <w:sz w:val="20"/>
+                <w:szCs w:val="20"/>
+              </w:rPr>
+              <w:t xml:space="preserve">161</w:t>
+            </w:r>
+          </w:p>
+        </w:tc>
+        <w:tc>
+          <w:tcPr>
+            <w:tcW w:type="dxa" w:w="3900"/>
+            <w:tcBorders>
+              <w:top w:val="single" w:color="BFBFBF" w:sz="2"/>
+              <w:left w:val="single" w:color="BFBFBF" w:sz="2"/>
+              <w:bottom w:val="single" w:color="BFBFBF" w:sz="2"/>
+              <w:right w:val="single" w:color="BFBFBF" w:sz="2"/>
+            </w:tcBorders>
+            <w:tcMar>
+              <w:top w:type="dxa" w:w="100"/>
+              <w:left w:type="dxa" w:w="120"/>
+              <w:bottom w:type="dxa" w:w="100"/>
+              <w:right w:type="dxa" w:w="120"/>
+            </w:tcMar>
+            <w:vAlign w:val="center"/>
+          </w:tcPr>
+          <w:p>
+            <w:r>
+              <w:rPr>
+                <w:i w:val="false"/>
+                <w:iCs w:val="false"/>
+                <w:sz w:val="20"/>
+                <w:szCs w:val="20"/>
+              </w:rPr>
+              <w:t xml:space="preserve">$11,611,562.21</w:t>
+            </w:r>
+          </w:p>
+        </w:tc>
+      </w:tr>
+      <w:tr>
+        <w:tc>
+          <w:tcPr>
+            <w:tcW w:type="dxa" w:w="1560"/>
+            <w:tcBorders>
+              <w:top w:val="single" w:color="BFBFBF" w:sz="2"/>
+              <w:left w:val="single" w:color="BFBFBF" w:sz="2"/>
+              <w:bottom w:val="single" w:color="BFBFBF" w:sz="2"/>
+              <w:right w:val="single" w:color="BFBFBF" w:sz="2"/>
+            </w:tcBorders>
+            <w:tcMar>
+              <w:top w:type="dxa" w:w="100"/>
+              <w:left w:type="dxa" w:w="120"/>
+              <w:bottom w:type="dxa" w:w="100"/>
+              <w:right w:type="dxa" w:w="120"/>
+            </w:tcMar>
+            <w:vAlign w:val="center"/>
+          </w:tcPr>
+          <w:p>
+            <w:r>
+              <w:rPr>
+                <w:i w:val="false"/>
+                <w:iCs w:val="false"/>
+                <w:sz w:val="20"/>
+                <w:szCs w:val="20"/>
+              </w:rPr>
+              <w:t xml:space="preserve">4</w:t>
+            </w:r>
+          </w:p>
+        </w:tc>
+        <w:tc>
+          <w:tcPr>
+            <w:tcW w:type="dxa" w:w="3900"/>
+            <w:tcBorders>
+              <w:top w:val="single" w:color="BFBFBF" w:sz="2"/>
+              <w:left w:val="single" w:color="BFBFBF" w:sz="2"/>
+              <w:bottom w:val="single" w:color="BFBFBF" w:sz="2"/>
+              <w:right w:val="single" w:color="BFBFBF" w:sz="2"/>
+            </w:tcBorders>
+            <w:tcMar>
+              <w:top w:type="dxa" w:w="100"/>
+              <w:left w:type="dxa" w:w="120"/>
+              <w:bottom w:type="dxa" w:w="100"/>
+              <w:right w:type="dxa" w:w="120"/>
+            </w:tcMar>
+            <w:vAlign w:val="center"/>
+          </w:tcPr>
+          <w:p>
+            <w:r>
+              <w:rPr>
+                <w:i w:val="false"/>
+                <w:iCs w:val="false"/>
+                <w:sz w:val="20"/>
+                <w:szCs w:val="20"/>
+              </w:rPr>
+              <w:t xml:space="preserve">237</w:t>
+            </w:r>
+          </w:p>
+        </w:tc>
+        <w:tc>
+          <w:tcPr>
+            <w:tcW w:type="dxa" w:w="3900"/>
+            <w:tcBorders>
+              <w:top w:val="single" w:color="BFBFBF" w:sz="2"/>
+              <w:left w:val="single" w:color="BFBFBF" w:sz="2"/>
+              <w:bottom w:val="single" w:color="BFBFBF" w:sz="2"/>
+              <w:right w:val="single" w:color="BFBFBF" w:sz="2"/>
+            </w:tcBorders>
+            <w:tcMar>
+              <w:top w:type="dxa" w:w="100"/>
+              <w:left w:type="dxa" w:w="120"/>
+              <w:bottom w:type="dxa" w:w="100"/>
+              <w:right w:type="dxa" w:w="120"/>
+            </w:tcMar>
+            <w:vAlign w:val="center"/>
+          </w:tcPr>
+          <w:p>
+            <w:r>
+              <w:rPr>
+                <w:i w:val="false"/>
+                <w:iCs w:val="false"/>
+                <w:sz w:val="20"/>
+                <w:szCs w:val="20"/>
+              </w:rPr>
+              <w:t xml:space="preserve">$9,964,658.80</w:t>
+            </w:r>
+          </w:p>
+        </w:tc>
+      </w:tr>
+      <w:tr>
+        <w:tc>
+          <w:tcPr>
+            <w:tcW w:type="dxa" w:w="1560"/>
+            <w:tcBorders>
+              <w:top w:val="single" w:color="BFBFBF" w:sz="2"/>
+              <w:left w:val="single" w:color="BFBFBF" w:sz="2"/>
+              <w:bottom w:val="single" w:color="BFBFBF" w:sz="2"/>
+              <w:right w:val="single" w:color="BFBFBF" w:sz="2"/>
+            </w:tcBorders>
+            <w:tcMar>
+              <w:top w:type="dxa" w:w="100"/>
+              <w:left w:type="dxa" w:w="120"/>
+              <w:bottom w:type="dxa" w:w="100"/>
+              <w:right w:type="dxa" w:w="120"/>
+            </w:tcMar>
+            <w:vAlign w:val="center"/>
+          </w:tcPr>
+          <w:p>
+            <w:r>
+              <w:rPr>
+                <w:i w:val="false"/>
+                <w:iCs w:val="false"/>
+                <w:sz w:val="20"/>
+                <w:szCs w:val="20"/>
+              </w:rPr>
+              <w:t xml:space="preserve">5</w:t>
+            </w:r>
+          </w:p>
+        </w:tc>
+        <w:tc>
+          <w:tcPr>
+            <w:tcW w:type="dxa" w:w="3900"/>
+            <w:tcBorders>
+              <w:top w:val="single" w:color="BFBFBF" w:sz="2"/>
+              <w:left w:val="single" w:color="BFBFBF" w:sz="2"/>
+              <w:bottom w:val="single" w:color="BFBFBF" w:sz="2"/>
+              <w:right w:val="single" w:color="BFBFBF" w:sz="2"/>
+            </w:tcBorders>
+            <w:tcMar>
+              <w:top w:type="dxa" w:w="100"/>
+              <w:left w:type="dxa" w:w="120"/>
+              <w:bottom w:type="dxa" w:w="100"/>
+              <w:right w:type="dxa" w:w="120"/>
+            </w:tcMar>
+            <w:vAlign w:val="center"/>
+          </w:tcPr>
+          <w:p>
+            <w:r>
+              <w:rPr>
+                <w:i w:val="false"/>
+                <w:iCs w:val="false"/>
+                <w:sz w:val="20"/>
+                <w:szCs w:val="20"/>
+              </w:rPr>
+              <w:t xml:space="preserve">236</w:t>
+            </w:r>
+          </w:p>
+        </w:tc>
+        <w:tc>
+          <w:tcPr>
+            <w:tcW w:type="dxa" w:w="3900"/>
+            <w:tcBorders>
+              <w:top w:val="single" w:color="BFBFBF" w:sz="2"/>
+              <w:left w:val="single" w:color="BFBFBF" w:sz="2"/>
+              <w:bottom w:val="single" w:color="BFBFBF" w:sz="2"/>
+              <w:right w:val="single" w:color="BFBFBF" w:sz="2"/>
+            </w:tcBorders>
+            <w:tcMar>
+              <w:top w:type="dxa" w:w="100"/>
+              <w:left w:type="dxa" w:w="120"/>
+              <w:bottom w:type="dxa" w:w="100"/>
+              <w:right w:type="dxa" w:w="120"/>
+            </w:tcMar>
+            <w:vAlign w:val="center"/>
+          </w:tcPr>
+          <w:p>
+            <w:r>
+              <w:rPr>
+                <w:i w:val="false"/>
+                <w:iCs w:val="false"/>
+                <w:sz w:val="20"/>
+                <w:szCs w:val="20"/>
+              </w:rPr>
+              <w:t xml:space="preserve">$9,587,013.76</w:t>
+            </w:r>
+          </w:p>
+        </w:tc>
+      </w:tr>
+      <w:tr>
+        <w:tc>
+          <w:tcPr>
+            <w:tcW w:type="dxa" w:w="1560"/>
+            <w:tcBorders>
+              <w:top w:val="single" w:color="BFBFBF" w:sz="2"/>
+              <w:left w:val="single" w:color="BFBFBF" w:sz="2"/>
+              <w:bottom w:val="single" w:color="BFBFBF" w:sz="2"/>
+              <w:right w:val="single" w:color="BFBFBF" w:sz="2"/>
+            </w:tcBorders>
+            <w:tcMar>
+              <w:top w:type="dxa" w:w="100"/>
+              <w:left w:type="dxa" w:w="120"/>
+              <w:bottom w:type="dxa" w:w="100"/>
+              <w:right w:type="dxa" w:w="120"/>
+            </w:tcMar>
+            <w:vAlign w:val="center"/>
+          </w:tcPr>
+          <w:p>
+            <w:r>
+              <w:rPr>
+                <w:i w:val="false"/>
+                <w:iCs w:val="false"/>
+                <w:sz w:val="20"/>
+                <w:szCs w:val="20"/>
+              </w:rPr>
+              <w:t xml:space="preserve">6</w:t>
+            </w:r>
+          </w:p>
+        </w:tc>
+        <w:tc>
+          <w:tcPr>
+            <w:tcW w:type="dxa" w:w="3900"/>
+            <w:tcBorders>
+              <w:top w:val="single" w:color="BFBFBF" w:sz="2"/>
+              <w:left w:val="single" w:color="BFBFBF" w:sz="2"/>
+              <w:bottom w:val="single" w:color="BFBFBF" w:sz="2"/>
+              <w:right w:val="single" w:color="BFBFBF" w:sz="2"/>
+            </w:tcBorders>
+            <w:tcMar>
+              <w:top w:type="dxa" w:w="100"/>
+              <w:left w:type="dxa" w:w="120"/>
+              <w:bottom w:type="dxa" w:w="100"/>
+              <w:right w:type="dxa" w:w="120"/>
+            </w:tcMar>
+            <w:vAlign w:val="center"/>
+          </w:tcPr>
+          <w:p>
+            <w:r>
+              <w:rPr>
+                <w:i w:val="false"/>
+                <w:iCs w:val="false"/>
+                <w:sz w:val="20"/>
+                <w:szCs w:val="20"/>
+              </w:rPr>
+              <w:t xml:space="preserve">230</w:t>
+            </w:r>
+          </w:p>
+        </w:tc>
+        <w:tc>
+          <w:tcPr>
+            <w:tcW w:type="dxa" w:w="3900"/>
+            <w:tcBorders>
+              <w:top w:val="single" w:color="BFBFBF" w:sz="2"/>
+              <w:left w:val="single" w:color="BFBFBF" w:sz="2"/>
+              <w:bottom w:val="single" w:color="BFBFBF" w:sz="2"/>
+              <w:right w:val="single" w:color="BFBFBF" w:sz="2"/>
+            </w:tcBorders>
+            <w:tcMar>
+              <w:top w:type="dxa" w:w="100"/>
+              <w:left w:type="dxa" w:w="120"/>
+              <w:bottom w:type="dxa" w:w="100"/>
+              <w:right w:type="dxa" w:w="120"/>
+            </w:tcMar>
+            <w:vAlign w:val="center"/>
+          </w:tcPr>
+          <w:p>
+            <w:r>
+              <w:rPr>
+                <w:i w:val="false"/>
+                <w:iCs w:val="false"/>
+                <w:sz w:val="20"/>
+                <w:szCs w:val="20"/>
+              </w:rPr>
+              <w:t xml:space="preserve">$8,885,272.37</w:t>
+            </w:r>
+          </w:p>
+        </w:tc>
+      </w:tr>
+      <w:tr>
+        <w:tc>
+          <w:tcPr>
+            <w:tcW w:type="dxa" w:w="1560"/>
+            <w:tcBorders>
+              <w:top w:val="single" w:color="BFBFBF" w:sz="2"/>
+              <w:left w:val="single" w:color="BFBFBF" w:sz="2"/>
+              <w:bottom w:val="single" w:color="BFBFBF" w:sz="2"/>
+              <w:right w:val="single" w:color="BFBFBF" w:sz="2"/>
+            </w:tcBorders>
+            <w:tcMar>
+              <w:top w:type="dxa" w:w="100"/>
+              <w:left w:type="dxa" w:w="120"/>
+              <w:bottom w:type="dxa" w:w="100"/>
+              <w:right w:type="dxa" w:w="120"/>
+            </w:tcMar>
+            <w:vAlign w:val="center"/>
+          </w:tcPr>
+          <w:p>
+            <w:r>
+              <w:rPr>
+                <w:i w:val="false"/>
+                <w:iCs w:val="false"/>
+                <w:sz w:val="20"/>
+                <w:szCs w:val="20"/>
+              </w:rPr>
+              <w:t xml:space="preserve">7</w:t>
+            </w:r>
+          </w:p>
+        </w:tc>
+        <w:tc>
+          <w:tcPr>
+            <w:tcW w:type="dxa" w:w="3900"/>
+            <w:tcBorders>
+              <w:top w:val="single" w:color="BFBFBF" w:sz="2"/>
+              <w:left w:val="single" w:color="BFBFBF" w:sz="2"/>
+              <w:bottom w:val="single" w:color="BFBFBF" w:sz="2"/>
+              <w:right w:val="single" w:color="BFBFBF" w:sz="2"/>
+            </w:tcBorders>
+            <w:tcMar>
+              <w:top w:type="dxa" w:w="100"/>
+              <w:left w:type="dxa" w:w="120"/>
+              <w:bottom w:type="dxa" w:w="100"/>
+              <w:right w:type="dxa" w:w="120"/>
+            </w:tcMar>
+            <w:vAlign w:val="center"/>
+          </w:tcPr>
+          <w:p>
+            <w:r>
+              <w:rPr>
+                <w:i w:val="false"/>
+                <w:iCs w:val="false"/>
+                <w:sz w:val="20"/>
+                <w:szCs w:val="20"/>
+              </w:rPr>
+              <w:t xml:space="preserve">186</w:t>
+            </w:r>
+          </w:p>
+        </w:tc>
+        <w:tc>
+          <w:tcPr>
+            <w:tcW w:type="dxa" w:w="3900"/>
+            <w:tcBorders>
+              <w:top w:val="single" w:color="BFBFBF" w:sz="2"/>
+              <w:left w:val="single" w:color="BFBFBF" w:sz="2"/>
+              <w:bottom w:val="single" w:color="BFBFBF" w:sz="2"/>
+              <w:right w:val="single" w:color="BFBFBF" w:sz="2"/>
+            </w:tcBorders>
+            <w:tcMar>
+              <w:top w:type="dxa" w:w="100"/>
+              <w:left w:type="dxa" w:w="120"/>
+              <w:bottom w:type="dxa" w:w="100"/>
+              <w:right w:type="dxa" w:w="120"/>
+            </w:tcMar>
+            <w:vAlign w:val="center"/>
+          </w:tcPr>
+          <w:p>
+            <w:r>
+              <w:rPr>
+                <w:i w:val="false"/>
+                <w:iCs w:val="false"/>
+                <w:sz w:val="20"/>
+                <w:szCs w:val="20"/>
+              </w:rPr>
+              <w:t xml:space="preserve">$8,304,504.64</w:t>
+            </w:r>
+          </w:p>
+        </w:tc>
+      </w:tr>
+      <w:tr>
+        <w:tc>
+          <w:tcPr>
+            <w:tcW w:type="dxa" w:w="1560"/>
+            <w:tcBorders>
+              <w:top w:val="single" w:color="BFBFBF" w:sz="2"/>
+              <w:left w:val="single" w:color="BFBFBF" w:sz="2"/>
+              <w:bottom w:val="single" w:color="BFBFBF" w:sz="2"/>
+              <w:right w:val="single" w:color="BFBFBF" w:sz="2"/>
+            </w:tcBorders>
+            <w:tcMar>
+              <w:top w:type="dxa" w:w="100"/>
+              <w:left w:type="dxa" w:w="120"/>
+              <w:bottom w:type="dxa" w:w="100"/>
+              <w:right w:type="dxa" w:w="120"/>
+            </w:tcMar>
+            <w:vAlign w:val="center"/>
+          </w:tcPr>
+          <w:p>
+            <w:r>
+              <w:rPr>
+                <w:i w:val="false"/>
+                <w:iCs w:val="false"/>
+                <w:sz w:val="20"/>
+                <w:szCs w:val="20"/>
+              </w:rPr>
+              <w:t xml:space="preserve">8</w:t>
+            </w:r>
+          </w:p>
+        </w:tc>
+        <w:tc>
+          <w:tcPr>
+            <w:tcW w:type="dxa" w:w="3900"/>
+            <w:tcBorders>
+              <w:top w:val="single" w:color="BFBFBF" w:sz="2"/>
+              <w:left w:val="single" w:color="BFBFBF" w:sz="2"/>
+              <w:bottom w:val="single" w:color="BFBFBF" w:sz="2"/>
+              <w:right w:val="single" w:color="BFBFBF" w:sz="2"/>
+            </w:tcBorders>
+            <w:tcMar>
+              <w:top w:type="dxa" w:w="100"/>
+              <w:left w:type="dxa" w:w="120"/>
+              <w:bottom w:type="dxa" w:w="100"/>
+              <w:right w:type="dxa" w:w="120"/>
+            </w:tcMar>
+            <w:vAlign w:val="center"/>
+          </w:tcPr>
+          <w:p>
+            <w:r>
+              <w:rPr>
+                <w:i w:val="false"/>
+                <w:iCs w:val="false"/>
+                <w:sz w:val="20"/>
+                <w:szCs w:val="20"/>
+              </w:rPr>
+              <w:t xml:space="preserve">162</w:t>
+            </w:r>
+          </w:p>
+        </w:tc>
+        <w:tc>
+          <w:tcPr>
+            <w:tcW w:type="dxa" w:w="3900"/>
+            <w:tcBorders>
+              <w:top w:val="single" w:color="BFBFBF" w:sz="2"/>
+              <w:left w:val="single" w:color="BFBFBF" w:sz="2"/>
+              <w:bottom w:val="single" w:color="BFBFBF" w:sz="2"/>
+              <w:right w:val="single" w:color="BFBFBF" w:sz="2"/>
+            </w:tcBorders>
+            <w:tcMar>
+              <w:top w:type="dxa" w:w="100"/>
+              <w:left w:type="dxa" w:w="120"/>
+              <w:bottom w:type="dxa" w:w="100"/>
+              <w:right w:type="dxa" w:w="120"/>
+            </w:tcMar>
+            <w:vAlign w:val="center"/>
+          </w:tcPr>
+          <w:p>
+            <w:r>
+              <w:rPr>
+                <w:i w:val="false"/>
+                <w:iCs w:val="false"/>
+                <w:sz w:val="20"/>
+                <w:szCs w:val="20"/>
+              </w:rPr>
+              <w:t xml:space="preserve">$8,183,799.45</w:t>
+            </w:r>
+          </w:p>
+        </w:tc>
+      </w:tr>
+      <w:tr>
+        <w:tc>
+          <w:tcPr>
+            <w:tcW w:type="dxa" w:w="1560"/>
+            <w:tcBorders>
+              <w:top w:val="single" w:color="BFBFBF" w:sz="2"/>
+              <w:left w:val="single" w:color="BFBFBF" w:sz="2"/>
+              <w:bottom w:val="single" w:color="BFBFBF" w:sz="2"/>
+              <w:right w:val="single" w:color="BFBFBF" w:sz="2"/>
+            </w:tcBorders>
+            <w:tcMar>
+              <w:top w:type="dxa" w:w="100"/>
+              <w:left w:type="dxa" w:w="120"/>
+              <w:bottom w:type="dxa" w:w="100"/>
+              <w:right w:type="dxa" w:w="120"/>
+            </w:tcMar>
+            <w:vAlign w:val="center"/>
+          </w:tcPr>
+          <w:p>
+            <w:r>
+              <w:rPr>
+                <w:i w:val="false"/>
+                <w:iCs w:val="false"/>
+                <w:sz w:val="20"/>
+                <w:szCs w:val="20"/>
+              </w:rPr>
+              <w:t xml:space="preserve">9</w:t>
+            </w:r>
+          </w:p>
+        </w:tc>
+        <w:tc>
+          <w:tcPr>
+            <w:tcW w:type="dxa" w:w="3900"/>
+            <w:tcBorders>
+              <w:top w:val="single" w:color="BFBFBF" w:sz="2"/>
+              <w:left w:val="single" w:color="BFBFBF" w:sz="2"/>
+              <w:bottom w:val="single" w:color="BFBFBF" w:sz="2"/>
+              <w:right w:val="single" w:color="BFBFBF" w:sz="2"/>
+            </w:tcBorders>
+            <w:tcMar>
+              <w:top w:type="dxa" w:w="100"/>
+              <w:left w:type="dxa" w:w="120"/>
+              <w:bottom w:type="dxa" w:w="100"/>
+              <w:right w:type="dxa" w:w="120"/>
+            </w:tcMar>
+            <w:vAlign w:val="center"/>
+          </w:tcPr>
+          <w:p>
+            <w:r>
+              <w:rPr>
+                <w:i w:val="false"/>
+                <w:iCs w:val="false"/>
+                <w:sz w:val="20"/>
+                <w:szCs w:val="20"/>
+              </w:rPr>
+              <w:t xml:space="preserve">79</w:t>
+            </w:r>
+          </w:p>
+        </w:tc>
+        <w:tc>
+          <w:tcPr>
+            <w:tcW w:type="dxa" w:w="3900"/>
+            <w:tcBorders>
+              <w:top w:val="single" w:color="BFBFBF" w:sz="2"/>
+              <w:left w:val="single" w:color="BFBFBF" w:sz="2"/>
+              <w:bottom w:val="single" w:color="BFBFBF" w:sz="2"/>
+              <w:right w:val="single" w:color="BFBFBF" w:sz="2"/>
+            </w:tcBorders>
+            <w:tcMar>
+              <w:top w:type="dxa" w:w="100"/>
+              <w:left w:type="dxa" w:w="120"/>
+              <w:bottom w:type="dxa" w:w="100"/>
+              <w:right w:type="dxa" w:w="120"/>
+            </w:tcMar>
+            <w:vAlign w:val="center"/>
+          </w:tcPr>
+          <w:p>
+            <w:r>
+              <w:rPr>
+                <w:i w:val="false"/>
+                <w:iCs w:val="false"/>
+                <w:sz w:val="20"/>
+                <w:szCs w:val="20"/>
+              </w:rPr>
+              <w:t xml:space="preserve">$7,475,908.68</w:t>
+            </w:r>
+          </w:p>
+        </w:tc>
+      </w:tr>
+      <w:tr>
+        <w:tc>
+          <w:tcPr>
+            <w:tcW w:type="dxa" w:w="1560"/>
+            <w:tcBorders>
+              <w:top w:val="single" w:color="BFBFBF" w:sz="2"/>
+              <w:left w:val="single" w:color="BFBFBF" w:sz="2"/>
+              <w:bottom w:val="single" w:color="BFBFBF" w:sz="2"/>
+              <w:right w:val="single" w:color="BFBFBF" w:sz="2"/>
+            </w:tcBorders>
+            <w:tcMar>
+              <w:top w:type="dxa" w:w="100"/>
+              <w:left w:type="dxa" w:w="120"/>
+              <w:bottom w:type="dxa" w:w="100"/>
+              <w:right w:type="dxa" w:w="120"/>
+            </w:tcMar>
+            <w:vAlign w:val="center"/>
+          </w:tcPr>
+          <w:p>
+            <w:r>
+              <w:rPr>
+                <w:i w:val="false"/>
+                <w:iCs w:val="false"/>
+                <w:sz w:val="20"/>
+                <w:szCs w:val="20"/>
+              </w:rPr>
+              <w:t xml:space="preserve">10</w:t>
+            </w:r>
+          </w:p>
+        </w:tc>
+        <w:tc>
+          <w:tcPr>
+            <w:tcW w:type="dxa" w:w="3900"/>
+            <w:tcBorders>
+              <w:top w:val="single" w:color="BFBFBF" w:sz="2"/>
+              <w:left w:val="single" w:color="BFBFBF" w:sz="2"/>
+              <w:bottom w:val="single" w:color="BFBFBF" w:sz="2"/>
+              <w:right w:val="single" w:color="BFBFBF" w:sz="2"/>
+            </w:tcBorders>
+            <w:tcMar>
+              <w:top w:type="dxa" w:w="100"/>
+              <w:left w:type="dxa" w:w="120"/>
+              <w:bottom w:type="dxa" w:w="100"/>
+              <w:right w:type="dxa" w:w="120"/>
+            </w:tcMar>
+            <w:vAlign w:val="center"/>
+          </w:tcPr>
+          <w:p>
+            <w:r>
+              <w:rPr>
+                <w:i w:val="false"/>
+                <w:iCs w:val="false"/>
+                <w:sz w:val="20"/>
+                <w:szCs w:val="20"/>
+              </w:rPr>
+              <w:t xml:space="preserve">68</w:t>
+            </w:r>
+          </w:p>
+        </w:tc>
+        <w:tc>
+          <w:tcPr>
+            <w:tcW w:type="dxa" w:w="3900"/>
+            <w:tcBorders>
+              <w:top w:val="single" w:color="BFBFBF" w:sz="2"/>
+              <w:left w:val="single" w:color="BFBFBF" w:sz="2"/>
+              <w:bottom w:val="single" w:color="BFBFBF" w:sz="2"/>
+              <w:right w:val="single" w:color="BFBFBF" w:sz="2"/>
+            </w:tcBorders>
+            <w:tcMar>
+              <w:top w:type="dxa" w:w="100"/>
+              <w:left w:type="dxa" w:w="120"/>
+              <w:bottom w:type="dxa" w:w="100"/>
+              <w:right w:type="dxa" w:w="120"/>
+            </w:tcMar>
+            <w:vAlign w:val="center"/>
+          </w:tcPr>
+          <w:p>
+            <w:r>
+              <w:rPr>
+                <w:i w:val="false"/>
+                <w:iCs w:val="false"/>
+                <w:sz w:val="20"/>
+                <w:szCs w:val="20"/>
+              </w:rPr>
+              <w:t xml:space="preserve">$7,235,161.37</w:t>
+            </w:r>
+          </w:p>
+        </w:tc>
+      </w:tr>
+    </w:tbl>
+    <w:p>
+      <w:pPr>
+        <w:spacing w:after="160"/>
+      </w:pPr>
+    </w:p>
+    <w:p>
+      <w:pPr>
         <w:pBdr>
-          <w:left w:val="single" w:color="B7472A" w:sz="12" w:space="8"/>
+          <w:left w:val="single" w:color="1F4E79" w:sz="12" w:space="8"/>
         </w:pBdr>
-        <w:shd w:fill="F2F2F2" w:val="clear"/>
+        <w:shd w:fill="E8EEF4" w:val="clear"/>
         <w:spacing w:after="200"/>
       </w:pPr>
       <w:r>
         <w:rPr>
           <w:b/>
           <w:bCs/>
-          <w:color w:val="B7472A"/>
-        </w:rPr>
-        <w:t xml:space="preserve">TODO: </w:t>
+          <w:color w:val="1F4E79"/>
+        </w:rPr>
+        <w:t xml:space="preserve">REAL-DATA NOTE: </w:t>
       </w:r>
       <w:r>
         <w:rPr>
@@ -4039,19 +8639,7 @@
           <w:iCs/>
           <w:color w:val="595959"/>
         </w:rPr>
-        <w:t xml:space="preserve">State the busiest and least-busy hour and one plausible reason (e.g. commute peaks, overnight lull).</w:t>
-      </w:r>
-    </w:p>
-    <w:p>
-      <w:pPr>
-        <w:pStyle w:val="Heading2"/>
-        <w:spacing w:after="120" w:before="240"/>
-      </w:pPr>
-      <w:r>
-        <w:rPr>
-          <w:color w:val="1F4E79"/>
-        </w:rPr>
-        <w:t xml:space="preserve">9.2. Trips by Day of Week</w:t>
+        <w:t xml:space="preserve">Zone 132 (JFK Airport) is the single highest-revenue pickup zone by a wide margin — roughly 87% more revenue than #2 (zone 138, LaGuardia Airport) — despite ranking 4th, not 1st, by raw trip count (Section 9.3: 404,670 trips vs. zone 237's 455,593). This is the clearest example in the whole dataset of why Section 9 keeps trip-count and revenue as two separate rankings rather than one: airport trips are comparatively rare but each one is worth far more than a short Manhattan hop.</w:t>
       </w:r>
     </w:p>
     <w:tbl>
@@ -4114,754 +8702,12 @@
                 <w:sz w:val="20"/>
                 <w:szCs w:val="20"/>
               </w:rPr>
-              <w:t xml:space="preserve">reports/figures/02_trips_by_day_of_week.png</w:t>
+              <w:t xml:space="preserve">hdfs dfs -cat /taxi_project/output/top_revenue/part-*  (your cluster's version of the table above)</w:t>
             </w:r>
           </w:p>
         </w:tc>
       </w:tr>
     </w:tbl>
-    <w:p>
-      <w:pPr>
-        <w:pBdr>
-          <w:left w:val="single" w:color="B7472A" w:sz="12" w:space="8"/>
-        </w:pBdr>
-        <w:shd w:fill="F2F2F2" w:val="clear"/>
-        <w:spacing w:after="200"/>
-      </w:pPr>
-      <w:r>
-        <w:rPr>
-          <w:b/>
-          <w:bCs/>
-          <w:color w:val="B7472A"/>
-        </w:rPr>
-        <w:t xml:space="preserve">TODO: </w:t>
-      </w:r>
-      <w:r>
-        <w:rPr>
-          <w:i/>
-          <w:iCs/>
-          <w:color w:val="595959"/>
-        </w:rPr>
-        <w:t xml:space="preserve">Compare weekday vs. weekend demand and state which is higher.</w:t>
-      </w:r>
-    </w:p>
-    <w:p>
-      <w:pPr>
-        <w:pStyle w:val="Heading2"/>
-        <w:spacing w:after="120" w:before="240"/>
-      </w:pPr>
-      <w:r>
-        <w:rPr>
-          <w:color w:val="1F4E79"/>
-        </w:rPr>
-        <w:t xml:space="preserve">9.3. Top 10 Pickup Zones</w:t>
-      </w:r>
-    </w:p>
-    <w:tbl>
-      <w:tblPr>
-        <w:tblW w:type="dxa" w:w="9360"/>
-        <w:tblBorders>
-          <w:top w:val="single" w:color="auto" w:sz="4"/>
-          <w:left w:val="single" w:color="auto" w:sz="4"/>
-          <w:bottom w:val="single" w:color="auto" w:sz="4"/>
-          <w:right w:val="single" w:color="auto" w:sz="4"/>
-          <w:insideH w:val="single" w:color="auto" w:sz="4"/>
-          <w:insideV w:val="single" w:color="auto" w:sz="4"/>
-        </w:tblBorders>
-      </w:tblPr>
-      <w:tblGrid>
-        <w:gridCol w:w="9360"/>
-      </w:tblGrid>
-      <w:tr>
-        <w:tc>
-          <w:tcPr>
-            <w:tcW w:type="dxa" w:w="9360"/>
-            <w:tcBorders>
-              <w:top w:val="single" w:color="BFBFBF" w:sz="2"/>
-              <w:left w:val="single" w:color="BFBFBF" w:sz="2"/>
-              <w:bottom w:val="single" w:color="BFBFBF" w:sz="2"/>
-              <w:right w:val="single" w:color="BFBFBF" w:sz="2"/>
-            </w:tcBorders>
-            <w:shd w:fill="F2F2F2" w:val="clear"/>
-            <w:tcMar>
-              <w:top w:type="dxa" w:w="400"/>
-              <w:left w:type="dxa" w:w="200"/>
-              <w:bottom w:type="dxa" w:w="400"/>
-              <w:right w:type="dxa" w:w="200"/>
-            </w:tcMar>
-            <w:vAlign w:val="center"/>
-          </w:tcPr>
-          <w:p>
-            <w:pPr>
-              <w:jc w:val="center"/>
-            </w:pPr>
-            <w:r>
-              <w:rPr>
-                <w:b/>
-                <w:bCs/>
-                <w:color w:val="595959"/>
-              </w:rPr>
-              <w:t xml:space="preserve">[ INSERT SCREENSHOT HERE ]</w:t>
-            </w:r>
-          </w:p>
-          <w:p>
-            <w:pPr>
-              <w:spacing w:before="80"/>
-              <w:jc w:val="center"/>
-            </w:pPr>
-            <w:r>
-              <w:rPr>
-                <w:i/>
-                <w:iCs/>
-                <w:color w:val="595959"/>
-                <w:sz w:val="20"/>
-                <w:szCs w:val="20"/>
-              </w:rPr>
-              <w:t xml:space="preserve">reports/figures/03_top10_pickup_zones.png</w:t>
-            </w:r>
-          </w:p>
-        </w:tc>
-      </w:tr>
-    </w:tbl>
-    <w:p>
-      <w:pPr>
-        <w:pBdr>
-          <w:left w:val="single" w:color="B7472A" w:sz="12" w:space="8"/>
-        </w:pBdr>
-        <w:shd w:fill="F2F2F2" w:val="clear"/>
-        <w:spacing w:after="200"/>
-      </w:pPr>
-      <w:r>
-        <w:rPr>
-          <w:b/>
-          <w:bCs/>
-          <w:color w:val="B7472A"/>
-        </w:rPr>
-        <w:t xml:space="preserve">TODO: </w:t>
-      </w:r>
-      <w:r>
-        <w:rPr>
-          <w:i/>
-          <w:iCs/>
-          <w:color w:val="595959"/>
-        </w:rPr>
-        <w:t xml:space="preserve">Name the top zones and note anything they have in common (airports, business districts, etc.).</w:t>
-      </w:r>
-    </w:p>
-    <w:p>
-      <w:pPr>
-        <w:pStyle w:val="Heading2"/>
-        <w:spacing w:after="120" w:before="240"/>
-      </w:pPr>
-      <w:r>
-        <w:rPr>
-          <w:color w:val="1F4E79"/>
-        </w:rPr>
-        <w:t xml:space="preserve">9.4. Revenue by Payment Method</w:t>
-      </w:r>
-    </w:p>
-    <w:tbl>
-      <w:tblPr>
-        <w:tblW w:type="dxa" w:w="9360"/>
-        <w:tblBorders>
-          <w:top w:val="single" w:color="auto" w:sz="4"/>
-          <w:left w:val="single" w:color="auto" w:sz="4"/>
-          <w:bottom w:val="single" w:color="auto" w:sz="4"/>
-          <w:right w:val="single" w:color="auto" w:sz="4"/>
-          <w:insideH w:val="single" w:color="auto" w:sz="4"/>
-          <w:insideV w:val="single" w:color="auto" w:sz="4"/>
-        </w:tblBorders>
-      </w:tblPr>
-      <w:tblGrid>
-        <w:gridCol w:w="9360"/>
-      </w:tblGrid>
-      <w:tr>
-        <w:tc>
-          <w:tcPr>
-            <w:tcW w:type="dxa" w:w="9360"/>
-            <w:tcBorders>
-              <w:top w:val="single" w:color="BFBFBF" w:sz="2"/>
-              <w:left w:val="single" w:color="BFBFBF" w:sz="2"/>
-              <w:bottom w:val="single" w:color="BFBFBF" w:sz="2"/>
-              <w:right w:val="single" w:color="BFBFBF" w:sz="2"/>
-            </w:tcBorders>
-            <w:shd w:fill="F2F2F2" w:val="clear"/>
-            <w:tcMar>
-              <w:top w:type="dxa" w:w="400"/>
-              <w:left w:type="dxa" w:w="200"/>
-              <w:bottom w:type="dxa" w:w="400"/>
-              <w:right w:type="dxa" w:w="200"/>
-            </w:tcMar>
-            <w:vAlign w:val="center"/>
-          </w:tcPr>
-          <w:p>
-            <w:pPr>
-              <w:jc w:val="center"/>
-            </w:pPr>
-            <w:r>
-              <w:rPr>
-                <w:b/>
-                <w:bCs/>
-                <w:color w:val="595959"/>
-              </w:rPr>
-              <w:t xml:space="preserve">[ INSERT SCREENSHOT HERE ]</w:t>
-            </w:r>
-          </w:p>
-          <w:p>
-            <w:pPr>
-              <w:spacing w:before="80"/>
-              <w:jc w:val="center"/>
-            </w:pPr>
-            <w:r>
-              <w:rPr>
-                <w:i/>
-                <w:iCs/>
-                <w:color w:val="595959"/>
-                <w:sz w:val="20"/>
-                <w:szCs w:val="20"/>
-              </w:rPr>
-              <w:t xml:space="preserve">reports/figures/04_revenue_by_payment_method.png</w:t>
-            </w:r>
-          </w:p>
-        </w:tc>
-      </w:tr>
-    </w:tbl>
-    <w:p>
-      <w:pPr>
-        <w:pBdr>
-          <w:left w:val="single" w:color="B7472A" w:sz="12" w:space="8"/>
-        </w:pBdr>
-        <w:shd w:fill="F2F2F2" w:val="clear"/>
-        <w:spacing w:after="200"/>
-      </w:pPr>
-      <w:r>
-        <w:rPr>
-          <w:b/>
-          <w:bCs/>
-          <w:color w:val="B7472A"/>
-        </w:rPr>
-        <w:t xml:space="preserve">TODO: </w:t>
-      </w:r>
-      <w:r>
-        <w:rPr>
-          <w:i/>
-          <w:iCs/>
-          <w:color w:val="595959"/>
-        </w:rPr>
-        <w:t xml:space="preserve">State which payment method drives the most revenue and whether credit-card trips tip more than cash (results/payment.tsv avg_tip column).</w:t>
-      </w:r>
-    </w:p>
-    <w:p>
-      <w:pPr>
-        <w:pStyle w:val="Heading2"/>
-        <w:spacing w:after="120" w:before="240"/>
-      </w:pPr>
-      <w:r>
-        <w:rPr>
-          <w:color w:val="1F4E79"/>
-        </w:rPr>
-        <w:t xml:space="preserve">9.5. Trips by Distance Category</w:t>
-      </w:r>
-    </w:p>
-    <w:tbl>
-      <w:tblPr>
-        <w:tblW w:type="dxa" w:w="9360"/>
-        <w:tblBorders>
-          <w:top w:val="single" w:color="auto" w:sz="4"/>
-          <w:left w:val="single" w:color="auto" w:sz="4"/>
-          <w:bottom w:val="single" w:color="auto" w:sz="4"/>
-          <w:right w:val="single" w:color="auto" w:sz="4"/>
-          <w:insideH w:val="single" w:color="auto" w:sz="4"/>
-          <w:insideV w:val="single" w:color="auto" w:sz="4"/>
-        </w:tblBorders>
-      </w:tblPr>
-      <w:tblGrid>
-        <w:gridCol w:w="9360"/>
-      </w:tblGrid>
-      <w:tr>
-        <w:tc>
-          <w:tcPr>
-            <w:tcW w:type="dxa" w:w="9360"/>
-            <w:tcBorders>
-              <w:top w:val="single" w:color="BFBFBF" w:sz="2"/>
-              <w:left w:val="single" w:color="BFBFBF" w:sz="2"/>
-              <w:bottom w:val="single" w:color="BFBFBF" w:sz="2"/>
-              <w:right w:val="single" w:color="BFBFBF" w:sz="2"/>
-            </w:tcBorders>
-            <w:shd w:fill="F2F2F2" w:val="clear"/>
-            <w:tcMar>
-              <w:top w:type="dxa" w:w="400"/>
-              <w:left w:type="dxa" w:w="200"/>
-              <w:bottom w:type="dxa" w:w="400"/>
-              <w:right w:type="dxa" w:w="200"/>
-            </w:tcMar>
-            <w:vAlign w:val="center"/>
-          </w:tcPr>
-          <w:p>
-            <w:pPr>
-              <w:jc w:val="center"/>
-            </w:pPr>
-            <w:r>
-              <w:rPr>
-                <w:b/>
-                <w:bCs/>
-                <w:color w:val="595959"/>
-              </w:rPr>
-              <w:t xml:space="preserve">[ INSERT SCREENSHOT HERE ]</w:t>
-            </w:r>
-          </w:p>
-          <w:p>
-            <w:pPr>
-              <w:spacing w:before="80"/>
-              <w:jc w:val="center"/>
-            </w:pPr>
-            <w:r>
-              <w:rPr>
-                <w:i/>
-                <w:iCs/>
-                <w:color w:val="595959"/>
-                <w:sz w:val="20"/>
-                <w:szCs w:val="20"/>
-              </w:rPr>
-              <w:t xml:space="preserve">reports/figures/05_trips_by_distance_category.png</w:t>
-            </w:r>
-          </w:p>
-        </w:tc>
-      </w:tr>
-    </w:tbl>
-    <w:p>
-      <w:pPr>
-        <w:pBdr>
-          <w:left w:val="single" w:color="B7472A" w:sz="12" w:space="8"/>
-        </w:pBdr>
-        <w:shd w:fill="F2F2F2" w:val="clear"/>
-        <w:spacing w:after="200"/>
-      </w:pPr>
-      <w:r>
-        <w:rPr>
-          <w:b/>
-          <w:bCs/>
-          <w:color w:val="B7472A"/>
-        </w:rPr>
-        <w:t xml:space="preserve">TODO: </w:t>
-      </w:r>
-      <w:r>
-        <w:rPr>
-          <w:i/>
-          <w:iCs/>
-          <w:color w:val="595959"/>
-        </w:rPr>
-        <w:t xml:space="preserve">State which distance category is most common and which has the highest average fare.</w:t>
-      </w:r>
-    </w:p>
-    <w:p>
-      <w:pPr>
-        <w:pStyle w:val="Heading2"/>
-        <w:spacing w:after="120" w:before="240"/>
-      </w:pPr>
-      <w:r>
-        <w:rPr>
-          <w:color w:val="1F4E79"/>
-        </w:rPr>
-        <w:t xml:space="preserve">9.6. Top 10 Routes</w:t>
-      </w:r>
-    </w:p>
-    <w:tbl>
-      <w:tblPr>
-        <w:tblW w:type="dxa" w:w="9360"/>
-        <w:tblBorders>
-          <w:top w:val="single" w:color="auto" w:sz="4"/>
-          <w:left w:val="single" w:color="auto" w:sz="4"/>
-          <w:bottom w:val="single" w:color="auto" w:sz="4"/>
-          <w:right w:val="single" w:color="auto" w:sz="4"/>
-          <w:insideH w:val="single" w:color="auto" w:sz="4"/>
-          <w:insideV w:val="single" w:color="auto" w:sz="4"/>
-        </w:tblBorders>
-      </w:tblPr>
-      <w:tblGrid>
-        <w:gridCol w:w="9360"/>
-      </w:tblGrid>
-      <w:tr>
-        <w:tc>
-          <w:tcPr>
-            <w:tcW w:type="dxa" w:w="9360"/>
-            <w:tcBorders>
-              <w:top w:val="single" w:color="BFBFBF" w:sz="2"/>
-              <w:left w:val="single" w:color="BFBFBF" w:sz="2"/>
-              <w:bottom w:val="single" w:color="BFBFBF" w:sz="2"/>
-              <w:right w:val="single" w:color="BFBFBF" w:sz="2"/>
-            </w:tcBorders>
-            <w:shd w:fill="F2F2F2" w:val="clear"/>
-            <w:tcMar>
-              <w:top w:type="dxa" w:w="400"/>
-              <w:left w:type="dxa" w:w="200"/>
-              <w:bottom w:type="dxa" w:w="400"/>
-              <w:right w:type="dxa" w:w="200"/>
-            </w:tcMar>
-            <w:vAlign w:val="center"/>
-          </w:tcPr>
-          <w:p>
-            <w:pPr>
-              <w:jc w:val="center"/>
-            </w:pPr>
-            <w:r>
-              <w:rPr>
-                <w:b/>
-                <w:bCs/>
-                <w:color w:val="595959"/>
-              </w:rPr>
-              <w:t xml:space="preserve">[ INSERT SCREENSHOT HERE ]</w:t>
-            </w:r>
-          </w:p>
-          <w:p>
-            <w:pPr>
-              <w:spacing w:before="80"/>
-              <w:jc w:val="center"/>
-            </w:pPr>
-            <w:r>
-              <w:rPr>
-                <w:i/>
-                <w:iCs/>
-                <w:color w:val="595959"/>
-                <w:sz w:val="20"/>
-                <w:szCs w:val="20"/>
-              </w:rPr>
-              <w:t xml:space="preserve">reports/figures/06_top10_routes.png</w:t>
-            </w:r>
-          </w:p>
-        </w:tc>
-      </w:tr>
-    </w:tbl>
-    <w:p>
-      <w:pPr>
-        <w:pBdr>
-          <w:left w:val="single" w:color="B7472A" w:sz="12" w:space="8"/>
-        </w:pBdr>
-        <w:shd w:fill="F2F2F2" w:val="clear"/>
-        <w:spacing w:after="200"/>
-      </w:pPr>
-      <w:r>
-        <w:rPr>
-          <w:b/>
-          <w:bCs/>
-          <w:color w:val="B7472A"/>
-        </w:rPr>
-        <w:t xml:space="preserve">TODO: </w:t>
-      </w:r>
-      <w:r>
-        <w:rPr>
-          <w:i/>
-          <w:iCs/>
-          <w:color w:val="595959"/>
-        </w:rPr>
-        <w:t xml:space="preserve">State the most frequent route(s) and whether they are also the most profitable (compare against results/route.tsv sorted by revenue).</w:t>
-      </w:r>
-    </w:p>
-    <w:p>
-      <w:pPr>
-        <w:pStyle w:val="Heading2"/>
-        <w:spacing w:after="120" w:before="240"/>
-      </w:pPr>
-      <w:r>
-        <w:rPr>
-          <w:color w:val="1F4E79"/>
-        </w:rPr>
-        <w:t xml:space="preserve">9.7. Average Fare vs Distance Category</w:t>
-      </w:r>
-    </w:p>
-    <w:tbl>
-      <w:tblPr>
-        <w:tblW w:type="dxa" w:w="9360"/>
-        <w:tblBorders>
-          <w:top w:val="single" w:color="auto" w:sz="4"/>
-          <w:left w:val="single" w:color="auto" w:sz="4"/>
-          <w:bottom w:val="single" w:color="auto" w:sz="4"/>
-          <w:right w:val="single" w:color="auto" w:sz="4"/>
-          <w:insideH w:val="single" w:color="auto" w:sz="4"/>
-          <w:insideV w:val="single" w:color="auto" w:sz="4"/>
-        </w:tblBorders>
-      </w:tblPr>
-      <w:tblGrid>
-        <w:gridCol w:w="9360"/>
-      </w:tblGrid>
-      <w:tr>
-        <w:tc>
-          <w:tcPr>
-            <w:tcW w:type="dxa" w:w="9360"/>
-            <w:tcBorders>
-              <w:top w:val="single" w:color="BFBFBF" w:sz="2"/>
-              <w:left w:val="single" w:color="BFBFBF" w:sz="2"/>
-              <w:bottom w:val="single" w:color="BFBFBF" w:sz="2"/>
-              <w:right w:val="single" w:color="BFBFBF" w:sz="2"/>
-            </w:tcBorders>
-            <w:shd w:fill="F2F2F2" w:val="clear"/>
-            <w:tcMar>
-              <w:top w:type="dxa" w:w="400"/>
-              <w:left w:type="dxa" w:w="200"/>
-              <w:bottom w:type="dxa" w:w="400"/>
-              <w:right w:type="dxa" w:w="200"/>
-            </w:tcMar>
-            <w:vAlign w:val="center"/>
-          </w:tcPr>
-          <w:p>
-            <w:pPr>
-              <w:jc w:val="center"/>
-            </w:pPr>
-            <w:r>
-              <w:rPr>
-                <w:b/>
-                <w:bCs/>
-                <w:color w:val="595959"/>
-              </w:rPr>
-              <w:t xml:space="preserve">[ INSERT SCREENSHOT HERE ]</w:t>
-            </w:r>
-          </w:p>
-          <w:p>
-            <w:pPr>
-              <w:spacing w:before="80"/>
-              <w:jc w:val="center"/>
-            </w:pPr>
-            <w:r>
-              <w:rPr>
-                <w:i/>
-                <w:iCs/>
-                <w:color w:val="595959"/>
-                <w:sz w:val="20"/>
-                <w:szCs w:val="20"/>
-              </w:rPr>
-              <w:t xml:space="preserve">reports/figures/07_revenue_vs_distance.png</w:t>
-            </w:r>
-          </w:p>
-        </w:tc>
-      </w:tr>
-    </w:tbl>
-    <w:p>
-      <w:pPr>
-        <w:pBdr>
-          <w:left w:val="single" w:color="B7472A" w:sz="12" w:space="8"/>
-        </w:pBdr>
-        <w:shd w:fill="F2F2F2" w:val="clear"/>
-        <w:spacing w:after="200"/>
-      </w:pPr>
-      <w:r>
-        <w:rPr>
-          <w:b/>
-          <w:bCs/>
-          <w:color w:val="B7472A"/>
-        </w:rPr>
-        <w:t xml:space="preserve">TODO: </w:t>
-      </w:r>
-      <w:r>
-        <w:rPr>
-          <w:i/>
-          <w:iCs/>
-          <w:color w:val="595959"/>
-        </w:rPr>
-        <w:t xml:space="preserve">Describe the relationship shown — does average fare increase linearly with distance, or level off?</w:t>
-      </w:r>
-    </w:p>
-    <w:p>
-      <w:pPr>
-        <w:pStyle w:val="Heading1"/>
-        <w:pageBreakBefore/>
-        <w:spacing w:after="200" w:before="0"/>
-      </w:pPr>
-      <w:r>
-        <w:rPr>
-          <w:color w:val="1F4E79"/>
-        </w:rPr>
-        <w:t xml:space="preserve">10. Multi-Stage MapReduce</w:t>
-      </w:r>
-    </w:p>
-    <w:p>
-      <w:pPr>
-        <w:spacing w:after="160"/>
-      </w:pPr>
-      <w:r>
-        <w:t xml:space="preserve">Job 1 (mapper_revenue.py / reducer_revenue.py) computes total revenue per pickup zone. Its HDFS output at /taxi_project/output/revenue/ is used directly as the input to Job 2 (multistage/mapper_top_revenue.py / reducer_top_revenue.py), which finds the global top-10 highest-revenue zones. Job 2's mapper emits a constant key (“ALL”) for every line so that every zone's total lands on a single reducer, where a full sort produces a true global ranking — this only scales because Job 1's output (a few hundred zones) is small, even though its input (millions of trips) was not.</w:t>
-      </w:r>
-    </w:p>
-    <w:p>
-      <w:pPr>
-        <w:pStyle w:val="Heading2"/>
-        <w:spacing w:after="120" w:before="240"/>
-      </w:pPr>
-      <w:r>
-        <w:rPr>
-          <w:color w:val="1F4E79"/>
-        </w:rPr>
-        <w:t xml:space="preserve">Evidence: Intermediate HDFS output (Job 1)</w:t>
-      </w:r>
-    </w:p>
-    <w:tbl>
-      <w:tblPr>
-        <w:tblW w:type="dxa" w:w="9360"/>
-        <w:tblBorders>
-          <w:top w:val="single" w:color="auto" w:sz="4"/>
-          <w:left w:val="single" w:color="auto" w:sz="4"/>
-          <w:bottom w:val="single" w:color="auto" w:sz="4"/>
-          <w:right w:val="single" w:color="auto" w:sz="4"/>
-          <w:insideH w:val="single" w:color="auto" w:sz="4"/>
-          <w:insideV w:val="single" w:color="auto" w:sz="4"/>
-        </w:tblBorders>
-      </w:tblPr>
-      <w:tblGrid>
-        <w:gridCol w:w="9360"/>
-      </w:tblGrid>
-      <w:tr>
-        <w:tc>
-          <w:tcPr>
-            <w:tcW w:type="dxa" w:w="9360"/>
-            <w:tcBorders>
-              <w:top w:val="single" w:color="BFBFBF" w:sz="2"/>
-              <w:left w:val="single" w:color="BFBFBF" w:sz="2"/>
-              <w:bottom w:val="single" w:color="BFBFBF" w:sz="2"/>
-              <w:right w:val="single" w:color="BFBFBF" w:sz="2"/>
-            </w:tcBorders>
-            <w:shd w:fill="F2F2F2" w:val="clear"/>
-            <w:tcMar>
-              <w:top w:type="dxa" w:w="400"/>
-              <w:left w:type="dxa" w:w="200"/>
-              <w:bottom w:type="dxa" w:w="400"/>
-              <w:right w:type="dxa" w:w="200"/>
-            </w:tcMar>
-            <w:vAlign w:val="center"/>
-          </w:tcPr>
-          <w:p>
-            <w:pPr>
-              <w:jc w:val="center"/>
-            </w:pPr>
-            <w:r>
-              <w:rPr>
-                <w:b/>
-                <w:bCs/>
-                <w:color w:val="595959"/>
-              </w:rPr>
-              <w:t xml:space="preserve">[ INSERT SCREENSHOT HERE ]</w:t>
-            </w:r>
-          </w:p>
-          <w:p>
-            <w:pPr>
-              <w:spacing w:before="80"/>
-              <w:jc w:val="center"/>
-            </w:pPr>
-            <w:r>
-              <w:rPr>
-                <w:i/>
-                <w:iCs/>
-                <w:color w:val="595959"/>
-                <w:sz w:val="20"/>
-                <w:szCs w:val="20"/>
-              </w:rPr>
-              <w:t xml:space="preserve">hdfs dfs -cat /taxi_project/output/revenue/part-* | head</w:t>
-            </w:r>
-          </w:p>
-        </w:tc>
-      </w:tr>
-    </w:tbl>
-    <w:p>
-      <w:pPr>
-        <w:pStyle w:val="Heading2"/>
-        <w:spacing w:after="120" w:before="240"/>
-      </w:pPr>
-      <w:r>
-        <w:rPr>
-          <w:color w:val="1F4E79"/>
-        </w:rPr>
-        <w:t xml:space="preserve">Evidence: Final result (Job 2)</w:t>
-      </w:r>
-    </w:p>
-    <w:tbl>
-      <w:tblPr>
-        <w:tblW w:type="dxa" w:w="9360"/>
-        <w:tblBorders>
-          <w:top w:val="single" w:color="auto" w:sz="4"/>
-          <w:left w:val="single" w:color="auto" w:sz="4"/>
-          <w:bottom w:val="single" w:color="auto" w:sz="4"/>
-          <w:right w:val="single" w:color="auto" w:sz="4"/>
-          <w:insideH w:val="single" w:color="auto" w:sz="4"/>
-          <w:insideV w:val="single" w:color="auto" w:sz="4"/>
-        </w:tblBorders>
-      </w:tblPr>
-      <w:tblGrid>
-        <w:gridCol w:w="9360"/>
-      </w:tblGrid>
-      <w:tr>
-        <w:tc>
-          <w:tcPr>
-            <w:tcW w:type="dxa" w:w="9360"/>
-            <w:tcBorders>
-              <w:top w:val="single" w:color="BFBFBF" w:sz="2"/>
-              <w:left w:val="single" w:color="BFBFBF" w:sz="2"/>
-              <w:bottom w:val="single" w:color="BFBFBF" w:sz="2"/>
-              <w:right w:val="single" w:color="BFBFBF" w:sz="2"/>
-            </w:tcBorders>
-            <w:shd w:fill="F2F2F2" w:val="clear"/>
-            <w:tcMar>
-              <w:top w:type="dxa" w:w="400"/>
-              <w:left w:type="dxa" w:w="200"/>
-              <w:bottom w:type="dxa" w:w="400"/>
-              <w:right w:type="dxa" w:w="200"/>
-            </w:tcMar>
-            <w:vAlign w:val="center"/>
-          </w:tcPr>
-          <w:p>
-            <w:pPr>
-              <w:jc w:val="center"/>
-            </w:pPr>
-            <w:r>
-              <w:rPr>
-                <w:b/>
-                <w:bCs/>
-                <w:color w:val="595959"/>
-              </w:rPr>
-              <w:t xml:space="preserve">[ INSERT SCREENSHOT HERE ]</w:t>
-            </w:r>
-          </w:p>
-          <w:p>
-            <w:pPr>
-              <w:spacing w:before="80"/>
-              <w:jc w:val="center"/>
-            </w:pPr>
-            <w:r>
-              <w:rPr>
-                <w:i/>
-                <w:iCs/>
-                <w:color w:val="595959"/>
-                <w:sz w:val="20"/>
-                <w:szCs w:val="20"/>
-              </w:rPr>
-              <w:t xml:space="preserve">hdfs dfs -cat /taxi_project/output/top_revenue/part-*</w:t>
-            </w:r>
-          </w:p>
-        </w:tc>
-      </w:tr>
-    </w:tbl>
-    <w:p>
-      <w:pPr>
-        <w:pBdr>
-          <w:left w:val="single" w:color="B7472A" w:sz="12" w:space="8"/>
-        </w:pBdr>
-        <w:shd w:fill="F2F2F2" w:val="clear"/>
-        <w:spacing w:after="200"/>
-      </w:pPr>
-      <w:r>
-        <w:rPr>
-          <w:b/>
-          <w:bCs/>
-          <w:color w:val="B7472A"/>
-        </w:rPr>
-        <w:t xml:space="preserve">TODO: </w:t>
-      </w:r>
-      <w:r>
-        <w:rPr>
-          <w:i/>
-          <w:iCs/>
-          <w:color w:val="595959"/>
-        </w:rPr>
-        <w:t xml:space="preserve">Insert the actual top-10 zones and revenue figures as a table, and name the single highest-revenue zone.</w:t>
-      </w:r>
-    </w:p>
     <w:p>
       <w:pPr>
         <w:pStyle w:val="Heading1"/>
@@ -5527,7 +9373,7 @@
         <w:spacing w:after="160"/>
       </w:pPr>
       <w:r>
-        <w:t xml:space="preserve">Identical analysis (revenue by pickup zone) run with plain Python/Pandas (scripts/pandas_baseline.py) and with Hadoop MapReduce, for direct comparison.</w:t>
+        <w:t xml:space="preserve">Identical analysis (revenue by pickup zone) run with plain Python/Pandas (scripts/pandas_baseline.py) on the real, full cleaned dataset. The Pandas column is real, measured output; the Hadoop MapReduce column still needs your real cluster's numbers for the exact same job (mapper_revenue.py / reducer_revenue.py, output at /taxi_project/output/revenue/), read off the YARN application page for that run.</w:t>
       </w:r>
     </w:p>
     <w:tbl>
@@ -5609,7 +9455,7 @@
                 <w:sz w:val="20"/>
                 <w:szCs w:val="20"/>
               </w:rPr>
-              <w:t xml:space="preserve">Python/Pandas</w:t>
+              <w:t xml:space="preserve">Python/Pandas (real)</w:t>
             </w:r>
           </w:p>
         </w:tc>
@@ -5684,6 +9530,35 @@
               <w:bottom w:val="single" w:color="BFBFBF" w:sz="2"/>
               <w:right w:val="single" w:color="BFBFBF" w:sz="2"/>
             </w:tcBorders>
+            <w:tcMar>
+              <w:top w:type="dxa" w:w="100"/>
+              <w:left w:type="dxa" w:w="120"/>
+              <w:bottom w:type="dxa" w:w="100"/>
+              <w:right w:type="dxa" w:w="120"/>
+            </w:tcMar>
+            <w:vAlign w:val="center"/>
+          </w:tcPr>
+          <w:p>
+            <w:r>
+              <w:rPr>
+                <w:i w:val="false"/>
+                <w:iCs w:val="false"/>
+                <w:sz w:val="20"/>
+                <w:szCs w:val="20"/>
+              </w:rPr>
+              <w:t xml:space="preserve">1,047.9 MB (combined cleaned CSV)</w:t>
+            </w:r>
+          </w:p>
+        </w:tc>
+        <w:tc>
+          <w:tcPr>
+            <w:tcW w:type="dxa" w:w="3120"/>
+            <w:tcBorders>
+              <w:top w:val="single" w:color="BFBFBF" w:sz="2"/>
+              <w:left w:val="single" w:color="BFBFBF" w:sz="2"/>
+              <w:bottom w:val="single" w:color="BFBFBF" w:sz="2"/>
+              <w:right w:val="single" w:color="BFBFBF" w:sz="2"/>
+            </w:tcBorders>
             <w:shd w:fill="F2F2F2" w:val="clear"/>
             <w:tcMar>
               <w:top w:type="dxa" w:w="100"/>
@@ -5706,6 +9581,66 @@
             </w:r>
           </w:p>
         </w:tc>
+      </w:tr>
+      <w:tr>
+        <w:tc>
+          <w:tcPr>
+            <w:tcW w:type="dxa" w:w="3120"/>
+            <w:tcBorders>
+              <w:top w:val="single" w:color="BFBFBF" w:sz="2"/>
+              <w:left w:val="single" w:color="BFBFBF" w:sz="2"/>
+              <w:bottom w:val="single" w:color="BFBFBF" w:sz="2"/>
+              <w:right w:val="single" w:color="BFBFBF" w:sz="2"/>
+            </w:tcBorders>
+            <w:tcMar>
+              <w:top w:type="dxa" w:w="100"/>
+              <w:left w:type="dxa" w:w="120"/>
+              <w:bottom w:type="dxa" w:w="100"/>
+              <w:right w:type="dxa" w:w="120"/>
+            </w:tcMar>
+            <w:vAlign w:val="center"/>
+          </w:tcPr>
+          <w:p>
+            <w:r>
+              <w:rPr>
+                <w:i w:val="false"/>
+                <w:iCs w:val="false"/>
+                <w:sz w:val="20"/>
+                <w:szCs w:val="20"/>
+              </w:rPr>
+              <w:t xml:space="preserve">Number of Records</w:t>
+            </w:r>
+          </w:p>
+        </w:tc>
+        <w:tc>
+          <w:tcPr>
+            <w:tcW w:type="dxa" w:w="3120"/>
+            <w:tcBorders>
+              <w:top w:val="single" w:color="BFBFBF" w:sz="2"/>
+              <w:left w:val="single" w:color="BFBFBF" w:sz="2"/>
+              <w:bottom w:val="single" w:color="BFBFBF" w:sz="2"/>
+              <w:right w:val="single" w:color="BFBFBF" w:sz="2"/>
+            </w:tcBorders>
+            <w:tcMar>
+              <w:top w:type="dxa" w:w="100"/>
+              <w:left w:type="dxa" w:w="120"/>
+              <w:bottom w:type="dxa" w:w="100"/>
+              <w:right w:type="dxa" w:w="120"/>
+            </w:tcMar>
+            <w:vAlign w:val="center"/>
+          </w:tcPr>
+          <w:p>
+            <w:r>
+              <w:rPr>
+                <w:i w:val="false"/>
+                <w:iCs w:val="false"/>
+                <w:sz w:val="20"/>
+                <w:szCs w:val="20"/>
+              </w:rPr>
+              <w:t xml:space="preserve">10,448,162</w:t>
+            </w:r>
+          </w:p>
+        </w:tc>
         <w:tc>
           <w:tcPr>
             <w:tcW w:type="dxa" w:w="3120"/>
@@ -5764,7 +9699,36 @@
                 <w:sz w:val="20"/>
                 <w:szCs w:val="20"/>
               </w:rPr>
-              <w:t xml:space="preserve">Number of Records</w:t>
+              <w:t xml:space="preserve">Execution Time</w:t>
+            </w:r>
+          </w:p>
+        </w:tc>
+        <w:tc>
+          <w:tcPr>
+            <w:tcW w:type="dxa" w:w="3120"/>
+            <w:tcBorders>
+              <w:top w:val="single" w:color="BFBFBF" w:sz="2"/>
+              <w:left w:val="single" w:color="BFBFBF" w:sz="2"/>
+              <w:bottom w:val="single" w:color="BFBFBF" w:sz="2"/>
+              <w:right w:val="single" w:color="BFBFBF" w:sz="2"/>
+            </w:tcBorders>
+            <w:tcMar>
+              <w:top w:type="dxa" w:w="100"/>
+              <w:left w:type="dxa" w:w="120"/>
+              <w:bottom w:type="dxa" w:w="100"/>
+              <w:right w:type="dxa" w:w="120"/>
+            </w:tcMar>
+            <w:vAlign w:val="center"/>
+          </w:tcPr>
+          <w:p>
+            <w:r>
+              <w:rPr>
+                <w:i w:val="false"/>
+                <w:iCs w:val="false"/>
+                <w:sz w:val="20"/>
+                <w:szCs w:val="20"/>
+              </w:rPr>
+              <w:t xml:space="preserve">12.36 s (wall clock, single process)</w:t>
             </w:r>
           </w:p>
         </w:tc>
@@ -5799,6 +9763,66 @@
             </w:r>
           </w:p>
         </w:tc>
+      </w:tr>
+      <w:tr>
+        <w:tc>
+          <w:tcPr>
+            <w:tcW w:type="dxa" w:w="3120"/>
+            <w:tcBorders>
+              <w:top w:val="single" w:color="BFBFBF" w:sz="2"/>
+              <w:left w:val="single" w:color="BFBFBF" w:sz="2"/>
+              <w:bottom w:val="single" w:color="BFBFBF" w:sz="2"/>
+              <w:right w:val="single" w:color="BFBFBF" w:sz="2"/>
+            </w:tcBorders>
+            <w:tcMar>
+              <w:top w:type="dxa" w:w="100"/>
+              <w:left w:type="dxa" w:w="120"/>
+              <w:bottom w:type="dxa" w:w="100"/>
+              <w:right w:type="dxa" w:w="120"/>
+            </w:tcMar>
+            <w:vAlign w:val="center"/>
+          </w:tcPr>
+          <w:p>
+            <w:r>
+              <w:rPr>
+                <w:i w:val="false"/>
+                <w:iCs w:val="false"/>
+                <w:sz w:val="20"/>
+                <w:szCs w:val="20"/>
+              </w:rPr>
+              <w:t xml:space="preserve">Memory Used</w:t>
+            </w:r>
+          </w:p>
+        </w:tc>
+        <w:tc>
+          <w:tcPr>
+            <w:tcW w:type="dxa" w:w="3120"/>
+            <w:tcBorders>
+              <w:top w:val="single" w:color="BFBFBF" w:sz="2"/>
+              <w:left w:val="single" w:color="BFBFBF" w:sz="2"/>
+              <w:bottom w:val="single" w:color="BFBFBF" w:sz="2"/>
+              <w:right w:val="single" w:color="BFBFBF" w:sz="2"/>
+            </w:tcBorders>
+            <w:tcMar>
+              <w:top w:type="dxa" w:w="100"/>
+              <w:left w:type="dxa" w:w="120"/>
+              <w:bottom w:type="dxa" w:w="100"/>
+              <w:right w:type="dxa" w:w="120"/>
+            </w:tcMar>
+            <w:vAlign w:val="center"/>
+          </w:tcPr>
+          <w:p>
+            <w:r>
+              <w:rPr>
+                <w:i w:val="false"/>
+                <w:iCs w:val="false"/>
+                <w:sz w:val="20"/>
+                <w:szCs w:val="20"/>
+              </w:rPr>
+              <w:t xml:space="preserve">558.2 MB (peak, tracemalloc)</w:t>
+            </w:r>
+          </w:p>
+        </w:tc>
         <w:tc>
           <w:tcPr>
             <w:tcW w:type="dxa" w:w="3120"/>
@@ -5857,7 +9881,36 @@
                 <w:sz w:val="20"/>
                 <w:szCs w:val="20"/>
               </w:rPr>
-              <w:t xml:space="preserve">Execution Time</w:t>
+              <w:t xml:space="preserve">Mapper Tasks</w:t>
+            </w:r>
+          </w:p>
+        </w:tc>
+        <w:tc>
+          <w:tcPr>
+            <w:tcW w:type="dxa" w:w="3120"/>
+            <w:tcBorders>
+              <w:top w:val="single" w:color="BFBFBF" w:sz="2"/>
+              <w:left w:val="single" w:color="BFBFBF" w:sz="2"/>
+              <w:bottom w:val="single" w:color="BFBFBF" w:sz="2"/>
+              <w:right w:val="single" w:color="BFBFBF" w:sz="2"/>
+            </w:tcBorders>
+            <w:tcMar>
+              <w:top w:type="dxa" w:w="100"/>
+              <w:left w:type="dxa" w:w="120"/>
+              <w:bottom w:type="dxa" w:w="100"/>
+              <w:right w:type="dxa" w:w="120"/>
+            </w:tcMar>
+            <w:vAlign w:val="center"/>
+          </w:tcPr>
+          <w:p>
+            <w:r>
+              <w:rPr>
+                <w:i w:val="false"/>
+                <w:iCs w:val="false"/>
+                <w:sz w:val="20"/>
+                <w:szCs w:val="20"/>
+              </w:rPr>
+              <w:t xml:space="preserve">n/a</w:t>
             </w:r>
           </w:p>
         </w:tc>
@@ -5892,6 +9945,66 @@
             </w:r>
           </w:p>
         </w:tc>
+      </w:tr>
+      <w:tr>
+        <w:tc>
+          <w:tcPr>
+            <w:tcW w:type="dxa" w:w="3120"/>
+            <w:tcBorders>
+              <w:top w:val="single" w:color="BFBFBF" w:sz="2"/>
+              <w:left w:val="single" w:color="BFBFBF" w:sz="2"/>
+              <w:bottom w:val="single" w:color="BFBFBF" w:sz="2"/>
+              <w:right w:val="single" w:color="BFBFBF" w:sz="2"/>
+            </w:tcBorders>
+            <w:tcMar>
+              <w:top w:type="dxa" w:w="100"/>
+              <w:left w:type="dxa" w:w="120"/>
+              <w:bottom w:type="dxa" w:w="100"/>
+              <w:right w:type="dxa" w:w="120"/>
+            </w:tcMar>
+            <w:vAlign w:val="center"/>
+          </w:tcPr>
+          <w:p>
+            <w:r>
+              <w:rPr>
+                <w:i w:val="false"/>
+                <w:iCs w:val="false"/>
+                <w:sz w:val="20"/>
+                <w:szCs w:val="20"/>
+              </w:rPr>
+              <w:t xml:space="preserve">Reducer Tasks</w:t>
+            </w:r>
+          </w:p>
+        </w:tc>
+        <w:tc>
+          <w:tcPr>
+            <w:tcW w:type="dxa" w:w="3120"/>
+            <w:tcBorders>
+              <w:top w:val="single" w:color="BFBFBF" w:sz="2"/>
+              <w:left w:val="single" w:color="BFBFBF" w:sz="2"/>
+              <w:bottom w:val="single" w:color="BFBFBF" w:sz="2"/>
+              <w:right w:val="single" w:color="BFBFBF" w:sz="2"/>
+            </w:tcBorders>
+            <w:tcMar>
+              <w:top w:type="dxa" w:w="100"/>
+              <w:left w:type="dxa" w:w="120"/>
+              <w:bottom w:type="dxa" w:w="100"/>
+              <w:right w:type="dxa" w:w="120"/>
+            </w:tcMar>
+            <w:vAlign w:val="center"/>
+          </w:tcPr>
+          <w:p>
+            <w:r>
+              <w:rPr>
+                <w:i w:val="false"/>
+                <w:iCs w:val="false"/>
+                <w:sz w:val="20"/>
+                <w:szCs w:val="20"/>
+              </w:rPr>
+              <w:t xml:space="preserve">n/a</w:t>
+            </w:r>
+          </w:p>
+        </w:tc>
         <w:tc>
           <w:tcPr>
             <w:tcW w:type="dxa" w:w="3120"/>
@@ -5950,7 +10063,36 @@
                 <w:sz w:val="20"/>
                 <w:szCs w:val="20"/>
               </w:rPr>
-              <w:t xml:space="preserve">Memory Used</w:t>
+              <w:t xml:space="preserve">Output Size</w:t>
+            </w:r>
+          </w:p>
+        </w:tc>
+        <w:tc>
+          <w:tcPr>
+            <w:tcW w:type="dxa" w:w="3120"/>
+            <w:tcBorders>
+              <w:top w:val="single" w:color="BFBFBF" w:sz="2"/>
+              <w:left w:val="single" w:color="BFBFBF" w:sz="2"/>
+              <w:bottom w:val="single" w:color="BFBFBF" w:sz="2"/>
+              <w:right w:val="single" w:color="BFBFBF" w:sz="2"/>
+            </w:tcBorders>
+            <w:tcMar>
+              <w:top w:type="dxa" w:w="100"/>
+              <w:left w:type="dxa" w:w="120"/>
+              <w:bottom w:type="dxa" w:w="100"/>
+              <w:right w:type="dxa" w:w="120"/>
+            </w:tcMar>
+            <w:vAlign w:val="center"/>
+          </w:tcPr>
+          <w:p>
+            <w:r>
+              <w:rPr>
+                <w:i w:val="false"/>
+                <w:iCs w:val="false"/>
+                <w:sz w:val="20"/>
+                <w:szCs w:val="20"/>
+              </w:rPr>
+              <w:t xml:space="preserve">18.5 KB (262 zones)</w:t>
             </w:r>
           </w:p>
         </w:tc>
@@ -5985,322 +10127,37 @@
             </w:r>
           </w:p>
         </w:tc>
-        <w:tc>
-          <w:tcPr>
-            <w:tcW w:type="dxa" w:w="3120"/>
-            <w:tcBorders>
-              <w:top w:val="single" w:color="BFBFBF" w:sz="2"/>
-              <w:left w:val="single" w:color="BFBFBF" w:sz="2"/>
-              <w:bottom w:val="single" w:color="BFBFBF" w:sz="2"/>
-              <w:right w:val="single" w:color="BFBFBF" w:sz="2"/>
-            </w:tcBorders>
-            <w:shd w:fill="F2F2F2" w:val="clear"/>
-            <w:tcMar>
-              <w:top w:type="dxa" w:w="100"/>
-              <w:left w:type="dxa" w:w="120"/>
-              <w:bottom w:type="dxa" w:w="100"/>
-              <w:right w:type="dxa" w:w="120"/>
-            </w:tcMar>
-            <w:vAlign w:val="center"/>
-          </w:tcPr>
-          <w:p>
-            <w:r>
-              <w:rPr>
-                <w:i/>
-                <w:iCs/>
-                <w:color w:val="595959"/>
-                <w:sz w:val="20"/>
-                <w:szCs w:val="20"/>
-              </w:rPr>
-              <w:t xml:space="preserve">[__]</w:t>
-            </w:r>
-          </w:p>
-        </w:tc>
-      </w:tr>
-      <w:tr>
-        <w:tc>
-          <w:tcPr>
-            <w:tcW w:type="dxa" w:w="3120"/>
-            <w:tcBorders>
-              <w:top w:val="single" w:color="BFBFBF" w:sz="2"/>
-              <w:left w:val="single" w:color="BFBFBF" w:sz="2"/>
-              <w:bottom w:val="single" w:color="BFBFBF" w:sz="2"/>
-              <w:right w:val="single" w:color="BFBFBF" w:sz="2"/>
-            </w:tcBorders>
-            <w:tcMar>
-              <w:top w:type="dxa" w:w="100"/>
-              <w:left w:type="dxa" w:w="120"/>
-              <w:bottom w:type="dxa" w:w="100"/>
-              <w:right w:type="dxa" w:w="120"/>
-            </w:tcMar>
-            <w:vAlign w:val="center"/>
-          </w:tcPr>
-          <w:p>
-            <w:r>
-              <w:rPr>
-                <w:i w:val="false"/>
-                <w:iCs w:val="false"/>
-                <w:sz w:val="20"/>
-                <w:szCs w:val="20"/>
-              </w:rPr>
-              <w:t xml:space="preserve">Mapper Tasks</w:t>
-            </w:r>
-          </w:p>
-        </w:tc>
-        <w:tc>
-          <w:tcPr>
-            <w:tcW w:type="dxa" w:w="3120"/>
-            <w:tcBorders>
-              <w:top w:val="single" w:color="BFBFBF" w:sz="2"/>
-              <w:left w:val="single" w:color="BFBFBF" w:sz="2"/>
-              <w:bottom w:val="single" w:color="BFBFBF" w:sz="2"/>
-              <w:right w:val="single" w:color="BFBFBF" w:sz="2"/>
-            </w:tcBorders>
-            <w:shd w:fill="F2F2F2" w:val="clear"/>
-            <w:tcMar>
-              <w:top w:type="dxa" w:w="100"/>
-              <w:left w:type="dxa" w:w="120"/>
-              <w:bottom w:type="dxa" w:w="100"/>
-              <w:right w:type="dxa" w:w="120"/>
-            </w:tcMar>
-            <w:vAlign w:val="center"/>
-          </w:tcPr>
-          <w:p>
-            <w:r>
-              <w:rPr>
-                <w:i/>
-                <w:iCs/>
-                <w:color w:val="595959"/>
-                <w:sz w:val="20"/>
-                <w:szCs w:val="20"/>
-              </w:rPr>
-              <w:t xml:space="preserve">n/a</w:t>
-            </w:r>
-          </w:p>
-        </w:tc>
-        <w:tc>
-          <w:tcPr>
-            <w:tcW w:type="dxa" w:w="3120"/>
-            <w:tcBorders>
-              <w:top w:val="single" w:color="BFBFBF" w:sz="2"/>
-              <w:left w:val="single" w:color="BFBFBF" w:sz="2"/>
-              <w:bottom w:val="single" w:color="BFBFBF" w:sz="2"/>
-              <w:right w:val="single" w:color="BFBFBF" w:sz="2"/>
-            </w:tcBorders>
-            <w:shd w:fill="F2F2F2" w:val="clear"/>
-            <w:tcMar>
-              <w:top w:type="dxa" w:w="100"/>
-              <w:left w:type="dxa" w:w="120"/>
-              <w:bottom w:type="dxa" w:w="100"/>
-              <w:right w:type="dxa" w:w="120"/>
-            </w:tcMar>
-            <w:vAlign w:val="center"/>
-          </w:tcPr>
-          <w:p>
-            <w:r>
-              <w:rPr>
-                <w:i/>
-                <w:iCs/>
-                <w:color w:val="595959"/>
-                <w:sz w:val="20"/>
-                <w:szCs w:val="20"/>
-              </w:rPr>
-              <w:t xml:space="preserve">[__]</w:t>
-            </w:r>
-          </w:p>
-        </w:tc>
-      </w:tr>
-      <w:tr>
-        <w:tc>
-          <w:tcPr>
-            <w:tcW w:type="dxa" w:w="3120"/>
-            <w:tcBorders>
-              <w:top w:val="single" w:color="BFBFBF" w:sz="2"/>
-              <w:left w:val="single" w:color="BFBFBF" w:sz="2"/>
-              <w:bottom w:val="single" w:color="BFBFBF" w:sz="2"/>
-              <w:right w:val="single" w:color="BFBFBF" w:sz="2"/>
-            </w:tcBorders>
-            <w:tcMar>
-              <w:top w:type="dxa" w:w="100"/>
-              <w:left w:type="dxa" w:w="120"/>
-              <w:bottom w:type="dxa" w:w="100"/>
-              <w:right w:type="dxa" w:w="120"/>
-            </w:tcMar>
-            <w:vAlign w:val="center"/>
-          </w:tcPr>
-          <w:p>
-            <w:r>
-              <w:rPr>
-                <w:i w:val="false"/>
-                <w:iCs w:val="false"/>
-                <w:sz w:val="20"/>
-                <w:szCs w:val="20"/>
-              </w:rPr>
-              <w:t xml:space="preserve">Reducer Tasks</w:t>
-            </w:r>
-          </w:p>
-        </w:tc>
-        <w:tc>
-          <w:tcPr>
-            <w:tcW w:type="dxa" w:w="3120"/>
-            <w:tcBorders>
-              <w:top w:val="single" w:color="BFBFBF" w:sz="2"/>
-              <w:left w:val="single" w:color="BFBFBF" w:sz="2"/>
-              <w:bottom w:val="single" w:color="BFBFBF" w:sz="2"/>
-              <w:right w:val="single" w:color="BFBFBF" w:sz="2"/>
-            </w:tcBorders>
-            <w:shd w:fill="F2F2F2" w:val="clear"/>
-            <w:tcMar>
-              <w:top w:type="dxa" w:w="100"/>
-              <w:left w:type="dxa" w:w="120"/>
-              <w:bottom w:type="dxa" w:w="100"/>
-              <w:right w:type="dxa" w:w="120"/>
-            </w:tcMar>
-            <w:vAlign w:val="center"/>
-          </w:tcPr>
-          <w:p>
-            <w:r>
-              <w:rPr>
-                <w:i/>
-                <w:iCs/>
-                <w:color w:val="595959"/>
-                <w:sz w:val="20"/>
-                <w:szCs w:val="20"/>
-              </w:rPr>
-              <w:t xml:space="preserve">n/a</w:t>
-            </w:r>
-          </w:p>
-        </w:tc>
-        <w:tc>
-          <w:tcPr>
-            <w:tcW w:type="dxa" w:w="3120"/>
-            <w:tcBorders>
-              <w:top w:val="single" w:color="BFBFBF" w:sz="2"/>
-              <w:left w:val="single" w:color="BFBFBF" w:sz="2"/>
-              <w:bottom w:val="single" w:color="BFBFBF" w:sz="2"/>
-              <w:right w:val="single" w:color="BFBFBF" w:sz="2"/>
-            </w:tcBorders>
-            <w:shd w:fill="F2F2F2" w:val="clear"/>
-            <w:tcMar>
-              <w:top w:type="dxa" w:w="100"/>
-              <w:left w:type="dxa" w:w="120"/>
-              <w:bottom w:type="dxa" w:w="100"/>
-              <w:right w:type="dxa" w:w="120"/>
-            </w:tcMar>
-            <w:vAlign w:val="center"/>
-          </w:tcPr>
-          <w:p>
-            <w:r>
-              <w:rPr>
-                <w:i/>
-                <w:iCs/>
-                <w:color w:val="595959"/>
-                <w:sz w:val="20"/>
-                <w:szCs w:val="20"/>
-              </w:rPr>
-              <w:t xml:space="preserve">[__]</w:t>
-            </w:r>
-          </w:p>
-        </w:tc>
-      </w:tr>
-      <w:tr>
-        <w:tc>
-          <w:tcPr>
-            <w:tcW w:type="dxa" w:w="3120"/>
-            <w:tcBorders>
-              <w:top w:val="single" w:color="BFBFBF" w:sz="2"/>
-              <w:left w:val="single" w:color="BFBFBF" w:sz="2"/>
-              <w:bottom w:val="single" w:color="BFBFBF" w:sz="2"/>
-              <w:right w:val="single" w:color="BFBFBF" w:sz="2"/>
-            </w:tcBorders>
-            <w:tcMar>
-              <w:top w:type="dxa" w:w="100"/>
-              <w:left w:type="dxa" w:w="120"/>
-              <w:bottom w:type="dxa" w:w="100"/>
-              <w:right w:type="dxa" w:w="120"/>
-            </w:tcMar>
-            <w:vAlign w:val="center"/>
-          </w:tcPr>
-          <w:p>
-            <w:r>
-              <w:rPr>
-                <w:i w:val="false"/>
-                <w:iCs w:val="false"/>
-                <w:sz w:val="20"/>
-                <w:szCs w:val="20"/>
-              </w:rPr>
-              <w:t xml:space="preserve">Output Size</w:t>
-            </w:r>
-          </w:p>
-        </w:tc>
-        <w:tc>
-          <w:tcPr>
-            <w:tcW w:type="dxa" w:w="3120"/>
-            <w:tcBorders>
-              <w:top w:val="single" w:color="BFBFBF" w:sz="2"/>
-              <w:left w:val="single" w:color="BFBFBF" w:sz="2"/>
-              <w:bottom w:val="single" w:color="BFBFBF" w:sz="2"/>
-              <w:right w:val="single" w:color="BFBFBF" w:sz="2"/>
-            </w:tcBorders>
-            <w:shd w:fill="F2F2F2" w:val="clear"/>
-            <w:tcMar>
-              <w:top w:type="dxa" w:w="100"/>
-              <w:left w:type="dxa" w:w="120"/>
-              <w:bottom w:type="dxa" w:w="100"/>
-              <w:right w:type="dxa" w:w="120"/>
-            </w:tcMar>
-            <w:vAlign w:val="center"/>
-          </w:tcPr>
-          <w:p>
-            <w:r>
-              <w:rPr>
-                <w:i/>
-                <w:iCs/>
-                <w:color w:val="595959"/>
-                <w:sz w:val="20"/>
-                <w:szCs w:val="20"/>
-              </w:rPr>
-              <w:t xml:space="preserve">[__]</w:t>
-            </w:r>
-          </w:p>
-        </w:tc>
-        <w:tc>
-          <w:tcPr>
-            <w:tcW w:type="dxa" w:w="3120"/>
-            <w:tcBorders>
-              <w:top w:val="single" w:color="BFBFBF" w:sz="2"/>
-              <w:left w:val="single" w:color="BFBFBF" w:sz="2"/>
-              <w:bottom w:val="single" w:color="BFBFBF" w:sz="2"/>
-              <w:right w:val="single" w:color="BFBFBF" w:sz="2"/>
-            </w:tcBorders>
-            <w:shd w:fill="F2F2F2" w:val="clear"/>
-            <w:tcMar>
-              <w:top w:type="dxa" w:w="100"/>
-              <w:left w:type="dxa" w:w="120"/>
-              <w:bottom w:type="dxa" w:w="100"/>
-              <w:right w:type="dxa" w:w="120"/>
-            </w:tcMar>
-            <w:vAlign w:val="center"/>
-          </w:tcPr>
-          <w:p>
-            <w:r>
-              <w:rPr>
-                <w:i/>
-                <w:iCs/>
-                <w:color w:val="595959"/>
-                <w:sz w:val="20"/>
-                <w:szCs w:val="20"/>
-              </w:rPr>
-              <w:t xml:space="preserve">[__]</w:t>
-            </w:r>
-          </w:p>
-        </w:tc>
       </w:tr>
     </w:tbl>
     <w:p>
       <w:pPr>
         <w:spacing w:after="160"/>
       </w:pPr>
+    </w:p>
+    <w:p>
+      <w:pPr>
+        <w:pBdr>
+          <w:left w:val="single" w:color="1F4E79" w:sz="12" w:space="8"/>
+        </w:pBdr>
+        <w:shd w:fill="E8EEF4" w:val="clear"/>
+        <w:spacing w:after="200"/>
+      </w:pPr>
+      <w:r>
+        <w:rPr>
+          <w:b/>
+          <w:bCs/>
+          <w:color w:val="1F4E79"/>
+        </w:rPr>
+        <w:t xml:space="preserve">REAL-DATA NOTE: </w:t>
+      </w:r>
+      <w:r>
+        <w:rPr>
+          <w:i/>
+          <w:iCs/>
+          <w:color w:val="595959"/>
+        </w:rPr>
+        <w:t xml:space="preserve">12.36 seconds for 10.4M rows on a single process is expected to beat Hadoop Streaming on a small/single-node cluster at this data size — Hadoop's fixed per-job overhead (JVM and container startup, writing intermediate Map output to disk, the network shuffle) does not pay for itself until the dataset is too large for one machine's RAM, which 1GB is nowhere close to. Fill in the real MapReduce numbers, then use the actual ratio you measure — not this expectation — in the discussion below.</w:t>
+      </w:r>
     </w:p>
     <w:p>
       <w:pPr>
@@ -6345,7 +10202,7 @@
         <w:spacing w:after="160"/>
       </w:pPr>
       <w:r>
-        <w:t xml:space="preserve">Answer each question using your own results (see WALKTHROUGH.md, Step 14, for exactly which results file each answer comes from).</w:t>
+        <w:t xml:space="preserve">Answers (a)-(j) below are filled in from this project's real results (see the cited results/*.tsv files and Section 9/10 for full detail). (k) and (l) need your own synthesis — they ask for judgment, not a lookup.</w:t>
       </w:r>
     </w:p>
     <w:tbl>
@@ -6470,6 +10327,606 @@
               <w:bottom w:val="single" w:color="BFBFBF" w:sz="2"/>
               <w:right w:val="single" w:color="BFBFBF" w:sz="2"/>
             </w:tcBorders>
+            <w:tcMar>
+              <w:top w:type="dxa" w:w="100"/>
+              <w:left w:type="dxa" w:w="120"/>
+              <w:bottom w:type="dxa" w:w="100"/>
+              <w:right w:type="dxa" w:w="120"/>
+            </w:tcMar>
+            <w:vAlign w:val="center"/>
+          </w:tcPr>
+          <w:p>
+            <w:r>
+              <w:rPr>
+                <w:i w:val="false"/>
+                <w:iCs w:val="false"/>
+                <w:sz w:val="20"/>
+                <w:szCs w:val="20"/>
+              </w:rPr>
+              <w:t xml:space="preserve">18:00, with 693,357 trips (04:00 is least busy, 88,983 trips).</w:t>
+            </w:r>
+          </w:p>
+        </w:tc>
+      </w:tr>
+      <w:tr>
+        <w:tc>
+          <w:tcPr>
+            <w:tcW w:type="dxa" w:w="4680"/>
+            <w:tcBorders>
+              <w:top w:val="single" w:color="BFBFBF" w:sz="2"/>
+              <w:left w:val="single" w:color="BFBFBF" w:sz="2"/>
+              <w:bottom w:val="single" w:color="BFBFBF" w:sz="2"/>
+              <w:right w:val="single" w:color="BFBFBF" w:sz="2"/>
+            </w:tcBorders>
+            <w:tcMar>
+              <w:top w:type="dxa" w:w="100"/>
+              <w:left w:type="dxa" w:w="120"/>
+              <w:bottom w:type="dxa" w:w="100"/>
+              <w:right w:type="dxa" w:w="120"/>
+            </w:tcMar>
+            <w:vAlign w:val="center"/>
+          </w:tcPr>
+          <w:p>
+            <w:r>
+              <w:rPr>
+                <w:i w:val="false"/>
+                <w:iCs w:val="false"/>
+                <w:sz w:val="20"/>
+                <w:szCs w:val="20"/>
+              </w:rPr>
+              <w:t xml:space="preserve">b) What is the busiest day of the week?</w:t>
+            </w:r>
+          </w:p>
+        </w:tc>
+        <w:tc>
+          <w:tcPr>
+            <w:tcW w:type="dxa" w:w="4680"/>
+            <w:tcBorders>
+              <w:top w:val="single" w:color="BFBFBF" w:sz="2"/>
+              <w:left w:val="single" w:color="BFBFBF" w:sz="2"/>
+              <w:bottom w:val="single" w:color="BFBFBF" w:sz="2"/>
+              <w:right w:val="single" w:color="BFBFBF" w:sz="2"/>
+            </w:tcBorders>
+            <w:tcMar>
+              <w:top w:type="dxa" w:w="100"/>
+              <w:left w:type="dxa" w:w="120"/>
+              <w:bottom w:type="dxa" w:w="100"/>
+              <w:right w:type="dxa" w:w="120"/>
+            </w:tcMar>
+            <w:vAlign w:val="center"/>
+          </w:tcPr>
+          <w:p>
+            <w:r>
+              <w:rPr>
+                <w:i w:val="false"/>
+                <w:iCs w:val="false"/>
+                <w:sz w:val="20"/>
+                <w:szCs w:val="20"/>
+              </w:rPr>
+              <w:t xml:space="preserve">Saturday, with 1,720,007 trips (Monday is least busy, 1,178,931).</w:t>
+            </w:r>
+          </w:p>
+        </w:tc>
+      </w:tr>
+      <w:tr>
+        <w:tc>
+          <w:tcPr>
+            <w:tcW w:type="dxa" w:w="4680"/>
+            <w:tcBorders>
+              <w:top w:val="single" w:color="BFBFBF" w:sz="2"/>
+              <w:left w:val="single" w:color="BFBFBF" w:sz="2"/>
+              <w:bottom w:val="single" w:color="BFBFBF" w:sz="2"/>
+              <w:right w:val="single" w:color="BFBFBF" w:sz="2"/>
+            </w:tcBorders>
+            <w:tcMar>
+              <w:top w:type="dxa" w:w="100"/>
+              <w:left w:type="dxa" w:w="120"/>
+              <w:bottom w:type="dxa" w:w="100"/>
+              <w:right w:type="dxa" w:w="120"/>
+            </w:tcMar>
+            <w:vAlign w:val="center"/>
+          </w:tcPr>
+          <w:p>
+            <w:r>
+              <w:rPr>
+                <w:i w:val="false"/>
+                <w:iCs w:val="false"/>
+                <w:sz w:val="20"/>
+                <w:szCs w:val="20"/>
+              </w:rPr>
+              <w:t xml:space="preserve">c) Which pickup zones generate the most trips?</w:t>
+            </w:r>
+          </w:p>
+        </w:tc>
+        <w:tc>
+          <w:tcPr>
+            <w:tcW w:type="dxa" w:w="4680"/>
+            <w:tcBorders>
+              <w:top w:val="single" w:color="BFBFBF" w:sz="2"/>
+              <w:left w:val="single" w:color="BFBFBF" w:sz="2"/>
+              <w:bottom w:val="single" w:color="BFBFBF" w:sz="2"/>
+              <w:right w:val="single" w:color="BFBFBF" w:sz="2"/>
+            </w:tcBorders>
+            <w:tcMar>
+              <w:top w:type="dxa" w:w="100"/>
+              <w:left w:type="dxa" w:w="120"/>
+              <w:bottom w:type="dxa" w:w="100"/>
+              <w:right w:type="dxa" w:w="120"/>
+            </w:tcMar>
+            <w:vAlign w:val="center"/>
+          </w:tcPr>
+          <w:p>
+            <w:r>
+              <w:rPr>
+                <w:i w:val="false"/>
+                <w:iCs w:val="false"/>
+                <w:sz w:val="20"/>
+                <w:szCs w:val="20"/>
+              </w:rPr>
+              <w:t xml:space="preserve">Zone 237 (455,593), then 236 (424,625), 161 (424,393), 132 (404,670).</w:t>
+            </w:r>
+          </w:p>
+        </w:tc>
+      </w:tr>
+      <w:tr>
+        <w:tc>
+          <w:tcPr>
+            <w:tcW w:type="dxa" w:w="4680"/>
+            <w:tcBorders>
+              <w:top w:val="single" w:color="BFBFBF" w:sz="2"/>
+              <w:left w:val="single" w:color="BFBFBF" w:sz="2"/>
+              <w:bottom w:val="single" w:color="BFBFBF" w:sz="2"/>
+              <w:right w:val="single" w:color="BFBFBF" w:sz="2"/>
+            </w:tcBorders>
+            <w:tcMar>
+              <w:top w:type="dxa" w:w="100"/>
+              <w:left w:type="dxa" w:w="120"/>
+              <w:bottom w:type="dxa" w:w="100"/>
+              <w:right w:type="dxa" w:w="120"/>
+            </w:tcMar>
+            <w:vAlign w:val="center"/>
+          </w:tcPr>
+          <w:p>
+            <w:r>
+              <w:rPr>
+                <w:i w:val="false"/>
+                <w:iCs w:val="false"/>
+                <w:sz w:val="20"/>
+                <w:szCs w:val="20"/>
+              </w:rPr>
+              <w:t xml:space="preserve">d) Which pickup zones generate the most revenue?</w:t>
+            </w:r>
+          </w:p>
+        </w:tc>
+        <w:tc>
+          <w:tcPr>
+            <w:tcW w:type="dxa" w:w="4680"/>
+            <w:tcBorders>
+              <w:top w:val="single" w:color="BFBFBF" w:sz="2"/>
+              <w:left w:val="single" w:color="BFBFBF" w:sz="2"/>
+              <w:bottom w:val="single" w:color="BFBFBF" w:sz="2"/>
+              <w:right w:val="single" w:color="BFBFBF" w:sz="2"/>
+            </w:tcBorders>
+            <w:tcMar>
+              <w:top w:type="dxa" w:w="100"/>
+              <w:left w:type="dxa" w:w="120"/>
+              <w:bottom w:type="dxa" w:w="100"/>
+              <w:right w:type="dxa" w:w="120"/>
+            </w:tcMar>
+            <w:vAlign w:val="center"/>
+          </w:tcPr>
+          <w:p>
+            <w:r>
+              <w:rPr>
+                <w:i w:val="false"/>
+                <w:iCs w:val="false"/>
+                <w:sz w:val="20"/>
+                <w:szCs w:val="20"/>
+              </w:rPr>
+              <w:t xml:space="preserve">Zone 132 / JFK Airport ($32.33M), then 138 / LaGuardia ($17.27M), 161 ($11.61M) — a different ranking from (c): airports are low-volume but very high-value.</w:t>
+            </w:r>
+          </w:p>
+        </w:tc>
+      </w:tr>
+      <w:tr>
+        <w:tc>
+          <w:tcPr>
+            <w:tcW w:type="dxa" w:w="4680"/>
+            <w:tcBorders>
+              <w:top w:val="single" w:color="BFBFBF" w:sz="2"/>
+              <w:left w:val="single" w:color="BFBFBF" w:sz="2"/>
+              <w:bottom w:val="single" w:color="BFBFBF" w:sz="2"/>
+              <w:right w:val="single" w:color="BFBFBF" w:sz="2"/>
+            </w:tcBorders>
+            <w:tcMar>
+              <w:top w:type="dxa" w:w="100"/>
+              <w:left w:type="dxa" w:w="120"/>
+              <w:bottom w:type="dxa" w:w="100"/>
+              <w:right w:type="dxa" w:w="120"/>
+            </w:tcMar>
+            <w:vAlign w:val="center"/>
+          </w:tcPr>
+          <w:p>
+            <w:r>
+              <w:rPr>
+                <w:i w:val="false"/>
+                <w:iCs w:val="false"/>
+                <w:sz w:val="20"/>
+                <w:szCs w:val="20"/>
+              </w:rPr>
+              <w:t xml:space="preserve">e) Which payment method contributes the most revenue?</w:t>
+            </w:r>
+          </w:p>
+        </w:tc>
+        <w:tc>
+          <w:tcPr>
+            <w:tcW w:type="dxa" w:w="4680"/>
+            <w:tcBorders>
+              <w:top w:val="single" w:color="BFBFBF" w:sz="2"/>
+              <w:left w:val="single" w:color="BFBFBF" w:sz="2"/>
+              <w:bottom w:val="single" w:color="BFBFBF" w:sz="2"/>
+              <w:right w:val="single" w:color="BFBFBF" w:sz="2"/>
+            </w:tcBorders>
+            <w:tcMar>
+              <w:top w:type="dxa" w:w="100"/>
+              <w:left w:type="dxa" w:w="120"/>
+              <w:bottom w:type="dxa" w:w="100"/>
+              <w:right w:type="dxa" w:w="120"/>
+            </w:tcMar>
+            <w:vAlign w:val="center"/>
+          </w:tcPr>
+          <w:p>
+            <w:r>
+              <w:rPr>
+                <w:i w:val="false"/>
+                <w:iCs w:val="false"/>
+                <w:sz w:val="20"/>
+                <w:szCs w:val="20"/>
+              </w:rPr>
+              <w:t xml:space="preserve">Credit_card: $198,728,509.94 across 6,704,347 trips (avg $19.56/trip fare, $4.14 tip).</w:t>
+            </w:r>
+          </w:p>
+        </w:tc>
+      </w:tr>
+      <w:tr>
+        <w:tc>
+          <w:tcPr>
+            <w:tcW w:type="dxa" w:w="4680"/>
+            <w:tcBorders>
+              <w:top w:val="single" w:color="BFBFBF" w:sz="2"/>
+              <w:left w:val="single" w:color="BFBFBF" w:sz="2"/>
+              <w:bottom w:val="single" w:color="BFBFBF" w:sz="2"/>
+              <w:right w:val="single" w:color="BFBFBF" w:sz="2"/>
+            </w:tcBorders>
+            <w:tcMar>
+              <w:top w:type="dxa" w:w="100"/>
+              <w:left w:type="dxa" w:w="120"/>
+              <w:bottom w:type="dxa" w:w="100"/>
+              <w:right w:type="dxa" w:w="120"/>
+            </w:tcMar>
+            <w:vAlign w:val="center"/>
+          </w:tcPr>
+          <w:p>
+            <w:r>
+              <w:rPr>
+                <w:i w:val="false"/>
+                <w:iCs w:val="false"/>
+                <w:sz w:val="20"/>
+                <w:szCs w:val="20"/>
+              </w:rPr>
+              <w:t xml:space="preserve">f) Do credit-card users generate more tips?</w:t>
+            </w:r>
+          </w:p>
+        </w:tc>
+        <w:tc>
+          <w:tcPr>
+            <w:tcW w:type="dxa" w:w="4680"/>
+            <w:tcBorders>
+              <w:top w:val="single" w:color="BFBFBF" w:sz="2"/>
+              <w:left w:val="single" w:color="BFBFBF" w:sz="2"/>
+              <w:bottom w:val="single" w:color="BFBFBF" w:sz="2"/>
+              <w:right w:val="single" w:color="BFBFBF" w:sz="2"/>
+            </w:tcBorders>
+            <w:tcMar>
+              <w:top w:type="dxa" w:w="100"/>
+              <w:left w:type="dxa" w:w="120"/>
+              <w:bottom w:type="dxa" w:w="100"/>
+              <w:right w:type="dxa" w:w="120"/>
+            </w:tcMar>
+            <w:vAlign w:val="center"/>
+          </w:tcPr>
+          <w:p>
+            <w:r>
+              <w:rPr>
+                <w:i w:val="false"/>
+                <w:iCs w:val="false"/>
+                <w:sz w:val="20"/>
+                <w:szCs w:val="20"/>
+              </w:rPr>
+              <w:t xml:space="preserve">Recorded avg tip is $4.14 (credit card) vs. $0.00 (cash) — but TLC's data dictionary confirms cash tips are not captured electronically, so this reflects a data-collection gap, not proof cash riders never tip.</w:t>
+            </w:r>
+          </w:p>
+        </w:tc>
+      </w:tr>
+      <w:tr>
+        <w:tc>
+          <w:tcPr>
+            <w:tcW w:type="dxa" w:w="4680"/>
+            <w:tcBorders>
+              <w:top w:val="single" w:color="BFBFBF" w:sz="2"/>
+              <w:left w:val="single" w:color="BFBFBF" w:sz="2"/>
+              <w:bottom w:val="single" w:color="BFBFBF" w:sz="2"/>
+              <w:right w:val="single" w:color="BFBFBF" w:sz="2"/>
+            </w:tcBorders>
+            <w:tcMar>
+              <w:top w:type="dxa" w:w="100"/>
+              <w:left w:type="dxa" w:w="120"/>
+              <w:bottom w:type="dxa" w:w="100"/>
+              <w:right w:type="dxa" w:w="120"/>
+            </w:tcMar>
+            <w:vAlign w:val="center"/>
+          </w:tcPr>
+          <w:p>
+            <w:r>
+              <w:rPr>
+                <w:i w:val="false"/>
+                <w:iCs w:val="false"/>
+                <w:sz w:val="20"/>
+                <w:szCs w:val="20"/>
+              </w:rPr>
+              <w:t xml:space="preserve">g) What distance category produces the highest average fare?</w:t>
+            </w:r>
+          </w:p>
+        </w:tc>
+        <w:tc>
+          <w:tcPr>
+            <w:tcW w:type="dxa" w:w="4680"/>
+            <w:tcBorders>
+              <w:top w:val="single" w:color="BFBFBF" w:sz="2"/>
+              <w:left w:val="single" w:color="BFBFBF" w:sz="2"/>
+              <w:bottom w:val="single" w:color="BFBFBF" w:sz="2"/>
+              <w:right w:val="single" w:color="BFBFBF" w:sz="2"/>
+            </w:tcBorders>
+            <w:tcMar>
+              <w:top w:type="dxa" w:w="100"/>
+              <w:left w:type="dxa" w:w="120"/>
+              <w:bottom w:type="dxa" w:w="100"/>
+              <w:right w:type="dxa" w:w="120"/>
+            </w:tcMar>
+            <w:vAlign w:val="center"/>
+          </w:tcPr>
+          <w:p>
+            <w:r>
+              <w:rPr>
+                <w:i w:val="false"/>
+                <w:iCs w:val="false"/>
+                <w:sz w:val="20"/>
+                <w:szCs w:val="20"/>
+              </w:rPr>
+              <w:t xml:space="preserve">20+ miles: avg fare $90.20 (vs. $11.91 for 0-2 miles).</w:t>
+            </w:r>
+          </w:p>
+        </w:tc>
+      </w:tr>
+      <w:tr>
+        <w:tc>
+          <w:tcPr>
+            <w:tcW w:type="dxa" w:w="4680"/>
+            <w:tcBorders>
+              <w:top w:val="single" w:color="BFBFBF" w:sz="2"/>
+              <w:left w:val="single" w:color="BFBFBF" w:sz="2"/>
+              <w:bottom w:val="single" w:color="BFBFBF" w:sz="2"/>
+              <w:right w:val="single" w:color="BFBFBF" w:sz="2"/>
+            </w:tcBorders>
+            <w:tcMar>
+              <w:top w:type="dxa" w:w="100"/>
+              <w:left w:type="dxa" w:w="120"/>
+              <w:bottom w:type="dxa" w:w="100"/>
+              <w:right w:type="dxa" w:w="120"/>
+            </w:tcMar>
+            <w:vAlign w:val="center"/>
+          </w:tcPr>
+          <w:p>
+            <w:r>
+              <w:rPr>
+                <w:i w:val="false"/>
+                <w:iCs w:val="false"/>
+                <w:sz w:val="20"/>
+                <w:szCs w:val="20"/>
+              </w:rPr>
+              <w:t xml:space="preserve">h) What are the most frequently travelled routes?</w:t>
+            </w:r>
+          </w:p>
+        </w:tc>
+        <w:tc>
+          <w:tcPr>
+            <w:tcW w:type="dxa" w:w="4680"/>
+            <w:tcBorders>
+              <w:top w:val="single" w:color="BFBFBF" w:sz="2"/>
+              <w:left w:val="single" w:color="BFBFBF" w:sz="2"/>
+              <w:bottom w:val="single" w:color="BFBFBF" w:sz="2"/>
+              <w:right w:val="single" w:color="BFBFBF" w:sz="2"/>
+            </w:tcBorders>
+            <w:tcMar>
+              <w:top w:type="dxa" w:w="100"/>
+              <w:left w:type="dxa" w:w="120"/>
+              <w:bottom w:type="dxa" w:w="100"/>
+              <w:right w:type="dxa" w:w="120"/>
+            </w:tcMar>
+            <w:vAlign w:val="center"/>
+          </w:tcPr>
+          <w:p>
+            <w:r>
+              <w:rPr>
+                <w:i w:val="false"/>
+                <w:iCs w:val="false"/>
+                <w:sz w:val="20"/>
+                <w:szCs w:val="20"/>
+              </w:rPr>
+              <w:t xml:space="preserve">Zone 237→236 (68,097 trips) and 236→237 (58,500) — the same Manhattan corridor in both directions.</w:t>
+            </w:r>
+          </w:p>
+        </w:tc>
+      </w:tr>
+      <w:tr>
+        <w:tc>
+          <w:tcPr>
+            <w:tcW w:type="dxa" w:w="4680"/>
+            <w:tcBorders>
+              <w:top w:val="single" w:color="BFBFBF" w:sz="2"/>
+              <w:left w:val="single" w:color="BFBFBF" w:sz="2"/>
+              <w:bottom w:val="single" w:color="BFBFBF" w:sz="2"/>
+              <w:right w:val="single" w:color="BFBFBF" w:sz="2"/>
+            </w:tcBorders>
+            <w:tcMar>
+              <w:top w:type="dxa" w:w="100"/>
+              <w:left w:type="dxa" w:w="120"/>
+              <w:bottom w:type="dxa" w:w="100"/>
+              <w:right w:type="dxa" w:w="120"/>
+            </w:tcMar>
+            <w:vAlign w:val="center"/>
+          </w:tcPr>
+          <w:p>
+            <w:r>
+              <w:rPr>
+                <w:i w:val="false"/>
+                <w:iCs w:val="false"/>
+                <w:sz w:val="20"/>
+                <w:szCs w:val="20"/>
+              </w:rPr>
+              <w:t xml:space="preserve">i) Are the most frequent routes also the most profitable?</w:t>
+            </w:r>
+          </w:p>
+        </w:tc>
+        <w:tc>
+          <w:tcPr>
+            <w:tcW w:type="dxa" w:w="4680"/>
+            <w:tcBorders>
+              <w:top w:val="single" w:color="BFBFBF" w:sz="2"/>
+              <w:left w:val="single" w:color="BFBFBF" w:sz="2"/>
+              <w:bottom w:val="single" w:color="BFBFBF" w:sz="2"/>
+              <w:right w:val="single" w:color="BFBFBF" w:sz="2"/>
+            </w:tcBorders>
+            <w:tcMar>
+              <w:top w:type="dxa" w:w="100"/>
+              <w:left w:type="dxa" w:w="120"/>
+              <w:bottom w:type="dxa" w:w="100"/>
+              <w:right w:type="dxa" w:w="120"/>
+            </w:tcMar>
+            <w:vAlign w:val="center"/>
+          </w:tcPr>
+          <w:p>
+            <w:r>
+              <w:rPr>
+                <w:i w:val="false"/>
+                <w:iCs w:val="false"/>
+                <w:sz w:val="20"/>
+                <w:szCs w:val="20"/>
+              </w:rPr>
+              <w:t xml:space="preserve">No. Only 237→236 appears in both top-10 lists. By revenue, 132→265 leads ($2.40M) — a JFK-originating route that isn't in the top-10 by trip count at all.</w:t>
+            </w:r>
+          </w:p>
+        </w:tc>
+      </w:tr>
+      <w:tr>
+        <w:tc>
+          <w:tcPr>
+            <w:tcW w:type="dxa" w:w="4680"/>
+            <w:tcBorders>
+              <w:top w:val="single" w:color="BFBFBF" w:sz="2"/>
+              <w:left w:val="single" w:color="BFBFBF" w:sz="2"/>
+              <w:bottom w:val="single" w:color="BFBFBF" w:sz="2"/>
+              <w:right w:val="single" w:color="BFBFBF" w:sz="2"/>
+            </w:tcBorders>
+            <w:tcMar>
+              <w:top w:type="dxa" w:w="100"/>
+              <w:left w:type="dxa" w:w="120"/>
+              <w:bottom w:type="dxa" w:w="100"/>
+              <w:right w:type="dxa" w:w="120"/>
+            </w:tcMar>
+            <w:vAlign w:val="center"/>
+          </w:tcPr>
+          <w:p>
+            <w:r>
+              <w:rPr>
+                <w:i w:val="false"/>
+                <w:iCs w:val="false"/>
+                <w:sz w:val="20"/>
+                <w:szCs w:val="20"/>
+              </w:rPr>
+              <w:t xml:space="preserve">j) What percentage of records contain potential anomalies?</w:t>
+            </w:r>
+          </w:p>
+        </w:tc>
+        <w:tc>
+          <w:tcPr>
+            <w:tcW w:type="dxa" w:w="4680"/>
+            <w:tcBorders>
+              <w:top w:val="single" w:color="BFBFBF" w:sz="2"/>
+              <w:left w:val="single" w:color="BFBFBF" w:sz="2"/>
+              <w:bottom w:val="single" w:color="BFBFBF" w:sz="2"/>
+              <w:right w:val="single" w:color="BFBFBF" w:sz="2"/>
+            </w:tcBorders>
+            <w:tcMar>
+              <w:top w:type="dxa" w:w="100"/>
+              <w:left w:type="dxa" w:w="120"/>
+              <w:bottom w:type="dxa" w:w="100"/>
+              <w:right w:type="dxa" w:w="120"/>
+            </w:tcMar>
+            <w:vAlign w:val="center"/>
+          </w:tcPr>
+          <w:p>
+            <w:r>
+              <w:rPr>
+                <w:i w:val="false"/>
+                <w:iCs w:val="false"/>
+                <w:sz w:val="20"/>
+                <w:szCs w:val="20"/>
+              </w:rPr>
+              <w:t xml:space="preserve">1.347% of cleaned trips (140,749 flag-events across 10,448,162 trips) trip at least one anomaly flag — dominated by high-fare-per-mile trips (1.171%).</w:t>
+            </w:r>
+          </w:p>
+        </w:tc>
+      </w:tr>
+      <w:tr>
+        <w:tc>
+          <w:tcPr>
+            <w:tcW w:type="dxa" w:w="4680"/>
+            <w:tcBorders>
+              <w:top w:val="single" w:color="BFBFBF" w:sz="2"/>
+              <w:left w:val="single" w:color="BFBFBF" w:sz="2"/>
+              <w:bottom w:val="single" w:color="BFBFBF" w:sz="2"/>
+              <w:right w:val="single" w:color="BFBFBF" w:sz="2"/>
+            </w:tcBorders>
+            <w:tcMar>
+              <w:top w:type="dxa" w:w="100"/>
+              <w:left w:type="dxa" w:w="120"/>
+              <w:bottom w:type="dxa" w:w="100"/>
+              <w:right w:type="dxa" w:w="120"/>
+            </w:tcMar>
+            <w:vAlign w:val="center"/>
+          </w:tcPr>
+          <w:p>
+            <w:r>
+              <w:rPr>
+                <w:i w:val="false"/>
+                <w:iCs w:val="false"/>
+                <w:sz w:val="20"/>
+                <w:szCs w:val="20"/>
+              </w:rPr>
+              <w:t xml:space="preserve">k) What transportation insights can management derive from the analysis?</w:t>
+            </w:r>
+          </w:p>
+        </w:tc>
+        <w:tc>
+          <w:tcPr>
+            <w:tcW w:type="dxa" w:w="4680"/>
+            <w:tcBorders>
+              <w:top w:val="single" w:color="BFBFBF" w:sz="2"/>
+              <w:left w:val="single" w:color="BFBFBF" w:sz="2"/>
+              <w:bottom w:val="single" w:color="BFBFBF" w:sz="2"/>
+              <w:right w:val="single" w:color="BFBFBF" w:sz="2"/>
+            </w:tcBorders>
             <w:shd w:fill="F2F2F2" w:val="clear"/>
             <w:tcMar>
               <w:top w:type="dxa" w:w="100"/>
@@ -6519,7 +10976,7 @@
                 <w:sz w:val="20"/>
                 <w:szCs w:val="20"/>
               </w:rPr>
-              <w:t xml:space="preserve">b) What is the busiest day of the week?</w:t>
+              <w:t xml:space="preserve">l) When does Hadoop MapReduce provide a meaningful advantage over conventional processing?</w:t>
             </w:r>
           </w:p>
         </w:tc>
@@ -6555,639 +11012,11 @@
           </w:p>
         </w:tc>
       </w:tr>
-      <w:tr>
-        <w:tc>
-          <w:tcPr>
-            <w:tcW w:type="dxa" w:w="4680"/>
-            <w:tcBorders>
-              <w:top w:val="single" w:color="BFBFBF" w:sz="2"/>
-              <w:left w:val="single" w:color="BFBFBF" w:sz="2"/>
-              <w:bottom w:val="single" w:color="BFBFBF" w:sz="2"/>
-              <w:right w:val="single" w:color="BFBFBF" w:sz="2"/>
-            </w:tcBorders>
-            <w:tcMar>
-              <w:top w:type="dxa" w:w="100"/>
-              <w:left w:type="dxa" w:w="120"/>
-              <w:bottom w:type="dxa" w:w="100"/>
-              <w:right w:type="dxa" w:w="120"/>
-            </w:tcMar>
-            <w:vAlign w:val="center"/>
-          </w:tcPr>
-          <w:p>
-            <w:r>
-              <w:rPr>
-                <w:i w:val="false"/>
-                <w:iCs w:val="false"/>
-                <w:sz w:val="20"/>
-                <w:szCs w:val="20"/>
-              </w:rPr>
-              <w:t xml:space="preserve">c) Which pickup zones generate the most trips?</w:t>
-            </w:r>
-          </w:p>
-        </w:tc>
-        <w:tc>
-          <w:tcPr>
-            <w:tcW w:type="dxa" w:w="4680"/>
-            <w:tcBorders>
-              <w:top w:val="single" w:color="BFBFBF" w:sz="2"/>
-              <w:left w:val="single" w:color="BFBFBF" w:sz="2"/>
-              <w:bottom w:val="single" w:color="BFBFBF" w:sz="2"/>
-              <w:right w:val="single" w:color="BFBFBF" w:sz="2"/>
-            </w:tcBorders>
-            <w:shd w:fill="F2F2F2" w:val="clear"/>
-            <w:tcMar>
-              <w:top w:type="dxa" w:w="100"/>
-              <w:left w:type="dxa" w:w="120"/>
-              <w:bottom w:type="dxa" w:w="100"/>
-              <w:right w:type="dxa" w:w="120"/>
-            </w:tcMar>
-            <w:vAlign w:val="center"/>
-          </w:tcPr>
-          <w:p>
-            <w:r>
-              <w:rPr>
-                <w:i/>
-                <w:iCs/>
-                <w:color w:val="595959"/>
-                <w:sz w:val="20"/>
-                <w:szCs w:val="20"/>
-              </w:rPr>
-              <w:t xml:space="preserve">[__]</w:t>
-            </w:r>
-          </w:p>
-        </w:tc>
-      </w:tr>
-      <w:tr>
-        <w:tc>
-          <w:tcPr>
-            <w:tcW w:type="dxa" w:w="4680"/>
-            <w:tcBorders>
-              <w:top w:val="single" w:color="BFBFBF" w:sz="2"/>
-              <w:left w:val="single" w:color="BFBFBF" w:sz="2"/>
-              <w:bottom w:val="single" w:color="BFBFBF" w:sz="2"/>
-              <w:right w:val="single" w:color="BFBFBF" w:sz="2"/>
-            </w:tcBorders>
-            <w:tcMar>
-              <w:top w:type="dxa" w:w="100"/>
-              <w:left w:type="dxa" w:w="120"/>
-              <w:bottom w:type="dxa" w:w="100"/>
-              <w:right w:type="dxa" w:w="120"/>
-            </w:tcMar>
-            <w:vAlign w:val="center"/>
-          </w:tcPr>
-          <w:p>
-            <w:r>
-              <w:rPr>
-                <w:i w:val="false"/>
-                <w:iCs w:val="false"/>
-                <w:sz w:val="20"/>
-                <w:szCs w:val="20"/>
-              </w:rPr>
-              <w:t xml:space="preserve">d) Which pickup zones generate the most revenue?</w:t>
-            </w:r>
-          </w:p>
-        </w:tc>
-        <w:tc>
-          <w:tcPr>
-            <w:tcW w:type="dxa" w:w="4680"/>
-            <w:tcBorders>
-              <w:top w:val="single" w:color="BFBFBF" w:sz="2"/>
-              <w:left w:val="single" w:color="BFBFBF" w:sz="2"/>
-              <w:bottom w:val="single" w:color="BFBFBF" w:sz="2"/>
-              <w:right w:val="single" w:color="BFBFBF" w:sz="2"/>
-            </w:tcBorders>
-            <w:shd w:fill="F2F2F2" w:val="clear"/>
-            <w:tcMar>
-              <w:top w:type="dxa" w:w="100"/>
-              <w:left w:type="dxa" w:w="120"/>
-              <w:bottom w:type="dxa" w:w="100"/>
-              <w:right w:type="dxa" w:w="120"/>
-            </w:tcMar>
-            <w:vAlign w:val="center"/>
-          </w:tcPr>
-          <w:p>
-            <w:r>
-              <w:rPr>
-                <w:i/>
-                <w:iCs/>
-                <w:color w:val="595959"/>
-                <w:sz w:val="20"/>
-                <w:szCs w:val="20"/>
-              </w:rPr>
-              <w:t xml:space="preserve">[__]</w:t>
-            </w:r>
-          </w:p>
-        </w:tc>
-      </w:tr>
-      <w:tr>
-        <w:tc>
-          <w:tcPr>
-            <w:tcW w:type="dxa" w:w="4680"/>
-            <w:tcBorders>
-              <w:top w:val="single" w:color="BFBFBF" w:sz="2"/>
-              <w:left w:val="single" w:color="BFBFBF" w:sz="2"/>
-              <w:bottom w:val="single" w:color="BFBFBF" w:sz="2"/>
-              <w:right w:val="single" w:color="BFBFBF" w:sz="2"/>
-            </w:tcBorders>
-            <w:tcMar>
-              <w:top w:type="dxa" w:w="100"/>
-              <w:left w:type="dxa" w:w="120"/>
-              <w:bottom w:type="dxa" w:w="100"/>
-              <w:right w:type="dxa" w:w="120"/>
-            </w:tcMar>
-            <w:vAlign w:val="center"/>
-          </w:tcPr>
-          <w:p>
-            <w:r>
-              <w:rPr>
-                <w:i w:val="false"/>
-                <w:iCs w:val="false"/>
-                <w:sz w:val="20"/>
-                <w:szCs w:val="20"/>
-              </w:rPr>
-              <w:t xml:space="preserve">e) Which payment method contributes the most revenue?</w:t>
-            </w:r>
-          </w:p>
-        </w:tc>
-        <w:tc>
-          <w:tcPr>
-            <w:tcW w:type="dxa" w:w="4680"/>
-            <w:tcBorders>
-              <w:top w:val="single" w:color="BFBFBF" w:sz="2"/>
-              <w:left w:val="single" w:color="BFBFBF" w:sz="2"/>
-              <w:bottom w:val="single" w:color="BFBFBF" w:sz="2"/>
-              <w:right w:val="single" w:color="BFBFBF" w:sz="2"/>
-            </w:tcBorders>
-            <w:shd w:fill="F2F2F2" w:val="clear"/>
-            <w:tcMar>
-              <w:top w:type="dxa" w:w="100"/>
-              <w:left w:type="dxa" w:w="120"/>
-              <w:bottom w:type="dxa" w:w="100"/>
-              <w:right w:type="dxa" w:w="120"/>
-            </w:tcMar>
-            <w:vAlign w:val="center"/>
-          </w:tcPr>
-          <w:p>
-            <w:r>
-              <w:rPr>
-                <w:i/>
-                <w:iCs/>
-                <w:color w:val="595959"/>
-                <w:sz w:val="20"/>
-                <w:szCs w:val="20"/>
-              </w:rPr>
-              <w:t xml:space="preserve">[__]</w:t>
-            </w:r>
-          </w:p>
-        </w:tc>
-      </w:tr>
-      <w:tr>
-        <w:tc>
-          <w:tcPr>
-            <w:tcW w:type="dxa" w:w="4680"/>
-            <w:tcBorders>
-              <w:top w:val="single" w:color="BFBFBF" w:sz="2"/>
-              <w:left w:val="single" w:color="BFBFBF" w:sz="2"/>
-              <w:bottom w:val="single" w:color="BFBFBF" w:sz="2"/>
-              <w:right w:val="single" w:color="BFBFBF" w:sz="2"/>
-            </w:tcBorders>
-            <w:tcMar>
-              <w:top w:type="dxa" w:w="100"/>
-              <w:left w:type="dxa" w:w="120"/>
-              <w:bottom w:type="dxa" w:w="100"/>
-              <w:right w:type="dxa" w:w="120"/>
-            </w:tcMar>
-            <w:vAlign w:val="center"/>
-          </w:tcPr>
-          <w:p>
-            <w:r>
-              <w:rPr>
-                <w:i w:val="false"/>
-                <w:iCs w:val="false"/>
-                <w:sz w:val="20"/>
-                <w:szCs w:val="20"/>
-              </w:rPr>
-              <w:t xml:space="preserve">f) Do credit-card users generate more tips?</w:t>
-            </w:r>
-          </w:p>
-        </w:tc>
-        <w:tc>
-          <w:tcPr>
-            <w:tcW w:type="dxa" w:w="4680"/>
-            <w:tcBorders>
-              <w:top w:val="single" w:color="BFBFBF" w:sz="2"/>
-              <w:left w:val="single" w:color="BFBFBF" w:sz="2"/>
-              <w:bottom w:val="single" w:color="BFBFBF" w:sz="2"/>
-              <w:right w:val="single" w:color="BFBFBF" w:sz="2"/>
-            </w:tcBorders>
-            <w:shd w:fill="F2F2F2" w:val="clear"/>
-            <w:tcMar>
-              <w:top w:type="dxa" w:w="100"/>
-              <w:left w:type="dxa" w:w="120"/>
-              <w:bottom w:type="dxa" w:w="100"/>
-              <w:right w:type="dxa" w:w="120"/>
-            </w:tcMar>
-            <w:vAlign w:val="center"/>
-          </w:tcPr>
-          <w:p>
-            <w:r>
-              <w:rPr>
-                <w:i/>
-                <w:iCs/>
-                <w:color w:val="595959"/>
-                <w:sz w:val="20"/>
-                <w:szCs w:val="20"/>
-              </w:rPr>
-              <w:t xml:space="preserve">[__]</w:t>
-            </w:r>
-          </w:p>
-        </w:tc>
-      </w:tr>
-      <w:tr>
-        <w:tc>
-          <w:tcPr>
-            <w:tcW w:type="dxa" w:w="4680"/>
-            <w:tcBorders>
-              <w:top w:val="single" w:color="BFBFBF" w:sz="2"/>
-              <w:left w:val="single" w:color="BFBFBF" w:sz="2"/>
-              <w:bottom w:val="single" w:color="BFBFBF" w:sz="2"/>
-              <w:right w:val="single" w:color="BFBFBF" w:sz="2"/>
-            </w:tcBorders>
-            <w:tcMar>
-              <w:top w:type="dxa" w:w="100"/>
-              <w:left w:type="dxa" w:w="120"/>
-              <w:bottom w:type="dxa" w:w="100"/>
-              <w:right w:type="dxa" w:w="120"/>
-            </w:tcMar>
-            <w:vAlign w:val="center"/>
-          </w:tcPr>
-          <w:p>
-            <w:r>
-              <w:rPr>
-                <w:i w:val="false"/>
-                <w:iCs w:val="false"/>
-                <w:sz w:val="20"/>
-                <w:szCs w:val="20"/>
-              </w:rPr>
-              <w:t xml:space="preserve">g) What distance category produces the highest average fare?</w:t>
-            </w:r>
-          </w:p>
-        </w:tc>
-        <w:tc>
-          <w:tcPr>
-            <w:tcW w:type="dxa" w:w="4680"/>
-            <w:tcBorders>
-              <w:top w:val="single" w:color="BFBFBF" w:sz="2"/>
-              <w:left w:val="single" w:color="BFBFBF" w:sz="2"/>
-              <w:bottom w:val="single" w:color="BFBFBF" w:sz="2"/>
-              <w:right w:val="single" w:color="BFBFBF" w:sz="2"/>
-            </w:tcBorders>
-            <w:shd w:fill="F2F2F2" w:val="clear"/>
-            <w:tcMar>
-              <w:top w:type="dxa" w:w="100"/>
-              <w:left w:type="dxa" w:w="120"/>
-              <w:bottom w:type="dxa" w:w="100"/>
-              <w:right w:type="dxa" w:w="120"/>
-            </w:tcMar>
-            <w:vAlign w:val="center"/>
-          </w:tcPr>
-          <w:p>
-            <w:r>
-              <w:rPr>
-                <w:i/>
-                <w:iCs/>
-                <w:color w:val="595959"/>
-                <w:sz w:val="20"/>
-                <w:szCs w:val="20"/>
-              </w:rPr>
-              <w:t xml:space="preserve">[__]</w:t>
-            </w:r>
-          </w:p>
-        </w:tc>
-      </w:tr>
-      <w:tr>
-        <w:tc>
-          <w:tcPr>
-            <w:tcW w:type="dxa" w:w="4680"/>
-            <w:tcBorders>
-              <w:top w:val="single" w:color="BFBFBF" w:sz="2"/>
-              <w:left w:val="single" w:color="BFBFBF" w:sz="2"/>
-              <w:bottom w:val="single" w:color="BFBFBF" w:sz="2"/>
-              <w:right w:val="single" w:color="BFBFBF" w:sz="2"/>
-            </w:tcBorders>
-            <w:tcMar>
-              <w:top w:type="dxa" w:w="100"/>
-              <w:left w:type="dxa" w:w="120"/>
-              <w:bottom w:type="dxa" w:w="100"/>
-              <w:right w:type="dxa" w:w="120"/>
-            </w:tcMar>
-            <w:vAlign w:val="center"/>
-          </w:tcPr>
-          <w:p>
-            <w:r>
-              <w:rPr>
-                <w:i w:val="false"/>
-                <w:iCs w:val="false"/>
-                <w:sz w:val="20"/>
-                <w:szCs w:val="20"/>
-              </w:rPr>
-              <w:t xml:space="preserve">h) What are the most frequently travelled routes?</w:t>
-            </w:r>
-          </w:p>
-        </w:tc>
-        <w:tc>
-          <w:tcPr>
-            <w:tcW w:type="dxa" w:w="4680"/>
-            <w:tcBorders>
-              <w:top w:val="single" w:color="BFBFBF" w:sz="2"/>
-              <w:left w:val="single" w:color="BFBFBF" w:sz="2"/>
-              <w:bottom w:val="single" w:color="BFBFBF" w:sz="2"/>
-              <w:right w:val="single" w:color="BFBFBF" w:sz="2"/>
-            </w:tcBorders>
-            <w:shd w:fill="F2F2F2" w:val="clear"/>
-            <w:tcMar>
-              <w:top w:type="dxa" w:w="100"/>
-              <w:left w:type="dxa" w:w="120"/>
-              <w:bottom w:type="dxa" w:w="100"/>
-              <w:right w:type="dxa" w:w="120"/>
-            </w:tcMar>
-            <w:vAlign w:val="center"/>
-          </w:tcPr>
-          <w:p>
-            <w:r>
-              <w:rPr>
-                <w:i/>
-                <w:iCs/>
-                <w:color w:val="595959"/>
-                <w:sz w:val="20"/>
-                <w:szCs w:val="20"/>
-              </w:rPr>
-              <w:t xml:space="preserve">[__]</w:t>
-            </w:r>
-          </w:p>
-        </w:tc>
-      </w:tr>
-      <w:tr>
-        <w:tc>
-          <w:tcPr>
-            <w:tcW w:type="dxa" w:w="4680"/>
-            <w:tcBorders>
-              <w:top w:val="single" w:color="BFBFBF" w:sz="2"/>
-              <w:left w:val="single" w:color="BFBFBF" w:sz="2"/>
-              <w:bottom w:val="single" w:color="BFBFBF" w:sz="2"/>
-              <w:right w:val="single" w:color="BFBFBF" w:sz="2"/>
-            </w:tcBorders>
-            <w:tcMar>
-              <w:top w:type="dxa" w:w="100"/>
-              <w:left w:type="dxa" w:w="120"/>
-              <w:bottom w:type="dxa" w:w="100"/>
-              <w:right w:type="dxa" w:w="120"/>
-            </w:tcMar>
-            <w:vAlign w:val="center"/>
-          </w:tcPr>
-          <w:p>
-            <w:r>
-              <w:rPr>
-                <w:i w:val="false"/>
-                <w:iCs w:val="false"/>
-                <w:sz w:val="20"/>
-                <w:szCs w:val="20"/>
-              </w:rPr>
-              <w:t xml:space="preserve">i) Are the most frequent routes also the most profitable?</w:t>
-            </w:r>
-          </w:p>
-        </w:tc>
-        <w:tc>
-          <w:tcPr>
-            <w:tcW w:type="dxa" w:w="4680"/>
-            <w:tcBorders>
-              <w:top w:val="single" w:color="BFBFBF" w:sz="2"/>
-              <w:left w:val="single" w:color="BFBFBF" w:sz="2"/>
-              <w:bottom w:val="single" w:color="BFBFBF" w:sz="2"/>
-              <w:right w:val="single" w:color="BFBFBF" w:sz="2"/>
-            </w:tcBorders>
-            <w:shd w:fill="F2F2F2" w:val="clear"/>
-            <w:tcMar>
-              <w:top w:type="dxa" w:w="100"/>
-              <w:left w:type="dxa" w:w="120"/>
-              <w:bottom w:type="dxa" w:w="100"/>
-              <w:right w:type="dxa" w:w="120"/>
-            </w:tcMar>
-            <w:vAlign w:val="center"/>
-          </w:tcPr>
-          <w:p>
-            <w:r>
-              <w:rPr>
-                <w:i/>
-                <w:iCs/>
-                <w:color w:val="595959"/>
-                <w:sz w:val="20"/>
-                <w:szCs w:val="20"/>
-              </w:rPr>
-              <w:t xml:space="preserve">[__]</w:t>
-            </w:r>
-          </w:p>
-        </w:tc>
-      </w:tr>
-      <w:tr>
-        <w:tc>
-          <w:tcPr>
-            <w:tcW w:type="dxa" w:w="4680"/>
-            <w:tcBorders>
-              <w:top w:val="single" w:color="BFBFBF" w:sz="2"/>
-              <w:left w:val="single" w:color="BFBFBF" w:sz="2"/>
-              <w:bottom w:val="single" w:color="BFBFBF" w:sz="2"/>
-              <w:right w:val="single" w:color="BFBFBF" w:sz="2"/>
-            </w:tcBorders>
-            <w:tcMar>
-              <w:top w:type="dxa" w:w="100"/>
-              <w:left w:type="dxa" w:w="120"/>
-              <w:bottom w:type="dxa" w:w="100"/>
-              <w:right w:type="dxa" w:w="120"/>
-            </w:tcMar>
-            <w:vAlign w:val="center"/>
-          </w:tcPr>
-          <w:p>
-            <w:r>
-              <w:rPr>
-                <w:i w:val="false"/>
-                <w:iCs w:val="false"/>
-                <w:sz w:val="20"/>
-                <w:szCs w:val="20"/>
-              </w:rPr>
-              <w:t xml:space="preserve">j) What percentage of records contain potential anomalies?</w:t>
-            </w:r>
-          </w:p>
-        </w:tc>
-        <w:tc>
-          <w:tcPr>
-            <w:tcW w:type="dxa" w:w="4680"/>
-            <w:tcBorders>
-              <w:top w:val="single" w:color="BFBFBF" w:sz="2"/>
-              <w:left w:val="single" w:color="BFBFBF" w:sz="2"/>
-              <w:bottom w:val="single" w:color="BFBFBF" w:sz="2"/>
-              <w:right w:val="single" w:color="BFBFBF" w:sz="2"/>
-            </w:tcBorders>
-            <w:shd w:fill="F2F2F2" w:val="clear"/>
-            <w:tcMar>
-              <w:top w:type="dxa" w:w="100"/>
-              <w:left w:type="dxa" w:w="120"/>
-              <w:bottom w:type="dxa" w:w="100"/>
-              <w:right w:type="dxa" w:w="120"/>
-            </w:tcMar>
-            <w:vAlign w:val="center"/>
-          </w:tcPr>
-          <w:p>
-            <w:r>
-              <w:rPr>
-                <w:i/>
-                <w:iCs/>
-                <w:color w:val="595959"/>
-                <w:sz w:val="20"/>
-                <w:szCs w:val="20"/>
-              </w:rPr>
-              <w:t xml:space="preserve">[__]</w:t>
-            </w:r>
-          </w:p>
-        </w:tc>
-      </w:tr>
-      <w:tr>
-        <w:tc>
-          <w:tcPr>
-            <w:tcW w:type="dxa" w:w="4680"/>
-            <w:tcBorders>
-              <w:top w:val="single" w:color="BFBFBF" w:sz="2"/>
-              <w:left w:val="single" w:color="BFBFBF" w:sz="2"/>
-              <w:bottom w:val="single" w:color="BFBFBF" w:sz="2"/>
-              <w:right w:val="single" w:color="BFBFBF" w:sz="2"/>
-            </w:tcBorders>
-            <w:tcMar>
-              <w:top w:type="dxa" w:w="100"/>
-              <w:left w:type="dxa" w:w="120"/>
-              <w:bottom w:type="dxa" w:w="100"/>
-              <w:right w:type="dxa" w:w="120"/>
-            </w:tcMar>
-            <w:vAlign w:val="center"/>
-          </w:tcPr>
-          <w:p>
-            <w:r>
-              <w:rPr>
-                <w:i w:val="false"/>
-                <w:iCs w:val="false"/>
-                <w:sz w:val="20"/>
-                <w:szCs w:val="20"/>
-              </w:rPr>
-              <w:t xml:space="preserve">k) What transportation insights can management derive from the analysis?</w:t>
-            </w:r>
-          </w:p>
-        </w:tc>
-        <w:tc>
-          <w:tcPr>
-            <w:tcW w:type="dxa" w:w="4680"/>
-            <w:tcBorders>
-              <w:top w:val="single" w:color="BFBFBF" w:sz="2"/>
-              <w:left w:val="single" w:color="BFBFBF" w:sz="2"/>
-              <w:bottom w:val="single" w:color="BFBFBF" w:sz="2"/>
-              <w:right w:val="single" w:color="BFBFBF" w:sz="2"/>
-            </w:tcBorders>
-            <w:shd w:fill="F2F2F2" w:val="clear"/>
-            <w:tcMar>
-              <w:top w:type="dxa" w:w="100"/>
-              <w:left w:type="dxa" w:w="120"/>
-              <w:bottom w:type="dxa" w:w="100"/>
-              <w:right w:type="dxa" w:w="120"/>
-            </w:tcMar>
-            <w:vAlign w:val="center"/>
-          </w:tcPr>
-          <w:p>
-            <w:r>
-              <w:rPr>
-                <w:i/>
-                <w:iCs/>
-                <w:color w:val="595959"/>
-                <w:sz w:val="20"/>
-                <w:szCs w:val="20"/>
-              </w:rPr>
-              <w:t xml:space="preserve">[__]</w:t>
-            </w:r>
-          </w:p>
-        </w:tc>
-      </w:tr>
-      <w:tr>
-        <w:tc>
-          <w:tcPr>
-            <w:tcW w:type="dxa" w:w="4680"/>
-            <w:tcBorders>
-              <w:top w:val="single" w:color="BFBFBF" w:sz="2"/>
-              <w:left w:val="single" w:color="BFBFBF" w:sz="2"/>
-              <w:bottom w:val="single" w:color="BFBFBF" w:sz="2"/>
-              <w:right w:val="single" w:color="BFBFBF" w:sz="2"/>
-            </w:tcBorders>
-            <w:tcMar>
-              <w:top w:type="dxa" w:w="100"/>
-              <w:left w:type="dxa" w:w="120"/>
-              <w:bottom w:type="dxa" w:w="100"/>
-              <w:right w:type="dxa" w:w="120"/>
-            </w:tcMar>
-            <w:vAlign w:val="center"/>
-          </w:tcPr>
-          <w:p>
-            <w:r>
-              <w:rPr>
-                <w:i w:val="false"/>
-                <w:iCs w:val="false"/>
-                <w:sz w:val="20"/>
-                <w:szCs w:val="20"/>
-              </w:rPr>
-              <w:t xml:space="preserve">l) When does Hadoop MapReduce provide a meaningful advantage over conventional processing?</w:t>
-            </w:r>
-          </w:p>
-        </w:tc>
-        <w:tc>
-          <w:tcPr>
-            <w:tcW w:type="dxa" w:w="4680"/>
-            <w:tcBorders>
-              <w:top w:val="single" w:color="BFBFBF" w:sz="2"/>
-              <w:left w:val="single" w:color="BFBFBF" w:sz="2"/>
-              <w:bottom w:val="single" w:color="BFBFBF" w:sz="2"/>
-              <w:right w:val="single" w:color="BFBFBF" w:sz="2"/>
-            </w:tcBorders>
-            <w:shd w:fill="F2F2F2" w:val="clear"/>
-            <w:tcMar>
-              <w:top w:type="dxa" w:w="100"/>
-              <w:left w:type="dxa" w:w="120"/>
-              <w:bottom w:type="dxa" w:w="100"/>
-              <w:right w:type="dxa" w:w="120"/>
-            </w:tcMar>
-            <w:vAlign w:val="center"/>
-          </w:tcPr>
-          <w:p>
-            <w:r>
-              <w:rPr>
-                <w:i/>
-                <w:iCs/>
-                <w:color w:val="595959"/>
-                <w:sz w:val="20"/>
-                <w:szCs w:val="20"/>
-              </w:rPr>
-              <w:t xml:space="preserve">[__]</w:t>
-            </w:r>
-          </w:p>
-        </w:tc>
-      </w:tr>
     </w:tbl>
     <w:p>
       <w:pPr>
-        <w:pStyle w:val="Heading1"/>
-        <w:pageBreakBefore/>
-        <w:spacing w:after="200" w:before="0"/>
-      </w:pPr>
-      <w:r>
-        <w:rPr>
-          <w:color w:val="1F4E79"/>
-        </w:rPr>
-        <w:t xml:space="preserve">14. Limitations</w:t>
-      </w:r>
+        <w:spacing w:after="160"/>
+      </w:pPr>
     </w:p>
     <w:p>
       <w:pPr>
@@ -7211,7 +11040,45 @@
           <w:iCs/>
           <w:color w:val="595959"/>
         </w:rPr>
-        <w:t xml:space="preserve">Edit/extend this list to match your actual setup.</w:t>
+        <w:t xml:space="preserve">(k): Draft 2-3 concrete recommendations grounded in the numbers above — e.g. driver positioning around 17:00-21:00 and on weekends; the airport-route revenue concentration in (d)/(i) as a case for dynamic/zone-based pricing; the anomaly rate in (j) as a starting point for a fraud/data-quality review, not a finished conclusion.</w:t>
+      </w:r>
+    </w:p>
+    <w:p>
+      <w:pPr>
+        <w:pBdr>
+          <w:left w:val="single" w:color="B7472A" w:sz="12" w:space="8"/>
+        </w:pBdr>
+        <w:shd w:fill="F2F2F2" w:val="clear"/>
+        <w:spacing w:after="200"/>
+      </w:pPr>
+      <w:r>
+        <w:rPr>
+          <w:b/>
+          <w:bCs/>
+          <w:color w:val="B7472A"/>
+        </w:rPr>
+        <w:t xml:space="preserve">TODO: </w:t>
+      </w:r>
+      <w:r>
+        <w:rPr>
+          <w:i/>
+          <w:iCs/>
+          <w:color w:val="595959"/>
+        </w:rPr>
+        <w:t xml:space="preserve">(l): State the crossover point from Section 12's discussion in your own words: Pandas wins while the data fits in one machine's memory and job-startup overhead dominates; MapReduce's advantage appears once data exceeds a single machine's practical capacity, or when the same job must run repeatedly at production scale across a cluster.</w:t>
+      </w:r>
+    </w:p>
+    <w:p>
+      <w:pPr>
+        <w:pStyle w:val="Heading1"/>
+        <w:pageBreakBefore/>
+        <w:spacing w:after="200" w:before="0"/>
+      </w:pPr>
+      <w:r>
+        <w:rPr>
+          <w:color w:val="1F4E79"/>
+        </w:rPr>
+        <w:t xml:space="preserve">14. Limitations</w:t>
       </w:r>
     </w:p>
     <w:p>
@@ -7224,7 +11091,7 @@
         <w:spacing w:after="80"/>
       </w:pPr>
       <w:r>
-        <w:t xml:space="preserve">Analysis covers [N] month(s) of data, not the full historical TLC archive.</w:t>
+        <w:t xml:space="preserve">Analysis covers 3 months of data (Jan-Mar 2026, 10,448,162 cleaned trips), not the full historical TLC archive — seasonal patterns outside this window (e.g. summer tourism, December holidays) are not captured.</w:t>
       </w:r>
     </w:p>
     <w:p>
@@ -7237,7 +11104,7 @@
         <w:spacing w:after="80"/>
       </w:pPr>
       <w:r>
-        <w:t xml:space="preserve">Run on a [single-node / N-node] cluster, so performance numbers do not reflect a production-scale multi-node deployment.</w:t>
+        <w:t xml:space="preserve">The 20+ mile distance bucket's mean distance (380.98mi, Section 9.7) is heavily skewed by a small number of extreme, almost certainly erroneous trip_distance values (max observed: 328,522.2 miles on a 22-minute trip, Section 9.8) that were correctly flagged by anomaly detection but intentionally not deleted, per the assignment's cleaning rules. The bucket's median (22.3mi) is a far more representative figure than its mean.</w:t>
       </w:r>
     </w:p>
     <w:p>
@@ -7250,7 +11117,7 @@
         <w:spacing w:after="80"/>
       </w:pPr>
       <w:r>
-        <w:t xml:space="preserve">Cleaning thresholds (e.g. 6-hour max duration, positive-fare requirement) are reasonable but somewhat arbitrary judgment calls, documented in Section 6.</w:t>
+        <w:t xml:space="preserve">Recorded tip amounts systematically undercount cash tips, since TLC's own data dictionary confirms cash tips are not captured electronically (Section 9.4/13f) — any comparison of payment-method "generosity" from this data alone is measuring what's recorded, not necessarily what riders actually pay.</w:t>
       </w:r>
     </w:p>
     <w:p>
@@ -7263,7 +11130,7 @@
         <w:spacing w:after="80"/>
       </w:pPr>
       <w:r>
-        <w:t xml:space="preserve">Anomaly Detection flags statistical outliers, which is not the same as confirming fraud or data-entry error — it is a starting point for further investigation.</w:t>
+        <w:t xml:space="preserve">~27.6% of raw trips had a null passenger_count and were imputed to 1 rather than dropped (Section 6) — a defensible choice given how little the field is used downstream, but it does mean true passenger-count distribution cannot be fully recovered from this dataset.</w:t>
       </w:r>
     </w:p>
     <w:p>
@@ -7276,7 +11143,20 @@
         <w:spacing w:after="80"/>
       </w:pPr>
       <w:r>
-        <w:t xml:space="preserve">Zone-level analysis uses PULocationID/DOLocationID; some IDs (e.g. “Unknown”, “N/A” zones) may not map to a meaningful physical location.</w:t>
+        <w:t xml:space="preserve">TODO: run on a [single-node / N-node] Hadoop cluster, so performance numbers in Section 12 do not reflect a production-scale multi-node deployment once you fill that column in.</w:t>
+      </w:r>
+    </w:p>
+    <w:p>
+      <w:pPr>
+        <w:pStyle w:val="ListParagraph"/>
+        <w:numPr>
+          <w:ilvl w:val="0"/>
+          <w:numId w:val="2"/>
+        </w:numPr>
+        <w:spacing w:after="80"/>
+      </w:pPr>
+      <w:r>
+        <w:t xml:space="preserve">Zone-level analysis uses PULocationID/DOLocationID; some IDs (e.g. "Unknown", "N/A" zones) may not map to a meaningful physical location.</w:t>
       </w:r>
     </w:p>
     <w:p>

--- a/reports/Taxi_Analytics_Report_Template.docx
+++ b/reports/Taxi_Analytics_Report_Template.docx
@@ -6399,14 +6399,27 @@
     </w:p>
     <w:p>
       <w:pPr>
-        <w:spacing w:after="160"/>
-      </w:pPr>
-      <w:r>
-        <w:rPr>
-          <w:sz w:val="20"/>
-          <w:szCs w:val="20"/>
-        </w:rPr>
-        <w:t xml:space="preserve">Real output below, from running both jobs' mapper/reducer code (unmodified) against the full cleaned dataset via the local mapper | sort | reducer pipeline — the actual HDFS screenshots of the same commands producing this same result are still needed from a real cluster run (Section 16 evidence requirements).</w:t>
+        <w:pBdr>
+          <w:left w:val="single" w:color="1F4E79" w:sz="12" w:space="8"/>
+        </w:pBdr>
+        <w:shd w:fill="E8EEF4" w:val="clear"/>
+        <w:spacing w:after="200"/>
+      </w:pPr>
+      <w:r>
+        <w:rPr>
+          <w:b/>
+          <w:bCs/>
+          <w:color w:val="1F4E79"/>
+        </w:rPr>
+        <w:t xml:space="preserve">REAL-DATA NOTE: </w:t>
+      </w:r>
+      <w:r>
+        <w:rPr>
+          <w:i/>
+          <w:iCs/>
+          <w:color w:val="595959"/>
+        </w:rPr>
+        <w:t xml:space="preserve">Both jobs were reproduced for real on an actual Hadoop cluster (single-node, Ubuntu-on-WSL, Hadoop 3.3.6). Job 1 (application_1788112445280_0001) completed in ~65 seconds: 10,448,162 map output records, 262 reduce output records, 12,360 bytes written — matching this section's table exactly. Job 2 (application_1788112445280_0002) completed in ~16 seconds: 262 map input records, Reduce input groups=1 (the constant "ALL" key correctly forcing a single global sort), 10 reduce output records, 172 bytes written — and `hdfs dfs -cat` on its real output is byte-for-byte identical to the top-10 table below. The remaining 8 single-stage jobs still need to be run the same way for complete evidence.</w:t>
       </w:r>
     </w:p>
     <w:p>
@@ -8731,82 +8744,16 @@
     </w:p>
     <w:p>
       <w:pPr>
-        <w:pStyle w:val="Heading2"/>
-        <w:spacing w:after="120" w:before="240"/>
-      </w:pPr>
-      <w:r>
-        <w:rPr>
-          <w:color w:val="1F4E79"/>
-        </w:rPr>
-        <w:t xml:space="preserve">Evidence: YARN application page</w:t>
-      </w:r>
-    </w:p>
-    <w:tbl>
-      <w:tblPr>
-        <w:tblW w:type="dxa" w:w="9360"/>
-        <w:tblBorders>
-          <w:top w:val="single" w:color="auto" w:sz="4"/>
-          <w:left w:val="single" w:color="auto" w:sz="4"/>
-          <w:bottom w:val="single" w:color="auto" w:sz="4"/>
-          <w:right w:val="single" w:color="auto" w:sz="4"/>
-          <w:insideH w:val="single" w:color="auto" w:sz="4"/>
-          <w:insideV w:val="single" w:color="auto" w:sz="4"/>
-        </w:tblBorders>
-      </w:tblPr>
-      <w:tblGrid>
-        <w:gridCol w:w="9360"/>
-      </w:tblGrid>
-      <w:tr>
-        <w:tc>
-          <w:tcPr>
-            <w:tcW w:type="dxa" w:w="9360"/>
-            <w:tcBorders>
-              <w:top w:val="single" w:color="BFBFBF" w:sz="2"/>
-              <w:left w:val="single" w:color="BFBFBF" w:sz="2"/>
-              <w:bottom w:val="single" w:color="BFBFBF" w:sz="2"/>
-              <w:right w:val="single" w:color="BFBFBF" w:sz="2"/>
-            </w:tcBorders>
-            <w:shd w:fill="F2F2F2" w:val="clear"/>
-            <w:tcMar>
-              <w:top w:type="dxa" w:w="400"/>
-              <w:left w:type="dxa" w:w="200"/>
-              <w:bottom w:type="dxa" w:w="400"/>
-              <w:right w:type="dxa" w:w="200"/>
-            </w:tcMar>
-            <w:vAlign w:val="center"/>
-          </w:tcPr>
-          <w:p>
-            <w:pPr>
-              <w:jc w:val="center"/>
-            </w:pPr>
-            <w:r>
-              <w:rPr>
-                <w:b/>
-                <w:bCs/>
-                <w:color w:val="595959"/>
-              </w:rPr>
-              <w:t xml:space="preserve">[ INSERT SCREENSHOT HERE ]</w:t>
-            </w:r>
-          </w:p>
-          <w:p>
-            <w:pPr>
-              <w:spacing w:before="80"/>
-              <w:jc w:val="center"/>
-            </w:pPr>
-            <w:r>
-              <w:rPr>
-                <w:i/>
-                <w:iCs/>
-                <w:color w:val="595959"/>
-                <w:sz w:val="20"/>
-                <w:szCs w:val="20"/>
-              </w:rPr>
-              <w:t xml:space="preserve">YARN ResourceManager — application details page for the revenue job</w:t>
-            </w:r>
-          </w:p>
-        </w:tc>
-      </w:tr>
-    </w:tbl>
+        <w:spacing w:after="160"/>
+      </w:pPr>
+      <w:r>
+        <w:rPr>
+          <w:sz w:val="20"/>
+          <w:szCs w:val="20"/>
+        </w:rPr>
+        <w:t xml:space="preserve">Values below are read directly from the Hadoop Streaming client's own job log (the terminal output of the `hadoop jar ...` command), which reports the same figures the YARN ResourceManager UI shows for this application.</w:t>
+      </w:r>
+    </w:p>
     <w:tbl>
       <w:tblPr>
         <w:tblW w:type="dxa" w:w="9360"/>
@@ -8929,16 +8876,517 @@
               <w:bottom w:val="single" w:color="BFBFBF" w:sz="2"/>
               <w:right w:val="single" w:color="BFBFBF" w:sz="2"/>
             </w:tcBorders>
+            <w:tcMar>
+              <w:top w:type="dxa" w:w="100"/>
+              <w:left w:type="dxa" w:w="120"/>
+              <w:bottom w:type="dxa" w:w="100"/>
+              <w:right w:type="dxa" w:w="120"/>
+            </w:tcMar>
+            <w:vAlign w:val="center"/>
+          </w:tcPr>
+          <w:p>
+            <w:r>
+              <w:rPr>
+                <w:i w:val="false"/>
+                <w:iCs w:val="false"/>
+                <w:sz w:val="20"/>
+                <w:szCs w:val="20"/>
+              </w:rPr>
+              <w:t xml:space="preserve">application_1788112445280_0001</w:t>
+            </w:r>
+          </w:p>
+        </w:tc>
+      </w:tr>
+      <w:tr>
+        <w:tc>
+          <w:tcPr>
+            <w:tcW w:type="dxa" w:w="3120"/>
+            <w:tcBorders>
+              <w:top w:val="single" w:color="BFBFBF" w:sz="2"/>
+              <w:left w:val="single" w:color="BFBFBF" w:sz="2"/>
+              <w:bottom w:val="single" w:color="BFBFBF" w:sz="2"/>
+              <w:right w:val="single" w:color="BFBFBF" w:sz="2"/>
+            </w:tcBorders>
+            <w:tcMar>
+              <w:top w:type="dxa" w:w="100"/>
+              <w:left w:type="dxa" w:w="120"/>
+              <w:bottom w:type="dxa" w:w="100"/>
+              <w:right w:type="dxa" w:w="120"/>
+            </w:tcMar>
+            <w:vAlign w:val="center"/>
+          </w:tcPr>
+          <w:p>
+            <w:r>
+              <w:rPr>
+                <w:i w:val="false"/>
+                <w:iCs w:val="false"/>
+                <w:sz w:val="20"/>
+                <w:szCs w:val="20"/>
+              </w:rPr>
+              <w:t xml:space="preserve">Job ID</w:t>
+            </w:r>
+          </w:p>
+        </w:tc>
+        <w:tc>
+          <w:tcPr>
+            <w:tcW w:type="dxa" w:w="6240"/>
+            <w:tcBorders>
+              <w:top w:val="single" w:color="BFBFBF" w:sz="2"/>
+              <w:left w:val="single" w:color="BFBFBF" w:sz="2"/>
+              <w:bottom w:val="single" w:color="BFBFBF" w:sz="2"/>
+              <w:right w:val="single" w:color="BFBFBF" w:sz="2"/>
+            </w:tcBorders>
+            <w:tcMar>
+              <w:top w:type="dxa" w:w="100"/>
+              <w:left w:type="dxa" w:w="120"/>
+              <w:bottom w:type="dxa" w:w="100"/>
+              <w:right w:type="dxa" w:w="120"/>
+            </w:tcMar>
+            <w:vAlign w:val="center"/>
+          </w:tcPr>
+          <w:p>
+            <w:r>
+              <w:rPr>
+                <w:i w:val="false"/>
+                <w:iCs w:val="false"/>
+                <w:sz w:val="20"/>
+                <w:szCs w:val="20"/>
+              </w:rPr>
+              <w:t xml:space="preserve">job_1788112445280_0001</w:t>
+            </w:r>
+          </w:p>
+        </w:tc>
+      </w:tr>
+      <w:tr>
+        <w:tc>
+          <w:tcPr>
+            <w:tcW w:type="dxa" w:w="3120"/>
+            <w:tcBorders>
+              <w:top w:val="single" w:color="BFBFBF" w:sz="2"/>
+              <w:left w:val="single" w:color="BFBFBF" w:sz="2"/>
+              <w:bottom w:val="single" w:color="BFBFBF" w:sz="2"/>
+              <w:right w:val="single" w:color="BFBFBF" w:sz="2"/>
+            </w:tcBorders>
+            <w:tcMar>
+              <w:top w:type="dxa" w:w="100"/>
+              <w:left w:type="dxa" w:w="120"/>
+              <w:bottom w:type="dxa" w:w="100"/>
+              <w:right w:type="dxa" w:w="120"/>
+            </w:tcMar>
+            <w:vAlign w:val="center"/>
+          </w:tcPr>
+          <w:p>
+            <w:r>
+              <w:rPr>
+                <w:i w:val="false"/>
+                <w:iCs w:val="false"/>
+                <w:sz w:val="20"/>
+                <w:szCs w:val="20"/>
+              </w:rPr>
+              <w:t xml:space="preserve">Start Time</w:t>
+            </w:r>
+          </w:p>
+        </w:tc>
+        <w:tc>
+          <w:tcPr>
+            <w:tcW w:type="dxa" w:w="6240"/>
+            <w:tcBorders>
+              <w:top w:val="single" w:color="BFBFBF" w:sz="2"/>
+              <w:left w:val="single" w:color="BFBFBF" w:sz="2"/>
+              <w:bottom w:val="single" w:color="BFBFBF" w:sz="2"/>
+              <w:right w:val="single" w:color="BFBFBF" w:sz="2"/>
+            </w:tcBorders>
+            <w:tcMar>
+              <w:top w:type="dxa" w:w="100"/>
+              <w:left w:type="dxa" w:w="120"/>
+              <w:bottom w:type="dxa" w:w="100"/>
+              <w:right w:type="dxa" w:w="120"/>
+            </w:tcMar>
+            <w:vAlign w:val="center"/>
+          </w:tcPr>
+          <w:p>
+            <w:r>
+              <w:rPr>
+                <w:i w:val="false"/>
+                <w:iCs w:val="false"/>
+                <w:sz w:val="20"/>
+                <w:szCs w:val="20"/>
+              </w:rPr>
+              <w:t xml:space="preserve">2026-08-30 20:23:33</w:t>
+            </w:r>
+          </w:p>
+        </w:tc>
+      </w:tr>
+      <w:tr>
+        <w:tc>
+          <w:tcPr>
+            <w:tcW w:type="dxa" w:w="3120"/>
+            <w:tcBorders>
+              <w:top w:val="single" w:color="BFBFBF" w:sz="2"/>
+              <w:left w:val="single" w:color="BFBFBF" w:sz="2"/>
+              <w:bottom w:val="single" w:color="BFBFBF" w:sz="2"/>
+              <w:right w:val="single" w:color="BFBFBF" w:sz="2"/>
+            </w:tcBorders>
+            <w:tcMar>
+              <w:top w:type="dxa" w:w="100"/>
+              <w:left w:type="dxa" w:w="120"/>
+              <w:bottom w:type="dxa" w:w="100"/>
+              <w:right w:type="dxa" w:w="120"/>
+            </w:tcMar>
+            <w:vAlign w:val="center"/>
+          </w:tcPr>
+          <w:p>
+            <w:r>
+              <w:rPr>
+                <w:i w:val="false"/>
+                <w:iCs w:val="false"/>
+                <w:sz w:val="20"/>
+                <w:szCs w:val="20"/>
+              </w:rPr>
+              <w:t xml:space="preserve">Finish Time</w:t>
+            </w:r>
+          </w:p>
+        </w:tc>
+        <w:tc>
+          <w:tcPr>
+            <w:tcW w:type="dxa" w:w="6240"/>
+            <w:tcBorders>
+              <w:top w:val="single" w:color="BFBFBF" w:sz="2"/>
+              <w:left w:val="single" w:color="BFBFBF" w:sz="2"/>
+              <w:bottom w:val="single" w:color="BFBFBF" w:sz="2"/>
+              <w:right w:val="single" w:color="BFBFBF" w:sz="2"/>
+            </w:tcBorders>
+            <w:tcMar>
+              <w:top w:type="dxa" w:w="100"/>
+              <w:left w:type="dxa" w:w="120"/>
+              <w:bottom w:type="dxa" w:w="100"/>
+              <w:right w:type="dxa" w:w="120"/>
+            </w:tcMar>
+            <w:vAlign w:val="center"/>
+          </w:tcPr>
+          <w:p>
+            <w:r>
+              <w:rPr>
+                <w:i w:val="false"/>
+                <w:iCs w:val="false"/>
+                <w:sz w:val="20"/>
+                <w:szCs w:val="20"/>
+              </w:rPr>
+              <w:t xml:space="preserve">2026-08-30 20:24:38</w:t>
+            </w:r>
+          </w:p>
+        </w:tc>
+      </w:tr>
+      <w:tr>
+        <w:tc>
+          <w:tcPr>
+            <w:tcW w:type="dxa" w:w="3120"/>
+            <w:tcBorders>
+              <w:top w:val="single" w:color="BFBFBF" w:sz="2"/>
+              <w:left w:val="single" w:color="BFBFBF" w:sz="2"/>
+              <w:bottom w:val="single" w:color="BFBFBF" w:sz="2"/>
+              <w:right w:val="single" w:color="BFBFBF" w:sz="2"/>
+            </w:tcBorders>
+            <w:tcMar>
+              <w:top w:type="dxa" w:w="100"/>
+              <w:left w:type="dxa" w:w="120"/>
+              <w:bottom w:type="dxa" w:w="100"/>
+              <w:right w:type="dxa" w:w="120"/>
+            </w:tcMar>
+            <w:vAlign w:val="center"/>
+          </w:tcPr>
+          <w:p>
+            <w:r>
+              <w:rPr>
+                <w:i w:val="false"/>
+                <w:iCs w:val="false"/>
+                <w:sz w:val="20"/>
+                <w:szCs w:val="20"/>
+              </w:rPr>
+              <w:t xml:space="preserve">Duration</w:t>
+            </w:r>
+          </w:p>
+        </w:tc>
+        <w:tc>
+          <w:tcPr>
+            <w:tcW w:type="dxa" w:w="6240"/>
+            <w:tcBorders>
+              <w:top w:val="single" w:color="BFBFBF" w:sz="2"/>
+              <w:left w:val="single" w:color="BFBFBF" w:sz="2"/>
+              <w:bottom w:val="single" w:color="BFBFBF" w:sz="2"/>
+              <w:right w:val="single" w:color="BFBFBF" w:sz="2"/>
+            </w:tcBorders>
+            <w:tcMar>
+              <w:top w:type="dxa" w:w="100"/>
+              <w:left w:type="dxa" w:w="120"/>
+              <w:bottom w:type="dxa" w:w="100"/>
+              <w:right w:type="dxa" w:w="120"/>
+            </w:tcMar>
+            <w:vAlign w:val="center"/>
+          </w:tcPr>
+          <w:p>
+            <w:r>
+              <w:rPr>
+                <w:i w:val="false"/>
+                <w:iCs w:val="false"/>
+                <w:sz w:val="20"/>
+                <w:szCs w:val="20"/>
+              </w:rPr>
+              <w:t xml:space="preserve">~65 seconds</w:t>
+            </w:r>
+          </w:p>
+        </w:tc>
+      </w:tr>
+      <w:tr>
+        <w:tc>
+          <w:tcPr>
+            <w:tcW w:type="dxa" w:w="3120"/>
+            <w:tcBorders>
+              <w:top w:val="single" w:color="BFBFBF" w:sz="2"/>
+              <w:left w:val="single" w:color="BFBFBF" w:sz="2"/>
+              <w:bottom w:val="single" w:color="BFBFBF" w:sz="2"/>
+              <w:right w:val="single" w:color="BFBFBF" w:sz="2"/>
+            </w:tcBorders>
+            <w:tcMar>
+              <w:top w:type="dxa" w:w="100"/>
+              <w:left w:type="dxa" w:w="120"/>
+              <w:bottom w:type="dxa" w:w="100"/>
+              <w:right w:type="dxa" w:w="120"/>
+            </w:tcMar>
+            <w:vAlign w:val="center"/>
+          </w:tcPr>
+          <w:p>
+            <w:r>
+              <w:rPr>
+                <w:i w:val="false"/>
+                <w:iCs w:val="false"/>
+                <w:sz w:val="20"/>
+                <w:szCs w:val="20"/>
+              </w:rPr>
+              <w:t xml:space="preserve">Number of Map Tasks / Containers</w:t>
+            </w:r>
+          </w:p>
+        </w:tc>
+        <w:tc>
+          <w:tcPr>
+            <w:tcW w:type="dxa" w:w="6240"/>
+            <w:tcBorders>
+              <w:top w:val="single" w:color="BFBFBF" w:sz="2"/>
+              <w:left w:val="single" w:color="BFBFBF" w:sz="2"/>
+              <w:bottom w:val="single" w:color="BFBFBF" w:sz="2"/>
+              <w:right w:val="single" w:color="BFBFBF" w:sz="2"/>
+            </w:tcBorders>
+            <w:tcMar>
+              <w:top w:type="dxa" w:w="100"/>
+              <w:left w:type="dxa" w:w="120"/>
+              <w:bottom w:type="dxa" w:w="100"/>
+              <w:right w:type="dxa" w:w="120"/>
+            </w:tcMar>
+            <w:vAlign w:val="center"/>
+          </w:tcPr>
+          <w:p>
+            <w:r>
+              <w:rPr>
+                <w:i w:val="false"/>
+                <w:iCs w:val="false"/>
+                <w:sz w:val="20"/>
+                <w:szCs w:val="20"/>
+              </w:rPr>
+              <w:t xml:space="preserve">9 real splits processed (10 launched; 1 killed as a duplicate/speculative attempt)</w:t>
+            </w:r>
+          </w:p>
+        </w:tc>
+      </w:tr>
+      <w:tr>
+        <w:tc>
+          <w:tcPr>
+            <w:tcW w:type="dxa" w:w="3120"/>
+            <w:tcBorders>
+              <w:top w:val="single" w:color="BFBFBF" w:sz="2"/>
+              <w:left w:val="single" w:color="BFBFBF" w:sz="2"/>
+              <w:bottom w:val="single" w:color="BFBFBF" w:sz="2"/>
+              <w:right w:val="single" w:color="BFBFBF" w:sz="2"/>
+            </w:tcBorders>
+            <w:tcMar>
+              <w:top w:type="dxa" w:w="100"/>
+              <w:left w:type="dxa" w:w="120"/>
+              <w:bottom w:type="dxa" w:w="100"/>
+              <w:right w:type="dxa" w:w="120"/>
+            </w:tcMar>
+            <w:vAlign w:val="center"/>
+          </w:tcPr>
+          <w:p>
+            <w:r>
+              <w:rPr>
+                <w:i w:val="false"/>
+                <w:iCs w:val="false"/>
+                <w:sz w:val="20"/>
+                <w:szCs w:val="20"/>
+              </w:rPr>
+              <w:t xml:space="preserve">Number of Reduce Tasks / Containers</w:t>
+            </w:r>
+          </w:p>
+        </w:tc>
+        <w:tc>
+          <w:tcPr>
+            <w:tcW w:type="dxa" w:w="6240"/>
+            <w:tcBorders>
+              <w:top w:val="single" w:color="BFBFBF" w:sz="2"/>
+              <w:left w:val="single" w:color="BFBFBF" w:sz="2"/>
+              <w:bottom w:val="single" w:color="BFBFBF" w:sz="2"/>
+              <w:right w:val="single" w:color="BFBFBF" w:sz="2"/>
+            </w:tcBorders>
+            <w:tcMar>
+              <w:top w:type="dxa" w:w="100"/>
+              <w:left w:type="dxa" w:w="120"/>
+              <w:bottom w:type="dxa" w:w="100"/>
+              <w:right w:type="dxa" w:w="120"/>
+            </w:tcMar>
+            <w:vAlign w:val="center"/>
+          </w:tcPr>
+          <w:p>
+            <w:r>
+              <w:rPr>
+                <w:i w:val="false"/>
+                <w:iCs w:val="false"/>
+                <w:sz w:val="20"/>
+                <w:szCs w:val="20"/>
+              </w:rPr>
+              <w:t xml:space="preserve">1</w:t>
+            </w:r>
+          </w:p>
+        </w:tc>
+      </w:tr>
+      <w:tr>
+        <w:tc>
+          <w:tcPr>
+            <w:tcW w:type="dxa" w:w="3120"/>
+            <w:tcBorders>
+              <w:top w:val="single" w:color="BFBFBF" w:sz="2"/>
+              <w:left w:val="single" w:color="BFBFBF" w:sz="2"/>
+              <w:bottom w:val="single" w:color="BFBFBF" w:sz="2"/>
+              <w:right w:val="single" w:color="BFBFBF" w:sz="2"/>
+            </w:tcBorders>
+            <w:tcMar>
+              <w:top w:type="dxa" w:w="100"/>
+              <w:left w:type="dxa" w:w="120"/>
+              <w:bottom w:type="dxa" w:w="100"/>
+              <w:right w:type="dxa" w:w="120"/>
+            </w:tcMar>
+            <w:vAlign w:val="center"/>
+          </w:tcPr>
+          <w:p>
+            <w:r>
+              <w:rPr>
+                <w:i w:val="false"/>
+                <w:iCs w:val="false"/>
+                <w:sz w:val="20"/>
+                <w:szCs w:val="20"/>
+              </w:rPr>
+              <w:t xml:space="preserve">Final Status</w:t>
+            </w:r>
+          </w:p>
+        </w:tc>
+        <w:tc>
+          <w:tcPr>
+            <w:tcW w:type="dxa" w:w="6240"/>
+            <w:tcBorders>
+              <w:top w:val="single" w:color="BFBFBF" w:sz="2"/>
+              <w:left w:val="single" w:color="BFBFBF" w:sz="2"/>
+              <w:bottom w:val="single" w:color="BFBFBF" w:sz="2"/>
+              <w:right w:val="single" w:color="BFBFBF" w:sz="2"/>
+            </w:tcBorders>
+            <w:tcMar>
+              <w:top w:type="dxa" w:w="100"/>
+              <w:left w:type="dxa" w:w="120"/>
+              <w:bottom w:type="dxa" w:w="100"/>
+              <w:right w:type="dxa" w:w="120"/>
+            </w:tcMar>
+            <w:vAlign w:val="center"/>
+          </w:tcPr>
+          <w:p>
+            <w:r>
+              <w:rPr>
+                <w:i w:val="false"/>
+                <w:iCs w:val="false"/>
+                <w:sz w:val="20"/>
+                <w:szCs w:val="20"/>
+              </w:rPr>
+              <w:t xml:space="preserve">SUCCEEDED (job log: "completed successfully")</w:t>
+            </w:r>
+          </w:p>
+        </w:tc>
+      </w:tr>
+    </w:tbl>
+    <w:p>
+      <w:pPr>
+        <w:spacing w:after="160"/>
+      </w:pPr>
+    </w:p>
+    <w:p>
+      <w:pPr>
+        <w:pStyle w:val="Heading2"/>
+        <w:spacing w:after="120" w:before="240"/>
+      </w:pPr>
+      <w:r>
+        <w:rPr>
+          <w:color w:val="1F4E79"/>
+        </w:rPr>
+        <w:t xml:space="preserve">Evidence: YARN application page (screenshot)</w:t>
+      </w:r>
+    </w:p>
+    <w:tbl>
+      <w:tblPr>
+        <w:tblW w:type="dxa" w:w="9360"/>
+        <w:tblBorders>
+          <w:top w:val="single" w:color="auto" w:sz="4"/>
+          <w:left w:val="single" w:color="auto" w:sz="4"/>
+          <w:bottom w:val="single" w:color="auto" w:sz="4"/>
+          <w:right w:val="single" w:color="auto" w:sz="4"/>
+          <w:insideH w:val="single" w:color="auto" w:sz="4"/>
+          <w:insideV w:val="single" w:color="auto" w:sz="4"/>
+        </w:tblBorders>
+      </w:tblPr>
+      <w:tblGrid>
+        <w:gridCol w:w="9360"/>
+      </w:tblGrid>
+      <w:tr>
+        <w:tc>
+          <w:tcPr>
+            <w:tcW w:type="dxa" w:w="9360"/>
+            <w:tcBorders>
+              <w:top w:val="single" w:color="BFBFBF" w:sz="2"/>
+              <w:left w:val="single" w:color="BFBFBF" w:sz="2"/>
+              <w:bottom w:val="single" w:color="BFBFBF" w:sz="2"/>
+              <w:right w:val="single" w:color="BFBFBF" w:sz="2"/>
+            </w:tcBorders>
             <w:shd w:fill="F2F2F2" w:val="clear"/>
             <w:tcMar>
-              <w:top w:type="dxa" w:w="100"/>
-              <w:left w:type="dxa" w:w="120"/>
-              <w:bottom w:type="dxa" w:w="100"/>
-              <w:right w:type="dxa" w:w="120"/>
-            </w:tcMar>
-            <w:vAlign w:val="center"/>
-          </w:tcPr>
-          <w:p>
+              <w:top w:type="dxa" w:w="400"/>
+              <w:left w:type="dxa" w:w="200"/>
+              <w:bottom w:type="dxa" w:w="400"/>
+              <w:right w:type="dxa" w:w="200"/>
+            </w:tcMar>
+            <w:vAlign w:val="center"/>
+          </w:tcPr>
+          <w:p>
+            <w:pPr>
+              <w:jc w:val="center"/>
+            </w:pPr>
+            <w:r>
+              <w:rPr>
+                <w:b/>
+                <w:bCs/>
+                <w:color w:val="595959"/>
+              </w:rPr>
+              <w:t xml:space="preserve">[ INSERT SCREENSHOT HERE ]</w:t>
+            </w:r>
+          </w:p>
+          <w:p>
+            <w:pPr>
+              <w:spacing w:before="80"/>
+              <w:jc w:val="center"/>
+            </w:pPr>
             <w:r>
               <w:rPr>
                 <w:i/>
@@ -8947,379 +9395,7 @@
                 <w:sz w:val="20"/>
                 <w:szCs w:val="20"/>
               </w:rPr>
-              <w:t xml:space="preserve">[__]</w:t>
-            </w:r>
-          </w:p>
-        </w:tc>
-      </w:tr>
-      <w:tr>
-        <w:tc>
-          <w:tcPr>
-            <w:tcW w:type="dxa" w:w="3120"/>
-            <w:tcBorders>
-              <w:top w:val="single" w:color="BFBFBF" w:sz="2"/>
-              <w:left w:val="single" w:color="BFBFBF" w:sz="2"/>
-              <w:bottom w:val="single" w:color="BFBFBF" w:sz="2"/>
-              <w:right w:val="single" w:color="BFBFBF" w:sz="2"/>
-            </w:tcBorders>
-            <w:tcMar>
-              <w:top w:type="dxa" w:w="100"/>
-              <w:left w:type="dxa" w:w="120"/>
-              <w:bottom w:type="dxa" w:w="100"/>
-              <w:right w:type="dxa" w:w="120"/>
-            </w:tcMar>
-            <w:vAlign w:val="center"/>
-          </w:tcPr>
-          <w:p>
-            <w:r>
-              <w:rPr>
-                <w:i w:val="false"/>
-                <w:iCs w:val="false"/>
-                <w:sz w:val="20"/>
-                <w:szCs w:val="20"/>
-              </w:rPr>
-              <w:t xml:space="preserve">Application State</w:t>
-            </w:r>
-          </w:p>
-        </w:tc>
-        <w:tc>
-          <w:tcPr>
-            <w:tcW w:type="dxa" w:w="6240"/>
-            <w:tcBorders>
-              <w:top w:val="single" w:color="BFBFBF" w:sz="2"/>
-              <w:left w:val="single" w:color="BFBFBF" w:sz="2"/>
-              <w:bottom w:val="single" w:color="BFBFBF" w:sz="2"/>
-              <w:right w:val="single" w:color="BFBFBF" w:sz="2"/>
-            </w:tcBorders>
-            <w:shd w:fill="F2F2F2" w:val="clear"/>
-            <w:tcMar>
-              <w:top w:type="dxa" w:w="100"/>
-              <w:left w:type="dxa" w:w="120"/>
-              <w:bottom w:type="dxa" w:w="100"/>
-              <w:right w:type="dxa" w:w="120"/>
-            </w:tcMar>
-            <w:vAlign w:val="center"/>
-          </w:tcPr>
-          <w:p>
-            <w:r>
-              <w:rPr>
-                <w:i/>
-                <w:iCs/>
-                <w:color w:val="595959"/>
-                <w:sz w:val="20"/>
-                <w:szCs w:val="20"/>
-              </w:rPr>
-              <w:t xml:space="preserve">[__]</w:t>
-            </w:r>
-          </w:p>
-        </w:tc>
-      </w:tr>
-      <w:tr>
-        <w:tc>
-          <w:tcPr>
-            <w:tcW w:type="dxa" w:w="3120"/>
-            <w:tcBorders>
-              <w:top w:val="single" w:color="BFBFBF" w:sz="2"/>
-              <w:left w:val="single" w:color="BFBFBF" w:sz="2"/>
-              <w:bottom w:val="single" w:color="BFBFBF" w:sz="2"/>
-              <w:right w:val="single" w:color="BFBFBF" w:sz="2"/>
-            </w:tcBorders>
-            <w:tcMar>
-              <w:top w:type="dxa" w:w="100"/>
-              <w:left w:type="dxa" w:w="120"/>
-              <w:bottom w:type="dxa" w:w="100"/>
-              <w:right w:type="dxa" w:w="120"/>
-            </w:tcMar>
-            <w:vAlign w:val="center"/>
-          </w:tcPr>
-          <w:p>
-            <w:r>
-              <w:rPr>
-                <w:i w:val="false"/>
-                <w:iCs w:val="false"/>
-                <w:sz w:val="20"/>
-                <w:szCs w:val="20"/>
-              </w:rPr>
-              <w:t xml:space="preserve">Start Time</w:t>
-            </w:r>
-          </w:p>
-        </w:tc>
-        <w:tc>
-          <w:tcPr>
-            <w:tcW w:type="dxa" w:w="6240"/>
-            <w:tcBorders>
-              <w:top w:val="single" w:color="BFBFBF" w:sz="2"/>
-              <w:left w:val="single" w:color="BFBFBF" w:sz="2"/>
-              <w:bottom w:val="single" w:color="BFBFBF" w:sz="2"/>
-              <w:right w:val="single" w:color="BFBFBF" w:sz="2"/>
-            </w:tcBorders>
-            <w:shd w:fill="F2F2F2" w:val="clear"/>
-            <w:tcMar>
-              <w:top w:type="dxa" w:w="100"/>
-              <w:left w:type="dxa" w:w="120"/>
-              <w:bottom w:type="dxa" w:w="100"/>
-              <w:right w:type="dxa" w:w="120"/>
-            </w:tcMar>
-            <w:vAlign w:val="center"/>
-          </w:tcPr>
-          <w:p>
-            <w:r>
-              <w:rPr>
-                <w:i/>
-                <w:iCs/>
-                <w:color w:val="595959"/>
-                <w:sz w:val="20"/>
-                <w:szCs w:val="20"/>
-              </w:rPr>
-              <w:t xml:space="preserve">[__]</w:t>
-            </w:r>
-          </w:p>
-        </w:tc>
-      </w:tr>
-      <w:tr>
-        <w:tc>
-          <w:tcPr>
-            <w:tcW w:type="dxa" w:w="3120"/>
-            <w:tcBorders>
-              <w:top w:val="single" w:color="BFBFBF" w:sz="2"/>
-              <w:left w:val="single" w:color="BFBFBF" w:sz="2"/>
-              <w:bottom w:val="single" w:color="BFBFBF" w:sz="2"/>
-              <w:right w:val="single" w:color="BFBFBF" w:sz="2"/>
-            </w:tcBorders>
-            <w:tcMar>
-              <w:top w:type="dxa" w:w="100"/>
-              <w:left w:type="dxa" w:w="120"/>
-              <w:bottom w:type="dxa" w:w="100"/>
-              <w:right w:type="dxa" w:w="120"/>
-            </w:tcMar>
-            <w:vAlign w:val="center"/>
-          </w:tcPr>
-          <w:p>
-            <w:r>
-              <w:rPr>
-                <w:i w:val="false"/>
-                <w:iCs w:val="false"/>
-                <w:sz w:val="20"/>
-                <w:szCs w:val="20"/>
-              </w:rPr>
-              <w:t xml:space="preserve">Finish Time</w:t>
-            </w:r>
-          </w:p>
-        </w:tc>
-        <w:tc>
-          <w:tcPr>
-            <w:tcW w:type="dxa" w:w="6240"/>
-            <w:tcBorders>
-              <w:top w:val="single" w:color="BFBFBF" w:sz="2"/>
-              <w:left w:val="single" w:color="BFBFBF" w:sz="2"/>
-              <w:bottom w:val="single" w:color="BFBFBF" w:sz="2"/>
-              <w:right w:val="single" w:color="BFBFBF" w:sz="2"/>
-            </w:tcBorders>
-            <w:shd w:fill="F2F2F2" w:val="clear"/>
-            <w:tcMar>
-              <w:top w:type="dxa" w:w="100"/>
-              <w:left w:type="dxa" w:w="120"/>
-              <w:bottom w:type="dxa" w:w="100"/>
-              <w:right w:type="dxa" w:w="120"/>
-            </w:tcMar>
-            <w:vAlign w:val="center"/>
-          </w:tcPr>
-          <w:p>
-            <w:r>
-              <w:rPr>
-                <w:i/>
-                <w:iCs/>
-                <w:color w:val="595959"/>
-                <w:sz w:val="20"/>
-                <w:szCs w:val="20"/>
-              </w:rPr>
-              <w:t xml:space="preserve">[__]</w:t>
-            </w:r>
-          </w:p>
-        </w:tc>
-      </w:tr>
-      <w:tr>
-        <w:tc>
-          <w:tcPr>
-            <w:tcW w:type="dxa" w:w="3120"/>
-            <w:tcBorders>
-              <w:top w:val="single" w:color="BFBFBF" w:sz="2"/>
-              <w:left w:val="single" w:color="BFBFBF" w:sz="2"/>
-              <w:bottom w:val="single" w:color="BFBFBF" w:sz="2"/>
-              <w:right w:val="single" w:color="BFBFBF" w:sz="2"/>
-            </w:tcBorders>
-            <w:tcMar>
-              <w:top w:type="dxa" w:w="100"/>
-              <w:left w:type="dxa" w:w="120"/>
-              <w:bottom w:type="dxa" w:w="100"/>
-              <w:right w:type="dxa" w:w="120"/>
-            </w:tcMar>
-            <w:vAlign w:val="center"/>
-          </w:tcPr>
-          <w:p>
-            <w:r>
-              <w:rPr>
-                <w:i w:val="false"/>
-                <w:iCs w:val="false"/>
-                <w:sz w:val="20"/>
-                <w:szCs w:val="20"/>
-              </w:rPr>
-              <w:t xml:space="preserve">Number of Mapper Tasks / Containers</w:t>
-            </w:r>
-          </w:p>
-        </w:tc>
-        <w:tc>
-          <w:tcPr>
-            <w:tcW w:type="dxa" w:w="6240"/>
-            <w:tcBorders>
-              <w:top w:val="single" w:color="BFBFBF" w:sz="2"/>
-              <w:left w:val="single" w:color="BFBFBF" w:sz="2"/>
-              <w:bottom w:val="single" w:color="BFBFBF" w:sz="2"/>
-              <w:right w:val="single" w:color="BFBFBF" w:sz="2"/>
-            </w:tcBorders>
-            <w:shd w:fill="F2F2F2" w:val="clear"/>
-            <w:tcMar>
-              <w:top w:type="dxa" w:w="100"/>
-              <w:left w:type="dxa" w:w="120"/>
-              <w:bottom w:type="dxa" w:w="100"/>
-              <w:right w:type="dxa" w:w="120"/>
-            </w:tcMar>
-            <w:vAlign w:val="center"/>
-          </w:tcPr>
-          <w:p>
-            <w:r>
-              <w:rPr>
-                <w:i/>
-                <w:iCs/>
-                <w:color w:val="595959"/>
-                <w:sz w:val="20"/>
-                <w:szCs w:val="20"/>
-              </w:rPr>
-              <w:t xml:space="preserve">[__]</w:t>
-            </w:r>
-          </w:p>
-        </w:tc>
-      </w:tr>
-      <w:tr>
-        <w:tc>
-          <w:tcPr>
-            <w:tcW w:type="dxa" w:w="3120"/>
-            <w:tcBorders>
-              <w:top w:val="single" w:color="BFBFBF" w:sz="2"/>
-              <w:left w:val="single" w:color="BFBFBF" w:sz="2"/>
-              <w:bottom w:val="single" w:color="BFBFBF" w:sz="2"/>
-              <w:right w:val="single" w:color="BFBFBF" w:sz="2"/>
-            </w:tcBorders>
-            <w:tcMar>
-              <w:top w:type="dxa" w:w="100"/>
-              <w:left w:type="dxa" w:w="120"/>
-              <w:bottom w:type="dxa" w:w="100"/>
-              <w:right w:type="dxa" w:w="120"/>
-            </w:tcMar>
-            <w:vAlign w:val="center"/>
-          </w:tcPr>
-          <w:p>
-            <w:r>
-              <w:rPr>
-                <w:i w:val="false"/>
-                <w:iCs w:val="false"/>
-                <w:sz w:val="20"/>
-                <w:szCs w:val="20"/>
-              </w:rPr>
-              <w:t xml:space="preserve">Number of Reducer Tasks / Containers</w:t>
-            </w:r>
-          </w:p>
-        </w:tc>
-        <w:tc>
-          <w:tcPr>
-            <w:tcW w:type="dxa" w:w="6240"/>
-            <w:tcBorders>
-              <w:top w:val="single" w:color="BFBFBF" w:sz="2"/>
-              <w:left w:val="single" w:color="BFBFBF" w:sz="2"/>
-              <w:bottom w:val="single" w:color="BFBFBF" w:sz="2"/>
-              <w:right w:val="single" w:color="BFBFBF" w:sz="2"/>
-            </w:tcBorders>
-            <w:shd w:fill="F2F2F2" w:val="clear"/>
-            <w:tcMar>
-              <w:top w:type="dxa" w:w="100"/>
-              <w:left w:type="dxa" w:w="120"/>
-              <w:bottom w:type="dxa" w:w="100"/>
-              <w:right w:type="dxa" w:w="120"/>
-            </w:tcMar>
-            <w:vAlign w:val="center"/>
-          </w:tcPr>
-          <w:p>
-            <w:r>
-              <w:rPr>
-                <w:i/>
-                <w:iCs/>
-                <w:color w:val="595959"/>
-                <w:sz w:val="20"/>
-                <w:szCs w:val="20"/>
-              </w:rPr>
-              <w:t xml:space="preserve">[__]</w:t>
-            </w:r>
-          </w:p>
-        </w:tc>
-      </w:tr>
-      <w:tr>
-        <w:tc>
-          <w:tcPr>
-            <w:tcW w:type="dxa" w:w="3120"/>
-            <w:tcBorders>
-              <w:top w:val="single" w:color="BFBFBF" w:sz="2"/>
-              <w:left w:val="single" w:color="BFBFBF" w:sz="2"/>
-              <w:bottom w:val="single" w:color="BFBFBF" w:sz="2"/>
-              <w:right w:val="single" w:color="BFBFBF" w:sz="2"/>
-            </w:tcBorders>
-            <w:tcMar>
-              <w:top w:type="dxa" w:w="100"/>
-              <w:left w:type="dxa" w:w="120"/>
-              <w:bottom w:type="dxa" w:w="100"/>
-              <w:right w:type="dxa" w:w="120"/>
-            </w:tcMar>
-            <w:vAlign w:val="center"/>
-          </w:tcPr>
-          <w:p>
-            <w:r>
-              <w:rPr>
-                <w:i w:val="false"/>
-                <w:iCs w:val="false"/>
-                <w:sz w:val="20"/>
-                <w:szCs w:val="20"/>
-              </w:rPr>
-              <w:t xml:space="preserve">Final Status</w:t>
-            </w:r>
-          </w:p>
-        </w:tc>
-        <w:tc>
-          <w:tcPr>
-            <w:tcW w:type="dxa" w:w="6240"/>
-            <w:tcBorders>
-              <w:top w:val="single" w:color="BFBFBF" w:sz="2"/>
-              <w:left w:val="single" w:color="BFBFBF" w:sz="2"/>
-              <w:bottom w:val="single" w:color="BFBFBF" w:sz="2"/>
-              <w:right w:val="single" w:color="BFBFBF" w:sz="2"/>
-            </w:tcBorders>
-            <w:shd w:fill="F2F2F2" w:val="clear"/>
-            <w:tcMar>
-              <w:top w:type="dxa" w:w="100"/>
-              <w:left w:type="dxa" w:w="120"/>
-              <w:bottom w:type="dxa" w:w="100"/>
-              <w:right w:type="dxa" w:w="120"/>
-            </w:tcMar>
-            <w:vAlign w:val="center"/>
-          </w:tcPr>
-          <w:p>
-            <w:r>
-              <w:rPr>
-                <w:i/>
-                <w:iCs/>
-                <w:color w:val="595959"/>
-                <w:sz w:val="20"/>
-                <w:szCs w:val="20"/>
-              </w:rPr>
-              <w:t xml:space="preserve">[__]</w:t>
+              <w:t xml:space="preserve">YARN ResourceManager — http://localhost:8088/cluster, application details page for application_1788112445280_0001</w:t>
             </w:r>
           </w:p>
         </w:tc>
@@ -9327,8 +9403,28 @@
     </w:tbl>
     <w:p>
       <w:pPr>
-        <w:spacing w:after="160"/>
-      </w:pPr>
+        <w:pBdr>
+          <w:left w:val="single" w:color="1F4E79" w:sz="12" w:space="8"/>
+        </w:pBdr>
+        <w:shd w:fill="E8EEF4" w:val="clear"/>
+        <w:spacing w:after="200"/>
+      </w:pPr>
+      <w:r>
+        <w:rPr>
+          <w:b/>
+          <w:bCs/>
+          <w:color w:val="1F4E79"/>
+        </w:rPr>
+        <w:t xml:space="preserve">REAL-DATA NOTE: </w:t>
+      </w:r>
+      <w:r>
+        <w:rPr>
+          <w:i/>
+          <w:iCs/>
+          <w:color w:val="595959"/>
+        </w:rPr>
+        <w:t xml:space="preserve">The table above is already filled from the job's own counters (reproduced exactly from a real cluster run). The screenshot is still needed as the visual evidence Section 16 requires — it should show the same Application ID and match these numbers.</w:t>
+      </w:r>
     </w:p>
     <w:p>
       <w:pPr>
@@ -9373,7 +9469,7 @@
         <w:spacing w:after="160"/>
       </w:pPr>
       <w:r>
-        <w:t xml:space="preserve">Identical analysis (revenue by pickup zone) run with plain Python/Pandas (scripts/pandas_baseline.py) on the real, full cleaned dataset. The Pandas column is real, measured output; the Hadoop MapReduce column still needs your real cluster's numbers for the exact same job (mapper_revenue.py / reducer_revenue.py, output at /taxi_project/output/revenue/), read off the YARN application page for that run.</w:t>
+        <w:t xml:space="preserve">Identical analysis (revenue by pickup zone) run with plain Python/Pandas (scripts/pandas_baseline.py) and with real Hadoop Streaming MapReduce (mapper_revenue.py / reducer_revenue.py, application_1788112445280_0001) on the same full cleaned dataset. Both columns below are real, measured output.</w:t>
       </w:r>
     </w:p>
     <w:tbl>
@@ -9486,7 +9582,7 @@
                 <w:sz w:val="20"/>
                 <w:szCs w:val="20"/>
               </w:rPr>
-              <w:t xml:space="preserve">Hadoop MapReduce</w:t>
+              <w:t xml:space="preserve">Hadoop MapReduce (real)</w:t>
             </w:r>
           </w:p>
         </w:tc>
@@ -9559,25 +9655,23 @@
               <w:bottom w:val="single" w:color="BFBFBF" w:sz="2"/>
               <w:right w:val="single" w:color="BFBFBF" w:sz="2"/>
             </w:tcBorders>
-            <w:shd w:fill="F2F2F2" w:val="clear"/>
-            <w:tcMar>
-              <w:top w:type="dxa" w:w="100"/>
-              <w:left w:type="dxa" w:w="120"/>
-              <w:bottom w:type="dxa" w:w="100"/>
-              <w:right w:type="dxa" w:w="120"/>
-            </w:tcMar>
-            <w:vAlign w:val="center"/>
-          </w:tcPr>
-          <w:p>
-            <w:r>
-              <w:rPr>
-                <w:i/>
-                <w:iCs/>
-                <w:color w:val="595959"/>
-                <w:sz w:val="20"/>
-                <w:szCs w:val="20"/>
-              </w:rPr>
-              <w:t xml:space="preserve">[__]</w:t>
+            <w:tcMar>
+              <w:top w:type="dxa" w:w="100"/>
+              <w:left w:type="dxa" w:w="120"/>
+              <w:bottom w:type="dxa" w:w="100"/>
+              <w:right w:type="dxa" w:w="120"/>
+            </w:tcMar>
+            <w:vAlign w:val="center"/>
+          </w:tcPr>
+          <w:p>
+            <w:r>
+              <w:rPr>
+                <w:i w:val="false"/>
+                <w:iCs w:val="false"/>
+                <w:sz w:val="20"/>
+                <w:szCs w:val="20"/>
+              </w:rPr>
+              <w:t xml:space="preserve">1,047.9 MB (HDFS bytes read: 1,098,934,285)</w:t>
             </w:r>
           </w:p>
         </w:tc>
@@ -9650,25 +9744,23 @@
               <w:bottom w:val="single" w:color="BFBFBF" w:sz="2"/>
               <w:right w:val="single" w:color="BFBFBF" w:sz="2"/>
             </w:tcBorders>
-            <w:shd w:fill="F2F2F2" w:val="clear"/>
-            <w:tcMar>
-              <w:top w:type="dxa" w:w="100"/>
-              <w:left w:type="dxa" w:w="120"/>
-              <w:bottom w:type="dxa" w:w="100"/>
-              <w:right w:type="dxa" w:w="120"/>
-            </w:tcMar>
-            <w:vAlign w:val="center"/>
-          </w:tcPr>
-          <w:p>
-            <w:r>
-              <w:rPr>
-                <w:i/>
-                <w:iCs/>
-                <w:color w:val="595959"/>
-                <w:sz w:val="20"/>
-                <w:szCs w:val="20"/>
-              </w:rPr>
-              <w:t xml:space="preserve">[__]</w:t>
+            <w:tcMar>
+              <w:top w:type="dxa" w:w="100"/>
+              <w:left w:type="dxa" w:w="120"/>
+              <w:bottom w:type="dxa" w:w="100"/>
+              <w:right w:type="dxa" w:w="120"/>
+            </w:tcMar>
+            <w:vAlign w:val="center"/>
+          </w:tcPr>
+          <w:p>
+            <w:r>
+              <w:rPr>
+                <w:i w:val="false"/>
+                <w:iCs w:val="false"/>
+                <w:sz w:val="20"/>
+                <w:szCs w:val="20"/>
+              </w:rPr>
+              <w:t xml:space="preserve">10,448,162 (map input 10,448,165 incl. 3 CSV headers, correctly skipped)</w:t>
             </w:r>
           </w:p>
         </w:tc>
@@ -9741,25 +9833,23 @@
               <w:bottom w:val="single" w:color="BFBFBF" w:sz="2"/>
               <w:right w:val="single" w:color="BFBFBF" w:sz="2"/>
             </w:tcBorders>
-            <w:shd w:fill="F2F2F2" w:val="clear"/>
-            <w:tcMar>
-              <w:top w:type="dxa" w:w="100"/>
-              <w:left w:type="dxa" w:w="120"/>
-              <w:bottom w:type="dxa" w:w="100"/>
-              <w:right w:type="dxa" w:w="120"/>
-            </w:tcMar>
-            <w:vAlign w:val="center"/>
-          </w:tcPr>
-          <w:p>
-            <w:r>
-              <w:rPr>
-                <w:i/>
-                <w:iCs/>
-                <w:color w:val="595959"/>
-                <w:sz w:val="20"/>
-                <w:szCs w:val="20"/>
-              </w:rPr>
-              <w:t xml:space="preserve">[__]</w:t>
+            <w:tcMar>
+              <w:top w:type="dxa" w:w="100"/>
+              <w:left w:type="dxa" w:w="120"/>
+              <w:bottom w:type="dxa" w:w="100"/>
+              <w:right w:type="dxa" w:w="120"/>
+            </w:tcMar>
+            <w:vAlign w:val="center"/>
+          </w:tcPr>
+          <w:p>
+            <w:r>
+              <w:rPr>
+                <w:i w:val="false"/>
+                <w:iCs w:val="false"/>
+                <w:sz w:val="20"/>
+                <w:szCs w:val="20"/>
+              </w:rPr>
+              <w:t xml:space="preserve">~64.8 s (job submit 20:23:33 → completed 20:24:38)</w:t>
             </w:r>
           </w:p>
         </w:tc>
@@ -9832,25 +9922,23 @@
               <w:bottom w:val="single" w:color="BFBFBF" w:sz="2"/>
               <w:right w:val="single" w:color="BFBFBF" w:sz="2"/>
             </w:tcBorders>
-            <w:shd w:fill="F2F2F2" w:val="clear"/>
-            <w:tcMar>
-              <w:top w:type="dxa" w:w="100"/>
-              <w:left w:type="dxa" w:w="120"/>
-              <w:bottom w:type="dxa" w:w="100"/>
-              <w:right w:type="dxa" w:w="120"/>
-            </w:tcMar>
-            <w:vAlign w:val="center"/>
-          </w:tcPr>
-          <w:p>
-            <w:r>
-              <w:rPr>
-                <w:i/>
-                <w:iCs/>
-                <w:color w:val="595959"/>
-                <w:sz w:val="20"/>
-                <w:szCs w:val="20"/>
-              </w:rPr>
-              <w:t xml:space="preserve">[__]</w:t>
+            <w:tcMar>
+              <w:top w:type="dxa" w:w="100"/>
+              <w:left w:type="dxa" w:w="120"/>
+              <w:bottom w:type="dxa" w:w="100"/>
+              <w:right w:type="dxa" w:w="120"/>
+            </w:tcMar>
+            <w:vAlign w:val="center"/>
+          </w:tcPr>
+          <w:p>
+            <w:r>
+              <w:rPr>
+                <w:i w:val="false"/>
+                <w:iCs w:val="false"/>
+                <w:sz w:val="20"/>
+                <w:szCs w:val="20"/>
+              </w:rPr>
+              <w:t xml:space="preserve">Peak map task: 330.9 MB; peak reduce task: 443.2 MB (per-task peaks, not summed)</w:t>
             </w:r>
           </w:p>
         </w:tc>
@@ -9923,25 +10011,23 @@
               <w:bottom w:val="single" w:color="BFBFBF" w:sz="2"/>
               <w:right w:val="single" w:color="BFBFBF" w:sz="2"/>
             </w:tcBorders>
-            <w:shd w:fill="F2F2F2" w:val="clear"/>
-            <w:tcMar>
-              <w:top w:type="dxa" w:w="100"/>
-              <w:left w:type="dxa" w:w="120"/>
-              <w:bottom w:type="dxa" w:w="100"/>
-              <w:right w:type="dxa" w:w="120"/>
-            </w:tcMar>
-            <w:vAlign w:val="center"/>
-          </w:tcPr>
-          <w:p>
-            <w:r>
-              <w:rPr>
-                <w:i/>
-                <w:iCs/>
-                <w:color w:val="595959"/>
-                <w:sz w:val="20"/>
-                <w:szCs w:val="20"/>
-              </w:rPr>
-              <w:t xml:space="preserve">[__]</w:t>
+            <w:tcMar>
+              <w:top w:type="dxa" w:w="100"/>
+              <w:left w:type="dxa" w:w="120"/>
+              <w:bottom w:type="dxa" w:w="100"/>
+              <w:right w:type="dxa" w:w="120"/>
+            </w:tcMar>
+            <w:vAlign w:val="center"/>
+          </w:tcPr>
+          <w:p>
+            <w:r>
+              <w:rPr>
+                <w:i w:val="false"/>
+                <w:iCs w:val="false"/>
+                <w:sz w:val="20"/>
+                <w:szCs w:val="20"/>
+              </w:rPr>
+              <w:t xml:space="preserve">9 real splits (10 launched; 1 killed as a duplicate/speculative attempt)</w:t>
             </w:r>
           </w:p>
         </w:tc>
@@ -10014,25 +10100,23 @@
               <w:bottom w:val="single" w:color="BFBFBF" w:sz="2"/>
               <w:right w:val="single" w:color="BFBFBF" w:sz="2"/>
             </w:tcBorders>
-            <w:shd w:fill="F2F2F2" w:val="clear"/>
-            <w:tcMar>
-              <w:top w:type="dxa" w:w="100"/>
-              <w:left w:type="dxa" w:w="120"/>
-              <w:bottom w:type="dxa" w:w="100"/>
-              <w:right w:type="dxa" w:w="120"/>
-            </w:tcMar>
-            <w:vAlign w:val="center"/>
-          </w:tcPr>
-          <w:p>
-            <w:r>
-              <w:rPr>
-                <w:i/>
-                <w:iCs/>
-                <w:color w:val="595959"/>
-                <w:sz w:val="20"/>
-                <w:szCs w:val="20"/>
-              </w:rPr>
-              <w:t xml:space="preserve">[__]</w:t>
+            <w:tcMar>
+              <w:top w:type="dxa" w:w="100"/>
+              <w:left w:type="dxa" w:w="120"/>
+              <w:bottom w:type="dxa" w:w="100"/>
+              <w:right w:type="dxa" w:w="120"/>
+            </w:tcMar>
+            <w:vAlign w:val="center"/>
+          </w:tcPr>
+          <w:p>
+            <w:r>
+              <w:rPr>
+                <w:i w:val="false"/>
+                <w:iCs w:val="false"/>
+                <w:sz w:val="20"/>
+                <w:szCs w:val="20"/>
+              </w:rPr>
+              <w:t xml:space="preserve">1</w:t>
             </w:r>
           </w:p>
         </w:tc>
@@ -10105,25 +10189,23 @@
               <w:bottom w:val="single" w:color="BFBFBF" w:sz="2"/>
               <w:right w:val="single" w:color="BFBFBF" w:sz="2"/>
             </w:tcBorders>
-            <w:shd w:fill="F2F2F2" w:val="clear"/>
-            <w:tcMar>
-              <w:top w:type="dxa" w:w="100"/>
-              <w:left w:type="dxa" w:w="120"/>
-              <w:bottom w:type="dxa" w:w="100"/>
-              <w:right w:type="dxa" w:w="120"/>
-            </w:tcMar>
-            <w:vAlign w:val="center"/>
-          </w:tcPr>
-          <w:p>
-            <w:r>
-              <w:rPr>
-                <w:i/>
-                <w:iCs/>
-                <w:color w:val="595959"/>
-                <w:sz w:val="20"/>
-                <w:szCs w:val="20"/>
-              </w:rPr>
-              <w:t xml:space="preserve">[__]</w:t>
+            <w:tcMar>
+              <w:top w:type="dxa" w:w="100"/>
+              <w:left w:type="dxa" w:w="120"/>
+              <w:bottom w:type="dxa" w:w="100"/>
+              <w:right w:type="dxa" w:w="120"/>
+            </w:tcMar>
+            <w:vAlign w:val="center"/>
+          </w:tcPr>
+          <w:p>
+            <w:r>
+              <w:rPr>
+                <w:i w:val="false"/>
+                <w:iCs w:val="false"/>
+                <w:sz w:val="20"/>
+                <w:szCs w:val="20"/>
+              </w:rPr>
+              <w:t xml:space="preserve">12.1 KB / 12,360 bytes (262 zones)</w:t>
             </w:r>
           </w:p>
         </w:tc>
@@ -10156,7 +10238,7 @@
           <w:iCs/>
           <w:color w:val="595959"/>
         </w:rPr>
-        <w:t xml:space="preserve">12.36 seconds for 10.4M rows on a single process is expected to beat Hadoop Streaming on a small/single-node cluster at this data size — Hadoop's fixed per-job overhead (JVM and container startup, writing intermediate Map output to disk, the network shuffle) does not pay for itself until the dataset is too large for one machine's RAM, which 1GB is nowhere close to. Fill in the real MapReduce numbers, then use the actual ratio you measure — not this expectation — in the discussion below.</w:t>
+        <w:t xml:space="preserve">Measured result: Pandas (12.36s) was about 5.2x faster than Hadoop Streaming (~64.8s) at this exact data size on this single-node cluster — confirming the expectation, not just asserting it. Hadoop's fixed per-job overhead (JVM/container startup, writing intermediate Map output to disk, the network shuffle, YARN scheduling) dominates the total time when the whole 1GB dataset comfortably fits in one machine's RAM, as it does here — Pandas just holds it all in one process with none of that overhead. That overhead is fixed per job, though, not per row: it does not grow much as the dataset scales up, while Pandas eventually can't run at all once data exceeds one machine's memory. That crossover, not this run's numbers on their own, is the real answer to Business Question (l).</w:t>
       </w:r>
     </w:p>
     <w:p>
@@ -10181,7 +10263,7 @@
           <w:iCs/>
           <w:color w:val="595959"/>
         </w:rPr>
-        <w:t xml:space="preserve">Discuss the result honestly: at this data scale (a single month, single-node cluster), which was faster, and why (JVM/container startup, disk I/O between Map and Reduce, network shuffle overhead vs. one process holding everything in RAM)? Then explain when that flips — i.e. once the dataset no longer fits in one machine's memory, Pandas cannot run at all while Hadoop's fixed overhead is amortized across many parallel nodes. This crossover point is the actual answer to Business Question (l).</w:t>
+        <w:t xml:space="preserve">Restate that conclusion in your own words for the report, and note one limitation of this specific comparison: it's a single-node Hadoop cluster, so it doesn't yet show Hadoop's actual advantage (parallelism across many machines) — only its overhead.</w:t>
       </w:r>
     </w:p>
     <w:p>

--- a/reports/Taxi_Analytics_Report_Template.docx
+++ b/reports/Taxi_Analytics_Report_Template.docx
@@ -974,31 +974,6 @@
     </w:p>
     <w:p>
       <w:pPr>
-        <w:pBdr>
-          <w:left w:val="single" w:color="B7472A" w:sz="12" w:space="8"/>
-        </w:pBdr>
-        <w:shd w:fill="F2F2F2" w:val="clear"/>
-        <w:spacing w:after="200"/>
-      </w:pPr>
-      <w:r>
-        <w:rPr>
-          <w:b/>
-          <w:bCs/>
-          <w:color w:val="B7472A"/>
-        </w:rPr>
-        <w:t xml:space="preserve">TODO: </w:t>
-      </w:r>
-      <w:r>
-        <w:rPr>
-          <w:i/>
-          <w:iCs/>
-          <w:color w:val="595959"/>
-        </w:rPr>
-        <w:t xml:space="preserve">Describe your cluster: Hadoop version, single-node (pseudo-distributed) or multi-node, OS, number of DataNodes, and any relevant hardware/VM specs (CPU, RAM, disk).</w:t>
-      </w:r>
-    </w:p>
-    <w:p>
-      <w:pPr>
         <w:pStyle w:val="ListParagraph"/>
         <w:numPr>
           <w:ilvl w:val="0"/>
@@ -1007,7 +982,7 @@
         <w:spacing w:after="80"/>
       </w:pPr>
       <w:r>
-        <w:t xml:space="preserve">Hadoop version: [___]</w:t>
+        <w:t xml:space="preserve">Hadoop version: 3.3.6 (compiled Jun 18 2023)</w:t>
       </w:r>
     </w:p>
     <w:p>
@@ -1020,7 +995,7 @@
         <w:spacing w:after="80"/>
       </w:pPr>
       <w:r>
-        <w:t xml:space="preserve">Cluster mode: [pseudo-distributed / multi-node, N nodes]</w:t>
+        <w:t xml:space="preserve">Cluster mode: pseudo-distributed, single node (1 DataNode, 1 NodeManager)</w:t>
       </w:r>
     </w:p>
     <w:p>
@@ -1033,7 +1008,7 @@
         <w:spacing w:after="80"/>
       </w:pPr>
       <w:r>
-        <w:t xml:space="preserve">Operating system: [___]</w:t>
+        <w:t xml:space="preserve">Operating system: Ubuntu (WSL2 — Windows Subsystem for Linux, on Windows 11)</w:t>
       </w:r>
     </w:p>
     <w:p>
@@ -1046,7 +1021,71 @@
         <w:spacing w:after="80"/>
       </w:pPr>
       <w:r>
-        <w:t xml:space="preserve">YARN ResourceManager UI: http://localhost:8088/cluster</w:t>
+        <w:t xml:space="preserve">Java: OpenJDK 11.0.32</w:t>
+      </w:r>
+    </w:p>
+    <w:p>
+      <w:pPr>
+        <w:pStyle w:val="ListParagraph"/>
+        <w:numPr>
+          <w:ilvl w:val="0"/>
+          <w:numId w:val="2"/>
+        </w:numPr>
+        <w:spacing w:after="80"/>
+      </w:pPr>
+      <w:r>
+        <w:t xml:space="preserve">Configured HDFS capacity: 1,006.85 GB</w:t>
+      </w:r>
+    </w:p>
+    <w:p>
+      <w:pPr>
+        <w:pStyle w:val="ListParagraph"/>
+        <w:numPr>
+          <w:ilvl w:val="0"/>
+          <w:numId w:val="2"/>
+        </w:numPr>
+        <w:spacing w:after="80"/>
+      </w:pPr>
+      <w:r>
+        <w:t xml:space="preserve">YARN ResourceManager UI: http://&lt;WSL-IP&gt;:8088/cluster (see note below)</w:t>
+      </w:r>
+    </w:p>
+    <w:p>
+      <w:pPr>
+        <w:pStyle w:val="ListParagraph"/>
+        <w:numPr>
+          <w:ilvl w:val="0"/>
+          <w:numId w:val="2"/>
+        </w:numPr>
+        <w:spacing w:after="80"/>
+      </w:pPr>
+      <w:r>
+        <w:t xml:space="preserve">HDFS NameNode UI: http://&lt;WSL-IP&gt;:9870</w:t>
+      </w:r>
+    </w:p>
+    <w:p>
+      <w:pPr>
+        <w:pBdr>
+          <w:left w:val="single" w:color="1F4E79" w:sz="12" w:space="8"/>
+        </w:pBdr>
+        <w:shd w:fill="E8EEF4" w:val="clear"/>
+        <w:spacing w:after="200"/>
+      </w:pPr>
+      <w:r>
+        <w:rPr>
+          <w:b/>
+          <w:bCs/>
+          <w:color w:val="1F4E79"/>
+        </w:rPr>
+        <w:t xml:space="preserve">REAL-DATA NOTE: </w:t>
+      </w:r>
+      <w:r>
+        <w:rPr>
+          <w:i/>
+          <w:iCs/>
+          <w:color w:val="595959"/>
+        </w:rPr>
+        <w:t xml:space="preserve">Both UIs had to be reached via WSL's own IP address (from `hostname -I`), not `localhost` — this machine also has a separate, unrelated native-Windows Hadoop install using Windows-style paths (C:\hadoop\...), and it was already bound to ports 9870/8088, silently intercepting `localhost` requests meant for the WSL cluster. This is worth mentioning in the report as a real environment quirk encountered and solved, not a flaw in the setup — every check run directly from the WSL terminal (jps, hdfs dfs -ls) was accurate throughout; only browser access to `localhost` was affected.</w:t>
       </w:r>
     </w:p>
     <w:p>
@@ -1121,7 +1160,7 @@
                 <w:sz w:val="20"/>
                 <w:szCs w:val="20"/>
               </w:rPr>
-              <w:t xml:space="preserve">jps output showing NameNode, DataNode, ResourceManager, NodeManager (and SecondaryNameNode)</w:t>
+              <w:t xml:space="preserve">jps output showing NameNode, DataNode, ResourceManager, NodeManager, SecondaryNameNode</w:t>
             </w:r>
           </w:p>
         </w:tc>
@@ -1149,7 +1188,7 @@
           <w:iCs/>
           <w:color w:val="595959"/>
         </w:rPr>
-        <w:t xml:space="preserve">Add 1-2 sentences explaining what this screenshot shows and confirms.</w:t>
+        <w:t xml:space="preserve">Add 1-2 sentences explaining what this screenshot shows and confirms (that all 5 core Hadoop/YARN daemons are running as separate JVM processes on this machine).</w:t>
       </w:r>
     </w:p>
     <w:p>

--- a/reports/Taxi_Analytics_Report_Template.docx
+++ b/reports/Taxi_Analytics_Report_Template.docx
@@ -1100,3272 +1100,21 @@
         <w:t xml:space="preserve">Evidence: Hadoop services running</w:t>
       </w:r>
     </w:p>
-    <w:tbl>
-      <w:tblPr>
-        <w:tblW w:type="dxa" w:w="9360"/>
-        <w:tblBorders>
-          <w:top w:val="single" w:color="auto" w:sz="4"/>
-          <w:left w:val="single" w:color="auto" w:sz="4"/>
-          <w:bottom w:val="single" w:color="auto" w:sz="4"/>
-          <w:right w:val="single" w:color="auto" w:sz="4"/>
-          <w:insideH w:val="single" w:color="auto" w:sz="4"/>
-          <w:insideV w:val="single" w:color="auto" w:sz="4"/>
-        </w:tblBorders>
-      </w:tblPr>
-      <w:tblGrid>
-        <w:gridCol w:w="9360"/>
-      </w:tblGrid>
-      <w:tr>
-        <w:tc>
-          <w:tcPr>
-            <w:tcW w:type="dxa" w:w="9360"/>
-            <w:tcBorders>
-              <w:top w:val="single" w:color="BFBFBF" w:sz="2"/>
-              <w:left w:val="single" w:color="BFBFBF" w:sz="2"/>
-              <w:bottom w:val="single" w:color="BFBFBF" w:sz="2"/>
-              <w:right w:val="single" w:color="BFBFBF" w:sz="2"/>
-            </w:tcBorders>
-            <w:shd w:fill="F2F2F2" w:val="clear"/>
-            <w:tcMar>
-              <w:top w:type="dxa" w:w="400"/>
-              <w:left w:type="dxa" w:w="200"/>
-              <w:bottom w:type="dxa" w:w="400"/>
-              <w:right w:type="dxa" w:w="200"/>
-            </w:tcMar>
-            <w:vAlign w:val="center"/>
-          </w:tcPr>
-          <w:p>
-            <w:pPr>
-              <w:jc w:val="center"/>
-            </w:pPr>
-            <w:r>
-              <w:rPr>
-                <w:b/>
-                <w:bCs/>
-                <w:color w:val="595959"/>
-              </w:rPr>
-              <w:t xml:space="preserve">[ INSERT SCREENSHOT HERE ]</w:t>
-            </w:r>
-          </w:p>
-          <w:p>
-            <w:pPr>
-              <w:spacing w:before="80"/>
-              <w:jc w:val="center"/>
-            </w:pPr>
-            <w:r>
-              <w:rPr>
-                <w:i/>
-                <w:iCs/>
-                <w:color w:val="595959"/>
-                <w:sz w:val="20"/>
-                <w:szCs w:val="20"/>
-              </w:rPr>
-              <w:t xml:space="preserve">jps output showing NameNode, DataNode, ResourceManager, NodeManager, SecondaryNameNode</w:t>
-            </w:r>
-          </w:p>
-        </w:tc>
-      </w:tr>
-    </w:tbl>
     <w:p>
       <w:pPr>
         <w:pBdr>
-          <w:left w:val="single" w:color="B7472A" w:sz="12" w:space="8"/>
+          <w:top w:val="single" w:color="BFBFBF" w:sz="4"/>
+          <w:bottom w:val="single" w:color="BFBFBF" w:sz="4"/>
+          <w:left w:val="single" w:color="BFBFBF" w:sz="4"/>
+          <w:right w:val="single" w:color="BFBFBF" w:sz="4"/>
         </w:pBdr>
-        <w:shd w:fill="F2F2F2" w:val="clear"/>
-        <w:spacing w:after="200"/>
-      </w:pPr>
-      <w:r>
-        <w:rPr>
-          <w:b/>
-          <w:bCs/>
-          <w:color w:val="B7472A"/>
-        </w:rPr>
-        <w:t xml:space="preserve">TODO: </w:t>
-      </w:r>
-      <w:r>
-        <w:rPr>
-          <w:i/>
-          <w:iCs/>
-          <w:color w:val="595959"/>
-        </w:rPr>
-        <w:t xml:space="preserve">Add 1-2 sentences explaining what this screenshot shows and confirms (that all 5 core Hadoop/YARN daemons are running as separate JVM processes on this machine).</w:t>
-      </w:r>
-    </w:p>
-    <w:p>
-      <w:pPr>
-        <w:pStyle w:val="Heading1"/>
-        <w:pageBreakBefore/>
-        <w:spacing w:after="200" w:before="0"/>
-      </w:pPr>
-      <w:r>
-        <w:rPr>
-          <w:color w:val="1F4E79"/>
-        </w:rPr>
-        <w:t xml:space="preserve">5. HDFS Design</w:t>
-      </w:r>
-    </w:p>
-    <w:p>
-      <w:pPr>
-        <w:spacing w:after="160"/>
-      </w:pPr>
-      <w:r>
-        <w:t xml:space="preserve">Directory structure created under /taxi_project (see commands.txt, Step 6):</w:t>
-      </w:r>
-    </w:p>
-    <w:p>
-      <w:pPr>
-        <w:pStyle w:val="ListParagraph"/>
-        <w:numPr>
-          <w:ilvl w:val="0"/>
-          <w:numId w:val="2"/>
-        </w:numPr>
-        <w:spacing w:after="80"/>
-      </w:pPr>
-      <w:r>
-        <w:t xml:space="preserve">/taxi_project/input/raw/ — converted CSVs, as downloaded/converted, unmodified</w:t>
-      </w:r>
-    </w:p>
-    <w:p>
-      <w:pPr>
-        <w:pStyle w:val="ListParagraph"/>
-        <w:numPr>
-          <w:ilvl w:val="0"/>
-          <w:numId w:val="2"/>
-        </w:numPr>
-        <w:spacing w:after="80"/>
-      </w:pPr>
-      <w:r>
-        <w:t xml:space="preserve">/taxi_project/input/cleaned/ — cleaned CSVs; the only data every MapReduce job reads</w:t>
-      </w:r>
-    </w:p>
-    <w:p>
-      <w:pPr>
-        <w:pStyle w:val="ListParagraph"/>
-        <w:numPr>
-          <w:ilvl w:val="0"/>
-          <w:numId w:val="2"/>
-        </w:numPr>
-        <w:spacing w:after="80"/>
-      </w:pPr>
-      <w:r>
-        <w:t xml:space="preserve">/taxi_project/output/&lt;analysis&gt;/ — one directory per job (hourly, daily, locations, revenue, payment, distance, routes, duration, anomalies, top_revenue)</w:t>
-      </w:r>
-    </w:p>
-    <w:p>
-      <w:pPr>
-        <w:pStyle w:val="ListParagraph"/>
-        <w:numPr>
-          <w:ilvl w:val="0"/>
-          <w:numId w:val="2"/>
-        </w:numPr>
-        <w:spacing w:after="80"/>
-      </w:pPr>
-      <w:r>
-        <w:t xml:space="preserve">/taxi_project/archive/ — raw files moved aside once cleaned data is verified</w:t>
-      </w:r>
-    </w:p>
-    <w:p>
-      <w:pPr>
-        <w:pStyle w:val="Heading2"/>
-        <w:spacing w:after="120" w:before="240"/>
-      </w:pPr>
-      <w:r>
-        <w:rPr>
-          <w:color w:val="1F4E79"/>
-        </w:rPr>
-        <w:t xml:space="preserve">Evidence: HDFS directory structure</w:t>
-      </w:r>
-    </w:p>
-    <w:tbl>
-      <w:tblPr>
-        <w:tblW w:type="dxa" w:w="9360"/>
-        <w:tblBorders>
-          <w:top w:val="single" w:color="auto" w:sz="4"/>
-          <w:left w:val="single" w:color="auto" w:sz="4"/>
-          <w:bottom w:val="single" w:color="auto" w:sz="4"/>
-          <w:right w:val="single" w:color="auto" w:sz="4"/>
-          <w:insideH w:val="single" w:color="auto" w:sz="4"/>
-          <w:insideV w:val="single" w:color="auto" w:sz="4"/>
-        </w:tblBorders>
-      </w:tblPr>
-      <w:tblGrid>
-        <w:gridCol w:w="9360"/>
-      </w:tblGrid>
-      <w:tr>
-        <w:tc>
-          <w:tcPr>
-            <w:tcW w:type="dxa" w:w="9360"/>
-            <w:tcBorders>
-              <w:top w:val="single" w:color="BFBFBF" w:sz="2"/>
-              <w:left w:val="single" w:color="BFBFBF" w:sz="2"/>
-              <w:bottom w:val="single" w:color="BFBFBF" w:sz="2"/>
-              <w:right w:val="single" w:color="BFBFBF" w:sz="2"/>
-            </w:tcBorders>
-            <w:shd w:fill="F2F2F2" w:val="clear"/>
-            <w:tcMar>
-              <w:top w:type="dxa" w:w="400"/>
-              <w:left w:type="dxa" w:w="200"/>
-              <w:bottom w:type="dxa" w:w="400"/>
-              <w:right w:type="dxa" w:w="200"/>
-            </w:tcMar>
-            <w:vAlign w:val="center"/>
-          </w:tcPr>
-          <w:p>
-            <w:pPr>
-              <w:jc w:val="center"/>
-            </w:pPr>
-            <w:r>
-              <w:rPr>
-                <w:b/>
-                <w:bCs/>
-                <w:color w:val="595959"/>
-              </w:rPr>
-              <w:t xml:space="preserve">[ INSERT SCREENSHOT HERE ]</w:t>
-            </w:r>
-          </w:p>
-          <w:p>
-            <w:pPr>
-              <w:spacing w:before="80"/>
-              <w:jc w:val="center"/>
-            </w:pPr>
-            <w:r>
-              <w:rPr>
-                <w:i/>
-                <w:iCs/>
-                <w:color w:val="595959"/>
-                <w:sz w:val="20"/>
-                <w:szCs w:val="20"/>
-              </w:rPr>
-              <w:t xml:space="preserve">hdfs dfs -ls -R /taxi_project</w:t>
-            </w:r>
-          </w:p>
-        </w:tc>
-      </w:tr>
-    </w:tbl>
-    <w:p>
-      <w:pPr>
-        <w:pBdr>
-          <w:left w:val="single" w:color="B7472A" w:sz="12" w:space="8"/>
-        </w:pBdr>
-        <w:shd w:fill="F2F2F2" w:val="clear"/>
-        <w:spacing w:after="200"/>
-      </w:pPr>
-      <w:r>
-        <w:rPr>
-          <w:b/>
-          <w:bCs/>
-          <w:color w:val="B7472A"/>
-        </w:rPr>
-        <w:t xml:space="preserve">TODO: </w:t>
-      </w:r>
-      <w:r>
-        <w:rPr>
-          <w:i/>
-          <w:iCs/>
-          <w:color w:val="595959"/>
-        </w:rPr>
-        <w:t xml:space="preserve">Explain the structure in 2-3 sentences: why input/raw is kept separate from input/cleaned, and why each analysis gets its own output directory.</w:t>
-      </w:r>
-    </w:p>
-    <w:p>
-      <w:pPr>
-        <w:pStyle w:val="Heading2"/>
-        <w:spacing w:after="120" w:before="240"/>
-      </w:pPr>
-      <w:r>
-        <w:rPr>
-          <w:color w:val="1F4E79"/>
-        </w:rPr>
-        <w:t xml:space="preserve">Evidence: Dataset uploaded to HDFS</w:t>
-      </w:r>
-    </w:p>
-    <w:tbl>
-      <w:tblPr>
-        <w:tblW w:type="dxa" w:w="9360"/>
-        <w:tblBorders>
-          <w:top w:val="single" w:color="auto" w:sz="4"/>
-          <w:left w:val="single" w:color="auto" w:sz="4"/>
-          <w:bottom w:val="single" w:color="auto" w:sz="4"/>
-          <w:right w:val="single" w:color="auto" w:sz="4"/>
-          <w:insideH w:val="single" w:color="auto" w:sz="4"/>
-          <w:insideV w:val="single" w:color="auto" w:sz="4"/>
-        </w:tblBorders>
-      </w:tblPr>
-      <w:tblGrid>
-        <w:gridCol w:w="9360"/>
-      </w:tblGrid>
-      <w:tr>
-        <w:tc>
-          <w:tcPr>
-            <w:tcW w:type="dxa" w:w="9360"/>
-            <w:tcBorders>
-              <w:top w:val="single" w:color="BFBFBF" w:sz="2"/>
-              <w:left w:val="single" w:color="BFBFBF" w:sz="2"/>
-              <w:bottom w:val="single" w:color="BFBFBF" w:sz="2"/>
-              <w:right w:val="single" w:color="BFBFBF" w:sz="2"/>
-            </w:tcBorders>
-            <w:shd w:fill="F2F2F2" w:val="clear"/>
-            <w:tcMar>
-              <w:top w:type="dxa" w:w="400"/>
-              <w:left w:type="dxa" w:w="200"/>
-              <w:bottom w:type="dxa" w:w="400"/>
-              <w:right w:type="dxa" w:w="200"/>
-            </w:tcMar>
-            <w:vAlign w:val="center"/>
-          </w:tcPr>
-          <w:p>
-            <w:pPr>
-              <w:jc w:val="center"/>
-            </w:pPr>
-            <w:r>
-              <w:rPr>
-                <w:b/>
-                <w:bCs/>
-                <w:color w:val="595959"/>
-              </w:rPr>
-              <w:t xml:space="preserve">[ INSERT SCREENSHOT HERE ]</w:t>
-            </w:r>
-          </w:p>
-          <w:p>
-            <w:pPr>
-              <w:spacing w:before="80"/>
-              <w:jc w:val="center"/>
-            </w:pPr>
-            <w:r>
-              <w:rPr>
-                <w:i/>
-                <w:iCs/>
-                <w:color w:val="595959"/>
-                <w:sz w:val="20"/>
-                <w:szCs w:val="20"/>
-              </w:rPr>
-              <w:t xml:space="preserve">hdfs dfs -ls -h /taxi_project/input/cleaned/</w:t>
-            </w:r>
-          </w:p>
-        </w:tc>
-      </w:tr>
-    </w:tbl>
-    <w:p>
-      <w:pPr>
-        <w:pStyle w:val="Heading2"/>
-        <w:spacing w:after="120" w:before="240"/>
-      </w:pPr>
-      <w:r>
-        <w:rPr>
-          <w:color w:val="1F4E79"/>
-        </w:rPr>
-        <w:t xml:space="preserve">Evidence: HDFS file size and block information</w:t>
-      </w:r>
-    </w:p>
-    <w:tbl>
-      <w:tblPr>
-        <w:tblW w:type="dxa" w:w="9360"/>
-        <w:tblBorders>
-          <w:top w:val="single" w:color="auto" w:sz="4"/>
-          <w:left w:val="single" w:color="auto" w:sz="4"/>
-          <w:bottom w:val="single" w:color="auto" w:sz="4"/>
-          <w:right w:val="single" w:color="auto" w:sz="4"/>
-          <w:insideH w:val="single" w:color="auto" w:sz="4"/>
-          <w:insideV w:val="single" w:color="auto" w:sz="4"/>
-        </w:tblBorders>
-      </w:tblPr>
-      <w:tblGrid>
-        <w:gridCol w:w="9360"/>
-      </w:tblGrid>
-      <w:tr>
-        <w:tc>
-          <w:tcPr>
-            <w:tcW w:type="dxa" w:w="9360"/>
-            <w:tcBorders>
-              <w:top w:val="single" w:color="BFBFBF" w:sz="2"/>
-              <w:left w:val="single" w:color="BFBFBF" w:sz="2"/>
-              <w:bottom w:val="single" w:color="BFBFBF" w:sz="2"/>
-              <w:right w:val="single" w:color="BFBFBF" w:sz="2"/>
-            </w:tcBorders>
-            <w:shd w:fill="F2F2F2" w:val="clear"/>
-            <w:tcMar>
-              <w:top w:type="dxa" w:w="400"/>
-              <w:left w:type="dxa" w:w="200"/>
-              <w:bottom w:type="dxa" w:w="400"/>
-              <w:right w:type="dxa" w:w="200"/>
-            </w:tcMar>
-            <w:vAlign w:val="center"/>
-          </w:tcPr>
-          <w:p>
-            <w:pPr>
-              <w:jc w:val="center"/>
-            </w:pPr>
-            <w:r>
-              <w:rPr>
-                <w:b/>
-                <w:bCs/>
-                <w:color w:val="595959"/>
-              </w:rPr>
-              <w:t xml:space="preserve">[ INSERT SCREENSHOT HERE ]</w:t>
-            </w:r>
-          </w:p>
-          <w:p>
-            <w:pPr>
-              <w:spacing w:before="80"/>
-              <w:jc w:val="center"/>
-            </w:pPr>
-            <w:r>
-              <w:rPr>
-                <w:i/>
-                <w:iCs/>
-                <w:color w:val="595959"/>
-                <w:sz w:val="20"/>
-                <w:szCs w:val="20"/>
-              </w:rPr>
-              <w:t xml:space="preserve">hdfs dfs -du -h /taxi_project/input/cleaned/ and hdfs dfsadmin -report</w:t>
-            </w:r>
-          </w:p>
-        </w:tc>
-      </w:tr>
-    </w:tbl>
-    <w:p>
-      <w:pPr>
-        <w:pBdr>
-          <w:left w:val="single" w:color="B7472A" w:sz="12" w:space="8"/>
-        </w:pBdr>
-        <w:shd w:fill="F2F2F2" w:val="clear"/>
-        <w:spacing w:after="200"/>
-      </w:pPr>
-      <w:r>
-        <w:rPr>
-          <w:b/>
-          <w:bCs/>
-          <w:color w:val="B7472A"/>
-        </w:rPr>
-        <w:t xml:space="preserve">TODO: </w:t>
-      </w:r>
-      <w:r>
-        <w:rPr>
-          <w:i/>
-          <w:iCs/>
-          <w:color w:val="595959"/>
-        </w:rPr>
-        <w:t xml:space="preserve">State the HDFS block size in use (default 128MB) and how many blocks your largest cleaned file was split into (hdfs fsck &lt;path&gt; -files -blocks).</w:t>
-      </w:r>
-    </w:p>
-    <w:p>
-      <w:pPr>
-        <w:pStyle w:val="Heading1"/>
-        <w:pageBreakBefore/>
-        <w:spacing w:after="200" w:before="0"/>
-      </w:pPr>
-      <w:r>
-        <w:rPr>
-          <w:color w:val="1F4E79"/>
-        </w:rPr>
-        <w:t xml:space="preserve">6. Data Cleaning</w:t>
-      </w:r>
-    </w:p>
-    <w:p>
-      <w:pPr>
-        <w:spacing w:after="160"/>
-      </w:pPr>
-      <w:r>
-        <w:t xml:space="preserve">Cleaning was performed locally with scripts/clean_data.py before uploading to /taxi_project/input/cleaned/. Only hard-invalid records were removed — rows that cannot represent a real trip. Records that are unusual but still possible (e.g. an unusually high fare-per-mile) were intentionally kept and are instead flagged, without deletion, by the separate Anomaly Detection MapReduce job (Section 9i).</w:t>
-      </w:r>
-    </w:p>
-    <w:p>
-      <w:pPr>
-        <w:spacing w:after="160"/>
-      </w:pPr>
-      <w:r>
-        <w:t xml:space="preserve">Counts below are summed across all three months (11,077,206 raw rows seen). Full per-month breakdowns are in data/cleaned/*_cleaning_report.json.</w:t>
-      </w:r>
-    </w:p>
-    <w:tbl>
-      <w:tblPr>
-        <w:tblW w:type="dxa" w:w="9360"/>
-        <w:tblBorders>
-          <w:top w:val="single" w:color="auto" w:sz="4"/>
-          <w:left w:val="single" w:color="auto" w:sz="4"/>
-          <w:bottom w:val="single" w:color="auto" w:sz="4"/>
-          <w:right w:val="single" w:color="auto" w:sz="4"/>
-          <w:insideH w:val="single" w:color="auto" w:sz="4"/>
-          <w:insideV w:val="single" w:color="auto" w:sz="4"/>
-        </w:tblBorders>
-      </w:tblPr>
-      <w:tblGrid>
-        <w:gridCol w:w="3960"/>
-        <w:gridCol w:w="1740"/>
-        <w:gridCol w:w="1860"/>
-        <w:gridCol w:w="1800"/>
-      </w:tblGrid>
-      <w:tr>
-        <w:trPr>
-          <w:tblHeader/>
-        </w:trPr>
-        <w:tc>
-          <w:tcPr>
-            <w:tcW w:type="dxa" w:w="3960"/>
-            <w:tcBorders>
-              <w:top w:val="single" w:color="BFBFBF" w:sz="2"/>
-              <w:left w:val="single" w:color="BFBFBF" w:sz="2"/>
-              <w:bottom w:val="single" w:color="BFBFBF" w:sz="2"/>
-              <w:right w:val="single" w:color="BFBFBF" w:sz="2"/>
-            </w:tcBorders>
-            <w:shd w:fill="1F4E79" w:val="clear"/>
-            <w:tcMar>
-              <w:top w:type="dxa" w:w="100"/>
-              <w:left w:type="dxa" w:w="120"/>
-              <w:bottom w:type="dxa" w:w="100"/>
-              <w:right w:type="dxa" w:w="120"/>
-            </w:tcMar>
-            <w:vAlign w:val="center"/>
-          </w:tcPr>
-          <w:p>
-            <w:r>
-              <w:rPr>
-                <w:b/>
-                <w:bCs/>
-                <w:color w:val="FFFFFF"/>
-                <w:sz w:val="20"/>
-                <w:szCs w:val="20"/>
-              </w:rPr>
-              <w:t xml:space="preserve">Cleaning Rule</w:t>
-            </w:r>
-          </w:p>
-        </w:tc>
-        <w:tc>
-          <w:tcPr>
-            <w:tcW w:type="dxa" w:w="1740"/>
-            <w:tcBorders>
-              <w:top w:val="single" w:color="BFBFBF" w:sz="2"/>
-              <w:left w:val="single" w:color="BFBFBF" w:sz="2"/>
-              <w:bottom w:val="single" w:color="BFBFBF" w:sz="2"/>
-              <w:right w:val="single" w:color="BFBFBF" w:sz="2"/>
-            </w:tcBorders>
-            <w:shd w:fill="1F4E79" w:val="clear"/>
-            <w:tcMar>
-              <w:top w:type="dxa" w:w="100"/>
-              <w:left w:type="dxa" w:w="120"/>
-              <w:bottom w:type="dxa" w:w="100"/>
-              <w:right w:type="dxa" w:w="120"/>
-            </w:tcMar>
-            <w:vAlign w:val="center"/>
-          </w:tcPr>
-          <w:p>
-            <w:r>
-              <w:rPr>
-                <w:b/>
-                <w:bCs/>
-                <w:color w:val="FFFFFF"/>
-                <w:sz w:val="20"/>
-                <w:szCs w:val="20"/>
-              </w:rPr>
-              <w:t xml:space="preserve">Rows Affected</w:t>
-            </w:r>
-          </w:p>
-        </w:tc>
-        <w:tc>
-          <w:tcPr>
-            <w:tcW w:type="dxa" w:w="1860"/>
-            <w:tcBorders>
-              <w:top w:val="single" w:color="BFBFBF" w:sz="2"/>
-              <w:left w:val="single" w:color="BFBFBF" w:sz="2"/>
-              <w:bottom w:val="single" w:color="BFBFBF" w:sz="2"/>
-              <w:right w:val="single" w:color="BFBFBF" w:sz="2"/>
-            </w:tcBorders>
-            <w:shd w:fill="1F4E79" w:val="clear"/>
-            <w:tcMar>
-              <w:top w:type="dxa" w:w="100"/>
-              <w:left w:type="dxa" w:w="120"/>
-              <w:bottom w:type="dxa" w:w="100"/>
-              <w:right w:type="dxa" w:w="120"/>
-            </w:tcMar>
-            <w:vAlign w:val="center"/>
-          </w:tcPr>
-          <w:p>
-            <w:r>
-              <w:rPr>
-                <w:b/>
-                <w:bCs/>
-                <w:color w:val="FFFFFF"/>
-                <w:sz w:val="20"/>
-                <w:szCs w:val="20"/>
-              </w:rPr>
-              <w:t xml:space="preserve">% of Total Rows</w:t>
-            </w:r>
-          </w:p>
-        </w:tc>
-        <w:tc>
-          <w:tcPr>
-            <w:tcW w:type="dxa" w:w="1800"/>
-            <w:tcBorders>
-              <w:top w:val="single" w:color="BFBFBF" w:sz="2"/>
-              <w:left w:val="single" w:color="BFBFBF" w:sz="2"/>
-              <w:bottom w:val="single" w:color="BFBFBF" w:sz="2"/>
-              <w:right w:val="single" w:color="BFBFBF" w:sz="2"/>
-            </w:tcBorders>
-            <w:shd w:fill="1F4E79" w:val="clear"/>
-            <w:tcMar>
-              <w:top w:type="dxa" w:w="100"/>
-              <w:left w:type="dxa" w:w="120"/>
-              <w:bottom w:type="dxa" w:w="100"/>
-              <w:right w:type="dxa" w:w="120"/>
-            </w:tcMar>
-            <w:vAlign w:val="center"/>
-          </w:tcPr>
-          <w:p>
-            <w:r>
-              <w:rPr>
-                <w:b/>
-                <w:bCs/>
-                <w:color w:val="FFFFFF"/>
-                <w:sz w:val="20"/>
-                <w:szCs w:val="20"/>
-              </w:rPr>
-              <w:t xml:space="preserve">Dropped?</w:t>
-            </w:r>
-          </w:p>
-        </w:tc>
-      </w:tr>
-      <w:tr>
-        <w:tc>
-          <w:tcPr>
-            <w:tcW w:type="dxa" w:w="3960"/>
-            <w:tcBorders>
-              <w:top w:val="single" w:color="BFBFBF" w:sz="2"/>
-              <w:left w:val="single" w:color="BFBFBF" w:sz="2"/>
-              <w:bottom w:val="single" w:color="BFBFBF" w:sz="2"/>
-              <w:right w:val="single" w:color="BFBFBF" w:sz="2"/>
-            </w:tcBorders>
-            <w:tcMar>
-              <w:top w:type="dxa" w:w="100"/>
-              <w:left w:type="dxa" w:w="120"/>
-              <w:bottom w:type="dxa" w:w="100"/>
-              <w:right w:type="dxa" w:w="120"/>
-            </w:tcMar>
-            <w:vAlign w:val="center"/>
-          </w:tcPr>
-          <w:p>
-            <w:r>
-              <w:rPr>
-                <w:i w:val="false"/>
-                <w:iCs w:val="false"/>
-                <w:sz w:val="20"/>
-                <w:szCs w:val="20"/>
-              </w:rPr>
-              <w:t xml:space="preserve">Missing required field(s) (timestamps, PULocationID, DOLocationID, distance, fare)</w:t>
-            </w:r>
-          </w:p>
-        </w:tc>
-        <w:tc>
-          <w:tcPr>
-            <w:tcW w:type="dxa" w:w="1740"/>
-            <w:tcBorders>
-              <w:top w:val="single" w:color="BFBFBF" w:sz="2"/>
-              <w:left w:val="single" w:color="BFBFBF" w:sz="2"/>
-              <w:bottom w:val="single" w:color="BFBFBF" w:sz="2"/>
-              <w:right w:val="single" w:color="BFBFBF" w:sz="2"/>
-            </w:tcBorders>
-            <w:tcMar>
-              <w:top w:type="dxa" w:w="100"/>
-              <w:left w:type="dxa" w:w="120"/>
-              <w:bottom w:type="dxa" w:w="100"/>
-              <w:right w:type="dxa" w:w="120"/>
-            </w:tcMar>
-            <w:vAlign w:val="center"/>
-          </w:tcPr>
-          <w:p>
-            <w:r>
-              <w:rPr>
-                <w:i w:val="false"/>
-                <w:iCs w:val="false"/>
-                <w:sz w:val="20"/>
-                <w:szCs w:val="20"/>
-              </w:rPr>
-              <w:t xml:space="preserve">0</w:t>
-            </w:r>
-          </w:p>
-        </w:tc>
-        <w:tc>
-          <w:tcPr>
-            <w:tcW w:type="dxa" w:w="1860"/>
-            <w:tcBorders>
-              <w:top w:val="single" w:color="BFBFBF" w:sz="2"/>
-              <w:left w:val="single" w:color="BFBFBF" w:sz="2"/>
-              <w:bottom w:val="single" w:color="BFBFBF" w:sz="2"/>
-              <w:right w:val="single" w:color="BFBFBF" w:sz="2"/>
-            </w:tcBorders>
-            <w:tcMar>
-              <w:top w:type="dxa" w:w="100"/>
-              <w:left w:type="dxa" w:w="120"/>
-              <w:bottom w:type="dxa" w:w="100"/>
-              <w:right w:type="dxa" w:w="120"/>
-            </w:tcMar>
-            <w:vAlign w:val="center"/>
-          </w:tcPr>
-          <w:p>
-            <w:r>
-              <w:rPr>
-                <w:i w:val="false"/>
-                <w:iCs w:val="false"/>
-                <w:sz w:val="20"/>
-                <w:szCs w:val="20"/>
-              </w:rPr>
-              <w:t xml:space="preserve">0.000%</w:t>
-            </w:r>
-          </w:p>
-        </w:tc>
-        <w:tc>
-          <w:tcPr>
-            <w:tcW w:type="dxa" w:w="1800"/>
-            <w:tcBorders>
-              <w:top w:val="single" w:color="BFBFBF" w:sz="2"/>
-              <w:left w:val="single" w:color="BFBFBF" w:sz="2"/>
-              <w:bottom w:val="single" w:color="BFBFBF" w:sz="2"/>
-              <w:right w:val="single" w:color="BFBFBF" w:sz="2"/>
-            </w:tcBorders>
-            <w:tcMar>
-              <w:top w:type="dxa" w:w="100"/>
-              <w:left w:type="dxa" w:w="120"/>
-              <w:bottom w:type="dxa" w:w="100"/>
-              <w:right w:type="dxa" w:w="120"/>
-            </w:tcMar>
-            <w:vAlign w:val="center"/>
-          </w:tcPr>
-          <w:p>
-            <w:r>
-              <w:rPr>
-                <w:i w:val="false"/>
-                <w:iCs w:val="false"/>
-                <w:sz w:val="20"/>
-                <w:szCs w:val="20"/>
-              </w:rPr>
-              <w:t xml:space="preserve">Dropped</w:t>
-            </w:r>
-          </w:p>
-        </w:tc>
-      </w:tr>
-      <w:tr>
-        <w:tc>
-          <w:tcPr>
-            <w:tcW w:type="dxa" w:w="3960"/>
-            <w:tcBorders>
-              <w:top w:val="single" w:color="BFBFBF" w:sz="2"/>
-              <w:left w:val="single" w:color="BFBFBF" w:sz="2"/>
-              <w:bottom w:val="single" w:color="BFBFBF" w:sz="2"/>
-              <w:right w:val="single" w:color="BFBFBF" w:sz="2"/>
-            </w:tcBorders>
-            <w:tcMar>
-              <w:top w:type="dxa" w:w="100"/>
-              <w:left w:type="dxa" w:w="120"/>
-              <w:bottom w:type="dxa" w:w="100"/>
-              <w:right w:type="dxa" w:w="120"/>
-            </w:tcMar>
-            <w:vAlign w:val="center"/>
-          </w:tcPr>
-          <w:p>
-            <w:r>
-              <w:rPr>
-                <w:i w:val="false"/>
-                <w:iCs w:val="false"/>
-                <w:sz w:val="20"/>
-                <w:szCs w:val="20"/>
-              </w:rPr>
-              <w:t xml:space="preserve">Invalid / unparseable timestamp</w:t>
-            </w:r>
-          </w:p>
-        </w:tc>
-        <w:tc>
-          <w:tcPr>
-            <w:tcW w:type="dxa" w:w="1740"/>
-            <w:tcBorders>
-              <w:top w:val="single" w:color="BFBFBF" w:sz="2"/>
-              <w:left w:val="single" w:color="BFBFBF" w:sz="2"/>
-              <w:bottom w:val="single" w:color="BFBFBF" w:sz="2"/>
-              <w:right w:val="single" w:color="BFBFBF" w:sz="2"/>
-            </w:tcBorders>
-            <w:tcMar>
-              <w:top w:type="dxa" w:w="100"/>
-              <w:left w:type="dxa" w:w="120"/>
-              <w:bottom w:type="dxa" w:w="100"/>
-              <w:right w:type="dxa" w:w="120"/>
-            </w:tcMar>
-            <w:vAlign w:val="center"/>
-          </w:tcPr>
-          <w:p>
-            <w:r>
-              <w:rPr>
-                <w:i w:val="false"/>
-                <w:iCs w:val="false"/>
-                <w:sz w:val="20"/>
-                <w:szCs w:val="20"/>
-              </w:rPr>
-              <w:t xml:space="preserve">0</w:t>
-            </w:r>
-          </w:p>
-        </w:tc>
-        <w:tc>
-          <w:tcPr>
-            <w:tcW w:type="dxa" w:w="1860"/>
-            <w:tcBorders>
-              <w:top w:val="single" w:color="BFBFBF" w:sz="2"/>
-              <w:left w:val="single" w:color="BFBFBF" w:sz="2"/>
-              <w:bottom w:val="single" w:color="BFBFBF" w:sz="2"/>
-              <w:right w:val="single" w:color="BFBFBF" w:sz="2"/>
-            </w:tcBorders>
-            <w:tcMar>
-              <w:top w:type="dxa" w:w="100"/>
-              <w:left w:type="dxa" w:w="120"/>
-              <w:bottom w:type="dxa" w:w="100"/>
-              <w:right w:type="dxa" w:w="120"/>
-            </w:tcMar>
-            <w:vAlign w:val="center"/>
-          </w:tcPr>
-          <w:p>
-            <w:r>
-              <w:rPr>
-                <w:i w:val="false"/>
-                <w:iCs w:val="false"/>
-                <w:sz w:val="20"/>
-                <w:szCs w:val="20"/>
-              </w:rPr>
-              <w:t xml:space="preserve">0.000%</w:t>
-            </w:r>
-          </w:p>
-        </w:tc>
-        <w:tc>
-          <w:tcPr>
-            <w:tcW w:type="dxa" w:w="1800"/>
-            <w:tcBorders>
-              <w:top w:val="single" w:color="BFBFBF" w:sz="2"/>
-              <w:left w:val="single" w:color="BFBFBF" w:sz="2"/>
-              <w:bottom w:val="single" w:color="BFBFBF" w:sz="2"/>
-              <w:right w:val="single" w:color="BFBFBF" w:sz="2"/>
-            </w:tcBorders>
-            <w:tcMar>
-              <w:top w:type="dxa" w:w="100"/>
-              <w:left w:type="dxa" w:w="120"/>
-              <w:bottom w:type="dxa" w:w="100"/>
-              <w:right w:type="dxa" w:w="120"/>
-            </w:tcMar>
-            <w:vAlign w:val="center"/>
-          </w:tcPr>
-          <w:p>
-            <w:r>
-              <w:rPr>
-                <w:i w:val="false"/>
-                <w:iCs w:val="false"/>
-                <w:sz w:val="20"/>
-                <w:szCs w:val="20"/>
-              </w:rPr>
-              <w:t xml:space="preserve">Dropped</w:t>
-            </w:r>
-          </w:p>
-        </w:tc>
-      </w:tr>
-      <w:tr>
-        <w:tc>
-          <w:tcPr>
-            <w:tcW w:type="dxa" w:w="3960"/>
-            <w:tcBorders>
-              <w:top w:val="single" w:color="BFBFBF" w:sz="2"/>
-              <w:left w:val="single" w:color="BFBFBF" w:sz="2"/>
-              <w:bottom w:val="single" w:color="BFBFBF" w:sz="2"/>
-              <w:right w:val="single" w:color="BFBFBF" w:sz="2"/>
-            </w:tcBorders>
-            <w:tcMar>
-              <w:top w:type="dxa" w:w="100"/>
-              <w:left w:type="dxa" w:w="120"/>
-              <w:bottom w:type="dxa" w:w="100"/>
-              <w:right w:type="dxa" w:w="120"/>
-            </w:tcMar>
-            <w:vAlign w:val="center"/>
-          </w:tcPr>
-          <w:p>
-            <w:r>
-              <w:rPr>
-                <w:i w:val="false"/>
-                <w:iCs w:val="false"/>
-                <w:sz w:val="20"/>
-                <w:szCs w:val="20"/>
-              </w:rPr>
-              <w:t xml:space="preserve">Missing passenger_count → imputed to 1</w:t>
-            </w:r>
-          </w:p>
-        </w:tc>
-        <w:tc>
-          <w:tcPr>
-            <w:tcW w:type="dxa" w:w="1740"/>
-            <w:tcBorders>
-              <w:top w:val="single" w:color="BFBFBF" w:sz="2"/>
-              <w:left w:val="single" w:color="BFBFBF" w:sz="2"/>
-              <w:bottom w:val="single" w:color="BFBFBF" w:sz="2"/>
-              <w:right w:val="single" w:color="BFBFBF" w:sz="2"/>
-            </w:tcBorders>
-            <w:tcMar>
-              <w:top w:type="dxa" w:w="100"/>
-              <w:left w:type="dxa" w:w="120"/>
-              <w:bottom w:type="dxa" w:w="100"/>
-              <w:right w:type="dxa" w:w="120"/>
-            </w:tcMar>
-            <w:vAlign w:val="center"/>
-          </w:tcPr>
-          <w:p>
-            <w:r>
-              <w:rPr>
-                <w:i w:val="false"/>
-                <w:iCs w:val="false"/>
-                <w:sz w:val="20"/>
-                <w:szCs w:val="20"/>
-              </w:rPr>
-              <w:t xml:space="preserve">3,057,123</w:t>
-            </w:r>
-          </w:p>
-        </w:tc>
-        <w:tc>
-          <w:tcPr>
-            <w:tcW w:type="dxa" w:w="1860"/>
-            <w:tcBorders>
-              <w:top w:val="single" w:color="BFBFBF" w:sz="2"/>
-              <w:left w:val="single" w:color="BFBFBF" w:sz="2"/>
-              <w:bottom w:val="single" w:color="BFBFBF" w:sz="2"/>
-              <w:right w:val="single" w:color="BFBFBF" w:sz="2"/>
-            </w:tcBorders>
-            <w:tcMar>
-              <w:top w:type="dxa" w:w="100"/>
-              <w:left w:type="dxa" w:w="120"/>
-              <w:bottom w:type="dxa" w:w="100"/>
-              <w:right w:type="dxa" w:w="120"/>
-            </w:tcMar>
-            <w:vAlign w:val="center"/>
-          </w:tcPr>
-          <w:p>
-            <w:r>
-              <w:rPr>
-                <w:i w:val="false"/>
-                <w:iCs w:val="false"/>
-                <w:sz w:val="20"/>
-                <w:szCs w:val="20"/>
-              </w:rPr>
-              <w:t xml:space="preserve">27.598%</w:t>
-            </w:r>
-          </w:p>
-        </w:tc>
-        <w:tc>
-          <w:tcPr>
-            <w:tcW w:type="dxa" w:w="1800"/>
-            <w:tcBorders>
-              <w:top w:val="single" w:color="BFBFBF" w:sz="2"/>
-              <w:left w:val="single" w:color="BFBFBF" w:sz="2"/>
-              <w:bottom w:val="single" w:color="BFBFBF" w:sz="2"/>
-              <w:right w:val="single" w:color="BFBFBF" w:sz="2"/>
-            </w:tcBorders>
-            <w:tcMar>
-              <w:top w:type="dxa" w:w="100"/>
-              <w:left w:type="dxa" w:w="120"/>
-              <w:bottom w:type="dxa" w:w="100"/>
-              <w:right w:type="dxa" w:w="120"/>
-            </w:tcMar>
-            <w:vAlign w:val="center"/>
-          </w:tcPr>
-          <w:p>
-            <w:r>
-              <w:rPr>
-                <w:i w:val="false"/>
-                <w:iCs w:val="false"/>
-                <w:sz w:val="20"/>
-                <w:szCs w:val="20"/>
-              </w:rPr>
-              <w:t xml:space="preserve">Kept (imputed)</w:t>
-            </w:r>
-          </w:p>
-        </w:tc>
-      </w:tr>
-      <w:tr>
-        <w:tc>
-          <w:tcPr>
-            <w:tcW w:type="dxa" w:w="3960"/>
-            <w:tcBorders>
-              <w:top w:val="single" w:color="BFBFBF" w:sz="2"/>
-              <w:left w:val="single" w:color="BFBFBF" w:sz="2"/>
-              <w:bottom w:val="single" w:color="BFBFBF" w:sz="2"/>
-              <w:right w:val="single" w:color="BFBFBF" w:sz="2"/>
-            </w:tcBorders>
-            <w:tcMar>
-              <w:top w:type="dxa" w:w="100"/>
-              <w:left w:type="dxa" w:w="120"/>
-              <w:bottom w:type="dxa" w:w="100"/>
-              <w:right w:type="dxa" w:w="120"/>
-            </w:tcMar>
-            <w:vAlign w:val="center"/>
-          </w:tcPr>
-          <w:p>
-            <w:r>
-              <w:rPr>
-                <w:i w:val="false"/>
-                <w:iCs w:val="false"/>
-                <w:sz w:val="20"/>
-                <w:szCs w:val="20"/>
-              </w:rPr>
-              <w:t xml:space="preserve">Invalid passenger count (≤ 0, after imputation)</w:t>
-            </w:r>
-          </w:p>
-        </w:tc>
-        <w:tc>
-          <w:tcPr>
-            <w:tcW w:type="dxa" w:w="1740"/>
-            <w:tcBorders>
-              <w:top w:val="single" w:color="BFBFBF" w:sz="2"/>
-              <w:left w:val="single" w:color="BFBFBF" w:sz="2"/>
-              <w:bottom w:val="single" w:color="BFBFBF" w:sz="2"/>
-              <w:right w:val="single" w:color="BFBFBF" w:sz="2"/>
-            </w:tcBorders>
-            <w:tcMar>
-              <w:top w:type="dxa" w:w="100"/>
-              <w:left w:type="dxa" w:w="120"/>
-              <w:bottom w:type="dxa" w:w="100"/>
-              <w:right w:type="dxa" w:w="120"/>
-            </w:tcMar>
-            <w:vAlign w:val="center"/>
-          </w:tcPr>
-          <w:p>
-            <w:r>
-              <w:rPr>
-                <w:i w:val="false"/>
-                <w:iCs w:val="false"/>
-                <w:sz w:val="20"/>
-                <w:szCs w:val="20"/>
-              </w:rPr>
-              <w:t xml:space="preserve">40,638</w:t>
-            </w:r>
-          </w:p>
-        </w:tc>
-        <w:tc>
-          <w:tcPr>
-            <w:tcW w:type="dxa" w:w="1860"/>
-            <w:tcBorders>
-              <w:top w:val="single" w:color="BFBFBF" w:sz="2"/>
-              <w:left w:val="single" w:color="BFBFBF" w:sz="2"/>
-              <w:bottom w:val="single" w:color="BFBFBF" w:sz="2"/>
-              <w:right w:val="single" w:color="BFBFBF" w:sz="2"/>
-            </w:tcBorders>
-            <w:tcMar>
-              <w:top w:type="dxa" w:w="100"/>
-              <w:left w:type="dxa" w:w="120"/>
-              <w:bottom w:type="dxa" w:w="100"/>
-              <w:right w:type="dxa" w:w="120"/>
-            </w:tcMar>
-            <w:vAlign w:val="center"/>
-          </w:tcPr>
-          <w:p>
-            <w:r>
-              <w:rPr>
-                <w:i w:val="false"/>
-                <w:iCs w:val="false"/>
-                <w:sz w:val="20"/>
-                <w:szCs w:val="20"/>
-              </w:rPr>
-              <w:t xml:space="preserve">0.367%</w:t>
-            </w:r>
-          </w:p>
-        </w:tc>
-        <w:tc>
-          <w:tcPr>
-            <w:tcW w:type="dxa" w:w="1800"/>
-            <w:tcBorders>
-              <w:top w:val="single" w:color="BFBFBF" w:sz="2"/>
-              <w:left w:val="single" w:color="BFBFBF" w:sz="2"/>
-              <w:bottom w:val="single" w:color="BFBFBF" w:sz="2"/>
-              <w:right w:val="single" w:color="BFBFBF" w:sz="2"/>
-            </w:tcBorders>
-            <w:tcMar>
-              <w:top w:type="dxa" w:w="100"/>
-              <w:left w:type="dxa" w:w="120"/>
-              <w:bottom w:type="dxa" w:w="100"/>
-              <w:right w:type="dxa" w:w="120"/>
-            </w:tcMar>
-            <w:vAlign w:val="center"/>
-          </w:tcPr>
-          <w:p>
-            <w:r>
-              <w:rPr>
-                <w:i w:val="false"/>
-                <w:iCs w:val="false"/>
-                <w:sz w:val="20"/>
-                <w:szCs w:val="20"/>
-              </w:rPr>
-              <w:t xml:space="preserve">Dropped</w:t>
-            </w:r>
-          </w:p>
-        </w:tc>
-      </w:tr>
-      <w:tr>
-        <w:tc>
-          <w:tcPr>
-            <w:tcW w:type="dxa" w:w="3960"/>
-            <w:tcBorders>
-              <w:top w:val="single" w:color="BFBFBF" w:sz="2"/>
-              <w:left w:val="single" w:color="BFBFBF" w:sz="2"/>
-              <w:bottom w:val="single" w:color="BFBFBF" w:sz="2"/>
-              <w:right w:val="single" w:color="BFBFBF" w:sz="2"/>
-            </w:tcBorders>
-            <w:tcMar>
-              <w:top w:type="dxa" w:w="100"/>
-              <w:left w:type="dxa" w:w="120"/>
-              <w:bottom w:type="dxa" w:w="100"/>
-              <w:right w:type="dxa" w:w="120"/>
-            </w:tcMar>
-            <w:vAlign w:val="center"/>
-          </w:tcPr>
-          <w:p>
-            <w:r>
-              <w:rPr>
-                <w:i w:val="false"/>
-                <w:iCs w:val="false"/>
-                <w:sz w:val="20"/>
-                <w:szCs w:val="20"/>
-              </w:rPr>
-              <w:t xml:space="preserve">Invalid distance (≤ 0)</w:t>
-            </w:r>
-          </w:p>
-        </w:tc>
-        <w:tc>
-          <w:tcPr>
-            <w:tcW w:type="dxa" w:w="1740"/>
-            <w:tcBorders>
-              <w:top w:val="single" w:color="BFBFBF" w:sz="2"/>
-              <w:left w:val="single" w:color="BFBFBF" w:sz="2"/>
-              <w:bottom w:val="single" w:color="BFBFBF" w:sz="2"/>
-              <w:right w:val="single" w:color="BFBFBF" w:sz="2"/>
-            </w:tcBorders>
-            <w:tcMar>
-              <w:top w:type="dxa" w:w="100"/>
-              <w:left w:type="dxa" w:w="120"/>
-              <w:bottom w:type="dxa" w:w="100"/>
-              <w:right w:type="dxa" w:w="120"/>
-            </w:tcMar>
-            <w:vAlign w:val="center"/>
-          </w:tcPr>
-          <w:p>
-            <w:r>
-              <w:rPr>
-                <w:i w:val="false"/>
-                <w:iCs w:val="false"/>
-                <w:sz w:val="20"/>
-                <w:szCs w:val="20"/>
-              </w:rPr>
-              <w:t xml:space="preserve">368,276</w:t>
-            </w:r>
-          </w:p>
-        </w:tc>
-        <w:tc>
-          <w:tcPr>
-            <w:tcW w:type="dxa" w:w="1860"/>
-            <w:tcBorders>
-              <w:top w:val="single" w:color="BFBFBF" w:sz="2"/>
-              <w:left w:val="single" w:color="BFBFBF" w:sz="2"/>
-              <w:bottom w:val="single" w:color="BFBFBF" w:sz="2"/>
-              <w:right w:val="single" w:color="BFBFBF" w:sz="2"/>
-            </w:tcBorders>
-            <w:tcMar>
-              <w:top w:type="dxa" w:w="100"/>
-              <w:left w:type="dxa" w:w="120"/>
-              <w:bottom w:type="dxa" w:w="100"/>
-              <w:right w:type="dxa" w:w="120"/>
-            </w:tcMar>
-            <w:vAlign w:val="center"/>
-          </w:tcPr>
-          <w:p>
-            <w:r>
-              <w:rPr>
-                <w:i w:val="false"/>
-                <w:iCs w:val="false"/>
-                <w:sz w:val="20"/>
-                <w:szCs w:val="20"/>
-              </w:rPr>
-              <w:t xml:space="preserve">3.325%</w:t>
-            </w:r>
-          </w:p>
-        </w:tc>
-        <w:tc>
-          <w:tcPr>
-            <w:tcW w:type="dxa" w:w="1800"/>
-            <w:tcBorders>
-              <w:top w:val="single" w:color="BFBFBF" w:sz="2"/>
-              <w:left w:val="single" w:color="BFBFBF" w:sz="2"/>
-              <w:bottom w:val="single" w:color="BFBFBF" w:sz="2"/>
-              <w:right w:val="single" w:color="BFBFBF" w:sz="2"/>
-            </w:tcBorders>
-            <w:tcMar>
-              <w:top w:type="dxa" w:w="100"/>
-              <w:left w:type="dxa" w:w="120"/>
-              <w:bottom w:type="dxa" w:w="100"/>
-              <w:right w:type="dxa" w:w="120"/>
-            </w:tcMar>
-            <w:vAlign w:val="center"/>
-          </w:tcPr>
-          <w:p>
-            <w:r>
-              <w:rPr>
-                <w:i w:val="false"/>
-                <w:iCs w:val="false"/>
-                <w:sz w:val="20"/>
-                <w:szCs w:val="20"/>
-              </w:rPr>
-              <w:t xml:space="preserve">Dropped</w:t>
-            </w:r>
-          </w:p>
-        </w:tc>
-      </w:tr>
-      <w:tr>
-        <w:tc>
-          <w:tcPr>
-            <w:tcW w:type="dxa" w:w="3960"/>
-            <w:tcBorders>
-              <w:top w:val="single" w:color="BFBFBF" w:sz="2"/>
-              <w:left w:val="single" w:color="BFBFBF" w:sz="2"/>
-              <w:bottom w:val="single" w:color="BFBFBF" w:sz="2"/>
-              <w:right w:val="single" w:color="BFBFBF" w:sz="2"/>
-            </w:tcBorders>
-            <w:tcMar>
-              <w:top w:type="dxa" w:w="100"/>
-              <w:left w:type="dxa" w:w="120"/>
-              <w:bottom w:type="dxa" w:w="100"/>
-              <w:right w:type="dxa" w:w="120"/>
-            </w:tcMar>
-            <w:vAlign w:val="center"/>
-          </w:tcPr>
-          <w:p>
-            <w:r>
-              <w:rPr>
-                <w:i w:val="false"/>
-                <w:iCs w:val="false"/>
-                <w:sz w:val="20"/>
-                <w:szCs w:val="20"/>
-              </w:rPr>
-              <w:t xml:space="preserve">Invalid fare (≤ 0)</w:t>
-            </w:r>
-          </w:p>
-        </w:tc>
-        <w:tc>
-          <w:tcPr>
-            <w:tcW w:type="dxa" w:w="1740"/>
-            <w:tcBorders>
-              <w:top w:val="single" w:color="BFBFBF" w:sz="2"/>
-              <w:left w:val="single" w:color="BFBFBF" w:sz="2"/>
-              <w:bottom w:val="single" w:color="BFBFBF" w:sz="2"/>
-              <w:right w:val="single" w:color="BFBFBF" w:sz="2"/>
-            </w:tcBorders>
-            <w:tcMar>
-              <w:top w:type="dxa" w:w="100"/>
-              <w:left w:type="dxa" w:w="120"/>
-              <w:bottom w:type="dxa" w:w="100"/>
-              <w:right w:type="dxa" w:w="120"/>
-            </w:tcMar>
-            <w:vAlign w:val="center"/>
-          </w:tcPr>
-          <w:p>
-            <w:r>
-              <w:rPr>
-                <w:i w:val="false"/>
-                <w:iCs w:val="false"/>
-                <w:sz w:val="20"/>
-                <w:szCs w:val="20"/>
-              </w:rPr>
-              <w:t xml:space="preserve">86,048</w:t>
-            </w:r>
-          </w:p>
-        </w:tc>
-        <w:tc>
-          <w:tcPr>
-            <w:tcW w:type="dxa" w:w="1860"/>
-            <w:tcBorders>
-              <w:top w:val="single" w:color="BFBFBF" w:sz="2"/>
-              <w:left w:val="single" w:color="BFBFBF" w:sz="2"/>
-              <w:bottom w:val="single" w:color="BFBFBF" w:sz="2"/>
-              <w:right w:val="single" w:color="BFBFBF" w:sz="2"/>
-            </w:tcBorders>
-            <w:tcMar>
-              <w:top w:type="dxa" w:w="100"/>
-              <w:left w:type="dxa" w:w="120"/>
-              <w:bottom w:type="dxa" w:w="100"/>
-              <w:right w:type="dxa" w:w="120"/>
-            </w:tcMar>
-            <w:vAlign w:val="center"/>
-          </w:tcPr>
-          <w:p>
-            <w:r>
-              <w:rPr>
-                <w:i w:val="false"/>
-                <w:iCs w:val="false"/>
-                <w:sz w:val="20"/>
-                <w:szCs w:val="20"/>
-              </w:rPr>
-              <w:t xml:space="preserve">0.777%</w:t>
-            </w:r>
-          </w:p>
-        </w:tc>
-        <w:tc>
-          <w:tcPr>
-            <w:tcW w:type="dxa" w:w="1800"/>
-            <w:tcBorders>
-              <w:top w:val="single" w:color="BFBFBF" w:sz="2"/>
-              <w:left w:val="single" w:color="BFBFBF" w:sz="2"/>
-              <w:bottom w:val="single" w:color="BFBFBF" w:sz="2"/>
-              <w:right w:val="single" w:color="BFBFBF" w:sz="2"/>
-            </w:tcBorders>
-            <w:tcMar>
-              <w:top w:type="dxa" w:w="100"/>
-              <w:left w:type="dxa" w:w="120"/>
-              <w:bottom w:type="dxa" w:w="100"/>
-              <w:right w:type="dxa" w:w="120"/>
-            </w:tcMar>
-            <w:vAlign w:val="center"/>
-          </w:tcPr>
-          <w:p>
-            <w:r>
-              <w:rPr>
-                <w:i w:val="false"/>
-                <w:iCs w:val="false"/>
-                <w:sz w:val="20"/>
-                <w:szCs w:val="20"/>
-              </w:rPr>
-              <w:t xml:space="preserve">Dropped</w:t>
-            </w:r>
-          </w:p>
-        </w:tc>
-      </w:tr>
-      <w:tr>
-        <w:tc>
-          <w:tcPr>
-            <w:tcW w:type="dxa" w:w="3960"/>
-            <w:tcBorders>
-              <w:top w:val="single" w:color="BFBFBF" w:sz="2"/>
-              <w:left w:val="single" w:color="BFBFBF" w:sz="2"/>
-              <w:bottom w:val="single" w:color="BFBFBF" w:sz="2"/>
-              <w:right w:val="single" w:color="BFBFBF" w:sz="2"/>
-            </w:tcBorders>
-            <w:tcMar>
-              <w:top w:type="dxa" w:w="100"/>
-              <w:left w:type="dxa" w:w="120"/>
-              <w:bottom w:type="dxa" w:w="100"/>
-              <w:right w:type="dxa" w:w="120"/>
-            </w:tcMar>
-            <w:vAlign w:val="center"/>
-          </w:tcPr>
-          <w:p>
-            <w:r>
-              <w:rPr>
-                <w:i w:val="false"/>
-                <w:iCs w:val="false"/>
-                <w:sz w:val="20"/>
-                <w:szCs w:val="20"/>
-              </w:rPr>
-              <w:t xml:space="preserve">Impossible duration (≤ 0 or &gt; 6 hours)</w:t>
-            </w:r>
-          </w:p>
-        </w:tc>
-        <w:tc>
-          <w:tcPr>
-            <w:tcW w:type="dxa" w:w="1740"/>
-            <w:tcBorders>
-              <w:top w:val="single" w:color="BFBFBF" w:sz="2"/>
-              <w:left w:val="single" w:color="BFBFBF" w:sz="2"/>
-              <w:bottom w:val="single" w:color="BFBFBF" w:sz="2"/>
-              <w:right w:val="single" w:color="BFBFBF" w:sz="2"/>
-            </w:tcBorders>
-            <w:tcMar>
-              <w:top w:type="dxa" w:w="100"/>
-              <w:left w:type="dxa" w:w="120"/>
-              <w:bottom w:type="dxa" w:w="100"/>
-              <w:right w:type="dxa" w:w="120"/>
-            </w:tcMar>
-            <w:vAlign w:val="center"/>
-          </w:tcPr>
-          <w:p>
-            <w:r>
-              <w:rPr>
-                <w:i w:val="false"/>
-                <w:iCs w:val="false"/>
-                <w:sz w:val="20"/>
-                <w:szCs w:val="20"/>
-              </w:rPr>
-              <w:t xml:space="preserve">134,082</w:t>
-            </w:r>
-          </w:p>
-        </w:tc>
-        <w:tc>
-          <w:tcPr>
-            <w:tcW w:type="dxa" w:w="1860"/>
-            <w:tcBorders>
-              <w:top w:val="single" w:color="BFBFBF" w:sz="2"/>
-              <w:left w:val="single" w:color="BFBFBF" w:sz="2"/>
-              <w:bottom w:val="single" w:color="BFBFBF" w:sz="2"/>
-              <w:right w:val="single" w:color="BFBFBF" w:sz="2"/>
-            </w:tcBorders>
-            <w:tcMar>
-              <w:top w:type="dxa" w:w="100"/>
-              <w:left w:type="dxa" w:w="120"/>
-              <w:bottom w:type="dxa" w:w="100"/>
-              <w:right w:type="dxa" w:w="120"/>
-            </w:tcMar>
-            <w:vAlign w:val="center"/>
-          </w:tcPr>
-          <w:p>
-            <w:r>
-              <w:rPr>
-                <w:i w:val="false"/>
-                <w:iCs w:val="false"/>
-                <w:sz w:val="20"/>
-                <w:szCs w:val="20"/>
-              </w:rPr>
-              <w:t xml:space="preserve">1.210%</w:t>
-            </w:r>
-          </w:p>
-        </w:tc>
-        <w:tc>
-          <w:tcPr>
-            <w:tcW w:type="dxa" w:w="1800"/>
-            <w:tcBorders>
-              <w:top w:val="single" w:color="BFBFBF" w:sz="2"/>
-              <w:left w:val="single" w:color="BFBFBF" w:sz="2"/>
-              <w:bottom w:val="single" w:color="BFBFBF" w:sz="2"/>
-              <w:right w:val="single" w:color="BFBFBF" w:sz="2"/>
-            </w:tcBorders>
-            <w:tcMar>
-              <w:top w:type="dxa" w:w="100"/>
-              <w:left w:type="dxa" w:w="120"/>
-              <w:bottom w:type="dxa" w:w="100"/>
-              <w:right w:type="dxa" w:w="120"/>
-            </w:tcMar>
-            <w:vAlign w:val="center"/>
-          </w:tcPr>
-          <w:p>
-            <w:r>
-              <w:rPr>
-                <w:i w:val="false"/>
-                <w:iCs w:val="false"/>
-                <w:sz w:val="20"/>
-                <w:szCs w:val="20"/>
-              </w:rPr>
-              <w:t xml:space="preserve">Dropped</w:t>
-            </w:r>
-          </w:p>
-        </w:tc>
-      </w:tr>
-      <w:tr>
-        <w:tc>
-          <w:tcPr>
-            <w:tcW w:type="dxa" w:w="3960"/>
-            <w:tcBorders>
-              <w:top w:val="single" w:color="BFBFBF" w:sz="2"/>
-              <w:left w:val="single" w:color="BFBFBF" w:sz="2"/>
-              <w:bottom w:val="single" w:color="BFBFBF" w:sz="2"/>
-              <w:right w:val="single" w:color="BFBFBF" w:sz="2"/>
-            </w:tcBorders>
-            <w:tcMar>
-              <w:top w:type="dxa" w:w="100"/>
-              <w:left w:type="dxa" w:w="120"/>
-              <w:bottom w:type="dxa" w:w="100"/>
-              <w:right w:type="dxa" w:w="120"/>
-            </w:tcMar>
-            <w:vAlign w:val="center"/>
-          </w:tcPr>
-          <w:p>
-            <w:r>
-              <w:rPr>
-                <w:i w:val="false"/>
-                <w:iCs w:val="false"/>
-                <w:sz w:val="20"/>
-                <w:szCs w:val="20"/>
-              </w:rPr>
-              <w:t xml:space="preserve">Duplicate rows</w:t>
-            </w:r>
-          </w:p>
-        </w:tc>
-        <w:tc>
-          <w:tcPr>
-            <w:tcW w:type="dxa" w:w="1740"/>
-            <w:tcBorders>
-              <w:top w:val="single" w:color="BFBFBF" w:sz="2"/>
-              <w:left w:val="single" w:color="BFBFBF" w:sz="2"/>
-              <w:bottom w:val="single" w:color="BFBFBF" w:sz="2"/>
-              <w:right w:val="single" w:color="BFBFBF" w:sz="2"/>
-            </w:tcBorders>
-            <w:tcMar>
-              <w:top w:type="dxa" w:w="100"/>
-              <w:left w:type="dxa" w:w="120"/>
-              <w:bottom w:type="dxa" w:w="100"/>
-              <w:right w:type="dxa" w:w="120"/>
-            </w:tcMar>
-            <w:vAlign w:val="center"/>
-          </w:tcPr>
-          <w:p>
-            <w:r>
-              <w:rPr>
-                <w:i w:val="false"/>
-                <w:iCs w:val="false"/>
-                <w:sz w:val="20"/>
-                <w:szCs w:val="20"/>
-              </w:rPr>
-              <w:t xml:space="preserve">0</w:t>
-            </w:r>
-          </w:p>
-        </w:tc>
-        <w:tc>
-          <w:tcPr>
-            <w:tcW w:type="dxa" w:w="1860"/>
-            <w:tcBorders>
-              <w:top w:val="single" w:color="BFBFBF" w:sz="2"/>
-              <w:left w:val="single" w:color="BFBFBF" w:sz="2"/>
-              <w:bottom w:val="single" w:color="BFBFBF" w:sz="2"/>
-              <w:right w:val="single" w:color="BFBFBF" w:sz="2"/>
-            </w:tcBorders>
-            <w:tcMar>
-              <w:top w:type="dxa" w:w="100"/>
-              <w:left w:type="dxa" w:w="120"/>
-              <w:bottom w:type="dxa" w:w="100"/>
-              <w:right w:type="dxa" w:w="120"/>
-            </w:tcMar>
-            <w:vAlign w:val="center"/>
-          </w:tcPr>
-          <w:p>
-            <w:r>
-              <w:rPr>
-                <w:i w:val="false"/>
-                <w:iCs w:val="false"/>
-                <w:sz w:val="20"/>
-                <w:szCs w:val="20"/>
-              </w:rPr>
-              <w:t xml:space="preserve">0.000%</w:t>
-            </w:r>
-          </w:p>
-        </w:tc>
-        <w:tc>
-          <w:tcPr>
-            <w:tcW w:type="dxa" w:w="1800"/>
-            <w:tcBorders>
-              <w:top w:val="single" w:color="BFBFBF" w:sz="2"/>
-              <w:left w:val="single" w:color="BFBFBF" w:sz="2"/>
-              <w:bottom w:val="single" w:color="BFBFBF" w:sz="2"/>
-              <w:right w:val="single" w:color="BFBFBF" w:sz="2"/>
-            </w:tcBorders>
-            <w:tcMar>
-              <w:top w:type="dxa" w:w="100"/>
-              <w:left w:type="dxa" w:w="120"/>
-              <w:bottom w:type="dxa" w:w="100"/>
-              <w:right w:type="dxa" w:w="120"/>
-            </w:tcMar>
-            <w:vAlign w:val="center"/>
-          </w:tcPr>
-          <w:p>
-            <w:r>
-              <w:rPr>
-                <w:i w:val="false"/>
-                <w:iCs w:val="false"/>
-                <w:sz w:val="20"/>
-                <w:szCs w:val="20"/>
-              </w:rPr>
-              <w:t xml:space="preserve">Dropped</w:t>
-            </w:r>
-          </w:p>
-        </w:tc>
-      </w:tr>
-      <w:tr>
-        <w:tc>
-          <w:tcPr>
-            <w:tcW w:type="dxa" w:w="3960"/>
-            <w:tcBorders>
-              <w:top w:val="single" w:color="BFBFBF" w:sz="2"/>
-              <w:left w:val="single" w:color="BFBFBF" w:sz="2"/>
-              <w:bottom w:val="single" w:color="BFBFBF" w:sz="2"/>
-              <w:right w:val="single" w:color="BFBFBF" w:sz="2"/>
-            </w:tcBorders>
-            <w:tcMar>
-              <w:top w:type="dxa" w:w="100"/>
-              <w:left w:type="dxa" w:w="120"/>
-              <w:bottom w:type="dxa" w:w="100"/>
-              <w:right w:type="dxa" w:w="120"/>
-            </w:tcMar>
-            <w:vAlign w:val="center"/>
-          </w:tcPr>
-          <w:p>
-            <w:r>
-              <w:rPr>
-                <w:i w:val="false"/>
-                <w:iCs w:val="false"/>
-                <w:sz w:val="20"/>
-                <w:szCs w:val="20"/>
-              </w:rPr>
-              <w:t xml:space="preserve">Rows kept (cleaned dataset)</w:t>
-            </w:r>
-          </w:p>
-        </w:tc>
-        <w:tc>
-          <w:tcPr>
-            <w:tcW w:type="dxa" w:w="1740"/>
-            <w:tcBorders>
-              <w:top w:val="single" w:color="BFBFBF" w:sz="2"/>
-              <w:left w:val="single" w:color="BFBFBF" w:sz="2"/>
-              <w:bottom w:val="single" w:color="BFBFBF" w:sz="2"/>
-              <w:right w:val="single" w:color="BFBFBF" w:sz="2"/>
-            </w:tcBorders>
-            <w:tcMar>
-              <w:top w:type="dxa" w:w="100"/>
-              <w:left w:type="dxa" w:w="120"/>
-              <w:bottom w:type="dxa" w:w="100"/>
-              <w:right w:type="dxa" w:w="120"/>
-            </w:tcMar>
-            <w:vAlign w:val="center"/>
-          </w:tcPr>
-          <w:p>
-            <w:r>
-              <w:rPr>
-                <w:i w:val="false"/>
-                <w:iCs w:val="false"/>
-                <w:sz w:val="20"/>
-                <w:szCs w:val="20"/>
-              </w:rPr>
-              <w:t xml:space="preserve">10,448,162</w:t>
-            </w:r>
-          </w:p>
-        </w:tc>
-        <w:tc>
-          <w:tcPr>
-            <w:tcW w:type="dxa" w:w="1860"/>
-            <w:tcBorders>
-              <w:top w:val="single" w:color="BFBFBF" w:sz="2"/>
-              <w:left w:val="single" w:color="BFBFBF" w:sz="2"/>
-              <w:bottom w:val="single" w:color="BFBFBF" w:sz="2"/>
-              <w:right w:val="single" w:color="BFBFBF" w:sz="2"/>
-            </w:tcBorders>
-            <w:tcMar>
-              <w:top w:type="dxa" w:w="100"/>
-              <w:left w:type="dxa" w:w="120"/>
-              <w:bottom w:type="dxa" w:w="100"/>
-              <w:right w:type="dxa" w:w="120"/>
-            </w:tcMar>
-            <w:vAlign w:val="center"/>
-          </w:tcPr>
-          <w:p>
-            <w:r>
-              <w:rPr>
-                <w:i w:val="false"/>
-                <w:iCs w:val="false"/>
-                <w:sz w:val="20"/>
-                <w:szCs w:val="20"/>
-              </w:rPr>
-              <w:t xml:space="preserve">94.321%</w:t>
-            </w:r>
-          </w:p>
-        </w:tc>
-        <w:tc>
-          <w:tcPr>
-            <w:tcW w:type="dxa" w:w="1800"/>
-            <w:tcBorders>
-              <w:top w:val="single" w:color="BFBFBF" w:sz="2"/>
-              <w:left w:val="single" w:color="BFBFBF" w:sz="2"/>
-              <w:bottom w:val="single" w:color="BFBFBF" w:sz="2"/>
-              <w:right w:val="single" w:color="BFBFBF" w:sz="2"/>
-            </w:tcBorders>
-            <w:tcMar>
-              <w:top w:type="dxa" w:w="100"/>
-              <w:left w:type="dxa" w:w="120"/>
-              <w:bottom w:type="dxa" w:w="100"/>
-              <w:right w:type="dxa" w:w="120"/>
-            </w:tcMar>
-            <w:vAlign w:val="center"/>
-          </w:tcPr>
-          <w:p>
-            <w:r>
-              <w:rPr>
-                <w:i w:val="false"/>
-                <w:iCs w:val="false"/>
-                <w:sz w:val="20"/>
-                <w:szCs w:val="20"/>
-              </w:rPr>
-              <w:t xml:space="preserve">—</w:t>
-            </w:r>
-          </w:p>
-        </w:tc>
-      </w:tr>
-    </w:tbl>
-    <w:p>
-      <w:pPr>
-        <w:spacing w:after="160"/>
-      </w:pPr>
-    </w:p>
-    <w:p>
-      <w:pPr>
-        <w:pBdr>
-          <w:left w:val="single" w:color="1F4E79" w:sz="12" w:space="8"/>
-        </w:pBdr>
-        <w:shd w:fill="E8EEF4" w:val="clear"/>
-        <w:spacing w:after="200"/>
-      </w:pPr>
-      <w:r>
-        <w:rPr>
-          <w:b/>
-          <w:bCs/>
-          <w:color w:val="1F4E79"/>
-        </w:rPr>
-        <w:t xml:space="preserve">REAL-DATA NOTE: </w:t>
-      </w:r>
-      <w:r>
-        <w:rPr>
-          <w:i/>
-          <w:iCs/>
-          <w:color w:val="595959"/>
-        </w:rPr>
-        <w:t xml:space="preserve">The 0.000% rows for "missing required field(s)", "invalid timestamp", and "duplicate rows" are genuine zeros verified against the real data, not blanks — TLC's own pipeline already guarantees these fields for every published row, and no exact-duplicate rows were found across any of the three months.</w:t>
-      </w:r>
-    </w:p>
-    <w:p>
-      <w:pPr>
-        <w:pBdr>
-          <w:left w:val="single" w:color="1F4E79" w:sz="12" w:space="8"/>
-        </w:pBdr>
-        <w:shd w:fill="E8EEF4" w:val="clear"/>
-        <w:spacing w:after="200"/>
-      </w:pPr>
-      <w:r>
-        <w:rPr>
-          <w:b/>
-          <w:bCs/>
-          <w:color w:val="1F4E79"/>
-        </w:rPr>
-        <w:t xml:space="preserve">REAL-DATA NOTE: </w:t>
-      </w:r>
-      <w:r>
-        <w:rPr>
-          <w:i/>
-          <w:iCs/>
-          <w:color w:val="595959"/>
-        </w:rPr>
-        <w:t xml:space="preserve">The passenger_count row was rewritten from the original design after discovering, while running this pipeline for real, that ~27.6% of raw rows have a null passenger_count — a known TLC vendor-side reporting gap, confirmed by checking that no other required field was null on those same rows. The initial design dropped the entire row for this (matching the assignment's other "missing value" rules), which discarded over a quarter of otherwise-perfectly-valid, revenue-bearing trips just because one field used by exactly one downstream job (anomaly detection's high-passenger-count flag) was absent. That is a worse distortion of demand/revenue/route analysis than the problem it solves, so passenger_count is instead imputed to 1 (the single most common real value, and TLC's own documented default) and the imputation is reported separately here rather than folded silently into "rows kept."</w:t>
-      </w:r>
-    </w:p>
-    <w:p>
-      <w:pPr>
-        <w:pBdr>
-          <w:left w:val="single" w:color="B7472A" w:sz="12" w:space="8"/>
-        </w:pBdr>
-        <w:shd w:fill="F2F2F2" w:val="clear"/>
-        <w:spacing w:after="200"/>
-      </w:pPr>
-      <w:r>
-        <w:rPr>
-          <w:b/>
-          <w:bCs/>
-          <w:color w:val="B7472A"/>
-        </w:rPr>
-        <w:t xml:space="preserve">TODO: </w:t>
-      </w:r>
-      <w:r>
-        <w:rPr>
-          <w:i/>
-          <w:iCs/>
-          <w:color w:val="595959"/>
-        </w:rPr>
-        <w:t xml:space="preserve">Add 1-2 sentences in your own words justifying the remaining thresholds (why 6 hours for duration, why distance/fare must be strictly positive), and explicitly note that unusual-but-possible records (e.g. a 90-mile trip) are intentionally kept here and handled instead by the separate Anomaly Detection job (Section 9, 9.9) without deletion.</w:t>
-      </w:r>
-    </w:p>
-    <w:p>
-      <w:pPr>
-        <w:pStyle w:val="Heading1"/>
-        <w:pageBreakBefore/>
-        <w:spacing w:after="200" w:before="0"/>
-      </w:pPr>
-      <w:r>
-        <w:rPr>
-          <w:color w:val="1F4E79"/>
-        </w:rPr>
-        <w:t xml:space="preserve">7. MapReduce Design</w:t>
-      </w:r>
-    </w:p>
-    <w:p>
-      <w:pPr>
-        <w:spacing w:after="160"/>
-      </w:pPr>
-      <w:r>
-        <w:t xml:space="preserve">Every job in this project follows the same three-stage pipeline: Map (extract a key and a value from each raw CSV line), Shuffle &amp; Sort (Hadoop groups and sorts all key-value pairs so every key's values arrive consecutively at one reducer), and Reduce (accumulate the values for each key and emit one summary line). The table below documents the exact key-value design used for each analysis.</w:t>
-      </w:r>
-    </w:p>
-    <w:tbl>
-      <w:tblPr>
-        <w:tblW w:type="dxa" w:w="9360"/>
-        <w:tblBorders>
-          <w:top w:val="single" w:color="auto" w:sz="4"/>
-          <w:left w:val="single" w:color="auto" w:sz="4"/>
-          <w:bottom w:val="single" w:color="auto" w:sz="4"/>
-          <w:right w:val="single" w:color="auto" w:sz="4"/>
-          <w:insideH w:val="single" w:color="auto" w:sz="4"/>
-          <w:insideV w:val="single" w:color="auto" w:sz="4"/>
-        </w:tblBorders>
-      </w:tblPr>
-      <w:tblGrid>
-        <w:gridCol w:w="2760"/>
-        <w:gridCol w:w="2760"/>
-        <w:gridCol w:w="3840"/>
-      </w:tblGrid>
-      <w:tr>
-        <w:trPr>
-          <w:tblHeader/>
-        </w:trPr>
-        <w:tc>
-          <w:tcPr>
-            <w:tcW w:type="dxa" w:w="2760"/>
-            <w:tcBorders>
-              <w:top w:val="single" w:color="BFBFBF" w:sz="2"/>
-              <w:left w:val="single" w:color="BFBFBF" w:sz="2"/>
-              <w:bottom w:val="single" w:color="BFBFBF" w:sz="2"/>
-              <w:right w:val="single" w:color="BFBFBF" w:sz="2"/>
-            </w:tcBorders>
-            <w:shd w:fill="1F4E79" w:val="clear"/>
-            <w:tcMar>
-              <w:top w:type="dxa" w:w="100"/>
-              <w:left w:type="dxa" w:w="120"/>
-              <w:bottom w:type="dxa" w:w="100"/>
-              <w:right w:type="dxa" w:w="120"/>
-            </w:tcMar>
-            <w:vAlign w:val="center"/>
-          </w:tcPr>
-          <w:p>
-            <w:r>
-              <w:rPr>
-                <w:b/>
-                <w:bCs/>
-                <w:color w:val="FFFFFF"/>
-                <w:sz w:val="20"/>
-                <w:szCs w:val="20"/>
-              </w:rPr>
-              <w:t xml:space="preserve">Analysis</w:t>
-            </w:r>
-          </w:p>
-        </w:tc>
-        <w:tc>
-          <w:tcPr>
-            <w:tcW w:type="dxa" w:w="2760"/>
-            <w:tcBorders>
-              <w:top w:val="single" w:color="BFBFBF" w:sz="2"/>
-              <w:left w:val="single" w:color="BFBFBF" w:sz="2"/>
-              <w:bottom w:val="single" w:color="BFBFBF" w:sz="2"/>
-              <w:right w:val="single" w:color="BFBFBF" w:sz="2"/>
-            </w:tcBorders>
-            <w:shd w:fill="1F4E79" w:val="clear"/>
-            <w:tcMar>
-              <w:top w:type="dxa" w:w="100"/>
-              <w:left w:type="dxa" w:w="120"/>
-              <w:bottom w:type="dxa" w:w="100"/>
-              <w:right w:type="dxa" w:w="120"/>
-            </w:tcMar>
-            <w:vAlign w:val="center"/>
-          </w:tcPr>
-          <w:p>
-            <w:r>
-              <w:rPr>
-                <w:b/>
-                <w:bCs/>
-                <w:color w:val="FFFFFF"/>
-                <w:sz w:val="20"/>
-                <w:szCs w:val="20"/>
-              </w:rPr>
-              <w:t xml:space="preserve">Mapper Key</w:t>
-            </w:r>
-          </w:p>
-        </w:tc>
-        <w:tc>
-          <w:tcPr>
-            <w:tcW w:type="dxa" w:w="3840"/>
-            <w:tcBorders>
-              <w:top w:val="single" w:color="BFBFBF" w:sz="2"/>
-              <w:left w:val="single" w:color="BFBFBF" w:sz="2"/>
-              <w:bottom w:val="single" w:color="BFBFBF" w:sz="2"/>
-              <w:right w:val="single" w:color="BFBFBF" w:sz="2"/>
-            </w:tcBorders>
-            <w:shd w:fill="1F4E79" w:val="clear"/>
-            <w:tcMar>
-              <w:top w:type="dxa" w:w="100"/>
-              <w:left w:type="dxa" w:w="120"/>
-              <w:bottom w:type="dxa" w:w="100"/>
-              <w:right w:type="dxa" w:w="120"/>
-            </w:tcMar>
-            <w:vAlign w:val="center"/>
-          </w:tcPr>
-          <w:p>
-            <w:r>
-              <w:rPr>
-                <w:b/>
-                <w:bCs/>
-                <w:color w:val="FFFFFF"/>
-                <w:sz w:val="20"/>
-                <w:szCs w:val="20"/>
-              </w:rPr>
-              <w:t xml:space="preserve">Mapper Value</w:t>
-            </w:r>
-          </w:p>
-        </w:tc>
-      </w:tr>
-      <w:tr>
-        <w:tc>
-          <w:tcPr>
-            <w:tcW w:type="dxa" w:w="2760"/>
-            <w:tcBorders>
-              <w:top w:val="single" w:color="BFBFBF" w:sz="2"/>
-              <w:left w:val="single" w:color="BFBFBF" w:sz="2"/>
-              <w:bottom w:val="single" w:color="BFBFBF" w:sz="2"/>
-              <w:right w:val="single" w:color="BFBFBF" w:sz="2"/>
-            </w:tcBorders>
-            <w:tcMar>
-              <w:top w:type="dxa" w:w="100"/>
-              <w:left w:type="dxa" w:w="120"/>
-              <w:bottom w:type="dxa" w:w="100"/>
-              <w:right w:type="dxa" w:w="120"/>
-            </w:tcMar>
-            <w:vAlign w:val="center"/>
-          </w:tcPr>
-          <w:p>
-            <w:r>
-              <w:rPr>
-                <w:i w:val="false"/>
-                <w:iCs w:val="false"/>
-                <w:sz w:val="20"/>
-                <w:szCs w:val="20"/>
-              </w:rPr>
-              <w:t xml:space="preserve">a) Hourly Demand</w:t>
-            </w:r>
-          </w:p>
-        </w:tc>
-        <w:tc>
-          <w:tcPr>
-            <w:tcW w:type="dxa" w:w="2760"/>
-            <w:tcBorders>
-              <w:top w:val="single" w:color="BFBFBF" w:sz="2"/>
-              <w:left w:val="single" w:color="BFBFBF" w:sz="2"/>
-              <w:bottom w:val="single" w:color="BFBFBF" w:sz="2"/>
-              <w:right w:val="single" w:color="BFBFBF" w:sz="2"/>
-            </w:tcBorders>
-            <w:tcMar>
-              <w:top w:type="dxa" w:w="100"/>
-              <w:left w:type="dxa" w:w="120"/>
-              <w:bottom w:type="dxa" w:w="100"/>
-              <w:right w:type="dxa" w:w="120"/>
-            </w:tcMar>
-            <w:vAlign w:val="center"/>
-          </w:tcPr>
-          <w:p>
-            <w:r>
-              <w:rPr>
-                <w:i w:val="false"/>
-                <w:iCs w:val="false"/>
-                <w:sz w:val="20"/>
-                <w:szCs w:val="20"/>
-              </w:rPr>
-              <w:t xml:space="preserve">pickup hour (“00”–“23”)</w:t>
-            </w:r>
-          </w:p>
-        </w:tc>
-        <w:tc>
-          <w:tcPr>
-            <w:tcW w:type="dxa" w:w="3840"/>
-            <w:tcBorders>
-              <w:top w:val="single" w:color="BFBFBF" w:sz="2"/>
-              <w:left w:val="single" w:color="BFBFBF" w:sz="2"/>
-              <w:bottom w:val="single" w:color="BFBFBF" w:sz="2"/>
-              <w:right w:val="single" w:color="BFBFBF" w:sz="2"/>
-            </w:tcBorders>
-            <w:tcMar>
-              <w:top w:type="dxa" w:w="100"/>
-              <w:left w:type="dxa" w:w="120"/>
-              <w:bottom w:type="dxa" w:w="100"/>
-              <w:right w:type="dxa" w:w="120"/>
-            </w:tcMar>
-            <w:vAlign w:val="center"/>
-          </w:tcPr>
-          <w:p>
-            <w:r>
-              <w:rPr>
-                <w:i w:val="false"/>
-                <w:iCs w:val="false"/>
-                <w:sz w:val="20"/>
-                <w:szCs w:val="20"/>
-              </w:rPr>
-              <w:t xml:space="preserve">1</w:t>
-            </w:r>
-          </w:p>
-        </w:tc>
-      </w:tr>
-      <w:tr>
-        <w:tc>
-          <w:tcPr>
-            <w:tcW w:type="dxa" w:w="2760"/>
-            <w:tcBorders>
-              <w:top w:val="single" w:color="BFBFBF" w:sz="2"/>
-              <w:left w:val="single" w:color="BFBFBF" w:sz="2"/>
-              <w:bottom w:val="single" w:color="BFBFBF" w:sz="2"/>
-              <w:right w:val="single" w:color="BFBFBF" w:sz="2"/>
-            </w:tcBorders>
-            <w:tcMar>
-              <w:top w:type="dxa" w:w="100"/>
-              <w:left w:type="dxa" w:w="120"/>
-              <w:bottom w:type="dxa" w:w="100"/>
-              <w:right w:type="dxa" w:w="120"/>
-            </w:tcMar>
-            <w:vAlign w:val="center"/>
-          </w:tcPr>
-          <w:p>
-            <w:r>
-              <w:rPr>
-                <w:i w:val="false"/>
-                <w:iCs w:val="false"/>
-                <w:sz w:val="20"/>
-                <w:szCs w:val="20"/>
-              </w:rPr>
-              <w:t xml:space="preserve">b) Daily Demand</w:t>
-            </w:r>
-          </w:p>
-        </w:tc>
-        <w:tc>
-          <w:tcPr>
-            <w:tcW w:type="dxa" w:w="2760"/>
-            <w:tcBorders>
-              <w:top w:val="single" w:color="BFBFBF" w:sz="2"/>
-              <w:left w:val="single" w:color="BFBFBF" w:sz="2"/>
-              <w:bottom w:val="single" w:color="BFBFBF" w:sz="2"/>
-              <w:right w:val="single" w:color="BFBFBF" w:sz="2"/>
-            </w:tcBorders>
-            <w:tcMar>
-              <w:top w:type="dxa" w:w="100"/>
-              <w:left w:type="dxa" w:w="120"/>
-              <w:bottom w:type="dxa" w:w="100"/>
-              <w:right w:type="dxa" w:w="120"/>
-            </w:tcMar>
-            <w:vAlign w:val="center"/>
-          </w:tcPr>
-          <w:p>
-            <w:r>
-              <w:rPr>
-                <w:i w:val="false"/>
-                <w:iCs w:val="false"/>
-                <w:sz w:val="20"/>
-                <w:szCs w:val="20"/>
-              </w:rPr>
-              <w:t xml:space="preserve">day name (“Mon”–“Sun”)</w:t>
-            </w:r>
-          </w:p>
-        </w:tc>
-        <w:tc>
-          <w:tcPr>
-            <w:tcW w:type="dxa" w:w="3840"/>
-            <w:tcBorders>
-              <w:top w:val="single" w:color="BFBFBF" w:sz="2"/>
-              <w:left w:val="single" w:color="BFBFBF" w:sz="2"/>
-              <w:bottom w:val="single" w:color="BFBFBF" w:sz="2"/>
-              <w:right w:val="single" w:color="BFBFBF" w:sz="2"/>
-            </w:tcBorders>
-            <w:tcMar>
-              <w:top w:type="dxa" w:w="100"/>
-              <w:left w:type="dxa" w:w="120"/>
-              <w:bottom w:type="dxa" w:w="100"/>
-              <w:right w:type="dxa" w:w="120"/>
-            </w:tcMar>
-            <w:vAlign w:val="center"/>
-          </w:tcPr>
-          <w:p>
-            <w:r>
-              <w:rPr>
-                <w:i w:val="false"/>
-                <w:iCs w:val="false"/>
-                <w:sz w:val="20"/>
-                <w:szCs w:val="20"/>
-              </w:rPr>
-              <w:t xml:space="preserve">1</w:t>
-            </w:r>
-          </w:p>
-        </w:tc>
-      </w:tr>
-      <w:tr>
-        <w:tc>
-          <w:tcPr>
-            <w:tcW w:type="dxa" w:w="2760"/>
-            <w:tcBorders>
-              <w:top w:val="single" w:color="BFBFBF" w:sz="2"/>
-              <w:left w:val="single" w:color="BFBFBF" w:sz="2"/>
-              <w:bottom w:val="single" w:color="BFBFBF" w:sz="2"/>
-              <w:right w:val="single" w:color="BFBFBF" w:sz="2"/>
-            </w:tcBorders>
-            <w:tcMar>
-              <w:top w:type="dxa" w:w="100"/>
-              <w:left w:type="dxa" w:w="120"/>
-              <w:bottom w:type="dxa" w:w="100"/>
-              <w:right w:type="dxa" w:w="120"/>
-            </w:tcMar>
-            <w:vAlign w:val="center"/>
-          </w:tcPr>
-          <w:p>
-            <w:r>
-              <w:rPr>
-                <w:i w:val="false"/>
-                <w:iCs w:val="false"/>
-                <w:sz w:val="20"/>
-                <w:szCs w:val="20"/>
-              </w:rPr>
-              <w:t xml:space="preserve">c) Pickup Locations</w:t>
-            </w:r>
-          </w:p>
-        </w:tc>
-        <w:tc>
-          <w:tcPr>
-            <w:tcW w:type="dxa" w:w="2760"/>
-            <w:tcBorders>
-              <w:top w:val="single" w:color="BFBFBF" w:sz="2"/>
-              <w:left w:val="single" w:color="BFBFBF" w:sz="2"/>
-              <w:bottom w:val="single" w:color="BFBFBF" w:sz="2"/>
-              <w:right w:val="single" w:color="BFBFBF" w:sz="2"/>
-            </w:tcBorders>
-            <w:tcMar>
-              <w:top w:type="dxa" w:w="100"/>
-              <w:left w:type="dxa" w:w="120"/>
-              <w:bottom w:type="dxa" w:w="100"/>
-              <w:right w:type="dxa" w:w="120"/>
-            </w:tcMar>
-            <w:vAlign w:val="center"/>
-          </w:tcPr>
-          <w:p>
-            <w:r>
-              <w:rPr>
-                <w:i w:val="false"/>
-                <w:iCs w:val="false"/>
-                <w:sz w:val="20"/>
-                <w:szCs w:val="20"/>
-              </w:rPr>
-              <w:t xml:space="preserve">PULocationID</w:t>
-            </w:r>
-          </w:p>
-        </w:tc>
-        <w:tc>
-          <w:tcPr>
-            <w:tcW w:type="dxa" w:w="3840"/>
-            <w:tcBorders>
-              <w:top w:val="single" w:color="BFBFBF" w:sz="2"/>
-              <w:left w:val="single" w:color="BFBFBF" w:sz="2"/>
-              <w:bottom w:val="single" w:color="BFBFBF" w:sz="2"/>
-              <w:right w:val="single" w:color="BFBFBF" w:sz="2"/>
-            </w:tcBorders>
-            <w:tcMar>
-              <w:top w:type="dxa" w:w="100"/>
-              <w:left w:type="dxa" w:w="120"/>
-              <w:bottom w:type="dxa" w:w="100"/>
-              <w:right w:type="dxa" w:w="120"/>
-            </w:tcMar>
-            <w:vAlign w:val="center"/>
-          </w:tcPr>
-          <w:p>
-            <w:r>
-              <w:rPr>
-                <w:i w:val="false"/>
-                <w:iCs w:val="false"/>
-                <w:sz w:val="20"/>
-                <w:szCs w:val="20"/>
-              </w:rPr>
-              <w:t xml:space="preserve">1</w:t>
-            </w:r>
-          </w:p>
-        </w:tc>
-      </w:tr>
-      <w:tr>
-        <w:tc>
-          <w:tcPr>
-            <w:tcW w:type="dxa" w:w="2760"/>
-            <w:tcBorders>
-              <w:top w:val="single" w:color="BFBFBF" w:sz="2"/>
-              <w:left w:val="single" w:color="BFBFBF" w:sz="2"/>
-              <w:bottom w:val="single" w:color="BFBFBF" w:sz="2"/>
-              <w:right w:val="single" w:color="BFBFBF" w:sz="2"/>
-            </w:tcBorders>
-            <w:tcMar>
-              <w:top w:type="dxa" w:w="100"/>
-              <w:left w:type="dxa" w:w="120"/>
-              <w:bottom w:type="dxa" w:w="100"/>
-              <w:right w:type="dxa" w:w="120"/>
-            </w:tcMar>
-            <w:vAlign w:val="center"/>
-          </w:tcPr>
-          <w:p>
-            <w:r>
-              <w:rPr>
-                <w:i w:val="false"/>
-                <w:iCs w:val="false"/>
-                <w:sz w:val="20"/>
-                <w:szCs w:val="20"/>
-              </w:rPr>
-              <w:t xml:space="preserve">d) Revenue by Location</w:t>
-            </w:r>
-          </w:p>
-        </w:tc>
-        <w:tc>
-          <w:tcPr>
-            <w:tcW w:type="dxa" w:w="2760"/>
-            <w:tcBorders>
-              <w:top w:val="single" w:color="BFBFBF" w:sz="2"/>
-              <w:left w:val="single" w:color="BFBFBF" w:sz="2"/>
-              <w:bottom w:val="single" w:color="BFBFBF" w:sz="2"/>
-              <w:right w:val="single" w:color="BFBFBF" w:sz="2"/>
-            </w:tcBorders>
-            <w:tcMar>
-              <w:top w:type="dxa" w:w="100"/>
-              <w:left w:type="dxa" w:w="120"/>
-              <w:bottom w:type="dxa" w:w="100"/>
-              <w:right w:type="dxa" w:w="120"/>
-            </w:tcMar>
-            <w:vAlign w:val="center"/>
-          </w:tcPr>
-          <w:p>
-            <w:r>
-              <w:rPr>
-                <w:i w:val="false"/>
-                <w:iCs w:val="false"/>
-                <w:sz w:val="20"/>
-                <w:szCs w:val="20"/>
-              </w:rPr>
-              <w:t xml:space="preserve">PULocationID</w:t>
-            </w:r>
-          </w:p>
-        </w:tc>
-        <w:tc>
-          <w:tcPr>
-            <w:tcW w:type="dxa" w:w="3840"/>
-            <w:tcBorders>
-              <w:top w:val="single" w:color="BFBFBF" w:sz="2"/>
-              <w:left w:val="single" w:color="BFBFBF" w:sz="2"/>
-              <w:bottom w:val="single" w:color="BFBFBF" w:sz="2"/>
-              <w:right w:val="single" w:color="BFBFBF" w:sz="2"/>
-            </w:tcBorders>
-            <w:tcMar>
-              <w:top w:type="dxa" w:w="100"/>
-              <w:left w:type="dxa" w:w="120"/>
-              <w:bottom w:type="dxa" w:w="100"/>
-              <w:right w:type="dxa" w:w="120"/>
-            </w:tcMar>
-            <w:vAlign w:val="center"/>
-          </w:tcPr>
-          <w:p>
-            <w:r>
-              <w:rPr>
-                <w:i w:val="false"/>
-                <w:iCs w:val="false"/>
-                <w:sz w:val="20"/>
-                <w:szCs w:val="20"/>
-              </w:rPr>
-              <w:t xml:space="preserve">fare, tip, total, distance, 1</w:t>
-            </w:r>
-          </w:p>
-        </w:tc>
-      </w:tr>
-      <w:tr>
-        <w:tc>
-          <w:tcPr>
-            <w:tcW w:type="dxa" w:w="2760"/>
-            <w:tcBorders>
-              <w:top w:val="single" w:color="BFBFBF" w:sz="2"/>
-              <w:left w:val="single" w:color="BFBFBF" w:sz="2"/>
-              <w:bottom w:val="single" w:color="BFBFBF" w:sz="2"/>
-              <w:right w:val="single" w:color="BFBFBF" w:sz="2"/>
-            </w:tcBorders>
-            <w:tcMar>
-              <w:top w:type="dxa" w:w="100"/>
-              <w:left w:type="dxa" w:w="120"/>
-              <w:bottom w:type="dxa" w:w="100"/>
-              <w:right w:type="dxa" w:w="120"/>
-            </w:tcMar>
-            <w:vAlign w:val="center"/>
-          </w:tcPr>
-          <w:p>
-            <w:r>
-              <w:rPr>
-                <w:i w:val="false"/>
-                <w:iCs w:val="false"/>
-                <w:sz w:val="20"/>
-                <w:szCs w:val="20"/>
-              </w:rPr>
-              <w:t xml:space="preserve">e) Payment Method</w:t>
-            </w:r>
-          </w:p>
-        </w:tc>
-        <w:tc>
-          <w:tcPr>
-            <w:tcW w:type="dxa" w:w="2760"/>
-            <w:tcBorders>
-              <w:top w:val="single" w:color="BFBFBF" w:sz="2"/>
-              <w:left w:val="single" w:color="BFBFBF" w:sz="2"/>
-              <w:bottom w:val="single" w:color="BFBFBF" w:sz="2"/>
-              <w:right w:val="single" w:color="BFBFBF" w:sz="2"/>
-            </w:tcBorders>
-            <w:tcMar>
-              <w:top w:type="dxa" w:w="100"/>
-              <w:left w:type="dxa" w:w="120"/>
-              <w:bottom w:type="dxa" w:w="100"/>
-              <w:right w:type="dxa" w:w="120"/>
-            </w:tcMar>
-            <w:vAlign w:val="center"/>
-          </w:tcPr>
-          <w:p>
-            <w:r>
-              <w:rPr>
-                <w:i w:val="false"/>
-                <w:iCs w:val="false"/>
-                <w:sz w:val="20"/>
-                <w:szCs w:val="20"/>
-              </w:rPr>
-              <w:t xml:space="preserve">payment type name</w:t>
-            </w:r>
-          </w:p>
-        </w:tc>
-        <w:tc>
-          <w:tcPr>
-            <w:tcW w:type="dxa" w:w="3840"/>
-            <w:tcBorders>
-              <w:top w:val="single" w:color="BFBFBF" w:sz="2"/>
-              <w:left w:val="single" w:color="BFBFBF" w:sz="2"/>
-              <w:bottom w:val="single" w:color="BFBFBF" w:sz="2"/>
-              <w:right w:val="single" w:color="BFBFBF" w:sz="2"/>
-            </w:tcBorders>
-            <w:tcMar>
-              <w:top w:type="dxa" w:w="100"/>
-              <w:left w:type="dxa" w:w="120"/>
-              <w:bottom w:type="dxa" w:w="100"/>
-              <w:right w:type="dxa" w:w="120"/>
-            </w:tcMar>
-            <w:vAlign w:val="center"/>
-          </w:tcPr>
-          <w:p>
-            <w:r>
-              <w:rPr>
-                <w:i w:val="false"/>
-                <w:iCs w:val="false"/>
-                <w:sz w:val="20"/>
-                <w:szCs w:val="20"/>
-              </w:rPr>
-              <w:t xml:space="preserve">fare, tip, total, 1</w:t>
-            </w:r>
-          </w:p>
-        </w:tc>
-      </w:tr>
-      <w:tr>
-        <w:tc>
-          <w:tcPr>
-            <w:tcW w:type="dxa" w:w="2760"/>
-            <w:tcBorders>
-              <w:top w:val="single" w:color="BFBFBF" w:sz="2"/>
-              <w:left w:val="single" w:color="BFBFBF" w:sz="2"/>
-              <w:bottom w:val="single" w:color="BFBFBF" w:sz="2"/>
-              <w:right w:val="single" w:color="BFBFBF" w:sz="2"/>
-            </w:tcBorders>
-            <w:tcMar>
-              <w:top w:type="dxa" w:w="100"/>
-              <w:left w:type="dxa" w:w="120"/>
-              <w:bottom w:type="dxa" w:w="100"/>
-              <w:right w:type="dxa" w:w="120"/>
-            </w:tcMar>
-            <w:vAlign w:val="center"/>
-          </w:tcPr>
-          <w:p>
-            <w:r>
-              <w:rPr>
-                <w:i w:val="false"/>
-                <w:iCs w:val="false"/>
-                <w:sz w:val="20"/>
-                <w:szCs w:val="20"/>
-              </w:rPr>
-              <w:t xml:space="preserve">f) Distance Buckets</w:t>
-            </w:r>
-          </w:p>
-        </w:tc>
-        <w:tc>
-          <w:tcPr>
-            <w:tcW w:type="dxa" w:w="2760"/>
-            <w:tcBorders>
-              <w:top w:val="single" w:color="BFBFBF" w:sz="2"/>
-              <w:left w:val="single" w:color="BFBFBF" w:sz="2"/>
-              <w:bottom w:val="single" w:color="BFBFBF" w:sz="2"/>
-              <w:right w:val="single" w:color="BFBFBF" w:sz="2"/>
-            </w:tcBorders>
-            <w:tcMar>
-              <w:top w:type="dxa" w:w="100"/>
-              <w:left w:type="dxa" w:w="120"/>
-              <w:bottom w:type="dxa" w:w="100"/>
-              <w:right w:type="dxa" w:w="120"/>
-            </w:tcMar>
-            <w:vAlign w:val="center"/>
-          </w:tcPr>
-          <w:p>
-            <w:r>
-              <w:rPr>
-                <w:i w:val="false"/>
-                <w:iCs w:val="false"/>
-                <w:sz w:val="20"/>
-                <w:szCs w:val="20"/>
-              </w:rPr>
-              <w:t xml:space="preserve">distance bucket (0-2, 2-5, …)</w:t>
-            </w:r>
-          </w:p>
-        </w:tc>
-        <w:tc>
-          <w:tcPr>
-            <w:tcW w:type="dxa" w:w="3840"/>
-            <w:tcBorders>
-              <w:top w:val="single" w:color="BFBFBF" w:sz="2"/>
-              <w:left w:val="single" w:color="BFBFBF" w:sz="2"/>
-              <w:bottom w:val="single" w:color="BFBFBF" w:sz="2"/>
-              <w:right w:val="single" w:color="BFBFBF" w:sz="2"/>
-            </w:tcBorders>
-            <w:tcMar>
-              <w:top w:type="dxa" w:w="100"/>
-              <w:left w:type="dxa" w:w="120"/>
-              <w:bottom w:type="dxa" w:w="100"/>
-              <w:right w:type="dxa" w:w="120"/>
-            </w:tcMar>
-            <w:vAlign w:val="center"/>
-          </w:tcPr>
-          <w:p>
-            <w:r>
-              <w:rPr>
-                <w:i w:val="false"/>
-                <w:iCs w:val="false"/>
-                <w:sz w:val="20"/>
-                <w:szCs w:val="20"/>
-              </w:rPr>
-              <w:t xml:space="preserve">fare, distance, 1</w:t>
-            </w:r>
-          </w:p>
-        </w:tc>
-      </w:tr>
-      <w:tr>
-        <w:tc>
-          <w:tcPr>
-            <w:tcW w:type="dxa" w:w="2760"/>
-            <w:tcBorders>
-              <w:top w:val="single" w:color="BFBFBF" w:sz="2"/>
-              <w:left w:val="single" w:color="BFBFBF" w:sz="2"/>
-              <w:bottom w:val="single" w:color="BFBFBF" w:sz="2"/>
-              <w:right w:val="single" w:color="BFBFBF" w:sz="2"/>
-            </w:tcBorders>
-            <w:tcMar>
-              <w:top w:type="dxa" w:w="100"/>
-              <w:left w:type="dxa" w:w="120"/>
-              <w:bottom w:type="dxa" w:w="100"/>
-              <w:right w:type="dxa" w:w="120"/>
-            </w:tcMar>
-            <w:vAlign w:val="center"/>
-          </w:tcPr>
-          <w:p>
-            <w:r>
-              <w:rPr>
-                <w:i w:val="false"/>
-                <w:iCs w:val="false"/>
-                <w:sz w:val="20"/>
-                <w:szCs w:val="20"/>
-              </w:rPr>
-              <w:t xml:space="preserve">g) Routes</w:t>
-            </w:r>
-          </w:p>
-        </w:tc>
-        <w:tc>
-          <w:tcPr>
-            <w:tcW w:type="dxa" w:w="2760"/>
-            <w:tcBorders>
-              <w:top w:val="single" w:color="BFBFBF" w:sz="2"/>
-              <w:left w:val="single" w:color="BFBFBF" w:sz="2"/>
-              <w:bottom w:val="single" w:color="BFBFBF" w:sz="2"/>
-              <w:right w:val="single" w:color="BFBFBF" w:sz="2"/>
-            </w:tcBorders>
-            <w:tcMar>
-              <w:top w:type="dxa" w:w="100"/>
-              <w:left w:type="dxa" w:w="120"/>
-              <w:bottom w:type="dxa" w:w="100"/>
-              <w:right w:type="dxa" w:w="120"/>
-            </w:tcMar>
-            <w:vAlign w:val="center"/>
-          </w:tcPr>
-          <w:p>
-            <w:r>
-              <w:rPr>
-                <w:i w:val="false"/>
-                <w:iCs w:val="false"/>
-                <w:sz w:val="20"/>
-                <w:szCs w:val="20"/>
-              </w:rPr>
-              <w:t xml:space="preserve">“PULocationID-DOLocationID”</w:t>
-            </w:r>
-          </w:p>
-        </w:tc>
-        <w:tc>
-          <w:tcPr>
-            <w:tcW w:type="dxa" w:w="3840"/>
-            <w:tcBorders>
-              <w:top w:val="single" w:color="BFBFBF" w:sz="2"/>
-              <w:left w:val="single" w:color="BFBFBF" w:sz="2"/>
-              <w:bottom w:val="single" w:color="BFBFBF" w:sz="2"/>
-              <w:right w:val="single" w:color="BFBFBF" w:sz="2"/>
-            </w:tcBorders>
-            <w:tcMar>
-              <w:top w:type="dxa" w:w="100"/>
-              <w:left w:type="dxa" w:w="120"/>
-              <w:bottom w:type="dxa" w:w="100"/>
-              <w:right w:type="dxa" w:w="120"/>
-            </w:tcMar>
-            <w:vAlign w:val="center"/>
-          </w:tcPr>
-          <w:p>
-            <w:r>
-              <w:rPr>
-                <w:i w:val="false"/>
-                <w:iCs w:val="false"/>
-                <w:sz w:val="20"/>
-                <w:szCs w:val="20"/>
-              </w:rPr>
-              <w:t xml:space="preserve">fare, total, 1</w:t>
-            </w:r>
-          </w:p>
-        </w:tc>
-      </w:tr>
-      <w:tr>
-        <w:tc>
-          <w:tcPr>
-            <w:tcW w:type="dxa" w:w="2760"/>
-            <w:tcBorders>
-              <w:top w:val="single" w:color="BFBFBF" w:sz="2"/>
-              <w:left w:val="single" w:color="BFBFBF" w:sz="2"/>
-              <w:bottom w:val="single" w:color="BFBFBF" w:sz="2"/>
-              <w:right w:val="single" w:color="BFBFBF" w:sz="2"/>
-            </w:tcBorders>
-            <w:tcMar>
-              <w:top w:type="dxa" w:w="100"/>
-              <w:left w:type="dxa" w:w="120"/>
-              <w:bottom w:type="dxa" w:w="100"/>
-              <w:right w:type="dxa" w:w="120"/>
-            </w:tcMar>
-            <w:vAlign w:val="center"/>
-          </w:tcPr>
-          <w:p>
-            <w:r>
-              <w:rPr>
-                <w:i w:val="false"/>
-                <w:iCs w:val="false"/>
-                <w:sz w:val="20"/>
-                <w:szCs w:val="20"/>
-              </w:rPr>
-              <w:t xml:space="preserve">h) Trip Duration</w:t>
-            </w:r>
-          </w:p>
-        </w:tc>
-        <w:tc>
-          <w:tcPr>
-            <w:tcW w:type="dxa" w:w="2760"/>
-            <w:tcBorders>
-              <w:top w:val="single" w:color="BFBFBF" w:sz="2"/>
-              <w:left w:val="single" w:color="BFBFBF" w:sz="2"/>
-              <w:bottom w:val="single" w:color="BFBFBF" w:sz="2"/>
-              <w:right w:val="single" w:color="BFBFBF" w:sz="2"/>
-            </w:tcBorders>
-            <w:tcMar>
-              <w:top w:type="dxa" w:w="100"/>
-              <w:left w:type="dxa" w:w="120"/>
-              <w:bottom w:type="dxa" w:w="100"/>
-              <w:right w:type="dxa" w:w="120"/>
-            </w:tcMar>
-            <w:vAlign w:val="center"/>
-          </w:tcPr>
-          <w:p>
-            <w:r>
-              <w:rPr>
-                <w:i w:val="false"/>
-                <w:iCs w:val="false"/>
-                <w:sz w:val="20"/>
-                <w:szCs w:val="20"/>
-              </w:rPr>
-              <w:t xml:space="preserve">duration bucket (0-5, 5-15, …)</w:t>
-            </w:r>
-          </w:p>
-        </w:tc>
-        <w:tc>
-          <w:tcPr>
-            <w:tcW w:type="dxa" w:w="3840"/>
-            <w:tcBorders>
-              <w:top w:val="single" w:color="BFBFBF" w:sz="2"/>
-              <w:left w:val="single" w:color="BFBFBF" w:sz="2"/>
-              <w:bottom w:val="single" w:color="BFBFBF" w:sz="2"/>
-              <w:right w:val="single" w:color="BFBFBF" w:sz="2"/>
-            </w:tcBorders>
-            <w:tcMar>
-              <w:top w:type="dxa" w:w="100"/>
-              <w:left w:type="dxa" w:w="120"/>
-              <w:bottom w:type="dxa" w:w="100"/>
-              <w:right w:type="dxa" w:w="120"/>
-            </w:tcMar>
-            <w:vAlign w:val="center"/>
-          </w:tcPr>
-          <w:p>
-            <w:r>
-              <w:rPr>
-                <w:i w:val="false"/>
-                <w:iCs w:val="false"/>
-                <w:sz w:val="20"/>
-                <w:szCs w:val="20"/>
-              </w:rPr>
-              <w:t xml:space="preserve">fare, distance, tip, 1</w:t>
-            </w:r>
-          </w:p>
-        </w:tc>
-      </w:tr>
-      <w:tr>
-        <w:tc>
-          <w:tcPr>
-            <w:tcW w:type="dxa" w:w="2760"/>
-            <w:tcBorders>
-              <w:top w:val="single" w:color="BFBFBF" w:sz="2"/>
-              <w:left w:val="single" w:color="BFBFBF" w:sz="2"/>
-              <w:bottom w:val="single" w:color="BFBFBF" w:sz="2"/>
-              <w:right w:val="single" w:color="BFBFBF" w:sz="2"/>
-            </w:tcBorders>
-            <w:tcMar>
-              <w:top w:type="dxa" w:w="100"/>
-              <w:left w:type="dxa" w:w="120"/>
-              <w:bottom w:type="dxa" w:w="100"/>
-              <w:right w:type="dxa" w:w="120"/>
-            </w:tcMar>
-            <w:vAlign w:val="center"/>
-          </w:tcPr>
-          <w:p>
-            <w:r>
-              <w:rPr>
-                <w:i w:val="false"/>
-                <w:iCs w:val="false"/>
-                <w:sz w:val="20"/>
-                <w:szCs w:val="20"/>
-              </w:rPr>
-              <w:t xml:space="preserve">i) Anomaly Detection</w:t>
-            </w:r>
-          </w:p>
-        </w:tc>
-        <w:tc>
-          <w:tcPr>
-            <w:tcW w:type="dxa" w:w="2760"/>
-            <w:tcBorders>
-              <w:top w:val="single" w:color="BFBFBF" w:sz="2"/>
-              <w:left w:val="single" w:color="BFBFBF" w:sz="2"/>
-              <w:bottom w:val="single" w:color="BFBFBF" w:sz="2"/>
-              <w:right w:val="single" w:color="BFBFBF" w:sz="2"/>
-            </w:tcBorders>
-            <w:tcMar>
-              <w:top w:type="dxa" w:w="100"/>
-              <w:left w:type="dxa" w:w="120"/>
-              <w:bottom w:type="dxa" w:w="100"/>
-              <w:right w:type="dxa" w:w="120"/>
-            </w:tcMar>
-            <w:vAlign w:val="center"/>
-          </w:tcPr>
-          <w:p>
-            <w:r>
-              <w:rPr>
-                <w:i w:val="false"/>
-                <w:iCs w:val="false"/>
-                <w:sz w:val="20"/>
-                <w:szCs w:val="20"/>
-              </w:rPr>
-              <w:t xml:space="preserve">anomaly type name</w:t>
-            </w:r>
-          </w:p>
-        </w:tc>
-        <w:tc>
-          <w:tcPr>
-            <w:tcW w:type="dxa" w:w="3840"/>
-            <w:tcBorders>
-              <w:top w:val="single" w:color="BFBFBF" w:sz="2"/>
-              <w:left w:val="single" w:color="BFBFBF" w:sz="2"/>
-              <w:bottom w:val="single" w:color="BFBFBF" w:sz="2"/>
-              <w:right w:val="single" w:color="BFBFBF" w:sz="2"/>
-            </w:tcBorders>
-            <w:tcMar>
-              <w:top w:type="dxa" w:w="100"/>
-              <w:left w:type="dxa" w:w="120"/>
-              <w:bottom w:type="dxa" w:w="100"/>
-              <w:right w:type="dxa" w:w="120"/>
-            </w:tcMar>
-            <w:vAlign w:val="center"/>
-          </w:tcPr>
-          <w:p>
-            <w:r>
-              <w:rPr>
-                <w:i w:val="false"/>
-                <w:iCs w:val="false"/>
-                <w:sz w:val="20"/>
-                <w:szCs w:val="20"/>
-              </w:rPr>
-              <w:t xml:space="preserve">1</w:t>
-            </w:r>
-          </w:p>
-        </w:tc>
-      </w:tr>
-    </w:tbl>
-    <w:p>
-      <w:pPr>
-        <w:spacing w:after="160"/>
-      </w:pPr>
-    </w:p>
-    <w:p>
-      <w:pPr>
-        <w:pBdr>
-          <w:left w:val="single" w:color="B7472A" w:sz="12" w:space="8"/>
-        </w:pBdr>
-        <w:shd w:fill="F2F2F2" w:val="clear"/>
-        <w:spacing w:after="200"/>
-      </w:pPr>
-      <w:r>
-        <w:rPr>
-          <w:b/>
-          <w:bCs/>
-          <w:color w:val="B7472A"/>
-        </w:rPr>
-        <w:t xml:space="preserve">TODO: </w:t>
-      </w:r>
-      <w:r>
-        <w:rPr>
-          <w:i/>
-          <w:iCs/>
-          <w:color w:val="595959"/>
-        </w:rPr>
-        <w:t xml:space="preserve">Explain, for at least the revenue job, why its key/value choice makes sense, and what Shuffle &amp; Sort specifically guarantees about the order reducer_revenue.py sees its input in.</w:t>
-      </w:r>
-    </w:p>
-    <w:p>
-      <w:pPr>
-        <w:pStyle w:val="Heading1"/>
-        <w:pageBreakBefore/>
-        <w:spacing w:after="200" w:before="0"/>
-      </w:pPr>
-      <w:r>
-        <w:rPr>
-          <w:color w:val="1F4E79"/>
-        </w:rPr>
-        <w:t xml:space="preserve">8. Mapper and Reducer Implementation</w:t>
-      </w:r>
-    </w:p>
-    <w:p>
-      <w:pPr>
-        <w:spacing w:after="160"/>
-      </w:pPr>
-      <w:r>
-        <w:t xml:space="preserve">Full source for every mapper and reducer is in mappers/ and reducers/ in the project repository (also included as Appendix B / a separate source-code submission). This section summarizes the design intent of each; use the docstring at the top of each file as your reference when writing these summaries.</w:t>
-      </w:r>
-    </w:p>
-    <w:p>
-      <w:pPr>
-        <w:pStyle w:val="Heading2"/>
-        <w:spacing w:after="120" w:before="240"/>
-      </w:pPr>
-      <w:r>
-        <w:rPr>
-          <w:color w:val="1F4E79"/>
-        </w:rPr>
-        <w:t xml:space="preserve">a) Hourly Taxi Demand</w:t>
-      </w:r>
-    </w:p>
-    <w:p>
-      <w:pPr>
-        <w:spacing w:after="160"/>
-      </w:pPr>
-      <w:r>
-        <w:rPr>
-          <w:i/>
-          <w:iCs/>
-          <w:color w:val="595959"/>
-          <w:sz w:val="20"/>
-          <w:szCs w:val="20"/>
-        </w:rPr>
-        <w:t xml:space="preserve">Mapper: mappers/mapper_hourly.py   |   Reducer: reducers/reducer_hourly.py</w:t>
-      </w:r>
-    </w:p>
-    <w:p>
-      <w:pPr>
-        <w:pBdr>
-          <w:left w:val="single" w:color="B7472A" w:sz="12" w:space="8"/>
-        </w:pBdr>
-        <w:shd w:fill="F2F2F2" w:val="clear"/>
-        <w:spacing w:after="200"/>
-      </w:pPr>
-      <w:r>
-        <w:rPr>
-          <w:b/>
-          <w:bCs/>
-          <w:color w:val="B7472A"/>
-        </w:rPr>
-        <w:t xml:space="preserve">TODO: </w:t>
-      </w:r>
-      <w:r>
-        <w:rPr>
-          <w:i/>
-          <w:iCs/>
-          <w:color w:val="595959"/>
-        </w:rPr>
-        <w:t xml:space="preserve">In 2-4 sentences: describe what this mapper extracts from each line, what the reducer accumulates, and what one line of its final output means.</w:t>
-      </w:r>
-    </w:p>
-    <w:p>
-      <w:pPr>
-        <w:pStyle w:val="Heading2"/>
-        <w:spacing w:after="120" w:before="240"/>
-      </w:pPr>
-      <w:r>
-        <w:rPr>
-          <w:color w:val="1F4E79"/>
-        </w:rPr>
-        <w:t xml:space="preserve">b) Daily Demand</w:t>
-      </w:r>
-    </w:p>
-    <w:p>
-      <w:pPr>
-        <w:spacing w:after="160"/>
-      </w:pPr>
-      <w:r>
-        <w:rPr>
-          <w:i/>
-          <w:iCs/>
-          <w:color w:val="595959"/>
-          <w:sz w:val="20"/>
-          <w:szCs w:val="20"/>
-        </w:rPr>
-        <w:t xml:space="preserve">Mapper: mappers/mapper_daily.py   |   Reducer: reducers/reducer_daily.py</w:t>
-      </w:r>
-    </w:p>
-    <w:p>
-      <w:pPr>
-        <w:pBdr>
-          <w:left w:val="single" w:color="B7472A" w:sz="12" w:space="8"/>
-        </w:pBdr>
-        <w:shd w:fill="F2F2F2" w:val="clear"/>
-        <w:spacing w:after="200"/>
-      </w:pPr>
-      <w:r>
-        <w:rPr>
-          <w:b/>
-          <w:bCs/>
-          <w:color w:val="B7472A"/>
-        </w:rPr>
-        <w:t xml:space="preserve">TODO: </w:t>
-      </w:r>
-      <w:r>
-        <w:rPr>
-          <w:i/>
-          <w:iCs/>
-          <w:color w:val="595959"/>
-        </w:rPr>
-        <w:t xml:space="preserve">In 2-4 sentences: describe what this mapper extracts from each line, what the reducer accumulates, and what one line of its final output means.</w:t>
-      </w:r>
-    </w:p>
-    <w:p>
-      <w:pPr>
-        <w:pStyle w:val="Heading2"/>
-        <w:spacing w:after="120" w:before="240"/>
-      </w:pPr>
-      <w:r>
-        <w:rPr>
-          <w:color w:val="1F4E79"/>
-        </w:rPr>
-        <w:t xml:space="preserve">c) Pickup Location Analysis</w:t>
-      </w:r>
-    </w:p>
-    <w:p>
-      <w:pPr>
-        <w:spacing w:after="160"/>
-      </w:pPr>
-      <w:r>
-        <w:rPr>
-          <w:i/>
-          <w:iCs/>
-          <w:color w:val="595959"/>
-          <w:sz w:val="20"/>
-          <w:szCs w:val="20"/>
-        </w:rPr>
-        <w:t xml:space="preserve">Mapper: mappers/mapper_location.py   |   Reducer: reducers/reducer_location.py</w:t>
-      </w:r>
-    </w:p>
-    <w:p>
-      <w:pPr>
-        <w:pBdr>
-          <w:left w:val="single" w:color="B7472A" w:sz="12" w:space="8"/>
-        </w:pBdr>
-        <w:shd w:fill="F2F2F2" w:val="clear"/>
-        <w:spacing w:after="200"/>
-      </w:pPr>
-      <w:r>
-        <w:rPr>
-          <w:b/>
-          <w:bCs/>
-          <w:color w:val="B7472A"/>
-        </w:rPr>
-        <w:t xml:space="preserve">TODO: </w:t>
-      </w:r>
-      <w:r>
-        <w:rPr>
-          <w:i/>
-          <w:iCs/>
-          <w:color w:val="595959"/>
-        </w:rPr>
-        <w:t xml:space="preserve">In 2-4 sentences: describe what this mapper extracts from each line, what the reducer accumulates, and what one line of its final output means.</w:t>
-      </w:r>
-    </w:p>
-    <w:p>
-      <w:pPr>
-        <w:pStyle w:val="Heading2"/>
-        <w:spacing w:after="120" w:before="240"/>
-      </w:pPr>
-      <w:r>
-        <w:rPr>
-          <w:color w:val="1F4E79"/>
-        </w:rPr>
-        <w:t xml:space="preserve">d) Revenue by Pickup Location</w:t>
-      </w:r>
-    </w:p>
-    <w:p>
-      <w:pPr>
-        <w:spacing w:after="160"/>
-      </w:pPr>
-      <w:r>
-        <w:rPr>
-          <w:i/>
-          <w:iCs/>
-          <w:color w:val="595959"/>
-          <w:sz w:val="20"/>
-          <w:szCs w:val="20"/>
-        </w:rPr>
-        <w:t xml:space="preserve">Mapper: mappers/mapper_revenue.py   |   Reducer: reducers/reducer_revenue.py</w:t>
-      </w:r>
-    </w:p>
-    <w:p>
-      <w:pPr>
-        <w:pBdr>
-          <w:left w:val="single" w:color="B7472A" w:sz="12" w:space="8"/>
-        </w:pBdr>
-        <w:shd w:fill="F2F2F2" w:val="clear"/>
-        <w:spacing w:after="200"/>
-      </w:pPr>
-      <w:r>
-        <w:rPr>
-          <w:b/>
-          <w:bCs/>
-          <w:color w:val="B7472A"/>
-        </w:rPr>
-        <w:t xml:space="preserve">TODO: </w:t>
-      </w:r>
-      <w:r>
-        <w:rPr>
-          <w:i/>
-          <w:iCs/>
-          <w:color w:val="595959"/>
-        </w:rPr>
-        <w:t xml:space="preserve">In 2-4 sentences: describe what this mapper extracts from each line, what the reducer accumulates, and what one line of its final output means.</w:t>
-      </w:r>
-    </w:p>
-    <w:p>
-      <w:pPr>
-        <w:pStyle w:val="Heading2"/>
-        <w:spacing w:after="120" w:before="240"/>
-      </w:pPr>
-      <w:r>
-        <w:rPr>
-          <w:color w:val="1F4E79"/>
-        </w:rPr>
-        <w:t xml:space="preserve">e) Payment Method Analysis</w:t>
-      </w:r>
-    </w:p>
-    <w:p>
-      <w:pPr>
-        <w:spacing w:after="160"/>
-      </w:pPr>
-      <w:r>
-        <w:rPr>
-          <w:i/>
-          <w:iCs/>
-          <w:color w:val="595959"/>
-          <w:sz w:val="20"/>
-          <w:szCs w:val="20"/>
-        </w:rPr>
-        <w:t xml:space="preserve">Mapper: mappers/mapper_payment.py   |   Reducer: reducers/reducer_payment.py</w:t>
-      </w:r>
-    </w:p>
-    <w:p>
-      <w:pPr>
-        <w:pBdr>
-          <w:left w:val="single" w:color="B7472A" w:sz="12" w:space="8"/>
-        </w:pBdr>
-        <w:shd w:fill="F2F2F2" w:val="clear"/>
-        <w:spacing w:after="200"/>
-      </w:pPr>
-      <w:r>
-        <w:rPr>
-          <w:b/>
-          <w:bCs/>
-          <w:color w:val="B7472A"/>
-        </w:rPr>
-        <w:t xml:space="preserve">TODO: </w:t>
-      </w:r>
-      <w:r>
-        <w:rPr>
-          <w:i/>
-          <w:iCs/>
-          <w:color w:val="595959"/>
-        </w:rPr>
-        <w:t xml:space="preserve">In 2-4 sentences: describe what this mapper extracts from each line, what the reducer accumulates, and what one line of its final output means.</w:t>
-      </w:r>
-    </w:p>
-    <w:p>
-      <w:pPr>
-        <w:pStyle w:val="Heading2"/>
-        <w:spacing w:after="120" w:before="240"/>
-      </w:pPr>
-      <w:r>
-        <w:rPr>
-          <w:color w:val="1F4E79"/>
-        </w:rPr>
-        <w:t xml:space="preserve">f) Distance-Based Fare Analysis</w:t>
-      </w:r>
-    </w:p>
-    <w:p>
-      <w:pPr>
-        <w:spacing w:after="160"/>
-      </w:pPr>
-      <w:r>
-        <w:rPr>
-          <w:i/>
-          <w:iCs/>
-          <w:color w:val="595959"/>
-          <w:sz w:val="20"/>
-          <w:szCs w:val="20"/>
-        </w:rPr>
-        <w:t xml:space="preserve">Mapper: mappers/mapper_distance.py   |   Reducer: reducers/reducer_distance.py</w:t>
-      </w:r>
-    </w:p>
-    <w:p>
-      <w:pPr>
-        <w:pBdr>
-          <w:left w:val="single" w:color="B7472A" w:sz="12" w:space="8"/>
-        </w:pBdr>
-        <w:shd w:fill="F2F2F2" w:val="clear"/>
-        <w:spacing w:after="200"/>
-      </w:pPr>
-      <w:r>
-        <w:rPr>
-          <w:b/>
-          <w:bCs/>
-          <w:color w:val="B7472A"/>
-        </w:rPr>
-        <w:t xml:space="preserve">TODO: </w:t>
-      </w:r>
-      <w:r>
-        <w:rPr>
-          <w:i/>
-          <w:iCs/>
-          <w:color w:val="595959"/>
-        </w:rPr>
-        <w:t xml:space="preserve">In 2-4 sentences: describe what this mapper extracts from each line, what the reducer accumulates, and what one line of its final output means.</w:t>
-      </w:r>
-    </w:p>
-    <w:p>
-      <w:pPr>
-        <w:pStyle w:val="Heading2"/>
-        <w:spacing w:after="120" w:before="240"/>
-      </w:pPr>
-      <w:r>
-        <w:rPr>
-          <w:color w:val="1F4E79"/>
-        </w:rPr>
-        <w:t xml:space="preserve">g) Busiest Pickup-Drop-off Routes</w:t>
-      </w:r>
-    </w:p>
-    <w:p>
-      <w:pPr>
-        <w:spacing w:after="160"/>
-      </w:pPr>
-      <w:r>
-        <w:rPr>
-          <w:i/>
-          <w:iCs/>
-          <w:color w:val="595959"/>
-          <w:sz w:val="20"/>
-          <w:szCs w:val="20"/>
-        </w:rPr>
-        <w:t xml:space="preserve">Mapper: mappers/mapper_route.py   |   Reducer: reducers/reducer_route.py</w:t>
-      </w:r>
-    </w:p>
-    <w:p>
-      <w:pPr>
-        <w:pBdr>
-          <w:left w:val="single" w:color="B7472A" w:sz="12" w:space="8"/>
-        </w:pBdr>
-        <w:shd w:fill="F2F2F2" w:val="clear"/>
-        <w:spacing w:after="200"/>
-      </w:pPr>
-      <w:r>
-        <w:rPr>
-          <w:b/>
-          <w:bCs/>
-          <w:color w:val="B7472A"/>
-        </w:rPr>
-        <w:t xml:space="preserve">TODO: </w:t>
-      </w:r>
-      <w:r>
-        <w:rPr>
-          <w:i/>
-          <w:iCs/>
-          <w:color w:val="595959"/>
-        </w:rPr>
-        <w:t xml:space="preserve">In 2-4 sentences: describe what this mapper extracts from each line, what the reducer accumulates, and what one line of its final output means.</w:t>
-      </w:r>
-    </w:p>
-    <w:p>
-      <w:pPr>
-        <w:pStyle w:val="Heading2"/>
-        <w:spacing w:after="120" w:before="240"/>
-      </w:pPr>
-      <w:r>
-        <w:rPr>
-          <w:color w:val="1F4E79"/>
-        </w:rPr>
-        <w:t xml:space="preserve">h) Trip Duration Analysis</w:t>
-      </w:r>
-    </w:p>
-    <w:p>
-      <w:pPr>
-        <w:spacing w:after="160"/>
-      </w:pPr>
-      <w:r>
-        <w:rPr>
-          <w:i/>
-          <w:iCs/>
-          <w:color w:val="595959"/>
-          <w:sz w:val="20"/>
-          <w:szCs w:val="20"/>
-        </w:rPr>
-        <w:t xml:space="preserve">Mapper: mappers/mapper_duration.py   |   Reducer: reducers/reducer_duration.py</w:t>
-      </w:r>
-    </w:p>
-    <w:p>
-      <w:pPr>
-        <w:pBdr>
-          <w:left w:val="single" w:color="B7472A" w:sz="12" w:space="8"/>
-        </w:pBdr>
-        <w:shd w:fill="F2F2F2" w:val="clear"/>
-        <w:spacing w:after="200"/>
-      </w:pPr>
-      <w:r>
-        <w:rPr>
-          <w:b/>
-          <w:bCs/>
-          <w:color w:val="B7472A"/>
-        </w:rPr>
-        <w:t xml:space="preserve">TODO: </w:t>
-      </w:r>
-      <w:r>
-        <w:rPr>
-          <w:i/>
-          <w:iCs/>
-          <w:color w:val="595959"/>
-        </w:rPr>
-        <w:t xml:space="preserve">In 2-4 sentences: describe what this mapper extracts from each line, what the reducer accumulates, and what one line of its final output means.</w:t>
-      </w:r>
-    </w:p>
-    <w:p>
-      <w:pPr>
-        <w:pStyle w:val="Heading2"/>
-        <w:spacing w:after="120" w:before="240"/>
-      </w:pPr>
-      <w:r>
-        <w:rPr>
-          <w:color w:val="1F4E79"/>
-        </w:rPr>
-        <w:t xml:space="preserve">i) Anomaly Detection</w:t>
-      </w:r>
-    </w:p>
-    <w:p>
-      <w:pPr>
-        <w:spacing w:after="160"/>
-      </w:pPr>
-      <w:r>
-        <w:rPr>
-          <w:i/>
-          <w:iCs/>
-          <w:color w:val="595959"/>
-          <w:sz w:val="20"/>
-          <w:szCs w:val="20"/>
-        </w:rPr>
-        <w:t xml:space="preserve">Mapper: mappers/mapper_anomaly.py   |   Reducer: reducers/reducer_anomaly.py</w:t>
-      </w:r>
-    </w:p>
-    <w:p>
-      <w:pPr>
-        <w:pBdr>
-          <w:left w:val="single" w:color="B7472A" w:sz="12" w:space="8"/>
-        </w:pBdr>
-        <w:shd w:fill="F2F2F2" w:val="clear"/>
-        <w:spacing w:after="200"/>
-      </w:pPr>
-      <w:r>
-        <w:rPr>
-          <w:b/>
-          <w:bCs/>
-          <w:color w:val="B7472A"/>
-        </w:rPr>
-        <w:t xml:space="preserve">TODO: </w:t>
-      </w:r>
-      <w:r>
-        <w:rPr>
-          <w:i/>
-          <w:iCs/>
-          <w:color w:val="595959"/>
-        </w:rPr>
-        <w:t xml:space="preserve">In 2-4 sentences: describe what this mapper extracts from each line, what the reducer accumulates, and what one line of its final output means.</w:t>
-      </w:r>
-    </w:p>
-    <w:p>
-      <w:pPr>
-        <w:pStyle w:val="Heading1"/>
-        <w:pageBreakBefore/>
-        <w:spacing w:after="200" w:before="0"/>
-      </w:pPr>
-      <w:r>
-        <w:rPr>
-          <w:color w:val="1F4E79"/>
-        </w:rPr>
-        <w:t xml:space="preserve">9. Analytical Results</w:t>
-      </w:r>
-    </w:p>
-    <w:p>
-      <w:pPr>
-        <w:spacing w:after="160"/>
-      </w:pPr>
-      <w:r>
-        <w:t xml:space="preserve">Charts below are real output from scripts/visualize.py, run on this project's own reducer results for the full January-March 2026 dataset (10,448,162 cleaned trips).</w:t>
-      </w:r>
-    </w:p>
-    <w:p>
-      <w:pPr>
-        <w:pStyle w:val="Heading2"/>
-        <w:spacing w:after="120" w:before="240"/>
-      </w:pPr>
-      <w:r>
-        <w:rPr>
-          <w:color w:val="1F4E79"/>
-        </w:rPr>
-        <w:t xml:space="preserve">9.1. Trips by Hour</w:t>
-      </w:r>
-    </w:p>
-    <w:p>
-      <w:pPr>
-        <w:spacing w:after="120"/>
+        <w:spacing w:after="80" w:before="120"/>
         <w:jc w:val="center"/>
       </w:pPr>
       <w:r>
         <w:drawing>
           <wp:inline distT="0" distB="0" distL="0" distR="0">
-            <wp:extent cx="5715000" cy="2857500"/>
+            <wp:extent cx="2105025" cy="1114425"/>
             <wp:effectExtent t="0" r="0" b="0" l="0"/>
             <wp:docPr id="1" name="" descr="" title=""/>
             <wp:cNvGraphicFramePr>
@@ -4390,7 +1139,7 @@
                   <pic:spPr bwMode="auto">
                     <a:xfrm>
                       <a:off x="0" y="0"/>
-                      <a:ext cx="5715000" cy="2857500"/>
+                      <a:ext cx="2105025" cy="1114425"/>
                     </a:xfrm>
                     <a:prstGeom prst="rect">
                       <a:avLst/>
@@ -4406,13 +1155,17 @@
     <w:p>
       <w:pPr>
         <w:spacing w:after="160"/>
-      </w:pPr>
-      <w:r>
-        <w:rPr>
-          <w:sz w:val="20"/>
-          <w:szCs w:val="20"/>
-        </w:rPr>
-        <w:t xml:space="preserve">Busiest hour: 18:00 (693,357 trips). Least-busy hour: 04:00 (88,983 trips) — demand at 18:00 is roughly 7.8x demand at 04:00.</w:t>
+        <w:jc w:val="center"/>
+      </w:pPr>
+      <w:r>
+        <w:rPr>
+          <w:i/>
+          <w:iCs/>
+          <w:color w:val="595959"/>
+          <w:sz w:val="18"/>
+          <w:szCs w:val="18"/>
+        </w:rPr>
+        <w:t xml:space="preserve">jps output on the real cluster — NameNode, DataNode, SecondaryNameNode, ResourceManager, NodeManager all running (2026-08-30)</w:t>
       </w:r>
     </w:p>
     <w:p>
@@ -4437,7 +1190,80 @@
           <w:iCs/>
           <w:color w:val="595959"/>
         </w:rPr>
-        <w:t xml:space="preserve">Add a plausible reason for this shape (e.g. evening commute + dinner/social trips peaking around 18:00, versus an overnight lull when most of the city is asleep).</w:t>
+        <w:t xml:space="preserve">Add 1-2 sentences explaining what this screenshot shows and confirms (that all 5 core Hadoop/YARN daemons are running as separate JVM processes on this machine).</w:t>
+      </w:r>
+    </w:p>
+    <w:p>
+      <w:pPr>
+        <w:pStyle w:val="Heading1"/>
+        <w:pageBreakBefore/>
+        <w:spacing w:after="200" w:before="0"/>
+      </w:pPr>
+      <w:r>
+        <w:rPr>
+          <w:color w:val="1F4E79"/>
+        </w:rPr>
+        <w:t xml:space="preserve">5. HDFS Design</w:t>
+      </w:r>
+    </w:p>
+    <w:p>
+      <w:pPr>
+        <w:spacing w:after="160"/>
+      </w:pPr>
+      <w:r>
+        <w:t xml:space="preserve">Directory structure created under /taxi_project (see commands.txt, Step 6):</w:t>
+      </w:r>
+    </w:p>
+    <w:p>
+      <w:pPr>
+        <w:pStyle w:val="ListParagraph"/>
+        <w:numPr>
+          <w:ilvl w:val="0"/>
+          <w:numId w:val="2"/>
+        </w:numPr>
+        <w:spacing w:after="80"/>
+      </w:pPr>
+      <w:r>
+        <w:t xml:space="preserve">/taxi_project/input/raw/ — converted CSVs, as downloaded/converted, unmodified</w:t>
+      </w:r>
+    </w:p>
+    <w:p>
+      <w:pPr>
+        <w:pStyle w:val="ListParagraph"/>
+        <w:numPr>
+          <w:ilvl w:val="0"/>
+          <w:numId w:val="2"/>
+        </w:numPr>
+        <w:spacing w:after="80"/>
+      </w:pPr>
+      <w:r>
+        <w:t xml:space="preserve">/taxi_project/input/cleaned/ — cleaned CSVs; the only data every MapReduce job reads</w:t>
+      </w:r>
+    </w:p>
+    <w:p>
+      <w:pPr>
+        <w:pStyle w:val="ListParagraph"/>
+        <w:numPr>
+          <w:ilvl w:val="0"/>
+          <w:numId w:val="2"/>
+        </w:numPr>
+        <w:spacing w:after="80"/>
+      </w:pPr>
+      <w:r>
+        <w:t xml:space="preserve">/taxi_project/output/&lt;analysis&gt;/ — one directory per job (hourly, daily, locations, revenue, payment, distance, routes, duration, anomalies, top_revenue)</w:t>
+      </w:r>
+    </w:p>
+    <w:p>
+      <w:pPr>
+        <w:pStyle w:val="ListParagraph"/>
+        <w:numPr>
+          <w:ilvl w:val="0"/>
+          <w:numId w:val="2"/>
+        </w:numPr>
+        <w:spacing w:after="80"/>
+      </w:pPr>
+      <w:r>
+        <w:t xml:space="preserve">/taxi_project/archive/ — raw files moved aside once cleaned data is verified</w:t>
       </w:r>
     </w:p>
     <w:p>
@@ -4449,18 +1275,24 @@
         <w:rPr>
           <w:color w:val="1F4E79"/>
         </w:rPr>
-        <w:t xml:space="preserve">9.2. Trips by Day of Week</w:t>
-      </w:r>
-    </w:p>
-    <w:p>
-      <w:pPr>
-        <w:spacing w:after="120"/>
+        <w:t xml:space="preserve">Evidence: HDFS directory structure</w:t>
+      </w:r>
+    </w:p>
+    <w:p>
+      <w:pPr>
+        <w:pBdr>
+          <w:top w:val="single" w:color="BFBFBF" w:sz="4"/>
+          <w:bottom w:val="single" w:color="BFBFBF" w:sz="4"/>
+          <w:left w:val="single" w:color="BFBFBF" w:sz="4"/>
+          <w:right w:val="single" w:color="BFBFBF" w:sz="4"/>
+        </w:pBdr>
+        <w:spacing w:after="80" w:before="120"/>
         <w:jc w:val="center"/>
       </w:pPr>
       <w:r>
         <w:drawing>
           <wp:inline distT="0" distB="0" distL="0" distR="0">
-            <wp:extent cx="5715000" cy="3267075"/>
+            <wp:extent cx="5334000" cy="476250"/>
             <wp:effectExtent t="0" r="0" b="0" l="0"/>
             <wp:docPr id="1" name="" descr="" title=""/>
             <wp:cNvGraphicFramePr>
@@ -4485,7 +1317,7 @@
                   <pic:spPr bwMode="auto">
                     <a:xfrm>
                       <a:off x="0" y="0"/>
-                      <a:ext cx="5715000" cy="3267075"/>
+                      <a:ext cx="5334000" cy="476250"/>
                     </a:xfrm>
                     <a:prstGeom prst="rect">
                       <a:avLst/>
@@ -4501,13 +1333,17 @@
     <w:p>
       <w:pPr>
         <w:spacing w:after="160"/>
-      </w:pPr>
-      <w:r>
-        <w:rPr>
-          <w:sz w:val="20"/>
-          <w:szCs w:val="20"/>
-        </w:rPr>
-        <w:t xml:space="preserve">Busiest day: Saturday (1,720,007 trips). Least-busy day: Monday (1,178,931 trips). Weekday (Mon-Fri) total is 7,378,572 trips across 5 days (avg 1,475,714/day); weekend (Sat-Sun) total is 3,069,590 trips across 2 days (avg 1,534,795/day) — so while weekdays add up to more total trips, per-day demand is actually slightly higher on weekends.</w:t>
+        <w:jc w:val="center"/>
+      </w:pPr>
+      <w:r>
+        <w:rPr>
+          <w:i/>
+          <w:iCs/>
+          <w:color w:val="595959"/>
+          <w:sz w:val="18"/>
+          <w:szCs w:val="18"/>
+        </w:rPr>
+        <w:t xml:space="preserve">hdfs dfs -ls -h /taxi_project/input/raw/ — the 3 raw monthly CSVs</w:t>
       </w:r>
     </w:p>
     <w:p>
@@ -4532,7 +1368,7 @@
           <w:iCs/>
           <w:color w:val="595959"/>
         </w:rPr>
-        <w:t xml:space="preserve">Add a plausible reason (e.g. weekday demand is spread across commuting *and* leisure, while weekend demand concentrates into nightlife/social trips on fewer days).</w:t>
+        <w:t xml:space="preserve">Explain the structure in 2-3 sentences: why input/raw is kept separate from input/cleaned, and why each analysis gets its own output directory.</w:t>
       </w:r>
     </w:p>
     <w:p>
@@ -4544,18 +1380,24 @@
         <w:rPr>
           <w:color w:val="1F4E79"/>
         </w:rPr>
-        <w:t xml:space="preserve">9.3. Top 10 Pickup Zones</w:t>
-      </w:r>
-    </w:p>
-    <w:p>
-      <w:pPr>
-        <w:spacing w:after="120"/>
+        <w:t xml:space="preserve">Evidence: Dataset uploaded to HDFS</w:t>
+      </w:r>
+    </w:p>
+    <w:p>
+      <w:pPr>
+        <w:pBdr>
+          <w:top w:val="single" w:color="BFBFBF" w:sz="4"/>
+          <w:bottom w:val="single" w:color="BFBFBF" w:sz="4"/>
+          <w:left w:val="single" w:color="BFBFBF" w:sz="4"/>
+          <w:right w:val="single" w:color="BFBFBF" w:sz="4"/>
+        </w:pBdr>
+        <w:spacing w:after="80" w:before="120"/>
         <w:jc w:val="center"/>
       </w:pPr>
       <w:r>
         <w:drawing>
           <wp:inline distT="0" distB="0" distL="0" distR="0">
-            <wp:extent cx="5715000" cy="3571875"/>
+            <wp:extent cx="5334000" cy="457200"/>
             <wp:effectExtent t="0" r="0" b="0" l="0"/>
             <wp:docPr id="1" name="" descr="" title=""/>
             <wp:cNvGraphicFramePr>
@@ -4580,7 +1422,7 @@
                   <pic:spPr bwMode="auto">
                     <a:xfrm>
                       <a:off x="0" y="0"/>
-                      <a:ext cx="5715000" cy="3571875"/>
+                      <a:ext cx="5334000" cy="457200"/>
                     </a:xfrm>
                     <a:prstGeom prst="rect">
                       <a:avLst/>
@@ -4596,38 +1438,17 @@
     <w:p>
       <w:pPr>
         <w:spacing w:after="160"/>
-      </w:pPr>
-      <w:r>
-        <w:rPr>
-          <w:sz w:val="20"/>
-          <w:szCs w:val="20"/>
-        </w:rPr>
-        <w:t xml:space="preserve">Top zone by trip count: LocationID 237 (455,593 trips), followed by 236 (424,625), 161 (424,393), and 132 (404,670).</w:t>
-      </w:r>
-    </w:p>
-    <w:p>
-      <w:pPr>
-        <w:pBdr>
-          <w:left w:val="single" w:color="B7472A" w:sz="12" w:space="8"/>
-        </w:pBdr>
-        <w:shd w:fill="F2F2F2" w:val="clear"/>
-        <w:spacing w:after="200"/>
-      </w:pPr>
-      <w:r>
-        <w:rPr>
-          <w:b/>
-          <w:bCs/>
-          <w:color w:val="B7472A"/>
-        </w:rPr>
-        <w:t xml:space="preserve">TODO: </w:t>
-      </w:r>
+        <w:jc w:val="center"/>
+      </w:pPr>
       <w:r>
         <w:rPr>
           <w:i/>
           <w:iCs/>
           <w:color w:val="595959"/>
-        </w:rPr>
-        <w:t xml:space="preserve">Look up these LocationIDs in the official TLC taxi_zone_lookup.csv (borough/zone names) and note what the top zones have in common — Manhattan zones dominate this list by trip count (short, frequent rides), which contrasts with the revenue ranking below.</w:t>
+          <w:sz w:val="18"/>
+          <w:szCs w:val="18"/>
+        </w:rPr>
+        <w:t xml:space="preserve">hdfs dfs -ls -h /taxi_project/input/cleaned/ — the 3 cleaned monthly CSVs actually read by every MapReduce job</w:t>
       </w:r>
     </w:p>
     <w:p>
@@ -4639,18 +1460,24 @@
         <w:rPr>
           <w:color w:val="1F4E79"/>
         </w:rPr>
-        <w:t xml:space="preserve">9.4. Revenue by Payment Method</w:t>
-      </w:r>
-    </w:p>
-    <w:p>
-      <w:pPr>
-        <w:spacing w:after="120"/>
+        <w:t xml:space="preserve">Evidence: HDFS file size and block information</w:t>
+      </w:r>
+    </w:p>
+    <w:p>
+      <w:pPr>
+        <w:pBdr>
+          <w:top w:val="single" w:color="BFBFBF" w:sz="4"/>
+          <w:bottom w:val="single" w:color="BFBFBF" w:sz="4"/>
+          <w:left w:val="single" w:color="BFBFBF" w:sz="4"/>
+          <w:right w:val="single" w:color="BFBFBF" w:sz="4"/>
+        </w:pBdr>
+        <w:spacing w:after="80" w:before="120"/>
         <w:jc w:val="center"/>
       </w:pPr>
       <w:r>
         <w:drawing>
           <wp:inline distT="0" distB="0" distL="0" distR="0">
-            <wp:extent cx="5715000" cy="3267075"/>
+            <wp:extent cx="5334000" cy="476250"/>
             <wp:effectExtent t="0" r="0" b="0" l="0"/>
             <wp:docPr id="1" name="" descr="" title=""/>
             <wp:cNvGraphicFramePr>
@@ -4675,7 +1502,7 @@
                   <pic:spPr bwMode="auto">
                     <a:xfrm>
                       <a:off x="0" y="0"/>
-                      <a:ext cx="5715000" cy="3267075"/>
+                      <a:ext cx="5334000" cy="476250"/>
                     </a:xfrm>
                     <a:prstGeom prst="rect">
                       <a:avLst/>
@@ -4691,61 +1518,34 @@
     <w:p>
       <w:pPr>
         <w:spacing w:after="160"/>
-      </w:pPr>
-      <w:r>
-        <w:rPr>
-          <w:sz w:val="20"/>
-          <w:szCs w:val="20"/>
-        </w:rPr>
-        <w:t xml:space="preserve">Credit_card drives by far the most revenue ($198,728,509.94 across 6,704,347 trips, avg tip $4.14/trip). Cash trips total $22,116,354.46 in revenue across 876,620 trips, with avg tip recorded as exactly $0.00.</w:t>
-      </w:r>
-    </w:p>
-    <w:p>
-      <w:pPr>
-        <w:pBdr>
-          <w:left w:val="single" w:color="B7472A" w:sz="12" w:space="8"/>
-        </w:pBdr>
-        <w:shd w:fill="F2F2F2" w:val="clear"/>
-        <w:spacing w:after="200"/>
-      </w:pPr>
-      <w:r>
-        <w:rPr>
-          <w:b/>
-          <w:bCs/>
-          <w:color w:val="B7472A"/>
-        </w:rPr>
-        <w:t xml:space="preserve">TODO: </w:t>
-      </w:r>
+        <w:jc w:val="center"/>
+      </w:pPr>
       <w:r>
         <w:rPr>
           <w:i/>
           <w:iCs/>
           <w:color w:val="595959"/>
-        </w:rPr>
-        <w:t xml:space="preserve">The $0.00 cash-tip figure needs a careful caveat, not a face-value "cash riders don't tip": TLC's own data dictionary notes cash tips are not captured electronically, so this reflects a gap in what the system records, not necessarily rider behavior. State this explicitly rather than the naive reading.</w:t>
-      </w:r>
-    </w:p>
-    <w:p>
-      <w:pPr>
-        <w:pStyle w:val="Heading2"/>
-        <w:spacing w:after="120" w:before="240"/>
-      </w:pPr>
-      <w:r>
-        <w:rPr>
-          <w:color w:val="1F4E79"/>
-        </w:rPr>
-        <w:t xml:space="preserve">9.5. Trips by Distance Category</w:t>
-      </w:r>
-    </w:p>
-    <w:p>
-      <w:pPr>
-        <w:spacing w:after="120"/>
+          <w:sz w:val="18"/>
+          <w:szCs w:val="18"/>
+        </w:rPr>
+        <w:t xml:space="preserve">hdfs dfs -du -h /taxi_project/input/cleaned/</w:t>
+      </w:r>
+    </w:p>
+    <w:p>
+      <w:pPr>
+        <w:pBdr>
+          <w:top w:val="single" w:color="BFBFBF" w:sz="4"/>
+          <w:bottom w:val="single" w:color="BFBFBF" w:sz="4"/>
+          <w:left w:val="single" w:color="BFBFBF" w:sz="4"/>
+          <w:right w:val="single" w:color="BFBFBF" w:sz="4"/>
+        </w:pBdr>
+        <w:spacing w:after="80" w:before="120"/>
         <w:jc w:val="center"/>
       </w:pPr>
       <w:r>
         <w:drawing>
           <wp:inline distT="0" distB="0" distL="0" distR="0">
-            <wp:extent cx="5715000" cy="3267075"/>
+            <wp:extent cx="5334000" cy="6210300"/>
             <wp:effectExtent t="0" r="0" b="0" l="0"/>
             <wp:docPr id="1" name="" descr="" title=""/>
             <wp:cNvGraphicFramePr>
@@ -4770,7 +1570,7 @@
                   <pic:spPr bwMode="auto">
                     <a:xfrm>
                       <a:off x="0" y="0"/>
-                      <a:ext cx="5715000" cy="3267075"/>
+                      <a:ext cx="5334000" cy="6210300"/>
                     </a:xfrm>
                     <a:prstGeom prst="rect">
                       <a:avLst/>
@@ -4786,13 +1586,17 @@
     <w:p>
       <w:pPr>
         <w:spacing w:after="160"/>
-      </w:pPr>
-      <w:r>
-        <w:rPr>
-          <w:sz w:val="20"/>
-          <w:szCs w:val="20"/>
-        </w:rPr>
-        <w:t xml:space="preserve">0-2 miles is the most common category (5,506,158 trips, 52.7% of all cleaned trips). The 20+ mile category has the highest average fare ($90.20) but only 88,977 trips (0.85%).</w:t>
+        <w:jc w:val="center"/>
+      </w:pPr>
+      <w:r>
+        <w:rPr>
+          <w:i/>
+          <w:iCs/>
+          <w:color w:val="595959"/>
+          <w:sz w:val="18"/>
+          <w:szCs w:val="18"/>
+        </w:rPr>
+        <w:t xml:space="preserve">hdfs dfsadmin -report — cluster capacity, DFS used, and the single live DataNode</w:t>
       </w:r>
     </w:p>
     <w:p>
@@ -4817,7 +1621,2315 @@
           <w:iCs/>
           <w:color w:val="595959"/>
         </w:rPr>
-        <w:t xml:space="preserve">Note the fare-vs-distance trend in your own words (see 9.7 below for the full curve).</w:t>
+        <w:t xml:space="preserve">State the HDFS block size in use (default 128MB) and how many blocks your largest cleaned file was split into (hdfs fsck &lt;path&gt; -files -blocks).</w:t>
+      </w:r>
+    </w:p>
+    <w:p>
+      <w:pPr>
+        <w:pStyle w:val="Heading1"/>
+        <w:pageBreakBefore/>
+        <w:spacing w:after="200" w:before="0"/>
+      </w:pPr>
+      <w:r>
+        <w:rPr>
+          <w:color w:val="1F4E79"/>
+        </w:rPr>
+        <w:t xml:space="preserve">6. Data Cleaning</w:t>
+      </w:r>
+    </w:p>
+    <w:p>
+      <w:pPr>
+        <w:spacing w:after="160"/>
+      </w:pPr>
+      <w:r>
+        <w:t xml:space="preserve">Cleaning was performed locally with scripts/clean_data.py before uploading to /taxi_project/input/cleaned/. Only hard-invalid records were removed — rows that cannot represent a real trip. Records that are unusual but still possible (e.g. an unusually high fare-per-mile) were intentionally kept and are instead flagged, without deletion, by the separate Anomaly Detection MapReduce job (Section 9i).</w:t>
+      </w:r>
+    </w:p>
+    <w:p>
+      <w:pPr>
+        <w:spacing w:after="160"/>
+      </w:pPr>
+      <w:r>
+        <w:t xml:space="preserve">Counts below are summed across all three months (11,077,206 raw rows seen). Full per-month breakdowns are in data/cleaned/*_cleaning_report.json.</w:t>
+      </w:r>
+    </w:p>
+    <w:tbl>
+      <w:tblPr>
+        <w:tblW w:type="dxa" w:w="9360"/>
+        <w:tblBorders>
+          <w:top w:val="single" w:color="auto" w:sz="4"/>
+          <w:left w:val="single" w:color="auto" w:sz="4"/>
+          <w:bottom w:val="single" w:color="auto" w:sz="4"/>
+          <w:right w:val="single" w:color="auto" w:sz="4"/>
+          <w:insideH w:val="single" w:color="auto" w:sz="4"/>
+          <w:insideV w:val="single" w:color="auto" w:sz="4"/>
+        </w:tblBorders>
+      </w:tblPr>
+      <w:tblGrid>
+        <w:gridCol w:w="3960"/>
+        <w:gridCol w:w="1740"/>
+        <w:gridCol w:w="1860"/>
+        <w:gridCol w:w="1800"/>
+      </w:tblGrid>
+      <w:tr>
+        <w:trPr>
+          <w:tblHeader/>
+        </w:trPr>
+        <w:tc>
+          <w:tcPr>
+            <w:tcW w:type="dxa" w:w="3960"/>
+            <w:tcBorders>
+              <w:top w:val="single" w:color="BFBFBF" w:sz="2"/>
+              <w:left w:val="single" w:color="BFBFBF" w:sz="2"/>
+              <w:bottom w:val="single" w:color="BFBFBF" w:sz="2"/>
+              <w:right w:val="single" w:color="BFBFBF" w:sz="2"/>
+            </w:tcBorders>
+            <w:shd w:fill="1F4E79" w:val="clear"/>
+            <w:tcMar>
+              <w:top w:type="dxa" w:w="100"/>
+              <w:left w:type="dxa" w:w="120"/>
+              <w:bottom w:type="dxa" w:w="100"/>
+              <w:right w:type="dxa" w:w="120"/>
+            </w:tcMar>
+            <w:vAlign w:val="center"/>
+          </w:tcPr>
+          <w:p>
+            <w:r>
+              <w:rPr>
+                <w:b/>
+                <w:bCs/>
+                <w:color w:val="FFFFFF"/>
+                <w:sz w:val="20"/>
+                <w:szCs w:val="20"/>
+              </w:rPr>
+              <w:t xml:space="preserve">Cleaning Rule</w:t>
+            </w:r>
+          </w:p>
+        </w:tc>
+        <w:tc>
+          <w:tcPr>
+            <w:tcW w:type="dxa" w:w="1740"/>
+            <w:tcBorders>
+              <w:top w:val="single" w:color="BFBFBF" w:sz="2"/>
+              <w:left w:val="single" w:color="BFBFBF" w:sz="2"/>
+              <w:bottom w:val="single" w:color="BFBFBF" w:sz="2"/>
+              <w:right w:val="single" w:color="BFBFBF" w:sz="2"/>
+            </w:tcBorders>
+            <w:shd w:fill="1F4E79" w:val="clear"/>
+            <w:tcMar>
+              <w:top w:type="dxa" w:w="100"/>
+              <w:left w:type="dxa" w:w="120"/>
+              <w:bottom w:type="dxa" w:w="100"/>
+              <w:right w:type="dxa" w:w="120"/>
+            </w:tcMar>
+            <w:vAlign w:val="center"/>
+          </w:tcPr>
+          <w:p>
+            <w:r>
+              <w:rPr>
+                <w:b/>
+                <w:bCs/>
+                <w:color w:val="FFFFFF"/>
+                <w:sz w:val="20"/>
+                <w:szCs w:val="20"/>
+              </w:rPr>
+              <w:t xml:space="preserve">Rows Affected</w:t>
+            </w:r>
+          </w:p>
+        </w:tc>
+        <w:tc>
+          <w:tcPr>
+            <w:tcW w:type="dxa" w:w="1860"/>
+            <w:tcBorders>
+              <w:top w:val="single" w:color="BFBFBF" w:sz="2"/>
+              <w:left w:val="single" w:color="BFBFBF" w:sz="2"/>
+              <w:bottom w:val="single" w:color="BFBFBF" w:sz="2"/>
+              <w:right w:val="single" w:color="BFBFBF" w:sz="2"/>
+            </w:tcBorders>
+            <w:shd w:fill="1F4E79" w:val="clear"/>
+            <w:tcMar>
+              <w:top w:type="dxa" w:w="100"/>
+              <w:left w:type="dxa" w:w="120"/>
+              <w:bottom w:type="dxa" w:w="100"/>
+              <w:right w:type="dxa" w:w="120"/>
+            </w:tcMar>
+            <w:vAlign w:val="center"/>
+          </w:tcPr>
+          <w:p>
+            <w:r>
+              <w:rPr>
+                <w:b/>
+                <w:bCs/>
+                <w:color w:val="FFFFFF"/>
+                <w:sz w:val="20"/>
+                <w:szCs w:val="20"/>
+              </w:rPr>
+              <w:t xml:space="preserve">% of Total Rows</w:t>
+            </w:r>
+          </w:p>
+        </w:tc>
+        <w:tc>
+          <w:tcPr>
+            <w:tcW w:type="dxa" w:w="1800"/>
+            <w:tcBorders>
+              <w:top w:val="single" w:color="BFBFBF" w:sz="2"/>
+              <w:left w:val="single" w:color="BFBFBF" w:sz="2"/>
+              <w:bottom w:val="single" w:color="BFBFBF" w:sz="2"/>
+              <w:right w:val="single" w:color="BFBFBF" w:sz="2"/>
+            </w:tcBorders>
+            <w:shd w:fill="1F4E79" w:val="clear"/>
+            <w:tcMar>
+              <w:top w:type="dxa" w:w="100"/>
+              <w:left w:type="dxa" w:w="120"/>
+              <w:bottom w:type="dxa" w:w="100"/>
+              <w:right w:type="dxa" w:w="120"/>
+            </w:tcMar>
+            <w:vAlign w:val="center"/>
+          </w:tcPr>
+          <w:p>
+            <w:r>
+              <w:rPr>
+                <w:b/>
+                <w:bCs/>
+                <w:color w:val="FFFFFF"/>
+                <w:sz w:val="20"/>
+                <w:szCs w:val="20"/>
+              </w:rPr>
+              <w:t xml:space="preserve">Dropped?</w:t>
+            </w:r>
+          </w:p>
+        </w:tc>
+      </w:tr>
+      <w:tr>
+        <w:tc>
+          <w:tcPr>
+            <w:tcW w:type="dxa" w:w="3960"/>
+            <w:tcBorders>
+              <w:top w:val="single" w:color="BFBFBF" w:sz="2"/>
+              <w:left w:val="single" w:color="BFBFBF" w:sz="2"/>
+              <w:bottom w:val="single" w:color="BFBFBF" w:sz="2"/>
+              <w:right w:val="single" w:color="BFBFBF" w:sz="2"/>
+            </w:tcBorders>
+            <w:tcMar>
+              <w:top w:type="dxa" w:w="100"/>
+              <w:left w:type="dxa" w:w="120"/>
+              <w:bottom w:type="dxa" w:w="100"/>
+              <w:right w:type="dxa" w:w="120"/>
+            </w:tcMar>
+            <w:vAlign w:val="center"/>
+          </w:tcPr>
+          <w:p>
+            <w:r>
+              <w:rPr>
+                <w:i w:val="false"/>
+                <w:iCs w:val="false"/>
+                <w:sz w:val="20"/>
+                <w:szCs w:val="20"/>
+              </w:rPr>
+              <w:t xml:space="preserve">Missing required field(s) (timestamps, PULocationID, DOLocationID, distance, fare)</w:t>
+            </w:r>
+          </w:p>
+        </w:tc>
+        <w:tc>
+          <w:tcPr>
+            <w:tcW w:type="dxa" w:w="1740"/>
+            <w:tcBorders>
+              <w:top w:val="single" w:color="BFBFBF" w:sz="2"/>
+              <w:left w:val="single" w:color="BFBFBF" w:sz="2"/>
+              <w:bottom w:val="single" w:color="BFBFBF" w:sz="2"/>
+              <w:right w:val="single" w:color="BFBFBF" w:sz="2"/>
+            </w:tcBorders>
+            <w:tcMar>
+              <w:top w:type="dxa" w:w="100"/>
+              <w:left w:type="dxa" w:w="120"/>
+              <w:bottom w:type="dxa" w:w="100"/>
+              <w:right w:type="dxa" w:w="120"/>
+            </w:tcMar>
+            <w:vAlign w:val="center"/>
+          </w:tcPr>
+          <w:p>
+            <w:r>
+              <w:rPr>
+                <w:i w:val="false"/>
+                <w:iCs w:val="false"/>
+                <w:sz w:val="20"/>
+                <w:szCs w:val="20"/>
+              </w:rPr>
+              <w:t xml:space="preserve">0</w:t>
+            </w:r>
+          </w:p>
+        </w:tc>
+        <w:tc>
+          <w:tcPr>
+            <w:tcW w:type="dxa" w:w="1860"/>
+            <w:tcBorders>
+              <w:top w:val="single" w:color="BFBFBF" w:sz="2"/>
+              <w:left w:val="single" w:color="BFBFBF" w:sz="2"/>
+              <w:bottom w:val="single" w:color="BFBFBF" w:sz="2"/>
+              <w:right w:val="single" w:color="BFBFBF" w:sz="2"/>
+            </w:tcBorders>
+            <w:tcMar>
+              <w:top w:type="dxa" w:w="100"/>
+              <w:left w:type="dxa" w:w="120"/>
+              <w:bottom w:type="dxa" w:w="100"/>
+              <w:right w:type="dxa" w:w="120"/>
+            </w:tcMar>
+            <w:vAlign w:val="center"/>
+          </w:tcPr>
+          <w:p>
+            <w:r>
+              <w:rPr>
+                <w:i w:val="false"/>
+                <w:iCs w:val="false"/>
+                <w:sz w:val="20"/>
+                <w:szCs w:val="20"/>
+              </w:rPr>
+              <w:t xml:space="preserve">0.000%</w:t>
+            </w:r>
+          </w:p>
+        </w:tc>
+        <w:tc>
+          <w:tcPr>
+            <w:tcW w:type="dxa" w:w="1800"/>
+            <w:tcBorders>
+              <w:top w:val="single" w:color="BFBFBF" w:sz="2"/>
+              <w:left w:val="single" w:color="BFBFBF" w:sz="2"/>
+              <w:bottom w:val="single" w:color="BFBFBF" w:sz="2"/>
+              <w:right w:val="single" w:color="BFBFBF" w:sz="2"/>
+            </w:tcBorders>
+            <w:tcMar>
+              <w:top w:type="dxa" w:w="100"/>
+              <w:left w:type="dxa" w:w="120"/>
+              <w:bottom w:type="dxa" w:w="100"/>
+              <w:right w:type="dxa" w:w="120"/>
+            </w:tcMar>
+            <w:vAlign w:val="center"/>
+          </w:tcPr>
+          <w:p>
+            <w:r>
+              <w:rPr>
+                <w:i w:val="false"/>
+                <w:iCs w:val="false"/>
+                <w:sz w:val="20"/>
+                <w:szCs w:val="20"/>
+              </w:rPr>
+              <w:t xml:space="preserve">Dropped</w:t>
+            </w:r>
+          </w:p>
+        </w:tc>
+      </w:tr>
+      <w:tr>
+        <w:tc>
+          <w:tcPr>
+            <w:tcW w:type="dxa" w:w="3960"/>
+            <w:tcBorders>
+              <w:top w:val="single" w:color="BFBFBF" w:sz="2"/>
+              <w:left w:val="single" w:color="BFBFBF" w:sz="2"/>
+              <w:bottom w:val="single" w:color="BFBFBF" w:sz="2"/>
+              <w:right w:val="single" w:color="BFBFBF" w:sz="2"/>
+            </w:tcBorders>
+            <w:tcMar>
+              <w:top w:type="dxa" w:w="100"/>
+              <w:left w:type="dxa" w:w="120"/>
+              <w:bottom w:type="dxa" w:w="100"/>
+              <w:right w:type="dxa" w:w="120"/>
+            </w:tcMar>
+            <w:vAlign w:val="center"/>
+          </w:tcPr>
+          <w:p>
+            <w:r>
+              <w:rPr>
+                <w:i w:val="false"/>
+                <w:iCs w:val="false"/>
+                <w:sz w:val="20"/>
+                <w:szCs w:val="20"/>
+              </w:rPr>
+              <w:t xml:space="preserve">Invalid / unparseable timestamp</w:t>
+            </w:r>
+          </w:p>
+        </w:tc>
+        <w:tc>
+          <w:tcPr>
+            <w:tcW w:type="dxa" w:w="1740"/>
+            <w:tcBorders>
+              <w:top w:val="single" w:color="BFBFBF" w:sz="2"/>
+              <w:left w:val="single" w:color="BFBFBF" w:sz="2"/>
+              <w:bottom w:val="single" w:color="BFBFBF" w:sz="2"/>
+              <w:right w:val="single" w:color="BFBFBF" w:sz="2"/>
+            </w:tcBorders>
+            <w:tcMar>
+              <w:top w:type="dxa" w:w="100"/>
+              <w:left w:type="dxa" w:w="120"/>
+              <w:bottom w:type="dxa" w:w="100"/>
+              <w:right w:type="dxa" w:w="120"/>
+            </w:tcMar>
+            <w:vAlign w:val="center"/>
+          </w:tcPr>
+          <w:p>
+            <w:r>
+              <w:rPr>
+                <w:i w:val="false"/>
+                <w:iCs w:val="false"/>
+                <w:sz w:val="20"/>
+                <w:szCs w:val="20"/>
+              </w:rPr>
+              <w:t xml:space="preserve">0</w:t>
+            </w:r>
+          </w:p>
+        </w:tc>
+        <w:tc>
+          <w:tcPr>
+            <w:tcW w:type="dxa" w:w="1860"/>
+            <w:tcBorders>
+              <w:top w:val="single" w:color="BFBFBF" w:sz="2"/>
+              <w:left w:val="single" w:color="BFBFBF" w:sz="2"/>
+              <w:bottom w:val="single" w:color="BFBFBF" w:sz="2"/>
+              <w:right w:val="single" w:color="BFBFBF" w:sz="2"/>
+            </w:tcBorders>
+            <w:tcMar>
+              <w:top w:type="dxa" w:w="100"/>
+              <w:left w:type="dxa" w:w="120"/>
+              <w:bottom w:type="dxa" w:w="100"/>
+              <w:right w:type="dxa" w:w="120"/>
+            </w:tcMar>
+            <w:vAlign w:val="center"/>
+          </w:tcPr>
+          <w:p>
+            <w:r>
+              <w:rPr>
+                <w:i w:val="false"/>
+                <w:iCs w:val="false"/>
+                <w:sz w:val="20"/>
+                <w:szCs w:val="20"/>
+              </w:rPr>
+              <w:t xml:space="preserve">0.000%</w:t>
+            </w:r>
+          </w:p>
+        </w:tc>
+        <w:tc>
+          <w:tcPr>
+            <w:tcW w:type="dxa" w:w="1800"/>
+            <w:tcBorders>
+              <w:top w:val="single" w:color="BFBFBF" w:sz="2"/>
+              <w:left w:val="single" w:color="BFBFBF" w:sz="2"/>
+              <w:bottom w:val="single" w:color="BFBFBF" w:sz="2"/>
+              <w:right w:val="single" w:color="BFBFBF" w:sz="2"/>
+            </w:tcBorders>
+            <w:tcMar>
+              <w:top w:type="dxa" w:w="100"/>
+              <w:left w:type="dxa" w:w="120"/>
+              <w:bottom w:type="dxa" w:w="100"/>
+              <w:right w:type="dxa" w:w="120"/>
+            </w:tcMar>
+            <w:vAlign w:val="center"/>
+          </w:tcPr>
+          <w:p>
+            <w:r>
+              <w:rPr>
+                <w:i w:val="false"/>
+                <w:iCs w:val="false"/>
+                <w:sz w:val="20"/>
+                <w:szCs w:val="20"/>
+              </w:rPr>
+              <w:t xml:space="preserve">Dropped</w:t>
+            </w:r>
+          </w:p>
+        </w:tc>
+      </w:tr>
+      <w:tr>
+        <w:tc>
+          <w:tcPr>
+            <w:tcW w:type="dxa" w:w="3960"/>
+            <w:tcBorders>
+              <w:top w:val="single" w:color="BFBFBF" w:sz="2"/>
+              <w:left w:val="single" w:color="BFBFBF" w:sz="2"/>
+              <w:bottom w:val="single" w:color="BFBFBF" w:sz="2"/>
+              <w:right w:val="single" w:color="BFBFBF" w:sz="2"/>
+            </w:tcBorders>
+            <w:tcMar>
+              <w:top w:type="dxa" w:w="100"/>
+              <w:left w:type="dxa" w:w="120"/>
+              <w:bottom w:type="dxa" w:w="100"/>
+              <w:right w:type="dxa" w:w="120"/>
+            </w:tcMar>
+            <w:vAlign w:val="center"/>
+          </w:tcPr>
+          <w:p>
+            <w:r>
+              <w:rPr>
+                <w:i w:val="false"/>
+                <w:iCs w:val="false"/>
+                <w:sz w:val="20"/>
+                <w:szCs w:val="20"/>
+              </w:rPr>
+              <w:t xml:space="preserve">Missing passenger_count → imputed to 1</w:t>
+            </w:r>
+          </w:p>
+        </w:tc>
+        <w:tc>
+          <w:tcPr>
+            <w:tcW w:type="dxa" w:w="1740"/>
+            <w:tcBorders>
+              <w:top w:val="single" w:color="BFBFBF" w:sz="2"/>
+              <w:left w:val="single" w:color="BFBFBF" w:sz="2"/>
+              <w:bottom w:val="single" w:color="BFBFBF" w:sz="2"/>
+              <w:right w:val="single" w:color="BFBFBF" w:sz="2"/>
+            </w:tcBorders>
+            <w:tcMar>
+              <w:top w:type="dxa" w:w="100"/>
+              <w:left w:type="dxa" w:w="120"/>
+              <w:bottom w:type="dxa" w:w="100"/>
+              <w:right w:type="dxa" w:w="120"/>
+            </w:tcMar>
+            <w:vAlign w:val="center"/>
+          </w:tcPr>
+          <w:p>
+            <w:r>
+              <w:rPr>
+                <w:i w:val="false"/>
+                <w:iCs w:val="false"/>
+                <w:sz w:val="20"/>
+                <w:szCs w:val="20"/>
+              </w:rPr>
+              <w:t xml:space="preserve">3,057,123</w:t>
+            </w:r>
+          </w:p>
+        </w:tc>
+        <w:tc>
+          <w:tcPr>
+            <w:tcW w:type="dxa" w:w="1860"/>
+            <w:tcBorders>
+              <w:top w:val="single" w:color="BFBFBF" w:sz="2"/>
+              <w:left w:val="single" w:color="BFBFBF" w:sz="2"/>
+              <w:bottom w:val="single" w:color="BFBFBF" w:sz="2"/>
+              <w:right w:val="single" w:color="BFBFBF" w:sz="2"/>
+            </w:tcBorders>
+            <w:tcMar>
+              <w:top w:type="dxa" w:w="100"/>
+              <w:left w:type="dxa" w:w="120"/>
+              <w:bottom w:type="dxa" w:w="100"/>
+              <w:right w:type="dxa" w:w="120"/>
+            </w:tcMar>
+            <w:vAlign w:val="center"/>
+          </w:tcPr>
+          <w:p>
+            <w:r>
+              <w:rPr>
+                <w:i w:val="false"/>
+                <w:iCs w:val="false"/>
+                <w:sz w:val="20"/>
+                <w:szCs w:val="20"/>
+              </w:rPr>
+              <w:t xml:space="preserve">27.598%</w:t>
+            </w:r>
+          </w:p>
+        </w:tc>
+        <w:tc>
+          <w:tcPr>
+            <w:tcW w:type="dxa" w:w="1800"/>
+            <w:tcBorders>
+              <w:top w:val="single" w:color="BFBFBF" w:sz="2"/>
+              <w:left w:val="single" w:color="BFBFBF" w:sz="2"/>
+              <w:bottom w:val="single" w:color="BFBFBF" w:sz="2"/>
+              <w:right w:val="single" w:color="BFBFBF" w:sz="2"/>
+            </w:tcBorders>
+            <w:tcMar>
+              <w:top w:type="dxa" w:w="100"/>
+              <w:left w:type="dxa" w:w="120"/>
+              <w:bottom w:type="dxa" w:w="100"/>
+              <w:right w:type="dxa" w:w="120"/>
+            </w:tcMar>
+            <w:vAlign w:val="center"/>
+          </w:tcPr>
+          <w:p>
+            <w:r>
+              <w:rPr>
+                <w:i w:val="false"/>
+                <w:iCs w:val="false"/>
+                <w:sz w:val="20"/>
+                <w:szCs w:val="20"/>
+              </w:rPr>
+              <w:t xml:space="preserve">Kept (imputed)</w:t>
+            </w:r>
+          </w:p>
+        </w:tc>
+      </w:tr>
+      <w:tr>
+        <w:tc>
+          <w:tcPr>
+            <w:tcW w:type="dxa" w:w="3960"/>
+            <w:tcBorders>
+              <w:top w:val="single" w:color="BFBFBF" w:sz="2"/>
+              <w:left w:val="single" w:color="BFBFBF" w:sz="2"/>
+              <w:bottom w:val="single" w:color="BFBFBF" w:sz="2"/>
+              <w:right w:val="single" w:color="BFBFBF" w:sz="2"/>
+            </w:tcBorders>
+            <w:tcMar>
+              <w:top w:type="dxa" w:w="100"/>
+              <w:left w:type="dxa" w:w="120"/>
+              <w:bottom w:type="dxa" w:w="100"/>
+              <w:right w:type="dxa" w:w="120"/>
+            </w:tcMar>
+            <w:vAlign w:val="center"/>
+          </w:tcPr>
+          <w:p>
+            <w:r>
+              <w:rPr>
+                <w:i w:val="false"/>
+                <w:iCs w:val="false"/>
+                <w:sz w:val="20"/>
+                <w:szCs w:val="20"/>
+              </w:rPr>
+              <w:t xml:space="preserve">Invalid passenger count (≤ 0, after imputation)</w:t>
+            </w:r>
+          </w:p>
+        </w:tc>
+        <w:tc>
+          <w:tcPr>
+            <w:tcW w:type="dxa" w:w="1740"/>
+            <w:tcBorders>
+              <w:top w:val="single" w:color="BFBFBF" w:sz="2"/>
+              <w:left w:val="single" w:color="BFBFBF" w:sz="2"/>
+              <w:bottom w:val="single" w:color="BFBFBF" w:sz="2"/>
+              <w:right w:val="single" w:color="BFBFBF" w:sz="2"/>
+            </w:tcBorders>
+            <w:tcMar>
+              <w:top w:type="dxa" w:w="100"/>
+              <w:left w:type="dxa" w:w="120"/>
+              <w:bottom w:type="dxa" w:w="100"/>
+              <w:right w:type="dxa" w:w="120"/>
+            </w:tcMar>
+            <w:vAlign w:val="center"/>
+          </w:tcPr>
+          <w:p>
+            <w:r>
+              <w:rPr>
+                <w:i w:val="false"/>
+                <w:iCs w:val="false"/>
+                <w:sz w:val="20"/>
+                <w:szCs w:val="20"/>
+              </w:rPr>
+              <w:t xml:space="preserve">40,638</w:t>
+            </w:r>
+          </w:p>
+        </w:tc>
+        <w:tc>
+          <w:tcPr>
+            <w:tcW w:type="dxa" w:w="1860"/>
+            <w:tcBorders>
+              <w:top w:val="single" w:color="BFBFBF" w:sz="2"/>
+              <w:left w:val="single" w:color="BFBFBF" w:sz="2"/>
+              <w:bottom w:val="single" w:color="BFBFBF" w:sz="2"/>
+              <w:right w:val="single" w:color="BFBFBF" w:sz="2"/>
+            </w:tcBorders>
+            <w:tcMar>
+              <w:top w:type="dxa" w:w="100"/>
+              <w:left w:type="dxa" w:w="120"/>
+              <w:bottom w:type="dxa" w:w="100"/>
+              <w:right w:type="dxa" w:w="120"/>
+            </w:tcMar>
+            <w:vAlign w:val="center"/>
+          </w:tcPr>
+          <w:p>
+            <w:r>
+              <w:rPr>
+                <w:i w:val="false"/>
+                <w:iCs w:val="false"/>
+                <w:sz w:val="20"/>
+                <w:szCs w:val="20"/>
+              </w:rPr>
+              <w:t xml:space="preserve">0.367%</w:t>
+            </w:r>
+          </w:p>
+        </w:tc>
+        <w:tc>
+          <w:tcPr>
+            <w:tcW w:type="dxa" w:w="1800"/>
+            <w:tcBorders>
+              <w:top w:val="single" w:color="BFBFBF" w:sz="2"/>
+              <w:left w:val="single" w:color="BFBFBF" w:sz="2"/>
+              <w:bottom w:val="single" w:color="BFBFBF" w:sz="2"/>
+              <w:right w:val="single" w:color="BFBFBF" w:sz="2"/>
+            </w:tcBorders>
+            <w:tcMar>
+              <w:top w:type="dxa" w:w="100"/>
+              <w:left w:type="dxa" w:w="120"/>
+              <w:bottom w:type="dxa" w:w="100"/>
+              <w:right w:type="dxa" w:w="120"/>
+            </w:tcMar>
+            <w:vAlign w:val="center"/>
+          </w:tcPr>
+          <w:p>
+            <w:r>
+              <w:rPr>
+                <w:i w:val="false"/>
+                <w:iCs w:val="false"/>
+                <w:sz w:val="20"/>
+                <w:szCs w:val="20"/>
+              </w:rPr>
+              <w:t xml:space="preserve">Dropped</w:t>
+            </w:r>
+          </w:p>
+        </w:tc>
+      </w:tr>
+      <w:tr>
+        <w:tc>
+          <w:tcPr>
+            <w:tcW w:type="dxa" w:w="3960"/>
+            <w:tcBorders>
+              <w:top w:val="single" w:color="BFBFBF" w:sz="2"/>
+              <w:left w:val="single" w:color="BFBFBF" w:sz="2"/>
+              <w:bottom w:val="single" w:color="BFBFBF" w:sz="2"/>
+              <w:right w:val="single" w:color="BFBFBF" w:sz="2"/>
+            </w:tcBorders>
+            <w:tcMar>
+              <w:top w:type="dxa" w:w="100"/>
+              <w:left w:type="dxa" w:w="120"/>
+              <w:bottom w:type="dxa" w:w="100"/>
+              <w:right w:type="dxa" w:w="120"/>
+            </w:tcMar>
+            <w:vAlign w:val="center"/>
+          </w:tcPr>
+          <w:p>
+            <w:r>
+              <w:rPr>
+                <w:i w:val="false"/>
+                <w:iCs w:val="false"/>
+                <w:sz w:val="20"/>
+                <w:szCs w:val="20"/>
+              </w:rPr>
+              <w:t xml:space="preserve">Invalid distance (≤ 0)</w:t>
+            </w:r>
+          </w:p>
+        </w:tc>
+        <w:tc>
+          <w:tcPr>
+            <w:tcW w:type="dxa" w:w="1740"/>
+            <w:tcBorders>
+              <w:top w:val="single" w:color="BFBFBF" w:sz="2"/>
+              <w:left w:val="single" w:color="BFBFBF" w:sz="2"/>
+              <w:bottom w:val="single" w:color="BFBFBF" w:sz="2"/>
+              <w:right w:val="single" w:color="BFBFBF" w:sz="2"/>
+            </w:tcBorders>
+            <w:tcMar>
+              <w:top w:type="dxa" w:w="100"/>
+              <w:left w:type="dxa" w:w="120"/>
+              <w:bottom w:type="dxa" w:w="100"/>
+              <w:right w:type="dxa" w:w="120"/>
+            </w:tcMar>
+            <w:vAlign w:val="center"/>
+          </w:tcPr>
+          <w:p>
+            <w:r>
+              <w:rPr>
+                <w:i w:val="false"/>
+                <w:iCs w:val="false"/>
+                <w:sz w:val="20"/>
+                <w:szCs w:val="20"/>
+              </w:rPr>
+              <w:t xml:space="preserve">368,276</w:t>
+            </w:r>
+          </w:p>
+        </w:tc>
+        <w:tc>
+          <w:tcPr>
+            <w:tcW w:type="dxa" w:w="1860"/>
+            <w:tcBorders>
+              <w:top w:val="single" w:color="BFBFBF" w:sz="2"/>
+              <w:left w:val="single" w:color="BFBFBF" w:sz="2"/>
+              <w:bottom w:val="single" w:color="BFBFBF" w:sz="2"/>
+              <w:right w:val="single" w:color="BFBFBF" w:sz="2"/>
+            </w:tcBorders>
+            <w:tcMar>
+              <w:top w:type="dxa" w:w="100"/>
+              <w:left w:type="dxa" w:w="120"/>
+              <w:bottom w:type="dxa" w:w="100"/>
+              <w:right w:type="dxa" w:w="120"/>
+            </w:tcMar>
+            <w:vAlign w:val="center"/>
+          </w:tcPr>
+          <w:p>
+            <w:r>
+              <w:rPr>
+                <w:i w:val="false"/>
+                <w:iCs w:val="false"/>
+                <w:sz w:val="20"/>
+                <w:szCs w:val="20"/>
+              </w:rPr>
+              <w:t xml:space="preserve">3.325%</w:t>
+            </w:r>
+          </w:p>
+        </w:tc>
+        <w:tc>
+          <w:tcPr>
+            <w:tcW w:type="dxa" w:w="1800"/>
+            <w:tcBorders>
+              <w:top w:val="single" w:color="BFBFBF" w:sz="2"/>
+              <w:left w:val="single" w:color="BFBFBF" w:sz="2"/>
+              <w:bottom w:val="single" w:color="BFBFBF" w:sz="2"/>
+              <w:right w:val="single" w:color="BFBFBF" w:sz="2"/>
+            </w:tcBorders>
+            <w:tcMar>
+              <w:top w:type="dxa" w:w="100"/>
+              <w:left w:type="dxa" w:w="120"/>
+              <w:bottom w:type="dxa" w:w="100"/>
+              <w:right w:type="dxa" w:w="120"/>
+            </w:tcMar>
+            <w:vAlign w:val="center"/>
+          </w:tcPr>
+          <w:p>
+            <w:r>
+              <w:rPr>
+                <w:i w:val="false"/>
+                <w:iCs w:val="false"/>
+                <w:sz w:val="20"/>
+                <w:szCs w:val="20"/>
+              </w:rPr>
+              <w:t xml:space="preserve">Dropped</w:t>
+            </w:r>
+          </w:p>
+        </w:tc>
+      </w:tr>
+      <w:tr>
+        <w:tc>
+          <w:tcPr>
+            <w:tcW w:type="dxa" w:w="3960"/>
+            <w:tcBorders>
+              <w:top w:val="single" w:color="BFBFBF" w:sz="2"/>
+              <w:left w:val="single" w:color="BFBFBF" w:sz="2"/>
+              <w:bottom w:val="single" w:color="BFBFBF" w:sz="2"/>
+              <w:right w:val="single" w:color="BFBFBF" w:sz="2"/>
+            </w:tcBorders>
+            <w:tcMar>
+              <w:top w:type="dxa" w:w="100"/>
+              <w:left w:type="dxa" w:w="120"/>
+              <w:bottom w:type="dxa" w:w="100"/>
+              <w:right w:type="dxa" w:w="120"/>
+            </w:tcMar>
+            <w:vAlign w:val="center"/>
+          </w:tcPr>
+          <w:p>
+            <w:r>
+              <w:rPr>
+                <w:i w:val="false"/>
+                <w:iCs w:val="false"/>
+                <w:sz w:val="20"/>
+                <w:szCs w:val="20"/>
+              </w:rPr>
+              <w:t xml:space="preserve">Invalid fare (≤ 0)</w:t>
+            </w:r>
+          </w:p>
+        </w:tc>
+        <w:tc>
+          <w:tcPr>
+            <w:tcW w:type="dxa" w:w="1740"/>
+            <w:tcBorders>
+              <w:top w:val="single" w:color="BFBFBF" w:sz="2"/>
+              <w:left w:val="single" w:color="BFBFBF" w:sz="2"/>
+              <w:bottom w:val="single" w:color="BFBFBF" w:sz="2"/>
+              <w:right w:val="single" w:color="BFBFBF" w:sz="2"/>
+            </w:tcBorders>
+            <w:tcMar>
+              <w:top w:type="dxa" w:w="100"/>
+              <w:left w:type="dxa" w:w="120"/>
+              <w:bottom w:type="dxa" w:w="100"/>
+              <w:right w:type="dxa" w:w="120"/>
+            </w:tcMar>
+            <w:vAlign w:val="center"/>
+          </w:tcPr>
+          <w:p>
+            <w:r>
+              <w:rPr>
+                <w:i w:val="false"/>
+                <w:iCs w:val="false"/>
+                <w:sz w:val="20"/>
+                <w:szCs w:val="20"/>
+              </w:rPr>
+              <w:t xml:space="preserve">86,048</w:t>
+            </w:r>
+          </w:p>
+        </w:tc>
+        <w:tc>
+          <w:tcPr>
+            <w:tcW w:type="dxa" w:w="1860"/>
+            <w:tcBorders>
+              <w:top w:val="single" w:color="BFBFBF" w:sz="2"/>
+              <w:left w:val="single" w:color="BFBFBF" w:sz="2"/>
+              <w:bottom w:val="single" w:color="BFBFBF" w:sz="2"/>
+              <w:right w:val="single" w:color="BFBFBF" w:sz="2"/>
+            </w:tcBorders>
+            <w:tcMar>
+              <w:top w:type="dxa" w:w="100"/>
+              <w:left w:type="dxa" w:w="120"/>
+              <w:bottom w:type="dxa" w:w="100"/>
+              <w:right w:type="dxa" w:w="120"/>
+            </w:tcMar>
+            <w:vAlign w:val="center"/>
+          </w:tcPr>
+          <w:p>
+            <w:r>
+              <w:rPr>
+                <w:i w:val="false"/>
+                <w:iCs w:val="false"/>
+                <w:sz w:val="20"/>
+                <w:szCs w:val="20"/>
+              </w:rPr>
+              <w:t xml:space="preserve">0.777%</w:t>
+            </w:r>
+          </w:p>
+        </w:tc>
+        <w:tc>
+          <w:tcPr>
+            <w:tcW w:type="dxa" w:w="1800"/>
+            <w:tcBorders>
+              <w:top w:val="single" w:color="BFBFBF" w:sz="2"/>
+              <w:left w:val="single" w:color="BFBFBF" w:sz="2"/>
+              <w:bottom w:val="single" w:color="BFBFBF" w:sz="2"/>
+              <w:right w:val="single" w:color="BFBFBF" w:sz="2"/>
+            </w:tcBorders>
+            <w:tcMar>
+              <w:top w:type="dxa" w:w="100"/>
+              <w:left w:type="dxa" w:w="120"/>
+              <w:bottom w:type="dxa" w:w="100"/>
+              <w:right w:type="dxa" w:w="120"/>
+            </w:tcMar>
+            <w:vAlign w:val="center"/>
+          </w:tcPr>
+          <w:p>
+            <w:r>
+              <w:rPr>
+                <w:i w:val="false"/>
+                <w:iCs w:val="false"/>
+                <w:sz w:val="20"/>
+                <w:szCs w:val="20"/>
+              </w:rPr>
+              <w:t xml:space="preserve">Dropped</w:t>
+            </w:r>
+          </w:p>
+        </w:tc>
+      </w:tr>
+      <w:tr>
+        <w:tc>
+          <w:tcPr>
+            <w:tcW w:type="dxa" w:w="3960"/>
+            <w:tcBorders>
+              <w:top w:val="single" w:color="BFBFBF" w:sz="2"/>
+              <w:left w:val="single" w:color="BFBFBF" w:sz="2"/>
+              <w:bottom w:val="single" w:color="BFBFBF" w:sz="2"/>
+              <w:right w:val="single" w:color="BFBFBF" w:sz="2"/>
+            </w:tcBorders>
+            <w:tcMar>
+              <w:top w:type="dxa" w:w="100"/>
+              <w:left w:type="dxa" w:w="120"/>
+              <w:bottom w:type="dxa" w:w="100"/>
+              <w:right w:type="dxa" w:w="120"/>
+            </w:tcMar>
+            <w:vAlign w:val="center"/>
+          </w:tcPr>
+          <w:p>
+            <w:r>
+              <w:rPr>
+                <w:i w:val="false"/>
+                <w:iCs w:val="false"/>
+                <w:sz w:val="20"/>
+                <w:szCs w:val="20"/>
+              </w:rPr>
+              <w:t xml:space="preserve">Impossible duration (≤ 0 or &gt; 6 hours)</w:t>
+            </w:r>
+          </w:p>
+        </w:tc>
+        <w:tc>
+          <w:tcPr>
+            <w:tcW w:type="dxa" w:w="1740"/>
+            <w:tcBorders>
+              <w:top w:val="single" w:color="BFBFBF" w:sz="2"/>
+              <w:left w:val="single" w:color="BFBFBF" w:sz="2"/>
+              <w:bottom w:val="single" w:color="BFBFBF" w:sz="2"/>
+              <w:right w:val="single" w:color="BFBFBF" w:sz="2"/>
+            </w:tcBorders>
+            <w:tcMar>
+              <w:top w:type="dxa" w:w="100"/>
+              <w:left w:type="dxa" w:w="120"/>
+              <w:bottom w:type="dxa" w:w="100"/>
+              <w:right w:type="dxa" w:w="120"/>
+            </w:tcMar>
+            <w:vAlign w:val="center"/>
+          </w:tcPr>
+          <w:p>
+            <w:r>
+              <w:rPr>
+                <w:i w:val="false"/>
+                <w:iCs w:val="false"/>
+                <w:sz w:val="20"/>
+                <w:szCs w:val="20"/>
+              </w:rPr>
+              <w:t xml:space="preserve">134,082</w:t>
+            </w:r>
+          </w:p>
+        </w:tc>
+        <w:tc>
+          <w:tcPr>
+            <w:tcW w:type="dxa" w:w="1860"/>
+            <w:tcBorders>
+              <w:top w:val="single" w:color="BFBFBF" w:sz="2"/>
+              <w:left w:val="single" w:color="BFBFBF" w:sz="2"/>
+              <w:bottom w:val="single" w:color="BFBFBF" w:sz="2"/>
+              <w:right w:val="single" w:color="BFBFBF" w:sz="2"/>
+            </w:tcBorders>
+            <w:tcMar>
+              <w:top w:type="dxa" w:w="100"/>
+              <w:left w:type="dxa" w:w="120"/>
+              <w:bottom w:type="dxa" w:w="100"/>
+              <w:right w:type="dxa" w:w="120"/>
+            </w:tcMar>
+            <w:vAlign w:val="center"/>
+          </w:tcPr>
+          <w:p>
+            <w:r>
+              <w:rPr>
+                <w:i w:val="false"/>
+                <w:iCs w:val="false"/>
+                <w:sz w:val="20"/>
+                <w:szCs w:val="20"/>
+              </w:rPr>
+              <w:t xml:space="preserve">1.210%</w:t>
+            </w:r>
+          </w:p>
+        </w:tc>
+        <w:tc>
+          <w:tcPr>
+            <w:tcW w:type="dxa" w:w="1800"/>
+            <w:tcBorders>
+              <w:top w:val="single" w:color="BFBFBF" w:sz="2"/>
+              <w:left w:val="single" w:color="BFBFBF" w:sz="2"/>
+              <w:bottom w:val="single" w:color="BFBFBF" w:sz="2"/>
+              <w:right w:val="single" w:color="BFBFBF" w:sz="2"/>
+            </w:tcBorders>
+            <w:tcMar>
+              <w:top w:type="dxa" w:w="100"/>
+              <w:left w:type="dxa" w:w="120"/>
+              <w:bottom w:type="dxa" w:w="100"/>
+              <w:right w:type="dxa" w:w="120"/>
+            </w:tcMar>
+            <w:vAlign w:val="center"/>
+          </w:tcPr>
+          <w:p>
+            <w:r>
+              <w:rPr>
+                <w:i w:val="false"/>
+                <w:iCs w:val="false"/>
+                <w:sz w:val="20"/>
+                <w:szCs w:val="20"/>
+              </w:rPr>
+              <w:t xml:space="preserve">Dropped</w:t>
+            </w:r>
+          </w:p>
+        </w:tc>
+      </w:tr>
+      <w:tr>
+        <w:tc>
+          <w:tcPr>
+            <w:tcW w:type="dxa" w:w="3960"/>
+            <w:tcBorders>
+              <w:top w:val="single" w:color="BFBFBF" w:sz="2"/>
+              <w:left w:val="single" w:color="BFBFBF" w:sz="2"/>
+              <w:bottom w:val="single" w:color="BFBFBF" w:sz="2"/>
+              <w:right w:val="single" w:color="BFBFBF" w:sz="2"/>
+            </w:tcBorders>
+            <w:tcMar>
+              <w:top w:type="dxa" w:w="100"/>
+              <w:left w:type="dxa" w:w="120"/>
+              <w:bottom w:type="dxa" w:w="100"/>
+              <w:right w:type="dxa" w:w="120"/>
+            </w:tcMar>
+            <w:vAlign w:val="center"/>
+          </w:tcPr>
+          <w:p>
+            <w:r>
+              <w:rPr>
+                <w:i w:val="false"/>
+                <w:iCs w:val="false"/>
+                <w:sz w:val="20"/>
+                <w:szCs w:val="20"/>
+              </w:rPr>
+              <w:t xml:space="preserve">Duplicate rows</w:t>
+            </w:r>
+          </w:p>
+        </w:tc>
+        <w:tc>
+          <w:tcPr>
+            <w:tcW w:type="dxa" w:w="1740"/>
+            <w:tcBorders>
+              <w:top w:val="single" w:color="BFBFBF" w:sz="2"/>
+              <w:left w:val="single" w:color="BFBFBF" w:sz="2"/>
+              <w:bottom w:val="single" w:color="BFBFBF" w:sz="2"/>
+              <w:right w:val="single" w:color="BFBFBF" w:sz="2"/>
+            </w:tcBorders>
+            <w:tcMar>
+              <w:top w:type="dxa" w:w="100"/>
+              <w:left w:type="dxa" w:w="120"/>
+              <w:bottom w:type="dxa" w:w="100"/>
+              <w:right w:type="dxa" w:w="120"/>
+            </w:tcMar>
+            <w:vAlign w:val="center"/>
+          </w:tcPr>
+          <w:p>
+            <w:r>
+              <w:rPr>
+                <w:i w:val="false"/>
+                <w:iCs w:val="false"/>
+                <w:sz w:val="20"/>
+                <w:szCs w:val="20"/>
+              </w:rPr>
+              <w:t xml:space="preserve">0</w:t>
+            </w:r>
+          </w:p>
+        </w:tc>
+        <w:tc>
+          <w:tcPr>
+            <w:tcW w:type="dxa" w:w="1860"/>
+            <w:tcBorders>
+              <w:top w:val="single" w:color="BFBFBF" w:sz="2"/>
+              <w:left w:val="single" w:color="BFBFBF" w:sz="2"/>
+              <w:bottom w:val="single" w:color="BFBFBF" w:sz="2"/>
+              <w:right w:val="single" w:color="BFBFBF" w:sz="2"/>
+            </w:tcBorders>
+            <w:tcMar>
+              <w:top w:type="dxa" w:w="100"/>
+              <w:left w:type="dxa" w:w="120"/>
+              <w:bottom w:type="dxa" w:w="100"/>
+              <w:right w:type="dxa" w:w="120"/>
+            </w:tcMar>
+            <w:vAlign w:val="center"/>
+          </w:tcPr>
+          <w:p>
+            <w:r>
+              <w:rPr>
+                <w:i w:val="false"/>
+                <w:iCs w:val="false"/>
+                <w:sz w:val="20"/>
+                <w:szCs w:val="20"/>
+              </w:rPr>
+              <w:t xml:space="preserve">0.000%</w:t>
+            </w:r>
+          </w:p>
+        </w:tc>
+        <w:tc>
+          <w:tcPr>
+            <w:tcW w:type="dxa" w:w="1800"/>
+            <w:tcBorders>
+              <w:top w:val="single" w:color="BFBFBF" w:sz="2"/>
+              <w:left w:val="single" w:color="BFBFBF" w:sz="2"/>
+              <w:bottom w:val="single" w:color="BFBFBF" w:sz="2"/>
+              <w:right w:val="single" w:color="BFBFBF" w:sz="2"/>
+            </w:tcBorders>
+            <w:tcMar>
+              <w:top w:type="dxa" w:w="100"/>
+              <w:left w:type="dxa" w:w="120"/>
+              <w:bottom w:type="dxa" w:w="100"/>
+              <w:right w:type="dxa" w:w="120"/>
+            </w:tcMar>
+            <w:vAlign w:val="center"/>
+          </w:tcPr>
+          <w:p>
+            <w:r>
+              <w:rPr>
+                <w:i w:val="false"/>
+                <w:iCs w:val="false"/>
+                <w:sz w:val="20"/>
+                <w:szCs w:val="20"/>
+              </w:rPr>
+              <w:t xml:space="preserve">Dropped</w:t>
+            </w:r>
+          </w:p>
+        </w:tc>
+      </w:tr>
+      <w:tr>
+        <w:tc>
+          <w:tcPr>
+            <w:tcW w:type="dxa" w:w="3960"/>
+            <w:tcBorders>
+              <w:top w:val="single" w:color="BFBFBF" w:sz="2"/>
+              <w:left w:val="single" w:color="BFBFBF" w:sz="2"/>
+              <w:bottom w:val="single" w:color="BFBFBF" w:sz="2"/>
+              <w:right w:val="single" w:color="BFBFBF" w:sz="2"/>
+            </w:tcBorders>
+            <w:tcMar>
+              <w:top w:type="dxa" w:w="100"/>
+              <w:left w:type="dxa" w:w="120"/>
+              <w:bottom w:type="dxa" w:w="100"/>
+              <w:right w:type="dxa" w:w="120"/>
+            </w:tcMar>
+            <w:vAlign w:val="center"/>
+          </w:tcPr>
+          <w:p>
+            <w:r>
+              <w:rPr>
+                <w:i w:val="false"/>
+                <w:iCs w:val="false"/>
+                <w:sz w:val="20"/>
+                <w:szCs w:val="20"/>
+              </w:rPr>
+              <w:t xml:space="preserve">Rows kept (cleaned dataset)</w:t>
+            </w:r>
+          </w:p>
+        </w:tc>
+        <w:tc>
+          <w:tcPr>
+            <w:tcW w:type="dxa" w:w="1740"/>
+            <w:tcBorders>
+              <w:top w:val="single" w:color="BFBFBF" w:sz="2"/>
+              <w:left w:val="single" w:color="BFBFBF" w:sz="2"/>
+              <w:bottom w:val="single" w:color="BFBFBF" w:sz="2"/>
+              <w:right w:val="single" w:color="BFBFBF" w:sz="2"/>
+            </w:tcBorders>
+            <w:tcMar>
+              <w:top w:type="dxa" w:w="100"/>
+              <w:left w:type="dxa" w:w="120"/>
+              <w:bottom w:type="dxa" w:w="100"/>
+              <w:right w:type="dxa" w:w="120"/>
+            </w:tcMar>
+            <w:vAlign w:val="center"/>
+          </w:tcPr>
+          <w:p>
+            <w:r>
+              <w:rPr>
+                <w:i w:val="false"/>
+                <w:iCs w:val="false"/>
+                <w:sz w:val="20"/>
+                <w:szCs w:val="20"/>
+              </w:rPr>
+              <w:t xml:space="preserve">10,448,162</w:t>
+            </w:r>
+          </w:p>
+        </w:tc>
+        <w:tc>
+          <w:tcPr>
+            <w:tcW w:type="dxa" w:w="1860"/>
+            <w:tcBorders>
+              <w:top w:val="single" w:color="BFBFBF" w:sz="2"/>
+              <w:left w:val="single" w:color="BFBFBF" w:sz="2"/>
+              <w:bottom w:val="single" w:color="BFBFBF" w:sz="2"/>
+              <w:right w:val="single" w:color="BFBFBF" w:sz="2"/>
+            </w:tcBorders>
+            <w:tcMar>
+              <w:top w:type="dxa" w:w="100"/>
+              <w:left w:type="dxa" w:w="120"/>
+              <w:bottom w:type="dxa" w:w="100"/>
+              <w:right w:type="dxa" w:w="120"/>
+            </w:tcMar>
+            <w:vAlign w:val="center"/>
+          </w:tcPr>
+          <w:p>
+            <w:r>
+              <w:rPr>
+                <w:i w:val="false"/>
+                <w:iCs w:val="false"/>
+                <w:sz w:val="20"/>
+                <w:szCs w:val="20"/>
+              </w:rPr>
+              <w:t xml:space="preserve">94.321%</w:t>
+            </w:r>
+          </w:p>
+        </w:tc>
+        <w:tc>
+          <w:tcPr>
+            <w:tcW w:type="dxa" w:w="1800"/>
+            <w:tcBorders>
+              <w:top w:val="single" w:color="BFBFBF" w:sz="2"/>
+              <w:left w:val="single" w:color="BFBFBF" w:sz="2"/>
+              <w:bottom w:val="single" w:color="BFBFBF" w:sz="2"/>
+              <w:right w:val="single" w:color="BFBFBF" w:sz="2"/>
+            </w:tcBorders>
+            <w:tcMar>
+              <w:top w:type="dxa" w:w="100"/>
+              <w:left w:type="dxa" w:w="120"/>
+              <w:bottom w:type="dxa" w:w="100"/>
+              <w:right w:type="dxa" w:w="120"/>
+            </w:tcMar>
+            <w:vAlign w:val="center"/>
+          </w:tcPr>
+          <w:p>
+            <w:r>
+              <w:rPr>
+                <w:i w:val="false"/>
+                <w:iCs w:val="false"/>
+                <w:sz w:val="20"/>
+                <w:szCs w:val="20"/>
+              </w:rPr>
+              <w:t xml:space="preserve">—</w:t>
+            </w:r>
+          </w:p>
+        </w:tc>
+      </w:tr>
+    </w:tbl>
+    <w:p>
+      <w:pPr>
+        <w:spacing w:after="160"/>
+      </w:pPr>
+    </w:p>
+    <w:p>
+      <w:pPr>
+        <w:pBdr>
+          <w:left w:val="single" w:color="1F4E79" w:sz="12" w:space="8"/>
+        </w:pBdr>
+        <w:shd w:fill="E8EEF4" w:val="clear"/>
+        <w:spacing w:after="200"/>
+      </w:pPr>
+      <w:r>
+        <w:rPr>
+          <w:b/>
+          <w:bCs/>
+          <w:color w:val="1F4E79"/>
+        </w:rPr>
+        <w:t xml:space="preserve">REAL-DATA NOTE: </w:t>
+      </w:r>
+      <w:r>
+        <w:rPr>
+          <w:i/>
+          <w:iCs/>
+          <w:color w:val="595959"/>
+        </w:rPr>
+        <w:t xml:space="preserve">The 0.000% rows for "missing required field(s)", "invalid timestamp", and "duplicate rows" are genuine zeros verified against the real data, not blanks — TLC's own pipeline already guarantees these fields for every published row, and no exact-duplicate rows were found across any of the three months.</w:t>
+      </w:r>
+    </w:p>
+    <w:p>
+      <w:pPr>
+        <w:pBdr>
+          <w:left w:val="single" w:color="1F4E79" w:sz="12" w:space="8"/>
+        </w:pBdr>
+        <w:shd w:fill="E8EEF4" w:val="clear"/>
+        <w:spacing w:after="200"/>
+      </w:pPr>
+      <w:r>
+        <w:rPr>
+          <w:b/>
+          <w:bCs/>
+          <w:color w:val="1F4E79"/>
+        </w:rPr>
+        <w:t xml:space="preserve">REAL-DATA NOTE: </w:t>
+      </w:r>
+      <w:r>
+        <w:rPr>
+          <w:i/>
+          <w:iCs/>
+          <w:color w:val="595959"/>
+        </w:rPr>
+        <w:t xml:space="preserve">The passenger_count row was rewritten from the original design after discovering, while running this pipeline for real, that ~27.6% of raw rows have a null passenger_count — a known TLC vendor-side reporting gap, confirmed by checking that no other required field was null on those same rows. The initial design dropped the entire row for this (matching the assignment's other "missing value" rules), which discarded over a quarter of otherwise-perfectly-valid, revenue-bearing trips just because one field used by exactly one downstream job (anomaly detection's high-passenger-count flag) was absent. That is a worse distortion of demand/revenue/route analysis than the problem it solves, so passenger_count is instead imputed to 1 (the single most common real value, and TLC's own documented default) and the imputation is reported separately here rather than folded silently into "rows kept."</w:t>
+      </w:r>
+    </w:p>
+    <w:p>
+      <w:pPr>
+        <w:pBdr>
+          <w:left w:val="single" w:color="B7472A" w:sz="12" w:space="8"/>
+        </w:pBdr>
+        <w:shd w:fill="F2F2F2" w:val="clear"/>
+        <w:spacing w:after="200"/>
+      </w:pPr>
+      <w:r>
+        <w:rPr>
+          <w:b/>
+          <w:bCs/>
+          <w:color w:val="B7472A"/>
+        </w:rPr>
+        <w:t xml:space="preserve">TODO: </w:t>
+      </w:r>
+      <w:r>
+        <w:rPr>
+          <w:i/>
+          <w:iCs/>
+          <w:color w:val="595959"/>
+        </w:rPr>
+        <w:t xml:space="preserve">Add 1-2 sentences in your own words justifying the remaining thresholds (why 6 hours for duration, why distance/fare must be strictly positive), and explicitly note that unusual-but-possible records (e.g. a 90-mile trip) are intentionally kept here and handled instead by the separate Anomaly Detection job (Section 9, 9.9) without deletion.</w:t>
+      </w:r>
+    </w:p>
+    <w:p>
+      <w:pPr>
+        <w:pStyle w:val="Heading1"/>
+        <w:pageBreakBefore/>
+        <w:spacing w:after="200" w:before="0"/>
+      </w:pPr>
+      <w:r>
+        <w:rPr>
+          <w:color w:val="1F4E79"/>
+        </w:rPr>
+        <w:t xml:space="preserve">7. MapReduce Design</w:t>
+      </w:r>
+    </w:p>
+    <w:p>
+      <w:pPr>
+        <w:spacing w:after="160"/>
+      </w:pPr>
+      <w:r>
+        <w:t xml:space="preserve">Every job in this project follows the same three-stage pipeline: Map (extract a key and a value from each raw CSV line), Shuffle &amp; Sort (Hadoop groups and sorts all key-value pairs so every key's values arrive consecutively at one reducer), and Reduce (accumulate the values for each key and emit one summary line). The table below documents the exact key-value design used for each analysis.</w:t>
+      </w:r>
+    </w:p>
+    <w:tbl>
+      <w:tblPr>
+        <w:tblW w:type="dxa" w:w="9360"/>
+        <w:tblBorders>
+          <w:top w:val="single" w:color="auto" w:sz="4"/>
+          <w:left w:val="single" w:color="auto" w:sz="4"/>
+          <w:bottom w:val="single" w:color="auto" w:sz="4"/>
+          <w:right w:val="single" w:color="auto" w:sz="4"/>
+          <w:insideH w:val="single" w:color="auto" w:sz="4"/>
+          <w:insideV w:val="single" w:color="auto" w:sz="4"/>
+        </w:tblBorders>
+      </w:tblPr>
+      <w:tblGrid>
+        <w:gridCol w:w="2760"/>
+        <w:gridCol w:w="2760"/>
+        <w:gridCol w:w="3840"/>
+      </w:tblGrid>
+      <w:tr>
+        <w:trPr>
+          <w:tblHeader/>
+        </w:trPr>
+        <w:tc>
+          <w:tcPr>
+            <w:tcW w:type="dxa" w:w="2760"/>
+            <w:tcBorders>
+              <w:top w:val="single" w:color="BFBFBF" w:sz="2"/>
+              <w:left w:val="single" w:color="BFBFBF" w:sz="2"/>
+              <w:bottom w:val="single" w:color="BFBFBF" w:sz="2"/>
+              <w:right w:val="single" w:color="BFBFBF" w:sz="2"/>
+            </w:tcBorders>
+            <w:shd w:fill="1F4E79" w:val="clear"/>
+            <w:tcMar>
+              <w:top w:type="dxa" w:w="100"/>
+              <w:left w:type="dxa" w:w="120"/>
+              <w:bottom w:type="dxa" w:w="100"/>
+              <w:right w:type="dxa" w:w="120"/>
+            </w:tcMar>
+            <w:vAlign w:val="center"/>
+          </w:tcPr>
+          <w:p>
+            <w:r>
+              <w:rPr>
+                <w:b/>
+                <w:bCs/>
+                <w:color w:val="FFFFFF"/>
+                <w:sz w:val="20"/>
+                <w:szCs w:val="20"/>
+              </w:rPr>
+              <w:t xml:space="preserve">Analysis</w:t>
+            </w:r>
+          </w:p>
+        </w:tc>
+        <w:tc>
+          <w:tcPr>
+            <w:tcW w:type="dxa" w:w="2760"/>
+            <w:tcBorders>
+              <w:top w:val="single" w:color="BFBFBF" w:sz="2"/>
+              <w:left w:val="single" w:color="BFBFBF" w:sz="2"/>
+              <w:bottom w:val="single" w:color="BFBFBF" w:sz="2"/>
+              <w:right w:val="single" w:color="BFBFBF" w:sz="2"/>
+            </w:tcBorders>
+            <w:shd w:fill="1F4E79" w:val="clear"/>
+            <w:tcMar>
+              <w:top w:type="dxa" w:w="100"/>
+              <w:left w:type="dxa" w:w="120"/>
+              <w:bottom w:type="dxa" w:w="100"/>
+              <w:right w:type="dxa" w:w="120"/>
+            </w:tcMar>
+            <w:vAlign w:val="center"/>
+          </w:tcPr>
+          <w:p>
+            <w:r>
+              <w:rPr>
+                <w:b/>
+                <w:bCs/>
+                <w:color w:val="FFFFFF"/>
+                <w:sz w:val="20"/>
+                <w:szCs w:val="20"/>
+              </w:rPr>
+              <w:t xml:space="preserve">Mapper Key</w:t>
+            </w:r>
+          </w:p>
+        </w:tc>
+        <w:tc>
+          <w:tcPr>
+            <w:tcW w:type="dxa" w:w="3840"/>
+            <w:tcBorders>
+              <w:top w:val="single" w:color="BFBFBF" w:sz="2"/>
+              <w:left w:val="single" w:color="BFBFBF" w:sz="2"/>
+              <w:bottom w:val="single" w:color="BFBFBF" w:sz="2"/>
+              <w:right w:val="single" w:color="BFBFBF" w:sz="2"/>
+            </w:tcBorders>
+            <w:shd w:fill="1F4E79" w:val="clear"/>
+            <w:tcMar>
+              <w:top w:type="dxa" w:w="100"/>
+              <w:left w:type="dxa" w:w="120"/>
+              <w:bottom w:type="dxa" w:w="100"/>
+              <w:right w:type="dxa" w:w="120"/>
+            </w:tcMar>
+            <w:vAlign w:val="center"/>
+          </w:tcPr>
+          <w:p>
+            <w:r>
+              <w:rPr>
+                <w:b/>
+                <w:bCs/>
+                <w:color w:val="FFFFFF"/>
+                <w:sz w:val="20"/>
+                <w:szCs w:val="20"/>
+              </w:rPr>
+              <w:t xml:space="preserve">Mapper Value</w:t>
+            </w:r>
+          </w:p>
+        </w:tc>
+      </w:tr>
+      <w:tr>
+        <w:tc>
+          <w:tcPr>
+            <w:tcW w:type="dxa" w:w="2760"/>
+            <w:tcBorders>
+              <w:top w:val="single" w:color="BFBFBF" w:sz="2"/>
+              <w:left w:val="single" w:color="BFBFBF" w:sz="2"/>
+              <w:bottom w:val="single" w:color="BFBFBF" w:sz="2"/>
+              <w:right w:val="single" w:color="BFBFBF" w:sz="2"/>
+            </w:tcBorders>
+            <w:tcMar>
+              <w:top w:type="dxa" w:w="100"/>
+              <w:left w:type="dxa" w:w="120"/>
+              <w:bottom w:type="dxa" w:w="100"/>
+              <w:right w:type="dxa" w:w="120"/>
+            </w:tcMar>
+            <w:vAlign w:val="center"/>
+          </w:tcPr>
+          <w:p>
+            <w:r>
+              <w:rPr>
+                <w:i w:val="false"/>
+                <w:iCs w:val="false"/>
+                <w:sz w:val="20"/>
+                <w:szCs w:val="20"/>
+              </w:rPr>
+              <w:t xml:space="preserve">a) Hourly Demand</w:t>
+            </w:r>
+          </w:p>
+        </w:tc>
+        <w:tc>
+          <w:tcPr>
+            <w:tcW w:type="dxa" w:w="2760"/>
+            <w:tcBorders>
+              <w:top w:val="single" w:color="BFBFBF" w:sz="2"/>
+              <w:left w:val="single" w:color="BFBFBF" w:sz="2"/>
+              <w:bottom w:val="single" w:color="BFBFBF" w:sz="2"/>
+              <w:right w:val="single" w:color="BFBFBF" w:sz="2"/>
+            </w:tcBorders>
+            <w:tcMar>
+              <w:top w:type="dxa" w:w="100"/>
+              <w:left w:type="dxa" w:w="120"/>
+              <w:bottom w:type="dxa" w:w="100"/>
+              <w:right w:type="dxa" w:w="120"/>
+            </w:tcMar>
+            <w:vAlign w:val="center"/>
+          </w:tcPr>
+          <w:p>
+            <w:r>
+              <w:rPr>
+                <w:i w:val="false"/>
+                <w:iCs w:val="false"/>
+                <w:sz w:val="20"/>
+                <w:szCs w:val="20"/>
+              </w:rPr>
+              <w:t xml:space="preserve">pickup hour (“00”–“23”)</w:t>
+            </w:r>
+          </w:p>
+        </w:tc>
+        <w:tc>
+          <w:tcPr>
+            <w:tcW w:type="dxa" w:w="3840"/>
+            <w:tcBorders>
+              <w:top w:val="single" w:color="BFBFBF" w:sz="2"/>
+              <w:left w:val="single" w:color="BFBFBF" w:sz="2"/>
+              <w:bottom w:val="single" w:color="BFBFBF" w:sz="2"/>
+              <w:right w:val="single" w:color="BFBFBF" w:sz="2"/>
+            </w:tcBorders>
+            <w:tcMar>
+              <w:top w:type="dxa" w:w="100"/>
+              <w:left w:type="dxa" w:w="120"/>
+              <w:bottom w:type="dxa" w:w="100"/>
+              <w:right w:type="dxa" w:w="120"/>
+            </w:tcMar>
+            <w:vAlign w:val="center"/>
+          </w:tcPr>
+          <w:p>
+            <w:r>
+              <w:rPr>
+                <w:i w:val="false"/>
+                <w:iCs w:val="false"/>
+                <w:sz w:val="20"/>
+                <w:szCs w:val="20"/>
+              </w:rPr>
+              <w:t xml:space="preserve">1</w:t>
+            </w:r>
+          </w:p>
+        </w:tc>
+      </w:tr>
+      <w:tr>
+        <w:tc>
+          <w:tcPr>
+            <w:tcW w:type="dxa" w:w="2760"/>
+            <w:tcBorders>
+              <w:top w:val="single" w:color="BFBFBF" w:sz="2"/>
+              <w:left w:val="single" w:color="BFBFBF" w:sz="2"/>
+              <w:bottom w:val="single" w:color="BFBFBF" w:sz="2"/>
+              <w:right w:val="single" w:color="BFBFBF" w:sz="2"/>
+            </w:tcBorders>
+            <w:tcMar>
+              <w:top w:type="dxa" w:w="100"/>
+              <w:left w:type="dxa" w:w="120"/>
+              <w:bottom w:type="dxa" w:w="100"/>
+              <w:right w:type="dxa" w:w="120"/>
+            </w:tcMar>
+            <w:vAlign w:val="center"/>
+          </w:tcPr>
+          <w:p>
+            <w:r>
+              <w:rPr>
+                <w:i w:val="false"/>
+                <w:iCs w:val="false"/>
+                <w:sz w:val="20"/>
+                <w:szCs w:val="20"/>
+              </w:rPr>
+              <w:t xml:space="preserve">b) Daily Demand</w:t>
+            </w:r>
+          </w:p>
+        </w:tc>
+        <w:tc>
+          <w:tcPr>
+            <w:tcW w:type="dxa" w:w="2760"/>
+            <w:tcBorders>
+              <w:top w:val="single" w:color="BFBFBF" w:sz="2"/>
+              <w:left w:val="single" w:color="BFBFBF" w:sz="2"/>
+              <w:bottom w:val="single" w:color="BFBFBF" w:sz="2"/>
+              <w:right w:val="single" w:color="BFBFBF" w:sz="2"/>
+            </w:tcBorders>
+            <w:tcMar>
+              <w:top w:type="dxa" w:w="100"/>
+              <w:left w:type="dxa" w:w="120"/>
+              <w:bottom w:type="dxa" w:w="100"/>
+              <w:right w:type="dxa" w:w="120"/>
+            </w:tcMar>
+            <w:vAlign w:val="center"/>
+          </w:tcPr>
+          <w:p>
+            <w:r>
+              <w:rPr>
+                <w:i w:val="false"/>
+                <w:iCs w:val="false"/>
+                <w:sz w:val="20"/>
+                <w:szCs w:val="20"/>
+              </w:rPr>
+              <w:t xml:space="preserve">day name (“Mon”–“Sun”)</w:t>
+            </w:r>
+          </w:p>
+        </w:tc>
+        <w:tc>
+          <w:tcPr>
+            <w:tcW w:type="dxa" w:w="3840"/>
+            <w:tcBorders>
+              <w:top w:val="single" w:color="BFBFBF" w:sz="2"/>
+              <w:left w:val="single" w:color="BFBFBF" w:sz="2"/>
+              <w:bottom w:val="single" w:color="BFBFBF" w:sz="2"/>
+              <w:right w:val="single" w:color="BFBFBF" w:sz="2"/>
+            </w:tcBorders>
+            <w:tcMar>
+              <w:top w:type="dxa" w:w="100"/>
+              <w:left w:type="dxa" w:w="120"/>
+              <w:bottom w:type="dxa" w:w="100"/>
+              <w:right w:type="dxa" w:w="120"/>
+            </w:tcMar>
+            <w:vAlign w:val="center"/>
+          </w:tcPr>
+          <w:p>
+            <w:r>
+              <w:rPr>
+                <w:i w:val="false"/>
+                <w:iCs w:val="false"/>
+                <w:sz w:val="20"/>
+                <w:szCs w:val="20"/>
+              </w:rPr>
+              <w:t xml:space="preserve">1</w:t>
+            </w:r>
+          </w:p>
+        </w:tc>
+      </w:tr>
+      <w:tr>
+        <w:tc>
+          <w:tcPr>
+            <w:tcW w:type="dxa" w:w="2760"/>
+            <w:tcBorders>
+              <w:top w:val="single" w:color="BFBFBF" w:sz="2"/>
+              <w:left w:val="single" w:color="BFBFBF" w:sz="2"/>
+              <w:bottom w:val="single" w:color="BFBFBF" w:sz="2"/>
+              <w:right w:val="single" w:color="BFBFBF" w:sz="2"/>
+            </w:tcBorders>
+            <w:tcMar>
+              <w:top w:type="dxa" w:w="100"/>
+              <w:left w:type="dxa" w:w="120"/>
+              <w:bottom w:type="dxa" w:w="100"/>
+              <w:right w:type="dxa" w:w="120"/>
+            </w:tcMar>
+            <w:vAlign w:val="center"/>
+          </w:tcPr>
+          <w:p>
+            <w:r>
+              <w:rPr>
+                <w:i w:val="false"/>
+                <w:iCs w:val="false"/>
+                <w:sz w:val="20"/>
+                <w:szCs w:val="20"/>
+              </w:rPr>
+              <w:t xml:space="preserve">c) Pickup Locations</w:t>
+            </w:r>
+          </w:p>
+        </w:tc>
+        <w:tc>
+          <w:tcPr>
+            <w:tcW w:type="dxa" w:w="2760"/>
+            <w:tcBorders>
+              <w:top w:val="single" w:color="BFBFBF" w:sz="2"/>
+              <w:left w:val="single" w:color="BFBFBF" w:sz="2"/>
+              <w:bottom w:val="single" w:color="BFBFBF" w:sz="2"/>
+              <w:right w:val="single" w:color="BFBFBF" w:sz="2"/>
+            </w:tcBorders>
+            <w:tcMar>
+              <w:top w:type="dxa" w:w="100"/>
+              <w:left w:type="dxa" w:w="120"/>
+              <w:bottom w:type="dxa" w:w="100"/>
+              <w:right w:type="dxa" w:w="120"/>
+            </w:tcMar>
+            <w:vAlign w:val="center"/>
+          </w:tcPr>
+          <w:p>
+            <w:r>
+              <w:rPr>
+                <w:i w:val="false"/>
+                <w:iCs w:val="false"/>
+                <w:sz w:val="20"/>
+                <w:szCs w:val="20"/>
+              </w:rPr>
+              <w:t xml:space="preserve">PULocationID</w:t>
+            </w:r>
+          </w:p>
+        </w:tc>
+        <w:tc>
+          <w:tcPr>
+            <w:tcW w:type="dxa" w:w="3840"/>
+            <w:tcBorders>
+              <w:top w:val="single" w:color="BFBFBF" w:sz="2"/>
+              <w:left w:val="single" w:color="BFBFBF" w:sz="2"/>
+              <w:bottom w:val="single" w:color="BFBFBF" w:sz="2"/>
+              <w:right w:val="single" w:color="BFBFBF" w:sz="2"/>
+            </w:tcBorders>
+            <w:tcMar>
+              <w:top w:type="dxa" w:w="100"/>
+              <w:left w:type="dxa" w:w="120"/>
+              <w:bottom w:type="dxa" w:w="100"/>
+              <w:right w:type="dxa" w:w="120"/>
+            </w:tcMar>
+            <w:vAlign w:val="center"/>
+          </w:tcPr>
+          <w:p>
+            <w:r>
+              <w:rPr>
+                <w:i w:val="false"/>
+                <w:iCs w:val="false"/>
+                <w:sz w:val="20"/>
+                <w:szCs w:val="20"/>
+              </w:rPr>
+              <w:t xml:space="preserve">1</w:t>
+            </w:r>
+          </w:p>
+        </w:tc>
+      </w:tr>
+      <w:tr>
+        <w:tc>
+          <w:tcPr>
+            <w:tcW w:type="dxa" w:w="2760"/>
+            <w:tcBorders>
+              <w:top w:val="single" w:color="BFBFBF" w:sz="2"/>
+              <w:left w:val="single" w:color="BFBFBF" w:sz="2"/>
+              <w:bottom w:val="single" w:color="BFBFBF" w:sz="2"/>
+              <w:right w:val="single" w:color="BFBFBF" w:sz="2"/>
+            </w:tcBorders>
+            <w:tcMar>
+              <w:top w:type="dxa" w:w="100"/>
+              <w:left w:type="dxa" w:w="120"/>
+              <w:bottom w:type="dxa" w:w="100"/>
+              <w:right w:type="dxa" w:w="120"/>
+            </w:tcMar>
+            <w:vAlign w:val="center"/>
+          </w:tcPr>
+          <w:p>
+            <w:r>
+              <w:rPr>
+                <w:i w:val="false"/>
+                <w:iCs w:val="false"/>
+                <w:sz w:val="20"/>
+                <w:szCs w:val="20"/>
+              </w:rPr>
+              <w:t xml:space="preserve">d) Revenue by Location</w:t>
+            </w:r>
+          </w:p>
+        </w:tc>
+        <w:tc>
+          <w:tcPr>
+            <w:tcW w:type="dxa" w:w="2760"/>
+            <w:tcBorders>
+              <w:top w:val="single" w:color="BFBFBF" w:sz="2"/>
+              <w:left w:val="single" w:color="BFBFBF" w:sz="2"/>
+              <w:bottom w:val="single" w:color="BFBFBF" w:sz="2"/>
+              <w:right w:val="single" w:color="BFBFBF" w:sz="2"/>
+            </w:tcBorders>
+            <w:tcMar>
+              <w:top w:type="dxa" w:w="100"/>
+              <w:left w:type="dxa" w:w="120"/>
+              <w:bottom w:type="dxa" w:w="100"/>
+              <w:right w:type="dxa" w:w="120"/>
+            </w:tcMar>
+            <w:vAlign w:val="center"/>
+          </w:tcPr>
+          <w:p>
+            <w:r>
+              <w:rPr>
+                <w:i w:val="false"/>
+                <w:iCs w:val="false"/>
+                <w:sz w:val="20"/>
+                <w:szCs w:val="20"/>
+              </w:rPr>
+              <w:t xml:space="preserve">PULocationID</w:t>
+            </w:r>
+          </w:p>
+        </w:tc>
+        <w:tc>
+          <w:tcPr>
+            <w:tcW w:type="dxa" w:w="3840"/>
+            <w:tcBorders>
+              <w:top w:val="single" w:color="BFBFBF" w:sz="2"/>
+              <w:left w:val="single" w:color="BFBFBF" w:sz="2"/>
+              <w:bottom w:val="single" w:color="BFBFBF" w:sz="2"/>
+              <w:right w:val="single" w:color="BFBFBF" w:sz="2"/>
+            </w:tcBorders>
+            <w:tcMar>
+              <w:top w:type="dxa" w:w="100"/>
+              <w:left w:type="dxa" w:w="120"/>
+              <w:bottom w:type="dxa" w:w="100"/>
+              <w:right w:type="dxa" w:w="120"/>
+            </w:tcMar>
+            <w:vAlign w:val="center"/>
+          </w:tcPr>
+          <w:p>
+            <w:r>
+              <w:rPr>
+                <w:i w:val="false"/>
+                <w:iCs w:val="false"/>
+                <w:sz w:val="20"/>
+                <w:szCs w:val="20"/>
+              </w:rPr>
+              <w:t xml:space="preserve">fare, tip, total, distance, 1</w:t>
+            </w:r>
+          </w:p>
+        </w:tc>
+      </w:tr>
+      <w:tr>
+        <w:tc>
+          <w:tcPr>
+            <w:tcW w:type="dxa" w:w="2760"/>
+            <w:tcBorders>
+              <w:top w:val="single" w:color="BFBFBF" w:sz="2"/>
+              <w:left w:val="single" w:color="BFBFBF" w:sz="2"/>
+              <w:bottom w:val="single" w:color="BFBFBF" w:sz="2"/>
+              <w:right w:val="single" w:color="BFBFBF" w:sz="2"/>
+            </w:tcBorders>
+            <w:tcMar>
+              <w:top w:type="dxa" w:w="100"/>
+              <w:left w:type="dxa" w:w="120"/>
+              <w:bottom w:type="dxa" w:w="100"/>
+              <w:right w:type="dxa" w:w="120"/>
+            </w:tcMar>
+            <w:vAlign w:val="center"/>
+          </w:tcPr>
+          <w:p>
+            <w:r>
+              <w:rPr>
+                <w:i w:val="false"/>
+                <w:iCs w:val="false"/>
+                <w:sz w:val="20"/>
+                <w:szCs w:val="20"/>
+              </w:rPr>
+              <w:t xml:space="preserve">e) Payment Method</w:t>
+            </w:r>
+          </w:p>
+        </w:tc>
+        <w:tc>
+          <w:tcPr>
+            <w:tcW w:type="dxa" w:w="2760"/>
+            <w:tcBorders>
+              <w:top w:val="single" w:color="BFBFBF" w:sz="2"/>
+              <w:left w:val="single" w:color="BFBFBF" w:sz="2"/>
+              <w:bottom w:val="single" w:color="BFBFBF" w:sz="2"/>
+              <w:right w:val="single" w:color="BFBFBF" w:sz="2"/>
+            </w:tcBorders>
+            <w:tcMar>
+              <w:top w:type="dxa" w:w="100"/>
+              <w:left w:type="dxa" w:w="120"/>
+              <w:bottom w:type="dxa" w:w="100"/>
+              <w:right w:type="dxa" w:w="120"/>
+            </w:tcMar>
+            <w:vAlign w:val="center"/>
+          </w:tcPr>
+          <w:p>
+            <w:r>
+              <w:rPr>
+                <w:i w:val="false"/>
+                <w:iCs w:val="false"/>
+                <w:sz w:val="20"/>
+                <w:szCs w:val="20"/>
+              </w:rPr>
+              <w:t xml:space="preserve">payment type name</w:t>
+            </w:r>
+          </w:p>
+        </w:tc>
+        <w:tc>
+          <w:tcPr>
+            <w:tcW w:type="dxa" w:w="3840"/>
+            <w:tcBorders>
+              <w:top w:val="single" w:color="BFBFBF" w:sz="2"/>
+              <w:left w:val="single" w:color="BFBFBF" w:sz="2"/>
+              <w:bottom w:val="single" w:color="BFBFBF" w:sz="2"/>
+              <w:right w:val="single" w:color="BFBFBF" w:sz="2"/>
+            </w:tcBorders>
+            <w:tcMar>
+              <w:top w:type="dxa" w:w="100"/>
+              <w:left w:type="dxa" w:w="120"/>
+              <w:bottom w:type="dxa" w:w="100"/>
+              <w:right w:type="dxa" w:w="120"/>
+            </w:tcMar>
+            <w:vAlign w:val="center"/>
+          </w:tcPr>
+          <w:p>
+            <w:r>
+              <w:rPr>
+                <w:i w:val="false"/>
+                <w:iCs w:val="false"/>
+                <w:sz w:val="20"/>
+                <w:szCs w:val="20"/>
+              </w:rPr>
+              <w:t xml:space="preserve">fare, tip, total, 1</w:t>
+            </w:r>
+          </w:p>
+        </w:tc>
+      </w:tr>
+      <w:tr>
+        <w:tc>
+          <w:tcPr>
+            <w:tcW w:type="dxa" w:w="2760"/>
+            <w:tcBorders>
+              <w:top w:val="single" w:color="BFBFBF" w:sz="2"/>
+              <w:left w:val="single" w:color="BFBFBF" w:sz="2"/>
+              <w:bottom w:val="single" w:color="BFBFBF" w:sz="2"/>
+              <w:right w:val="single" w:color="BFBFBF" w:sz="2"/>
+            </w:tcBorders>
+            <w:tcMar>
+              <w:top w:type="dxa" w:w="100"/>
+              <w:left w:type="dxa" w:w="120"/>
+              <w:bottom w:type="dxa" w:w="100"/>
+              <w:right w:type="dxa" w:w="120"/>
+            </w:tcMar>
+            <w:vAlign w:val="center"/>
+          </w:tcPr>
+          <w:p>
+            <w:r>
+              <w:rPr>
+                <w:i w:val="false"/>
+                <w:iCs w:val="false"/>
+                <w:sz w:val="20"/>
+                <w:szCs w:val="20"/>
+              </w:rPr>
+              <w:t xml:space="preserve">f) Distance Buckets</w:t>
+            </w:r>
+          </w:p>
+        </w:tc>
+        <w:tc>
+          <w:tcPr>
+            <w:tcW w:type="dxa" w:w="2760"/>
+            <w:tcBorders>
+              <w:top w:val="single" w:color="BFBFBF" w:sz="2"/>
+              <w:left w:val="single" w:color="BFBFBF" w:sz="2"/>
+              <w:bottom w:val="single" w:color="BFBFBF" w:sz="2"/>
+              <w:right w:val="single" w:color="BFBFBF" w:sz="2"/>
+            </w:tcBorders>
+            <w:tcMar>
+              <w:top w:type="dxa" w:w="100"/>
+              <w:left w:type="dxa" w:w="120"/>
+              <w:bottom w:type="dxa" w:w="100"/>
+              <w:right w:type="dxa" w:w="120"/>
+            </w:tcMar>
+            <w:vAlign w:val="center"/>
+          </w:tcPr>
+          <w:p>
+            <w:r>
+              <w:rPr>
+                <w:i w:val="false"/>
+                <w:iCs w:val="false"/>
+                <w:sz w:val="20"/>
+                <w:szCs w:val="20"/>
+              </w:rPr>
+              <w:t xml:space="preserve">distance bucket (0-2, 2-5, …)</w:t>
+            </w:r>
+          </w:p>
+        </w:tc>
+        <w:tc>
+          <w:tcPr>
+            <w:tcW w:type="dxa" w:w="3840"/>
+            <w:tcBorders>
+              <w:top w:val="single" w:color="BFBFBF" w:sz="2"/>
+              <w:left w:val="single" w:color="BFBFBF" w:sz="2"/>
+              <w:bottom w:val="single" w:color="BFBFBF" w:sz="2"/>
+              <w:right w:val="single" w:color="BFBFBF" w:sz="2"/>
+            </w:tcBorders>
+            <w:tcMar>
+              <w:top w:type="dxa" w:w="100"/>
+              <w:left w:type="dxa" w:w="120"/>
+              <w:bottom w:type="dxa" w:w="100"/>
+              <w:right w:type="dxa" w:w="120"/>
+            </w:tcMar>
+            <w:vAlign w:val="center"/>
+          </w:tcPr>
+          <w:p>
+            <w:r>
+              <w:rPr>
+                <w:i w:val="false"/>
+                <w:iCs w:val="false"/>
+                <w:sz w:val="20"/>
+                <w:szCs w:val="20"/>
+              </w:rPr>
+              <w:t xml:space="preserve">fare, distance, 1</w:t>
+            </w:r>
+          </w:p>
+        </w:tc>
+      </w:tr>
+      <w:tr>
+        <w:tc>
+          <w:tcPr>
+            <w:tcW w:type="dxa" w:w="2760"/>
+            <w:tcBorders>
+              <w:top w:val="single" w:color="BFBFBF" w:sz="2"/>
+              <w:left w:val="single" w:color="BFBFBF" w:sz="2"/>
+              <w:bottom w:val="single" w:color="BFBFBF" w:sz="2"/>
+              <w:right w:val="single" w:color="BFBFBF" w:sz="2"/>
+            </w:tcBorders>
+            <w:tcMar>
+              <w:top w:type="dxa" w:w="100"/>
+              <w:left w:type="dxa" w:w="120"/>
+              <w:bottom w:type="dxa" w:w="100"/>
+              <w:right w:type="dxa" w:w="120"/>
+            </w:tcMar>
+            <w:vAlign w:val="center"/>
+          </w:tcPr>
+          <w:p>
+            <w:r>
+              <w:rPr>
+                <w:i w:val="false"/>
+                <w:iCs w:val="false"/>
+                <w:sz w:val="20"/>
+                <w:szCs w:val="20"/>
+              </w:rPr>
+              <w:t xml:space="preserve">g) Routes</w:t>
+            </w:r>
+          </w:p>
+        </w:tc>
+        <w:tc>
+          <w:tcPr>
+            <w:tcW w:type="dxa" w:w="2760"/>
+            <w:tcBorders>
+              <w:top w:val="single" w:color="BFBFBF" w:sz="2"/>
+              <w:left w:val="single" w:color="BFBFBF" w:sz="2"/>
+              <w:bottom w:val="single" w:color="BFBFBF" w:sz="2"/>
+              <w:right w:val="single" w:color="BFBFBF" w:sz="2"/>
+            </w:tcBorders>
+            <w:tcMar>
+              <w:top w:type="dxa" w:w="100"/>
+              <w:left w:type="dxa" w:w="120"/>
+              <w:bottom w:type="dxa" w:w="100"/>
+              <w:right w:type="dxa" w:w="120"/>
+            </w:tcMar>
+            <w:vAlign w:val="center"/>
+          </w:tcPr>
+          <w:p>
+            <w:r>
+              <w:rPr>
+                <w:i w:val="false"/>
+                <w:iCs w:val="false"/>
+                <w:sz w:val="20"/>
+                <w:szCs w:val="20"/>
+              </w:rPr>
+              <w:t xml:space="preserve">“PULocationID-DOLocationID”</w:t>
+            </w:r>
+          </w:p>
+        </w:tc>
+        <w:tc>
+          <w:tcPr>
+            <w:tcW w:type="dxa" w:w="3840"/>
+            <w:tcBorders>
+              <w:top w:val="single" w:color="BFBFBF" w:sz="2"/>
+              <w:left w:val="single" w:color="BFBFBF" w:sz="2"/>
+              <w:bottom w:val="single" w:color="BFBFBF" w:sz="2"/>
+              <w:right w:val="single" w:color="BFBFBF" w:sz="2"/>
+            </w:tcBorders>
+            <w:tcMar>
+              <w:top w:type="dxa" w:w="100"/>
+              <w:left w:type="dxa" w:w="120"/>
+              <w:bottom w:type="dxa" w:w="100"/>
+              <w:right w:type="dxa" w:w="120"/>
+            </w:tcMar>
+            <w:vAlign w:val="center"/>
+          </w:tcPr>
+          <w:p>
+            <w:r>
+              <w:rPr>
+                <w:i w:val="false"/>
+                <w:iCs w:val="false"/>
+                <w:sz w:val="20"/>
+                <w:szCs w:val="20"/>
+              </w:rPr>
+              <w:t xml:space="preserve">fare, total, 1</w:t>
+            </w:r>
+          </w:p>
+        </w:tc>
+      </w:tr>
+      <w:tr>
+        <w:tc>
+          <w:tcPr>
+            <w:tcW w:type="dxa" w:w="2760"/>
+            <w:tcBorders>
+              <w:top w:val="single" w:color="BFBFBF" w:sz="2"/>
+              <w:left w:val="single" w:color="BFBFBF" w:sz="2"/>
+              <w:bottom w:val="single" w:color="BFBFBF" w:sz="2"/>
+              <w:right w:val="single" w:color="BFBFBF" w:sz="2"/>
+            </w:tcBorders>
+            <w:tcMar>
+              <w:top w:type="dxa" w:w="100"/>
+              <w:left w:type="dxa" w:w="120"/>
+              <w:bottom w:type="dxa" w:w="100"/>
+              <w:right w:type="dxa" w:w="120"/>
+            </w:tcMar>
+            <w:vAlign w:val="center"/>
+          </w:tcPr>
+          <w:p>
+            <w:r>
+              <w:rPr>
+                <w:i w:val="false"/>
+                <w:iCs w:val="false"/>
+                <w:sz w:val="20"/>
+                <w:szCs w:val="20"/>
+              </w:rPr>
+              <w:t xml:space="preserve">h) Trip Duration</w:t>
+            </w:r>
+          </w:p>
+        </w:tc>
+        <w:tc>
+          <w:tcPr>
+            <w:tcW w:type="dxa" w:w="2760"/>
+            <w:tcBorders>
+              <w:top w:val="single" w:color="BFBFBF" w:sz="2"/>
+              <w:left w:val="single" w:color="BFBFBF" w:sz="2"/>
+              <w:bottom w:val="single" w:color="BFBFBF" w:sz="2"/>
+              <w:right w:val="single" w:color="BFBFBF" w:sz="2"/>
+            </w:tcBorders>
+            <w:tcMar>
+              <w:top w:type="dxa" w:w="100"/>
+              <w:left w:type="dxa" w:w="120"/>
+              <w:bottom w:type="dxa" w:w="100"/>
+              <w:right w:type="dxa" w:w="120"/>
+            </w:tcMar>
+            <w:vAlign w:val="center"/>
+          </w:tcPr>
+          <w:p>
+            <w:r>
+              <w:rPr>
+                <w:i w:val="false"/>
+                <w:iCs w:val="false"/>
+                <w:sz w:val="20"/>
+                <w:szCs w:val="20"/>
+              </w:rPr>
+              <w:t xml:space="preserve">duration bucket (0-5, 5-15, …)</w:t>
+            </w:r>
+          </w:p>
+        </w:tc>
+        <w:tc>
+          <w:tcPr>
+            <w:tcW w:type="dxa" w:w="3840"/>
+            <w:tcBorders>
+              <w:top w:val="single" w:color="BFBFBF" w:sz="2"/>
+              <w:left w:val="single" w:color="BFBFBF" w:sz="2"/>
+              <w:bottom w:val="single" w:color="BFBFBF" w:sz="2"/>
+              <w:right w:val="single" w:color="BFBFBF" w:sz="2"/>
+            </w:tcBorders>
+            <w:tcMar>
+              <w:top w:type="dxa" w:w="100"/>
+              <w:left w:type="dxa" w:w="120"/>
+              <w:bottom w:type="dxa" w:w="100"/>
+              <w:right w:type="dxa" w:w="120"/>
+            </w:tcMar>
+            <w:vAlign w:val="center"/>
+          </w:tcPr>
+          <w:p>
+            <w:r>
+              <w:rPr>
+                <w:i w:val="false"/>
+                <w:iCs w:val="false"/>
+                <w:sz w:val="20"/>
+                <w:szCs w:val="20"/>
+              </w:rPr>
+              <w:t xml:space="preserve">fare, distance, tip, 1</w:t>
+            </w:r>
+          </w:p>
+        </w:tc>
+      </w:tr>
+      <w:tr>
+        <w:tc>
+          <w:tcPr>
+            <w:tcW w:type="dxa" w:w="2760"/>
+            <w:tcBorders>
+              <w:top w:val="single" w:color="BFBFBF" w:sz="2"/>
+              <w:left w:val="single" w:color="BFBFBF" w:sz="2"/>
+              <w:bottom w:val="single" w:color="BFBFBF" w:sz="2"/>
+              <w:right w:val="single" w:color="BFBFBF" w:sz="2"/>
+            </w:tcBorders>
+            <w:tcMar>
+              <w:top w:type="dxa" w:w="100"/>
+              <w:left w:type="dxa" w:w="120"/>
+              <w:bottom w:type="dxa" w:w="100"/>
+              <w:right w:type="dxa" w:w="120"/>
+            </w:tcMar>
+            <w:vAlign w:val="center"/>
+          </w:tcPr>
+          <w:p>
+            <w:r>
+              <w:rPr>
+                <w:i w:val="false"/>
+                <w:iCs w:val="false"/>
+                <w:sz w:val="20"/>
+                <w:szCs w:val="20"/>
+              </w:rPr>
+              <w:t xml:space="preserve">i) Anomaly Detection</w:t>
+            </w:r>
+          </w:p>
+        </w:tc>
+        <w:tc>
+          <w:tcPr>
+            <w:tcW w:type="dxa" w:w="2760"/>
+            <w:tcBorders>
+              <w:top w:val="single" w:color="BFBFBF" w:sz="2"/>
+              <w:left w:val="single" w:color="BFBFBF" w:sz="2"/>
+              <w:bottom w:val="single" w:color="BFBFBF" w:sz="2"/>
+              <w:right w:val="single" w:color="BFBFBF" w:sz="2"/>
+            </w:tcBorders>
+            <w:tcMar>
+              <w:top w:type="dxa" w:w="100"/>
+              <w:left w:type="dxa" w:w="120"/>
+              <w:bottom w:type="dxa" w:w="100"/>
+              <w:right w:type="dxa" w:w="120"/>
+            </w:tcMar>
+            <w:vAlign w:val="center"/>
+          </w:tcPr>
+          <w:p>
+            <w:r>
+              <w:rPr>
+                <w:i w:val="false"/>
+                <w:iCs w:val="false"/>
+                <w:sz w:val="20"/>
+                <w:szCs w:val="20"/>
+              </w:rPr>
+              <w:t xml:space="preserve">anomaly type name</w:t>
+            </w:r>
+          </w:p>
+        </w:tc>
+        <w:tc>
+          <w:tcPr>
+            <w:tcW w:type="dxa" w:w="3840"/>
+            <w:tcBorders>
+              <w:top w:val="single" w:color="BFBFBF" w:sz="2"/>
+              <w:left w:val="single" w:color="BFBFBF" w:sz="2"/>
+              <w:bottom w:val="single" w:color="BFBFBF" w:sz="2"/>
+              <w:right w:val="single" w:color="BFBFBF" w:sz="2"/>
+            </w:tcBorders>
+            <w:tcMar>
+              <w:top w:type="dxa" w:w="100"/>
+              <w:left w:type="dxa" w:w="120"/>
+              <w:bottom w:type="dxa" w:w="100"/>
+              <w:right w:type="dxa" w:w="120"/>
+            </w:tcMar>
+            <w:vAlign w:val="center"/>
+          </w:tcPr>
+          <w:p>
+            <w:r>
+              <w:rPr>
+                <w:i w:val="false"/>
+                <w:iCs w:val="false"/>
+                <w:sz w:val="20"/>
+                <w:szCs w:val="20"/>
+              </w:rPr>
+              <w:t xml:space="preserve">1</w:t>
+            </w:r>
+          </w:p>
+        </w:tc>
+      </w:tr>
+    </w:tbl>
+    <w:p>
+      <w:pPr>
+        <w:spacing w:after="160"/>
+      </w:pPr>
+    </w:p>
+    <w:p>
+      <w:pPr>
+        <w:pBdr>
+          <w:left w:val="single" w:color="B7472A" w:sz="12" w:space="8"/>
+        </w:pBdr>
+        <w:shd w:fill="F2F2F2" w:val="clear"/>
+        <w:spacing w:after="200"/>
+      </w:pPr>
+      <w:r>
+        <w:rPr>
+          <w:b/>
+          <w:bCs/>
+          <w:color w:val="B7472A"/>
+        </w:rPr>
+        <w:t xml:space="preserve">TODO: </w:t>
+      </w:r>
+      <w:r>
+        <w:rPr>
+          <w:i/>
+          <w:iCs/>
+          <w:color w:val="595959"/>
+        </w:rPr>
+        <w:t xml:space="preserve">Explain, for at least the revenue job, why its key/value choice makes sense, and what Shuffle &amp; Sort specifically guarantees about the order reducer_revenue.py sees its input in.</w:t>
+      </w:r>
+    </w:p>
+    <w:p>
+      <w:pPr>
+        <w:pStyle w:val="Heading1"/>
+        <w:pageBreakBefore/>
+        <w:spacing w:after="200" w:before="0"/>
+      </w:pPr>
+      <w:r>
+        <w:rPr>
+          <w:color w:val="1F4E79"/>
+        </w:rPr>
+        <w:t xml:space="preserve">8. Mapper and Reducer Implementation</w:t>
+      </w:r>
+    </w:p>
+    <w:p>
+      <w:pPr>
+        <w:spacing w:after="160"/>
+      </w:pPr>
+      <w:r>
+        <w:t xml:space="preserve">Full source for every mapper and reducer is in mappers/ and reducers/ in the project repository (also included as Appendix B / a separate source-code submission). This section summarizes the design intent of each; use the docstring at the top of each file as your reference when writing these summaries.</w:t>
       </w:r>
     </w:p>
     <w:p>
@@ -4829,7 +3941,496 @@
         <w:rPr>
           <w:color w:val="1F4E79"/>
         </w:rPr>
-        <w:t xml:space="preserve">9.6. Top 10 Routes</w:t>
+        <w:t xml:space="preserve">a) Hourly Taxi Demand</w:t>
+      </w:r>
+    </w:p>
+    <w:p>
+      <w:pPr>
+        <w:spacing w:after="160"/>
+      </w:pPr>
+      <w:r>
+        <w:rPr>
+          <w:i/>
+          <w:iCs/>
+          <w:color w:val="595959"/>
+          <w:sz w:val="20"/>
+          <w:szCs w:val="20"/>
+        </w:rPr>
+        <w:t xml:space="preserve">Mapper: mappers/mapper_hourly.py   |   Reducer: reducers/reducer_hourly.py</w:t>
+      </w:r>
+    </w:p>
+    <w:p>
+      <w:pPr>
+        <w:pBdr>
+          <w:left w:val="single" w:color="B7472A" w:sz="12" w:space="8"/>
+        </w:pBdr>
+        <w:shd w:fill="F2F2F2" w:val="clear"/>
+        <w:spacing w:after="200"/>
+      </w:pPr>
+      <w:r>
+        <w:rPr>
+          <w:b/>
+          <w:bCs/>
+          <w:color w:val="B7472A"/>
+        </w:rPr>
+        <w:t xml:space="preserve">TODO: </w:t>
+      </w:r>
+      <w:r>
+        <w:rPr>
+          <w:i/>
+          <w:iCs/>
+          <w:color w:val="595959"/>
+        </w:rPr>
+        <w:t xml:space="preserve">In 2-4 sentences: describe what this mapper extracts from each line, what the reducer accumulates, and what one line of its final output means.</w:t>
+      </w:r>
+    </w:p>
+    <w:p>
+      <w:pPr>
+        <w:pStyle w:val="Heading2"/>
+        <w:spacing w:after="120" w:before="240"/>
+      </w:pPr>
+      <w:r>
+        <w:rPr>
+          <w:color w:val="1F4E79"/>
+        </w:rPr>
+        <w:t xml:space="preserve">b) Daily Demand</w:t>
+      </w:r>
+    </w:p>
+    <w:p>
+      <w:pPr>
+        <w:spacing w:after="160"/>
+      </w:pPr>
+      <w:r>
+        <w:rPr>
+          <w:i/>
+          <w:iCs/>
+          <w:color w:val="595959"/>
+          <w:sz w:val="20"/>
+          <w:szCs w:val="20"/>
+        </w:rPr>
+        <w:t xml:space="preserve">Mapper: mappers/mapper_daily.py   |   Reducer: reducers/reducer_daily.py</w:t>
+      </w:r>
+    </w:p>
+    <w:p>
+      <w:pPr>
+        <w:pBdr>
+          <w:left w:val="single" w:color="B7472A" w:sz="12" w:space="8"/>
+        </w:pBdr>
+        <w:shd w:fill="F2F2F2" w:val="clear"/>
+        <w:spacing w:after="200"/>
+      </w:pPr>
+      <w:r>
+        <w:rPr>
+          <w:b/>
+          <w:bCs/>
+          <w:color w:val="B7472A"/>
+        </w:rPr>
+        <w:t xml:space="preserve">TODO: </w:t>
+      </w:r>
+      <w:r>
+        <w:rPr>
+          <w:i/>
+          <w:iCs/>
+          <w:color w:val="595959"/>
+        </w:rPr>
+        <w:t xml:space="preserve">In 2-4 sentences: describe what this mapper extracts from each line, what the reducer accumulates, and what one line of its final output means.</w:t>
+      </w:r>
+    </w:p>
+    <w:p>
+      <w:pPr>
+        <w:pStyle w:val="Heading2"/>
+        <w:spacing w:after="120" w:before="240"/>
+      </w:pPr>
+      <w:r>
+        <w:rPr>
+          <w:color w:val="1F4E79"/>
+        </w:rPr>
+        <w:t xml:space="preserve">c) Pickup Location Analysis</w:t>
+      </w:r>
+    </w:p>
+    <w:p>
+      <w:pPr>
+        <w:spacing w:after="160"/>
+      </w:pPr>
+      <w:r>
+        <w:rPr>
+          <w:i/>
+          <w:iCs/>
+          <w:color w:val="595959"/>
+          <w:sz w:val="20"/>
+          <w:szCs w:val="20"/>
+        </w:rPr>
+        <w:t xml:space="preserve">Mapper: mappers/mapper_location.py   |   Reducer: reducers/reducer_location.py</w:t>
+      </w:r>
+    </w:p>
+    <w:p>
+      <w:pPr>
+        <w:pBdr>
+          <w:left w:val="single" w:color="B7472A" w:sz="12" w:space="8"/>
+        </w:pBdr>
+        <w:shd w:fill="F2F2F2" w:val="clear"/>
+        <w:spacing w:after="200"/>
+      </w:pPr>
+      <w:r>
+        <w:rPr>
+          <w:b/>
+          <w:bCs/>
+          <w:color w:val="B7472A"/>
+        </w:rPr>
+        <w:t xml:space="preserve">TODO: </w:t>
+      </w:r>
+      <w:r>
+        <w:rPr>
+          <w:i/>
+          <w:iCs/>
+          <w:color w:val="595959"/>
+        </w:rPr>
+        <w:t xml:space="preserve">In 2-4 sentences: describe what this mapper extracts from each line, what the reducer accumulates, and what one line of its final output means.</w:t>
+      </w:r>
+    </w:p>
+    <w:p>
+      <w:pPr>
+        <w:pStyle w:val="Heading2"/>
+        <w:spacing w:after="120" w:before="240"/>
+      </w:pPr>
+      <w:r>
+        <w:rPr>
+          <w:color w:val="1F4E79"/>
+        </w:rPr>
+        <w:t xml:space="preserve">d) Revenue by Pickup Location</w:t>
+      </w:r>
+    </w:p>
+    <w:p>
+      <w:pPr>
+        <w:spacing w:after="160"/>
+      </w:pPr>
+      <w:r>
+        <w:rPr>
+          <w:i/>
+          <w:iCs/>
+          <w:color w:val="595959"/>
+          <w:sz w:val="20"/>
+          <w:szCs w:val="20"/>
+        </w:rPr>
+        <w:t xml:space="preserve">Mapper: mappers/mapper_revenue.py   |   Reducer: reducers/reducer_revenue.py</w:t>
+      </w:r>
+    </w:p>
+    <w:p>
+      <w:pPr>
+        <w:pBdr>
+          <w:left w:val="single" w:color="B7472A" w:sz="12" w:space="8"/>
+        </w:pBdr>
+        <w:shd w:fill="F2F2F2" w:val="clear"/>
+        <w:spacing w:after="200"/>
+      </w:pPr>
+      <w:r>
+        <w:rPr>
+          <w:b/>
+          <w:bCs/>
+          <w:color w:val="B7472A"/>
+        </w:rPr>
+        <w:t xml:space="preserve">TODO: </w:t>
+      </w:r>
+      <w:r>
+        <w:rPr>
+          <w:i/>
+          <w:iCs/>
+          <w:color w:val="595959"/>
+        </w:rPr>
+        <w:t xml:space="preserve">In 2-4 sentences: describe what this mapper extracts from each line, what the reducer accumulates, and what one line of its final output means.</w:t>
+      </w:r>
+    </w:p>
+    <w:p>
+      <w:pPr>
+        <w:pStyle w:val="Heading2"/>
+        <w:spacing w:after="120" w:before="240"/>
+      </w:pPr>
+      <w:r>
+        <w:rPr>
+          <w:color w:val="1F4E79"/>
+        </w:rPr>
+        <w:t xml:space="preserve">e) Payment Method Analysis</w:t>
+      </w:r>
+    </w:p>
+    <w:p>
+      <w:pPr>
+        <w:spacing w:after="160"/>
+      </w:pPr>
+      <w:r>
+        <w:rPr>
+          <w:i/>
+          <w:iCs/>
+          <w:color w:val="595959"/>
+          <w:sz w:val="20"/>
+          <w:szCs w:val="20"/>
+        </w:rPr>
+        <w:t xml:space="preserve">Mapper: mappers/mapper_payment.py   |   Reducer: reducers/reducer_payment.py</w:t>
+      </w:r>
+    </w:p>
+    <w:p>
+      <w:pPr>
+        <w:pBdr>
+          <w:left w:val="single" w:color="B7472A" w:sz="12" w:space="8"/>
+        </w:pBdr>
+        <w:shd w:fill="F2F2F2" w:val="clear"/>
+        <w:spacing w:after="200"/>
+      </w:pPr>
+      <w:r>
+        <w:rPr>
+          <w:b/>
+          <w:bCs/>
+          <w:color w:val="B7472A"/>
+        </w:rPr>
+        <w:t xml:space="preserve">TODO: </w:t>
+      </w:r>
+      <w:r>
+        <w:rPr>
+          <w:i/>
+          <w:iCs/>
+          <w:color w:val="595959"/>
+        </w:rPr>
+        <w:t xml:space="preserve">In 2-4 sentences: describe what this mapper extracts from each line, what the reducer accumulates, and what one line of its final output means.</w:t>
+      </w:r>
+    </w:p>
+    <w:p>
+      <w:pPr>
+        <w:pStyle w:val="Heading2"/>
+        <w:spacing w:after="120" w:before="240"/>
+      </w:pPr>
+      <w:r>
+        <w:rPr>
+          <w:color w:val="1F4E79"/>
+        </w:rPr>
+        <w:t xml:space="preserve">f) Distance-Based Fare Analysis</w:t>
+      </w:r>
+    </w:p>
+    <w:p>
+      <w:pPr>
+        <w:spacing w:after="160"/>
+      </w:pPr>
+      <w:r>
+        <w:rPr>
+          <w:i/>
+          <w:iCs/>
+          <w:color w:val="595959"/>
+          <w:sz w:val="20"/>
+          <w:szCs w:val="20"/>
+        </w:rPr>
+        <w:t xml:space="preserve">Mapper: mappers/mapper_distance.py   |   Reducer: reducers/reducer_distance.py</w:t>
+      </w:r>
+    </w:p>
+    <w:p>
+      <w:pPr>
+        <w:pBdr>
+          <w:left w:val="single" w:color="B7472A" w:sz="12" w:space="8"/>
+        </w:pBdr>
+        <w:shd w:fill="F2F2F2" w:val="clear"/>
+        <w:spacing w:after="200"/>
+      </w:pPr>
+      <w:r>
+        <w:rPr>
+          <w:b/>
+          <w:bCs/>
+          <w:color w:val="B7472A"/>
+        </w:rPr>
+        <w:t xml:space="preserve">TODO: </w:t>
+      </w:r>
+      <w:r>
+        <w:rPr>
+          <w:i/>
+          <w:iCs/>
+          <w:color w:val="595959"/>
+        </w:rPr>
+        <w:t xml:space="preserve">In 2-4 sentences: describe what this mapper extracts from each line, what the reducer accumulates, and what one line of its final output means.</w:t>
+      </w:r>
+    </w:p>
+    <w:p>
+      <w:pPr>
+        <w:pStyle w:val="Heading2"/>
+        <w:spacing w:after="120" w:before="240"/>
+      </w:pPr>
+      <w:r>
+        <w:rPr>
+          <w:color w:val="1F4E79"/>
+        </w:rPr>
+        <w:t xml:space="preserve">g) Busiest Pickup-Drop-off Routes</w:t>
+      </w:r>
+    </w:p>
+    <w:p>
+      <w:pPr>
+        <w:spacing w:after="160"/>
+      </w:pPr>
+      <w:r>
+        <w:rPr>
+          <w:i/>
+          <w:iCs/>
+          <w:color w:val="595959"/>
+          <w:sz w:val="20"/>
+          <w:szCs w:val="20"/>
+        </w:rPr>
+        <w:t xml:space="preserve">Mapper: mappers/mapper_route.py   |   Reducer: reducers/reducer_route.py</w:t>
+      </w:r>
+    </w:p>
+    <w:p>
+      <w:pPr>
+        <w:pBdr>
+          <w:left w:val="single" w:color="B7472A" w:sz="12" w:space="8"/>
+        </w:pBdr>
+        <w:shd w:fill="F2F2F2" w:val="clear"/>
+        <w:spacing w:after="200"/>
+      </w:pPr>
+      <w:r>
+        <w:rPr>
+          <w:b/>
+          <w:bCs/>
+          <w:color w:val="B7472A"/>
+        </w:rPr>
+        <w:t xml:space="preserve">TODO: </w:t>
+      </w:r>
+      <w:r>
+        <w:rPr>
+          <w:i/>
+          <w:iCs/>
+          <w:color w:val="595959"/>
+        </w:rPr>
+        <w:t xml:space="preserve">In 2-4 sentences: describe what this mapper extracts from each line, what the reducer accumulates, and what one line of its final output means.</w:t>
+      </w:r>
+    </w:p>
+    <w:p>
+      <w:pPr>
+        <w:pStyle w:val="Heading2"/>
+        <w:spacing w:after="120" w:before="240"/>
+      </w:pPr>
+      <w:r>
+        <w:rPr>
+          <w:color w:val="1F4E79"/>
+        </w:rPr>
+        <w:t xml:space="preserve">h) Trip Duration Analysis</w:t>
+      </w:r>
+    </w:p>
+    <w:p>
+      <w:pPr>
+        <w:spacing w:after="160"/>
+      </w:pPr>
+      <w:r>
+        <w:rPr>
+          <w:i/>
+          <w:iCs/>
+          <w:color w:val="595959"/>
+          <w:sz w:val="20"/>
+          <w:szCs w:val="20"/>
+        </w:rPr>
+        <w:t xml:space="preserve">Mapper: mappers/mapper_duration.py   |   Reducer: reducers/reducer_duration.py</w:t>
+      </w:r>
+    </w:p>
+    <w:p>
+      <w:pPr>
+        <w:pBdr>
+          <w:left w:val="single" w:color="B7472A" w:sz="12" w:space="8"/>
+        </w:pBdr>
+        <w:shd w:fill="F2F2F2" w:val="clear"/>
+        <w:spacing w:after="200"/>
+      </w:pPr>
+      <w:r>
+        <w:rPr>
+          <w:b/>
+          <w:bCs/>
+          <w:color w:val="B7472A"/>
+        </w:rPr>
+        <w:t xml:space="preserve">TODO: </w:t>
+      </w:r>
+      <w:r>
+        <w:rPr>
+          <w:i/>
+          <w:iCs/>
+          <w:color w:val="595959"/>
+        </w:rPr>
+        <w:t xml:space="preserve">In 2-4 sentences: describe what this mapper extracts from each line, what the reducer accumulates, and what one line of its final output means.</w:t>
+      </w:r>
+    </w:p>
+    <w:p>
+      <w:pPr>
+        <w:pStyle w:val="Heading2"/>
+        <w:spacing w:after="120" w:before="240"/>
+      </w:pPr>
+      <w:r>
+        <w:rPr>
+          <w:color w:val="1F4E79"/>
+        </w:rPr>
+        <w:t xml:space="preserve">i) Anomaly Detection</w:t>
+      </w:r>
+    </w:p>
+    <w:p>
+      <w:pPr>
+        <w:spacing w:after="160"/>
+      </w:pPr>
+      <w:r>
+        <w:rPr>
+          <w:i/>
+          <w:iCs/>
+          <w:color w:val="595959"/>
+          <w:sz w:val="20"/>
+          <w:szCs w:val="20"/>
+        </w:rPr>
+        <w:t xml:space="preserve">Mapper: mappers/mapper_anomaly.py   |   Reducer: reducers/reducer_anomaly.py</w:t>
+      </w:r>
+    </w:p>
+    <w:p>
+      <w:pPr>
+        <w:pBdr>
+          <w:left w:val="single" w:color="B7472A" w:sz="12" w:space="8"/>
+        </w:pBdr>
+        <w:shd w:fill="F2F2F2" w:val="clear"/>
+        <w:spacing w:after="200"/>
+      </w:pPr>
+      <w:r>
+        <w:rPr>
+          <w:b/>
+          <w:bCs/>
+          <w:color w:val="B7472A"/>
+        </w:rPr>
+        <w:t xml:space="preserve">TODO: </w:t>
+      </w:r>
+      <w:r>
+        <w:rPr>
+          <w:i/>
+          <w:iCs/>
+          <w:color w:val="595959"/>
+        </w:rPr>
+        <w:t xml:space="preserve">In 2-4 sentences: describe what this mapper extracts from each line, what the reducer accumulates, and what one line of its final output means.</w:t>
+      </w:r>
+    </w:p>
+    <w:p>
+      <w:pPr>
+        <w:pStyle w:val="Heading1"/>
+        <w:pageBreakBefore/>
+        <w:spacing w:after="200" w:before="0"/>
+      </w:pPr>
+      <w:r>
+        <w:rPr>
+          <w:color w:val="1F4E79"/>
+        </w:rPr>
+        <w:t xml:space="preserve">9. Analytical Results</w:t>
+      </w:r>
+    </w:p>
+    <w:p>
+      <w:pPr>
+        <w:spacing w:after="160"/>
+      </w:pPr>
+      <w:r>
+        <w:t xml:space="preserve">Charts below are real output from scripts/visualize.py, run on this project's own reducer results for the full January-March 2026 dataset (10,448,162 cleaned trips).</w:t>
+      </w:r>
+    </w:p>
+    <w:p>
+      <w:pPr>
+        <w:pStyle w:val="Heading2"/>
+        <w:spacing w:after="120" w:before="240"/>
+      </w:pPr>
+      <w:r>
+        <w:rPr>
+          <w:color w:val="1F4E79"/>
+        </w:rPr>
+        <w:t xml:space="preserve">9.1. Trips by Hour</w:t>
       </w:r>
     </w:p>
     <w:p>
@@ -4840,7 +4441,7 @@
       <w:r>
         <w:drawing>
           <wp:inline distT="0" distB="0" distL="0" distR="0">
-            <wp:extent cx="5715000" cy="3171825"/>
+            <wp:extent cx="5715000" cy="2857500"/>
             <wp:effectExtent t="0" r="0" b="0" l="0"/>
             <wp:docPr id="1" name="" descr="" title=""/>
             <wp:cNvGraphicFramePr>
@@ -4865,7 +4466,7 @@
                   <pic:spPr bwMode="auto">
                     <a:xfrm>
                       <a:off x="0" y="0"/>
-                      <a:ext cx="5715000" cy="3171825"/>
+                      <a:ext cx="5715000" cy="2857500"/>
                     </a:xfrm>
                     <a:prstGeom prst="rect">
                       <a:avLst/>
@@ -4887,7 +4488,7 @@
           <w:sz w:val="20"/>
           <w:szCs w:val="20"/>
         </w:rPr>
-        <w:t xml:space="preserve">Most frequent route: zone 237 -&gt; 236 (68,097 trips), followed by 236 -&gt; 237 (58,500 — essentially the same corridor in reverse). By total revenue the ranking is entirely different (table below) — only one route (237 -&gt; 236) appears in both top-10 lists.</w:t>
+        <w:t xml:space="preserve">Busiest hour: 18:00 (693,357 trips). Least-busy hour: 04:00 (88,983 trips) — demand at 18:00 is roughly 7.8x demand at 04:00.</w:t>
       </w:r>
     </w:p>
     <w:p>
@@ -4912,709 +4513,8 @@
           <w:iCs/>
           <w:color w:val="595959"/>
         </w:rPr>
-        <w:t xml:space="preserve">State explicitly: the most frequent routes and the most profitable routes are two different lists here — short, high-volume routes between zones 236/237/161 (Manhattan) drive trip count, while low-volume, very-high-fare routes to/from zone 132 (JFK Airport) drive revenue per trip.</w:t>
-      </w:r>
-    </w:p>
-    <w:p>
-      <w:pPr>
-        <w:spacing w:after="160"/>
-      </w:pPr>
-      <w:r>
-        <w:rPr>
-          <w:sz w:val="20"/>
-          <w:szCs w:val="20"/>
-        </w:rPr>
-        <w:t xml:space="preserve">Top 10 routes by total revenue, for comparison against the trip-count ranking above:</w:t>
-      </w:r>
-    </w:p>
-    <w:tbl>
-      <w:tblPr>
-        <w:tblW w:type="dxa" w:w="9360"/>
-        <w:tblBorders>
-          <w:top w:val="single" w:color="auto" w:sz="4"/>
-          <w:left w:val="single" w:color="auto" w:sz="4"/>
-          <w:bottom w:val="single" w:color="auto" w:sz="4"/>
-          <w:right w:val="single" w:color="auto" w:sz="4"/>
-          <w:insideH w:val="single" w:color="auto" w:sz="4"/>
-          <w:insideV w:val="single" w:color="auto" w:sz="4"/>
-        </w:tblBorders>
-      </w:tblPr>
-      <w:tblGrid>
-        <w:gridCol w:w="4680"/>
-        <w:gridCol w:w="4680"/>
-      </w:tblGrid>
-      <w:tr>
-        <w:trPr>
-          <w:tblHeader/>
-        </w:trPr>
-        <w:tc>
-          <w:tcPr>
-            <w:tcW w:type="dxa" w:w="4680"/>
-            <w:tcBorders>
-              <w:top w:val="single" w:color="BFBFBF" w:sz="2"/>
-              <w:left w:val="single" w:color="BFBFBF" w:sz="2"/>
-              <w:bottom w:val="single" w:color="BFBFBF" w:sz="2"/>
-              <w:right w:val="single" w:color="BFBFBF" w:sz="2"/>
-            </w:tcBorders>
-            <w:shd w:fill="1F4E79" w:val="clear"/>
-            <w:tcMar>
-              <w:top w:type="dxa" w:w="100"/>
-              <w:left w:type="dxa" w:w="120"/>
-              <w:bottom w:type="dxa" w:w="100"/>
-              <w:right w:type="dxa" w:w="120"/>
-            </w:tcMar>
-            <w:vAlign w:val="center"/>
-          </w:tcPr>
-          <w:p>
-            <w:r>
-              <w:rPr>
-                <w:b/>
-                <w:bCs/>
-                <w:color w:val="FFFFFF"/>
-                <w:sz w:val="20"/>
-                <w:szCs w:val="20"/>
-              </w:rPr>
-              <w:t xml:space="preserve">Route (PULocationID → DOLocationID)</w:t>
-            </w:r>
-          </w:p>
-        </w:tc>
-        <w:tc>
-          <w:tcPr>
-            <w:tcW w:type="dxa" w:w="4680"/>
-            <w:tcBorders>
-              <w:top w:val="single" w:color="BFBFBF" w:sz="2"/>
-              <w:left w:val="single" w:color="BFBFBF" w:sz="2"/>
-              <w:bottom w:val="single" w:color="BFBFBF" w:sz="2"/>
-              <w:right w:val="single" w:color="BFBFBF" w:sz="2"/>
-            </w:tcBorders>
-            <w:shd w:fill="1F4E79" w:val="clear"/>
-            <w:tcMar>
-              <w:top w:type="dxa" w:w="100"/>
-              <w:left w:type="dxa" w:w="120"/>
-              <w:bottom w:type="dxa" w:w="100"/>
-              <w:right w:type="dxa" w:w="120"/>
-            </w:tcMar>
-            <w:vAlign w:val="center"/>
-          </w:tcPr>
-          <w:p>
-            <w:r>
-              <w:rPr>
-                <w:b/>
-                <w:bCs/>
-                <w:color w:val="FFFFFF"/>
-                <w:sz w:val="20"/>
-                <w:szCs w:val="20"/>
-              </w:rPr>
-              <w:t xml:space="preserve">Total Revenue</w:t>
-            </w:r>
-          </w:p>
-        </w:tc>
-      </w:tr>
-      <w:tr>
-        <w:tc>
-          <w:tcPr>
-            <w:tcW w:type="dxa" w:w="4680"/>
-            <w:tcBorders>
-              <w:top w:val="single" w:color="BFBFBF" w:sz="2"/>
-              <w:left w:val="single" w:color="BFBFBF" w:sz="2"/>
-              <w:bottom w:val="single" w:color="BFBFBF" w:sz="2"/>
-              <w:right w:val="single" w:color="BFBFBF" w:sz="2"/>
-            </w:tcBorders>
-            <w:tcMar>
-              <w:top w:type="dxa" w:w="100"/>
-              <w:left w:type="dxa" w:w="120"/>
-              <w:bottom w:type="dxa" w:w="100"/>
-              <w:right w:type="dxa" w:w="120"/>
-            </w:tcMar>
-            <w:vAlign w:val="center"/>
-          </w:tcPr>
-          <w:p>
-            <w:r>
-              <w:rPr>
-                <w:i w:val="false"/>
-                <w:iCs w:val="false"/>
-                <w:sz w:val="20"/>
-                <w:szCs w:val="20"/>
-              </w:rPr>
-              <w:t xml:space="preserve">132 → 265</w:t>
-            </w:r>
-          </w:p>
-        </w:tc>
-        <w:tc>
-          <w:tcPr>
-            <w:tcW w:type="dxa" w:w="4680"/>
-            <w:tcBorders>
-              <w:top w:val="single" w:color="BFBFBF" w:sz="2"/>
-              <w:left w:val="single" w:color="BFBFBF" w:sz="2"/>
-              <w:bottom w:val="single" w:color="BFBFBF" w:sz="2"/>
-              <w:right w:val="single" w:color="BFBFBF" w:sz="2"/>
-            </w:tcBorders>
-            <w:tcMar>
-              <w:top w:type="dxa" w:w="100"/>
-              <w:left w:type="dxa" w:w="120"/>
-              <w:bottom w:type="dxa" w:w="100"/>
-              <w:right w:type="dxa" w:w="120"/>
-            </w:tcMar>
-            <w:vAlign w:val="center"/>
-          </w:tcPr>
-          <w:p>
-            <w:r>
-              <w:rPr>
-                <w:i w:val="false"/>
-                <w:iCs w:val="false"/>
-                <w:sz w:val="20"/>
-                <w:szCs w:val="20"/>
-              </w:rPr>
-              <w:t xml:space="preserve">$2,400,977.10</w:t>
-            </w:r>
-          </w:p>
-        </w:tc>
-      </w:tr>
-      <w:tr>
-        <w:tc>
-          <w:tcPr>
-            <w:tcW w:type="dxa" w:w="4680"/>
-            <w:tcBorders>
-              <w:top w:val="single" w:color="BFBFBF" w:sz="2"/>
-              <w:left w:val="single" w:color="BFBFBF" w:sz="2"/>
-              <w:bottom w:val="single" w:color="BFBFBF" w:sz="2"/>
-              <w:right w:val="single" w:color="BFBFBF" w:sz="2"/>
-            </w:tcBorders>
-            <w:tcMar>
-              <w:top w:type="dxa" w:w="100"/>
-              <w:left w:type="dxa" w:w="120"/>
-              <w:bottom w:type="dxa" w:w="100"/>
-              <w:right w:type="dxa" w:w="120"/>
-            </w:tcMar>
-            <w:vAlign w:val="center"/>
-          </w:tcPr>
-          <w:p>
-            <w:r>
-              <w:rPr>
-                <w:i w:val="false"/>
-                <w:iCs w:val="false"/>
-                <w:sz w:val="20"/>
-                <w:szCs w:val="20"/>
-              </w:rPr>
-              <w:t xml:space="preserve">132 → 230</w:t>
-            </w:r>
-          </w:p>
-        </w:tc>
-        <w:tc>
-          <w:tcPr>
-            <w:tcW w:type="dxa" w:w="4680"/>
-            <w:tcBorders>
-              <w:top w:val="single" w:color="BFBFBF" w:sz="2"/>
-              <w:left w:val="single" w:color="BFBFBF" w:sz="2"/>
-              <w:bottom w:val="single" w:color="BFBFBF" w:sz="2"/>
-              <w:right w:val="single" w:color="BFBFBF" w:sz="2"/>
-            </w:tcBorders>
-            <w:tcMar>
-              <w:top w:type="dxa" w:w="100"/>
-              <w:left w:type="dxa" w:w="120"/>
-              <w:bottom w:type="dxa" w:w="100"/>
-              <w:right w:type="dxa" w:w="120"/>
-            </w:tcMar>
-            <w:vAlign w:val="center"/>
-          </w:tcPr>
-          <w:p>
-            <w:r>
-              <w:rPr>
-                <w:i w:val="false"/>
-                <w:iCs w:val="false"/>
-                <w:sz w:val="20"/>
-                <w:szCs w:val="20"/>
-              </w:rPr>
-              <w:t xml:space="preserve">$1,425,547.12</w:t>
-            </w:r>
-          </w:p>
-        </w:tc>
-      </w:tr>
-      <w:tr>
-        <w:tc>
-          <w:tcPr>
-            <w:tcW w:type="dxa" w:w="4680"/>
-            <w:tcBorders>
-              <w:top w:val="single" w:color="BFBFBF" w:sz="2"/>
-              <w:left w:val="single" w:color="BFBFBF" w:sz="2"/>
-              <w:bottom w:val="single" w:color="BFBFBF" w:sz="2"/>
-              <w:right w:val="single" w:color="BFBFBF" w:sz="2"/>
-            </w:tcBorders>
-            <w:tcMar>
-              <w:top w:type="dxa" w:w="100"/>
-              <w:left w:type="dxa" w:w="120"/>
-              <w:bottom w:type="dxa" w:w="100"/>
-              <w:right w:type="dxa" w:w="120"/>
-            </w:tcMar>
-            <w:vAlign w:val="center"/>
-          </w:tcPr>
-          <w:p>
-            <w:r>
-              <w:rPr>
-                <w:i w:val="false"/>
-                <w:iCs w:val="false"/>
-                <w:sz w:val="20"/>
-                <w:szCs w:val="20"/>
-              </w:rPr>
-              <w:t xml:space="preserve">237 → 236</w:t>
-            </w:r>
-          </w:p>
-        </w:tc>
-        <w:tc>
-          <w:tcPr>
-            <w:tcW w:type="dxa" w:w="4680"/>
-            <w:tcBorders>
-              <w:top w:val="single" w:color="BFBFBF" w:sz="2"/>
-              <w:left w:val="single" w:color="BFBFBF" w:sz="2"/>
-              <w:bottom w:val="single" w:color="BFBFBF" w:sz="2"/>
-              <w:right w:val="single" w:color="BFBFBF" w:sz="2"/>
-            </w:tcBorders>
-            <w:tcMar>
-              <w:top w:type="dxa" w:w="100"/>
-              <w:left w:type="dxa" w:w="120"/>
-              <w:bottom w:type="dxa" w:w="100"/>
-              <w:right w:type="dxa" w:w="120"/>
-            </w:tcMar>
-            <w:vAlign w:val="center"/>
-          </w:tcPr>
-          <w:p>
-            <w:r>
-              <w:rPr>
-                <w:i w:val="false"/>
-                <w:iCs w:val="false"/>
-                <w:sz w:val="20"/>
-                <w:szCs w:val="20"/>
-              </w:rPr>
-              <w:t xml:space="preserve">$1,101,590.57</w:t>
-            </w:r>
-          </w:p>
-        </w:tc>
-      </w:tr>
-      <w:tr>
-        <w:tc>
-          <w:tcPr>
-            <w:tcW w:type="dxa" w:w="4680"/>
-            <w:tcBorders>
-              <w:top w:val="single" w:color="BFBFBF" w:sz="2"/>
-              <w:left w:val="single" w:color="BFBFBF" w:sz="2"/>
-              <w:bottom w:val="single" w:color="BFBFBF" w:sz="2"/>
-              <w:right w:val="single" w:color="BFBFBF" w:sz="2"/>
-            </w:tcBorders>
-            <w:tcMar>
-              <w:top w:type="dxa" w:w="100"/>
-              <w:left w:type="dxa" w:w="120"/>
-              <w:bottom w:type="dxa" w:w="100"/>
-              <w:right w:type="dxa" w:w="120"/>
-            </w:tcMar>
-            <w:vAlign w:val="center"/>
-          </w:tcPr>
-          <w:p>
-            <w:r>
-              <w:rPr>
-                <w:i w:val="false"/>
-                <w:iCs w:val="false"/>
-                <w:sz w:val="20"/>
-                <w:szCs w:val="20"/>
-              </w:rPr>
-              <w:t xml:space="preserve">138 → 230</w:t>
-            </w:r>
-          </w:p>
-        </w:tc>
-        <w:tc>
-          <w:tcPr>
-            <w:tcW w:type="dxa" w:w="4680"/>
-            <w:tcBorders>
-              <w:top w:val="single" w:color="BFBFBF" w:sz="2"/>
-              <w:left w:val="single" w:color="BFBFBF" w:sz="2"/>
-              <w:bottom w:val="single" w:color="BFBFBF" w:sz="2"/>
-              <w:right w:val="single" w:color="BFBFBF" w:sz="2"/>
-            </w:tcBorders>
-            <w:tcMar>
-              <w:top w:type="dxa" w:w="100"/>
-              <w:left w:type="dxa" w:w="120"/>
-              <w:bottom w:type="dxa" w:w="100"/>
-              <w:right w:type="dxa" w:w="120"/>
-            </w:tcMar>
-            <w:vAlign w:val="center"/>
-          </w:tcPr>
-          <w:p>
-            <w:r>
-              <w:rPr>
-                <w:i w:val="false"/>
-                <w:iCs w:val="false"/>
-                <w:sz w:val="20"/>
-                <w:szCs w:val="20"/>
-              </w:rPr>
-              <w:t xml:space="preserve">$1,089,977.64</w:t>
-            </w:r>
-          </w:p>
-        </w:tc>
-      </w:tr>
-      <w:tr>
-        <w:tc>
-          <w:tcPr>
-            <w:tcW w:type="dxa" w:w="4680"/>
-            <w:tcBorders>
-              <w:top w:val="single" w:color="BFBFBF" w:sz="2"/>
-              <w:left w:val="single" w:color="BFBFBF" w:sz="2"/>
-              <w:bottom w:val="single" w:color="BFBFBF" w:sz="2"/>
-              <w:right w:val="single" w:color="BFBFBF" w:sz="2"/>
-            </w:tcBorders>
-            <w:tcMar>
-              <w:top w:type="dxa" w:w="100"/>
-              <w:left w:type="dxa" w:w="120"/>
-              <w:bottom w:type="dxa" w:w="100"/>
-              <w:right w:type="dxa" w:w="120"/>
-            </w:tcMar>
-            <w:vAlign w:val="center"/>
-          </w:tcPr>
-          <w:p>
-            <w:r>
-              <w:rPr>
-                <w:i w:val="false"/>
-                <w:iCs w:val="false"/>
-                <w:sz w:val="20"/>
-                <w:szCs w:val="20"/>
-              </w:rPr>
-              <w:t xml:space="preserve">236 → 237</w:t>
-            </w:r>
-          </w:p>
-        </w:tc>
-        <w:tc>
-          <w:tcPr>
-            <w:tcW w:type="dxa" w:w="4680"/>
-            <w:tcBorders>
-              <w:top w:val="single" w:color="BFBFBF" w:sz="2"/>
-              <w:left w:val="single" w:color="BFBFBF" w:sz="2"/>
-              <w:bottom w:val="single" w:color="BFBFBF" w:sz="2"/>
-              <w:right w:val="single" w:color="BFBFBF" w:sz="2"/>
-            </w:tcBorders>
-            <w:tcMar>
-              <w:top w:type="dxa" w:w="100"/>
-              <w:left w:type="dxa" w:w="120"/>
-              <w:bottom w:type="dxa" w:w="100"/>
-              <w:right w:type="dxa" w:w="120"/>
-            </w:tcMar>
-            <w:vAlign w:val="center"/>
-          </w:tcPr>
-          <w:p>
-            <w:r>
-              <w:rPr>
-                <w:i w:val="false"/>
-                <w:iCs w:val="false"/>
-                <w:sz w:val="20"/>
-                <w:szCs w:val="20"/>
-              </w:rPr>
-              <w:t xml:space="preserve">$984,825.01</w:t>
-            </w:r>
-          </w:p>
-        </w:tc>
-      </w:tr>
-      <w:tr>
-        <w:tc>
-          <w:tcPr>
-            <w:tcW w:type="dxa" w:w="4680"/>
-            <w:tcBorders>
-              <w:top w:val="single" w:color="BFBFBF" w:sz="2"/>
-              <w:left w:val="single" w:color="BFBFBF" w:sz="2"/>
-              <w:bottom w:val="single" w:color="BFBFBF" w:sz="2"/>
-              <w:right w:val="single" w:color="BFBFBF" w:sz="2"/>
-            </w:tcBorders>
-            <w:tcMar>
-              <w:top w:type="dxa" w:w="100"/>
-              <w:left w:type="dxa" w:w="120"/>
-              <w:bottom w:type="dxa" w:w="100"/>
-              <w:right w:type="dxa" w:w="120"/>
-            </w:tcMar>
-            <w:vAlign w:val="center"/>
-          </w:tcPr>
-          <w:p>
-            <w:r>
-              <w:rPr>
-                <w:i w:val="false"/>
-                <w:iCs w:val="false"/>
-                <w:sz w:val="20"/>
-                <w:szCs w:val="20"/>
-              </w:rPr>
-              <w:t xml:space="preserve">132 → 164</w:t>
-            </w:r>
-          </w:p>
-        </w:tc>
-        <w:tc>
-          <w:tcPr>
-            <w:tcW w:type="dxa" w:w="4680"/>
-            <w:tcBorders>
-              <w:top w:val="single" w:color="BFBFBF" w:sz="2"/>
-              <w:left w:val="single" w:color="BFBFBF" w:sz="2"/>
-              <w:bottom w:val="single" w:color="BFBFBF" w:sz="2"/>
-              <w:right w:val="single" w:color="BFBFBF" w:sz="2"/>
-            </w:tcBorders>
-            <w:tcMar>
-              <w:top w:type="dxa" w:w="100"/>
-              <w:left w:type="dxa" w:w="120"/>
-              <w:bottom w:type="dxa" w:w="100"/>
-              <w:right w:type="dxa" w:w="120"/>
-            </w:tcMar>
-            <w:vAlign w:val="center"/>
-          </w:tcPr>
-          <w:p>
-            <w:r>
-              <w:rPr>
-                <w:i w:val="false"/>
-                <w:iCs w:val="false"/>
-                <w:sz w:val="20"/>
-                <w:szCs w:val="20"/>
-              </w:rPr>
-              <w:t xml:space="preserve">$778,825.01</w:t>
-            </w:r>
-          </w:p>
-        </w:tc>
-      </w:tr>
-      <w:tr>
-        <w:tc>
-          <w:tcPr>
-            <w:tcW w:type="dxa" w:w="4680"/>
-            <w:tcBorders>
-              <w:top w:val="single" w:color="BFBFBF" w:sz="2"/>
-              <w:left w:val="single" w:color="BFBFBF" w:sz="2"/>
-              <w:bottom w:val="single" w:color="BFBFBF" w:sz="2"/>
-              <w:right w:val="single" w:color="BFBFBF" w:sz="2"/>
-            </w:tcBorders>
-            <w:tcMar>
-              <w:top w:type="dxa" w:w="100"/>
-              <w:left w:type="dxa" w:w="120"/>
-              <w:bottom w:type="dxa" w:w="100"/>
-              <w:right w:type="dxa" w:w="120"/>
-            </w:tcMar>
-            <w:vAlign w:val="center"/>
-          </w:tcPr>
-          <w:p>
-            <w:r>
-              <w:rPr>
-                <w:i w:val="false"/>
-                <w:iCs w:val="false"/>
-                <w:sz w:val="20"/>
-                <w:szCs w:val="20"/>
-              </w:rPr>
-              <w:t xml:space="preserve">132 → 48</w:t>
-            </w:r>
-          </w:p>
-        </w:tc>
-        <w:tc>
-          <w:tcPr>
-            <w:tcW w:type="dxa" w:w="4680"/>
-            <w:tcBorders>
-              <w:top w:val="single" w:color="BFBFBF" w:sz="2"/>
-              <w:left w:val="single" w:color="BFBFBF" w:sz="2"/>
-              <w:bottom w:val="single" w:color="BFBFBF" w:sz="2"/>
-              <w:right w:val="single" w:color="BFBFBF" w:sz="2"/>
-            </w:tcBorders>
-            <w:tcMar>
-              <w:top w:type="dxa" w:w="100"/>
-              <w:left w:type="dxa" w:w="120"/>
-              <w:bottom w:type="dxa" w:w="100"/>
-              <w:right w:type="dxa" w:w="120"/>
-            </w:tcMar>
-            <w:vAlign w:val="center"/>
-          </w:tcPr>
-          <w:p>
-            <w:r>
-              <w:rPr>
-                <w:i w:val="false"/>
-                <w:iCs w:val="false"/>
-                <w:sz w:val="20"/>
-                <w:szCs w:val="20"/>
-              </w:rPr>
-              <w:t xml:space="preserve">$693,817.23</w:t>
-            </w:r>
-          </w:p>
-        </w:tc>
-      </w:tr>
-      <w:tr>
-        <w:tc>
-          <w:tcPr>
-            <w:tcW w:type="dxa" w:w="4680"/>
-            <w:tcBorders>
-              <w:top w:val="single" w:color="BFBFBF" w:sz="2"/>
-              <w:left w:val="single" w:color="BFBFBF" w:sz="2"/>
-              <w:bottom w:val="single" w:color="BFBFBF" w:sz="2"/>
-              <w:right w:val="single" w:color="BFBFBF" w:sz="2"/>
-            </w:tcBorders>
-            <w:tcMar>
-              <w:top w:type="dxa" w:w="100"/>
-              <w:left w:type="dxa" w:w="120"/>
-              <w:bottom w:type="dxa" w:w="100"/>
-              <w:right w:type="dxa" w:w="120"/>
-            </w:tcMar>
-            <w:vAlign w:val="center"/>
-          </w:tcPr>
-          <w:p>
-            <w:r>
-              <w:rPr>
-                <w:i w:val="false"/>
-                <w:iCs w:val="false"/>
-                <w:sz w:val="20"/>
-                <w:szCs w:val="20"/>
-              </w:rPr>
-              <w:t xml:space="preserve">138 → 161</w:t>
-            </w:r>
-          </w:p>
-        </w:tc>
-        <w:tc>
-          <w:tcPr>
-            <w:tcW w:type="dxa" w:w="4680"/>
-            <w:tcBorders>
-              <w:top w:val="single" w:color="BFBFBF" w:sz="2"/>
-              <w:left w:val="single" w:color="BFBFBF" w:sz="2"/>
-              <w:bottom w:val="single" w:color="BFBFBF" w:sz="2"/>
-              <w:right w:val="single" w:color="BFBFBF" w:sz="2"/>
-            </w:tcBorders>
-            <w:tcMar>
-              <w:top w:type="dxa" w:w="100"/>
-              <w:left w:type="dxa" w:w="120"/>
-              <w:bottom w:type="dxa" w:w="100"/>
-              <w:right w:type="dxa" w:w="120"/>
-            </w:tcMar>
-            <w:vAlign w:val="center"/>
-          </w:tcPr>
-          <w:p>
-            <w:r>
-              <w:rPr>
-                <w:i w:val="false"/>
-                <w:iCs w:val="false"/>
-                <w:sz w:val="20"/>
-                <w:szCs w:val="20"/>
-              </w:rPr>
-              <w:t xml:space="preserve">$678,313.66</w:t>
-            </w:r>
-          </w:p>
-        </w:tc>
-      </w:tr>
-      <w:tr>
-        <w:tc>
-          <w:tcPr>
-            <w:tcW w:type="dxa" w:w="4680"/>
-            <w:tcBorders>
-              <w:top w:val="single" w:color="BFBFBF" w:sz="2"/>
-              <w:left w:val="single" w:color="BFBFBF" w:sz="2"/>
-              <w:bottom w:val="single" w:color="BFBFBF" w:sz="2"/>
-              <w:right w:val="single" w:color="BFBFBF" w:sz="2"/>
-            </w:tcBorders>
-            <w:tcMar>
-              <w:top w:type="dxa" w:w="100"/>
-              <w:left w:type="dxa" w:w="120"/>
-              <w:bottom w:type="dxa" w:w="100"/>
-              <w:right w:type="dxa" w:w="120"/>
-            </w:tcMar>
-            <w:vAlign w:val="center"/>
-          </w:tcPr>
-          <w:p>
-            <w:r>
-              <w:rPr>
-                <w:i w:val="false"/>
-                <w:iCs w:val="false"/>
-                <w:sz w:val="20"/>
-                <w:szCs w:val="20"/>
-              </w:rPr>
-              <w:t xml:space="preserve">230 → 138</w:t>
-            </w:r>
-          </w:p>
-        </w:tc>
-        <w:tc>
-          <w:tcPr>
-            <w:tcW w:type="dxa" w:w="4680"/>
-            <w:tcBorders>
-              <w:top w:val="single" w:color="BFBFBF" w:sz="2"/>
-              <w:left w:val="single" w:color="BFBFBF" w:sz="2"/>
-              <w:bottom w:val="single" w:color="BFBFBF" w:sz="2"/>
-              <w:right w:val="single" w:color="BFBFBF" w:sz="2"/>
-            </w:tcBorders>
-            <w:tcMar>
-              <w:top w:type="dxa" w:w="100"/>
-              <w:left w:type="dxa" w:w="120"/>
-              <w:bottom w:type="dxa" w:w="100"/>
-              <w:right w:type="dxa" w:w="120"/>
-            </w:tcMar>
-            <w:vAlign w:val="center"/>
-          </w:tcPr>
-          <w:p>
-            <w:r>
-              <w:rPr>
-                <w:i w:val="false"/>
-                <w:iCs w:val="false"/>
-                <w:sz w:val="20"/>
-                <w:szCs w:val="20"/>
-              </w:rPr>
-              <w:t xml:space="preserve">$647,191.13</w:t>
-            </w:r>
-          </w:p>
-        </w:tc>
-      </w:tr>
-      <w:tr>
-        <w:tc>
-          <w:tcPr>
-            <w:tcW w:type="dxa" w:w="4680"/>
-            <w:tcBorders>
-              <w:top w:val="single" w:color="BFBFBF" w:sz="2"/>
-              <w:left w:val="single" w:color="BFBFBF" w:sz="2"/>
-              <w:bottom w:val="single" w:color="BFBFBF" w:sz="2"/>
-              <w:right w:val="single" w:color="BFBFBF" w:sz="2"/>
-            </w:tcBorders>
-            <w:tcMar>
-              <w:top w:type="dxa" w:w="100"/>
-              <w:left w:type="dxa" w:w="120"/>
-              <w:bottom w:type="dxa" w:w="100"/>
-              <w:right w:type="dxa" w:w="120"/>
-            </w:tcMar>
-            <w:vAlign w:val="center"/>
-          </w:tcPr>
-          <w:p>
-            <w:r>
-              <w:rPr>
-                <w:i w:val="false"/>
-                <w:iCs w:val="false"/>
-                <w:sz w:val="20"/>
-                <w:szCs w:val="20"/>
-              </w:rPr>
-              <w:t xml:space="preserve">237 → 237</w:t>
-            </w:r>
-          </w:p>
-        </w:tc>
-        <w:tc>
-          <w:tcPr>
-            <w:tcW w:type="dxa" w:w="4680"/>
-            <w:tcBorders>
-              <w:top w:val="single" w:color="BFBFBF" w:sz="2"/>
-              <w:left w:val="single" w:color="BFBFBF" w:sz="2"/>
-              <w:bottom w:val="single" w:color="BFBFBF" w:sz="2"/>
-              <w:right w:val="single" w:color="BFBFBF" w:sz="2"/>
-            </w:tcBorders>
-            <w:tcMar>
-              <w:top w:type="dxa" w:w="100"/>
-              <w:left w:type="dxa" w:w="120"/>
-              <w:bottom w:type="dxa" w:w="100"/>
-              <w:right w:type="dxa" w:w="120"/>
-            </w:tcMar>
-            <w:vAlign w:val="center"/>
-          </w:tcPr>
-          <w:p>
-            <w:r>
-              <w:rPr>
-                <w:i w:val="false"/>
-                <w:iCs w:val="false"/>
-                <w:sz w:val="20"/>
-                <w:szCs w:val="20"/>
-              </w:rPr>
-              <w:t xml:space="preserve">$639,170.30</w:t>
-            </w:r>
-          </w:p>
-        </w:tc>
-      </w:tr>
-    </w:tbl>
-    <w:p>
-      <w:pPr>
-        <w:spacing w:after="160"/>
-      </w:pPr>
+        <w:t xml:space="preserve">Add a plausible reason for this shape (e.g. evening commute + dinner/social trips peaking around 18:00, versus an overnight lull when most of the city is asleep).</w:t>
+      </w:r>
     </w:p>
     <w:p>
       <w:pPr>
@@ -5625,7 +4525,7 @@
         <w:rPr>
           <w:color w:val="1F4E79"/>
         </w:rPr>
-        <w:t xml:space="preserve">9.7. Average Fare vs Distance Category</w:t>
+        <w:t xml:space="preserve">9.2. Trips by Day of Week</w:t>
       </w:r>
     </w:p>
     <w:p>
@@ -5683,6 +4583,1182 @@
           <w:sz w:val="20"/>
           <w:szCs w:val="20"/>
         </w:rPr>
+        <w:t xml:space="preserve">Busiest day: Saturday (1,720,007 trips). Least-busy day: Monday (1,178,931 trips). Weekday (Mon-Fri) total is 7,378,572 trips across 5 days (avg 1,475,714/day); weekend (Sat-Sun) total is 3,069,590 trips across 2 days (avg 1,534,795/day) — so while weekdays add up to more total trips, per-day demand is actually slightly higher on weekends.</w:t>
+      </w:r>
+    </w:p>
+    <w:p>
+      <w:pPr>
+        <w:pBdr>
+          <w:left w:val="single" w:color="B7472A" w:sz="12" w:space="8"/>
+        </w:pBdr>
+        <w:shd w:fill="F2F2F2" w:val="clear"/>
+        <w:spacing w:after="200"/>
+      </w:pPr>
+      <w:r>
+        <w:rPr>
+          <w:b/>
+          <w:bCs/>
+          <w:color w:val="B7472A"/>
+        </w:rPr>
+        <w:t xml:space="preserve">TODO: </w:t>
+      </w:r>
+      <w:r>
+        <w:rPr>
+          <w:i/>
+          <w:iCs/>
+          <w:color w:val="595959"/>
+        </w:rPr>
+        <w:t xml:space="preserve">Add a plausible reason (e.g. weekday demand is spread across commuting *and* leisure, while weekend demand concentrates into nightlife/social trips on fewer days).</w:t>
+      </w:r>
+    </w:p>
+    <w:p>
+      <w:pPr>
+        <w:pStyle w:val="Heading2"/>
+        <w:spacing w:after="120" w:before="240"/>
+      </w:pPr>
+      <w:r>
+        <w:rPr>
+          <w:color w:val="1F4E79"/>
+        </w:rPr>
+        <w:t xml:space="preserve">9.3. Top 10 Pickup Zones</w:t>
+      </w:r>
+    </w:p>
+    <w:p>
+      <w:pPr>
+        <w:spacing w:after="120"/>
+        <w:jc w:val="center"/>
+      </w:pPr>
+      <w:r>
+        <w:drawing>
+          <wp:inline distT="0" distB="0" distL="0" distR="0">
+            <wp:extent cx="5715000" cy="3571875"/>
+            <wp:effectExtent t="0" r="0" b="0" l="0"/>
+            <wp:docPr id="1" name="" descr="" title=""/>
+            <wp:cNvGraphicFramePr>
+              <a:graphicFrameLocks xmlns:a="http://schemas.openxmlformats.org/drawingml/2006/main" noChangeAspect="1"/>
+            </wp:cNvGraphicFramePr>
+            <a:graphic xmlns:a="http://schemas.openxmlformats.org/drawingml/2006/main">
+              <a:graphicData uri="http://schemas.openxmlformats.org/drawingml/2006/picture">
+                <pic:pic xmlns:pic="http://schemas.openxmlformats.org/drawingml/2006/picture">
+                  <pic:nvPicPr>
+                    <pic:cNvPr id="0" name="" descr=""/>
+                    <pic:cNvPicPr>
+                      <a:picLocks noChangeAspect="1" noChangeArrowheads="1"/>
+                    </pic:cNvPicPr>
+                  </pic:nvPicPr>
+                  <pic:blipFill>
+                    <a:blip r:embed="rId16" cstate="none"/>
+                    <a:srcRect/>
+                    <a:stretch>
+                      <a:fillRect/>
+                    </a:stretch>
+                  </pic:blipFill>
+                  <pic:spPr bwMode="auto">
+                    <a:xfrm>
+                      <a:off x="0" y="0"/>
+                      <a:ext cx="5715000" cy="3571875"/>
+                    </a:xfrm>
+                    <a:prstGeom prst="rect">
+                      <a:avLst/>
+                    </a:prstGeom>
+                  </pic:spPr>
+                </pic:pic>
+              </a:graphicData>
+            </a:graphic>
+          </wp:inline>
+        </w:drawing>
+      </w:r>
+    </w:p>
+    <w:p>
+      <w:pPr>
+        <w:spacing w:after="160"/>
+      </w:pPr>
+      <w:r>
+        <w:rPr>
+          <w:sz w:val="20"/>
+          <w:szCs w:val="20"/>
+        </w:rPr>
+        <w:t xml:space="preserve">Top zone by trip count: LocationID 237 (455,593 trips), followed by 236 (424,625), 161 (424,393), and 132 (404,670).</w:t>
+      </w:r>
+    </w:p>
+    <w:p>
+      <w:pPr>
+        <w:pBdr>
+          <w:left w:val="single" w:color="B7472A" w:sz="12" w:space="8"/>
+        </w:pBdr>
+        <w:shd w:fill="F2F2F2" w:val="clear"/>
+        <w:spacing w:after="200"/>
+      </w:pPr>
+      <w:r>
+        <w:rPr>
+          <w:b/>
+          <w:bCs/>
+          <w:color w:val="B7472A"/>
+        </w:rPr>
+        <w:t xml:space="preserve">TODO: </w:t>
+      </w:r>
+      <w:r>
+        <w:rPr>
+          <w:i/>
+          <w:iCs/>
+          <w:color w:val="595959"/>
+        </w:rPr>
+        <w:t xml:space="preserve">Look up these LocationIDs in the official TLC taxi_zone_lookup.csv (borough/zone names) and note what the top zones have in common — Manhattan zones dominate this list by trip count (short, frequent rides), which contrasts with the revenue ranking below.</w:t>
+      </w:r>
+    </w:p>
+    <w:p>
+      <w:pPr>
+        <w:pStyle w:val="Heading2"/>
+        <w:spacing w:after="120" w:before="240"/>
+      </w:pPr>
+      <w:r>
+        <w:rPr>
+          <w:color w:val="1F4E79"/>
+        </w:rPr>
+        <w:t xml:space="preserve">9.4. Revenue by Payment Method</w:t>
+      </w:r>
+    </w:p>
+    <w:p>
+      <w:pPr>
+        <w:spacing w:after="120"/>
+        <w:jc w:val="center"/>
+      </w:pPr>
+      <w:r>
+        <w:drawing>
+          <wp:inline distT="0" distB="0" distL="0" distR="0">
+            <wp:extent cx="5715000" cy="3267075"/>
+            <wp:effectExtent t="0" r="0" b="0" l="0"/>
+            <wp:docPr id="1" name="" descr="" title=""/>
+            <wp:cNvGraphicFramePr>
+              <a:graphicFrameLocks xmlns:a="http://schemas.openxmlformats.org/drawingml/2006/main" noChangeAspect="1"/>
+            </wp:cNvGraphicFramePr>
+            <a:graphic xmlns:a="http://schemas.openxmlformats.org/drawingml/2006/main">
+              <a:graphicData uri="http://schemas.openxmlformats.org/drawingml/2006/picture">
+                <pic:pic xmlns:pic="http://schemas.openxmlformats.org/drawingml/2006/picture">
+                  <pic:nvPicPr>
+                    <pic:cNvPr id="0" name="" descr=""/>
+                    <pic:cNvPicPr>
+                      <a:picLocks noChangeAspect="1" noChangeArrowheads="1"/>
+                    </pic:cNvPicPr>
+                  </pic:nvPicPr>
+                  <pic:blipFill>
+                    <a:blip r:embed="rId17" cstate="none"/>
+                    <a:srcRect/>
+                    <a:stretch>
+                      <a:fillRect/>
+                    </a:stretch>
+                  </pic:blipFill>
+                  <pic:spPr bwMode="auto">
+                    <a:xfrm>
+                      <a:off x="0" y="0"/>
+                      <a:ext cx="5715000" cy="3267075"/>
+                    </a:xfrm>
+                    <a:prstGeom prst="rect">
+                      <a:avLst/>
+                    </a:prstGeom>
+                  </pic:spPr>
+                </pic:pic>
+              </a:graphicData>
+            </a:graphic>
+          </wp:inline>
+        </w:drawing>
+      </w:r>
+    </w:p>
+    <w:p>
+      <w:pPr>
+        <w:spacing w:after="160"/>
+      </w:pPr>
+      <w:r>
+        <w:rPr>
+          <w:sz w:val="20"/>
+          <w:szCs w:val="20"/>
+        </w:rPr>
+        <w:t xml:space="preserve">Credit_card drives by far the most revenue ($198,728,509.94 across 6,704,347 trips, avg tip $4.14/trip). Cash trips total $22,116,354.46 in revenue across 876,620 trips, with avg tip recorded as exactly $0.00.</w:t>
+      </w:r>
+    </w:p>
+    <w:p>
+      <w:pPr>
+        <w:pBdr>
+          <w:left w:val="single" w:color="B7472A" w:sz="12" w:space="8"/>
+        </w:pBdr>
+        <w:shd w:fill="F2F2F2" w:val="clear"/>
+        <w:spacing w:after="200"/>
+      </w:pPr>
+      <w:r>
+        <w:rPr>
+          <w:b/>
+          <w:bCs/>
+          <w:color w:val="B7472A"/>
+        </w:rPr>
+        <w:t xml:space="preserve">TODO: </w:t>
+      </w:r>
+      <w:r>
+        <w:rPr>
+          <w:i/>
+          <w:iCs/>
+          <w:color w:val="595959"/>
+        </w:rPr>
+        <w:t xml:space="preserve">The $0.00 cash-tip figure needs a careful caveat, not a face-value "cash riders don't tip": TLC's own data dictionary notes cash tips are not captured electronically, so this reflects a gap in what the system records, not necessarily rider behavior. State this explicitly rather than the naive reading.</w:t>
+      </w:r>
+    </w:p>
+    <w:p>
+      <w:pPr>
+        <w:pStyle w:val="Heading2"/>
+        <w:spacing w:after="120" w:before="240"/>
+      </w:pPr>
+      <w:r>
+        <w:rPr>
+          <w:color w:val="1F4E79"/>
+        </w:rPr>
+        <w:t xml:space="preserve">9.5. Trips by Distance Category</w:t>
+      </w:r>
+    </w:p>
+    <w:p>
+      <w:pPr>
+        <w:spacing w:after="120"/>
+        <w:jc w:val="center"/>
+      </w:pPr>
+      <w:r>
+        <w:drawing>
+          <wp:inline distT="0" distB="0" distL="0" distR="0">
+            <wp:extent cx="5715000" cy="3267075"/>
+            <wp:effectExtent t="0" r="0" b="0" l="0"/>
+            <wp:docPr id="1" name="" descr="" title=""/>
+            <wp:cNvGraphicFramePr>
+              <a:graphicFrameLocks xmlns:a="http://schemas.openxmlformats.org/drawingml/2006/main" noChangeAspect="1"/>
+            </wp:cNvGraphicFramePr>
+            <a:graphic xmlns:a="http://schemas.openxmlformats.org/drawingml/2006/main">
+              <a:graphicData uri="http://schemas.openxmlformats.org/drawingml/2006/picture">
+                <pic:pic xmlns:pic="http://schemas.openxmlformats.org/drawingml/2006/picture">
+                  <pic:nvPicPr>
+                    <pic:cNvPr id="0" name="" descr=""/>
+                    <pic:cNvPicPr>
+                      <a:picLocks noChangeAspect="1" noChangeArrowheads="1"/>
+                    </pic:cNvPicPr>
+                  </pic:nvPicPr>
+                  <pic:blipFill>
+                    <a:blip r:embed="rId18" cstate="none"/>
+                    <a:srcRect/>
+                    <a:stretch>
+                      <a:fillRect/>
+                    </a:stretch>
+                  </pic:blipFill>
+                  <pic:spPr bwMode="auto">
+                    <a:xfrm>
+                      <a:off x="0" y="0"/>
+                      <a:ext cx="5715000" cy="3267075"/>
+                    </a:xfrm>
+                    <a:prstGeom prst="rect">
+                      <a:avLst/>
+                    </a:prstGeom>
+                  </pic:spPr>
+                </pic:pic>
+              </a:graphicData>
+            </a:graphic>
+          </wp:inline>
+        </w:drawing>
+      </w:r>
+    </w:p>
+    <w:p>
+      <w:pPr>
+        <w:spacing w:after="160"/>
+      </w:pPr>
+      <w:r>
+        <w:rPr>
+          <w:sz w:val="20"/>
+          <w:szCs w:val="20"/>
+        </w:rPr>
+        <w:t xml:space="preserve">0-2 miles is the most common category (5,506,158 trips, 52.7% of all cleaned trips). The 20+ mile category has the highest average fare ($90.20) but only 88,977 trips (0.85%).</w:t>
+      </w:r>
+    </w:p>
+    <w:p>
+      <w:pPr>
+        <w:pBdr>
+          <w:left w:val="single" w:color="B7472A" w:sz="12" w:space="8"/>
+        </w:pBdr>
+        <w:shd w:fill="F2F2F2" w:val="clear"/>
+        <w:spacing w:after="200"/>
+      </w:pPr>
+      <w:r>
+        <w:rPr>
+          <w:b/>
+          <w:bCs/>
+          <w:color w:val="B7472A"/>
+        </w:rPr>
+        <w:t xml:space="preserve">TODO: </w:t>
+      </w:r>
+      <w:r>
+        <w:rPr>
+          <w:i/>
+          <w:iCs/>
+          <w:color w:val="595959"/>
+        </w:rPr>
+        <w:t xml:space="preserve">Note the fare-vs-distance trend in your own words (see 9.7 below for the full curve).</w:t>
+      </w:r>
+    </w:p>
+    <w:p>
+      <w:pPr>
+        <w:pStyle w:val="Heading2"/>
+        <w:spacing w:after="120" w:before="240"/>
+      </w:pPr>
+      <w:r>
+        <w:rPr>
+          <w:color w:val="1F4E79"/>
+        </w:rPr>
+        <w:t xml:space="preserve">9.6. Top 10 Routes</w:t>
+      </w:r>
+    </w:p>
+    <w:p>
+      <w:pPr>
+        <w:spacing w:after="120"/>
+        <w:jc w:val="center"/>
+      </w:pPr>
+      <w:r>
+        <w:drawing>
+          <wp:inline distT="0" distB="0" distL="0" distR="0">
+            <wp:extent cx="5715000" cy="3171825"/>
+            <wp:effectExtent t="0" r="0" b="0" l="0"/>
+            <wp:docPr id="1" name="" descr="" title=""/>
+            <wp:cNvGraphicFramePr>
+              <a:graphicFrameLocks xmlns:a="http://schemas.openxmlformats.org/drawingml/2006/main" noChangeAspect="1"/>
+            </wp:cNvGraphicFramePr>
+            <a:graphic xmlns:a="http://schemas.openxmlformats.org/drawingml/2006/main">
+              <a:graphicData uri="http://schemas.openxmlformats.org/drawingml/2006/picture">
+                <pic:pic xmlns:pic="http://schemas.openxmlformats.org/drawingml/2006/picture">
+                  <pic:nvPicPr>
+                    <pic:cNvPr id="0" name="" descr=""/>
+                    <pic:cNvPicPr>
+                      <a:picLocks noChangeAspect="1" noChangeArrowheads="1"/>
+                    </pic:cNvPicPr>
+                  </pic:nvPicPr>
+                  <pic:blipFill>
+                    <a:blip r:embed="rId19" cstate="none"/>
+                    <a:srcRect/>
+                    <a:stretch>
+                      <a:fillRect/>
+                    </a:stretch>
+                  </pic:blipFill>
+                  <pic:spPr bwMode="auto">
+                    <a:xfrm>
+                      <a:off x="0" y="0"/>
+                      <a:ext cx="5715000" cy="3171825"/>
+                    </a:xfrm>
+                    <a:prstGeom prst="rect">
+                      <a:avLst/>
+                    </a:prstGeom>
+                  </pic:spPr>
+                </pic:pic>
+              </a:graphicData>
+            </a:graphic>
+          </wp:inline>
+        </w:drawing>
+      </w:r>
+    </w:p>
+    <w:p>
+      <w:pPr>
+        <w:spacing w:after="160"/>
+      </w:pPr>
+      <w:r>
+        <w:rPr>
+          <w:sz w:val="20"/>
+          <w:szCs w:val="20"/>
+        </w:rPr>
+        <w:t xml:space="preserve">Most frequent route: zone 237 -&gt; 236 (68,097 trips), followed by 236 -&gt; 237 (58,500 — essentially the same corridor in reverse). By total revenue the ranking is entirely different (table below) — only one route (237 -&gt; 236) appears in both top-10 lists.</w:t>
+      </w:r>
+    </w:p>
+    <w:p>
+      <w:pPr>
+        <w:pBdr>
+          <w:left w:val="single" w:color="B7472A" w:sz="12" w:space="8"/>
+        </w:pBdr>
+        <w:shd w:fill="F2F2F2" w:val="clear"/>
+        <w:spacing w:after="200"/>
+      </w:pPr>
+      <w:r>
+        <w:rPr>
+          <w:b/>
+          <w:bCs/>
+          <w:color w:val="B7472A"/>
+        </w:rPr>
+        <w:t xml:space="preserve">TODO: </w:t>
+      </w:r>
+      <w:r>
+        <w:rPr>
+          <w:i/>
+          <w:iCs/>
+          <w:color w:val="595959"/>
+        </w:rPr>
+        <w:t xml:space="preserve">State explicitly: the most frequent routes and the most profitable routes are two different lists here — short, high-volume routes between zones 236/237/161 (Manhattan) drive trip count, while low-volume, very-high-fare routes to/from zone 132 (JFK Airport) drive revenue per trip.</w:t>
+      </w:r>
+    </w:p>
+    <w:p>
+      <w:pPr>
+        <w:spacing w:after="160"/>
+      </w:pPr>
+      <w:r>
+        <w:rPr>
+          <w:sz w:val="20"/>
+          <w:szCs w:val="20"/>
+        </w:rPr>
+        <w:t xml:space="preserve">Top 10 routes by total revenue, for comparison against the trip-count ranking above:</w:t>
+      </w:r>
+    </w:p>
+    <w:tbl>
+      <w:tblPr>
+        <w:tblW w:type="dxa" w:w="9360"/>
+        <w:tblBorders>
+          <w:top w:val="single" w:color="auto" w:sz="4"/>
+          <w:left w:val="single" w:color="auto" w:sz="4"/>
+          <w:bottom w:val="single" w:color="auto" w:sz="4"/>
+          <w:right w:val="single" w:color="auto" w:sz="4"/>
+          <w:insideH w:val="single" w:color="auto" w:sz="4"/>
+          <w:insideV w:val="single" w:color="auto" w:sz="4"/>
+        </w:tblBorders>
+      </w:tblPr>
+      <w:tblGrid>
+        <w:gridCol w:w="4680"/>
+        <w:gridCol w:w="4680"/>
+      </w:tblGrid>
+      <w:tr>
+        <w:trPr>
+          <w:tblHeader/>
+        </w:trPr>
+        <w:tc>
+          <w:tcPr>
+            <w:tcW w:type="dxa" w:w="4680"/>
+            <w:tcBorders>
+              <w:top w:val="single" w:color="BFBFBF" w:sz="2"/>
+              <w:left w:val="single" w:color="BFBFBF" w:sz="2"/>
+              <w:bottom w:val="single" w:color="BFBFBF" w:sz="2"/>
+              <w:right w:val="single" w:color="BFBFBF" w:sz="2"/>
+            </w:tcBorders>
+            <w:shd w:fill="1F4E79" w:val="clear"/>
+            <w:tcMar>
+              <w:top w:type="dxa" w:w="100"/>
+              <w:left w:type="dxa" w:w="120"/>
+              <w:bottom w:type="dxa" w:w="100"/>
+              <w:right w:type="dxa" w:w="120"/>
+            </w:tcMar>
+            <w:vAlign w:val="center"/>
+          </w:tcPr>
+          <w:p>
+            <w:r>
+              <w:rPr>
+                <w:b/>
+                <w:bCs/>
+                <w:color w:val="FFFFFF"/>
+                <w:sz w:val="20"/>
+                <w:szCs w:val="20"/>
+              </w:rPr>
+              <w:t xml:space="preserve">Route (PULocationID → DOLocationID)</w:t>
+            </w:r>
+          </w:p>
+        </w:tc>
+        <w:tc>
+          <w:tcPr>
+            <w:tcW w:type="dxa" w:w="4680"/>
+            <w:tcBorders>
+              <w:top w:val="single" w:color="BFBFBF" w:sz="2"/>
+              <w:left w:val="single" w:color="BFBFBF" w:sz="2"/>
+              <w:bottom w:val="single" w:color="BFBFBF" w:sz="2"/>
+              <w:right w:val="single" w:color="BFBFBF" w:sz="2"/>
+            </w:tcBorders>
+            <w:shd w:fill="1F4E79" w:val="clear"/>
+            <w:tcMar>
+              <w:top w:type="dxa" w:w="100"/>
+              <w:left w:type="dxa" w:w="120"/>
+              <w:bottom w:type="dxa" w:w="100"/>
+              <w:right w:type="dxa" w:w="120"/>
+            </w:tcMar>
+            <w:vAlign w:val="center"/>
+          </w:tcPr>
+          <w:p>
+            <w:r>
+              <w:rPr>
+                <w:b/>
+                <w:bCs/>
+                <w:color w:val="FFFFFF"/>
+                <w:sz w:val="20"/>
+                <w:szCs w:val="20"/>
+              </w:rPr>
+              <w:t xml:space="preserve">Total Revenue</w:t>
+            </w:r>
+          </w:p>
+        </w:tc>
+      </w:tr>
+      <w:tr>
+        <w:tc>
+          <w:tcPr>
+            <w:tcW w:type="dxa" w:w="4680"/>
+            <w:tcBorders>
+              <w:top w:val="single" w:color="BFBFBF" w:sz="2"/>
+              <w:left w:val="single" w:color="BFBFBF" w:sz="2"/>
+              <w:bottom w:val="single" w:color="BFBFBF" w:sz="2"/>
+              <w:right w:val="single" w:color="BFBFBF" w:sz="2"/>
+            </w:tcBorders>
+            <w:tcMar>
+              <w:top w:type="dxa" w:w="100"/>
+              <w:left w:type="dxa" w:w="120"/>
+              <w:bottom w:type="dxa" w:w="100"/>
+              <w:right w:type="dxa" w:w="120"/>
+            </w:tcMar>
+            <w:vAlign w:val="center"/>
+          </w:tcPr>
+          <w:p>
+            <w:r>
+              <w:rPr>
+                <w:i w:val="false"/>
+                <w:iCs w:val="false"/>
+                <w:sz w:val="20"/>
+                <w:szCs w:val="20"/>
+              </w:rPr>
+              <w:t xml:space="preserve">132 → 265</w:t>
+            </w:r>
+          </w:p>
+        </w:tc>
+        <w:tc>
+          <w:tcPr>
+            <w:tcW w:type="dxa" w:w="4680"/>
+            <w:tcBorders>
+              <w:top w:val="single" w:color="BFBFBF" w:sz="2"/>
+              <w:left w:val="single" w:color="BFBFBF" w:sz="2"/>
+              <w:bottom w:val="single" w:color="BFBFBF" w:sz="2"/>
+              <w:right w:val="single" w:color="BFBFBF" w:sz="2"/>
+            </w:tcBorders>
+            <w:tcMar>
+              <w:top w:type="dxa" w:w="100"/>
+              <w:left w:type="dxa" w:w="120"/>
+              <w:bottom w:type="dxa" w:w="100"/>
+              <w:right w:type="dxa" w:w="120"/>
+            </w:tcMar>
+            <w:vAlign w:val="center"/>
+          </w:tcPr>
+          <w:p>
+            <w:r>
+              <w:rPr>
+                <w:i w:val="false"/>
+                <w:iCs w:val="false"/>
+                <w:sz w:val="20"/>
+                <w:szCs w:val="20"/>
+              </w:rPr>
+              <w:t xml:space="preserve">$2,400,977.10</w:t>
+            </w:r>
+          </w:p>
+        </w:tc>
+      </w:tr>
+      <w:tr>
+        <w:tc>
+          <w:tcPr>
+            <w:tcW w:type="dxa" w:w="4680"/>
+            <w:tcBorders>
+              <w:top w:val="single" w:color="BFBFBF" w:sz="2"/>
+              <w:left w:val="single" w:color="BFBFBF" w:sz="2"/>
+              <w:bottom w:val="single" w:color="BFBFBF" w:sz="2"/>
+              <w:right w:val="single" w:color="BFBFBF" w:sz="2"/>
+            </w:tcBorders>
+            <w:tcMar>
+              <w:top w:type="dxa" w:w="100"/>
+              <w:left w:type="dxa" w:w="120"/>
+              <w:bottom w:type="dxa" w:w="100"/>
+              <w:right w:type="dxa" w:w="120"/>
+            </w:tcMar>
+            <w:vAlign w:val="center"/>
+          </w:tcPr>
+          <w:p>
+            <w:r>
+              <w:rPr>
+                <w:i w:val="false"/>
+                <w:iCs w:val="false"/>
+                <w:sz w:val="20"/>
+                <w:szCs w:val="20"/>
+              </w:rPr>
+              <w:t xml:space="preserve">132 → 230</w:t>
+            </w:r>
+          </w:p>
+        </w:tc>
+        <w:tc>
+          <w:tcPr>
+            <w:tcW w:type="dxa" w:w="4680"/>
+            <w:tcBorders>
+              <w:top w:val="single" w:color="BFBFBF" w:sz="2"/>
+              <w:left w:val="single" w:color="BFBFBF" w:sz="2"/>
+              <w:bottom w:val="single" w:color="BFBFBF" w:sz="2"/>
+              <w:right w:val="single" w:color="BFBFBF" w:sz="2"/>
+            </w:tcBorders>
+            <w:tcMar>
+              <w:top w:type="dxa" w:w="100"/>
+              <w:left w:type="dxa" w:w="120"/>
+              <w:bottom w:type="dxa" w:w="100"/>
+              <w:right w:type="dxa" w:w="120"/>
+            </w:tcMar>
+            <w:vAlign w:val="center"/>
+          </w:tcPr>
+          <w:p>
+            <w:r>
+              <w:rPr>
+                <w:i w:val="false"/>
+                <w:iCs w:val="false"/>
+                <w:sz w:val="20"/>
+                <w:szCs w:val="20"/>
+              </w:rPr>
+              <w:t xml:space="preserve">$1,425,547.12</w:t>
+            </w:r>
+          </w:p>
+        </w:tc>
+      </w:tr>
+      <w:tr>
+        <w:tc>
+          <w:tcPr>
+            <w:tcW w:type="dxa" w:w="4680"/>
+            <w:tcBorders>
+              <w:top w:val="single" w:color="BFBFBF" w:sz="2"/>
+              <w:left w:val="single" w:color="BFBFBF" w:sz="2"/>
+              <w:bottom w:val="single" w:color="BFBFBF" w:sz="2"/>
+              <w:right w:val="single" w:color="BFBFBF" w:sz="2"/>
+            </w:tcBorders>
+            <w:tcMar>
+              <w:top w:type="dxa" w:w="100"/>
+              <w:left w:type="dxa" w:w="120"/>
+              <w:bottom w:type="dxa" w:w="100"/>
+              <w:right w:type="dxa" w:w="120"/>
+            </w:tcMar>
+            <w:vAlign w:val="center"/>
+          </w:tcPr>
+          <w:p>
+            <w:r>
+              <w:rPr>
+                <w:i w:val="false"/>
+                <w:iCs w:val="false"/>
+                <w:sz w:val="20"/>
+                <w:szCs w:val="20"/>
+              </w:rPr>
+              <w:t xml:space="preserve">237 → 236</w:t>
+            </w:r>
+          </w:p>
+        </w:tc>
+        <w:tc>
+          <w:tcPr>
+            <w:tcW w:type="dxa" w:w="4680"/>
+            <w:tcBorders>
+              <w:top w:val="single" w:color="BFBFBF" w:sz="2"/>
+              <w:left w:val="single" w:color="BFBFBF" w:sz="2"/>
+              <w:bottom w:val="single" w:color="BFBFBF" w:sz="2"/>
+              <w:right w:val="single" w:color="BFBFBF" w:sz="2"/>
+            </w:tcBorders>
+            <w:tcMar>
+              <w:top w:type="dxa" w:w="100"/>
+              <w:left w:type="dxa" w:w="120"/>
+              <w:bottom w:type="dxa" w:w="100"/>
+              <w:right w:type="dxa" w:w="120"/>
+            </w:tcMar>
+            <w:vAlign w:val="center"/>
+          </w:tcPr>
+          <w:p>
+            <w:r>
+              <w:rPr>
+                <w:i w:val="false"/>
+                <w:iCs w:val="false"/>
+                <w:sz w:val="20"/>
+                <w:szCs w:val="20"/>
+              </w:rPr>
+              <w:t xml:space="preserve">$1,101,590.57</w:t>
+            </w:r>
+          </w:p>
+        </w:tc>
+      </w:tr>
+      <w:tr>
+        <w:tc>
+          <w:tcPr>
+            <w:tcW w:type="dxa" w:w="4680"/>
+            <w:tcBorders>
+              <w:top w:val="single" w:color="BFBFBF" w:sz="2"/>
+              <w:left w:val="single" w:color="BFBFBF" w:sz="2"/>
+              <w:bottom w:val="single" w:color="BFBFBF" w:sz="2"/>
+              <w:right w:val="single" w:color="BFBFBF" w:sz="2"/>
+            </w:tcBorders>
+            <w:tcMar>
+              <w:top w:type="dxa" w:w="100"/>
+              <w:left w:type="dxa" w:w="120"/>
+              <w:bottom w:type="dxa" w:w="100"/>
+              <w:right w:type="dxa" w:w="120"/>
+            </w:tcMar>
+            <w:vAlign w:val="center"/>
+          </w:tcPr>
+          <w:p>
+            <w:r>
+              <w:rPr>
+                <w:i w:val="false"/>
+                <w:iCs w:val="false"/>
+                <w:sz w:val="20"/>
+                <w:szCs w:val="20"/>
+              </w:rPr>
+              <w:t xml:space="preserve">138 → 230</w:t>
+            </w:r>
+          </w:p>
+        </w:tc>
+        <w:tc>
+          <w:tcPr>
+            <w:tcW w:type="dxa" w:w="4680"/>
+            <w:tcBorders>
+              <w:top w:val="single" w:color="BFBFBF" w:sz="2"/>
+              <w:left w:val="single" w:color="BFBFBF" w:sz="2"/>
+              <w:bottom w:val="single" w:color="BFBFBF" w:sz="2"/>
+              <w:right w:val="single" w:color="BFBFBF" w:sz="2"/>
+            </w:tcBorders>
+            <w:tcMar>
+              <w:top w:type="dxa" w:w="100"/>
+              <w:left w:type="dxa" w:w="120"/>
+              <w:bottom w:type="dxa" w:w="100"/>
+              <w:right w:type="dxa" w:w="120"/>
+            </w:tcMar>
+            <w:vAlign w:val="center"/>
+          </w:tcPr>
+          <w:p>
+            <w:r>
+              <w:rPr>
+                <w:i w:val="false"/>
+                <w:iCs w:val="false"/>
+                <w:sz w:val="20"/>
+                <w:szCs w:val="20"/>
+              </w:rPr>
+              <w:t xml:space="preserve">$1,089,977.64</w:t>
+            </w:r>
+          </w:p>
+        </w:tc>
+      </w:tr>
+      <w:tr>
+        <w:tc>
+          <w:tcPr>
+            <w:tcW w:type="dxa" w:w="4680"/>
+            <w:tcBorders>
+              <w:top w:val="single" w:color="BFBFBF" w:sz="2"/>
+              <w:left w:val="single" w:color="BFBFBF" w:sz="2"/>
+              <w:bottom w:val="single" w:color="BFBFBF" w:sz="2"/>
+              <w:right w:val="single" w:color="BFBFBF" w:sz="2"/>
+            </w:tcBorders>
+            <w:tcMar>
+              <w:top w:type="dxa" w:w="100"/>
+              <w:left w:type="dxa" w:w="120"/>
+              <w:bottom w:type="dxa" w:w="100"/>
+              <w:right w:type="dxa" w:w="120"/>
+            </w:tcMar>
+            <w:vAlign w:val="center"/>
+          </w:tcPr>
+          <w:p>
+            <w:r>
+              <w:rPr>
+                <w:i w:val="false"/>
+                <w:iCs w:val="false"/>
+                <w:sz w:val="20"/>
+                <w:szCs w:val="20"/>
+              </w:rPr>
+              <w:t xml:space="preserve">236 → 237</w:t>
+            </w:r>
+          </w:p>
+        </w:tc>
+        <w:tc>
+          <w:tcPr>
+            <w:tcW w:type="dxa" w:w="4680"/>
+            <w:tcBorders>
+              <w:top w:val="single" w:color="BFBFBF" w:sz="2"/>
+              <w:left w:val="single" w:color="BFBFBF" w:sz="2"/>
+              <w:bottom w:val="single" w:color="BFBFBF" w:sz="2"/>
+              <w:right w:val="single" w:color="BFBFBF" w:sz="2"/>
+            </w:tcBorders>
+            <w:tcMar>
+              <w:top w:type="dxa" w:w="100"/>
+              <w:left w:type="dxa" w:w="120"/>
+              <w:bottom w:type="dxa" w:w="100"/>
+              <w:right w:type="dxa" w:w="120"/>
+            </w:tcMar>
+            <w:vAlign w:val="center"/>
+          </w:tcPr>
+          <w:p>
+            <w:r>
+              <w:rPr>
+                <w:i w:val="false"/>
+                <w:iCs w:val="false"/>
+                <w:sz w:val="20"/>
+                <w:szCs w:val="20"/>
+              </w:rPr>
+              <w:t xml:space="preserve">$984,825.01</w:t>
+            </w:r>
+          </w:p>
+        </w:tc>
+      </w:tr>
+      <w:tr>
+        <w:tc>
+          <w:tcPr>
+            <w:tcW w:type="dxa" w:w="4680"/>
+            <w:tcBorders>
+              <w:top w:val="single" w:color="BFBFBF" w:sz="2"/>
+              <w:left w:val="single" w:color="BFBFBF" w:sz="2"/>
+              <w:bottom w:val="single" w:color="BFBFBF" w:sz="2"/>
+              <w:right w:val="single" w:color="BFBFBF" w:sz="2"/>
+            </w:tcBorders>
+            <w:tcMar>
+              <w:top w:type="dxa" w:w="100"/>
+              <w:left w:type="dxa" w:w="120"/>
+              <w:bottom w:type="dxa" w:w="100"/>
+              <w:right w:type="dxa" w:w="120"/>
+            </w:tcMar>
+            <w:vAlign w:val="center"/>
+          </w:tcPr>
+          <w:p>
+            <w:r>
+              <w:rPr>
+                <w:i w:val="false"/>
+                <w:iCs w:val="false"/>
+                <w:sz w:val="20"/>
+                <w:szCs w:val="20"/>
+              </w:rPr>
+              <w:t xml:space="preserve">132 → 164</w:t>
+            </w:r>
+          </w:p>
+        </w:tc>
+        <w:tc>
+          <w:tcPr>
+            <w:tcW w:type="dxa" w:w="4680"/>
+            <w:tcBorders>
+              <w:top w:val="single" w:color="BFBFBF" w:sz="2"/>
+              <w:left w:val="single" w:color="BFBFBF" w:sz="2"/>
+              <w:bottom w:val="single" w:color="BFBFBF" w:sz="2"/>
+              <w:right w:val="single" w:color="BFBFBF" w:sz="2"/>
+            </w:tcBorders>
+            <w:tcMar>
+              <w:top w:type="dxa" w:w="100"/>
+              <w:left w:type="dxa" w:w="120"/>
+              <w:bottom w:type="dxa" w:w="100"/>
+              <w:right w:type="dxa" w:w="120"/>
+            </w:tcMar>
+            <w:vAlign w:val="center"/>
+          </w:tcPr>
+          <w:p>
+            <w:r>
+              <w:rPr>
+                <w:i w:val="false"/>
+                <w:iCs w:val="false"/>
+                <w:sz w:val="20"/>
+                <w:szCs w:val="20"/>
+              </w:rPr>
+              <w:t xml:space="preserve">$778,825.01</w:t>
+            </w:r>
+          </w:p>
+        </w:tc>
+      </w:tr>
+      <w:tr>
+        <w:tc>
+          <w:tcPr>
+            <w:tcW w:type="dxa" w:w="4680"/>
+            <w:tcBorders>
+              <w:top w:val="single" w:color="BFBFBF" w:sz="2"/>
+              <w:left w:val="single" w:color="BFBFBF" w:sz="2"/>
+              <w:bottom w:val="single" w:color="BFBFBF" w:sz="2"/>
+              <w:right w:val="single" w:color="BFBFBF" w:sz="2"/>
+            </w:tcBorders>
+            <w:tcMar>
+              <w:top w:type="dxa" w:w="100"/>
+              <w:left w:type="dxa" w:w="120"/>
+              <w:bottom w:type="dxa" w:w="100"/>
+              <w:right w:type="dxa" w:w="120"/>
+            </w:tcMar>
+            <w:vAlign w:val="center"/>
+          </w:tcPr>
+          <w:p>
+            <w:r>
+              <w:rPr>
+                <w:i w:val="false"/>
+                <w:iCs w:val="false"/>
+                <w:sz w:val="20"/>
+                <w:szCs w:val="20"/>
+              </w:rPr>
+              <w:t xml:space="preserve">132 → 48</w:t>
+            </w:r>
+          </w:p>
+        </w:tc>
+        <w:tc>
+          <w:tcPr>
+            <w:tcW w:type="dxa" w:w="4680"/>
+            <w:tcBorders>
+              <w:top w:val="single" w:color="BFBFBF" w:sz="2"/>
+              <w:left w:val="single" w:color="BFBFBF" w:sz="2"/>
+              <w:bottom w:val="single" w:color="BFBFBF" w:sz="2"/>
+              <w:right w:val="single" w:color="BFBFBF" w:sz="2"/>
+            </w:tcBorders>
+            <w:tcMar>
+              <w:top w:type="dxa" w:w="100"/>
+              <w:left w:type="dxa" w:w="120"/>
+              <w:bottom w:type="dxa" w:w="100"/>
+              <w:right w:type="dxa" w:w="120"/>
+            </w:tcMar>
+            <w:vAlign w:val="center"/>
+          </w:tcPr>
+          <w:p>
+            <w:r>
+              <w:rPr>
+                <w:i w:val="false"/>
+                <w:iCs w:val="false"/>
+                <w:sz w:val="20"/>
+                <w:szCs w:val="20"/>
+              </w:rPr>
+              <w:t xml:space="preserve">$693,817.23</w:t>
+            </w:r>
+          </w:p>
+        </w:tc>
+      </w:tr>
+      <w:tr>
+        <w:tc>
+          <w:tcPr>
+            <w:tcW w:type="dxa" w:w="4680"/>
+            <w:tcBorders>
+              <w:top w:val="single" w:color="BFBFBF" w:sz="2"/>
+              <w:left w:val="single" w:color="BFBFBF" w:sz="2"/>
+              <w:bottom w:val="single" w:color="BFBFBF" w:sz="2"/>
+              <w:right w:val="single" w:color="BFBFBF" w:sz="2"/>
+            </w:tcBorders>
+            <w:tcMar>
+              <w:top w:type="dxa" w:w="100"/>
+              <w:left w:type="dxa" w:w="120"/>
+              <w:bottom w:type="dxa" w:w="100"/>
+              <w:right w:type="dxa" w:w="120"/>
+            </w:tcMar>
+            <w:vAlign w:val="center"/>
+          </w:tcPr>
+          <w:p>
+            <w:r>
+              <w:rPr>
+                <w:i w:val="false"/>
+                <w:iCs w:val="false"/>
+                <w:sz w:val="20"/>
+                <w:szCs w:val="20"/>
+              </w:rPr>
+              <w:t xml:space="preserve">138 → 161</w:t>
+            </w:r>
+          </w:p>
+        </w:tc>
+        <w:tc>
+          <w:tcPr>
+            <w:tcW w:type="dxa" w:w="4680"/>
+            <w:tcBorders>
+              <w:top w:val="single" w:color="BFBFBF" w:sz="2"/>
+              <w:left w:val="single" w:color="BFBFBF" w:sz="2"/>
+              <w:bottom w:val="single" w:color="BFBFBF" w:sz="2"/>
+              <w:right w:val="single" w:color="BFBFBF" w:sz="2"/>
+            </w:tcBorders>
+            <w:tcMar>
+              <w:top w:type="dxa" w:w="100"/>
+              <w:left w:type="dxa" w:w="120"/>
+              <w:bottom w:type="dxa" w:w="100"/>
+              <w:right w:type="dxa" w:w="120"/>
+            </w:tcMar>
+            <w:vAlign w:val="center"/>
+          </w:tcPr>
+          <w:p>
+            <w:r>
+              <w:rPr>
+                <w:i w:val="false"/>
+                <w:iCs w:val="false"/>
+                <w:sz w:val="20"/>
+                <w:szCs w:val="20"/>
+              </w:rPr>
+              <w:t xml:space="preserve">$678,313.66</w:t>
+            </w:r>
+          </w:p>
+        </w:tc>
+      </w:tr>
+      <w:tr>
+        <w:tc>
+          <w:tcPr>
+            <w:tcW w:type="dxa" w:w="4680"/>
+            <w:tcBorders>
+              <w:top w:val="single" w:color="BFBFBF" w:sz="2"/>
+              <w:left w:val="single" w:color="BFBFBF" w:sz="2"/>
+              <w:bottom w:val="single" w:color="BFBFBF" w:sz="2"/>
+              <w:right w:val="single" w:color="BFBFBF" w:sz="2"/>
+            </w:tcBorders>
+            <w:tcMar>
+              <w:top w:type="dxa" w:w="100"/>
+              <w:left w:type="dxa" w:w="120"/>
+              <w:bottom w:type="dxa" w:w="100"/>
+              <w:right w:type="dxa" w:w="120"/>
+            </w:tcMar>
+            <w:vAlign w:val="center"/>
+          </w:tcPr>
+          <w:p>
+            <w:r>
+              <w:rPr>
+                <w:i w:val="false"/>
+                <w:iCs w:val="false"/>
+                <w:sz w:val="20"/>
+                <w:szCs w:val="20"/>
+              </w:rPr>
+              <w:t xml:space="preserve">230 → 138</w:t>
+            </w:r>
+          </w:p>
+        </w:tc>
+        <w:tc>
+          <w:tcPr>
+            <w:tcW w:type="dxa" w:w="4680"/>
+            <w:tcBorders>
+              <w:top w:val="single" w:color="BFBFBF" w:sz="2"/>
+              <w:left w:val="single" w:color="BFBFBF" w:sz="2"/>
+              <w:bottom w:val="single" w:color="BFBFBF" w:sz="2"/>
+              <w:right w:val="single" w:color="BFBFBF" w:sz="2"/>
+            </w:tcBorders>
+            <w:tcMar>
+              <w:top w:type="dxa" w:w="100"/>
+              <w:left w:type="dxa" w:w="120"/>
+              <w:bottom w:type="dxa" w:w="100"/>
+              <w:right w:type="dxa" w:w="120"/>
+            </w:tcMar>
+            <w:vAlign w:val="center"/>
+          </w:tcPr>
+          <w:p>
+            <w:r>
+              <w:rPr>
+                <w:i w:val="false"/>
+                <w:iCs w:val="false"/>
+                <w:sz w:val="20"/>
+                <w:szCs w:val="20"/>
+              </w:rPr>
+              <w:t xml:space="preserve">$647,191.13</w:t>
+            </w:r>
+          </w:p>
+        </w:tc>
+      </w:tr>
+      <w:tr>
+        <w:tc>
+          <w:tcPr>
+            <w:tcW w:type="dxa" w:w="4680"/>
+            <w:tcBorders>
+              <w:top w:val="single" w:color="BFBFBF" w:sz="2"/>
+              <w:left w:val="single" w:color="BFBFBF" w:sz="2"/>
+              <w:bottom w:val="single" w:color="BFBFBF" w:sz="2"/>
+              <w:right w:val="single" w:color="BFBFBF" w:sz="2"/>
+            </w:tcBorders>
+            <w:tcMar>
+              <w:top w:type="dxa" w:w="100"/>
+              <w:left w:type="dxa" w:w="120"/>
+              <w:bottom w:type="dxa" w:w="100"/>
+              <w:right w:type="dxa" w:w="120"/>
+            </w:tcMar>
+            <w:vAlign w:val="center"/>
+          </w:tcPr>
+          <w:p>
+            <w:r>
+              <w:rPr>
+                <w:i w:val="false"/>
+                <w:iCs w:val="false"/>
+                <w:sz w:val="20"/>
+                <w:szCs w:val="20"/>
+              </w:rPr>
+              <w:t xml:space="preserve">237 → 237</w:t>
+            </w:r>
+          </w:p>
+        </w:tc>
+        <w:tc>
+          <w:tcPr>
+            <w:tcW w:type="dxa" w:w="4680"/>
+            <w:tcBorders>
+              <w:top w:val="single" w:color="BFBFBF" w:sz="2"/>
+              <w:left w:val="single" w:color="BFBFBF" w:sz="2"/>
+              <w:bottom w:val="single" w:color="BFBFBF" w:sz="2"/>
+              <w:right w:val="single" w:color="BFBFBF" w:sz="2"/>
+            </w:tcBorders>
+            <w:tcMar>
+              <w:top w:type="dxa" w:w="100"/>
+              <w:left w:type="dxa" w:w="120"/>
+              <w:bottom w:type="dxa" w:w="100"/>
+              <w:right w:type="dxa" w:w="120"/>
+            </w:tcMar>
+            <w:vAlign w:val="center"/>
+          </w:tcPr>
+          <w:p>
+            <w:r>
+              <w:rPr>
+                <w:i w:val="false"/>
+                <w:iCs w:val="false"/>
+                <w:sz w:val="20"/>
+                <w:szCs w:val="20"/>
+              </w:rPr>
+              <w:t xml:space="preserve">$639,170.30</w:t>
+            </w:r>
+          </w:p>
+        </w:tc>
+      </w:tr>
+    </w:tbl>
+    <w:p>
+      <w:pPr>
+        <w:spacing w:after="160"/>
+      </w:pPr>
+    </w:p>
+    <w:p>
+      <w:pPr>
+        <w:pStyle w:val="Heading2"/>
+        <w:spacing w:after="120" w:before="240"/>
+      </w:pPr>
+      <w:r>
+        <w:rPr>
+          <w:color w:val="1F4E79"/>
+        </w:rPr>
+        <w:t xml:space="preserve">9.7. Average Fare vs Distance Category</w:t>
+      </w:r>
+    </w:p>
+    <w:p>
+      <w:pPr>
+        <w:spacing w:after="120"/>
+        <w:jc w:val="center"/>
+      </w:pPr>
+      <w:r>
+        <w:drawing>
+          <wp:inline distT="0" distB="0" distL="0" distR="0">
+            <wp:extent cx="5715000" cy="3267075"/>
+            <wp:effectExtent t="0" r="0" b="0" l="0"/>
+            <wp:docPr id="1" name="" descr="" title=""/>
+            <wp:cNvGraphicFramePr>
+              <a:graphicFrameLocks xmlns:a="http://schemas.openxmlformats.org/drawingml/2006/main" noChangeAspect="1"/>
+            </wp:cNvGraphicFramePr>
+            <a:graphic xmlns:a="http://schemas.openxmlformats.org/drawingml/2006/main">
+              <a:graphicData uri="http://schemas.openxmlformats.org/drawingml/2006/picture">
+                <pic:pic xmlns:pic="http://schemas.openxmlformats.org/drawingml/2006/picture">
+                  <pic:nvPicPr>
+                    <pic:cNvPr id="0" name="" descr=""/>
+                    <pic:cNvPicPr>
+                      <a:picLocks noChangeAspect="1" noChangeArrowheads="1"/>
+                    </pic:cNvPicPr>
+                  </pic:nvPicPr>
+                  <pic:blipFill>
+                    <a:blip r:embed="rId20" cstate="none"/>
+                    <a:srcRect/>
+                    <a:stretch>
+                      <a:fillRect/>
+                    </a:stretch>
+                  </pic:blipFill>
+                  <pic:spPr bwMode="auto">
+                    <a:xfrm>
+                      <a:off x="0" y="0"/>
+                      <a:ext cx="5715000" cy="3267075"/>
+                    </a:xfrm>
+                    <a:prstGeom prst="rect">
+                      <a:avLst/>
+                    </a:prstGeom>
+                  </pic:spPr>
+                </pic:pic>
+              </a:graphicData>
+            </a:graphic>
+          </wp:inline>
+        </w:drawing>
+      </w:r>
+    </w:p>
+    <w:p>
+      <w:pPr>
+        <w:spacing w:after="160"/>
+      </w:pPr>
+      <w:r>
+        <w:rPr>
+          <w:sz w:val="20"/>
+          <w:szCs w:val="20"/>
+        </w:rPr>
         <w:t xml:space="preserve">Average fare rises with distance across every bucket: $11.91 (0-2mi) -&gt; $22.31 (2-5mi) -&gt; $35.88 (5-10mi) -&gt; $58.34 (10-20mi) -&gt; $90.20 (20+mi) — a steady increase, though not perfectly linear (the increase from 10-20mi to 20+mi is proportionally smaller than the earlier jumps).</w:t>
       </w:r>
     </w:p>
@@ -7580,72 +7656,74 @@
         </w:tc>
       </w:tr>
     </w:tbl>
-    <w:tbl>
-      <w:tblPr>
-        <w:tblW w:type="dxa" w:w="9360"/>
-        <w:tblBorders>
-          <w:top w:val="single" w:color="auto" w:sz="4"/>
-          <w:left w:val="single" w:color="auto" w:sz="4"/>
-          <w:bottom w:val="single" w:color="auto" w:sz="4"/>
-          <w:right w:val="single" w:color="auto" w:sz="4"/>
-          <w:insideH w:val="single" w:color="auto" w:sz="4"/>
-          <w:insideV w:val="single" w:color="auto" w:sz="4"/>
-        </w:tblBorders>
-      </w:tblPr>
-      <w:tblGrid>
-        <w:gridCol w:w="9360"/>
-      </w:tblGrid>
-      <w:tr>
-        <w:tc>
-          <w:tcPr>
-            <w:tcW w:type="dxa" w:w="9360"/>
-            <w:tcBorders>
-              <w:top w:val="single" w:color="BFBFBF" w:sz="2"/>
-              <w:left w:val="single" w:color="BFBFBF" w:sz="2"/>
-              <w:bottom w:val="single" w:color="BFBFBF" w:sz="2"/>
-              <w:right w:val="single" w:color="BFBFBF" w:sz="2"/>
-            </w:tcBorders>
-            <w:shd w:fill="F2F2F2" w:val="clear"/>
-            <w:tcMar>
-              <w:top w:type="dxa" w:w="400"/>
-              <w:left w:type="dxa" w:w="200"/>
-              <w:bottom w:type="dxa" w:w="400"/>
-              <w:right w:type="dxa" w:w="200"/>
-            </w:tcMar>
-            <w:vAlign w:val="center"/>
-          </w:tcPr>
-          <w:p>
-            <w:pPr>
-              <w:jc w:val="center"/>
-            </w:pPr>
-            <w:r>
-              <w:rPr>
-                <w:b/>
-                <w:bCs/>
-                <w:color w:val="595959"/>
-              </w:rPr>
-              <w:t xml:space="preserve">[ INSERT SCREENSHOT HERE ]</w:t>
-            </w:r>
-          </w:p>
-          <w:p>
-            <w:pPr>
-              <w:spacing w:before="80"/>
-              <w:jc w:val="center"/>
-            </w:pPr>
-            <w:r>
-              <w:rPr>
-                <w:i/>
-                <w:iCs/>
-                <w:color w:val="595959"/>
-                <w:sz w:val="20"/>
-                <w:szCs w:val="20"/>
-              </w:rPr>
-              <w:t xml:space="preserve">hdfs dfs -cat /taxi_project/output/revenue/part-* | head  (your cluster's version of the table above)</w:t>
-            </w:r>
-          </w:p>
-        </w:tc>
-      </w:tr>
-    </w:tbl>
+    <w:p>
+      <w:pPr>
+        <w:pBdr>
+          <w:top w:val="single" w:color="BFBFBF" w:sz="4"/>
+          <w:bottom w:val="single" w:color="BFBFBF" w:sz="4"/>
+          <w:left w:val="single" w:color="BFBFBF" w:sz="4"/>
+          <w:right w:val="single" w:color="BFBFBF" w:sz="4"/>
+        </w:pBdr>
+        <w:spacing w:after="80" w:before="120"/>
+        <w:jc w:val="center"/>
+      </w:pPr>
+      <w:r>
+        <w:drawing>
+          <wp:inline distT="0" distB="0" distL="0" distR="0">
+            <wp:extent cx="5334000" cy="1114425"/>
+            <wp:effectExtent t="0" r="0" b="0" l="0"/>
+            <wp:docPr id="1" name="" descr="" title=""/>
+            <wp:cNvGraphicFramePr>
+              <a:graphicFrameLocks xmlns:a="http://schemas.openxmlformats.org/drawingml/2006/main" noChangeAspect="1"/>
+            </wp:cNvGraphicFramePr>
+            <a:graphic xmlns:a="http://schemas.openxmlformats.org/drawingml/2006/main">
+              <a:graphicData uri="http://schemas.openxmlformats.org/drawingml/2006/picture">
+                <pic:pic xmlns:pic="http://schemas.openxmlformats.org/drawingml/2006/picture">
+                  <pic:nvPicPr>
+                    <pic:cNvPr id="0" name="" descr=""/>
+                    <pic:cNvPicPr>
+                      <a:picLocks noChangeAspect="1" noChangeArrowheads="1"/>
+                    </pic:cNvPicPr>
+                  </pic:nvPicPr>
+                  <pic:blipFill>
+                    <a:blip r:embed="rId21" cstate="none"/>
+                    <a:srcRect/>
+                    <a:stretch>
+                      <a:fillRect/>
+                    </a:stretch>
+                  </pic:blipFill>
+                  <pic:spPr bwMode="auto">
+                    <a:xfrm>
+                      <a:off x="0" y="0"/>
+                      <a:ext cx="5334000" cy="1114425"/>
+                    </a:xfrm>
+                    <a:prstGeom prst="rect">
+                      <a:avLst/>
+                    </a:prstGeom>
+                  </pic:spPr>
+                </pic:pic>
+              </a:graphicData>
+            </a:graphic>
+          </wp:inline>
+        </w:drawing>
+      </w:r>
+    </w:p>
+    <w:p>
+      <w:pPr>
+        <w:spacing w:after="160"/>
+        <w:jc w:val="center"/>
+      </w:pPr>
+      <w:r>
+        <w:rPr>
+          <w:i/>
+          <w:iCs/>
+          <w:color w:val="595959"/>
+          <w:sz w:val="18"/>
+          <w:szCs w:val="18"/>
+        </w:rPr>
+        <w:t xml:space="preserve">hdfs dfs -cat /taxi_project/output/revenue/part-* — real output, matches the table above exactly</w:t>
+      </w:r>
+    </w:p>
     <w:p>
       <w:pPr>
         <w:pStyle w:val="Heading2"/>
@@ -8694,72 +8772,74 @@
         <w:t xml:space="preserve">Zone 132 (JFK Airport) is the single highest-revenue pickup zone by a wide margin — roughly 87% more revenue than #2 (zone 138, LaGuardia Airport) — despite ranking 4th, not 1st, by raw trip count (Section 9.3: 404,670 trips vs. zone 237's 455,593). This is the clearest example in the whole dataset of why Section 9 keeps trip-count and revenue as two separate rankings rather than one: airport trips are comparatively rare but each one is worth far more than a short Manhattan hop.</w:t>
       </w:r>
     </w:p>
-    <w:tbl>
-      <w:tblPr>
-        <w:tblW w:type="dxa" w:w="9360"/>
-        <w:tblBorders>
-          <w:top w:val="single" w:color="auto" w:sz="4"/>
-          <w:left w:val="single" w:color="auto" w:sz="4"/>
-          <w:bottom w:val="single" w:color="auto" w:sz="4"/>
-          <w:right w:val="single" w:color="auto" w:sz="4"/>
-          <w:insideH w:val="single" w:color="auto" w:sz="4"/>
-          <w:insideV w:val="single" w:color="auto" w:sz="4"/>
-        </w:tblBorders>
-      </w:tblPr>
-      <w:tblGrid>
-        <w:gridCol w:w="9360"/>
-      </w:tblGrid>
-      <w:tr>
-        <w:tc>
-          <w:tcPr>
-            <w:tcW w:type="dxa" w:w="9360"/>
-            <w:tcBorders>
-              <w:top w:val="single" w:color="BFBFBF" w:sz="2"/>
-              <w:left w:val="single" w:color="BFBFBF" w:sz="2"/>
-              <w:bottom w:val="single" w:color="BFBFBF" w:sz="2"/>
-              <w:right w:val="single" w:color="BFBFBF" w:sz="2"/>
-            </w:tcBorders>
-            <w:shd w:fill="F2F2F2" w:val="clear"/>
-            <w:tcMar>
-              <w:top w:type="dxa" w:w="400"/>
-              <w:left w:type="dxa" w:w="200"/>
-              <w:bottom w:type="dxa" w:w="400"/>
-              <w:right w:type="dxa" w:w="200"/>
-            </w:tcMar>
-            <w:vAlign w:val="center"/>
-          </w:tcPr>
-          <w:p>
-            <w:pPr>
-              <w:jc w:val="center"/>
-            </w:pPr>
-            <w:r>
-              <w:rPr>
-                <w:b/>
-                <w:bCs/>
-                <w:color w:val="595959"/>
-              </w:rPr>
-              <w:t xml:space="preserve">[ INSERT SCREENSHOT HERE ]</w:t>
-            </w:r>
-          </w:p>
-          <w:p>
-            <w:pPr>
-              <w:spacing w:before="80"/>
-              <w:jc w:val="center"/>
-            </w:pPr>
-            <w:r>
-              <w:rPr>
-                <w:i/>
-                <w:iCs/>
-                <w:color w:val="595959"/>
-                <w:sz w:val="20"/>
-                <w:szCs w:val="20"/>
-              </w:rPr>
-              <w:t xml:space="preserve">hdfs dfs -cat /taxi_project/output/top_revenue/part-*  (your cluster's version of the table above)</w:t>
-            </w:r>
-          </w:p>
-        </w:tc>
-      </w:tr>
-    </w:tbl>
+    <w:p>
+      <w:pPr>
+        <w:pBdr>
+          <w:top w:val="single" w:color="BFBFBF" w:sz="4"/>
+          <w:bottom w:val="single" w:color="BFBFBF" w:sz="4"/>
+          <w:left w:val="single" w:color="BFBFBF" w:sz="4"/>
+          <w:right w:val="single" w:color="BFBFBF" w:sz="4"/>
+        </w:pBdr>
+        <w:spacing w:after="80" w:before="120"/>
+        <w:jc w:val="center"/>
+      </w:pPr>
+      <w:r>
+        <w:drawing>
+          <wp:inline distT="0" distB="0" distL="0" distR="0">
+            <wp:extent cx="5334000" cy="1152525"/>
+            <wp:effectExtent t="0" r="0" b="0" l="0"/>
+            <wp:docPr id="1" name="" descr="" title=""/>
+            <wp:cNvGraphicFramePr>
+              <a:graphicFrameLocks xmlns:a="http://schemas.openxmlformats.org/drawingml/2006/main" noChangeAspect="1"/>
+            </wp:cNvGraphicFramePr>
+            <a:graphic xmlns:a="http://schemas.openxmlformats.org/drawingml/2006/main">
+              <a:graphicData uri="http://schemas.openxmlformats.org/drawingml/2006/picture">
+                <pic:pic xmlns:pic="http://schemas.openxmlformats.org/drawingml/2006/picture">
+                  <pic:nvPicPr>
+                    <pic:cNvPr id="0" name="" descr=""/>
+                    <pic:cNvPicPr>
+                      <a:picLocks noChangeAspect="1" noChangeArrowheads="1"/>
+                    </pic:cNvPicPr>
+                  </pic:nvPicPr>
+                  <pic:blipFill>
+                    <a:blip r:embed="rId22" cstate="none"/>
+                    <a:srcRect/>
+                    <a:stretch>
+                      <a:fillRect/>
+                    </a:stretch>
+                  </pic:blipFill>
+                  <pic:spPr bwMode="auto">
+                    <a:xfrm>
+                      <a:off x="0" y="0"/>
+                      <a:ext cx="5334000" cy="1152525"/>
+                    </a:xfrm>
+                    <a:prstGeom prst="rect">
+                      <a:avLst/>
+                    </a:prstGeom>
+                  </pic:spPr>
+                </pic:pic>
+              </a:graphicData>
+            </a:graphic>
+          </wp:inline>
+        </w:drawing>
+      </w:r>
+    </w:p>
+    <w:p>
+      <w:pPr>
+        <w:spacing w:after="160"/>
+        <w:jc w:val="center"/>
+      </w:pPr>
+      <w:r>
+        <w:rPr>
+          <w:i/>
+          <w:iCs/>
+          <w:color w:val="595959"/>
+          <w:sz w:val="18"/>
+          <w:szCs w:val="18"/>
+        </w:rPr>
+        <w:t xml:space="preserve">hdfs dfs -cat /taxi_project/output/top_revenue/part-* — real output, matches the top-10 table above exactly</w:t>
+      </w:r>
+    </w:p>
     <w:p>
       <w:pPr>
         <w:pStyle w:val="Heading1"/>
@@ -9374,72 +9454,142 @@
         <w:t xml:space="preserve">Evidence: YARN application page (screenshot)</w:t>
       </w:r>
     </w:p>
-    <w:tbl>
-      <w:tblPr>
-        <w:tblW w:type="dxa" w:w="9360"/>
-        <w:tblBorders>
-          <w:top w:val="single" w:color="auto" w:sz="4"/>
-          <w:left w:val="single" w:color="auto" w:sz="4"/>
-          <w:bottom w:val="single" w:color="auto" w:sz="4"/>
-          <w:right w:val="single" w:color="auto" w:sz="4"/>
-          <w:insideH w:val="single" w:color="auto" w:sz="4"/>
-          <w:insideV w:val="single" w:color="auto" w:sz="4"/>
-        </w:tblBorders>
-      </w:tblPr>
-      <w:tblGrid>
-        <w:gridCol w:w="9360"/>
-      </w:tblGrid>
-      <w:tr>
-        <w:tc>
-          <w:tcPr>
-            <w:tcW w:type="dxa" w:w="9360"/>
-            <w:tcBorders>
-              <w:top w:val="single" w:color="BFBFBF" w:sz="2"/>
-              <w:left w:val="single" w:color="BFBFBF" w:sz="2"/>
-              <w:bottom w:val="single" w:color="BFBFBF" w:sz="2"/>
-              <w:right w:val="single" w:color="BFBFBF" w:sz="2"/>
-            </w:tcBorders>
-            <w:shd w:fill="F2F2F2" w:val="clear"/>
-            <w:tcMar>
-              <w:top w:type="dxa" w:w="400"/>
-              <w:left w:type="dxa" w:w="200"/>
-              <w:bottom w:type="dxa" w:w="400"/>
-              <w:right w:type="dxa" w:w="200"/>
-            </w:tcMar>
-            <w:vAlign w:val="center"/>
-          </w:tcPr>
-          <w:p>
-            <w:pPr>
-              <w:jc w:val="center"/>
-            </w:pPr>
-            <w:r>
-              <w:rPr>
-                <w:b/>
-                <w:bCs/>
-                <w:color w:val="595959"/>
-              </w:rPr>
-              <w:t xml:space="preserve">[ INSERT SCREENSHOT HERE ]</w:t>
-            </w:r>
-          </w:p>
-          <w:p>
-            <w:pPr>
-              <w:spacing w:before="80"/>
-              <w:jc w:val="center"/>
-            </w:pPr>
-            <w:r>
-              <w:rPr>
-                <w:i/>
-                <w:iCs/>
-                <w:color w:val="595959"/>
-                <w:sz w:val="20"/>
-                <w:szCs w:val="20"/>
-              </w:rPr>
-              <w:t xml:space="preserve">YARN ResourceManager — http://localhost:8088/cluster, application details page for application_1788112445280_0001</w:t>
-            </w:r>
-          </w:p>
-        </w:tc>
-      </w:tr>
-    </w:tbl>
+    <w:p>
+      <w:pPr>
+        <w:pBdr>
+          <w:top w:val="single" w:color="BFBFBF" w:sz="4"/>
+          <w:bottom w:val="single" w:color="BFBFBF" w:sz="4"/>
+          <w:left w:val="single" w:color="BFBFBF" w:sz="4"/>
+          <w:right w:val="single" w:color="BFBFBF" w:sz="4"/>
+        </w:pBdr>
+        <w:spacing w:after="80" w:before="120"/>
+        <w:jc w:val="center"/>
+      </w:pPr>
+      <w:r>
+        <w:drawing>
+          <wp:inline distT="0" distB="0" distL="0" distR="0">
+            <wp:extent cx="5905500" cy="2514600"/>
+            <wp:effectExtent t="0" r="0" b="0" l="0"/>
+            <wp:docPr id="1" name="" descr="" title=""/>
+            <wp:cNvGraphicFramePr>
+              <a:graphicFrameLocks xmlns:a="http://schemas.openxmlformats.org/drawingml/2006/main" noChangeAspect="1"/>
+            </wp:cNvGraphicFramePr>
+            <a:graphic xmlns:a="http://schemas.openxmlformats.org/drawingml/2006/main">
+              <a:graphicData uri="http://schemas.openxmlformats.org/drawingml/2006/picture">
+                <pic:pic xmlns:pic="http://schemas.openxmlformats.org/drawingml/2006/picture">
+                  <pic:nvPicPr>
+                    <pic:cNvPr id="0" name="" descr=""/>
+                    <pic:cNvPicPr>
+                      <a:picLocks noChangeAspect="1" noChangeArrowheads="1"/>
+                    </pic:cNvPicPr>
+                  </pic:nvPicPr>
+                  <pic:blipFill>
+                    <a:blip r:embed="rId23" cstate="none"/>
+                    <a:srcRect/>
+                    <a:stretch>
+                      <a:fillRect/>
+                    </a:stretch>
+                  </pic:blipFill>
+                  <pic:spPr bwMode="auto">
+                    <a:xfrm>
+                      <a:off x="0" y="0"/>
+                      <a:ext cx="5905500" cy="2514600"/>
+                    </a:xfrm>
+                    <a:prstGeom prst="rect">
+                      <a:avLst/>
+                    </a:prstGeom>
+                  </pic:spPr>
+                </pic:pic>
+              </a:graphicData>
+            </a:graphic>
+          </wp:inline>
+        </w:drawing>
+      </w:r>
+    </w:p>
+    <w:p>
+      <w:pPr>
+        <w:spacing w:after="160"/>
+        <w:jc w:val="center"/>
+      </w:pPr>
+      <w:r>
+        <w:rPr>
+          <w:i/>
+          <w:iCs/>
+          <w:color w:val="595959"/>
+          <w:sz w:val="18"/>
+          <w:szCs w:val="18"/>
+        </w:rPr>
+        <w:t xml:space="preserve">YARN ResourceManager — http://172.17.186.197:8088/cluster — both applications FINISHED / SUCCEEDED</w:t>
+      </w:r>
+    </w:p>
+    <w:p>
+      <w:pPr>
+        <w:pBdr>
+          <w:top w:val="single" w:color="BFBFBF" w:sz="4"/>
+          <w:bottom w:val="single" w:color="BFBFBF" w:sz="4"/>
+          <w:left w:val="single" w:color="BFBFBF" w:sz="4"/>
+          <w:right w:val="single" w:color="BFBFBF" w:sz="4"/>
+        </w:pBdr>
+        <w:spacing w:after="80" w:before="120"/>
+        <w:jc w:val="center"/>
+      </w:pPr>
+      <w:r>
+        <w:drawing>
+          <wp:inline distT="0" distB="0" distL="0" distR="0">
+            <wp:extent cx="5905500" cy="2524125"/>
+            <wp:effectExtent t="0" r="0" b="0" l="0"/>
+            <wp:docPr id="1" name="" descr="" title=""/>
+            <wp:cNvGraphicFramePr>
+              <a:graphicFrameLocks xmlns:a="http://schemas.openxmlformats.org/drawingml/2006/main" noChangeAspect="1"/>
+            </wp:cNvGraphicFramePr>
+            <a:graphic xmlns:a="http://schemas.openxmlformats.org/drawingml/2006/main">
+              <a:graphicData uri="http://schemas.openxmlformats.org/drawingml/2006/picture">
+                <pic:pic xmlns:pic="http://schemas.openxmlformats.org/drawingml/2006/picture">
+                  <pic:nvPicPr>
+                    <pic:cNvPr id="0" name="" descr=""/>
+                    <pic:cNvPicPr>
+                      <a:picLocks noChangeAspect="1" noChangeArrowheads="1"/>
+                    </pic:cNvPicPr>
+                  </pic:nvPicPr>
+                  <pic:blipFill>
+                    <a:blip r:embed="rId24" cstate="none"/>
+                    <a:srcRect/>
+                    <a:stretch>
+                      <a:fillRect/>
+                    </a:stretch>
+                  </pic:blipFill>
+                  <pic:spPr bwMode="auto">
+                    <a:xfrm>
+                      <a:off x="0" y="0"/>
+                      <a:ext cx="5905500" cy="2524125"/>
+                    </a:xfrm>
+                    <a:prstGeom prst="rect">
+                      <a:avLst/>
+                    </a:prstGeom>
+                  </pic:spPr>
+                </pic:pic>
+              </a:graphicData>
+            </a:graphic>
+          </wp:inline>
+        </w:drawing>
+      </w:r>
+    </w:p>
+    <w:p>
+      <w:pPr>
+        <w:spacing w:after="160"/>
+        <w:jc w:val="center"/>
+      </w:pPr>
+      <w:r>
+        <w:rPr>
+          <w:i/>
+          <w:iCs/>
+          <w:color w:val="595959"/>
+          <w:sz w:val="18"/>
+          <w:szCs w:val="18"/>
+        </w:rPr>
+        <w:t xml:space="preserve">Same page, scrolled to show FinishTime/State/FinalStatus columns</w:t>
+      </w:r>
+    </w:p>
     <w:p>
       <w:pPr>
         <w:pBdr>
@@ -11414,7 +11564,7 @@
         <w:spacing w:after="160"/>
       </w:pPr>
       <w:r>
-        <w:t xml:space="preserve">Section 16 of the assignment requires all of the following, each with a short interpretation — use this list to confirm nothing is missing before submitting.</w:t>
+        <w:t xml:space="preserve">Section 16 of the assignment requires all of the following, each with a short interpretation. Status against the real cluster run in this report:</w:t>
       </w:r>
     </w:p>
     <w:p>
@@ -11427,7 +11577,7 @@
         <w:spacing w:after="80"/>
       </w:pPr>
       <w:r>
-        <w:t xml:space="preserve">Hadoop services running (Section 4)</w:t>
+        <w:t xml:space="preserve">✓ Hadoop services running (Section 4) — embedded, real jps output</w:t>
       </w:r>
     </w:p>
     <w:p>
@@ -11440,7 +11590,7 @@
         <w:spacing w:after="80"/>
       </w:pPr>
       <w:r>
-        <w:t xml:space="preserve">HDFS directory structure (Section 5)</w:t>
+        <w:t xml:space="preserve">✓ HDFS directory structure (Section 5) — embedded, real hdfs dfs -ls -h</w:t>
       </w:r>
     </w:p>
     <w:p>
@@ -11453,7 +11603,7 @@
         <w:spacing w:after="80"/>
       </w:pPr>
       <w:r>
-        <w:t xml:space="preserve">Dataset uploaded to HDFS (Section 5)</w:t>
+        <w:t xml:space="preserve">✓ Dataset uploaded to HDFS (Section 5) — embedded, real hdfs dfs -ls -h</w:t>
       </w:r>
     </w:p>
     <w:p>
@@ -11466,7 +11616,7 @@
         <w:spacing w:after="80"/>
       </w:pPr>
       <w:r>
-        <w:t xml:space="preserve">HDFS file size and block information (Section 5)</w:t>
+        <w:t xml:space="preserve">✓ HDFS file size and block information (Section 5) — embedded, real -du -h and dfsadmin -report</w:t>
       </w:r>
     </w:p>
     <w:p>
@@ -11479,7 +11629,7 @@
         <w:spacing w:after="80"/>
       </w:pPr>
       <w:r>
-        <w:t xml:space="preserve">MapReduce job execution, for at least one job (Section 8/11)</w:t>
+        <w:t xml:space="preserve">✓ MapReduce job execution (Section 8/11) — real job counters quoted in Sections 10-12; still worth adding a screenshot of one job's terminal output mid-run if you want extra visual evidence</w:t>
       </w:r>
     </w:p>
     <w:p>
@@ -11492,7 +11642,7 @@
         <w:spacing w:after="80"/>
       </w:pPr>
       <w:r>
-        <w:t xml:space="preserve">YARN application page (Section 11)</w:t>
+        <w:t xml:space="preserve">✓ YARN application page (Section 11) — embedded, real application list (both jobs FINISHED/SUCCEEDED)</w:t>
       </w:r>
     </w:p>
     <w:p>
@@ -11505,7 +11655,7 @@
         <w:spacing w:after="80"/>
       </w:pPr>
       <w:r>
-        <w:t xml:space="preserve">Intermediate MapReduce output, from the multi-stage job (Section 10)</w:t>
+        <w:t xml:space="preserve">✓ Intermediate MapReduce output (Section 10) — embedded, real hdfs dfs -cat on Job 1's output</w:t>
       </w:r>
     </w:p>
     <w:p>
@@ -11518,7 +11668,7 @@
         <w:spacing w:after="80"/>
       </w:pPr>
       <w:r>
-        <w:t xml:space="preserve">Final HDFS results, for at least the multi-stage job (Section 10)</w:t>
+        <w:t xml:space="preserve">✓ Final HDFS results (Section 10) — embedded, real hdfs dfs -cat on Job 2's output</w:t>
       </w:r>
     </w:p>
     <w:p>
@@ -11531,7 +11681,32 @@
         <w:spacing w:after="80"/>
       </w:pPr>
       <w:r>
-        <w:t xml:space="preserve">Performance comparison, Pandas vs. MapReduce (Section 12)</w:t>
+        <w:t xml:space="preserve">✓ Performance comparison (Section 12) — real measured numbers in both table columns</w:t>
+      </w:r>
+    </w:p>
+    <w:p>
+      <w:pPr>
+        <w:pBdr>
+          <w:left w:val="single" w:color="B7472A" w:sz="12" w:space="8"/>
+        </w:pBdr>
+        <w:shd w:fill="F2F2F2" w:val="clear"/>
+        <w:spacing w:after="200"/>
+      </w:pPr>
+      <w:r>
+        <w:rPr>
+          <w:b/>
+          <w:bCs/>
+          <w:color w:val="B7472A"/>
+        </w:rPr>
+        <w:t xml:space="preserve">TODO: </w:t>
+      </w:r>
+      <w:r>
+        <w:rPr>
+          <w:i/>
+          <w:iCs/>
+          <w:color w:val="595959"/>
+        </w:rPr>
+        <w:t xml:space="preserve">Add a 1-sentence interpretation under each screenshot in its own section if you haven't already (Section 16 requires this — a screenshot alone gets limited credit). Optionally add screenshots for the 8 remaining single-stage jobs' terminal output / YARN entries if you want broader per-job visual coverage beyond the revenue and multi-stage jobs already shown.</w:t>
       </w:r>
     </w:p>
     <w:sectPr>

--- a/reports/Taxi_Analytics_Report_Template.docx
+++ b/reports/Taxi_Analytics_Report_Template.docx
@@ -199,27 +199,18 @@
     </w:p>
     <w:p>
       <w:pPr>
-        <w:pBdr>
-          <w:left w:val="single" w:color="B7472A" w:sz="12" w:space="8"/>
-        </w:pBdr>
-        <w:shd w:fill="F2F2F2" w:val="clear"/>
-        <w:spacing w:after="200"/>
-      </w:pPr>
-      <w:r>
-        <w:rPr>
-          <w:b/>
-          <w:bCs/>
-          <w:color w:val="B7472A"/>
-        </w:rPr>
-        <w:t xml:space="preserve">TODO: </w:t>
-      </w:r>
-      <w:r>
-        <w:rPr>
-          <w:i/>
-          <w:iCs/>
-          <w:color w:val="595959"/>
-        </w:rPr>
-        <w:t xml:space="preserve">Add 1-2 more paragraphs: state the assignment's scope (which months of data, how many records), and preview what this report covers (cleaning, 9 analyses, a two-stage MapReduce workflow, YARN monitoring, and a Pandas-vs-MapReduce performance comparison).</w:t>
+        <w:spacing w:after="160"/>
+      </w:pPr>
+      <w:r>
+        <w:t xml:space="preserve">The assignment's brief called for at least 2-3 monthly datasets or 5 million trip records, whichever came first; three consecutive months (January-March 2026) were used, yielding 11,077,206 raw records and 10,448,162 after cleaning — well past the 5-million floor on its own.</w:t>
+      </w:r>
+    </w:p>
+    <w:p>
+      <w:pPr>
+        <w:spacing w:after="160"/>
+      </w:pPr>
+      <w:r>
+        <w:t xml:space="preserve">This report covers, in order: how the raw Parquet data was converted and cleaned before being loaded into HDFS (Sections 3, 5, 6); the key-value design behind all nine required MapReduce analyses and their individual mapper/reducer implementations (Sections 7-8); the analytical results themselves, including seven required charts and an anomaly-detection summary (Section 9); a compulsory two-stage MapReduce workflow that finds the top-10 highest-revenue pickup zones from the output of a first job (Section 10); evidence that every job actually ran on a real single-node Hadoop cluster, monitored through YARN (Section 11); a head-to-head performance comparison against an equivalent single-machine Pandas script (Section 12); and the business insights, limitations, and conclusions that follow from all of the above (Sections 13-15).</w:t>
       </w:r>
     </w:p>
     <w:p>
@@ -244,7 +235,7 @@
           <w:iCs/>
           <w:color w:val="595959"/>
         </w:rPr>
-        <w:t xml:space="preserve">Sections 3, 6, 9, 12, and 13 below are already filled in with results computed from the full, real NYC TLC Yellow Taxi dataset for January-March 2026 (11,077,206 raw trip records, 10,448,162 after cleaning). These were produced by running this project's actual mappers/ and reducers/ scripts, unmodified, via the mapper | sort | reducer pipeline described in WALKTHROUGH.md Step 5 -- the exact local stand-in for Hadoop Streaming, using the same code and the same sorted-by-key contract a real cluster run would use. Sections 4, 5, 10, and 11, and the Hadoop MapReduce column in Section 12, still show placeholders: those need real `hdfs dfs` / `hadoop jar` / YARN ResourceManager evidence, which requires an actual running cluster. Before submitting, you still need to: (1) load this exact dataset into your real HDFS, (2) run the `hadoop jar` commands in commands.txt so the same analytical results come out of your own cluster, and (3) capture the HDFS/YARN screenshots those sections still need.</w:t>
+        <w:t xml:space="preserve">Every number and screenshot in this report is real, produced from the full NYC TLC Yellow Taxi dataset for January-March 2026 (11,077,206 raw trip records, 10,448,162 after cleaning). The nine single-stage jobs and the two-stage top-revenue workflow were first run locally via the mapper | sort | reducer pipeline (the exact stand-in for Hadoop Streaming described in WALKTHROUGH.md Step 5, using the same code and the same sorted-by-key contract a cluster run uses), then reproduced on an actual single-node Hadoop 3.3.6 cluster (Ubuntu on WSL2) built from scratch for this assignment — both runs produced byte-identical results, which is itself the strongest evidence the pipeline is correct. Sections 4, 5, 10, 11, and 12 carry real HDFS/YARN screenshots and job counters from that cluster run, not placeholders.</w:t>
       </w:r>
     </w:p>
     <w:p>
@@ -270,27 +261,10 @@
     </w:p>
     <w:p>
       <w:pPr>
-        <w:pBdr>
-          <w:left w:val="single" w:color="B7472A" w:sz="12" w:space="8"/>
-        </w:pBdr>
-        <w:shd w:fill="F2F2F2" w:val="clear"/>
-        <w:spacing w:after="200"/>
-      </w:pPr>
-      <w:r>
-        <w:rPr>
-          <w:b/>
-          <w:bCs/>
-          <w:color w:val="B7472A"/>
-        </w:rPr>
-        <w:t xml:space="preserve">TODO: </w:t>
-      </w:r>
-      <w:r>
-        <w:rPr>
-          <w:i/>
-          <w:iCs/>
-          <w:color w:val="595959"/>
-        </w:rPr>
-        <w:t xml:space="preserve">Explain, in your own words, why each specific analysis (demand, revenue, routes, payment, anomalies) matters to the business — e.g. demand patterns inform driver scheduling, route/revenue analysis informs pricing and zone incentives, anomaly detection protects against fraud or data-quality issues.</w:t>
+        <w:spacing w:after="160"/>
+      </w:pPr>
+      <w:r>
+        <w:t xml:space="preserve">Each analysis maps onto a concrete business decision rather than being an abstract exercise. Hourly and daily demand (a, b) tell the company when to schedule more drivers into service, since idle drivers during a lull and unmet demand during a peak both cost money. Pickup-location and revenue analysis (c, d) show where trips actually originate and which zones are worth the most per trip — useful for positioning drivers and, at the platform level, for deciding where zone-based pricing would have the biggest effect, since Section 10's results make clear that the busiest zones by trip count are not the same as the most profitable ones. Payment-method analysis (e) matters for understanding revenue mix across card versus cash. Route analysis (g) identifies the corridors worth the most attention for traffic-aware routing. Trip-duration and distance analysis (f, h) support fare-model sanity checks. Anomaly detection (i) protects data quality and flags candidates for a fraud or data-entry-error review, without being a fraud determination on its own — Section 9.8 catches a specific 328,522-mile 'trip' that is almost certainly a GPS or entry error, exactly the kind of record this analysis exists to surface.</w:t>
       </w:r>
     </w:p>
     <w:p>
@@ -1170,27 +1144,14 @@
     </w:p>
     <w:p>
       <w:pPr>
-        <w:pBdr>
-          <w:left w:val="single" w:color="B7472A" w:sz="12" w:space="8"/>
-        </w:pBdr>
-        <w:shd w:fill="F2F2F2" w:val="clear"/>
-        <w:spacing w:after="200"/>
-      </w:pPr>
-      <w:r>
-        <w:rPr>
-          <w:b/>
-          <w:bCs/>
-          <w:color w:val="B7472A"/>
-        </w:rPr>
-        <w:t xml:space="preserve">TODO: </w:t>
-      </w:r>
-      <w:r>
-        <w:rPr>
-          <w:i/>
-          <w:iCs/>
-          <w:color w:val="595959"/>
-        </w:rPr>
-        <w:t xml:space="preserve">Add 1-2 sentences explaining what this screenshot shows and confirms (that all 5 core Hadoop/YARN daemons are running as separate JVM processes on this machine).</w:t>
+        <w:spacing w:after="160"/>
+      </w:pPr>
+      <w:r>
+        <w:rPr>
+          <w:sz w:val="20"/>
+          <w:szCs w:val="20"/>
+        </w:rPr>
+        <w:t xml:space="preserve">This jps output lists five separate JVM processes, one per Hadoop/YARN daemon started by start-dfs.sh and start-yarn.sh: NameNode and SecondaryNameNode (HDFS's metadata layer), DataNode (the process that actually stores file blocks on this machine's disk), ResourceManager (YARN's cluster-wide scheduler), and NodeManager (the per-node agent that launches and supervises the containers ResourceManager assigns to it). All five running confirms the cluster is fully up before any MapReduce job is submitted.</w:t>
       </w:r>
     </w:p>
     <w:p>
@@ -1348,27 +1309,14 @@
     </w:p>
     <w:p>
       <w:pPr>
-        <w:pBdr>
-          <w:left w:val="single" w:color="B7472A" w:sz="12" w:space="8"/>
-        </w:pBdr>
-        <w:shd w:fill="F2F2F2" w:val="clear"/>
-        <w:spacing w:after="200"/>
-      </w:pPr>
-      <w:r>
-        <w:rPr>
-          <w:b/>
-          <w:bCs/>
-          <w:color w:val="B7472A"/>
-        </w:rPr>
-        <w:t xml:space="preserve">TODO: </w:t>
-      </w:r>
-      <w:r>
-        <w:rPr>
-          <w:i/>
-          <w:iCs/>
-          <w:color w:val="595959"/>
-        </w:rPr>
-        <w:t xml:space="preserve">Explain the structure in 2-3 sentences: why input/raw is kept separate from input/cleaned, and why each analysis gets its own output directory.</w:t>
+        <w:spacing w:after="160"/>
+      </w:pPr>
+      <w:r>
+        <w:rPr>
+          <w:sz w:val="20"/>
+          <w:szCs w:val="20"/>
+        </w:rPr>
+        <w:t xml:space="preserve">input/raw and input/cleaned are kept separate so the cleaning step (Section 6) is auditable and reversible: input/raw is exactly what came out of Parquet-to-CSV conversion, untouched, while every MapReduce job in this project reads only from input/cleaned — if a cleaning rule ever needed revisiting, the original data is still there to re-derive from, rather than having been overwritten. Each analysis gets its own output/&lt;analysis&gt; directory because Hadoop Streaming refuses to run if its -output path already exists (it always creates that directory itself), so a shared output location would force every job to overwrite or delete the previous job's results before the next one could run.</w:t>
       </w:r>
     </w:p>
     <w:p>
@@ -1601,27 +1549,14 @@
     </w:p>
     <w:p>
       <w:pPr>
-        <w:pBdr>
-          <w:left w:val="single" w:color="B7472A" w:sz="12" w:space="8"/>
-        </w:pBdr>
-        <w:shd w:fill="F2F2F2" w:val="clear"/>
-        <w:spacing w:after="200"/>
-      </w:pPr>
-      <w:r>
-        <w:rPr>
-          <w:b/>
-          <w:bCs/>
-          <w:color w:val="B7472A"/>
-        </w:rPr>
-        <w:t xml:space="preserve">TODO: </w:t>
-      </w:r>
-      <w:r>
-        <w:rPr>
-          <w:i/>
-          <w:iCs/>
-          <w:color w:val="595959"/>
-        </w:rPr>
-        <w:t xml:space="preserve">State the HDFS block size in use (default 128MB) and how many blocks your largest cleaned file was split into (hdfs fsck &lt;path&gt; -files -blocks).</w:t>
+        <w:spacing w:after="160"/>
+      </w:pPr>
+      <w:r>
+        <w:rPr>
+          <w:sz w:val="20"/>
+          <w:szCs w:val="20"/>
+        </w:rPr>
+        <w:t xml:space="preserve">This cluster uses HDFS's default block size of 128MB (left unchanged in hdfs-site.xml). hdfs dfsadmin -report (evidence above) reports 20 blocks total under /taxi_project at this point in the run, consistent with roughly 2.2GB of raw + cleaned CSVs (six files, none exceeding 411MB) each splitting into 3-4 blocks at 128MB per block.</w:t>
       </w:r>
     </w:p>
     <w:p>
@@ -2920,27 +2855,14 @@
     </w:p>
     <w:p>
       <w:pPr>
-        <w:pBdr>
-          <w:left w:val="single" w:color="B7472A" w:sz="12" w:space="8"/>
-        </w:pBdr>
-        <w:shd w:fill="F2F2F2" w:val="clear"/>
-        <w:spacing w:after="200"/>
-      </w:pPr>
-      <w:r>
-        <w:rPr>
-          <w:b/>
-          <w:bCs/>
-          <w:color w:val="B7472A"/>
-        </w:rPr>
-        <w:t xml:space="preserve">TODO: </w:t>
-      </w:r>
-      <w:r>
-        <w:rPr>
-          <w:i/>
-          <w:iCs/>
-          <w:color w:val="595959"/>
-        </w:rPr>
-        <w:t xml:space="preserve">Add 1-2 sentences in your own words justifying the remaining thresholds (why 6 hours for duration, why distance/fare must be strictly positive), and explicitly note that unusual-but-possible records (e.g. a 90-mile trip) are intentionally kept here and handled instead by the separate Anomaly Detection job (Section 9, 9.9) without deletion.</w:t>
+        <w:spacing w:after="160"/>
+      </w:pPr>
+      <w:r>
+        <w:rPr>
+          <w:sz w:val="20"/>
+          <w:szCs w:val="20"/>
+        </w:rPr>
+        <w:t xml:space="preserve">A 6-hour cap on trip duration is a deliberately generous upper bound — genuine street-hailed or app-dispatched trips essentially never take longer than a few hours even in the worst traffic, so anything beyond that is far more likely to be a forgotten meter/trip-close event than a real ride. Distance and fare are required to be strictly positive because neither can be zero or negative for an actual completed trip — a $0 fare and a 0-mile distance both describe something other than a passenger being carried from A to B. None of these three rules deletes anything merely unusual: a 40-mile trip or a $300 fare both pass all three checks and are kept. Records that are unusual but not impossible (an extreme fare-per-mile, an occasional 7-passenger van, a very long-but-not-impossible trip) are deliberately left in the cleaned dataset and are instead counted and categorized by the separate Anomaly Detection job (Section 9.8), which flags without deleting — the same distinction this section's note above explains for the passenger_count field.</w:t>
       </w:r>
     </w:p>
     <w:p>
@@ -3888,27 +3810,14 @@
     </w:p>
     <w:p>
       <w:pPr>
-        <w:pBdr>
-          <w:left w:val="single" w:color="B7472A" w:sz="12" w:space="8"/>
-        </w:pBdr>
-        <w:shd w:fill="F2F2F2" w:val="clear"/>
-        <w:spacing w:after="200"/>
-      </w:pPr>
-      <w:r>
-        <w:rPr>
-          <w:b/>
-          <w:bCs/>
-          <w:color w:val="B7472A"/>
-        </w:rPr>
-        <w:t xml:space="preserve">TODO: </w:t>
-      </w:r>
-      <w:r>
-        <w:rPr>
-          <w:i/>
-          <w:iCs/>
-          <w:color w:val="595959"/>
-        </w:rPr>
-        <w:t xml:space="preserve">Explain, for at least the revenue job, why its key/value choice makes sense, and what Shuffle &amp; Sort specifically guarantees about the order reducer_revenue.py sees its input in.</w:t>
+        <w:spacing w:after="160"/>
+      </w:pPr>
+      <w:r>
+        <w:rPr>
+          <w:sz w:val="20"/>
+          <w:szCs w:val="20"/>
+        </w:rPr>
+        <w:t xml:space="preserve">The revenue job keys by PULocationID because “total revenue” is a value the business wants broken down per pickup zone, not per trip or globally — keying by the field you want to group by is the entire mechanism MapReduce uses to perform a GROUP BY. The value packs five numbers (fare, tip, total, distance, and a literal 1 to count) into one comma-joined string because Hadoop Streaming's protocol is plain key\tvalue text with no structured value type, so every number the reducer needs has to travel inside that one string field and be split back apart on the reducer side. Shuffle &amp; Sort guarantees that reducer_revenue.py never has to search for a zone's records: Hadoop groups every line with the same PULocationID together and sorts the stream by key before handing it to the reducer, so every zone's lines arrive consecutively — the reducer only ever needs to track one zone's running totals at a time, flushing and resetting when the key changes, never holding the whole dataset in memory.</w:t>
       </w:r>
     </w:p>
     <w:p>
@@ -3929,7 +3838,7 @@
         <w:spacing w:after="160"/>
       </w:pPr>
       <w:r>
-        <w:t xml:space="preserve">Full source for every mapper and reducer is in mappers/ and reducers/ in the project repository (also included as Appendix B / a separate source-code submission). This section summarizes the design intent of each; use the docstring at the top of each file as your reference when writing these summaries.</w:t>
+        <w:t xml:space="preserve">Full source for every mapper and reducer is in mappers/ and reducers/ in the project repository (also included as Appendix B / a separate source-code submission).</w:t>
       </w:r>
     </w:p>
     <w:p>
@@ -3961,27 +3870,14 @@
     </w:p>
     <w:p>
       <w:pPr>
-        <w:pBdr>
-          <w:left w:val="single" w:color="B7472A" w:sz="12" w:space="8"/>
-        </w:pBdr>
-        <w:shd w:fill="F2F2F2" w:val="clear"/>
-        <w:spacing w:after="200"/>
-      </w:pPr>
-      <w:r>
-        <w:rPr>
-          <w:b/>
-          <w:bCs/>
-          <w:color w:val="B7472A"/>
-        </w:rPr>
-        <w:t xml:space="preserve">TODO: </w:t>
-      </w:r>
-      <w:r>
-        <w:rPr>
-          <w:i/>
-          <w:iCs/>
-          <w:color w:val="595959"/>
-        </w:rPr>
-        <w:t xml:space="preserve">In 2-4 sentences: describe what this mapper extracts from each line, what the reducer accumulates, and what one line of its final output means.</w:t>
+        <w:spacing w:after="160"/>
+      </w:pPr>
+      <w:r>
+        <w:rPr>
+          <w:sz w:val="20"/>
+          <w:szCs w:val="20"/>
+        </w:rPr>
+        <w:t xml:space="preserve">mapper_hourly.py parses each cleaned CSV line's pickup timestamp and emits the hour (‘00’–‘23’, zero-padded) as the key with a literal 1 as the value. reducer_hourly.py sums the 1s for each hour it sees consecutively (Shuffle &amp; Sort guarantees same-key lines arrive together), printing hour\ttotal_trips. One output line, e.g. ‘18\t693357’, means 693,357 trips began at 18:00 across the three months.</w:t>
       </w:r>
     </w:p>
     <w:p>
@@ -4013,27 +3909,14 @@
     </w:p>
     <w:p>
       <w:pPr>
-        <w:pBdr>
-          <w:left w:val="single" w:color="B7472A" w:sz="12" w:space="8"/>
-        </w:pBdr>
-        <w:shd w:fill="F2F2F2" w:val="clear"/>
-        <w:spacing w:after="200"/>
-      </w:pPr>
-      <w:r>
-        <w:rPr>
-          <w:b/>
-          <w:bCs/>
-          <w:color w:val="B7472A"/>
-        </w:rPr>
-        <w:t xml:space="preserve">TODO: </w:t>
-      </w:r>
-      <w:r>
-        <w:rPr>
-          <w:i/>
-          <w:iCs/>
-          <w:color w:val="595959"/>
-        </w:rPr>
-        <w:t xml:space="preserve">In 2-4 sentences: describe what this mapper extracts from each line, what the reducer accumulates, and what one line of its final output means.</w:t>
+        <w:spacing w:after="160"/>
+      </w:pPr>
+      <w:r>
+        <w:rPr>
+          <w:sz w:val="20"/>
+          <w:szCs w:val="20"/>
+        </w:rPr>
+        <w:t xml:space="preserve">mapper_daily.py converts each pickup timestamp into a day-of-week name (Mon–Sun) using Python's datetime.weekday(), emitting the day name as key and 1 as value. reducer_daily.py sums per day the same way reducer_hourly.py does. One output line, e.g. ‘Sat\t1720007’, means 1,720,007 trips began on a Saturday across the dataset.</w:t>
       </w:r>
     </w:p>
     <w:p>
@@ -4065,27 +3948,14 @@
     </w:p>
     <w:p>
       <w:pPr>
-        <w:pBdr>
-          <w:left w:val="single" w:color="B7472A" w:sz="12" w:space="8"/>
-        </w:pBdr>
-        <w:shd w:fill="F2F2F2" w:val="clear"/>
-        <w:spacing w:after="200"/>
-      </w:pPr>
-      <w:r>
-        <w:rPr>
-          <w:b/>
-          <w:bCs/>
-          <w:color w:val="B7472A"/>
-        </w:rPr>
-        <w:t xml:space="preserve">TODO: </w:t>
-      </w:r>
-      <w:r>
-        <w:rPr>
-          <w:i/>
-          <w:iCs/>
-          <w:color w:val="595959"/>
-        </w:rPr>
-        <w:t xml:space="preserve">In 2-4 sentences: describe what this mapper extracts from each line, what the reducer accumulates, and what one line of its final output means.</w:t>
+        <w:spacing w:after="160"/>
+      </w:pPr>
+      <w:r>
+        <w:rPr>
+          <w:sz w:val="20"/>
+          <w:szCs w:val="20"/>
+        </w:rPr>
+        <w:t xml:space="preserve">mapper_location.py emits the raw PULocationID as key and 1 as value for every trip. reducer_location.py sums trip counts per zone. One output line, e.g. ‘237\t455593’, means zone 237 was the pickup point for 455,593 trips — the top-10/bottom-10 rankings in Section 9.3 are this output sorted locally, since a second MapReduce stage isn't needed once the result is already small enough to sort on one machine.</w:t>
       </w:r>
     </w:p>
     <w:p>
@@ -4117,27 +3987,14 @@
     </w:p>
     <w:p>
       <w:pPr>
-        <w:pBdr>
-          <w:left w:val="single" w:color="B7472A" w:sz="12" w:space="8"/>
-        </w:pBdr>
-        <w:shd w:fill="F2F2F2" w:val="clear"/>
-        <w:spacing w:after="200"/>
-      </w:pPr>
-      <w:r>
-        <w:rPr>
-          <w:b/>
-          <w:bCs/>
-          <w:color w:val="B7472A"/>
-        </w:rPr>
-        <w:t xml:space="preserve">TODO: </w:t>
-      </w:r>
-      <w:r>
-        <w:rPr>
-          <w:i/>
-          <w:iCs/>
-          <w:color w:val="595959"/>
-        </w:rPr>
-        <w:t xml:space="preserve">In 2-4 sentences: describe what this mapper extracts from each line, what the reducer accumulates, and what one line of its final output means.</w:t>
+        <w:spacing w:after="160"/>
+      </w:pPr>
+      <w:r>
+        <w:rPr>
+          <w:sz w:val="20"/>
+          <w:szCs w:val="20"/>
+        </w:rPr>
+        <w:t xml:space="preserve">mapper_revenue.py emits PULocationID as key and a comma-joined string of fare, tip, total, distance, and 1 as value. reducer_revenue.py sums each of those four numbers per zone and divides by the count to get avg_fare and avg_distance. One output line, e.g. ‘132\t404670,25011835.84,...,32334753.74,61.81,15.13’, means zone 132 (JFK) had 404,670 trips totalling $32.33M in revenue at an average fare of $61.81.</w:t>
       </w:r>
     </w:p>
     <w:p>
@@ -4169,27 +4026,14 @@
     </w:p>
     <w:p>
       <w:pPr>
-        <w:pBdr>
-          <w:left w:val="single" w:color="B7472A" w:sz="12" w:space="8"/>
-        </w:pBdr>
-        <w:shd w:fill="F2F2F2" w:val="clear"/>
-        <w:spacing w:after="200"/>
-      </w:pPr>
-      <w:r>
-        <w:rPr>
-          <w:b/>
-          <w:bCs/>
-          <w:color w:val="B7472A"/>
-        </w:rPr>
-        <w:t xml:space="preserve">TODO: </w:t>
-      </w:r>
-      <w:r>
-        <w:rPr>
-          <w:i/>
-          <w:iCs/>
-          <w:color w:val="595959"/>
-        </w:rPr>
-        <w:t xml:space="preserve">In 2-4 sentences: describe what this mapper extracts from each line, what the reducer accumulates, and what one line of its final output means.</w:t>
+        <w:spacing w:after="160"/>
+      </w:pPr>
+      <w:r>
+        <w:rPr>
+          <w:sz w:val="20"/>
+          <w:szCs w:val="20"/>
+        </w:rPr>
+        <w:t xml:space="preserve">mapper_payment.py maps the numeric payment_type code (1–6) to a readable name (Credit_card, Cash, etc.) and emits that name as key with fare, tip, total, and 1 as value. reducer_payment.py sums per payment method the same way reducer_revenue.py sums per zone. One output line, e.g. ‘Credit_card\t6704347,...,198728509.94,19.56,4.14’, means credit-card trips generated $198.73M in total revenue at an average $4.14 tip per trip.</w:t>
       </w:r>
     </w:p>
     <w:p>
@@ -4221,27 +4065,14 @@
     </w:p>
     <w:p>
       <w:pPr>
-        <w:pBdr>
-          <w:left w:val="single" w:color="B7472A" w:sz="12" w:space="8"/>
-        </w:pBdr>
-        <w:shd w:fill="F2F2F2" w:val="clear"/>
-        <w:spacing w:after="200"/>
-      </w:pPr>
-      <w:r>
-        <w:rPr>
-          <w:b/>
-          <w:bCs/>
-          <w:color w:val="B7472A"/>
-        </w:rPr>
-        <w:t xml:space="preserve">TODO: </w:t>
-      </w:r>
-      <w:r>
-        <w:rPr>
-          <w:i/>
-          <w:iCs/>
-          <w:color w:val="595959"/>
-        </w:rPr>
-        <w:t xml:space="preserve">In 2-4 sentences: describe what this mapper extracts from each line, what the reducer accumulates, and what one line of its final output means.</w:t>
+        <w:spacing w:after="160"/>
+      </w:pPr>
+      <w:r>
+        <w:rPr>
+          <w:sz w:val="20"/>
+          <w:szCs w:val="20"/>
+        </w:rPr>
+        <w:t xml:space="preserve">mapper_distance.py buckets each trip's distance into one of five ranges (0-2, 2-5, 5-10, 10-20, 20+ miles) and emits the bucket label as key with fare, distance, and 1 as value. reducer_distance.py sums fare and distance per bucket, computing avg_fare, avg_distance, and avg_fare_per_mile. One output line, e.g. ‘20+\t88977,...,90.20,380.98,0.24’, means the longest-distance bucket had 88,977 trips averaging $90.20 per trip (see Section 9.7's fare-vs-distance curve, and the Limitations section on why that bucket's average distance figure specifically is misleading).</w:t>
       </w:r>
     </w:p>
     <w:p>
@@ -4273,27 +4104,14 @@
     </w:p>
     <w:p>
       <w:pPr>
-        <w:pBdr>
-          <w:left w:val="single" w:color="B7472A" w:sz="12" w:space="8"/>
-        </w:pBdr>
-        <w:shd w:fill="F2F2F2" w:val="clear"/>
-        <w:spacing w:after="200"/>
-      </w:pPr>
-      <w:r>
-        <w:rPr>
-          <w:b/>
-          <w:bCs/>
-          <w:color w:val="B7472A"/>
-        </w:rPr>
-        <w:t xml:space="preserve">TODO: </w:t>
-      </w:r>
-      <w:r>
-        <w:rPr>
-          <w:i/>
-          <w:iCs/>
-          <w:color w:val="595959"/>
-        </w:rPr>
-        <w:t xml:space="preserve">In 2-4 sentences: describe what this mapper extracts from each line, what the reducer accumulates, and what one line of its final output means.</w:t>
+        <w:spacing w:after="160"/>
+      </w:pPr>
+      <w:r>
+        <w:rPr>
+          <w:sz w:val="20"/>
+          <w:szCs w:val="20"/>
+        </w:rPr>
+        <w:t xml:space="preserve">mapper_route.py builds a composite key “PULocationID-DOLocationID” for each trip and emits fare, total, and 1 as value. reducer_route.py sums per route the same way the other reducers sum per their own key. One output line, e.g. ‘237-236\t68097,...,1101590.57’, means the zone-237-to-zone-236 route was travelled 68,097 times and generated $1.10M in revenue — Section 9.6 shows this is the single most frequent route in the whole dataset.</w:t>
       </w:r>
     </w:p>
     <w:p>
@@ -4325,27 +4143,14 @@
     </w:p>
     <w:p>
       <w:pPr>
-        <w:pBdr>
-          <w:left w:val="single" w:color="B7472A" w:sz="12" w:space="8"/>
-        </w:pBdr>
-        <w:shd w:fill="F2F2F2" w:val="clear"/>
-        <w:spacing w:after="200"/>
-      </w:pPr>
-      <w:r>
-        <w:rPr>
-          <w:b/>
-          <w:bCs/>
-          <w:color w:val="B7472A"/>
-        </w:rPr>
-        <w:t xml:space="preserve">TODO: </w:t>
-      </w:r>
-      <w:r>
-        <w:rPr>
-          <w:i/>
-          <w:iCs/>
-          <w:color w:val="595959"/>
-        </w:rPr>
-        <w:t xml:space="preserve">In 2-4 sentences: describe what this mapper extracts from each line, what the reducer accumulates, and what one line of its final output means.</w:t>
+        <w:spacing w:after="160"/>
+      </w:pPr>
+      <w:r>
+        <w:rPr>
+          <w:sz w:val="20"/>
+          <w:szCs w:val="20"/>
+        </w:rPr>
+        <w:t xml:space="preserve">mapper_duration.py computes each trip's duration in minutes from its pickup/dropoff timestamps, buckets it into one of five ranges (0-5, 5-15, 15-30, 30-60, 60+ minutes), and emits the bucket as key with fare, distance, tip, and 1 as value. reducer_duration.py sums and averages per bucket. Each output line reports how average fare, distance, and tip scale with how long a trip actually took, independent of how far it went.</w:t>
       </w:r>
     </w:p>
     <w:p>
@@ -4377,27 +4182,14 @@
     </w:p>
     <w:p>
       <w:pPr>
-        <w:pBdr>
-          <w:left w:val="single" w:color="B7472A" w:sz="12" w:space="8"/>
-        </w:pBdr>
-        <w:shd w:fill="F2F2F2" w:val="clear"/>
-        <w:spacing w:after="200"/>
-      </w:pPr>
-      <w:r>
-        <w:rPr>
-          <w:b/>
-          <w:bCs/>
-          <w:color w:val="B7472A"/>
-        </w:rPr>
-        <w:t xml:space="preserve">TODO: </w:t>
-      </w:r>
-      <w:r>
-        <w:rPr>
-          <w:i/>
-          <w:iCs/>
-          <w:color w:val="595959"/>
-        </w:rPr>
-        <w:t xml:space="preserve">In 2-4 sentences: describe what this mapper extracts from each line, what the reducer accumulates, and what one line of its final output means.</w:t>
+        <w:spacing w:after="160"/>
+      </w:pPr>
+      <w:r>
+        <w:rPr>
+          <w:sz w:val="20"/>
+          <w:szCs w:val="20"/>
+        </w:rPr>
+        <w:t xml:space="preserve">mapper_anomaly.py runs on the cleaned data and checks each trip against five rules (high/low fare-per-mile, long distance, long duration, high passenger count), emitting every rule name the trip triggers (or ‘normal’ if none) as key with 1 as value — a single trip can emit more than one key if it triggers multiple rules. reducer_anomaly.py sums flag events per rule. One output line, e.g. ‘high_fare_per_mile\t122295’, means 122,295 flag-events (not necessarily 122,295 unique trips) had a fare exceeding $50/mile, without any of those trips being deleted from the dataset.</w:t>
       </w:r>
     </w:p>
     <w:p>
@@ -4493,27 +4285,14 @@
     </w:p>
     <w:p>
       <w:pPr>
-        <w:pBdr>
-          <w:left w:val="single" w:color="B7472A" w:sz="12" w:space="8"/>
-        </w:pBdr>
-        <w:shd w:fill="F2F2F2" w:val="clear"/>
-        <w:spacing w:after="200"/>
-      </w:pPr>
-      <w:r>
-        <w:rPr>
-          <w:b/>
-          <w:bCs/>
-          <w:color w:val="B7472A"/>
-        </w:rPr>
-        <w:t xml:space="preserve">TODO: </w:t>
-      </w:r>
-      <w:r>
-        <w:rPr>
-          <w:i/>
-          <w:iCs/>
-          <w:color w:val="595959"/>
-        </w:rPr>
-        <w:t xml:space="preserve">Add a plausible reason for this shape (e.g. evening commute + dinner/social trips peaking around 18:00, versus an overnight lull when most of the city is asleep).</w:t>
+        <w:spacing w:after="160"/>
+      </w:pPr>
+      <w:r>
+        <w:rPr>
+          <w:sz w:val="20"/>
+          <w:szCs w:val="20"/>
+        </w:rPr>
+        <w:t xml:space="preserve">This matches typical urban taxi demand: the evening window (17:00-21:00) combines the tail of the commute with dinner and social trips, producing the daily peak at 18:00, while 03:00-05:00 sits close to the city's quietest hours, when most potential riders are asleep and few venues are still open.</w:t>
       </w:r>
     </w:p>
     <w:p>
@@ -4588,27 +4367,14 @@
     </w:p>
     <w:p>
       <w:pPr>
-        <w:pBdr>
-          <w:left w:val="single" w:color="B7472A" w:sz="12" w:space="8"/>
-        </w:pBdr>
-        <w:shd w:fill="F2F2F2" w:val="clear"/>
-        <w:spacing w:after="200"/>
-      </w:pPr>
-      <w:r>
-        <w:rPr>
-          <w:b/>
-          <w:bCs/>
-          <w:color w:val="B7472A"/>
-        </w:rPr>
-        <w:t xml:space="preserve">TODO: </w:t>
-      </w:r>
-      <w:r>
-        <w:rPr>
-          <w:i/>
-          <w:iCs/>
-          <w:color w:val="595959"/>
-        </w:rPr>
-        <w:t xml:space="preserve">Add a plausible reason (e.g. weekday demand is spread across commuting *and* leisure, while weekend demand concentrates into nightlife/social trips on fewer days).</w:t>
+        <w:spacing w:after="160"/>
+      </w:pPr>
+      <w:r>
+        <w:rPr>
+          <w:sz w:val="20"/>
+          <w:szCs w:val="20"/>
+        </w:rPr>
+        <w:t xml:space="preserve">Weekday demand is a mix of two separate purposes — commuting and errands during the day, plus evening social trips — spread across five separate days, which is why weekday totals add up to more trips overall. Weekend demand concentrates almost entirely into nightlife and social trips on just two days, which is enough to push the per-day average slightly higher than a weekday's average even though the weekly total is lower.</w:t>
       </w:r>
     </w:p>
     <w:p>
@@ -4683,27 +4449,14 @@
     </w:p>
     <w:p>
       <w:pPr>
-        <w:pBdr>
-          <w:left w:val="single" w:color="B7472A" w:sz="12" w:space="8"/>
-        </w:pBdr>
-        <w:shd w:fill="F2F2F2" w:val="clear"/>
-        <w:spacing w:after="200"/>
-      </w:pPr>
-      <w:r>
-        <w:rPr>
-          <w:b/>
-          <w:bCs/>
-          <w:color w:val="B7472A"/>
-        </w:rPr>
-        <w:t xml:space="preserve">TODO: </w:t>
-      </w:r>
-      <w:r>
-        <w:rPr>
-          <w:i/>
-          <w:iCs/>
-          <w:color w:val="595959"/>
-        </w:rPr>
-        <w:t xml:space="preserve">Look up these LocationIDs in the official TLC taxi_zone_lookup.csv (borough/zone names) and note what the top zones have in common — Manhattan zones dominate this list by trip count (short, frequent rides), which contrasts with the revenue ranking below.</w:t>
+        <w:spacing w:after="160"/>
+      </w:pPr>
+      <w:r>
+        <w:rPr>
+          <w:sz w:val="20"/>
+          <w:szCs w:val="20"/>
+        </w:rPr>
+        <w:t xml:space="preserve">Zones 237, 236, and 161 are dense Manhattan zones with heavy short-hop taxi demand — high trip counts driven by volume of short rides rather than by fare size. That is the opposite of the revenue ranking in Section 10, where these same zones do not appear in the top five and airport zones dominate instead: trip count rewards frequency, revenue rewards fare size, and one high-value airport trip is worth many short Manhattan hops.</w:t>
       </w:r>
     </w:p>
     <w:p>
@@ -4778,27 +4531,14 @@
     </w:p>
     <w:p>
       <w:pPr>
-        <w:pBdr>
-          <w:left w:val="single" w:color="B7472A" w:sz="12" w:space="8"/>
-        </w:pBdr>
-        <w:shd w:fill="F2F2F2" w:val="clear"/>
-        <w:spacing w:after="200"/>
-      </w:pPr>
-      <w:r>
-        <w:rPr>
-          <w:b/>
-          <w:bCs/>
-          <w:color w:val="B7472A"/>
-        </w:rPr>
-        <w:t xml:space="preserve">TODO: </w:t>
-      </w:r>
-      <w:r>
-        <w:rPr>
-          <w:i/>
-          <w:iCs/>
-          <w:color w:val="595959"/>
-        </w:rPr>
-        <w:t xml:space="preserve">The $0.00 cash-tip figure needs a careful caveat, not a face-value "cash riders don't tip": TLC's own data dictionary notes cash tips are not captured electronically, so this reflects a gap in what the system records, not necessarily rider behavior. State this explicitly rather than the naive reading.</w:t>
+        <w:spacing w:after="160"/>
+      </w:pPr>
+      <w:r>
+        <w:rPr>
+          <w:sz w:val="20"/>
+          <w:szCs w:val="20"/>
+        </w:rPr>
+        <w:t xml:space="preserve">The $0.00 average cash tip does not mean cash riders never tip — TLC's own data dictionary states cash tips are not captured electronically by the meter system, so this number reflects a gap in what gets recorded, not rider behavior. The $4.14 average credit-card tip is the only tipping behavior this dataset can actually observe.</w:t>
       </w:r>
     </w:p>
     <w:p>
@@ -4873,27 +4613,14 @@
     </w:p>
     <w:p>
       <w:pPr>
-        <w:pBdr>
-          <w:left w:val="single" w:color="B7472A" w:sz="12" w:space="8"/>
-        </w:pBdr>
-        <w:shd w:fill="F2F2F2" w:val="clear"/>
-        <w:spacing w:after="200"/>
-      </w:pPr>
-      <w:r>
-        <w:rPr>
-          <w:b/>
-          <w:bCs/>
-          <w:color w:val="B7472A"/>
-        </w:rPr>
-        <w:t xml:space="preserve">TODO: </w:t>
-      </w:r>
-      <w:r>
-        <w:rPr>
-          <w:i/>
-          <w:iCs/>
-          <w:color w:val="595959"/>
-        </w:rPr>
-        <w:t xml:space="preserve">Note the fare-vs-distance trend in your own words (see 9.7 below for the full curve).</w:t>
+        <w:spacing w:after="160"/>
+      </w:pPr>
+      <w:r>
+        <w:rPr>
+          <w:sz w:val="20"/>
+          <w:szCs w:val="20"/>
+        </w:rPr>
+        <w:t xml:space="preserve">Short trips dominate by volume because most taxi rides are short urban hops, while the 20+ mile bucket is rare precisely because few trips (mostly airport runs) cover that much ground — but the few that do carry a much higher fare each, the same volume-versus-value pattern already seen in the pickup-zone comparison (9.3 vs. Section 10). See 9.7 below for the full fare-vs-distance curve.</w:t>
       </w:r>
     </w:p>
     <w:p>
@@ -4968,27 +4695,14 @@
     </w:p>
     <w:p>
       <w:pPr>
-        <w:pBdr>
-          <w:left w:val="single" w:color="B7472A" w:sz="12" w:space="8"/>
-        </w:pBdr>
-        <w:shd w:fill="F2F2F2" w:val="clear"/>
-        <w:spacing w:after="200"/>
-      </w:pPr>
-      <w:r>
-        <w:rPr>
-          <w:b/>
-          <w:bCs/>
-          <w:color w:val="B7472A"/>
-        </w:rPr>
-        <w:t xml:space="preserve">TODO: </w:t>
-      </w:r>
-      <w:r>
-        <w:rPr>
-          <w:i/>
-          <w:iCs/>
-          <w:color w:val="595959"/>
-        </w:rPr>
-        <w:t xml:space="preserve">State explicitly: the most frequent routes and the most profitable routes are two different lists here — short, high-volume routes between zones 236/237/161 (Manhattan) drive trip count, while low-volume, very-high-fare routes to/from zone 132 (JFK Airport) drive revenue per trip.</w:t>
+        <w:spacing w:after="160"/>
+      </w:pPr>
+      <w:r>
+        <w:rPr>
+          <w:sz w:val="20"/>
+          <w:szCs w:val="20"/>
+        </w:rPr>
+        <w:t xml:space="preserve">The most frequent routes and the most profitable routes are two largely different lists here — short, high-volume routes between zones 236/237/161 (Manhattan) drive trip count, while low-volume, very-high-fare routes to/from zone 132 (JFK Airport) drive revenue per trip.</w:t>
       </w:r>
     </w:p>
     <w:p>
@@ -5764,27 +5478,14 @@
     </w:p>
     <w:p>
       <w:pPr>
-        <w:pBdr>
-          <w:left w:val="single" w:color="B7472A" w:sz="12" w:space="8"/>
-        </w:pBdr>
-        <w:shd w:fill="F2F2F2" w:val="clear"/>
-        <w:spacing w:after="200"/>
-      </w:pPr>
-      <w:r>
-        <w:rPr>
-          <w:b/>
-          <w:bCs/>
-          <w:color w:val="B7472A"/>
-        </w:rPr>
-        <w:t xml:space="preserve">TODO: </w:t>
-      </w:r>
-      <w:r>
-        <w:rPr>
-          <w:i/>
-          <w:iCs/>
-          <w:color w:val="595959"/>
-        </w:rPr>
-        <w:t xml:space="preserve">Note this in your own words, and see the Limitations section for an important caveat about the 20+ mile bucket's average distance specifically.</w:t>
+        <w:spacing w:after="160"/>
+      </w:pPr>
+      <w:r>
+        <w:rPr>
+          <w:sz w:val="20"/>
+          <w:szCs w:val="20"/>
+        </w:rPr>
+        <w:t xml:space="preserve">Average fare rises steadily but not perfectly linearly with distance — the increase from 10-20mi to 20+mi is proportionally smaller than the earlier jumps, since a taxi fare combines a distance-based component with fixed charges (base fare, surcharges) that matter proportionally less on longer trips. See the Limitations section for an important caveat about the 20+ mile bucket's average distance figure specifically.</w:t>
       </w:r>
     </w:p>
     <w:p>
@@ -9617,27 +9318,14 @@
     </w:p>
     <w:p>
       <w:pPr>
-        <w:pBdr>
-          <w:left w:val="single" w:color="B7472A" w:sz="12" w:space="8"/>
-        </w:pBdr>
-        <w:shd w:fill="F2F2F2" w:val="clear"/>
-        <w:spacing w:after="200"/>
-      </w:pPr>
-      <w:r>
-        <w:rPr>
-          <w:b/>
-          <w:bCs/>
-          <w:color w:val="B7472A"/>
-        </w:rPr>
-        <w:t xml:space="preserve">TODO: </w:t>
-      </w:r>
-      <w:r>
-        <w:rPr>
-          <w:i/>
-          <w:iCs/>
-          <w:color w:val="595959"/>
-        </w:rPr>
-        <w:t xml:space="preserve">Explain in 2-3 sentences how YARN's ResourceManager and NodeManagers coordinated to run this job's map and reduce tasks as containers.</w:t>
+        <w:spacing w:after="160"/>
+      </w:pPr>
+      <w:r>
+        <w:rPr>
+          <w:sz w:val="20"/>
+          <w:szCs w:val="20"/>
+        </w:rPr>
+        <w:t xml:space="preserve">YARN separates cluster-wide resource management from individual job execution. The ResourceManager receives the job submission, allocates a container to run an ApplicationMaster for it, and that ApplicationMaster then negotiates with the ResourceManager for further containers to run the actual map and reduce tasks. The NodeManager is the agent that actually launches and monitors each container locally and reports its status back up. In this single-node setup all of these roles run on the same machine, but the same negotiation looks identical on a real multi-node cluster, just with containers spread across different physical NodeManagers — which is the architectural reason YARN can run more than just MapReduce (Spark, Tez, etc. all request containers from YARN the same way).</w:t>
       </w:r>
     </w:p>
     <w:p>
@@ -10432,27 +10120,14 @@
     </w:p>
     <w:p>
       <w:pPr>
-        <w:pBdr>
-          <w:left w:val="single" w:color="B7472A" w:sz="12" w:space="8"/>
-        </w:pBdr>
-        <w:shd w:fill="F2F2F2" w:val="clear"/>
-        <w:spacing w:after="200"/>
-      </w:pPr>
-      <w:r>
-        <w:rPr>
-          <w:b/>
-          <w:bCs/>
-          <w:color w:val="B7472A"/>
-        </w:rPr>
-        <w:t xml:space="preserve">TODO: </w:t>
-      </w:r>
-      <w:r>
-        <w:rPr>
-          <w:i/>
-          <w:iCs/>
-          <w:color w:val="595959"/>
-        </w:rPr>
-        <w:t xml:space="preserve">Restate that conclusion in your own words for the report, and note one limitation of this specific comparison: it's a single-node Hadoop cluster, so it doesn't yet show Hadoop's actual advantage (parallelism across many machines) — only its overhead.</w:t>
+        <w:spacing w:after="160"/>
+      </w:pPr>
+      <w:r>
+        <w:rPr>
+          <w:sz w:val="20"/>
+          <w:szCs w:val="20"/>
+        </w:rPr>
+        <w:t xml:space="preserve">Pandas won this specific comparison because the entire 1.05GB cleaned dataset comfortably fits in one machine's RAM, and Hadoop's fixed per-job costs (JVM/container startup, writing intermediate map output to disk, shuffling data across the network, YARN's own scheduling overhead) have nothing to amortize against on a single node — those costs are paid once per job regardless of whether the job then does five seconds or five hours of real work. That overhead does not scale up with the data the way a single process's memory limit does, so the comparison would flip once the dataset grows past what any one machine can hold in RAM: at that point Pandas cannot run at all, while Hadoop's per-job overhead is the same fixed cost paid once, now amortized across a cluster working the data in parallel. This particular run cannot demonstrate that crossover directly, since it used only a single-node cluster — a genuine multi-node deployment, or a dataset scaled well past 1GB, would be needed to observe MapReduce actually outperforming Pandas in wall-clock time.</w:t>
       </w:r>
     </w:p>
     <w:p>
@@ -11198,25 +10873,23 @@
               <w:bottom w:val="single" w:color="BFBFBF" w:sz="2"/>
               <w:right w:val="single" w:color="BFBFBF" w:sz="2"/>
             </w:tcBorders>
-            <w:shd w:fill="F2F2F2" w:val="clear"/>
-            <w:tcMar>
-              <w:top w:type="dxa" w:w="100"/>
-              <w:left w:type="dxa" w:w="120"/>
-              <w:bottom w:type="dxa" w:w="100"/>
-              <w:right w:type="dxa" w:w="120"/>
-            </w:tcMar>
-            <w:vAlign w:val="center"/>
-          </w:tcPr>
-          <w:p>
-            <w:r>
-              <w:rPr>
-                <w:i/>
-                <w:iCs/>
-                <w:color w:val="595959"/>
-                <w:sz w:val="20"/>
-                <w:szCs w:val="20"/>
-              </w:rPr>
-              <w:t xml:space="preserve">[__]</w:t>
+            <w:tcMar>
+              <w:top w:type="dxa" w:w="100"/>
+              <w:left w:type="dxa" w:w="120"/>
+              <w:bottom w:type="dxa" w:w="100"/>
+              <w:right w:type="dxa" w:w="120"/>
+            </w:tcMar>
+            <w:vAlign w:val="center"/>
+          </w:tcPr>
+          <w:p>
+            <w:r>
+              <w:rPr>
+                <w:i w:val="false"/>
+                <w:iCs w:val="false"/>
+                <w:sz w:val="20"/>
+                <w:szCs w:val="20"/>
+              </w:rPr>
+              <w:t xml:space="preserve">Driver supply should weight toward 17:00-21:00 and Saturdays (9.1-9.2); revenue concentration in airport-linked zones/routes (Section 10) supports zone-based pricing over a flat rate; the 1.35% anomaly rate (9.8), concentrated in high-fare-per-mile trips, is a reasonable starting point for a data-quality/fraud review, not proof of fraud.</w:t>
             </w:r>
           </w:p>
         </w:tc>
@@ -11260,85 +10933,28 @@
               <w:bottom w:val="single" w:color="BFBFBF" w:sz="2"/>
               <w:right w:val="single" w:color="BFBFBF" w:sz="2"/>
             </w:tcBorders>
-            <w:shd w:fill="F2F2F2" w:val="clear"/>
-            <w:tcMar>
-              <w:top w:type="dxa" w:w="100"/>
-              <w:left w:type="dxa" w:w="120"/>
-              <w:bottom w:type="dxa" w:w="100"/>
-              <w:right w:type="dxa" w:w="120"/>
-            </w:tcMar>
-            <w:vAlign w:val="center"/>
-          </w:tcPr>
-          <w:p>
-            <w:r>
-              <w:rPr>
-                <w:i/>
-                <w:iCs/>
-                <w:color w:val="595959"/>
-                <w:sz w:val="20"/>
-                <w:szCs w:val="20"/>
-              </w:rPr>
-              <w:t xml:space="preserve">[__]</w:t>
+            <w:tcMar>
+              <w:top w:type="dxa" w:w="100"/>
+              <w:left w:type="dxa" w:w="120"/>
+              <w:bottom w:type="dxa" w:w="100"/>
+              <w:right w:type="dxa" w:w="120"/>
+            </w:tcMar>
+            <w:vAlign w:val="center"/>
+          </w:tcPr>
+          <w:p>
+            <w:r>
+              <w:rPr>
+                <w:i w:val="false"/>
+                <w:iCs w:val="false"/>
+                <w:sz w:val="20"/>
+                <w:szCs w:val="20"/>
+              </w:rPr>
+              <w:t xml:space="preserve">Once a dataset exceeds a single machine's memory, or the same job must run repeatedly at production scale across a cluster. At the ~1GB scale used here (Section 12), Pandas wins on raw speed because Hadoop's fixed per-job overhead has nothing to amortize against; that overhead stays roughly fixed as data grows, while Pandas eventually cannot run at all.</w:t>
             </w:r>
           </w:p>
         </w:tc>
       </w:tr>
     </w:tbl>
-    <w:p>
-      <w:pPr>
-        <w:spacing w:after="160"/>
-      </w:pPr>
-    </w:p>
-    <w:p>
-      <w:pPr>
-        <w:pBdr>
-          <w:left w:val="single" w:color="B7472A" w:sz="12" w:space="8"/>
-        </w:pBdr>
-        <w:shd w:fill="F2F2F2" w:val="clear"/>
-        <w:spacing w:after="200"/>
-      </w:pPr>
-      <w:r>
-        <w:rPr>
-          <w:b/>
-          <w:bCs/>
-          <w:color w:val="B7472A"/>
-        </w:rPr>
-        <w:t xml:space="preserve">TODO: </w:t>
-      </w:r>
-      <w:r>
-        <w:rPr>
-          <w:i/>
-          <w:iCs/>
-          <w:color w:val="595959"/>
-        </w:rPr>
-        <w:t xml:space="preserve">(k): Draft 2-3 concrete recommendations grounded in the numbers above — e.g. driver positioning around 17:00-21:00 and on weekends; the airport-route revenue concentration in (d)/(i) as a case for dynamic/zone-based pricing; the anomaly rate in (j) as a starting point for a fraud/data-quality review, not a finished conclusion.</w:t>
-      </w:r>
-    </w:p>
-    <w:p>
-      <w:pPr>
-        <w:pBdr>
-          <w:left w:val="single" w:color="B7472A" w:sz="12" w:space="8"/>
-        </w:pBdr>
-        <w:shd w:fill="F2F2F2" w:val="clear"/>
-        <w:spacing w:after="200"/>
-      </w:pPr>
-      <w:r>
-        <w:rPr>
-          <w:b/>
-          <w:bCs/>
-          <w:color w:val="B7472A"/>
-        </w:rPr>
-        <w:t xml:space="preserve">TODO: </w:t>
-      </w:r>
-      <w:r>
-        <w:rPr>
-          <w:i/>
-          <w:iCs/>
-          <w:color w:val="595959"/>
-        </w:rPr>
-        <w:t xml:space="preserve">(l): State the crossover point from Section 12's discussion in your own words: Pandas wins while the data fits in one machine's memory and job-startup overhead dominates; MapReduce's advantage appears once data exceeds a single machine's practical capacity, or when the same job must run repeatedly at production scale across a cluster.</w:t>
-      </w:r>
-    </w:p>
     <w:p>
       <w:pPr>
         <w:pStyle w:val="Heading1"/>
@@ -11414,7 +11030,7 @@
         <w:spacing w:after="80"/>
       </w:pPr>
       <w:r>
-        <w:t xml:space="preserve">TODO: run on a [single-node / N-node] Hadoop cluster, so performance numbers in Section 12 do not reflect a production-scale multi-node deployment once you fill that column in.</w:t>
+        <w:t xml:space="preserve">Run on a single-node pseudo-distributed cluster (1 DataNode, 1 NodeManager), so the performance numbers in Section 12 measure Hadoop's fixed job overhead on one machine, not the parallel speed-up a genuine multi-node deployment would show at larger data volumes.</w:t>
       </w:r>
     </w:p>
     <w:p>
@@ -11445,27 +11061,18 @@
     </w:p>
     <w:p>
       <w:pPr>
-        <w:pBdr>
-          <w:left w:val="single" w:color="B7472A" w:sz="12" w:space="8"/>
-        </w:pBdr>
-        <w:shd w:fill="F2F2F2" w:val="clear"/>
-        <w:spacing w:after="200"/>
-      </w:pPr>
-      <w:r>
-        <w:rPr>
-          <w:b/>
-          <w:bCs/>
-          <w:color w:val="B7472A"/>
-        </w:rPr>
-        <w:t xml:space="preserve">TODO: </w:t>
-      </w:r>
-      <w:r>
-        <w:rPr>
-          <w:i/>
-          <w:iCs/>
-          <w:color w:val="595959"/>
-        </w:rPr>
-        <w:t xml:space="preserve">Summarize in 1-2 paragraphs: what the project demonstrated about HDFS + MapReduce for large-scale taxi data analysis, the most important business finding, and when you'd recommend Hadoop MapReduce over Pandas for a task like this in practice.</w:t>
+        <w:spacing w:after="160"/>
+      </w:pPr>
+      <w:r>
+        <w:t xml:space="preserve">This project demonstrated the full path from a real, multi-million-row public dataset to a working Hadoop Streaming pipeline: converting and cleaning three months of NYC TLC Yellow Taxi data (11,077,206 raw records, 10,448,162 after cleaning), loading it into HDFS, and running nine Python MapReduce analyses plus a compulsory two-stage workflow, all verified twice over — once via a local mapper | sort | reducer pipeline and again on a genuine single-node Hadoop 3.3.6 cluster built from scratch for this assignment, with both runs producing byte-identical results.</w:t>
+      </w:r>
+    </w:p>
+    <w:p>
+      <w:pPr>
+        <w:spacing w:after="160"/>
+      </w:pPr>
+      <w:r>
+        <w:t xml:space="preserve">The most significant business finding is the sharp divergence between trip-count and revenue rankings: the pickup zones and routes with the most trips (dense Manhattan zones and short cross-town routes) are largely different from the ones generating the most revenue (airport-linked zones and routes), which has direct implications for how a taxi or rideshare operator would think about driver positioning versus pricing strategy. On the infrastructure question this report set out to answer, Hadoop MapReduce would be worth recommending over Pandas specifically once the data volume exceeds what a single machine can hold in memory, or once the same analysis needs to run repeatedly at production scale — at the roughly 1GB scale used here, on a single-node cluster, Pandas remains the faster and simpler choice, which is itself the honest, measured answer to when a distributed tool is and is not worth its overhead.</w:t>
       </w:r>
     </w:p>
     <w:p>
@@ -11686,27 +11293,14 @@
     </w:p>
     <w:p>
       <w:pPr>
-        <w:pBdr>
-          <w:left w:val="single" w:color="B7472A" w:sz="12" w:space="8"/>
-        </w:pBdr>
-        <w:shd w:fill="F2F2F2" w:val="clear"/>
-        <w:spacing w:after="200"/>
-      </w:pPr>
-      <w:r>
-        <w:rPr>
-          <w:b/>
-          <w:bCs/>
-          <w:color w:val="B7472A"/>
-        </w:rPr>
-        <w:t xml:space="preserve">TODO: </w:t>
-      </w:r>
-      <w:r>
-        <w:rPr>
-          <w:i/>
-          <w:iCs/>
-          <w:color w:val="595959"/>
-        </w:rPr>
-        <w:t xml:space="preserve">Add a 1-sentence interpretation under each screenshot in its own section if you haven't already (Section 16 requires this — a screenshot alone gets limited credit). Optionally add screenshots for the 8 remaining single-stage jobs' terminal output / YARN entries if you want broader per-job visual coverage beyond the revenue and multi-stage jobs already shown.</w:t>
+        <w:spacing w:after="160"/>
+      </w:pPr>
+      <w:r>
+        <w:rPr>
+          <w:sz w:val="20"/>
+          <w:szCs w:val="20"/>
+        </w:rPr>
+        <w:t xml:space="preserve">Each screenshot above sits directly under a short interpretation in its own section (Sections 4, 5, 10, 11), satisfying Section 16's requirement that evidence be accompanied by explanation rather than left to stand alone. Coverage here focuses on the revenue job and the compulsory two-stage workflow, since those are the two jobs Sections 10-12 build on directly; the remaining 8 single-stage jobs were run on the same cluster and verified against this report's numbers via hdfs dfs -getmerge and cat (Section 9's tables), without a screenshot captured for each one individually.</w:t>
       </w:r>
     </w:p>
     <w:sectPr>

--- a/reports/Taxi_Analytics_Report_Template.docx
+++ b/reports/Taxi_Analytics_Report_Template.docx
@@ -140,6 +140,7 @@
     <w:p>
       <w:pPr>
         <w:spacing w:after="160"/>
+        <w:jc w:val="both"/>
       </w:pPr>
       <w:r>
         <w:rPr>
@@ -192,6 +193,7 @@
     <w:p>
       <w:pPr>
         <w:spacing w:after="160"/>
+        <w:jc w:val="both"/>
       </w:pPr>
       <w:r>
         <w:t xml:space="preserve">This report documents the design and implementation of a Hadoop-based analytics solution for a transportation analytics company, built on the official NYC Taxi &amp; Limousine Commission (TLC) Yellow Taxi trip-record dataset. It demonstrates how Hadoop Distributed File System (HDFS) stores a large, multi-million-row dataset across a cluster, and how Hadoop Streaming MapReduce distributes the analytical processing of that data across map and reduce tasks.</w:t>
@@ -200,6 +202,7 @@
     <w:p>
       <w:pPr>
         <w:spacing w:after="160"/>
+        <w:jc w:val="both"/>
       </w:pPr>
       <w:r>
         <w:t xml:space="preserve">The assignment's brief called for at least 2-3 monthly datasets or 5 million trip records, whichever came first; three consecutive months (January-March 2026) were used, yielding 11,077,206 raw records and 10,448,162 after cleaning — well past the 5-million floor on its own.</w:t>
@@ -208,6 +211,7 @@
     <w:p>
       <w:pPr>
         <w:spacing w:after="160"/>
+        <w:jc w:val="both"/>
       </w:pPr>
       <w:r>
         <w:t xml:space="preserve">This report covers, in order: how the raw Parquet data was converted and cleaned before being loaded into HDFS (Sections 3, 5, 6); the key-value design behind all nine required MapReduce analyses and their individual mapper/reducer implementations (Sections 7-8); the analytical results themselves, including seven required charts and an anomaly-detection summary (Section 9); a compulsory two-stage MapReduce workflow that finds the top-10 highest-revenue pickup zones from the output of a first job (Section 10); evidence that every job actually ran on a real single-node Hadoop cluster, monitored through YARN (Section 11); a head-to-head performance comparison against an equivalent single-machine Pandas script (Section 12); and the business insights, limitations, and conclusions that follow from all of the above (Sections 13-15).</w:t>
@@ -220,6 +224,7 @@
         </w:pBdr>
         <w:shd w:fill="E8EEF4" w:val="clear"/>
         <w:spacing w:after="200"/>
+        <w:jc w:val="both"/>
       </w:pPr>
       <w:r>
         <w:rPr>
@@ -254,6 +259,7 @@
     <w:p>
       <w:pPr>
         <w:spacing w:after="160"/>
+        <w:jc w:val="both"/>
       </w:pPr>
       <w:r>
         <w:t xml:space="preserve">The company wants to understand taxi demand, revenue, routes, payment behavior, trip characteristics, and abnormal records across the city. Because the underlying dataset contains millions of trip records, a single machine cannot comfortably store or process it end-to-end — this motivates using HDFS for distributed storage and Hadoop Python MapReduce for distributed processing, rather than a single-machine tool.</w:t>
@@ -262,6 +268,7 @@
     <w:p>
       <w:pPr>
         <w:spacing w:after="160"/>
+        <w:jc w:val="both"/>
       </w:pPr>
       <w:r>
         <w:t xml:space="preserve">Each analysis maps onto a concrete business decision rather than being an abstract exercise. Hourly and daily demand (a, b) tell the company when to schedule more drivers into service, since idle drivers during a lull and unmet demand during a peak both cost money. Pickup-location and revenue analysis (c, d) show where trips actually originate and which zones are worth the most per trip — useful for positioning drivers and, at the platform level, for deciding where zone-based pricing would have the biggest effect, since Section 10's results make clear that the busiest zones by trip count are not the same as the most profitable ones. Payment-method analysis (e) matters for understanding revenue mix across card versus cash. Route analysis (g) identifies the corridors worth the most attention for traffic-aware routing. Trip-duration and distance analysis (f, h) support fare-model sanity checks. Anomaly detection (i) protects data quality and flags candidates for a fraud or data-entry-error review, without being a fraud determination on its own — Section 9.8 catches a specific 328,522-mile 'trip' that is almost certainly a GPS or entry error, exactly the kind of record this analysis exists to surface.</w:t>
@@ -283,6 +290,7 @@
     <w:p>
       <w:pPr>
         <w:spacing w:after="160"/>
+        <w:jc w:val="both"/>
       </w:pPr>
       <w:r>
         <w:t xml:space="preserve">Data source: NYC TLC Yellow Taxi Trip Records, official download page: https://www.nyc.gov/site/tlc/about/tlc-trip-record-data.page</w:t>
@@ -291,6 +299,7 @@
     <w:p>
       <w:pPr>
         <w:spacing w:after="160"/>
+        <w:jc w:val="both"/>
       </w:pPr>
       <w:r>
         <w:t xml:space="preserve">Three consecutive months were used: January, February, and March 2026 — comfortably clearing the assignment's "at least 5 million trip records" threshold on its own.</w:t>
@@ -924,6 +933,7 @@
     <w:p>
       <w:pPr>
         <w:spacing w:after="160"/>
+        <w:jc w:val="both"/>
       </w:pPr>
       <w:r>
         <w:rPr>
@@ -954,6 +964,7 @@
           <w:numId w:val="2"/>
         </w:numPr>
         <w:spacing w:after="80"/>
+        <w:jc w:val="both"/>
       </w:pPr>
       <w:r>
         <w:t xml:space="preserve">Hadoop version: 3.3.6 (compiled Jun 18 2023)</w:t>
@@ -967,6 +978,7 @@
           <w:numId w:val="2"/>
         </w:numPr>
         <w:spacing w:after="80"/>
+        <w:jc w:val="both"/>
       </w:pPr>
       <w:r>
         <w:t xml:space="preserve">Cluster mode: pseudo-distributed, single node (1 DataNode, 1 NodeManager)</w:t>
@@ -980,6 +992,7 @@
           <w:numId w:val="2"/>
         </w:numPr>
         <w:spacing w:after="80"/>
+        <w:jc w:val="both"/>
       </w:pPr>
       <w:r>
         <w:t xml:space="preserve">Operating system: Ubuntu (WSL2 — Windows Subsystem for Linux, on Windows 11)</w:t>
@@ -993,6 +1006,7 @@
           <w:numId w:val="2"/>
         </w:numPr>
         <w:spacing w:after="80"/>
+        <w:jc w:val="both"/>
       </w:pPr>
       <w:r>
         <w:t xml:space="preserve">Java: OpenJDK 11.0.32</w:t>
@@ -1006,6 +1020,7 @@
           <w:numId w:val="2"/>
         </w:numPr>
         <w:spacing w:after="80"/>
+        <w:jc w:val="both"/>
       </w:pPr>
       <w:r>
         <w:t xml:space="preserve">Configured HDFS capacity: 1,006.85 GB</w:t>
@@ -1019,6 +1034,7 @@
           <w:numId w:val="2"/>
         </w:numPr>
         <w:spacing w:after="80"/>
+        <w:jc w:val="both"/>
       </w:pPr>
       <w:r>
         <w:t xml:space="preserve">YARN ResourceManager UI: http://&lt;WSL-IP&gt;:8088/cluster (see note below)</w:t>
@@ -1032,6 +1048,7 @@
           <w:numId w:val="2"/>
         </w:numPr>
         <w:spacing w:after="80"/>
+        <w:jc w:val="both"/>
       </w:pPr>
       <w:r>
         <w:t xml:space="preserve">HDFS NameNode UI: http://&lt;WSL-IP&gt;:9870</w:t>
@@ -1044,6 +1061,7 @@
         </w:pBdr>
         <w:shd w:fill="E8EEF4" w:val="clear"/>
         <w:spacing w:after="200"/>
+        <w:jc w:val="both"/>
       </w:pPr>
       <w:r>
         <w:rPr>
@@ -1145,6 +1163,7 @@
     <w:p>
       <w:pPr>
         <w:spacing w:after="160"/>
+        <w:jc w:val="both"/>
       </w:pPr>
       <w:r>
         <w:rPr>
@@ -1170,6 +1189,7 @@
     <w:p>
       <w:pPr>
         <w:spacing w:after="160"/>
+        <w:jc w:val="both"/>
       </w:pPr>
       <w:r>
         <w:t xml:space="preserve">Directory structure created under /taxi_project (see commands.txt, Step 6):</w:t>
@@ -1183,6 +1203,7 @@
           <w:numId w:val="2"/>
         </w:numPr>
         <w:spacing w:after="80"/>
+        <w:jc w:val="both"/>
       </w:pPr>
       <w:r>
         <w:t xml:space="preserve">/taxi_project/input/raw/ — converted CSVs, as downloaded/converted, unmodified</w:t>
@@ -1196,6 +1217,7 @@
           <w:numId w:val="2"/>
         </w:numPr>
         <w:spacing w:after="80"/>
+        <w:jc w:val="both"/>
       </w:pPr>
       <w:r>
         <w:t xml:space="preserve">/taxi_project/input/cleaned/ — cleaned CSVs; the only data every MapReduce job reads</w:t>
@@ -1209,6 +1231,7 @@
           <w:numId w:val="2"/>
         </w:numPr>
         <w:spacing w:after="80"/>
+        <w:jc w:val="both"/>
       </w:pPr>
       <w:r>
         <w:t xml:space="preserve">/taxi_project/output/&lt;analysis&gt;/ — one directory per job (hourly, daily, locations, revenue, payment, distance, routes, duration, anomalies, top_revenue)</w:t>
@@ -1222,6 +1245,7 @@
           <w:numId w:val="2"/>
         </w:numPr>
         <w:spacing w:after="80"/>
+        <w:jc w:val="both"/>
       </w:pPr>
       <w:r>
         <w:t xml:space="preserve">/taxi_project/archive/ — raw files moved aside once cleaned data is verified</w:t>
@@ -1310,6 +1334,7 @@
     <w:p>
       <w:pPr>
         <w:spacing w:after="160"/>
+        <w:jc w:val="both"/>
       </w:pPr>
       <w:r>
         <w:rPr>
@@ -1550,6 +1575,7 @@
     <w:p>
       <w:pPr>
         <w:spacing w:after="160"/>
+        <w:jc w:val="both"/>
       </w:pPr>
       <w:r>
         <w:rPr>
@@ -1575,6 +1601,7 @@
     <w:p>
       <w:pPr>
         <w:spacing w:after="160"/>
+        <w:jc w:val="both"/>
       </w:pPr>
       <w:r>
         <w:t xml:space="preserve">Cleaning was performed locally with scripts/clean_data.py before uploading to /taxi_project/input/cleaned/. Only hard-invalid records were removed — rows that cannot represent a real trip. Records that are unusual but still possible (e.g. an unusually high fare-per-mile) were intentionally kept and are instead flagged, without deletion, by the separate Anomaly Detection MapReduce job (Section 9i).</w:t>
@@ -1583,6 +1610,7 @@
     <w:p>
       <w:pPr>
         <w:spacing w:after="160"/>
+        <w:jc w:val="both"/>
       </w:pPr>
       <w:r>
         <w:t xml:space="preserve">Counts below are summed across all three months (11,077,206 raw rows seen). Full per-month breakdowns are in data/cleaned/*_cleaning_report.json.</w:t>
@@ -2810,6 +2838,7 @@
         </w:pBdr>
         <w:shd w:fill="E8EEF4" w:val="clear"/>
         <w:spacing w:after="200"/>
+        <w:jc w:val="both"/>
       </w:pPr>
       <w:r>
         <w:rPr>
@@ -2835,6 +2864,7 @@
         </w:pBdr>
         <w:shd w:fill="E8EEF4" w:val="clear"/>
         <w:spacing w:after="200"/>
+        <w:jc w:val="both"/>
       </w:pPr>
       <w:r>
         <w:rPr>
@@ -2856,6 +2886,7 @@
     <w:p>
       <w:pPr>
         <w:spacing w:after="160"/>
+        <w:jc w:val="both"/>
       </w:pPr>
       <w:r>
         <w:rPr>
@@ -2881,6 +2912,7 @@
     <w:p>
       <w:pPr>
         <w:spacing w:after="160"/>
+        <w:jc w:val="both"/>
       </w:pPr>
       <w:r>
         <w:t xml:space="preserve">Every job in this project follows the same three-stage pipeline: Map (extract a key and a value from each raw CSV line), Shuffle &amp; Sort (Hadoop groups and sorts all key-value pairs so every key's values arrive consecutively at one reducer), and Reduce (accumulate the values for each key and emit one summary line). The table below documents the exact key-value design used for each analysis.</w:t>
@@ -3811,6 +3843,7 @@
     <w:p>
       <w:pPr>
         <w:spacing w:after="160"/>
+        <w:jc w:val="both"/>
       </w:pPr>
       <w:r>
         <w:rPr>
@@ -3836,6 +3869,7 @@
     <w:p>
       <w:pPr>
         <w:spacing w:after="160"/>
+        <w:jc w:val="both"/>
       </w:pPr>
       <w:r>
         <w:t xml:space="preserve">Full source for every mapper and reducer is in mappers/ and reducers/ in the project repository (also included as Appendix B / a separate source-code submission).</w:t>
@@ -3856,6 +3890,7 @@
     <w:p>
       <w:pPr>
         <w:spacing w:after="160"/>
+        <w:jc w:val="both"/>
       </w:pPr>
       <w:r>
         <w:rPr>
@@ -3871,6 +3906,7 @@
     <w:p>
       <w:pPr>
         <w:spacing w:after="160"/>
+        <w:jc w:val="both"/>
       </w:pPr>
       <w:r>
         <w:rPr>
@@ -3895,6 +3931,7 @@
     <w:p>
       <w:pPr>
         <w:spacing w:after="160"/>
+        <w:jc w:val="both"/>
       </w:pPr>
       <w:r>
         <w:rPr>
@@ -3910,6 +3947,7 @@
     <w:p>
       <w:pPr>
         <w:spacing w:after="160"/>
+        <w:jc w:val="both"/>
       </w:pPr>
       <w:r>
         <w:rPr>
@@ -3934,6 +3972,7 @@
     <w:p>
       <w:pPr>
         <w:spacing w:after="160"/>
+        <w:jc w:val="both"/>
       </w:pPr>
       <w:r>
         <w:rPr>
@@ -3949,6 +3988,7 @@
     <w:p>
       <w:pPr>
         <w:spacing w:after="160"/>
+        <w:jc w:val="both"/>
       </w:pPr>
       <w:r>
         <w:rPr>
@@ -3973,6 +4013,7 @@
     <w:p>
       <w:pPr>
         <w:spacing w:after="160"/>
+        <w:jc w:val="both"/>
       </w:pPr>
       <w:r>
         <w:rPr>
@@ -3988,6 +4029,7 @@
     <w:p>
       <w:pPr>
         <w:spacing w:after="160"/>
+        <w:jc w:val="both"/>
       </w:pPr>
       <w:r>
         <w:rPr>
@@ -4012,6 +4054,7 @@
     <w:p>
       <w:pPr>
         <w:spacing w:after="160"/>
+        <w:jc w:val="both"/>
       </w:pPr>
       <w:r>
         <w:rPr>
@@ -4027,6 +4070,7 @@
     <w:p>
       <w:pPr>
         <w:spacing w:after="160"/>
+        <w:jc w:val="both"/>
       </w:pPr>
       <w:r>
         <w:rPr>
@@ -4051,6 +4095,7 @@
     <w:p>
       <w:pPr>
         <w:spacing w:after="160"/>
+        <w:jc w:val="both"/>
       </w:pPr>
       <w:r>
         <w:rPr>
@@ -4066,6 +4111,7 @@
     <w:p>
       <w:pPr>
         <w:spacing w:after="160"/>
+        <w:jc w:val="both"/>
       </w:pPr>
       <w:r>
         <w:rPr>
@@ -4090,6 +4136,7 @@
     <w:p>
       <w:pPr>
         <w:spacing w:after="160"/>
+        <w:jc w:val="both"/>
       </w:pPr>
       <w:r>
         <w:rPr>
@@ -4105,6 +4152,7 @@
     <w:p>
       <w:pPr>
         <w:spacing w:after="160"/>
+        <w:jc w:val="both"/>
       </w:pPr>
       <w:r>
         <w:rPr>
@@ -4129,6 +4177,7 @@
     <w:p>
       <w:pPr>
         <w:spacing w:after="160"/>
+        <w:jc w:val="both"/>
       </w:pPr>
       <w:r>
         <w:rPr>
@@ -4144,6 +4193,7 @@
     <w:p>
       <w:pPr>
         <w:spacing w:after="160"/>
+        <w:jc w:val="both"/>
       </w:pPr>
       <w:r>
         <w:rPr>
@@ -4168,6 +4218,7 @@
     <w:p>
       <w:pPr>
         <w:spacing w:after="160"/>
+        <w:jc w:val="both"/>
       </w:pPr>
       <w:r>
         <w:rPr>
@@ -4183,6 +4234,7 @@
     <w:p>
       <w:pPr>
         <w:spacing w:after="160"/>
+        <w:jc w:val="both"/>
       </w:pPr>
       <w:r>
         <w:rPr>
@@ -4208,6 +4260,7 @@
     <w:p>
       <w:pPr>
         <w:spacing w:after="160"/>
+        <w:jc w:val="both"/>
       </w:pPr>
       <w:r>
         <w:t xml:space="preserve">Charts below are real output from scripts/visualize.py, run on this project's own reducer results for the full January-March 2026 dataset (10,448,162 cleaned trips).</w:t>
@@ -4274,6 +4327,7 @@
     <w:p>
       <w:pPr>
         <w:spacing w:after="160"/>
+        <w:jc w:val="both"/>
       </w:pPr>
       <w:r>
         <w:rPr>
@@ -4286,6 +4340,7 @@
     <w:p>
       <w:pPr>
         <w:spacing w:after="160"/>
+        <w:jc w:val="both"/>
       </w:pPr>
       <w:r>
         <w:rPr>
@@ -4356,6 +4411,7 @@
     <w:p>
       <w:pPr>
         <w:spacing w:after="160"/>
+        <w:jc w:val="both"/>
       </w:pPr>
       <w:r>
         <w:rPr>
@@ -4368,6 +4424,7 @@
     <w:p>
       <w:pPr>
         <w:spacing w:after="160"/>
+        <w:jc w:val="both"/>
       </w:pPr>
       <w:r>
         <w:rPr>
@@ -4438,6 +4495,7 @@
     <w:p>
       <w:pPr>
         <w:spacing w:after="160"/>
+        <w:jc w:val="both"/>
       </w:pPr>
       <w:r>
         <w:rPr>
@@ -4450,6 +4508,7 @@
     <w:p>
       <w:pPr>
         <w:spacing w:after="160"/>
+        <w:jc w:val="both"/>
       </w:pPr>
       <w:r>
         <w:rPr>
@@ -4520,6 +4579,7 @@
     <w:p>
       <w:pPr>
         <w:spacing w:after="160"/>
+        <w:jc w:val="both"/>
       </w:pPr>
       <w:r>
         <w:rPr>
@@ -4532,6 +4592,7 @@
     <w:p>
       <w:pPr>
         <w:spacing w:after="160"/>
+        <w:jc w:val="both"/>
       </w:pPr>
       <w:r>
         <w:rPr>
@@ -4602,6 +4663,7 @@
     <w:p>
       <w:pPr>
         <w:spacing w:after="160"/>
+        <w:jc w:val="both"/>
       </w:pPr>
       <w:r>
         <w:rPr>
@@ -4614,6 +4676,7 @@
     <w:p>
       <w:pPr>
         <w:spacing w:after="160"/>
+        <w:jc w:val="both"/>
       </w:pPr>
       <w:r>
         <w:rPr>
@@ -4684,6 +4747,7 @@
     <w:p>
       <w:pPr>
         <w:spacing w:after="160"/>
+        <w:jc w:val="both"/>
       </w:pPr>
       <w:r>
         <w:rPr>
@@ -4696,6 +4760,7 @@
     <w:p>
       <w:pPr>
         <w:spacing w:after="160"/>
+        <w:jc w:val="both"/>
       </w:pPr>
       <w:r>
         <w:rPr>
@@ -4708,6 +4773,7 @@
     <w:p>
       <w:pPr>
         <w:spacing w:after="160"/>
+        <w:jc w:val="both"/>
       </w:pPr>
       <w:r>
         <w:rPr>
@@ -5467,6 +5533,7 @@
     <w:p>
       <w:pPr>
         <w:spacing w:after="160"/>
+        <w:jc w:val="both"/>
       </w:pPr>
       <w:r>
         <w:rPr>
@@ -5479,6 +5546,7 @@
     <w:p>
       <w:pPr>
         <w:spacing w:after="160"/>
+        <w:jc w:val="both"/>
       </w:pPr>
       <w:r>
         <w:rPr>
@@ -5503,6 +5571,7 @@
     <w:p>
       <w:pPr>
         <w:spacing w:after="160"/>
+        <w:jc w:val="both"/>
       </w:pPr>
       <w:r>
         <w:rPr>
@@ -6174,6 +6243,7 @@
         </w:pBdr>
         <w:shd w:fill="E8EEF4" w:val="clear"/>
         <w:spacing w:after="200"/>
+        <w:jc w:val="both"/>
       </w:pPr>
       <w:r>
         <w:rPr>
@@ -6208,6 +6278,7 @@
     <w:p>
       <w:pPr>
         <w:spacing w:after="160"/>
+        <w:jc w:val="both"/>
       </w:pPr>
       <w:r>
         <w:t xml:space="preserve">Job 1 (mapper_revenue.py / reducer_revenue.py) computes total revenue per pickup zone. Its HDFS output at /taxi_project/output/revenue/ is used directly as the input to Job 2 (multistage/mapper_top_revenue.py / reducer_top_revenue.py), which finds the global top-10 highest-revenue zones. Job 2's mapper emits a constant key (“ALL”) for every line so that every zone's total lands on a single reducer, where a full sort produces a true global ranking — this only scales because Job 1's output (a few hundred zones) is small, even though its input (millions of trips) was not.</w:t>
@@ -6220,6 +6291,7 @@
         </w:pBdr>
         <w:shd w:fill="E8EEF4" w:val="clear"/>
         <w:spacing w:after="200"/>
+        <w:jc w:val="both"/>
       </w:pPr>
       <w:r>
         <w:rPr>
@@ -6253,6 +6325,7 @@
     <w:p>
       <w:pPr>
         <w:spacing w:after="160"/>
+        <w:jc w:val="both"/>
       </w:pPr>
       <w:r>
         <w:rPr>
@@ -8455,6 +8528,7 @@
         </w:pBdr>
         <w:shd w:fill="E8EEF4" w:val="clear"/>
         <w:spacing w:after="200"/>
+        <w:jc w:val="both"/>
       </w:pPr>
       <w:r>
         <w:rPr>
@@ -8557,6 +8631,7 @@
     <w:p>
       <w:pPr>
         <w:spacing w:after="160"/>
+        <w:jc w:val="both"/>
       </w:pPr>
       <w:r>
         <w:t xml:space="preserve">Evidence captured from the YARN ResourceManager web interface (http://localhost:8088/cluster) for the Revenue-by-Pickup-Location job.</w:t>
@@ -8565,6 +8640,7 @@
     <w:p>
       <w:pPr>
         <w:spacing w:after="160"/>
+        <w:jc w:val="both"/>
       </w:pPr>
       <w:r>
         <w:rPr>
@@ -9298,6 +9374,7 @@
         </w:pBdr>
         <w:shd w:fill="E8EEF4" w:val="clear"/>
         <w:spacing w:after="200"/>
+        <w:jc w:val="both"/>
       </w:pPr>
       <w:r>
         <w:rPr>
@@ -9319,6 +9396,7 @@
     <w:p>
       <w:pPr>
         <w:spacing w:after="160"/>
+        <w:jc w:val="both"/>
       </w:pPr>
       <w:r>
         <w:rPr>
@@ -9344,6 +9422,7 @@
     <w:p>
       <w:pPr>
         <w:spacing w:after="160"/>
+        <w:jc w:val="both"/>
       </w:pPr>
       <w:r>
         <w:t xml:space="preserve">Identical analysis (revenue by pickup zone) run with plain Python/Pandas (scripts/pandas_baseline.py) and with real Hadoop Streaming MapReduce (mapper_revenue.py / reducer_revenue.py, application_1788112445280_0001) on the same full cleaned dataset. Both columns below are real, measured output.</w:t>
@@ -10100,6 +10179,7 @@
         </w:pBdr>
         <w:shd w:fill="E8EEF4" w:val="clear"/>
         <w:spacing w:after="200"/>
+        <w:jc w:val="both"/>
       </w:pPr>
       <w:r>
         <w:rPr>
@@ -10121,6 +10201,7 @@
     <w:p>
       <w:pPr>
         <w:spacing w:after="160"/>
+        <w:jc w:val="both"/>
       </w:pPr>
       <w:r>
         <w:rPr>
@@ -10146,6 +10227,7 @@
     <w:p>
       <w:pPr>
         <w:spacing w:after="160"/>
+        <w:jc w:val="both"/>
       </w:pPr>
       <w:r>
         <w:t xml:space="preserve">Answers (a)-(j) below are filled in from this project's real results (see the cited results/*.tsv files and Section 9/10 for full detail). (k) and (l) need your own synthesis — they ask for judgment, not a lookup.</w:t>
@@ -10976,6 +11058,7 @@
           <w:numId w:val="2"/>
         </w:numPr>
         <w:spacing w:after="80"/>
+        <w:jc w:val="both"/>
       </w:pPr>
       <w:r>
         <w:t xml:space="preserve">Analysis covers 3 months of data (Jan-Mar 2026, 10,448,162 cleaned trips), not the full historical TLC archive — seasonal patterns outside this window (e.g. summer tourism, December holidays) are not captured.</w:t>
@@ -10989,6 +11072,7 @@
           <w:numId w:val="2"/>
         </w:numPr>
         <w:spacing w:after="80"/>
+        <w:jc w:val="both"/>
       </w:pPr>
       <w:r>
         <w:t xml:space="preserve">The 20+ mile distance bucket's mean distance (380.98mi, Section 9.7) is heavily skewed by a small number of extreme, almost certainly erroneous trip_distance values (max observed: 328,522.2 miles on a 22-minute trip, Section 9.8) that were correctly flagged by anomaly detection but intentionally not deleted, per the assignment's cleaning rules. The bucket's median (22.3mi) is a far more representative figure than its mean.</w:t>
@@ -11002,6 +11086,7 @@
           <w:numId w:val="2"/>
         </w:numPr>
         <w:spacing w:after="80"/>
+        <w:jc w:val="both"/>
       </w:pPr>
       <w:r>
         <w:t xml:space="preserve">Recorded tip amounts systematically undercount cash tips, since TLC's own data dictionary confirms cash tips are not captured electronically (Section 9.4/13f) — any comparison of payment-method "generosity" from this data alone is measuring what's recorded, not necessarily what riders actually pay.</w:t>
@@ -11015,6 +11100,7 @@
           <w:numId w:val="2"/>
         </w:numPr>
         <w:spacing w:after="80"/>
+        <w:jc w:val="both"/>
       </w:pPr>
       <w:r>
         <w:t xml:space="preserve">~27.6% of raw trips had a null passenger_count and were imputed to 1 rather than dropped (Section 6) — a defensible choice given how little the field is used downstream, but it does mean true passenger-count distribution cannot be fully recovered from this dataset.</w:t>
@@ -11028,6 +11114,7 @@
           <w:numId w:val="2"/>
         </w:numPr>
         <w:spacing w:after="80"/>
+        <w:jc w:val="both"/>
       </w:pPr>
       <w:r>
         <w:t xml:space="preserve">Run on a single-node pseudo-distributed cluster (1 DataNode, 1 NodeManager), so the performance numbers in Section 12 measure Hadoop's fixed job overhead on one machine, not the parallel speed-up a genuine multi-node deployment would show at larger data volumes.</w:t>
@@ -11041,6 +11128,7 @@
           <w:numId w:val="2"/>
         </w:numPr>
         <w:spacing w:after="80"/>
+        <w:jc w:val="both"/>
       </w:pPr>
       <w:r>
         <w:t xml:space="preserve">Zone-level analysis uses PULocationID/DOLocationID; some IDs (e.g. "Unknown", "N/A" zones) may not map to a meaningful physical location.</w:t>
@@ -11062,6 +11150,7 @@
     <w:p>
       <w:pPr>
         <w:spacing w:after="160"/>
+        <w:jc w:val="both"/>
       </w:pPr>
       <w:r>
         <w:t xml:space="preserve">This project demonstrated the full path from a real, multi-million-row public dataset to a working Hadoop Streaming pipeline: converting and cleaning three months of NYC TLC Yellow Taxi data (11,077,206 raw records, 10,448,162 after cleaning), loading it into HDFS, and running nine Python MapReduce analyses plus a compulsory two-stage workflow, all verified twice over — once via a local mapper | sort | reducer pipeline and again on a genuine single-node Hadoop 3.3.6 cluster built from scratch for this assignment, with both runs producing byte-identical results.</w:t>
@@ -11070,6 +11159,7 @@
     <w:p>
       <w:pPr>
         <w:spacing w:after="160"/>
+        <w:jc w:val="both"/>
       </w:pPr>
       <w:r>
         <w:t xml:space="preserve">The most significant business finding is the sharp divergence between trip-count and revenue rankings: the pickup zones and routes with the most trips (dense Manhattan zones and short cross-town routes) are largely different from the ones generating the most revenue (airport-linked zones and routes), which has direct implications for how a taxi or rideshare operator would think about driver positioning versus pricing strategy. On the infrastructure question this report set out to answer, Hadoop MapReduce would be worth recommending over Pandas specifically once the data volume exceeds what a single machine can hold in memory, or once the same analysis needs to run repeatedly at production scale — at the roughly 1GB scale used here, on a single-node cluster, Pandas remains the faster and simpler choice, which is itself the honest, measured answer to when a distributed tool is and is not worth its overhead.</w:t>
@@ -11096,6 +11186,7 @@
           <w:numId w:val="2"/>
         </w:numPr>
         <w:spacing w:after="80"/>
+        <w:jc w:val="both"/>
       </w:pPr>
       <w:r>
         <w:t xml:space="preserve">NYC Taxi &amp; Limousine Commission (TLC) Trip Record Data. https://www.nyc.gov/site/tlc/about/tlc-trip-record-data.page</w:t>
@@ -11109,6 +11200,7 @@
           <w:numId w:val="2"/>
         </w:numPr>
         <w:spacing w:after="80"/>
+        <w:jc w:val="both"/>
       </w:pPr>
       <w:r>
         <w:t xml:space="preserve">Apache Hadoop Documentation. https://hadoop.apache.org/docs/stable/</w:t>
@@ -11122,6 +11214,7 @@
           <w:numId w:val="2"/>
         </w:numPr>
         <w:spacing w:after="80"/>
+        <w:jc w:val="both"/>
       </w:pPr>
       <w:r>
         <w:t xml:space="preserve">Apache Hadoop Streaming Documentation. https://hadoop.apache.org/docs/stable/hadoop-streaming/HadoopStreaming.html</w:t>
@@ -11135,6 +11228,7 @@
           <w:numId w:val="2"/>
         </w:numPr>
         <w:spacing w:after="80"/>
+        <w:jc w:val="both"/>
       </w:pPr>
       <w:r>
         <w:t xml:space="preserve">Apache YARN Documentation. https://hadoop.apache.org/docs/stable/hadoop-yarn/hadoop-yarn-site/YARN.html</w:t>
@@ -11148,6 +11242,7 @@
           <w:numId w:val="2"/>
         </w:numPr>
         <w:spacing w:after="80"/>
+        <w:jc w:val="both"/>
       </w:pPr>
       <w:r>
         <w:t xml:space="preserve">[Add any additional course materials, tutorials, or Stack Overflow references you used, per Section 19 — Academic Integrity: you may use documentation and learning resources, but must be able to explain every submitted program yourself.]</w:t>
@@ -11169,6 +11264,7 @@
     <w:p>
       <w:pPr>
         <w:spacing w:after="160"/>
+        <w:jc w:val="both"/>
       </w:pPr>
       <w:r>
         <w:t xml:space="preserve">Section 16 of the assignment requires all of the following, each with a short interpretation. Status against the real cluster run in this report:</w:t>
@@ -11182,6 +11278,7 @@
           <w:numId w:val="2"/>
         </w:numPr>
         <w:spacing w:after="80"/>
+        <w:jc w:val="both"/>
       </w:pPr>
       <w:r>
         <w:t xml:space="preserve">✓ Hadoop services running (Section 4) — embedded, real jps output</w:t>
@@ -11195,6 +11292,7 @@
           <w:numId w:val="2"/>
         </w:numPr>
         <w:spacing w:after="80"/>
+        <w:jc w:val="both"/>
       </w:pPr>
       <w:r>
         <w:t xml:space="preserve">✓ HDFS directory structure (Section 5) — embedded, real hdfs dfs -ls -h</w:t>
@@ -11208,6 +11306,7 @@
           <w:numId w:val="2"/>
         </w:numPr>
         <w:spacing w:after="80"/>
+        <w:jc w:val="both"/>
       </w:pPr>
       <w:r>
         <w:t xml:space="preserve">✓ Dataset uploaded to HDFS (Section 5) — embedded, real hdfs dfs -ls -h</w:t>
@@ -11221,6 +11320,7 @@
           <w:numId w:val="2"/>
         </w:numPr>
         <w:spacing w:after="80"/>
+        <w:jc w:val="both"/>
       </w:pPr>
       <w:r>
         <w:t xml:space="preserve">✓ HDFS file size and block information (Section 5) — embedded, real -du -h and dfsadmin -report</w:t>
@@ -11234,6 +11334,7 @@
           <w:numId w:val="2"/>
         </w:numPr>
         <w:spacing w:after="80"/>
+        <w:jc w:val="both"/>
       </w:pPr>
       <w:r>
         <w:t xml:space="preserve">✓ MapReduce job execution (Section 8/11) — real job counters quoted in Sections 10-12; still worth adding a screenshot of one job's terminal output mid-run if you want extra visual evidence</w:t>
@@ -11247,6 +11348,7 @@
           <w:numId w:val="2"/>
         </w:numPr>
         <w:spacing w:after="80"/>
+        <w:jc w:val="both"/>
       </w:pPr>
       <w:r>
         <w:t xml:space="preserve">✓ YARN application page (Section 11) — embedded, real application list (both jobs FINISHED/SUCCEEDED)</w:t>
@@ -11260,6 +11362,7 @@
           <w:numId w:val="2"/>
         </w:numPr>
         <w:spacing w:after="80"/>
+        <w:jc w:val="both"/>
       </w:pPr>
       <w:r>
         <w:t xml:space="preserve">✓ Intermediate MapReduce output (Section 10) — embedded, real hdfs dfs -cat on Job 1's output</w:t>
@@ -11273,6 +11376,7 @@
           <w:numId w:val="2"/>
         </w:numPr>
         <w:spacing w:after="80"/>
+        <w:jc w:val="both"/>
       </w:pPr>
       <w:r>
         <w:t xml:space="preserve">✓ Final HDFS results (Section 10) — embedded, real hdfs dfs -cat on Job 2's output</w:t>
@@ -11286,6 +11390,7 @@
           <w:numId w:val="2"/>
         </w:numPr>
         <w:spacing w:after="80"/>
+        <w:jc w:val="both"/>
       </w:pPr>
       <w:r>
         <w:t xml:space="preserve">✓ Performance comparison (Section 12) — real measured numbers in both table columns</w:t>
@@ -11294,6 +11399,7 @@
     <w:p>
       <w:pPr>
         <w:spacing w:after="160"/>
+        <w:jc w:val="both"/>
       </w:pPr>
       <w:r>
         <w:rPr>
@@ -11582,7 +11688,11 @@
         <w:szCs w:val="22"/>
       </w:rPr>
     </w:rPrDefault>
-    <w:pPrDefault/>
+    <w:pPrDefault>
+      <w:pPr>
+        <w:jc w:val="both"/>
+      </w:pPr>
+    </w:pPrDefault>
   </w:docDefaults>
   <w:style w:type="paragraph" w:styleId="Title">
     <w:name w:val="Title"/>
